--- a/Task1_Proposal_715142_Gallagher_J.docx
+++ b/Task1_Proposal_715142_Gallagher_J.docx
@@ -1,6 +1,6 @@
 
 <file path=word/document.xml><?xml version="1.0" encoding="utf-8"?>
-<w:document xmlns:wpc="http://schemas.microsoft.com/office/word/2010/wordprocessingCanvas" xmlns:cx="http://schemas.microsoft.com/office/drawing/2014/chartex" xmlns:cx1="http://schemas.microsoft.com/office/drawing/2015/9/8/chartex" xmlns:cx2="http://schemas.microsoft.com/office/drawing/2015/10/21/chartex" xmlns:cx3="http://schemas.microsoft.com/office/drawing/2016/5/9/chartex" xmlns:cx4="http://schemas.microsoft.com/office/drawing/2016/5/10/chartex" xmlns:cx5="http://schemas.microsoft.com/office/drawing/2016/5/11/chartex" xmlns:cx6="http://schemas.microsoft.com/office/drawing/2016/5/12/chartex" xmlns:cx7="http://schemas.microsoft.com/office/drawing/2016/5/13/chartex" xmlns:cx8="http://schemas.microsoft.com/office/drawing/2016/5/14/chartex" xmlns:mc="http://schemas.openxmlformats.org/markup-compatibility/2006" xmlns:aink="http://schemas.microsoft.com/office/drawing/2016/ink" xmlns:am3d="http://schemas.microsoft.com/office/drawing/2017/model3d" xmlns:o="urn:schemas-microsoft-com:office:office" xmlns:r="http://schemas.openxmlformats.org/officeDocument/2006/relationships" xmlns:m="http://schemas.openxmlformats.org/officeDocument/2006/math" xmlns:v="urn:schemas-microsoft-com:vml" xmlns:wp14="http://schemas.microsoft.com/office/word/2010/wordprocessingDrawing" xmlns:wp="http://schemas.openxmlformats.org/drawingml/2006/wordprocessingDrawing" xmlns:w10="urn:schemas-microsoft-com:office:word" xmlns:w="http://schemas.openxmlformats.org/wordprocessingml/2006/main" xmlns:w14="http://schemas.microsoft.com/office/word/2010/wordml" xmlns:w15="http://schemas.microsoft.com/office/word/2012/wordml" xmlns:w16cex="http://schemas.microsoft.com/office/word/2018/wordml/cex" xmlns:w16cid="http://schemas.microsoft.com/office/word/2016/wordml/cid" xmlns:w16="http://schemas.microsoft.com/office/word/2018/wordml" xmlns:w16sdtdh="http://schemas.microsoft.com/office/word/2020/wordml/sdtdatahash" xmlns:w16se="http://schemas.microsoft.com/office/word/2015/wordml/symex" xmlns:wpg="http://schemas.microsoft.com/office/word/2010/wordprocessingGroup" xmlns:wpi="http://schemas.microsoft.com/office/word/2010/wordprocessingInk" xmlns:wne="http://schemas.microsoft.com/office/word/2006/wordml" xmlns:wps="http://schemas.microsoft.com/office/word/2010/wordprocessingShape" mc:Ignorable="w14 w15 w16se w16cid w16 w16cex w16sdtdh wp14">
+<w:document xmlns:wpc="http://schemas.microsoft.com/office/word/2010/wordprocessingCanvas" xmlns:cx="http://schemas.microsoft.com/office/drawing/2014/chartex" xmlns:cx1="http://schemas.microsoft.com/office/drawing/2015/9/8/chartex" xmlns:cx2="http://schemas.microsoft.com/office/drawing/2015/10/21/chartex" xmlns:cx3="http://schemas.microsoft.com/office/drawing/2016/5/9/chartex" xmlns:cx4="http://schemas.microsoft.com/office/drawing/2016/5/10/chartex" xmlns:cx5="http://schemas.microsoft.com/office/drawing/2016/5/11/chartex" xmlns:cx6="http://schemas.microsoft.com/office/drawing/2016/5/12/chartex" xmlns:cx7="http://schemas.microsoft.com/office/drawing/2016/5/13/chartex" xmlns:cx8="http://schemas.microsoft.com/office/drawing/2016/5/14/chartex" xmlns:mc="http://schemas.openxmlformats.org/markup-compatibility/2006" xmlns:aink="http://schemas.microsoft.com/office/drawing/2016/ink" xmlns:am3d="http://schemas.microsoft.com/office/drawing/2017/model3d" xmlns:o="urn:schemas-microsoft-com:office:office" xmlns:oel="http://schemas.microsoft.com/office/2019/extlst" xmlns:r="http://schemas.openxmlformats.org/officeDocument/2006/relationships" xmlns:m="http://schemas.openxmlformats.org/officeDocument/2006/math" xmlns:v="urn:schemas-microsoft-com:vml" xmlns:wp14="http://schemas.microsoft.com/office/word/2010/wordprocessingDrawing" xmlns:wp="http://schemas.openxmlformats.org/drawingml/2006/wordprocessingDrawing" xmlns:w10="urn:schemas-microsoft-com:office:word" xmlns:w="http://schemas.openxmlformats.org/wordprocessingml/2006/main" xmlns:w14="http://schemas.microsoft.com/office/word/2010/wordml" xmlns:w15="http://schemas.microsoft.com/office/word/2012/wordml" xmlns:w16cex="http://schemas.microsoft.com/office/word/2018/wordml/cex" xmlns:w16cid="http://schemas.microsoft.com/office/word/2016/wordml/cid" xmlns:w16="http://schemas.microsoft.com/office/word/2018/wordml" xmlns:w16du="http://schemas.microsoft.com/office/word/2023/wordml/word16du" xmlns:w16sdtdh="http://schemas.microsoft.com/office/word/2020/wordml/sdtdatahash" xmlns:w16sdtfl="http://schemas.microsoft.com/office/word/2024/wordml/sdtformatlock" xmlns:w16se="http://schemas.microsoft.com/office/word/2015/wordml/symex" xmlns:wpg="http://schemas.microsoft.com/office/word/2010/wordprocessingGroup" xmlns:wpi="http://schemas.microsoft.com/office/word/2010/wordprocessingInk" xmlns:wne="http://schemas.microsoft.com/office/word/2006/wordml" xmlns:wps="http://schemas.microsoft.com/office/word/2010/wordprocessingShape" mc:Ignorable="w14 w15 w16se w16cid w16 w16cex w16sdtdh w16sdtfl w16du wp14">
   <w:body>
     <w:p>
       <w:pPr>
@@ -67,7 +67,15 @@
         <w:t xml:space="preserve">The problem we are solving here is that customers may not always understand where foods are sourced from or how they are produced. Without information about farmers and producers being made clear, it creates opportunity for customers to overlook locally sourced product, leading to them potentially purchasing from large commercial suppliers instead. The solution will be able to provide thorough information about each producer, alongside their farming or production methods, background and the benefits of buying locally produced food and drink. </w:t>
       </w:r>
       <w:r>
-        <w:t>Customers making informed decisions would benefit the business as customers know what they’re paying for and it would build a stronger connection with local producers, which increases trust in the brand, encouraging customers to support the economy locally and improving GLH’s reputation overall.</w:t>
+        <w:t xml:space="preserve">Customers making informed decisions would benefit the business as customers know what they’re paying </w:t>
+      </w:r>
+      <w:proofErr w:type="gramStart"/>
+      <w:r>
+        <w:t>for</w:t>
+      </w:r>
+      <w:proofErr w:type="gramEnd"/>
+      <w:r>
+        <w:t xml:space="preserve"> and it would build a stronger connection with local producers, which increases trust in the brand, encouraging customers to support the economy locally and improving GLH’s reputation overall.</w:t>
       </w:r>
     </w:p>
     <w:p/>
@@ -88,7 +96,15 @@
     </w:p>
     <w:p>
       <w:r>
-        <w:t xml:space="preserve">The problem we are solving here is that customers may not know what products are available at the moment, or the prices of certain products before visiting the hub. This confusion may </w:t>
+        <w:t xml:space="preserve">The problem we are solving here is that customers may not know what products are available </w:t>
+      </w:r>
+      <w:proofErr w:type="gramStart"/>
+      <w:r>
+        <w:t>at the moment</w:t>
+      </w:r>
+      <w:proofErr w:type="gramEnd"/>
+      <w:r>
+        <w:t xml:space="preserve">, or the prices of certain products before visiting the hub. This confusion may </w:t>
       </w:r>
       <w:r>
         <w:t>cause</w:t>
@@ -121,7 +137,15 @@
         <w:t xml:space="preserve">The problem we are solving here is that </w:t>
       </w:r>
       <w:r>
-        <w:t>inconvenience and inefficacy may be created as customers may need to visit the hub physically or contact staff to place an order. This is inconvenient and inefficient as manual ordering processing increase the chance of errors occurring and miscommunication between staff and customers happening. Through an online ordering where customers are able to select the products they want and choose between collection from the hub or delivery to their location, this can be solved. This benefits the business since customers can make orders at any time, improving convenience/ease of use and encourages more purchases whilst reducing the workload which are placed upon staff members.</w:t>
+        <w:t xml:space="preserve">inconvenience and inefficacy may be created as customers may need to visit the hub physically or contact staff to place an order. This is inconvenient and inefficient as manual ordering processing increase the chance of errors occurring and miscommunication between staff and customers happening. Through an online ordering where customers </w:t>
+      </w:r>
+      <w:proofErr w:type="gramStart"/>
+      <w:r>
+        <w:t>are able to</w:t>
+      </w:r>
+      <w:proofErr w:type="gramEnd"/>
+      <w:r>
+        <w:t xml:space="preserve"> select the products they want and choose between collection from the hub or delivery to their location, this can be solved. This benefits the business since customers can make orders at any time, improving convenience/ease of use and encourages more purchases whilst reducing the workload which are placed upon staff members.</w:t>
       </w:r>
     </w:p>
     <w:p/>
@@ -142,7 +166,15 @@
     </w:p>
     <w:p>
       <w:r>
-        <w:t xml:space="preserve">The problem we are solving here is that at the moment customers have no simple way of tracking purchases which were previously made or accessing and managing their personal information </w:t>
+        <w:t xml:space="preserve">The problem we are solving here is that </w:t>
+      </w:r>
+      <w:proofErr w:type="gramStart"/>
+      <w:r>
+        <w:t>at the moment</w:t>
+      </w:r>
+      <w:proofErr w:type="gramEnd"/>
+      <w:r>
+        <w:t xml:space="preserve"> customers have no simple way of tracking purchases which were previously made or accessing and managing their personal information </w:t>
       </w:r>
       <w:r>
         <w:t xml:space="preserve">if </w:t>
@@ -173,13 +205,37 @@
     </w:p>
     <w:p>
       <w:r>
-        <w:t xml:space="preserve">The problem we are solving here is that at the moment producers currently may not have a system which is centralised to be able to manage necessary information like products, stock levels and also incoming orders. This could cause delay when updating the availability of products, which may lead to information which is incorrect being displayed to the customers. However, the solution will include a dashboard which is accessible by producers to manage their product listings, update the stock levels and view customer orders. This will benefit the business as </w:t>
+        <w:t xml:space="preserve">The problem we are solving here is that </w:t>
+      </w:r>
+      <w:proofErr w:type="gramStart"/>
+      <w:r>
+        <w:t>at the moment</w:t>
+      </w:r>
+      <w:proofErr w:type="gramEnd"/>
+      <w:r>
+        <w:t xml:space="preserve"> producers currently may not have a system which is centralised to be able to manage necessary information like products, stock levels </w:t>
+      </w:r>
+      <w:proofErr w:type="gramStart"/>
+      <w:r>
+        <w:t>and also</w:t>
+      </w:r>
+      <w:proofErr w:type="gramEnd"/>
+      <w:r>
+        <w:t xml:space="preserve"> incoming orders. This could cause delay when updating the availability of products, which may lead to information which is incorrect being displayed to the customers. However, the solution will include a dashboard which is accessible by producers to manage their product listings, update the stock levels and view customer orders. This will benefit the business as </w:t>
       </w:r>
       <w:r>
         <w:t>it makes sure that product information is correct</w:t>
       </w:r>
       <w:r>
-        <w:t xml:space="preserve"> and accurate which will avoid issues when customers are making purchases, and will also allow for producers to efficiently manage their products while reducing workload for staff.</w:t>
+        <w:t xml:space="preserve"> and accurate which will avoid issues when customers are making </w:t>
+      </w:r>
+      <w:proofErr w:type="gramStart"/>
+      <w:r>
+        <w:t>purchases, and</w:t>
+      </w:r>
+      <w:proofErr w:type="gramEnd"/>
+      <w:r>
+        <w:t xml:space="preserve"> will also allow for producers to efficiently manage their products while reducing workload for staff.</w:t>
       </w:r>
     </w:p>
     <w:p/>
@@ -200,7 +256,15 @@
     </w:p>
     <w:p>
       <w:r>
-        <w:t xml:space="preserve">The problem we are solving here is that at the moment customers may not have clear visibility and understanding on the status of the orders they have made once placed. Without </w:t>
+        <w:t xml:space="preserve">The problem we are solving here is that </w:t>
+      </w:r>
+      <w:proofErr w:type="gramStart"/>
+      <w:r>
+        <w:t>at the moment</w:t>
+      </w:r>
+      <w:proofErr w:type="gramEnd"/>
+      <w:r>
+        <w:t xml:space="preserve"> customers may not have clear visibility and understanding on the status of the orders they have made once placed. Without </w:t>
       </w:r>
       <w:r>
         <w:t>proper order tracking or scheduling information in place for the user to see, customers may be confused and uncertain as to when their order will be ready for collection or delivered. However, the solution will provide features for order management to the user which allows the customer to track order progress and view any necessary scheduling information. This</w:t>
@@ -212,7 +276,15 @@
         <w:t xml:space="preserve"> benefit the business as transparency </w:t>
       </w:r>
       <w:r>
-        <w:t xml:space="preserve">is improved through allowing users to see the current status of their order, which will also </w:t>
+        <w:t xml:space="preserve">is improved through allowing users to see the </w:t>
+      </w:r>
+      <w:proofErr w:type="gramStart"/>
+      <w:r>
+        <w:t>current status</w:t>
+      </w:r>
+      <w:proofErr w:type="gramEnd"/>
+      <w:r>
+        <w:t xml:space="preserve"> of their order, which will also </w:t>
       </w:r>
       <w:r>
         <w:t xml:space="preserve">reduce the number of enquiries customers make </w:t>
@@ -223,11 +295,16 @@
       <w:r>
         <w:t xml:space="preserve"> the </w:t>
       </w:r>
+      <w:proofErr w:type="gramStart"/>
       <w:r>
         <w:t xml:space="preserve">current </w:t>
       </w:r>
       <w:r>
-        <w:t xml:space="preserve">status of their order, whilst also </w:t>
+        <w:t>status</w:t>
+      </w:r>
+      <w:proofErr w:type="gramEnd"/>
+      <w:r>
+        <w:t xml:space="preserve"> of their order, whilst also </w:t>
       </w:r>
       <w:r>
         <w:t xml:space="preserve">making sure that </w:t>
@@ -266,7 +343,15 @@
     </w:p>
     <w:p>
       <w:r>
-        <w:t xml:space="preserve">The problem we are solving here is that at the moment customers may not feel any strong incentives to continue making purchases of products from Greenfield Local Hub on a regular basis. This is because without a customer reward system, businesses often struggle to keep hold of returning customers and encourage repeat purchases being made. The digital solution will include a loyalty scheme which gives customers rewards like a special offer or discount when they make purchases of products from the hub, for example a five percent discount on their next order. </w:t>
+        <w:t xml:space="preserve">The problem we are solving here is that </w:t>
+      </w:r>
+      <w:proofErr w:type="gramStart"/>
+      <w:r>
+        <w:t>at the moment</w:t>
+      </w:r>
+      <w:proofErr w:type="gramEnd"/>
+      <w:r>
+        <w:t xml:space="preserve"> customers may not feel any strong incentives to continue making purchases of products from Greenfield Local Hub on a regular basis. This is because without a customer reward system, businesses often struggle to keep hold of returning customers and encourage repeat purchases being made. The digital solution will include a loyalty scheme which gives customers rewards like a special offer or discount when they make purchases of products from the hub, for example a five percent discount on their next order. </w:t>
       </w:r>
       <w:r>
         <w:t xml:space="preserve">Because of this, the </w:t>
@@ -509,11 +594,18 @@
       <w:r>
         <w:t xml:space="preserve">very user friendly and matching common conventions from other websites in the same industry. </w:t>
       </w:r>
+      <w:proofErr w:type="spellStart"/>
+      <w:proofErr w:type="gramStart"/>
       <w:r>
         <w:t>It</w:t>
       </w:r>
       <w:r>
-        <w:t xml:space="preserve">’s purpose is </w:t>
+        <w:t>’s</w:t>
+      </w:r>
+      <w:proofErr w:type="spellEnd"/>
+      <w:proofErr w:type="gramEnd"/>
+      <w:r>
+        <w:t xml:space="preserve"> purpose is </w:t>
       </w:r>
       <w:r>
         <w:t xml:space="preserve">to give customers information </w:t>
@@ -552,7 +644,15 @@
     <w:p/>
     <w:p>
       <w:r>
-        <w:t>The web application will allow users to create and manage accounts which store personal information. All account information will be stored securely, and will let customers to manage any purchases made which improves the experience for customers.</w:t>
+        <w:t xml:space="preserve">The web application will allow users to create and manage accounts which store personal information. All account information will be stored </w:t>
+      </w:r>
+      <w:proofErr w:type="gramStart"/>
+      <w:r>
+        <w:t>securely, and</w:t>
+      </w:r>
+      <w:proofErr w:type="gramEnd"/>
+      <w:r>
+        <w:t xml:space="preserve"> will let customers to manage any purchases made which improves the experience for customers.</w:t>
       </w:r>
     </w:p>
     <w:p/>
@@ -571,7 +671,15 @@
     <w:p/>
     <w:p>
       <w:r>
-        <w:t>The solution will also have a order management system with scheduling and tracking features so that they’re able to view the status of orders placed. Alongside this will be a loyalty scheme for customers which will provide discounts and special offers to them if they have made purchases to encourage repeat business and maintain customer retention.</w:t>
+        <w:t xml:space="preserve">The solution will also have </w:t>
+      </w:r>
+      <w:proofErr w:type="gramStart"/>
+      <w:r>
+        <w:t>a</w:t>
+      </w:r>
+      <w:proofErr w:type="gramEnd"/>
+      <w:r>
+        <w:t xml:space="preserve"> order management system with scheduling and tracking features so that they’re able to view the status of orders placed. Alongside this will be a loyalty scheme for customers which will provide discounts and special offers to them if they have made purchases to encourage repeat business and maintain customer retention.</w:t>
       </w:r>
     </w:p>
     <w:p/>
@@ -1222,7 +1330,10 @@
               <w:t xml:space="preserve">A fast website is industry standard which improves customer satisfaction and the likelihood of </w:t>
             </w:r>
             <w:r>
-              <w:t>making successful purchases</w:t>
+              <w:t xml:space="preserve">making successful </w:t>
+            </w:r>
+            <w:r>
+              <w:t>orders</w:t>
             </w:r>
             <w:r>
               <w:t xml:space="preserve"> as fast page loading times prevent </w:t>
@@ -1276,7 +1387,11 @@
           </w:tcPr>
           <w:p>
             <w:r>
-              <w:t xml:space="preserve">Purchases made </w:t>
+              <w:lastRenderedPageBreak/>
+              <w:t>Orders</w:t>
+            </w:r>
+            <w:r>
+              <w:t xml:space="preserve"> made </w:t>
             </w:r>
             <w:r>
               <w:t>should be processed quickly</w:t>
@@ -1292,7 +1407,7 @@
               <w:t xml:space="preserve">There is more trust in the system as feedback is immediate, reassuring customers their </w:t>
             </w:r>
             <w:r>
-              <w:t>purchase</w:t>
+              <w:t>order</w:t>
             </w:r>
             <w:r>
               <w:t xml:space="preserve"> was submitted successfully</w:t>
@@ -1314,10 +1429,10 @@
           </w:tcPr>
           <w:p>
             <w:r>
-              <w:t>•</w:t>
-            </w:r>
-            <w:r>
-              <w:t xml:space="preserve"> Purchases</w:t>
+              <w:t xml:space="preserve">• </w:t>
+            </w:r>
+            <w:r>
+              <w:t>Orders</w:t>
             </w:r>
             <w:r>
               <w:t xml:space="preserve"> must be processed within 5 seconds</w:t>
@@ -1325,16 +1440,7 @@
           </w:p>
           <w:p>
             <w:r>
-              <w:t>•</w:t>
-            </w:r>
-            <w:r>
-              <w:t xml:space="preserve"> </w:t>
-            </w:r>
-            <w:r>
-              <w:t xml:space="preserve">Users should receive confirmation feedback immediately after </w:t>
-            </w:r>
-            <w:r>
-              <w:t>a status has been applied to it.</w:t>
+              <w:t>• Users should receive confirmation feedback immediately after a status has been applied to it.</w:t>
             </w:r>
           </w:p>
           <w:p/>
@@ -1375,10 +1481,13 @@
               <w:t xml:space="preserve"> a smooth experience whilst navigating improves the experiences and allows for tasks to be complete efficiently, increasing the </w:t>
             </w:r>
             <w:r>
-              <w:t>number of purchases</w:t>
-            </w:r>
-            <w:r>
-              <w:t xml:space="preserve"> which are successful.</w:t>
+              <w:t xml:space="preserve">number of </w:t>
+            </w:r>
+            <w:r>
+              <w:t xml:space="preserve">orders </w:t>
+            </w:r>
+            <w:r>
+              <w:t>which are successful.</w:t>
             </w:r>
           </w:p>
         </w:tc>
@@ -1388,24 +1497,12 @@
           </w:tcPr>
           <w:p>
             <w:r>
-              <w:t>•</w:t>
-            </w:r>
-            <w:r>
-              <w:t xml:space="preserve"> </w:t>
-            </w:r>
-            <w:r>
-              <w:t>Page transitions must process without any lag which is noticeable.</w:t>
-            </w:r>
-          </w:p>
-          <w:p>
-            <w:r>
-              <w:t>•</w:t>
-            </w:r>
-            <w:r>
-              <w:t xml:space="preserve"> </w:t>
-            </w:r>
-            <w:r>
-              <w:t>Navigation actions should respond within 0.5 seconds</w:t>
+              <w:t>• Page transitions must process without any lag which is noticeable.</w:t>
+            </w:r>
+          </w:p>
+          <w:p>
+            <w:r>
+              <w:t>• Navigation actions should respond within 0.5 seconds</w:t>
             </w:r>
           </w:p>
         </w:tc>
@@ -1443,24 +1540,12 @@
           </w:tcPr>
           <w:p>
             <w:r>
-              <w:t>•</w:t>
-            </w:r>
-            <w:r>
-              <w:t xml:space="preserve"> </w:t>
-            </w:r>
-            <w:r>
-              <w:t>Images must load within 5 seconds after the page loads</w:t>
-            </w:r>
-          </w:p>
-          <w:p>
-            <w:r>
-              <w:t>•</w:t>
-            </w:r>
-            <w:r>
-              <w:t xml:space="preserve"> </w:t>
-            </w:r>
-            <w:r>
-              <w:t>Images should not block core page functionality while loading</w:t>
+              <w:t>• Images must load within 5 seconds after the page loads</w:t>
+            </w:r>
+          </w:p>
+          <w:p>
+            <w:r>
+              <w:t>• Images should not block core page functionality while loading</w:t>
             </w:r>
           </w:p>
         </w:tc>
@@ -1559,24 +1644,20 @@
           </w:tcPr>
           <w:p>
             <w:r>
-              <w:t>•</w:t>
-            </w:r>
-            <w:r>
-              <w:t xml:space="preserve"> </w:t>
-            </w:r>
-            <w:r>
-              <w:t>100% of users passwords must be encrypted</w:t>
-            </w:r>
-          </w:p>
-          <w:p>
-            <w:r>
-              <w:t>•</w:t>
-            </w:r>
-            <w:r>
-              <w:t xml:space="preserve"> </w:t>
-            </w:r>
-            <w:r>
-              <w:t>No plain-text passwords stored in the system</w:t>
+              <w:t xml:space="preserve">• 100% of </w:t>
+            </w:r>
+            <w:proofErr w:type="gramStart"/>
+            <w:r>
+              <w:t>users</w:t>
+            </w:r>
+            <w:proofErr w:type="gramEnd"/>
+            <w:r>
+              <w:t xml:space="preserve"> passwords must be encrypted</w:t>
+            </w:r>
+          </w:p>
+          <w:p>
+            <w:r>
+              <w:t>• No plain-text passwords stored in the system</w:t>
             </w:r>
           </w:p>
         </w:tc>
@@ -1604,7 +1685,10 @@
               <w:t>Sensitive data and business operations are secure as unauthorised users are prevented from managing</w:t>
             </w:r>
             <w:r>
-              <w:t xml:space="preserve"> product listings and information</w:t>
+              <w:t xml:space="preserve"> product listings and </w:t>
+            </w:r>
+            <w:r>
+              <w:t>orders</w:t>
             </w:r>
             <w:r>
               <w:t>.</w:t>
@@ -1617,41 +1701,17 @@
           </w:tcPr>
           <w:p>
             <w:r>
-              <w:t>•</w:t>
-            </w:r>
-            <w:r>
-              <w:t xml:space="preserve"> </w:t>
-            </w:r>
-            <w:r>
-              <w:t>Only authorised staff accounts can access the staff management area</w:t>
-            </w:r>
-          </w:p>
-          <w:p>
-            <w:r>
-              <w:t xml:space="preserve">• Only authorised </w:t>
-            </w:r>
-            <w:r>
-              <w:t>producer</w:t>
-            </w:r>
-            <w:r>
-              <w:t xml:space="preserve"> accounts can access the staff management area</w:t>
-            </w:r>
-          </w:p>
-          <w:p>
-            <w:r>
-              <w:t>•</w:t>
-            </w:r>
-            <w:r>
-              <w:t xml:space="preserve"> </w:t>
-            </w:r>
-            <w:r>
-              <w:t xml:space="preserve">Customer cannot access staff-only </w:t>
-            </w:r>
-            <w:r>
-              <w:t xml:space="preserve">and producer-only </w:t>
-            </w:r>
-            <w:r>
-              <w:t>pages</w:t>
+              <w:t>• Only authorised staff accounts can access the staff management area</w:t>
+            </w:r>
+          </w:p>
+          <w:p>
+            <w:r>
+              <w:t>• Only authorised producer accounts can access the staff management area</w:t>
+            </w:r>
+          </w:p>
+          <w:p>
+            <w:r>
+              <w:t>• Customer cannot access staff-only and producer-only pages</w:t>
             </w:r>
           </w:p>
         </w:tc>
@@ -1676,46 +1736,23 @@
           </w:tcPr>
           <w:p>
             <w:r>
-              <w:t xml:space="preserve">The </w:t>
-            </w:r>
-            <w:r>
-              <w:t>company’s</w:t>
-            </w:r>
-            <w:r>
-              <w:t xml:space="preserve"> reputation and trust will be preserved through preventing </w:t>
-            </w:r>
+              <w:t>The company’s reputation and trust will be preserved through preventing unauthorised access as it protects customers data.</w:t>
+            </w:r>
+          </w:p>
+        </w:tc>
+        <w:tc>
+          <w:tcPr>
+            <w:tcW w:w="2748" w:type="dxa"/>
+          </w:tcPr>
+          <w:p>
+            <w:r>
+              <w:t>• No successful unauthorised access incidents</w:t>
+            </w:r>
+          </w:p>
+          <w:p>
             <w:r>
               <w:lastRenderedPageBreak/>
-              <w:t>unauthorised access as it protects customers data.</w:t>
-            </w:r>
-          </w:p>
-        </w:tc>
-        <w:tc>
-          <w:tcPr>
-            <w:tcW w:w="2748" w:type="dxa"/>
-          </w:tcPr>
-          <w:p>
-            <w:r>
-              <w:lastRenderedPageBreak/>
-              <w:t>•</w:t>
-            </w:r>
-            <w:r>
-              <w:t xml:space="preserve"> </w:t>
-            </w:r>
-            <w:r>
-              <w:t>No successful unauthorised access incidents</w:t>
-            </w:r>
-          </w:p>
-          <w:p>
-            <w:r>
-              <w:lastRenderedPageBreak/>
-              <w:t>•</w:t>
-            </w:r>
-            <w:r>
-              <w:t xml:space="preserve"> </w:t>
-            </w:r>
-            <w:r>
-              <w:t>Multiple failed login attempts trigger security measures</w:t>
+              <w:t>• Multiple failed login attempts trigger security measures</w:t>
             </w:r>
           </w:p>
         </w:tc>
@@ -1730,6 +1767,7 @@
           </w:tcPr>
           <w:p>
             <w:r>
+              <w:lastRenderedPageBreak/>
               <w:t>User sessions must be handled securely</w:t>
             </w:r>
           </w:p>
@@ -1750,24 +1788,12 @@
           </w:tcPr>
           <w:p>
             <w:r>
-              <w:t>•</w:t>
-            </w:r>
-            <w:r>
-              <w:t xml:space="preserve"> </w:t>
-            </w:r>
-            <w:r>
-              <w:t>Users must be logged out after going off the solution</w:t>
-            </w:r>
-          </w:p>
-          <w:p>
-            <w:r>
-              <w:t>•</w:t>
-            </w:r>
-            <w:r>
-              <w:t xml:space="preserve"> </w:t>
-            </w:r>
-            <w:r>
-              <w:t>Session tokens must expire after logout</w:t>
+              <w:t>• Users must be logged out after going off the solution</w:t>
+            </w:r>
+          </w:p>
+          <w:p>
+            <w:r>
+              <w:t>• Session tokens must expire after logout</w:t>
             </w:r>
           </w:p>
         </w:tc>
@@ -1872,24 +1898,12 @@
           </w:tcPr>
           <w:p>
             <w:r>
-              <w:t>•</w:t>
-            </w:r>
-            <w:r>
-              <w:t xml:space="preserve"> </w:t>
-            </w:r>
-            <w:r>
-              <w:t>Support at least 1000 active users without performance loss</w:t>
-            </w:r>
-          </w:p>
-          <w:p>
-            <w:r>
-              <w:t>•</w:t>
-            </w:r>
-            <w:r>
-              <w:t xml:space="preserve"> </w:t>
-            </w:r>
-            <w:r>
-              <w:t>Performance remains stable as user numbers increase</w:t>
+              <w:t>• Support at least 1000 active users without performance loss</w:t>
+            </w:r>
+          </w:p>
+          <w:p>
+            <w:r>
+              <w:t>• Performance remains stable as user numbers increase</w:t>
             </w:r>
           </w:p>
         </w:tc>
@@ -1930,30 +1944,12 @@
           </w:tcPr>
           <w:p>
             <w:r>
-              <w:t>•</w:t>
-            </w:r>
-            <w:r>
-              <w:t xml:space="preserve"> </w:t>
-            </w:r>
-            <w:r>
-              <w:t>No loss in performance during peak user times</w:t>
-            </w:r>
-          </w:p>
-          <w:p>
-            <w:r>
-              <w:t>•</w:t>
-            </w:r>
-            <w:r>
-              <w:t xml:space="preserve"> Purchase system</w:t>
-            </w:r>
-            <w:r>
-              <w:t xml:space="preserve"> remain</w:t>
-            </w:r>
-            <w:r>
-              <w:t>s</w:t>
-            </w:r>
-            <w:r>
-              <w:t xml:space="preserve"> available during peak hours</w:t>
+              <w:t>• No loss in performance during peak user times</w:t>
+            </w:r>
+          </w:p>
+          <w:p>
+            <w:r>
+              <w:t>• Purchase system remains available during peak hours</w:t>
             </w:r>
           </w:p>
         </w:tc>
@@ -1994,24 +1990,12 @@
           </w:tcPr>
           <w:p>
             <w:r>
-              <w:t>•</w:t>
-            </w:r>
-            <w:r>
-              <w:t xml:space="preserve"> </w:t>
-            </w:r>
-            <w:r>
-              <w:t>New features can be added without any major system redesign</w:t>
-            </w:r>
-          </w:p>
-          <w:p>
-            <w:r>
-              <w:t>•</w:t>
-            </w:r>
-            <w:r>
-              <w:t xml:space="preserve"> </w:t>
-            </w:r>
-            <w:r>
-              <w:t>Features already existing will still function when updates occur</w:t>
+              <w:t>• New features can be added without any major system redesign</w:t>
+            </w:r>
+          </w:p>
+          <w:p>
+            <w:r>
+              <w:t>• Features already existing will still function when updates occur</w:t>
             </w:r>
           </w:p>
         </w:tc>
@@ -2051,7 +2035,13 @@
               <w:t>Growing data</w:t>
             </w:r>
             <w:r>
-              <w:t xml:space="preserve"> such as accounts, purchases and listings</w:t>
+              <w:t xml:space="preserve"> such as accounts, </w:t>
+            </w:r>
+            <w:r>
+              <w:t>orders</w:t>
+            </w:r>
+            <w:r>
+              <w:t xml:space="preserve"> and listings</w:t>
             </w:r>
             <w:r>
               <w:t xml:space="preserve"> being handled reliably allows for operational efficiency and business stability.</w:t>
@@ -2064,27 +2054,15 @@
           </w:tcPr>
           <w:p>
             <w:r>
-              <w:t>•</w:t>
-            </w:r>
-            <w:r>
-              <w:t xml:space="preserve"> </w:t>
-            </w:r>
-            <w:r>
-              <w:t xml:space="preserve">No data loss as </w:t>
-            </w:r>
-            <w:r>
-              <w:t>data</w:t>
-            </w:r>
-            <w:r>
-              <w:t xml:space="preserve"> volume increases</w:t>
-            </w:r>
-          </w:p>
-          <w:p>
-            <w:r>
-              <w:t>•</w:t>
-            </w:r>
-            <w:r>
-              <w:t xml:space="preserve"> Purchase</w:t>
+              <w:t>• No data loss as data volume increases</w:t>
+            </w:r>
+          </w:p>
+          <w:p>
+            <w:r>
+              <w:t xml:space="preserve">• </w:t>
+            </w:r>
+            <w:r>
+              <w:t>Order</w:t>
             </w:r>
             <w:r>
               <w:t xml:space="preserve"> history remains accessible as data grows</w:t>
@@ -2185,7 +2163,7 @@
               <w:t xml:space="preserve">This will prevent systems from crashing during high traffic and will make sure no potential </w:t>
             </w:r>
             <w:r>
-              <w:t>purchases</w:t>
+              <w:t>orders made</w:t>
             </w:r>
             <w:r>
               <w:t xml:space="preserve"> are lost.</w:t>
@@ -2198,36 +2176,12 @@
           </w:tcPr>
           <w:p>
             <w:r>
-              <w:t>•</w:t>
-            </w:r>
-            <w:r>
-              <w:t xml:space="preserve"> </w:t>
-            </w:r>
-            <w:r>
-              <w:t xml:space="preserve">Support hundreds of </w:t>
-            </w:r>
-            <w:r>
-              <w:t>purchase</w:t>
-            </w:r>
-            <w:r>
-              <w:t xml:space="preserve"> requests</w:t>
-            </w:r>
-          </w:p>
-          <w:p>
-            <w:r>
-              <w:t>•</w:t>
-            </w:r>
-            <w:r>
-              <w:t xml:space="preserve"> </w:t>
-            </w:r>
-            <w:r>
-              <w:t xml:space="preserve">No system crashes during peak </w:t>
-            </w:r>
-            <w:r>
-              <w:t>purchase</w:t>
-            </w:r>
-            <w:r>
-              <w:t xml:space="preserve"> times</w:t>
+              <w:t>• Support hundreds of purchase requests</w:t>
+            </w:r>
+          </w:p>
+          <w:p>
+            <w:r>
+              <w:t>• No system crashes during peak purchase times</w:t>
             </w:r>
           </w:p>
         </w:tc>
@@ -2262,24 +2216,12 @@
           </w:tcPr>
           <w:p>
             <w:r>
-              <w:t>•</w:t>
-            </w:r>
-            <w:r>
-              <w:t xml:space="preserve"> </w:t>
-            </w:r>
-            <w:r>
-              <w:t>Support a minimum of 1000 registered accounts</w:t>
-            </w:r>
-          </w:p>
-          <w:p>
-            <w:r>
-              <w:t>•</w:t>
-            </w:r>
-            <w:r>
-              <w:t xml:space="preserve"> </w:t>
-            </w:r>
-            <w:r>
-              <w:t>Account creation is responsive under heavy loads</w:t>
+              <w:t>• Support a minimum of 1000 registered accounts</w:t>
+            </w:r>
+          </w:p>
+          <w:p>
+            <w:r>
+              <w:t>• Account creation is responsive under heavy loads</w:t>
             </w:r>
           </w:p>
           <w:p/>
@@ -2307,7 +2249,13 @@
               <w:t xml:space="preserve"> customer and product</w:t>
             </w:r>
             <w:r>
-              <w:t xml:space="preserve"> data at once.</w:t>
+              <w:t xml:space="preserve"> </w:t>
+            </w:r>
+            <w:r>
+              <w:t xml:space="preserve">and order </w:t>
+            </w:r>
+            <w:r>
+              <w:t>data at once.</w:t>
             </w:r>
           </w:p>
         </w:tc>
@@ -2323,7 +2271,13 @@
               <w:t>customer and product</w:t>
             </w:r>
             <w:r>
-              <w:t xml:space="preserve"> data, the system will stay usable as the business grows and gains more traffic. This prevents halts in business process like staff productivity being slowed down and a loss of customer experience, especially in busy periods.</w:t>
+              <w:t xml:space="preserve"> </w:t>
+            </w:r>
+            <w:r>
+              <w:t xml:space="preserve">and order </w:t>
+            </w:r>
+            <w:r>
+              <w:t>data, the system will stay usable as the business grows and gains more traffic. This prevents halts in business process like staff productivity being slowed down and a loss of customer experience, especially in busy periods.</w:t>
             </w:r>
           </w:p>
         </w:tc>
@@ -2333,30 +2287,12 @@
           </w:tcPr>
           <w:p>
             <w:r>
-              <w:t>•</w:t>
-            </w:r>
-            <w:r>
-              <w:t xml:space="preserve"> </w:t>
-            </w:r>
-            <w:r>
-              <w:t>The system can process 100</w:t>
-            </w:r>
-            <w:r>
-              <w:t xml:space="preserve"> product</w:t>
-            </w:r>
-            <w:r>
-              <w:t xml:space="preserve"> records without slowing down</w:t>
-            </w:r>
-          </w:p>
-          <w:p>
-            <w:r>
-              <w:t>•</w:t>
-            </w:r>
-            <w:r>
-              <w:t xml:space="preserve"> Product</w:t>
-            </w:r>
-            <w:r>
-              <w:t xml:space="preserve"> searches return within 5 seconds</w:t>
+              <w:t>• The system can process 100 product records without slowing down</w:t>
+            </w:r>
+          </w:p>
+          <w:p>
+            <w:r>
+              <w:t>• Product searches return within 5 seconds</w:t>
             </w:r>
           </w:p>
         </w:tc>
@@ -2393,19 +2329,7 @@
           </w:tcPr>
           <w:p>
             <w:r>
-              <w:t>This will improve internal productivity and allows staff</w:t>
-            </w:r>
-            <w:r>
-              <w:t>/producers</w:t>
-            </w:r>
-            <w:r>
-              <w:t xml:space="preserve"> to manage</w:t>
-            </w:r>
-            <w:r>
-              <w:t xml:space="preserve"> enquiries/products</w:t>
-            </w:r>
-            <w:r>
-              <w:t xml:space="preserve"> as a team. </w:t>
+              <w:t xml:space="preserve">This will improve internal productivity and allows staff/producers to manage enquiries/products as a team. </w:t>
             </w:r>
           </w:p>
           <w:p/>
@@ -2432,30 +2356,12 @@
           </w:p>
           <w:p>
             <w:r>
-              <w:t xml:space="preserve">• Multiple </w:t>
-            </w:r>
-            <w:r>
-              <w:t>producers</w:t>
-            </w:r>
-            <w:r>
-              <w:t xml:space="preserve"> can access the </w:t>
-            </w:r>
-            <w:r>
-              <w:t>producer</w:t>
-            </w:r>
-            <w:r>
-              <w:t xml:space="preserve"> area at once</w:t>
-            </w:r>
-          </w:p>
-          <w:p>
-            <w:r>
-              <w:t xml:space="preserve">• </w:t>
-            </w:r>
-            <w:r>
-              <w:t>Producer</w:t>
-            </w:r>
-            <w:r>
-              <w:t xml:space="preserve"> actions don’t interfere with each</w:t>
+              <w:t>• Multiple producers can access the producer area at once</w:t>
+            </w:r>
+          </w:p>
+          <w:p>
+            <w:r>
+              <w:t>• Producer actions don’t interfere with each</w:t>
             </w:r>
             <w:r>
               <w:t xml:space="preserve"> </w:t>
@@ -2561,24 +2467,12 @@
           </w:tcPr>
           <w:p>
             <w:r>
-              <w:t>•</w:t>
-            </w:r>
-            <w:r>
-              <w:t xml:space="preserve"> </w:t>
-            </w:r>
-            <w:r>
-              <w:t>Maintain 99.9% uptime</w:t>
-            </w:r>
-          </w:p>
-          <w:p>
-            <w:r>
-              <w:t>•</w:t>
-            </w:r>
-            <w:r>
-              <w:t xml:space="preserve"> </w:t>
-            </w:r>
-            <w:r>
-              <w:t>Downtime should be kept to a minimum</w:t>
+              <w:t>• Maintain 99.9% uptime</w:t>
+            </w:r>
+          </w:p>
+          <w:p>
+            <w:r>
+              <w:t>• Downtime should be kept to a minimum</w:t>
             </w:r>
           </w:p>
           <w:p/>
@@ -2616,24 +2510,18 @@
           </w:tcPr>
           <w:p>
             <w:r>
-              <w:t>•</w:t>
-            </w:r>
-            <w:r>
-              <w:t xml:space="preserve"> </w:t>
-            </w:r>
-            <w:r>
-              <w:t>System recovery within 30 minutes</w:t>
-            </w:r>
-          </w:p>
-          <w:p>
-            <w:r>
-              <w:t>•</w:t>
-            </w:r>
-            <w:r>
-              <w:t xml:space="preserve"> </w:t>
-            </w:r>
-            <w:r>
-              <w:t>Purchase system</w:t>
+              <w:t>• System recovery within 30 minutes</w:t>
+            </w:r>
+          </w:p>
+          <w:p>
+            <w:r>
+              <w:t xml:space="preserve">• </w:t>
+            </w:r>
+            <w:r>
+              <w:t>Order</w:t>
+            </w:r>
+            <w:r>
+              <w:t xml:space="preserve"> system</w:t>
             </w:r>
             <w:r>
               <w:t xml:space="preserve"> restored first after failure</w:t>
@@ -2674,33 +2562,12 @@
           </w:tcPr>
           <w:p>
             <w:r>
-              <w:t>•</w:t>
-            </w:r>
-            <w:r>
-              <w:t xml:space="preserve"> </w:t>
-            </w:r>
-            <w:r>
-              <w:t xml:space="preserve">No duplicated or lost </w:t>
-            </w:r>
-            <w:r>
-              <w:t>product listings</w:t>
-            </w:r>
-          </w:p>
-          <w:p>
-            <w:r>
-              <w:t>•</w:t>
-            </w:r>
-            <w:r>
-              <w:t xml:space="preserve"> Product</w:t>
-            </w:r>
-            <w:r>
-              <w:t xml:space="preserve"> data</w:t>
-            </w:r>
-            <w:r>
-              <w:t xml:space="preserve"> and purchase history</w:t>
-            </w:r>
-            <w:r>
-              <w:t xml:space="preserve"> remains accurate across sessions.</w:t>
+              <w:t>• No duplicated or lost product listings</w:t>
+            </w:r>
+          </w:p>
+          <w:p>
+            <w:r>
+              <w:t>• Product data and purchase history remains accurate across sessions.</w:t>
             </w:r>
           </w:p>
         </w:tc>
@@ -2741,30 +2608,12 @@
           </w:tcPr>
           <w:p>
             <w:r>
-              <w:t>•</w:t>
-            </w:r>
-            <w:r>
-              <w:t xml:space="preserve"> Order </w:t>
-            </w:r>
-            <w:r>
-              <w:t>status updates must be reflected immediately</w:t>
-            </w:r>
-          </w:p>
-          <w:p>
-            <w:r>
-              <w:t>•</w:t>
-            </w:r>
-            <w:r>
-              <w:t xml:space="preserve"> </w:t>
-            </w:r>
-            <w:r>
-              <w:t xml:space="preserve">Users always see the correct </w:t>
-            </w:r>
-            <w:r>
-              <w:t>order</w:t>
-            </w:r>
-            <w:r>
-              <w:t xml:space="preserve"> status</w:t>
+              <w:t>• Order status updates must be reflected immediately</w:t>
+            </w:r>
+          </w:p>
+          <w:p>
+            <w:r>
+              <w:t>• Users always see the correct order status</w:t>
             </w:r>
           </w:p>
         </w:tc>
@@ -2864,24 +2713,12 @@
           </w:tcPr>
           <w:p>
             <w:r>
-              <w:t>•</w:t>
-            </w:r>
-            <w:r>
-              <w:t xml:space="preserve"> </w:t>
-            </w:r>
-            <w:r>
-              <w:t>100% of navigation links must work correctly</w:t>
-            </w:r>
-          </w:p>
-          <w:p>
-            <w:r>
-              <w:t>•</w:t>
-            </w:r>
-            <w:r>
-              <w:t xml:space="preserve"> </w:t>
-            </w:r>
-            <w:r>
-              <w:t>Users can reach key pages within 2 clicks</w:t>
+              <w:t>• 100% of navigation links must work correctly</w:t>
+            </w:r>
+          </w:p>
+          <w:p>
+            <w:r>
+              <w:t>• Users can reach key pages within 2 clicks</w:t>
             </w:r>
           </w:p>
         </w:tc>
@@ -2928,33 +2765,20 @@
           </w:tcPr>
           <w:p>
             <w:r>
-              <w:t>•</w:t>
-            </w:r>
-            <w:r>
-              <w:t xml:space="preserve"> </w:t>
-            </w:r>
-            <w:r>
-              <w:t>Users are able to complete a</w:t>
-            </w:r>
-            <w:r>
-              <w:t xml:space="preserve">n order </w:t>
-            </w:r>
-            <w:r>
-              <w:t>request without assistance</w:t>
-            </w:r>
-          </w:p>
-          <w:p>
-            <w:r>
-              <w:t>•</w:t>
-            </w:r>
-            <w:r>
-              <w:t xml:space="preserve"> </w:t>
-            </w:r>
-            <w:r>
-              <w:t>Minimal steps required to submit a</w:t>
-            </w:r>
-            <w:r>
-              <w:t>n order</w:t>
+              <w:t xml:space="preserve">• Users </w:t>
+            </w:r>
+            <w:proofErr w:type="gramStart"/>
+            <w:r>
+              <w:t>are able to</w:t>
+            </w:r>
+            <w:proofErr w:type="gramEnd"/>
+            <w:r>
+              <w:t xml:space="preserve"> complete an order request without assistance</w:t>
+            </w:r>
+          </w:p>
+          <w:p>
+            <w:r>
+              <w:t>• Minimal steps required to submit an order</w:t>
             </w:r>
           </w:p>
         </w:tc>
@@ -2989,24 +2813,12 @@
           </w:tcPr>
           <w:p>
             <w:r>
-              <w:t>•</w:t>
-            </w:r>
-            <w:r>
-              <w:t xml:space="preserve"> </w:t>
-            </w:r>
-            <w:r>
-              <w:t>Errors must clearly explain how the issue is fixed</w:t>
-            </w:r>
-          </w:p>
-          <w:p>
-            <w:r>
-              <w:t>•</w:t>
-            </w:r>
-            <w:r>
-              <w:t xml:space="preserve"> </w:t>
-            </w:r>
-            <w:r>
-              <w:t>Users can resolve errors without contacting support</w:t>
+              <w:t>• Errors must clearly explain how the issue is fixed</w:t>
+            </w:r>
+          </w:p>
+          <w:p>
+            <w:r>
+              <w:t>• Users can resolve errors without contacting support</w:t>
             </w:r>
           </w:p>
         </w:tc>
@@ -3041,24 +2853,12 @@
           </w:tcPr>
           <w:p>
             <w:r>
-              <w:t>•</w:t>
-            </w:r>
-            <w:r>
-              <w:t xml:space="preserve"> </w:t>
-            </w:r>
-            <w:r>
-              <w:t>Layout and navigation remain consistent site wide.</w:t>
-            </w:r>
-          </w:p>
-          <w:p>
-            <w:r>
-              <w:t>•</w:t>
-            </w:r>
-            <w:r>
-              <w:t xml:space="preserve"> </w:t>
-            </w:r>
-            <w:r>
-              <w:t>Repeated actions behave the same across all pages.</w:t>
+              <w:t>• Layout and navigation remain consistent site wide.</w:t>
+            </w:r>
+          </w:p>
+          <w:p>
+            <w:r>
+              <w:t>• Repeated actions behave the same across all pages.</w:t>
             </w:r>
           </w:p>
         </w:tc>
@@ -3157,24 +2957,12 @@
           </w:tcPr>
           <w:p>
             <w:r>
-              <w:t>•</w:t>
-            </w:r>
-            <w:r>
-              <w:t xml:space="preserve"> </w:t>
-            </w:r>
-            <w:r>
-              <w:t>Meet WCAG 2.1 Level AA Standards</w:t>
-            </w:r>
-          </w:p>
-          <w:p>
-            <w:r>
-              <w:t>•</w:t>
-            </w:r>
-            <w:r>
-              <w:t xml:space="preserve"> </w:t>
-            </w:r>
-            <w:r>
-              <w:t>No accessibility compliance issues faced</w:t>
+              <w:t>• Meet WCAG 2.1 Level AA Standards</w:t>
+            </w:r>
+          </w:p>
+          <w:p>
+            <w:r>
+              <w:t>• No accessibility compliance issues faced</w:t>
             </w:r>
           </w:p>
         </w:tc>
@@ -3209,24 +2997,12 @@
           </w:tcPr>
           <w:p>
             <w:r>
-              <w:t>•</w:t>
-            </w:r>
-            <w:r>
-              <w:t xml:space="preserve"> </w:t>
-            </w:r>
-            <w:r>
-              <w:t>Text resizing available within 2 clicks</w:t>
-            </w:r>
-          </w:p>
-          <w:p>
-            <w:r>
-              <w:t>•</w:t>
-            </w:r>
-            <w:r>
-              <w:t xml:space="preserve"> </w:t>
-            </w:r>
-            <w:r>
-              <w:t>Text remains readable after resizing</w:t>
+              <w:t>• Text resizing available within 2 clicks</w:t>
+            </w:r>
+          </w:p>
+          <w:p>
+            <w:r>
+              <w:t>• Text remains readable after resizing</w:t>
             </w:r>
           </w:p>
         </w:tc>
@@ -3261,24 +3037,12 @@
           </w:tcPr>
           <w:p>
             <w:r>
-              <w:t>•</w:t>
-            </w:r>
-            <w:r>
-              <w:t xml:space="preserve"> </w:t>
-            </w:r>
-            <w:r>
-              <w:t>100% of interactive elements accessible via keyboard</w:t>
-            </w:r>
-          </w:p>
-          <w:p>
-            <w:r>
-              <w:t>•</w:t>
-            </w:r>
-            <w:r>
-              <w:t xml:space="preserve"> </w:t>
-            </w:r>
-            <w:r>
-              <w:t>No critical features require a mouse</w:t>
+              <w:t>• 100% of interactive elements accessible via keyboard</w:t>
+            </w:r>
+          </w:p>
+          <w:p>
+            <w:r>
+              <w:t>• No critical features require a mouse</w:t>
             </w:r>
           </w:p>
         </w:tc>
@@ -3313,24 +3077,12 @@
           </w:tcPr>
           <w:p>
             <w:r>
-              <w:t>•</w:t>
-            </w:r>
-            <w:r>
-              <w:t xml:space="preserve"> </w:t>
-            </w:r>
-            <w:r>
-              <w:t>Fully functional on desktop, tablet and mobile</w:t>
-            </w:r>
-          </w:p>
-          <w:p>
-            <w:r>
-              <w:t>•</w:t>
-            </w:r>
-            <w:r>
-              <w:t xml:space="preserve"> </w:t>
-            </w:r>
-            <w:r>
-              <w:t>No loss of functionality on smaller screens</w:t>
+              <w:t>• Fully functional on desktop, tablet and mobile</w:t>
+            </w:r>
+          </w:p>
+          <w:p>
+            <w:r>
+              <w:t>• No loss of functionality on smaller screens</w:t>
             </w:r>
           </w:p>
         </w:tc>
@@ -3521,7 +3273,15 @@
         </w:numPr>
       </w:pPr>
       <w:r>
-        <w:t>Make sure each one is specific to your particular solution and is not just generic</w:t>
+        <w:t xml:space="preserve">Make sure each one is specific to your </w:t>
+      </w:r>
+      <w:proofErr w:type="gramStart"/>
+      <w:r>
+        <w:t>particular solution</w:t>
+      </w:r>
+      <w:proofErr w:type="gramEnd"/>
+      <w:r>
+        <w:t xml:space="preserve"> and is not just generic</w:t>
       </w:r>
     </w:p>
     <w:p>
@@ -3594,7 +3354,7 @@
 </file>
 
 <file path=word/numbering.xml><?xml version="1.0" encoding="utf-8"?>
-<w:numbering xmlns:wpc="http://schemas.microsoft.com/office/word/2010/wordprocessingCanvas" xmlns:cx="http://schemas.microsoft.com/office/drawing/2014/chartex" xmlns:cx1="http://schemas.microsoft.com/office/drawing/2015/9/8/chartex" xmlns:cx2="http://schemas.microsoft.com/office/drawing/2015/10/21/chartex" xmlns:cx3="http://schemas.microsoft.com/office/drawing/2016/5/9/chartex" xmlns:cx4="http://schemas.microsoft.com/office/drawing/2016/5/10/chartex" xmlns:cx5="http://schemas.microsoft.com/office/drawing/2016/5/11/chartex" xmlns:cx6="http://schemas.microsoft.com/office/drawing/2016/5/12/chartex" xmlns:cx7="http://schemas.microsoft.com/office/drawing/2016/5/13/chartex" xmlns:cx8="http://schemas.microsoft.com/office/drawing/2016/5/14/chartex" xmlns:mc="http://schemas.openxmlformats.org/markup-compatibility/2006" xmlns:aink="http://schemas.microsoft.com/office/drawing/2016/ink" xmlns:am3d="http://schemas.microsoft.com/office/drawing/2017/model3d" xmlns:o="urn:schemas-microsoft-com:office:office" xmlns:r="http://schemas.openxmlformats.org/officeDocument/2006/relationships" xmlns:m="http://schemas.openxmlformats.org/officeDocument/2006/math" xmlns:v="urn:schemas-microsoft-com:vml" xmlns:wp14="http://schemas.microsoft.com/office/word/2010/wordprocessingDrawing" xmlns:wp="http://schemas.openxmlformats.org/drawingml/2006/wordprocessingDrawing" xmlns:w10="urn:schemas-microsoft-com:office:word" xmlns:w="http://schemas.openxmlformats.org/wordprocessingml/2006/main" xmlns:w14="http://schemas.microsoft.com/office/word/2010/wordml" xmlns:w15="http://schemas.microsoft.com/office/word/2012/wordml" xmlns:w16cex="http://schemas.microsoft.com/office/word/2018/wordml/cex" xmlns:w16cid="http://schemas.microsoft.com/office/word/2016/wordml/cid" xmlns:w16="http://schemas.microsoft.com/office/word/2018/wordml" xmlns:w16sdtdh="http://schemas.microsoft.com/office/word/2020/wordml/sdtdatahash" xmlns:w16se="http://schemas.microsoft.com/office/word/2015/wordml/symex" xmlns:wpg="http://schemas.microsoft.com/office/word/2010/wordprocessingGroup" xmlns:wpi="http://schemas.microsoft.com/office/word/2010/wordprocessingInk" xmlns:wne="http://schemas.microsoft.com/office/word/2006/wordml" xmlns:wps="http://schemas.microsoft.com/office/word/2010/wordprocessingShape" mc:Ignorable="w14 w15 w16se w16cid w16 w16cex w16sdtdh wp14">
+<w:numbering xmlns:wpc="http://schemas.microsoft.com/office/word/2010/wordprocessingCanvas" xmlns:cx="http://schemas.microsoft.com/office/drawing/2014/chartex" xmlns:cx1="http://schemas.microsoft.com/office/drawing/2015/9/8/chartex" xmlns:cx2="http://schemas.microsoft.com/office/drawing/2015/10/21/chartex" xmlns:cx3="http://schemas.microsoft.com/office/drawing/2016/5/9/chartex" xmlns:cx4="http://schemas.microsoft.com/office/drawing/2016/5/10/chartex" xmlns:cx5="http://schemas.microsoft.com/office/drawing/2016/5/11/chartex" xmlns:cx6="http://schemas.microsoft.com/office/drawing/2016/5/12/chartex" xmlns:cx7="http://schemas.microsoft.com/office/drawing/2016/5/13/chartex" xmlns:cx8="http://schemas.microsoft.com/office/drawing/2016/5/14/chartex" xmlns:mc="http://schemas.openxmlformats.org/markup-compatibility/2006" xmlns:aink="http://schemas.microsoft.com/office/drawing/2016/ink" xmlns:am3d="http://schemas.microsoft.com/office/drawing/2017/model3d" xmlns:o="urn:schemas-microsoft-com:office:office" xmlns:oel="http://schemas.microsoft.com/office/2019/extlst" xmlns:r="http://schemas.openxmlformats.org/officeDocument/2006/relationships" xmlns:m="http://schemas.openxmlformats.org/officeDocument/2006/math" xmlns:v="urn:schemas-microsoft-com:vml" xmlns:wp14="http://schemas.microsoft.com/office/word/2010/wordprocessingDrawing" xmlns:wp="http://schemas.openxmlformats.org/drawingml/2006/wordprocessingDrawing" xmlns:w10="urn:schemas-microsoft-com:office:word" xmlns:w="http://schemas.openxmlformats.org/wordprocessingml/2006/main" xmlns:w14="http://schemas.microsoft.com/office/word/2010/wordml" xmlns:w15="http://schemas.microsoft.com/office/word/2012/wordml" xmlns:w16cex="http://schemas.microsoft.com/office/word/2018/wordml/cex" xmlns:w16cid="http://schemas.microsoft.com/office/word/2016/wordml/cid" xmlns:w16="http://schemas.microsoft.com/office/word/2018/wordml" xmlns:w16du="http://schemas.microsoft.com/office/word/2023/wordml/word16du" xmlns:w16sdtdh="http://schemas.microsoft.com/office/word/2020/wordml/sdtdatahash" xmlns:w16sdtfl="http://schemas.microsoft.com/office/word/2024/wordml/sdtformatlock" xmlns:w16se="http://schemas.microsoft.com/office/word/2015/wordml/symex" xmlns:wpg="http://schemas.microsoft.com/office/word/2010/wordprocessingGroup" xmlns:wpi="http://schemas.microsoft.com/office/word/2010/wordprocessingInk" xmlns:wne="http://schemas.microsoft.com/office/word/2006/wordml" xmlns:wps="http://schemas.microsoft.com/office/word/2010/wordprocessingShape" mc:Ignorable="w14 w15 w16se w16cid w16 w16cex w16sdtdh w16sdtfl w16du wp14">
   <w:abstractNum w:abstractNumId="0" w15:restartNumberingAfterBreak="0">
     <w:nsid w:val="08D54ED0"/>
     <w:multiLevelType w:val="hybridMultilevel"/>
@@ -5062,59 +4822,50 @@
       </w:rPr>
     </w:lvl>
   </w:abstractNum>
-  <w:num w:numId="1">
+  <w:num w:numId="1" w16cid:durableId="1660883906">
     <w:abstractNumId w:val="11"/>
   </w:num>
-  <w:num w:numId="2">
+  <w:num w:numId="2" w16cid:durableId="1498378741">
     <w:abstractNumId w:val="7"/>
   </w:num>
-  <w:num w:numId="3">
+  <w:num w:numId="3" w16cid:durableId="149752685">
     <w:abstractNumId w:val="8"/>
   </w:num>
-  <w:num w:numId="4">
+  <w:num w:numId="4" w16cid:durableId="746810255">
     <w:abstractNumId w:val="3"/>
   </w:num>
-  <w:num w:numId="5">
+  <w:num w:numId="5" w16cid:durableId="2015840256">
     <w:abstractNumId w:val="4"/>
   </w:num>
-  <w:num w:numId="6">
+  <w:num w:numId="6" w16cid:durableId="793787062">
     <w:abstractNumId w:val="10"/>
   </w:num>
-  <w:num w:numId="7">
+  <w:num w:numId="7" w16cid:durableId="235820247">
     <w:abstractNumId w:val="2"/>
   </w:num>
-  <w:num w:numId="8">
+  <w:num w:numId="8" w16cid:durableId="1243106700">
     <w:abstractNumId w:val="0"/>
   </w:num>
-  <w:num w:numId="9">
+  <w:num w:numId="9" w16cid:durableId="505243572">
     <w:abstractNumId w:val="6"/>
   </w:num>
-  <w:num w:numId="10">
+  <w:num w:numId="10" w16cid:durableId="944381803">
     <w:abstractNumId w:val="5"/>
   </w:num>
-  <w:num w:numId="11">
+  <w:num w:numId="11" w16cid:durableId="2013070324">
     <w:abstractNumId w:val="1"/>
   </w:num>
-  <w:num w:numId="12">
+  <w:num w:numId="12" w16cid:durableId="50622987">
     <w:abstractNumId w:val="12"/>
   </w:num>
-  <w:num w:numId="13">
+  <w:num w:numId="13" w16cid:durableId="443041001">
     <w:abstractNumId w:val="9"/>
-    <w:lvlOverride w:ilvl="0"/>
-    <w:lvlOverride w:ilvl="1"/>
-    <w:lvlOverride w:ilvl="2"/>
-    <w:lvlOverride w:ilvl="3"/>
-    <w:lvlOverride w:ilvl="4"/>
-    <w:lvlOverride w:ilvl="5"/>
-    <w:lvlOverride w:ilvl="6"/>
-    <w:lvlOverride w:ilvl="7"/>
-    <w:lvlOverride w:ilvl="8"/>
   </w:num>
 </w:numbering>
 </file>
 
 <file path=word/styles.xml><?xml version="1.0" encoding="utf-8"?>
-<w:styles xmlns:mc="http://schemas.openxmlformats.org/markup-compatibility/2006" xmlns:r="http://schemas.openxmlformats.org/officeDocument/2006/relationships" xmlns:w="http://schemas.openxmlformats.org/wordprocessingml/2006/main" xmlns:w14="http://schemas.microsoft.com/office/word/2010/wordml" xmlns:w15="http://schemas.microsoft.com/office/word/2012/wordml" xmlns:w16cex="http://schemas.microsoft.com/office/word/2018/wordml/cex" xmlns:w16cid="http://schemas.microsoft.com/office/word/2016/wordml/cid" xmlns:w16="http://schemas.microsoft.com/office/word/2018/wordml" xmlns:w16sdtdh="http://schemas.microsoft.com/office/word/2020/wordml/sdtdatahash" xmlns:w16se="http://schemas.microsoft.com/office/word/2015/wordml/symex" mc:Ignorable="w14 w15 w16se w16cid w16 w16cex w16sdtdh">
+<w:styles xmlns:mc="http://schemas.openxmlformats.org/markup-compatibility/2006" xmlns:r="http://schemas.openxmlformats.org/officeDocument/2006/relationships" xmlns:w="http://schemas.openxmlformats.org/wordprocessingml/2006/main" xmlns:w14="http://schemas.microsoft.com/office/word/2010/wordml" xmlns:w15="http://schemas.microsoft.com/office/word/2012/wordml" xmlns:w16cex="http://schemas.microsoft.com/office/word/2018/wordml/cex" xmlns:w16cid="http://schemas.microsoft.com/office/word/2016/wordml/cid" xmlns:w16="http://schemas.microsoft.com/office/word/2018/wordml" xmlns:w16du="http://schemas.microsoft.com/office/word/2023/wordml/word16du" xmlns:w16sdtdh="http://schemas.microsoft.com/office/word/2020/wordml/sdtdatahash" xmlns:w16sdtfl="http://schemas.microsoft.com/office/word/2024/wordml/sdtformatlock" xmlns:w16se="http://schemas.microsoft.com/office/word/2015/wordml/symex" mc:Ignorable="w14 w15 w16se w16cid w16 w16cex w16sdtdh w16sdtfl w16du">
   <w:docDefaults>
     <w:rPrDefault>
       <w:rPr>

--- a/Task1_Proposal_715142_Gallagher_J.docx
+++ b/Task1_Proposal_715142_Gallagher_J.docx
@@ -1,6 +1,6 @@
 
 <file path=word/document.xml><?xml version="1.0" encoding="utf-8"?>
-<w:document xmlns:wpc="http://schemas.microsoft.com/office/word/2010/wordprocessingCanvas" xmlns:cx="http://schemas.microsoft.com/office/drawing/2014/chartex" xmlns:cx1="http://schemas.microsoft.com/office/drawing/2015/9/8/chartex" xmlns:cx2="http://schemas.microsoft.com/office/drawing/2015/10/21/chartex" xmlns:cx3="http://schemas.microsoft.com/office/drawing/2016/5/9/chartex" xmlns:cx4="http://schemas.microsoft.com/office/drawing/2016/5/10/chartex" xmlns:cx5="http://schemas.microsoft.com/office/drawing/2016/5/11/chartex" xmlns:cx6="http://schemas.microsoft.com/office/drawing/2016/5/12/chartex" xmlns:cx7="http://schemas.microsoft.com/office/drawing/2016/5/13/chartex" xmlns:cx8="http://schemas.microsoft.com/office/drawing/2016/5/14/chartex" xmlns:mc="http://schemas.openxmlformats.org/markup-compatibility/2006" xmlns:aink="http://schemas.microsoft.com/office/drawing/2016/ink" xmlns:am3d="http://schemas.microsoft.com/office/drawing/2017/model3d" xmlns:o="urn:schemas-microsoft-com:office:office" xmlns:oel="http://schemas.microsoft.com/office/2019/extlst" xmlns:r="http://schemas.openxmlformats.org/officeDocument/2006/relationships" xmlns:m="http://schemas.openxmlformats.org/officeDocument/2006/math" xmlns:v="urn:schemas-microsoft-com:vml" xmlns:wp14="http://schemas.microsoft.com/office/word/2010/wordprocessingDrawing" xmlns:wp="http://schemas.openxmlformats.org/drawingml/2006/wordprocessingDrawing" xmlns:w10="urn:schemas-microsoft-com:office:word" xmlns:w="http://schemas.openxmlformats.org/wordprocessingml/2006/main" xmlns:w14="http://schemas.microsoft.com/office/word/2010/wordml" xmlns:w15="http://schemas.microsoft.com/office/word/2012/wordml" xmlns:w16cex="http://schemas.microsoft.com/office/word/2018/wordml/cex" xmlns:w16cid="http://schemas.microsoft.com/office/word/2016/wordml/cid" xmlns:w16="http://schemas.microsoft.com/office/word/2018/wordml" xmlns:w16du="http://schemas.microsoft.com/office/word/2023/wordml/word16du" xmlns:w16sdtdh="http://schemas.microsoft.com/office/word/2020/wordml/sdtdatahash" xmlns:w16sdtfl="http://schemas.microsoft.com/office/word/2024/wordml/sdtformatlock" xmlns:w16se="http://schemas.microsoft.com/office/word/2015/wordml/symex" xmlns:wpg="http://schemas.microsoft.com/office/word/2010/wordprocessingGroup" xmlns:wpi="http://schemas.microsoft.com/office/word/2010/wordprocessingInk" xmlns:wne="http://schemas.microsoft.com/office/word/2006/wordml" xmlns:wps="http://schemas.microsoft.com/office/word/2010/wordprocessingShape" mc:Ignorable="w14 w15 w16se w16cid w16 w16cex w16sdtdh w16sdtfl w16du wp14">
+<w:document xmlns:wpc="http://schemas.microsoft.com/office/word/2010/wordprocessingCanvas" xmlns:cx="http://schemas.microsoft.com/office/drawing/2014/chartex" xmlns:cx1="http://schemas.microsoft.com/office/drawing/2015/9/8/chartex" xmlns:cx2="http://schemas.microsoft.com/office/drawing/2015/10/21/chartex" xmlns:cx3="http://schemas.microsoft.com/office/drawing/2016/5/9/chartex" xmlns:cx4="http://schemas.microsoft.com/office/drawing/2016/5/10/chartex" xmlns:cx5="http://schemas.microsoft.com/office/drawing/2016/5/11/chartex" xmlns:cx6="http://schemas.microsoft.com/office/drawing/2016/5/12/chartex" xmlns:cx7="http://schemas.microsoft.com/office/drawing/2016/5/13/chartex" xmlns:cx8="http://schemas.microsoft.com/office/drawing/2016/5/14/chartex" xmlns:mc="http://schemas.openxmlformats.org/markup-compatibility/2006" xmlns:aink="http://schemas.microsoft.com/office/drawing/2016/ink" xmlns:am3d="http://schemas.microsoft.com/office/drawing/2017/model3d" xmlns:o="urn:schemas-microsoft-com:office:office" xmlns:r="http://schemas.openxmlformats.org/officeDocument/2006/relationships" xmlns:m="http://schemas.openxmlformats.org/officeDocument/2006/math" xmlns:v="urn:schemas-microsoft-com:vml" xmlns:wp14="http://schemas.microsoft.com/office/word/2010/wordprocessingDrawing" xmlns:wp="http://schemas.openxmlformats.org/drawingml/2006/wordprocessingDrawing" xmlns:w10="urn:schemas-microsoft-com:office:word" xmlns:w="http://schemas.openxmlformats.org/wordprocessingml/2006/main" xmlns:w14="http://schemas.microsoft.com/office/word/2010/wordml" xmlns:w15="http://schemas.microsoft.com/office/word/2012/wordml" xmlns:w16cex="http://schemas.microsoft.com/office/word/2018/wordml/cex" xmlns:w16cid="http://schemas.microsoft.com/office/word/2016/wordml/cid" xmlns:w16="http://schemas.microsoft.com/office/word/2018/wordml" xmlns:w16sdtdh="http://schemas.microsoft.com/office/word/2020/wordml/sdtdatahash" xmlns:w16se="http://schemas.microsoft.com/office/word/2015/wordml/symex" xmlns:wpg="http://schemas.microsoft.com/office/word/2010/wordprocessingGroup" xmlns:wpi="http://schemas.microsoft.com/office/word/2010/wordprocessingInk" xmlns:wne="http://schemas.microsoft.com/office/word/2006/wordml" xmlns:wps="http://schemas.microsoft.com/office/word/2010/wordprocessingShape" mc:Ignorable="w14 w15 w16se w16cid w16 w16cex w16sdtdh wp14">
   <w:body>
     <w:p>
       <w:pPr>
@@ -67,15 +67,7 @@
         <w:t xml:space="preserve">The problem we are solving here is that customers may not always understand where foods are sourced from or how they are produced. Without information about farmers and producers being made clear, it creates opportunity for customers to overlook locally sourced product, leading to them potentially purchasing from large commercial suppliers instead. The solution will be able to provide thorough information about each producer, alongside their farming or production methods, background and the benefits of buying locally produced food and drink. </w:t>
       </w:r>
       <w:r>
-        <w:t xml:space="preserve">Customers making informed decisions would benefit the business as customers know what they’re paying </w:t>
-      </w:r>
-      <w:proofErr w:type="gramStart"/>
-      <w:r>
-        <w:t>for</w:t>
-      </w:r>
-      <w:proofErr w:type="gramEnd"/>
-      <w:r>
-        <w:t xml:space="preserve"> and it would build a stronger connection with local producers, which increases trust in the brand, encouraging customers to support the economy locally and improving GLH’s reputation overall.</w:t>
+        <w:t>Customers making informed decisions would benefit the business as customers know what they’re paying for and it would build a stronger connection with local producers, which increases trust in the brand, encouraging customers to support the economy locally and improving GLH’s reputation overall.</w:t>
       </w:r>
     </w:p>
     <w:p/>
@@ -96,15 +88,7 @@
     </w:p>
     <w:p>
       <w:r>
-        <w:t xml:space="preserve">The problem we are solving here is that customers may not know what products are available </w:t>
-      </w:r>
-      <w:proofErr w:type="gramStart"/>
-      <w:r>
-        <w:t>at the moment</w:t>
-      </w:r>
-      <w:proofErr w:type="gramEnd"/>
-      <w:r>
-        <w:t xml:space="preserve">, or the prices of certain products before visiting the hub. This confusion may </w:t>
+        <w:t xml:space="preserve">The problem we are solving here is that customers may not know what products are available at the moment, or the prices of certain products before visiting the hub. This confusion may </w:t>
       </w:r>
       <w:r>
         <w:t>cause</w:t>
@@ -137,15 +121,7 @@
         <w:t xml:space="preserve">The problem we are solving here is that </w:t>
       </w:r>
       <w:r>
-        <w:t xml:space="preserve">inconvenience and inefficacy may be created as customers may need to visit the hub physically or contact staff to place an order. This is inconvenient and inefficient as manual ordering processing increase the chance of errors occurring and miscommunication between staff and customers happening. Through an online ordering where customers </w:t>
-      </w:r>
-      <w:proofErr w:type="gramStart"/>
-      <w:r>
-        <w:t>are able to</w:t>
-      </w:r>
-      <w:proofErr w:type="gramEnd"/>
-      <w:r>
-        <w:t xml:space="preserve"> select the products they want and choose between collection from the hub or delivery to their location, this can be solved. This benefits the business since customers can make orders at any time, improving convenience/ease of use and encourages more purchases whilst reducing the workload which are placed upon staff members.</w:t>
+        <w:t>inconvenience and inefficacy may be created as customers may need to visit the hub physically or contact staff to place an order. This is inconvenient and inefficient as manual ordering processing increase the chance of errors occurring and miscommunication between staff and customers happening. Through an online ordering where customers are able to select the products they want and choose between collection from the hub or delivery to their location, this can be solved. This benefits the business since customers can make orders at any time, improving convenience/ease of use and encourages more purchases whilst reducing the workload which are placed upon staff members.</w:t>
       </w:r>
     </w:p>
     <w:p/>
@@ -166,15 +142,7 @@
     </w:p>
     <w:p>
       <w:r>
-        <w:t xml:space="preserve">The problem we are solving here is that </w:t>
-      </w:r>
-      <w:proofErr w:type="gramStart"/>
-      <w:r>
-        <w:t>at the moment</w:t>
-      </w:r>
-      <w:proofErr w:type="gramEnd"/>
-      <w:r>
-        <w:t xml:space="preserve"> customers have no simple way of tracking purchases which were previously made or accessing and managing their personal information </w:t>
+        <w:t xml:space="preserve">The problem we are solving here is that at the moment customers have no simple way of tracking purchases which were previously made or accessing and managing their personal information </w:t>
       </w:r>
       <w:r>
         <w:t xml:space="preserve">if </w:t>
@@ -205,37 +173,13 @@
     </w:p>
     <w:p>
       <w:r>
-        <w:t xml:space="preserve">The problem we are solving here is that </w:t>
-      </w:r>
-      <w:proofErr w:type="gramStart"/>
-      <w:r>
-        <w:t>at the moment</w:t>
-      </w:r>
-      <w:proofErr w:type="gramEnd"/>
-      <w:r>
-        <w:t xml:space="preserve"> producers currently may not have a system which is centralised to be able to manage necessary information like products, stock levels </w:t>
-      </w:r>
-      <w:proofErr w:type="gramStart"/>
-      <w:r>
-        <w:t>and also</w:t>
-      </w:r>
-      <w:proofErr w:type="gramEnd"/>
-      <w:r>
-        <w:t xml:space="preserve"> incoming orders. This could cause delay when updating the availability of products, which may lead to information which is incorrect being displayed to the customers. However, the solution will include a dashboard which is accessible by producers to manage their product listings, update the stock levels and view customer orders. This will benefit the business as </w:t>
+        <w:t xml:space="preserve">The problem we are solving here is that at the moment producers currently may not have a system which is centralised to be able to manage necessary information like products, stock levels and also incoming orders. This could cause delay when updating the availability of products, which may lead to information which is incorrect being displayed to the customers. However, the solution will include a dashboard which is accessible by producers to manage their product listings, update the stock levels and view customer orders. This will benefit the business as </w:t>
       </w:r>
       <w:r>
         <w:t>it makes sure that product information is correct</w:t>
       </w:r>
       <w:r>
-        <w:t xml:space="preserve"> and accurate which will avoid issues when customers are making </w:t>
-      </w:r>
-      <w:proofErr w:type="gramStart"/>
-      <w:r>
-        <w:t>purchases, and</w:t>
-      </w:r>
-      <w:proofErr w:type="gramEnd"/>
-      <w:r>
-        <w:t xml:space="preserve"> will also allow for producers to efficiently manage their products while reducing workload for staff.</w:t>
+        <w:t xml:space="preserve"> and accurate which will avoid issues when customers are making purchases, and will also allow for producers to efficiently manage their products while reducing workload for staff.</w:t>
       </w:r>
     </w:p>
     <w:p/>
@@ -256,15 +200,7 @@
     </w:p>
     <w:p>
       <w:r>
-        <w:t xml:space="preserve">The problem we are solving here is that </w:t>
-      </w:r>
-      <w:proofErr w:type="gramStart"/>
-      <w:r>
-        <w:t>at the moment</w:t>
-      </w:r>
-      <w:proofErr w:type="gramEnd"/>
-      <w:r>
-        <w:t xml:space="preserve"> customers may not have clear visibility and understanding on the status of the orders they have made once placed. Without </w:t>
+        <w:t xml:space="preserve">The problem we are solving here is that at the moment customers may not have clear visibility and understanding on the status of the orders they have made once placed. Without </w:t>
       </w:r>
       <w:r>
         <w:t>proper order tracking or scheduling information in place for the user to see, customers may be confused and uncertain as to when their order will be ready for collection or delivered. However, the solution will provide features for order management to the user which allows the customer to track order progress and view any necessary scheduling information. This</w:t>
@@ -276,15 +212,7 @@
         <w:t xml:space="preserve"> benefit the business as transparency </w:t>
       </w:r>
       <w:r>
-        <w:t xml:space="preserve">is improved through allowing users to see the </w:t>
-      </w:r>
-      <w:proofErr w:type="gramStart"/>
-      <w:r>
-        <w:t>current status</w:t>
-      </w:r>
-      <w:proofErr w:type="gramEnd"/>
-      <w:r>
-        <w:t xml:space="preserve"> of their order, which will also </w:t>
+        <w:t xml:space="preserve">is improved through allowing users to see the current status of their order, which will also </w:t>
       </w:r>
       <w:r>
         <w:t xml:space="preserve">reduce the number of enquiries customers make </w:t>
@@ -295,16 +223,11 @@
       <w:r>
         <w:t xml:space="preserve"> the </w:t>
       </w:r>
-      <w:proofErr w:type="gramStart"/>
       <w:r>
         <w:t xml:space="preserve">current </w:t>
       </w:r>
       <w:r>
-        <w:t>status</w:t>
-      </w:r>
-      <w:proofErr w:type="gramEnd"/>
-      <w:r>
-        <w:t xml:space="preserve"> of their order, whilst also </w:t>
+        <w:t xml:space="preserve">status of their order, whilst also </w:t>
       </w:r>
       <w:r>
         <w:t xml:space="preserve">making sure that </w:t>
@@ -343,15 +266,7 @@
     </w:p>
     <w:p>
       <w:r>
-        <w:t xml:space="preserve">The problem we are solving here is that </w:t>
-      </w:r>
-      <w:proofErr w:type="gramStart"/>
-      <w:r>
-        <w:t>at the moment</w:t>
-      </w:r>
-      <w:proofErr w:type="gramEnd"/>
-      <w:r>
-        <w:t xml:space="preserve"> customers may not feel any strong incentives to continue making purchases of products from Greenfield Local Hub on a regular basis. This is because without a customer reward system, businesses often struggle to keep hold of returning customers and encourage repeat purchases being made. The digital solution will include a loyalty scheme which gives customers rewards like a special offer or discount when they make purchases of products from the hub, for example a five percent discount on their next order. </w:t>
+        <w:t xml:space="preserve">The problem we are solving here is that at the moment customers may not feel any strong incentives to continue making purchases of products from Greenfield Local Hub on a regular basis. This is because without a customer reward system, businesses often struggle to keep hold of returning customers and encourage repeat purchases being made. The digital solution will include a loyalty scheme which gives customers rewards like a special offer or discount when they make purchases of products from the hub, for example a five percent discount on their next order. </w:t>
       </w:r>
       <w:r>
         <w:t xml:space="preserve">Because of this, the </w:t>
@@ -644,15 +559,7 @@
     <w:p/>
     <w:p>
       <w:r>
-        <w:t xml:space="preserve">The web application will allow users to create and manage accounts which store personal information. All account information will be stored </w:t>
-      </w:r>
-      <w:proofErr w:type="gramStart"/>
-      <w:r>
-        <w:t>securely, and</w:t>
-      </w:r>
-      <w:proofErr w:type="gramEnd"/>
-      <w:r>
-        <w:t xml:space="preserve"> will let customers to manage any purchases made which improves the experience for customers.</w:t>
+        <w:t>The web application will allow users to create and manage accounts which store personal information. All account information will be stored securely, and will let customers to manage any purchases made which improves the experience for customers.</w:t>
       </w:r>
     </w:p>
     <w:p/>
@@ -2765,15 +2672,7 @@
           </w:tcPr>
           <w:p>
             <w:r>
-              <w:t xml:space="preserve">• Users </w:t>
-            </w:r>
-            <w:proofErr w:type="gramStart"/>
-            <w:r>
-              <w:t>are able to</w:t>
-            </w:r>
-            <w:proofErr w:type="gramEnd"/>
-            <w:r>
-              <w:t xml:space="preserve"> complete an order request without assistance</w:t>
+              <w:t>• Users are able to complete an order request without assistance</w:t>
             </w:r>
           </w:p>
           <w:p>
@@ -3273,15 +3172,7 @@
         </w:numPr>
       </w:pPr>
       <w:r>
-        <w:t xml:space="preserve">Make sure each one is specific to your </w:t>
-      </w:r>
-      <w:proofErr w:type="gramStart"/>
-      <w:r>
-        <w:t>particular solution</w:t>
-      </w:r>
-      <w:proofErr w:type="gramEnd"/>
-      <w:r>
-        <w:t xml:space="preserve"> and is not just generic</w:t>
+        <w:t>Make sure each one is specific to your particular solution and is not just generic</w:t>
       </w:r>
     </w:p>
     <w:p>
@@ -3300,6 +3191,111 @@
         </w:rPr>
         <w:t>Legal and Regulatory Guideline Considerations</w:t>
       </w:r>
+    </w:p>
+    <w:p>
+      <w:pPr>
+        <w:rPr>
+          <w:b/>
+          <w:bCs/>
+          <w:u w:val="single"/>
+        </w:rPr>
+      </w:pPr>
+    </w:p>
+    <w:tbl>
+      <w:tblPr>
+        <w:tblStyle w:val="TableGrid"/>
+        <w:tblW w:w="0" w:type="auto"/>
+        <w:tblLook w:val="04A0" w:firstRow="1" w:lastRow="0" w:firstColumn="1" w:lastColumn="0" w:noHBand="0" w:noVBand="1"/>
+      </w:tblPr>
+      <w:tblGrid>
+        <w:gridCol w:w="4508"/>
+        <w:gridCol w:w="4508"/>
+      </w:tblGrid>
+      <w:tr>
+        <w:tc>
+          <w:tcPr>
+            <w:tcW w:w="4508" w:type="dxa"/>
+          </w:tcPr>
+          <w:p>
+            <w:pPr>
+              <w:rPr>
+                <w:b/>
+                <w:bCs/>
+                <w:u w:val="single"/>
+              </w:rPr>
+            </w:pPr>
+            <w:r>
+              <w:rPr>
+                <w:b/>
+                <w:bCs/>
+                <w:u w:val="single"/>
+              </w:rPr>
+              <w:t>Guideline</w:t>
+            </w:r>
+          </w:p>
+        </w:tc>
+        <w:tc>
+          <w:tcPr>
+            <w:tcW w:w="4508" w:type="dxa"/>
+          </w:tcPr>
+          <w:p>
+            <w:pPr>
+              <w:rPr>
+                <w:b/>
+                <w:bCs/>
+                <w:u w:val="single"/>
+              </w:rPr>
+            </w:pPr>
+            <w:r>
+              <w:rPr>
+                <w:b/>
+                <w:bCs/>
+                <w:u w:val="single"/>
+              </w:rPr>
+              <w:t>Application</w:t>
+            </w:r>
+          </w:p>
+        </w:tc>
+      </w:tr>
+      <w:tr>
+        <w:tc>
+          <w:tcPr>
+            <w:tcW w:w="4508" w:type="dxa"/>
+          </w:tcPr>
+          <w:p>
+            <w:pPr>
+              <w:rPr>
+                <w:b/>
+                <w:bCs/>
+                <w:u w:val="single"/>
+              </w:rPr>
+            </w:pPr>
+          </w:p>
+        </w:tc>
+        <w:tc>
+          <w:tcPr>
+            <w:tcW w:w="4508" w:type="dxa"/>
+          </w:tcPr>
+          <w:p>
+            <w:pPr>
+              <w:rPr>
+                <w:b/>
+                <w:bCs/>
+                <w:u w:val="single"/>
+              </w:rPr>
+            </w:pPr>
+          </w:p>
+        </w:tc>
+      </w:tr>
+    </w:tbl>
+    <w:p>
+      <w:pPr>
+        <w:rPr>
+          <w:b/>
+          <w:bCs/>
+          <w:u w:val="single"/>
+        </w:rPr>
+      </w:pPr>
     </w:p>
     <w:p>
       <w:pPr>
@@ -3354,7 +3350,7 @@
 </file>
 
 <file path=word/numbering.xml><?xml version="1.0" encoding="utf-8"?>
-<w:numbering xmlns:wpc="http://schemas.microsoft.com/office/word/2010/wordprocessingCanvas" xmlns:cx="http://schemas.microsoft.com/office/drawing/2014/chartex" xmlns:cx1="http://schemas.microsoft.com/office/drawing/2015/9/8/chartex" xmlns:cx2="http://schemas.microsoft.com/office/drawing/2015/10/21/chartex" xmlns:cx3="http://schemas.microsoft.com/office/drawing/2016/5/9/chartex" xmlns:cx4="http://schemas.microsoft.com/office/drawing/2016/5/10/chartex" xmlns:cx5="http://schemas.microsoft.com/office/drawing/2016/5/11/chartex" xmlns:cx6="http://schemas.microsoft.com/office/drawing/2016/5/12/chartex" xmlns:cx7="http://schemas.microsoft.com/office/drawing/2016/5/13/chartex" xmlns:cx8="http://schemas.microsoft.com/office/drawing/2016/5/14/chartex" xmlns:mc="http://schemas.openxmlformats.org/markup-compatibility/2006" xmlns:aink="http://schemas.microsoft.com/office/drawing/2016/ink" xmlns:am3d="http://schemas.microsoft.com/office/drawing/2017/model3d" xmlns:o="urn:schemas-microsoft-com:office:office" xmlns:oel="http://schemas.microsoft.com/office/2019/extlst" xmlns:r="http://schemas.openxmlformats.org/officeDocument/2006/relationships" xmlns:m="http://schemas.openxmlformats.org/officeDocument/2006/math" xmlns:v="urn:schemas-microsoft-com:vml" xmlns:wp14="http://schemas.microsoft.com/office/word/2010/wordprocessingDrawing" xmlns:wp="http://schemas.openxmlformats.org/drawingml/2006/wordprocessingDrawing" xmlns:w10="urn:schemas-microsoft-com:office:word" xmlns:w="http://schemas.openxmlformats.org/wordprocessingml/2006/main" xmlns:w14="http://schemas.microsoft.com/office/word/2010/wordml" xmlns:w15="http://schemas.microsoft.com/office/word/2012/wordml" xmlns:w16cex="http://schemas.microsoft.com/office/word/2018/wordml/cex" xmlns:w16cid="http://schemas.microsoft.com/office/word/2016/wordml/cid" xmlns:w16="http://schemas.microsoft.com/office/word/2018/wordml" xmlns:w16du="http://schemas.microsoft.com/office/word/2023/wordml/word16du" xmlns:w16sdtdh="http://schemas.microsoft.com/office/word/2020/wordml/sdtdatahash" xmlns:w16sdtfl="http://schemas.microsoft.com/office/word/2024/wordml/sdtformatlock" xmlns:w16se="http://schemas.microsoft.com/office/word/2015/wordml/symex" xmlns:wpg="http://schemas.microsoft.com/office/word/2010/wordprocessingGroup" xmlns:wpi="http://schemas.microsoft.com/office/word/2010/wordprocessingInk" xmlns:wne="http://schemas.microsoft.com/office/word/2006/wordml" xmlns:wps="http://schemas.microsoft.com/office/word/2010/wordprocessingShape" mc:Ignorable="w14 w15 w16se w16cid w16 w16cex w16sdtdh w16sdtfl w16du wp14">
+<w:numbering xmlns:wpc="http://schemas.microsoft.com/office/word/2010/wordprocessingCanvas" xmlns:cx="http://schemas.microsoft.com/office/drawing/2014/chartex" xmlns:cx1="http://schemas.microsoft.com/office/drawing/2015/9/8/chartex" xmlns:cx2="http://schemas.microsoft.com/office/drawing/2015/10/21/chartex" xmlns:cx3="http://schemas.microsoft.com/office/drawing/2016/5/9/chartex" xmlns:cx4="http://schemas.microsoft.com/office/drawing/2016/5/10/chartex" xmlns:cx5="http://schemas.microsoft.com/office/drawing/2016/5/11/chartex" xmlns:cx6="http://schemas.microsoft.com/office/drawing/2016/5/12/chartex" xmlns:cx7="http://schemas.microsoft.com/office/drawing/2016/5/13/chartex" xmlns:cx8="http://schemas.microsoft.com/office/drawing/2016/5/14/chartex" xmlns:mc="http://schemas.openxmlformats.org/markup-compatibility/2006" xmlns:aink="http://schemas.microsoft.com/office/drawing/2016/ink" xmlns:am3d="http://schemas.microsoft.com/office/drawing/2017/model3d" xmlns:o="urn:schemas-microsoft-com:office:office" xmlns:r="http://schemas.openxmlformats.org/officeDocument/2006/relationships" xmlns:m="http://schemas.openxmlformats.org/officeDocument/2006/math" xmlns:v="urn:schemas-microsoft-com:vml" xmlns:wp14="http://schemas.microsoft.com/office/word/2010/wordprocessingDrawing" xmlns:wp="http://schemas.openxmlformats.org/drawingml/2006/wordprocessingDrawing" xmlns:w10="urn:schemas-microsoft-com:office:word" xmlns:w="http://schemas.openxmlformats.org/wordprocessingml/2006/main" xmlns:w14="http://schemas.microsoft.com/office/word/2010/wordml" xmlns:w15="http://schemas.microsoft.com/office/word/2012/wordml" xmlns:w16cex="http://schemas.microsoft.com/office/word/2018/wordml/cex" xmlns:w16cid="http://schemas.microsoft.com/office/word/2016/wordml/cid" xmlns:w16="http://schemas.microsoft.com/office/word/2018/wordml" xmlns:w16sdtdh="http://schemas.microsoft.com/office/word/2020/wordml/sdtdatahash" xmlns:w16se="http://schemas.microsoft.com/office/word/2015/wordml/symex" xmlns:wpg="http://schemas.microsoft.com/office/word/2010/wordprocessingGroup" xmlns:wpi="http://schemas.microsoft.com/office/word/2010/wordprocessingInk" xmlns:wne="http://schemas.microsoft.com/office/word/2006/wordml" xmlns:wps="http://schemas.microsoft.com/office/word/2010/wordprocessingShape" mc:Ignorable="w14 w15 w16se w16cid w16 w16cex w16sdtdh wp14">
   <w:abstractNum w:abstractNumId="0" w15:restartNumberingAfterBreak="0">
     <w:nsid w:val="08D54ED0"/>
     <w:multiLevelType w:val="hybridMultilevel"/>
@@ -4822,50 +4818,50 @@
       </w:rPr>
     </w:lvl>
   </w:abstractNum>
-  <w:num w:numId="1" w16cid:durableId="1660883906">
+  <w:num w:numId="1">
     <w:abstractNumId w:val="11"/>
   </w:num>
-  <w:num w:numId="2" w16cid:durableId="1498378741">
+  <w:num w:numId="2">
     <w:abstractNumId w:val="7"/>
   </w:num>
-  <w:num w:numId="3" w16cid:durableId="149752685">
+  <w:num w:numId="3">
     <w:abstractNumId w:val="8"/>
   </w:num>
-  <w:num w:numId="4" w16cid:durableId="746810255">
+  <w:num w:numId="4">
     <w:abstractNumId w:val="3"/>
   </w:num>
-  <w:num w:numId="5" w16cid:durableId="2015840256">
+  <w:num w:numId="5">
     <w:abstractNumId w:val="4"/>
   </w:num>
-  <w:num w:numId="6" w16cid:durableId="793787062">
+  <w:num w:numId="6">
     <w:abstractNumId w:val="10"/>
   </w:num>
-  <w:num w:numId="7" w16cid:durableId="235820247">
+  <w:num w:numId="7">
     <w:abstractNumId w:val="2"/>
   </w:num>
-  <w:num w:numId="8" w16cid:durableId="1243106700">
+  <w:num w:numId="8">
     <w:abstractNumId w:val="0"/>
   </w:num>
-  <w:num w:numId="9" w16cid:durableId="505243572">
+  <w:num w:numId="9">
     <w:abstractNumId w:val="6"/>
   </w:num>
-  <w:num w:numId="10" w16cid:durableId="944381803">
+  <w:num w:numId="10">
     <w:abstractNumId w:val="5"/>
   </w:num>
-  <w:num w:numId="11" w16cid:durableId="2013070324">
+  <w:num w:numId="11">
     <w:abstractNumId w:val="1"/>
   </w:num>
-  <w:num w:numId="12" w16cid:durableId="50622987">
+  <w:num w:numId="12">
     <w:abstractNumId w:val="12"/>
   </w:num>
-  <w:num w:numId="13" w16cid:durableId="443041001">
+  <w:num w:numId="13">
     <w:abstractNumId w:val="9"/>
   </w:num>
 </w:numbering>
 </file>
 
 <file path=word/styles.xml><?xml version="1.0" encoding="utf-8"?>
-<w:styles xmlns:mc="http://schemas.openxmlformats.org/markup-compatibility/2006" xmlns:r="http://schemas.openxmlformats.org/officeDocument/2006/relationships" xmlns:w="http://schemas.openxmlformats.org/wordprocessingml/2006/main" xmlns:w14="http://schemas.microsoft.com/office/word/2010/wordml" xmlns:w15="http://schemas.microsoft.com/office/word/2012/wordml" xmlns:w16cex="http://schemas.microsoft.com/office/word/2018/wordml/cex" xmlns:w16cid="http://schemas.microsoft.com/office/word/2016/wordml/cid" xmlns:w16="http://schemas.microsoft.com/office/word/2018/wordml" xmlns:w16du="http://schemas.microsoft.com/office/word/2023/wordml/word16du" xmlns:w16sdtdh="http://schemas.microsoft.com/office/word/2020/wordml/sdtdatahash" xmlns:w16sdtfl="http://schemas.microsoft.com/office/word/2024/wordml/sdtformatlock" xmlns:w16se="http://schemas.microsoft.com/office/word/2015/wordml/symex" mc:Ignorable="w14 w15 w16se w16cid w16 w16cex w16sdtdh w16sdtfl w16du">
+<w:styles xmlns:mc="http://schemas.openxmlformats.org/markup-compatibility/2006" xmlns:r="http://schemas.openxmlformats.org/officeDocument/2006/relationships" xmlns:w="http://schemas.openxmlformats.org/wordprocessingml/2006/main" xmlns:w14="http://schemas.microsoft.com/office/word/2010/wordml" xmlns:w15="http://schemas.microsoft.com/office/word/2012/wordml" xmlns:w16cex="http://schemas.microsoft.com/office/word/2018/wordml/cex" xmlns:w16cid="http://schemas.microsoft.com/office/word/2016/wordml/cid" xmlns:w16="http://schemas.microsoft.com/office/word/2018/wordml" xmlns:w16sdtdh="http://schemas.microsoft.com/office/word/2020/wordml/sdtdatahash" xmlns:w16se="http://schemas.microsoft.com/office/word/2015/wordml/symex" mc:Ignorable="w14 w15 w16se w16cid w16 w16cex w16sdtdh">
   <w:docDefaults>
     <w:rPrDefault>
       <w:rPr>

--- a/Task1_Proposal_715142_Gallagher_J.docx
+++ b/Task1_Proposal_715142_Gallagher_J.docx
@@ -509,18 +509,11 @@
       <w:r>
         <w:t xml:space="preserve">very user friendly and matching common conventions from other websites in the same industry. </w:t>
       </w:r>
-      <w:proofErr w:type="spellStart"/>
-      <w:proofErr w:type="gramStart"/>
       <w:r>
         <w:t>It</w:t>
       </w:r>
       <w:r>
-        <w:t>’s</w:t>
-      </w:r>
-      <w:proofErr w:type="spellEnd"/>
-      <w:proofErr w:type="gramEnd"/>
-      <w:r>
-        <w:t xml:space="preserve"> purpose is </w:t>
+        <w:t xml:space="preserve">’s purpose is </w:t>
       </w:r>
       <w:r>
         <w:t xml:space="preserve">to give customers information </w:t>
@@ -578,15 +571,7 @@
     <w:p/>
     <w:p>
       <w:r>
-        <w:t xml:space="preserve">The solution will also have </w:t>
-      </w:r>
-      <w:proofErr w:type="gramStart"/>
-      <w:r>
-        <w:t>a</w:t>
-      </w:r>
-      <w:proofErr w:type="gramEnd"/>
-      <w:r>
-        <w:t xml:space="preserve"> order management system with scheduling and tracking features so that they’re able to view the status of orders placed. Alongside this will be a loyalty scheme for customers which will provide discounts and special offers to them if they have made purchases to encourage repeat business and maintain customer retention.</w:t>
+        <w:t>The solution will also have a order management system with scheduling and tracking features so that they’re able to view the status of orders placed. Alongside this will be a loyalty scheme for customers which will provide discounts and special offers to them if they have made purchases to encourage repeat business and maintain customer retention.</w:t>
       </w:r>
     </w:p>
     <w:p/>
@@ -668,17 +653,46 @@
         <w:t xml:space="preserve"> and User Acceptance Criteria</w:t>
       </w:r>
     </w:p>
+    <w:p>
+      <w:pPr>
+        <w:rPr>
+          <w:b/>
+          <w:bCs/>
+          <w:u w:val="single"/>
+        </w:rPr>
+      </w:pPr>
+    </w:p>
+    <w:p>
+      <w:r>
+        <w:t>Daniel Morris – New Customer</w:t>
+      </w:r>
+    </w:p>
+    <w:p>
+      <w:r>
+        <w:t>Sophie Patel – Returning Customer</w:t>
+      </w:r>
+    </w:p>
+    <w:p>
+      <w:r>
+        <w:t>James Walker – Local Producer</w:t>
+      </w:r>
+    </w:p>
+    <w:p>
+      <w:r>
+        <w:t>Elena Heun - Staff</w:t>
+      </w:r>
+    </w:p>
     <w:tbl>
       <w:tblPr>
         <w:tblStyle w:val="TableGrid"/>
-        <w:tblW w:w="8580" w:type="dxa"/>
+        <w:tblW w:w="9129" w:type="dxa"/>
         <w:tblLook w:val="04A0" w:firstRow="1" w:lastRow="0" w:firstColumn="1" w:lastColumn="0" w:noHBand="0" w:noVBand="1"/>
       </w:tblPr>
       <w:tblGrid>
         <w:gridCol w:w="2145"/>
         <w:gridCol w:w="2145"/>
         <w:gridCol w:w="2145"/>
-        <w:gridCol w:w="2145"/>
+        <w:gridCol w:w="2694"/>
       </w:tblGrid>
       <w:tr>
         <w:trPr>
@@ -752,7 +766,7 @@
         </w:tc>
         <w:tc>
           <w:tcPr>
-            <w:tcW w:w="2145" w:type="dxa"/>
+            <w:tcW w:w="2694" w:type="dxa"/>
           </w:tcPr>
           <w:p>
             <w:pPr>
@@ -782,6 +796,465 @@
             <w:tcW w:w="2145" w:type="dxa"/>
           </w:tcPr>
           <w:p>
+            <w:r>
+              <w:t>The solution must provide customers an account registration and login system</w:t>
+            </w:r>
+          </w:p>
+        </w:tc>
+        <w:tc>
+          <w:tcPr>
+            <w:tcW w:w="2145" w:type="dxa"/>
+          </w:tcPr>
+          <w:p>
+            <w:r>
+              <w:t xml:space="preserve">As </w:t>
+            </w:r>
+            <w:r>
+              <w:rPr>
+                <w:b/>
+                <w:bCs/>
+              </w:rPr>
+              <w:t>Daniel Morris</w:t>
+            </w:r>
+            <w:r>
+              <w:t>, I want to create an account so that I can manage m</w:t>
+            </w:r>
+            <w:r>
+              <w:t xml:space="preserve">y orders, store my personal details and access features </w:t>
+            </w:r>
+            <w:r>
+              <w:t>all in one place securely.</w:t>
+            </w:r>
+          </w:p>
+        </w:tc>
+        <w:tc>
+          <w:tcPr>
+            <w:tcW w:w="2145" w:type="dxa"/>
+          </w:tcPr>
+          <w:p>
+            <w:pPr>
+              <w:pStyle w:val="ListParagraph"/>
+              <w:numPr>
+                <w:ilvl w:val="0"/>
+                <w:numId w:val="15"/>
+              </w:numPr>
+            </w:pPr>
+            <w:r>
+              <w:t>Email address and password must be included fields on the registration page</w:t>
+            </w:r>
+          </w:p>
+          <w:p>
+            <w:pPr>
+              <w:pStyle w:val="ListParagraph"/>
+              <w:numPr>
+                <w:ilvl w:val="0"/>
+                <w:numId w:val="15"/>
+              </w:numPr>
+            </w:pPr>
+            <w:r>
+              <w:t xml:space="preserve">Password strength requirements and email validation </w:t>
+            </w:r>
+            <w:r>
+              <w:lastRenderedPageBreak/>
+              <w:t>must be put in place by the system</w:t>
+            </w:r>
+          </w:p>
+          <w:p>
+            <w:pPr>
+              <w:pStyle w:val="ListParagraph"/>
+              <w:numPr>
+                <w:ilvl w:val="0"/>
+                <w:numId w:val="15"/>
+              </w:numPr>
+            </w:pPr>
+            <w:r>
+              <w:t>Within the system database, the account registered must be added.</w:t>
+            </w:r>
+          </w:p>
+          <w:p>
+            <w:pPr>
+              <w:pStyle w:val="ListParagraph"/>
+              <w:numPr>
+                <w:ilvl w:val="0"/>
+                <w:numId w:val="15"/>
+              </w:numPr>
+            </w:pPr>
+            <w:r>
+              <w:t>Users must be able to log in and out of accounts made</w:t>
+            </w:r>
+          </w:p>
+          <w:p>
+            <w:pPr>
+              <w:pStyle w:val="ListParagraph"/>
+              <w:numPr>
+                <w:ilvl w:val="0"/>
+                <w:numId w:val="15"/>
+              </w:numPr>
+            </w:pPr>
+            <w:r>
+              <w:t>Users must be only be able to access their own personal data</w:t>
+            </w:r>
+          </w:p>
+        </w:tc>
+        <w:tc>
+          <w:tcPr>
+            <w:tcW w:w="2694" w:type="dxa"/>
+          </w:tcPr>
+          <w:p>
+            <w:r>
+              <w:lastRenderedPageBreak/>
+              <w:t xml:space="preserve">The ability for customers to create accounts to manage any personal bookings and data which is personal whilst making sure the personal data and bookings is private and secure provides a personalised experience to the customer whilst ensuring data protection reputations are followed by the business, allowing for a better brand </w:t>
+            </w:r>
+            <w:r>
+              <w:lastRenderedPageBreak/>
+              <w:t>reputation potentially increasing the amount of potential customers which leads to increased sales.</w:t>
+            </w:r>
+          </w:p>
+        </w:tc>
+      </w:tr>
+      <w:tr>
+        <w:trPr>
+          <w:trHeight w:val="360"/>
+        </w:trPr>
+        <w:tc>
+          <w:tcPr>
+            <w:tcW w:w="2145" w:type="dxa"/>
+          </w:tcPr>
+          <w:p>
+            <w:r>
+              <w:lastRenderedPageBreak/>
+              <w:t xml:space="preserve">The solution must allow customers to view and manage existing </w:t>
+            </w:r>
+            <w:r>
+              <w:t>orders</w:t>
+            </w:r>
+          </w:p>
+        </w:tc>
+        <w:tc>
+          <w:tcPr>
+            <w:tcW w:w="2145" w:type="dxa"/>
+          </w:tcPr>
+          <w:p>
+            <w:r>
+              <w:t xml:space="preserve">As </w:t>
+            </w:r>
+            <w:r>
+              <w:rPr>
+                <w:b/>
+                <w:bCs/>
+              </w:rPr>
+              <w:t>Daniel Morris</w:t>
+            </w:r>
+            <w:r>
+              <w:rPr>
+                <w:b/>
+                <w:bCs/>
+              </w:rPr>
+              <w:t>,</w:t>
+            </w:r>
+            <w:r>
+              <w:t xml:space="preserve"> I want to view and manage any of my existing bookings so that I can make changes or cancel if it is necessary to me.</w:t>
+            </w:r>
+          </w:p>
+        </w:tc>
+        <w:tc>
+          <w:tcPr>
+            <w:tcW w:w="2145" w:type="dxa"/>
+          </w:tcPr>
+          <w:p>
+            <w:r>
+              <w:t>•</w:t>
+            </w:r>
+            <w:r>
+              <w:t xml:space="preserve"> </w:t>
+            </w:r>
+            <w:r>
+              <w:t xml:space="preserve">A list of all of that customers personal </w:t>
+            </w:r>
+            <w:r>
+              <w:t>orders</w:t>
+            </w:r>
+            <w:r>
+              <w:t xml:space="preserve"> must be viewable to registered users</w:t>
+            </w:r>
+          </w:p>
+          <w:p>
+            <w:r>
+              <w:t>•</w:t>
+            </w:r>
+            <w:r>
+              <w:t xml:space="preserve"> </w:t>
+            </w:r>
+            <w:r>
+              <w:t xml:space="preserve">Each </w:t>
+            </w:r>
+            <w:r>
+              <w:t>order</w:t>
+            </w:r>
+            <w:r>
+              <w:t xml:space="preserve"> must provide a display of the </w:t>
+            </w:r>
+            <w:r>
+              <w:t>product number</w:t>
+            </w:r>
+            <w:r>
+              <w:t>, the date and time it is listed for</w:t>
+            </w:r>
+            <w:r>
+              <w:t xml:space="preserve"> and/or created</w:t>
+            </w:r>
+            <w:r>
+              <w:t xml:space="preserve"> and the status of the </w:t>
+            </w:r>
+            <w:r>
+              <w:t>order</w:t>
+            </w:r>
+            <w:r>
+              <w:t>, confirming if it is pending, denied or confirmed.</w:t>
+            </w:r>
+          </w:p>
+          <w:p>
+            <w:r>
+              <w:t>•</w:t>
+            </w:r>
+            <w:r>
+              <w:t xml:space="preserve"> </w:t>
+            </w:r>
+            <w:r>
+              <w:t xml:space="preserve">Cancellation for </w:t>
+            </w:r>
+            <w:r>
+              <w:t>order</w:t>
+            </w:r>
+            <w:r>
+              <w:t xml:space="preserve"> requests must be available to users</w:t>
+            </w:r>
+          </w:p>
+          <w:p>
+            <w:r>
+              <w:t>•</w:t>
+            </w:r>
+            <w:r>
+              <w:t xml:space="preserve"> </w:t>
+            </w:r>
+            <w:r>
+              <w:t>Any changes must be updated in real time</w:t>
+            </w:r>
+          </w:p>
+          <w:p>
+            <w:r>
+              <w:t>•</w:t>
+            </w:r>
+            <w:r>
+              <w:t xml:space="preserve"> </w:t>
+            </w:r>
+            <w:r>
+              <w:t xml:space="preserve">Users must not be able to make changes to other users </w:t>
+            </w:r>
+            <w:r>
+              <w:t>orders</w:t>
+            </w:r>
+          </w:p>
+        </w:tc>
+        <w:tc>
+          <w:tcPr>
+            <w:tcW w:w="2694" w:type="dxa"/>
+          </w:tcPr>
+          <w:p>
+            <w:r>
+              <w:t xml:space="preserve">Staff involvement will be reduced, efficiency will be improved and the overall experience for users will be heavily enhanced through giving users the ability to access their own </w:t>
+            </w:r>
+            <w:r>
+              <w:t>orders</w:t>
+            </w:r>
+            <w:r>
+              <w:t xml:space="preserve"> as customers often forget </w:t>
+            </w:r>
+            <w:r>
+              <w:t xml:space="preserve">order details </w:t>
+            </w:r>
+            <w:r>
+              <w:t xml:space="preserve">or need to make changes to their </w:t>
+            </w:r>
+            <w:r>
+              <w:t>orders</w:t>
+            </w:r>
+            <w:r>
+              <w:t>. Improved user experience can lead to higher positive reviews for the company online, which spreads good word for the company which gives the brand a positive and reliable reputation, potentially increasing customer footprint which leads to more potential sales.</w:t>
+            </w:r>
+          </w:p>
+        </w:tc>
+      </w:tr>
+      <w:tr>
+        <w:trPr>
+          <w:trHeight w:val="360"/>
+        </w:trPr>
+        <w:tc>
+          <w:tcPr>
+            <w:tcW w:w="2145" w:type="dxa"/>
+          </w:tcPr>
+          <w:p>
+            <w:r>
+              <w:t>The solution must provide staff a staff management area</w:t>
+            </w:r>
+          </w:p>
+        </w:tc>
+        <w:tc>
+          <w:tcPr>
+            <w:tcW w:w="2145" w:type="dxa"/>
+          </w:tcPr>
+          <w:p>
+            <w:r>
+              <w:t xml:space="preserve">As </w:t>
+            </w:r>
+            <w:r>
+              <w:rPr>
+                <w:b/>
+                <w:bCs/>
+                <w:u w:val="single"/>
+              </w:rPr>
+              <w:t>Elena Heun</w:t>
+            </w:r>
+            <w:r>
+              <w:rPr>
+                <w:b/>
+                <w:bCs/>
+                <w:u w:val="single"/>
+              </w:rPr>
+              <w:t>,</w:t>
+            </w:r>
+            <w:r>
+              <w:t xml:space="preserve"> I want to view </w:t>
+            </w:r>
+            <w:r>
+              <w:t xml:space="preserve">orders and products on the solution so that I can </w:t>
+            </w:r>
+            <w:r>
+              <w:lastRenderedPageBreak/>
+              <w:t xml:space="preserve">monitor activity, to make sure that the system is operating </w:t>
+            </w:r>
+            <w:r>
+              <w:t>as expected</w:t>
+            </w:r>
+            <w:r>
+              <w:t>.</w:t>
+            </w:r>
+          </w:p>
+        </w:tc>
+        <w:tc>
+          <w:tcPr>
+            <w:tcW w:w="2145" w:type="dxa"/>
+          </w:tcPr>
+          <w:p>
+            <w:r>
+              <w:lastRenderedPageBreak/>
+              <w:t>•</w:t>
+            </w:r>
+            <w:r>
+              <w:t xml:space="preserve"> </w:t>
+            </w:r>
+            <w:r>
+              <w:t>Staff must be able to log in to a secure staff area</w:t>
+            </w:r>
+          </w:p>
+          <w:p>
+            <w:r>
+              <w:lastRenderedPageBreak/>
+              <w:t>•</w:t>
+            </w:r>
+            <w:r>
+              <w:t xml:space="preserve"> </w:t>
+            </w:r>
+            <w:r>
+              <w:t xml:space="preserve">All </w:t>
+            </w:r>
+            <w:r>
+              <w:t xml:space="preserve">orders and products </w:t>
+            </w:r>
+            <w:r>
+              <w:t>must be viewable by staff</w:t>
+            </w:r>
+          </w:p>
+          <w:p>
+            <w:r>
+              <w:t>•</w:t>
+            </w:r>
+            <w:r>
+              <w:t xml:space="preserve"> </w:t>
+            </w:r>
+            <w:r>
+              <w:t xml:space="preserve">Stuff must be granted permission and be able to </w:t>
+            </w:r>
+            <w:r>
+              <w:t>remove products listed</w:t>
+            </w:r>
+          </w:p>
+          <w:p>
+            <w:r>
+              <w:t>•</w:t>
+            </w:r>
+            <w:r>
+              <w:t xml:space="preserve"> </w:t>
+            </w:r>
+            <w:r>
+              <w:t xml:space="preserve">The updates </w:t>
+            </w:r>
+            <w:r>
+              <w:t xml:space="preserve">of </w:t>
+            </w:r>
+            <w:r>
+              <w:t xml:space="preserve">order status </w:t>
+            </w:r>
+            <w:r>
+              <w:t>must be visible to customers</w:t>
+            </w:r>
+          </w:p>
+          <w:p>
+            <w:r>
+              <w:t>•</w:t>
+            </w:r>
+            <w:r>
+              <w:t xml:space="preserve"> </w:t>
+            </w:r>
+            <w:r>
+              <w:t>Only authorised staff accounts should be able to access the staff area</w:t>
+            </w:r>
+          </w:p>
+        </w:tc>
+        <w:tc>
+          <w:tcPr>
+            <w:tcW w:w="2694" w:type="dxa"/>
+          </w:tcPr>
+          <w:p>
+            <w:r>
+              <w:lastRenderedPageBreak/>
+              <w:t xml:space="preserve">Staff are required to have a staff only centralised system which allows them to manage </w:t>
+            </w:r>
+            <w:r>
+              <w:t xml:space="preserve">products listed </w:t>
+            </w:r>
+            <w:r>
+              <w:lastRenderedPageBreak/>
+              <w:t>by producers</w:t>
+            </w:r>
+            <w:r>
+              <w:t xml:space="preserve"> and </w:t>
+            </w:r>
+            <w:r>
+              <w:t>orders</w:t>
+            </w:r>
+            <w:r>
+              <w:t xml:space="preserve"> submitted by customers. The staff only area ensures the business maintains control over </w:t>
+            </w:r>
+            <w:r>
+              <w:t>order status</w:t>
+            </w:r>
+            <w:r>
+              <w:t xml:space="preserve"> and reduces errors, whilst improving the overall internal efficiency of the system, this could provide a decrease in lost sales as less errors take place and the staff can efficiently focus their attention on customers, meaning more sales are made for the company which could increase customer retention as customers are provided a quick and reliable service .</w:t>
+            </w:r>
+          </w:p>
+          <w:p/>
+          <w:p>
             <w:pPr>
               <w:rPr>
                 <w:b/>
@@ -790,11 +1263,6 @@
               </w:rPr>
             </w:pPr>
           </w:p>
-        </w:tc>
-        <w:tc>
-          <w:tcPr>
-            <w:tcW w:w="2145" w:type="dxa"/>
-          </w:tcPr>
           <w:p>
             <w:pPr>
               <w:rPr>
@@ -803,14 +1271,6 @@
                 <w:u w:val="single"/>
               </w:rPr>
             </w:pPr>
-            <w:r>
-              <w:rPr>
-                <w:b/>
-                <w:bCs/>
-                <w:u w:val="single"/>
-              </w:rPr>
-              <w:t>As a …</w:t>
-            </w:r>
           </w:p>
           <w:p>
             <w:pPr>
@@ -820,17 +1280,197 @@
                 <w:u w:val="single"/>
               </w:rPr>
             </w:pPr>
+          </w:p>
+          <w:p>
+            <w:pPr>
+              <w:jc w:val="center"/>
+            </w:pPr>
+          </w:p>
+        </w:tc>
+      </w:tr>
+      <w:tr>
+        <w:trPr>
+          <w:trHeight w:val="369"/>
+        </w:trPr>
+        <w:tc>
+          <w:tcPr>
+            <w:tcW w:w="2145" w:type="dxa"/>
+          </w:tcPr>
+          <w:p>
+            <w:r>
+              <w:lastRenderedPageBreak/>
+              <w:t>The solution must have accessibility features</w:t>
+            </w:r>
+          </w:p>
+        </w:tc>
+        <w:tc>
+          <w:tcPr>
+            <w:tcW w:w="2145" w:type="dxa"/>
+          </w:tcPr>
+          <w:p>
+            <w:r>
+              <w:t xml:space="preserve">As </w:t>
+            </w:r>
             <w:r>
               <w:rPr>
                 <w:b/>
                 <w:bCs/>
-                <w:u w:val="single"/>
               </w:rPr>
-              <w:t xml:space="preserve">I want to… </w:t>
-            </w:r>
-          </w:p>
+              <w:t>Daniel Morris</w:t>
+            </w:r>
+            <w:r>
+              <w:rPr>
+                <w:b/>
+                <w:bCs/>
+              </w:rPr>
+              <w:t xml:space="preserve">, </w:t>
+            </w:r>
+            <w:r>
+              <w:t>I may have</w:t>
+            </w:r>
+            <w:r>
+              <w:t xml:space="preserve"> impairments, </w:t>
+            </w:r>
+            <w:r>
+              <w:t xml:space="preserve">which means </w:t>
+            </w:r>
+            <w:r>
+              <w:t>I want to adjust the appearance of the website to my personal needs so that I can use it comfortably.</w:t>
+            </w:r>
+          </w:p>
+        </w:tc>
+        <w:tc>
+          <w:tcPr>
+            <w:tcW w:w="2145" w:type="dxa"/>
+          </w:tcPr>
+          <w:p>
+            <w:r>
+              <w:t>•</w:t>
+            </w:r>
+            <w:r>
+              <w:t xml:space="preserve"> </w:t>
+            </w:r>
+            <w:r>
+              <w:t>Users must be able to adjust the size of text</w:t>
+            </w:r>
+          </w:p>
+          <w:p>
+            <w:r>
+              <w:t>•</w:t>
+            </w:r>
+            <w:r>
+              <w:t xml:space="preserve"> </w:t>
+            </w:r>
+            <w:r>
+              <w:t>Users must be able to change the view/layout of the page, for example the contrast of the page</w:t>
+            </w:r>
+          </w:p>
+          <w:p>
+            <w:r>
+              <w:t>•</w:t>
+            </w:r>
+            <w:r>
+              <w:t xml:space="preserve"> </w:t>
+            </w:r>
+            <w:r>
+              <w:t>All images must include descriptive alt text</w:t>
+            </w:r>
+          </w:p>
+          <w:p>
+            <w:r>
+              <w:t>•</w:t>
+            </w:r>
+            <w:r>
+              <w:t xml:space="preserve"> </w:t>
+            </w:r>
+            <w:r>
+              <w:t>The website must be fully responsive across a variety of devices.</w:t>
+            </w:r>
+          </w:p>
+        </w:tc>
+        <w:tc>
+          <w:tcPr>
+            <w:tcW w:w="2694" w:type="dxa"/>
+          </w:tcPr>
+          <w:p>
+            <w:r>
+              <w:t>The company’s reputation, legal compliance and inclusivity to people who can use the web application are all increased as having a variety of accessibility features can ensure the website is usable by a wider scope of audience and complies with guidelines from WCAG. Being open to a wider scope of audience further benefits the company as it means more customers can make use of the website</w:t>
+            </w:r>
+            <w:r>
+              <w:t xml:space="preserve">, make orders and find out information regarding local producers </w:t>
+            </w:r>
+            <w:r>
+              <w:t>which means more potential sales are to be made</w:t>
+            </w:r>
+            <w:r>
+              <w:t xml:space="preserve"> and less confusion for customers</w:t>
+            </w:r>
+            <w:r>
+              <w:t>.</w:t>
+            </w:r>
+          </w:p>
+        </w:tc>
+      </w:tr>
+      <w:tr>
+        <w:trPr>
+          <w:trHeight w:val="360"/>
+        </w:trPr>
+        <w:tc>
+          <w:tcPr>
+            <w:tcW w:w="2145" w:type="dxa"/>
+          </w:tcPr>
+          <w:p>
+            <w:r>
+              <w:t xml:space="preserve">The solution must </w:t>
+            </w:r>
+            <w:r>
+              <w:t xml:space="preserve">allow customers to view information </w:t>
+            </w:r>
+            <w:r>
+              <w:lastRenderedPageBreak/>
+              <w:t>about local producers</w:t>
+            </w:r>
+          </w:p>
+        </w:tc>
+        <w:tc>
+          <w:tcPr>
+            <w:tcW w:w="2145" w:type="dxa"/>
+          </w:tcPr>
+          <w:p>
+            <w:r>
+              <w:lastRenderedPageBreak/>
+              <w:t xml:space="preserve">As </w:t>
+            </w:r>
+            <w:r>
+              <w:rPr>
+                <w:b/>
+                <w:bCs/>
+              </w:rPr>
+              <w:t>Daniel Morris</w:t>
+            </w:r>
+            <w:r>
+              <w:t xml:space="preserve">, I want to view information </w:t>
+            </w:r>
+            <w:r>
+              <w:lastRenderedPageBreak/>
+              <w:t>regarding local producers so that I can understand where products</w:t>
+            </w:r>
+            <w:r>
+              <w:t xml:space="preserve"> on the solution come from to make informed decisions when placing orders.</w:t>
+            </w:r>
+          </w:p>
+        </w:tc>
+        <w:tc>
+          <w:tcPr>
+            <w:tcW w:w="2145" w:type="dxa"/>
+          </w:tcPr>
           <w:p>
             <w:pPr>
+              <w:pStyle w:val="ListParagraph"/>
+              <w:numPr>
+                <w:ilvl w:val="0"/>
+                <w:numId w:val="12"/>
+              </w:numPr>
               <w:rPr>
                 <w:b/>
                 <w:bCs/>
@@ -838,41 +1478,96 @@
               </w:rPr>
             </w:pPr>
             <w:r>
-              <w:rPr>
-                <w:b/>
-                <w:bCs/>
-                <w:u w:val="single"/>
-              </w:rPr>
-              <w:t>So that…</w:t>
-            </w:r>
-          </w:p>
-        </w:tc>
-        <w:tc>
-          <w:tcPr>
-            <w:tcW w:w="2145" w:type="dxa"/>
-          </w:tcPr>
+              <w:lastRenderedPageBreak/>
+              <w:t xml:space="preserve">A “Producers” page must be </w:t>
+            </w:r>
+            <w:r>
+              <w:lastRenderedPageBreak/>
+              <w:t>accessible from the main navigation</w:t>
+            </w:r>
+          </w:p>
           <w:p>
             <w:pPr>
+              <w:pStyle w:val="ListParagraph"/>
+              <w:numPr>
+                <w:ilvl w:val="0"/>
+                <w:numId w:val="12"/>
+              </w:numPr>
               <w:rPr>
                 <w:b/>
                 <w:bCs/>
                 <w:u w:val="single"/>
               </w:rPr>
             </w:pPr>
-          </w:p>
-        </w:tc>
-        <w:tc>
-          <w:tcPr>
-            <w:tcW w:w="2145" w:type="dxa"/>
-          </w:tcPr>
+            <w:r>
+              <w:t>Producer profiles must include name, description location and production methods</w:t>
+            </w:r>
+          </w:p>
           <w:p>
             <w:pPr>
+              <w:pStyle w:val="ListParagraph"/>
+              <w:numPr>
+                <w:ilvl w:val="0"/>
+                <w:numId w:val="12"/>
+              </w:numPr>
               <w:rPr>
-                <w:b/>
-                <w:bCs/>
                 <w:u w:val="single"/>
               </w:rPr>
             </w:pPr>
+            <w:r>
+              <w:t xml:space="preserve">Page must list registered producers within the </w:t>
+            </w:r>
+            <w:r>
+              <w:t>co-operative</w:t>
+            </w:r>
+          </w:p>
+          <w:p>
+            <w:pPr>
+              <w:pStyle w:val="ListParagraph"/>
+              <w:numPr>
+                <w:ilvl w:val="0"/>
+                <w:numId w:val="12"/>
+              </w:numPr>
+              <w:rPr>
+                <w:u w:val="single"/>
+              </w:rPr>
+            </w:pPr>
+            <w:r>
+              <w:t>Media showing producers and farms should be displayed if able</w:t>
+            </w:r>
+          </w:p>
+          <w:p>
+            <w:pPr>
+              <w:pStyle w:val="ListParagraph"/>
+              <w:numPr>
+                <w:ilvl w:val="0"/>
+                <w:numId w:val="12"/>
+              </w:numPr>
+              <w:rPr>
+                <w:u w:val="single"/>
+              </w:rPr>
+            </w:pPr>
+            <w:r>
+              <w:t>Information displayed must be clear, easy to understand and relevant</w:t>
+            </w:r>
+          </w:p>
+        </w:tc>
+        <w:tc>
+          <w:tcPr>
+            <w:tcW w:w="2694" w:type="dxa"/>
+          </w:tcPr>
+          <w:p>
+            <w:r>
+              <w:lastRenderedPageBreak/>
+              <w:t xml:space="preserve">Most customers value information like knowing where the food they order </w:t>
+            </w:r>
+            <w:r>
+              <w:lastRenderedPageBreak/>
+              <w:t xml:space="preserve">is coming from and how it is made, especially through local producers. Giving this information to customers will build a relationship of trust and transparency for customers and the business. This also promotes ethical sourcing and benefits the support of local product. Not only this, but the business is also benefitted by increasing the relationship between the customer and produce whilst making the chance of successful orders higher as customers feel confident making purchases </w:t>
+            </w:r>
+            <w:r>
+              <w:t>through informed decisions and knowing where food comes from and its quality.</w:t>
+            </w:r>
           </w:p>
         </w:tc>
       </w:tr>
@@ -885,55 +1580,140 @@
             <w:tcW w:w="2145" w:type="dxa"/>
           </w:tcPr>
           <w:p>
-            <w:pPr>
+            <w:r>
+              <w:t>The solution must allow customers to view available products</w:t>
+            </w:r>
+          </w:p>
+        </w:tc>
+        <w:tc>
+          <w:tcPr>
+            <w:tcW w:w="2145" w:type="dxa"/>
+          </w:tcPr>
+          <w:p>
+            <w:r>
+              <w:t xml:space="preserve">As </w:t>
+            </w:r>
+            <w:r>
               <w:rPr>
                 <w:b/>
                 <w:bCs/>
-                <w:u w:val="single"/>
               </w:rPr>
+              <w:t>Daniel Morris</w:t>
+            </w:r>
+            <w:r>
+              <w:t>, I want to view available products, alongside their details so that I can decide what items I would like to purchase</w:t>
+            </w:r>
+          </w:p>
+        </w:tc>
+        <w:tc>
+          <w:tcPr>
+            <w:tcW w:w="2145" w:type="dxa"/>
+          </w:tcPr>
+          <w:p>
+            <w:pPr>
+              <w:pStyle w:val="ListParagraph"/>
+              <w:numPr>
+                <w:ilvl w:val="0"/>
+                <w:numId w:val="12"/>
+              </w:numPr>
             </w:pPr>
-          </w:p>
-        </w:tc>
-        <w:tc>
-          <w:tcPr>
-            <w:tcW w:w="2145" w:type="dxa"/>
-          </w:tcPr>
+            <w:r>
+              <w:t>A “Products” page must be accessible from the main navigation</w:t>
+            </w:r>
+          </w:p>
           <w:p>
             <w:pPr>
-              <w:rPr>
-                <w:b/>
-                <w:bCs/>
-                <w:u w:val="single"/>
-              </w:rPr>
+              <w:pStyle w:val="ListParagraph"/>
+              <w:numPr>
+                <w:ilvl w:val="0"/>
+                <w:numId w:val="12"/>
+              </w:numPr>
             </w:pPr>
-          </w:p>
-        </w:tc>
-        <w:tc>
-          <w:tcPr>
-            <w:tcW w:w="2145" w:type="dxa"/>
-          </w:tcPr>
+            <w:r>
+              <w:t>A list of all available products must be displayed to users.</w:t>
+            </w:r>
+          </w:p>
           <w:p>
             <w:pPr>
-              <w:rPr>
-                <w:b/>
-                <w:bCs/>
-                <w:u w:val="single"/>
-              </w:rPr>
+              <w:pStyle w:val="ListParagraph"/>
+              <w:numPr>
+                <w:ilvl w:val="0"/>
+                <w:numId w:val="12"/>
+              </w:numPr>
             </w:pPr>
-          </w:p>
-        </w:tc>
-        <w:tc>
-          <w:tcPr>
-            <w:tcW w:w="2145" w:type="dxa"/>
-          </w:tcPr>
+            <w:r>
+              <w:t>Products must display name, price description and availability status</w:t>
+            </w:r>
+          </w:p>
           <w:p>
             <w:pPr>
-              <w:rPr>
-                <w:b/>
-                <w:bCs/>
-                <w:u w:val="single"/>
-              </w:rPr>
+              <w:pStyle w:val="ListParagraph"/>
+              <w:numPr>
+                <w:ilvl w:val="0"/>
+                <w:numId w:val="12"/>
+              </w:numPr>
             </w:pPr>
+            <w:r>
+              <w:t xml:space="preserve">Products must include </w:t>
+            </w:r>
+            <w:r>
+              <w:lastRenderedPageBreak/>
+              <w:t>images where possible</w:t>
+            </w:r>
+          </w:p>
+          <w:p>
+            <w:pPr>
+              <w:pStyle w:val="ListParagraph"/>
+              <w:numPr>
+                <w:ilvl w:val="0"/>
+                <w:numId w:val="12"/>
+              </w:numPr>
+            </w:pPr>
+            <w:r>
+              <w:t>Product listings should show the producer associated with the product</w:t>
+            </w:r>
+          </w:p>
+          <w:p>
+            <w:pPr>
+              <w:pStyle w:val="ListParagraph"/>
+              <w:numPr>
+                <w:ilvl w:val="0"/>
+                <w:numId w:val="12"/>
+              </w:numPr>
+            </w:pPr>
+            <w:r>
+              <w:t>Information must be displayed clearly and easy to read</w:t>
+            </w:r>
+          </w:p>
+          <w:p>
+            <w:pPr>
+              <w:pStyle w:val="ListParagraph"/>
+              <w:numPr>
+                <w:ilvl w:val="0"/>
+                <w:numId w:val="12"/>
+              </w:numPr>
+            </w:pPr>
+            <w:r>
+              <w:t>The page must follow WCAG accessibility guidelines</w:t>
+            </w:r>
+          </w:p>
+        </w:tc>
+        <w:tc>
+          <w:tcPr>
+            <w:tcW w:w="2694" w:type="dxa"/>
+          </w:tcPr>
+          <w:p>
+            <w:r>
+              <w:lastRenderedPageBreak/>
+              <w:t>Customers</w:t>
+            </w:r>
+            <w:r>
+              <w:t xml:space="preserve"> may be confused or hesitant when making purchases online, giving customers the opportunity to view the products available on the solution with clear description allowed for informed decisions to be made when placing orders. The system improves user experience by providing users a clear display of information, which also decreases the number of incorrect orders, which will reduce the number of staff and producer enquiries. This also benefits the business as customer confidence is improved </w:t>
+            </w:r>
+            <w:r>
+              <w:lastRenderedPageBreak/>
+              <w:t>through clear information, which improves sales as customers can make informed decisions to easily browse and select products which are suitable to their need.</w:t>
+            </w:r>
           </w:p>
         </w:tc>
       </w:tr>
@@ -946,116 +1726,152 @@
             <w:tcW w:w="2145" w:type="dxa"/>
           </w:tcPr>
           <w:p>
-            <w:pPr>
+            <w:r>
+              <w:lastRenderedPageBreak/>
+              <w:t>The solution must allow customers to place orders for products</w:t>
+            </w:r>
+          </w:p>
+        </w:tc>
+        <w:tc>
+          <w:tcPr>
+            <w:tcW w:w="2145" w:type="dxa"/>
+          </w:tcPr>
+          <w:p>
+            <w:r>
+              <w:t xml:space="preserve">As </w:t>
+            </w:r>
+            <w:r>
               <w:rPr>
                 <w:b/>
                 <w:bCs/>
-                <w:u w:val="single"/>
               </w:rPr>
+              <w:t>Daniel Morris</w:t>
+            </w:r>
+            <w:r>
+              <w:t>, I want to place an order for products so that I can purchase locally produced food through platforms.</w:t>
+            </w:r>
+          </w:p>
+        </w:tc>
+        <w:tc>
+          <w:tcPr>
+            <w:tcW w:w="2145" w:type="dxa"/>
+          </w:tcPr>
+          <w:p>
+            <w:pPr>
+              <w:pStyle w:val="ListParagraph"/>
+              <w:numPr>
+                <w:ilvl w:val="0"/>
+                <w:numId w:val="12"/>
+              </w:numPr>
             </w:pPr>
-          </w:p>
-        </w:tc>
-        <w:tc>
-          <w:tcPr>
-            <w:tcW w:w="2145" w:type="dxa"/>
-          </w:tcPr>
+            <w:r>
+              <w:t>Users must be able to add products to a type of shopping basket</w:t>
+            </w:r>
+          </w:p>
           <w:p>
             <w:pPr>
-              <w:rPr>
-                <w:b/>
-                <w:bCs/>
-                <w:u w:val="single"/>
-              </w:rPr>
+              <w:pStyle w:val="ListParagraph"/>
+              <w:numPr>
+                <w:ilvl w:val="0"/>
+                <w:numId w:val="12"/>
+              </w:numPr>
             </w:pPr>
-          </w:p>
-        </w:tc>
-        <w:tc>
-          <w:tcPr>
-            <w:tcW w:w="2145" w:type="dxa"/>
-          </w:tcPr>
+            <w:r>
+              <w:t>Users must be able to review selected items before confirming an order.</w:t>
+            </w:r>
+          </w:p>
           <w:p>
             <w:pPr>
-              <w:rPr>
-                <w:b/>
-                <w:bCs/>
-                <w:u w:val="single"/>
-              </w:rPr>
+              <w:pStyle w:val="ListParagraph"/>
+              <w:numPr>
+                <w:ilvl w:val="0"/>
+                <w:numId w:val="12"/>
+              </w:numPr>
             </w:pPr>
-          </w:p>
-        </w:tc>
-        <w:tc>
-          <w:tcPr>
-            <w:tcW w:w="2145" w:type="dxa"/>
-          </w:tcPr>
+            <w:r>
+              <w:t>Users must be able to choose collection or delivery option when placing an order</w:t>
+            </w:r>
+          </w:p>
           <w:p>
             <w:pPr>
-              <w:rPr>
-                <w:b/>
-                <w:bCs/>
-                <w:u w:val="single"/>
-              </w:rPr>
+              <w:pStyle w:val="ListParagraph"/>
+              <w:numPr>
+                <w:ilvl w:val="0"/>
+                <w:numId w:val="12"/>
+              </w:numPr>
             </w:pPr>
-          </w:p>
-        </w:tc>
-      </w:tr>
-      <w:tr>
-        <w:trPr>
-          <w:trHeight w:val="369"/>
-        </w:trPr>
-        <w:tc>
-          <w:tcPr>
-            <w:tcW w:w="2145" w:type="dxa"/>
-          </w:tcPr>
+            <w:r>
+              <w:t>Required fields like delivery or contact info must be validated</w:t>
+            </w:r>
+          </w:p>
           <w:p>
             <w:pPr>
-              <w:rPr>
-                <w:b/>
-                <w:bCs/>
-                <w:u w:val="single"/>
-              </w:rPr>
+              <w:pStyle w:val="ListParagraph"/>
+              <w:numPr>
+                <w:ilvl w:val="0"/>
+                <w:numId w:val="12"/>
+              </w:numPr>
             </w:pPr>
-          </w:p>
-        </w:tc>
-        <w:tc>
-          <w:tcPr>
-            <w:tcW w:w="2145" w:type="dxa"/>
-          </w:tcPr>
+            <w:r>
+              <w:t xml:space="preserve">The system must check product availability </w:t>
+            </w:r>
+            <w:r>
+              <w:lastRenderedPageBreak/>
+              <w:t>before confirming an order</w:t>
+            </w:r>
+          </w:p>
           <w:p>
             <w:pPr>
-              <w:rPr>
-                <w:b/>
-                <w:bCs/>
-                <w:u w:val="single"/>
-              </w:rPr>
+              <w:pStyle w:val="ListParagraph"/>
+              <w:numPr>
+                <w:ilvl w:val="0"/>
+                <w:numId w:val="12"/>
+              </w:numPr>
             </w:pPr>
-          </w:p>
-        </w:tc>
-        <w:tc>
-          <w:tcPr>
-            <w:tcW w:w="2145" w:type="dxa"/>
-          </w:tcPr>
-          <w:p>
-            <w:pPr>
-              <w:rPr>
-                <w:b/>
-                <w:bCs/>
-                <w:u w:val="single"/>
-              </w:rPr>
-            </w:pPr>
-          </w:p>
-        </w:tc>
-        <w:tc>
-          <w:tcPr>
-            <w:tcW w:w="2145" w:type="dxa"/>
-          </w:tcPr>
-          <w:p>
-            <w:pPr>
-              <w:rPr>
-                <w:b/>
-                <w:bCs/>
-                <w:u w:val="single"/>
-              </w:rPr>
-            </w:pPr>
+            <w:r>
+              <w:t>Users must receive confirmation for their order such as a status update once it has been submitted successfully.</w:t>
+            </w:r>
+          </w:p>
+        </w:tc>
+        <w:tc>
+          <w:tcPr>
+            <w:tcW w:w="2694" w:type="dxa"/>
+          </w:tcPr>
+          <w:p>
+            <w:r>
+              <w:lastRenderedPageBreak/>
+              <w:t>Customer convenience is improved and a volume of staff workload and also errors</w:t>
+            </w:r>
+            <w:r>
+              <w:t xml:space="preserve"> occurred when making orders</w:t>
+            </w:r>
+            <w:r>
+              <w:t xml:space="preserve"> are reduced as customers can make </w:t>
+            </w:r>
+            <w:r>
+              <w:t>order</w:t>
+            </w:r>
+            <w:r>
+              <w:t xml:space="preserve"> requests at any time through an online booking request system as manual </w:t>
+            </w:r>
+            <w:r>
+              <w:t xml:space="preserve">order </w:t>
+            </w:r>
+            <w:r>
+              <w:t>processes</w:t>
+            </w:r>
+            <w:r>
+              <w:t xml:space="preserve"> are often inefficient and create room for error like double </w:t>
+            </w:r>
+            <w:r>
+              <w:t>orders</w:t>
+            </w:r>
+            <w:r>
+              <w:t>.</w:t>
+            </w:r>
+            <w:r>
+              <w:t xml:space="preserve"> This allows for customer to purchase local produce easily and benefits, increasing potential sales as customers can place orders at any time without requiring staff assistance.</w:t>
+            </w:r>
           </w:p>
         </w:tc>
       </w:tr>
@@ -1067,57 +1883,70 @@
           <w:tcPr>
             <w:tcW w:w="2145" w:type="dxa"/>
           </w:tcPr>
+          <w:p/>
+        </w:tc>
+        <w:tc>
+          <w:tcPr>
+            <w:tcW w:w="2145" w:type="dxa"/>
+          </w:tcPr>
+          <w:p/>
+        </w:tc>
+        <w:tc>
+          <w:tcPr>
+            <w:tcW w:w="2145" w:type="dxa"/>
+          </w:tcPr>
           <w:p>
             <w:pPr>
-              <w:rPr>
-                <w:b/>
-                <w:bCs/>
-                <w:u w:val="single"/>
-              </w:rPr>
+              <w:pStyle w:val="ListParagraph"/>
+              <w:numPr>
+                <w:ilvl w:val="0"/>
+                <w:numId w:val="12"/>
+              </w:numPr>
             </w:pPr>
           </w:p>
         </w:tc>
         <w:tc>
           <w:tcPr>
+            <w:tcW w:w="2694" w:type="dxa"/>
+          </w:tcPr>
+          <w:p/>
+        </w:tc>
+      </w:tr>
+      <w:tr>
+        <w:trPr>
+          <w:trHeight w:val="360"/>
+        </w:trPr>
+        <w:tc>
+          <w:tcPr>
             <w:tcW w:w="2145" w:type="dxa"/>
           </w:tcPr>
+          <w:p/>
+        </w:tc>
+        <w:tc>
+          <w:tcPr>
+            <w:tcW w:w="2145" w:type="dxa"/>
+          </w:tcPr>
+          <w:p/>
+        </w:tc>
+        <w:tc>
+          <w:tcPr>
+            <w:tcW w:w="2145" w:type="dxa"/>
+          </w:tcPr>
           <w:p>
             <w:pPr>
-              <w:rPr>
-                <w:b/>
-                <w:bCs/>
-                <w:u w:val="single"/>
-              </w:rPr>
+              <w:pStyle w:val="ListParagraph"/>
+              <w:numPr>
+                <w:ilvl w:val="0"/>
+                <w:numId w:val="12"/>
+              </w:numPr>
             </w:pPr>
           </w:p>
         </w:tc>
         <w:tc>
           <w:tcPr>
-            <w:tcW w:w="2145" w:type="dxa"/>
-          </w:tcPr>
-          <w:p>
-            <w:pPr>
-              <w:rPr>
-                <w:b/>
-                <w:bCs/>
-                <w:u w:val="single"/>
-              </w:rPr>
-            </w:pPr>
-          </w:p>
-        </w:tc>
-        <w:tc>
-          <w:tcPr>
-            <w:tcW w:w="2145" w:type="dxa"/>
-          </w:tcPr>
-          <w:p>
-            <w:pPr>
-              <w:rPr>
-                <w:b/>
-                <w:bCs/>
-                <w:u w:val="single"/>
-              </w:rPr>
-            </w:pPr>
-          </w:p>
+            <w:tcW w:w="2694" w:type="dxa"/>
+          </w:tcPr>
+          <w:p/>
         </w:tc>
       </w:tr>
     </w:tbl>
@@ -1243,11 +2072,7 @@
               <w:t>orders</w:t>
             </w:r>
             <w:r>
-              <w:t xml:space="preserve"> as fast page loading times prevent </w:t>
-            </w:r>
-            <w:r>
-              <w:lastRenderedPageBreak/>
-              <w:t>users from leaving the website due to inconvenience, meeting this requirement provides a smooth user experience.</w:t>
+              <w:t xml:space="preserve"> as fast page loading times prevent users from leaving the website due to inconvenience, meeting this requirement provides a smooth user experience.</w:t>
             </w:r>
           </w:p>
         </w:tc>
@@ -1264,7 +2089,6 @@
               </w:numPr>
             </w:pPr>
             <w:r>
-              <w:lastRenderedPageBreak/>
               <w:t>All pages must load in under 2 seconds</w:t>
             </w:r>
           </w:p>
@@ -1294,7 +2118,6 @@
           </w:tcPr>
           <w:p>
             <w:r>
-              <w:lastRenderedPageBreak/>
               <w:t>Orders</w:t>
             </w:r>
             <w:r>
@@ -1424,6 +2247,7 @@
           </w:tcPr>
           <w:p>
             <w:r>
+              <w:lastRenderedPageBreak/>
               <w:t>Media content should load efficientl</w:t>
             </w:r>
             <w:r>
@@ -1551,15 +2375,7 @@
           </w:tcPr>
           <w:p>
             <w:r>
-              <w:t xml:space="preserve">• 100% of </w:t>
-            </w:r>
-            <w:proofErr w:type="gramStart"/>
-            <w:r>
-              <w:t>users</w:t>
-            </w:r>
-            <w:proofErr w:type="gramEnd"/>
-            <w:r>
-              <w:t xml:space="preserve"> passwords must be encrypted</w:t>
+              <w:t>• 100% of users passwords must be encrypted</w:t>
             </w:r>
           </w:p>
           <w:p>
@@ -1658,7 +2474,6 @@
           </w:p>
           <w:p>
             <w:r>
-              <w:lastRenderedPageBreak/>
               <w:t>• Multiple failed login attempts trigger security measures</w:t>
             </w:r>
           </w:p>
@@ -1674,7 +2489,6 @@
           </w:tcPr>
           <w:p>
             <w:r>
-              <w:lastRenderedPageBreak/>
               <w:t>User sessions must be handled securely</w:t>
             </w:r>
           </w:p>
@@ -1871,6 +2685,7 @@
           </w:tcPr>
           <w:p>
             <w:r>
+              <w:lastRenderedPageBreak/>
               <w:t>The system should support additional features in future.</w:t>
             </w:r>
           </w:p>
@@ -2149,7 +2964,6 @@
           </w:tcPr>
           <w:p>
             <w:r>
-              <w:lastRenderedPageBreak/>
               <w:t>The system must handle large volumes of</w:t>
             </w:r>
             <w:r>
@@ -2304,6 +3118,7 @@
                 <w:sz w:val="32"/>
                 <w:szCs w:val="32"/>
               </w:rPr>
+              <w:lastRenderedPageBreak/>
               <w:t>Reliability</w:t>
             </w:r>
           </w:p>
@@ -2564,7 +3379,6 @@
           </w:tcPr>
           <w:p>
             <w:r>
-              <w:lastRenderedPageBreak/>
               <w:t>Non-Functional Requirement</w:t>
             </w:r>
           </w:p>
@@ -2836,6 +3650,7 @@
           </w:tcPr>
           <w:p>
             <w:r>
+              <w:lastRenderedPageBreak/>
               <w:t>The system must comply with WCAG guidelines</w:t>
             </w:r>
           </w:p>
@@ -3030,7 +3845,6 @@
         <w:rPr>
           <w:noProof/>
         </w:rPr>
-        <w:lastRenderedPageBreak/>
         <w:drawing>
           <wp:inline distT="0" distB="0" distL="0" distR="0" wp14:anchorId="2CB81D30" wp14:editId="62320F89">
             <wp:extent cx="4029075" cy="2610505"/>
@@ -3189,6 +4003,7 @@
           <w:bCs/>
           <w:u w:val="single"/>
         </w:rPr>
+        <w:lastRenderedPageBreak/>
         <w:t>Legal and Regulatory Guideline Considerations</w:t>
       </w:r>
     </w:p>
@@ -3578,6 +4393,184 @@
     </w:lvl>
   </w:abstractNum>
   <w:abstractNum w:abstractNumId="2" w15:restartNumberingAfterBreak="0">
+    <w:nsid w:val="16C4099C"/>
+    <w:multiLevelType w:val="hybridMultilevel"/>
+    <w:tmpl w:val="5E94C768"/>
+    <w:lvl w:ilvl="0" w:tplc="0809000F">
+      <w:start w:val="1"/>
+      <w:numFmt w:val="decimal"/>
+      <w:lvlText w:val="%1."/>
+      <w:lvlJc w:val="left"/>
+      <w:pPr>
+        <w:ind w:left="720" w:hanging="360"/>
+      </w:pPr>
+      <w:rPr>
+        <w:rFonts w:hint="default"/>
+      </w:rPr>
+    </w:lvl>
+    <w:lvl w:ilvl="1" w:tplc="08090019" w:tentative="1">
+      <w:start w:val="1"/>
+      <w:numFmt w:val="lowerLetter"/>
+      <w:lvlText w:val="%2."/>
+      <w:lvlJc w:val="left"/>
+      <w:pPr>
+        <w:ind w:left="1440" w:hanging="360"/>
+      </w:pPr>
+    </w:lvl>
+    <w:lvl w:ilvl="2" w:tplc="0809001B" w:tentative="1">
+      <w:start w:val="1"/>
+      <w:numFmt w:val="lowerRoman"/>
+      <w:lvlText w:val="%3."/>
+      <w:lvlJc w:val="right"/>
+      <w:pPr>
+        <w:ind w:left="2160" w:hanging="180"/>
+      </w:pPr>
+    </w:lvl>
+    <w:lvl w:ilvl="3" w:tplc="0809000F" w:tentative="1">
+      <w:start w:val="1"/>
+      <w:numFmt w:val="decimal"/>
+      <w:lvlText w:val="%4."/>
+      <w:lvlJc w:val="left"/>
+      <w:pPr>
+        <w:ind w:left="2880" w:hanging="360"/>
+      </w:pPr>
+    </w:lvl>
+    <w:lvl w:ilvl="4" w:tplc="08090019" w:tentative="1">
+      <w:start w:val="1"/>
+      <w:numFmt w:val="lowerLetter"/>
+      <w:lvlText w:val="%5."/>
+      <w:lvlJc w:val="left"/>
+      <w:pPr>
+        <w:ind w:left="3600" w:hanging="360"/>
+      </w:pPr>
+    </w:lvl>
+    <w:lvl w:ilvl="5" w:tplc="0809001B" w:tentative="1">
+      <w:start w:val="1"/>
+      <w:numFmt w:val="lowerRoman"/>
+      <w:lvlText w:val="%6."/>
+      <w:lvlJc w:val="right"/>
+      <w:pPr>
+        <w:ind w:left="4320" w:hanging="180"/>
+      </w:pPr>
+    </w:lvl>
+    <w:lvl w:ilvl="6" w:tplc="0809000F" w:tentative="1">
+      <w:start w:val="1"/>
+      <w:numFmt w:val="decimal"/>
+      <w:lvlText w:val="%7."/>
+      <w:lvlJc w:val="left"/>
+      <w:pPr>
+        <w:ind w:left="5040" w:hanging="360"/>
+      </w:pPr>
+    </w:lvl>
+    <w:lvl w:ilvl="7" w:tplc="08090019" w:tentative="1">
+      <w:start w:val="1"/>
+      <w:numFmt w:val="lowerLetter"/>
+      <w:lvlText w:val="%8."/>
+      <w:lvlJc w:val="left"/>
+      <w:pPr>
+        <w:ind w:left="5760" w:hanging="360"/>
+      </w:pPr>
+    </w:lvl>
+    <w:lvl w:ilvl="8" w:tplc="0809001B" w:tentative="1">
+      <w:start w:val="1"/>
+      <w:numFmt w:val="lowerRoman"/>
+      <w:lvlText w:val="%9."/>
+      <w:lvlJc w:val="right"/>
+      <w:pPr>
+        <w:ind w:left="6480" w:hanging="180"/>
+      </w:pPr>
+    </w:lvl>
+  </w:abstractNum>
+  <w:abstractNum w:abstractNumId="3" w15:restartNumberingAfterBreak="0">
+    <w:nsid w:val="187F081E"/>
+    <w:multiLevelType w:val="hybridMultilevel"/>
+    <w:tmpl w:val="08F84E62"/>
+    <w:lvl w:ilvl="0" w:tplc="0809000F">
+      <w:start w:val="1"/>
+      <w:numFmt w:val="decimal"/>
+      <w:lvlText w:val="%1."/>
+      <w:lvlJc w:val="left"/>
+      <w:pPr>
+        <w:ind w:left="720" w:hanging="360"/>
+      </w:pPr>
+      <w:rPr>
+        <w:rFonts w:hint="default"/>
+      </w:rPr>
+    </w:lvl>
+    <w:lvl w:ilvl="1" w:tplc="08090019" w:tentative="1">
+      <w:start w:val="1"/>
+      <w:numFmt w:val="lowerLetter"/>
+      <w:lvlText w:val="%2."/>
+      <w:lvlJc w:val="left"/>
+      <w:pPr>
+        <w:ind w:left="1440" w:hanging="360"/>
+      </w:pPr>
+    </w:lvl>
+    <w:lvl w:ilvl="2" w:tplc="0809001B" w:tentative="1">
+      <w:start w:val="1"/>
+      <w:numFmt w:val="lowerRoman"/>
+      <w:lvlText w:val="%3."/>
+      <w:lvlJc w:val="right"/>
+      <w:pPr>
+        <w:ind w:left="2160" w:hanging="180"/>
+      </w:pPr>
+    </w:lvl>
+    <w:lvl w:ilvl="3" w:tplc="0809000F" w:tentative="1">
+      <w:start w:val="1"/>
+      <w:numFmt w:val="decimal"/>
+      <w:lvlText w:val="%4."/>
+      <w:lvlJc w:val="left"/>
+      <w:pPr>
+        <w:ind w:left="2880" w:hanging="360"/>
+      </w:pPr>
+    </w:lvl>
+    <w:lvl w:ilvl="4" w:tplc="08090019" w:tentative="1">
+      <w:start w:val="1"/>
+      <w:numFmt w:val="lowerLetter"/>
+      <w:lvlText w:val="%5."/>
+      <w:lvlJc w:val="left"/>
+      <w:pPr>
+        <w:ind w:left="3600" w:hanging="360"/>
+      </w:pPr>
+    </w:lvl>
+    <w:lvl w:ilvl="5" w:tplc="0809001B" w:tentative="1">
+      <w:start w:val="1"/>
+      <w:numFmt w:val="lowerRoman"/>
+      <w:lvlText w:val="%6."/>
+      <w:lvlJc w:val="right"/>
+      <w:pPr>
+        <w:ind w:left="4320" w:hanging="180"/>
+      </w:pPr>
+    </w:lvl>
+    <w:lvl w:ilvl="6" w:tplc="0809000F" w:tentative="1">
+      <w:start w:val="1"/>
+      <w:numFmt w:val="decimal"/>
+      <w:lvlText w:val="%7."/>
+      <w:lvlJc w:val="left"/>
+      <w:pPr>
+        <w:ind w:left="5040" w:hanging="360"/>
+      </w:pPr>
+    </w:lvl>
+    <w:lvl w:ilvl="7" w:tplc="08090019" w:tentative="1">
+      <w:start w:val="1"/>
+      <w:numFmt w:val="lowerLetter"/>
+      <w:lvlText w:val="%8."/>
+      <w:lvlJc w:val="left"/>
+      <w:pPr>
+        <w:ind w:left="5760" w:hanging="360"/>
+      </w:pPr>
+    </w:lvl>
+    <w:lvl w:ilvl="8" w:tplc="0809001B" w:tentative="1">
+      <w:start w:val="1"/>
+      <w:numFmt w:val="lowerRoman"/>
+      <w:lvlText w:val="%9."/>
+      <w:lvlJc w:val="right"/>
+      <w:pPr>
+        <w:ind w:left="6480" w:hanging="180"/>
+      </w:pPr>
+    </w:lvl>
+  </w:abstractNum>
+  <w:abstractNum w:abstractNumId="4" w15:restartNumberingAfterBreak="0">
     <w:nsid w:val="24722F37"/>
     <w:multiLevelType w:val="hybridMultilevel"/>
     <w:tmpl w:val="5CDE30BA"/>
@@ -3690,7 +4683,7 @@
       </w:rPr>
     </w:lvl>
   </w:abstractNum>
-  <w:abstractNum w:abstractNumId="3" w15:restartNumberingAfterBreak="0">
+  <w:abstractNum w:abstractNumId="5" w15:restartNumberingAfterBreak="0">
     <w:nsid w:val="2EA2CA3E"/>
     <w:multiLevelType w:val="hybridMultilevel"/>
     <w:tmpl w:val="9DC418C2"/>
@@ -3803,7 +4796,7 @@
       </w:rPr>
     </w:lvl>
   </w:abstractNum>
-  <w:abstractNum w:abstractNumId="4" w15:restartNumberingAfterBreak="0">
+  <w:abstractNum w:abstractNumId="6" w15:restartNumberingAfterBreak="0">
     <w:nsid w:val="41E76C43"/>
     <w:multiLevelType w:val="hybridMultilevel"/>
     <w:tmpl w:val="F0AEF07A"/>
@@ -3916,7 +4909,7 @@
       </w:rPr>
     </w:lvl>
   </w:abstractNum>
-  <w:abstractNum w:abstractNumId="5" w15:restartNumberingAfterBreak="0">
+  <w:abstractNum w:abstractNumId="7" w15:restartNumberingAfterBreak="0">
     <w:nsid w:val="48ADF8AB"/>
     <w:multiLevelType w:val="hybridMultilevel"/>
     <w:tmpl w:val="9E6647B0"/>
@@ -4029,7 +5022,7 @@
       </w:rPr>
     </w:lvl>
   </w:abstractNum>
-  <w:abstractNum w:abstractNumId="6" w15:restartNumberingAfterBreak="0">
+  <w:abstractNum w:abstractNumId="8" w15:restartNumberingAfterBreak="0">
     <w:nsid w:val="5C1A1471"/>
     <w:multiLevelType w:val="hybridMultilevel"/>
     <w:tmpl w:val="72AE1FBA"/>
@@ -4142,7 +5135,7 @@
       </w:rPr>
     </w:lvl>
   </w:abstractNum>
-  <w:abstractNum w:abstractNumId="7" w15:restartNumberingAfterBreak="0">
+  <w:abstractNum w:abstractNumId="9" w15:restartNumberingAfterBreak="0">
     <w:nsid w:val="626F5AC9"/>
     <w:multiLevelType w:val="hybridMultilevel"/>
     <w:tmpl w:val="97FE5836"/>
@@ -4255,7 +5248,7 @@
       </w:rPr>
     </w:lvl>
   </w:abstractNum>
-  <w:abstractNum w:abstractNumId="8" w15:restartNumberingAfterBreak="0">
+  <w:abstractNum w:abstractNumId="10" w15:restartNumberingAfterBreak="0">
     <w:nsid w:val="68F8FB7C"/>
     <w:multiLevelType w:val="hybridMultilevel"/>
     <w:tmpl w:val="B3486AB0"/>
@@ -4368,7 +5361,7 @@
       </w:rPr>
     </w:lvl>
   </w:abstractNum>
-  <w:abstractNum w:abstractNumId="9" w15:restartNumberingAfterBreak="0">
+  <w:abstractNum w:abstractNumId="11" w15:restartNumberingAfterBreak="0">
     <w:nsid w:val="699E1D6F"/>
     <w:multiLevelType w:val="hybridMultilevel"/>
     <w:tmpl w:val="9CE210AC"/>
@@ -4480,7 +5473,7 @@
       </w:rPr>
     </w:lvl>
   </w:abstractNum>
-  <w:abstractNum w:abstractNumId="10" w15:restartNumberingAfterBreak="0">
+  <w:abstractNum w:abstractNumId="12" w15:restartNumberingAfterBreak="0">
     <w:nsid w:val="6CA71A3C"/>
     <w:multiLevelType w:val="hybridMultilevel"/>
     <w:tmpl w:val="22B037D8"/>
@@ -4593,7 +5586,7 @@
       </w:rPr>
     </w:lvl>
   </w:abstractNum>
-  <w:abstractNum w:abstractNumId="11" w15:restartNumberingAfterBreak="0">
+  <w:abstractNum w:abstractNumId="13" w15:restartNumberingAfterBreak="0">
     <w:nsid w:val="70CBB247"/>
     <w:multiLevelType w:val="hybridMultilevel"/>
     <w:tmpl w:val="A434024C"/>
@@ -4706,7 +5699,7 @@
       </w:rPr>
     </w:lvl>
   </w:abstractNum>
-  <w:abstractNum w:abstractNumId="12" w15:restartNumberingAfterBreak="0">
+  <w:abstractNum w:abstractNumId="14" w15:restartNumberingAfterBreak="0">
     <w:nsid w:val="72225837"/>
     <w:multiLevelType w:val="hybridMultilevel"/>
     <w:tmpl w:val="2BA80FD0"/>
@@ -4819,43 +5812,49 @@
     </w:lvl>
   </w:abstractNum>
   <w:num w:numId="1">
-    <w:abstractNumId w:val="11"/>
+    <w:abstractNumId w:val="13"/>
   </w:num>
   <w:num w:numId="2">
-    <w:abstractNumId w:val="7"/>
+    <w:abstractNumId w:val="9"/>
   </w:num>
   <w:num w:numId="3">
-    <w:abstractNumId w:val="8"/>
+    <w:abstractNumId w:val="10"/>
   </w:num>
   <w:num w:numId="4">
-    <w:abstractNumId w:val="3"/>
+    <w:abstractNumId w:val="5"/>
   </w:num>
   <w:num w:numId="5">
-    <w:abstractNumId w:val="4"/>
+    <w:abstractNumId w:val="6"/>
   </w:num>
   <w:num w:numId="6">
-    <w:abstractNumId w:val="10"/>
+    <w:abstractNumId w:val="12"/>
   </w:num>
   <w:num w:numId="7">
-    <w:abstractNumId w:val="2"/>
+    <w:abstractNumId w:val="4"/>
   </w:num>
   <w:num w:numId="8">
     <w:abstractNumId w:val="0"/>
   </w:num>
   <w:num w:numId="9">
-    <w:abstractNumId w:val="6"/>
+    <w:abstractNumId w:val="8"/>
   </w:num>
   <w:num w:numId="10">
-    <w:abstractNumId w:val="5"/>
+    <w:abstractNumId w:val="7"/>
   </w:num>
   <w:num w:numId="11">
     <w:abstractNumId w:val="1"/>
   </w:num>
   <w:num w:numId="12">
-    <w:abstractNumId w:val="12"/>
+    <w:abstractNumId w:val="14"/>
   </w:num>
   <w:num w:numId="13">
-    <w:abstractNumId w:val="9"/>
+    <w:abstractNumId w:val="11"/>
+  </w:num>
+  <w:num w:numId="14">
+    <w:abstractNumId w:val="3"/>
+  </w:num>
+  <w:num w:numId="15">
+    <w:abstractNumId w:val="2"/>
   </w:num>
 </w:numbering>
 </file>

--- a/Task1_Proposal_715142_Gallagher_J.docx
+++ b/Task1_Proposal_715142_Gallagher_J.docx
@@ -586,7 +586,6 @@
         <w:t>Not only this, but WCAG and W3C guidelines will be complied with in the web application, prioritising accessibility features by adding features like dark mode, adjustable text size, screen readers, clear navigation and responsive layouts. This will ensure that the platform is accessible to large range of users.</w:t>
       </w:r>
     </w:p>
-    <w:p/>
     <w:p>
       <w:r>
         <w:t xml:space="preserve">Overall, the digital solution will </w:t>
@@ -852,11 +851,11 @@
               </w:numPr>
             </w:pPr>
             <w:r>
-              <w:t xml:space="preserve">Password strength requirements and email validation </w:t>
+              <w:t xml:space="preserve">Password strength requirements and email validation must be put </w:t>
             </w:r>
             <w:r>
               <w:lastRenderedPageBreak/>
-              <w:t>must be put in place by the system</w:t>
+              <w:t>in place by the system</w:t>
             </w:r>
           </w:p>
           <w:p>
@@ -903,11 +902,11 @@
           <w:p>
             <w:r>
               <w:lastRenderedPageBreak/>
-              <w:t xml:space="preserve">The ability for customers to create accounts to manage any personal bookings and data which is personal whilst making sure the personal data and bookings is private and secure provides a personalised experience to the customer whilst ensuring data protection reputations are followed by the business, allowing for a better brand </w:t>
+              <w:t xml:space="preserve">The ability for customers to create accounts to manage any personal bookings and data which is personal whilst making sure the personal data and bookings is private and secure provides a personalised experience to the customer whilst ensuring data protection reputations are followed by the business, allowing for a better brand reputation potentially </w:t>
             </w:r>
             <w:r>
               <w:lastRenderedPageBreak/>
-              <w:t>reputation potentially increasing the amount of potential customers which leads to increased sales.</w:t>
+              <w:t>increasing the amount of potential customers which leads to increased sales.</w:t>
             </w:r>
           </w:p>
         </w:tc>
@@ -943,14 +942,7 @@
                 <w:b/>
                 <w:bCs/>
               </w:rPr>
-              <w:t>Daniel Morris</w:t>
-            </w:r>
-            <w:r>
-              <w:rPr>
-                <w:b/>
-                <w:bCs/>
-              </w:rPr>
-              <w:t>,</w:t>
+              <w:t>Daniel Morris,</w:t>
             </w:r>
             <w:r>
               <w:t xml:space="preserve"> I want to view and manage any of my existing bookings so that I can make changes or cancel if it is necessary to me.</w:t>
@@ -1095,7 +1087,22 @@
           </w:tcPr>
           <w:p>
             <w:r>
-              <w:t>The solution must provide staff a staff management area</w:t>
+              <w:t xml:space="preserve">The solution must provide </w:t>
+            </w:r>
+            <w:r>
+              <w:t>producers</w:t>
+            </w:r>
+            <w:r>
+              <w:t xml:space="preserve"> a </w:t>
+            </w:r>
+            <w:r>
+              <w:t>producer</w:t>
+            </w:r>
+            <w:r>
+              <w:t xml:space="preserve"> </w:t>
+            </w:r>
+            <w:r>
+              <w:t>dashboard</w:t>
             </w:r>
           </w:p>
         </w:tc>
@@ -1113,25 +1120,17 @@
                 <w:bCs/>
                 <w:u w:val="single"/>
               </w:rPr>
-              <w:t>Elena Heun</w:t>
-            </w:r>
-            <w:r>
-              <w:rPr>
-                <w:b/>
-                <w:bCs/>
-                <w:u w:val="single"/>
-              </w:rPr>
-              <w:t>,</w:t>
+              <w:t>Elena Heun,</w:t>
             </w:r>
             <w:r>
               <w:t xml:space="preserve"> I want to view </w:t>
             </w:r>
             <w:r>
-              <w:t xml:space="preserve">orders and products on the solution so that I can </w:t>
+              <w:t xml:space="preserve">orders and products on the solution so that I can monitor activity, to </w:t>
             </w:r>
             <w:r>
               <w:lastRenderedPageBreak/>
-              <w:t xml:space="preserve">monitor activity, to make sure that the system is operating </w:t>
+              <w:t xml:space="preserve">make sure that the system is operating </w:t>
             </w:r>
             <w:r>
               <w:t>as expected</w:t>
@@ -1154,7 +1153,16 @@
               <w:t xml:space="preserve"> </w:t>
             </w:r>
             <w:r>
-              <w:t>Staff must be able to log in to a secure staff area</w:t>
+              <w:t>Producers</w:t>
+            </w:r>
+            <w:r>
+              <w:t xml:space="preserve"> must be able to log in to a secure </w:t>
+            </w:r>
+            <w:r>
+              <w:t>producers</w:t>
+            </w:r>
+            <w:r>
+              <w:t xml:space="preserve"> area</w:t>
             </w:r>
           </w:p>
           <w:p>
@@ -1172,7 +1180,10 @@
               <w:t xml:space="preserve">orders and products </w:t>
             </w:r>
             <w:r>
-              <w:t>must be viewable by staff</w:t>
+              <w:t xml:space="preserve">must be viewable by </w:t>
+            </w:r>
+            <w:r>
+              <w:t>producers (if it is orders and products which are for them)</w:t>
             </w:r>
           </w:p>
           <w:p>
@@ -1183,10 +1194,19 @@
               <w:t xml:space="preserve"> </w:t>
             </w:r>
             <w:r>
-              <w:t xml:space="preserve">Stuff must be granted permission and be able to </w:t>
-            </w:r>
-            <w:r>
-              <w:t>remove products listed</w:t>
+              <w:t>Producers</w:t>
+            </w:r>
+            <w:r>
+              <w:t xml:space="preserve"> must be granted permission and be able to </w:t>
+            </w:r>
+            <w:r>
+              <w:t>remove</w:t>
+            </w:r>
+            <w:r>
+              <w:t xml:space="preserve"> their</w:t>
+            </w:r>
+            <w:r>
+              <w:t xml:space="preserve"> products listed</w:t>
             </w:r>
           </w:p>
           <w:p>
@@ -1197,10 +1217,7 @@
               <w:t xml:space="preserve"> </w:t>
             </w:r>
             <w:r>
-              <w:t xml:space="preserve">The updates </w:t>
-            </w:r>
-            <w:r>
-              <w:t xml:space="preserve">of </w:t>
+              <w:t xml:space="preserve">The updates of </w:t>
             </w:r>
             <w:r>
               <w:t xml:space="preserve">order status </w:t>
@@ -1217,7 +1234,13 @@
               <w:t xml:space="preserve"> </w:t>
             </w:r>
             <w:r>
-              <w:t>Only authorised staff accounts should be able to access the staff area</w:t>
+              <w:t xml:space="preserve">Only authorised </w:t>
+            </w:r>
+            <w:r>
+              <w:t>producer accounts</w:t>
+            </w:r>
+            <w:r>
+              <w:t xml:space="preserve"> should be able to access the staff area</w:t>
             </w:r>
           </w:p>
         </w:tc>
@@ -1228,14 +1251,23 @@
           <w:p>
             <w:r>
               <w:lastRenderedPageBreak/>
-              <w:t xml:space="preserve">Staff are required to have a staff only centralised system which allows them to manage </w:t>
-            </w:r>
-            <w:r>
-              <w:t xml:space="preserve">products listed </w:t>
+              <w:t>Producers</w:t>
+            </w:r>
+            <w:r>
+              <w:t xml:space="preserve"> are required to have a </w:t>
+            </w:r>
+            <w:r>
+              <w:t>producer</w:t>
+            </w:r>
+            <w:r>
+              <w:t xml:space="preserve"> only centralised system which allows them to manage </w:t>
+            </w:r>
+            <w:r>
+              <w:t xml:space="preserve">products listed by </w:t>
             </w:r>
             <w:r>
               <w:lastRenderedPageBreak/>
-              <w:t>by producers</w:t>
+              <w:t>producers</w:t>
             </w:r>
             <w:r>
               <w:t xml:space="preserve"> and </w:t>
@@ -1244,13 +1276,25 @@
               <w:t>orders</w:t>
             </w:r>
             <w:r>
-              <w:t xml:space="preserve"> submitted by customers. The staff only area ensures the business maintains control over </w:t>
+              <w:t xml:space="preserve"> submitted by customers. The </w:t>
+            </w:r>
+            <w:r>
+              <w:t>producer</w:t>
+            </w:r>
+            <w:r>
+              <w:t xml:space="preserve"> only area ensures the business maintains control over </w:t>
             </w:r>
             <w:r>
               <w:t>order status</w:t>
             </w:r>
             <w:r>
-              <w:t xml:space="preserve"> and reduces errors, whilst improving the overall internal efficiency of the system, this could provide a decrease in lost sales as less errors take place and the staff can efficiently focus their attention on customers, meaning more sales are made for the company which could increase customer retention as customers are provided a quick and reliable service .</w:t>
+              <w:t xml:space="preserve"> and reduces errors, whilst improving the overall internal efficiency of the system, this could provide a decrease in lost sales as less errors take place and the staff </w:t>
+            </w:r>
+            <w:r>
+              <w:t xml:space="preserve">and producers </w:t>
+            </w:r>
+            <w:r>
+              <w:t>can efficiently focus their attention on customers, meaning more sales are made for the company which could increase customer retention as customers are provided a quick and reliable service .</w:t>
             </w:r>
           </w:p>
           <w:p/>
@@ -1424,11 +1468,11 @@
               <w:t xml:space="preserve">The solution must </w:t>
             </w:r>
             <w:r>
-              <w:t xml:space="preserve">allow customers to view information </w:t>
+              <w:t xml:space="preserve">allow customers to </w:t>
             </w:r>
             <w:r>
               <w:lastRenderedPageBreak/>
-              <w:t>about local producers</w:t>
+              <w:t>view information about local producers</w:t>
             </w:r>
           </w:p>
         </w:tc>
@@ -1449,11 +1493,11 @@
               <w:t>Daniel Morris</w:t>
             </w:r>
             <w:r>
-              <w:t xml:space="preserve">, I want to view information </w:t>
+              <w:t xml:space="preserve">, I want to view </w:t>
             </w:r>
             <w:r>
               <w:lastRenderedPageBreak/>
-              <w:t>regarding local producers so that I can understand where products</w:t>
+              <w:t>information regarding local producers so that I can understand where products</w:t>
             </w:r>
             <w:r>
               <w:t xml:space="preserve"> on the solution come from to make informed decisions when placing orders.</w:t>
@@ -1479,11 +1523,11 @@
             </w:pPr>
             <w:r>
               <w:lastRenderedPageBreak/>
-              <w:t xml:space="preserve">A “Producers” page must be </w:t>
+              <w:t xml:space="preserve">A “Producers” </w:t>
             </w:r>
             <w:r>
               <w:lastRenderedPageBreak/>
-              <w:t>accessible from the main navigation</w:t>
+              <w:t>page must be accessible from the main navigation</w:t>
             </w:r>
           </w:p>
           <w:p>
@@ -1559,11 +1603,11 @@
           <w:p>
             <w:r>
               <w:lastRenderedPageBreak/>
-              <w:t xml:space="preserve">Most customers value information like knowing where the food they order </w:t>
+              <w:t xml:space="preserve">Most customers value information like knowing </w:t>
             </w:r>
             <w:r>
               <w:lastRenderedPageBreak/>
-              <w:t xml:space="preserve">is coming from and how it is made, especially through local producers. Giving this information to customers will build a relationship of trust and transparency for customers and the business. This also promotes ethical sourcing and benefits the support of local product. Not only this, but the business is also benefitted by increasing the relationship between the customer and produce whilst making the chance of successful orders higher as customers feel confident making purchases </w:t>
+              <w:t xml:space="preserve">where the food they order is coming from and how it is made, especially through local producers. Giving this information to customers will build a relationship of trust and transparency for customers and the business. This also promotes ethical sourcing and benefits the support of local product. Not only this, but the business is also benefitted by increasing the relationship between the customer and produce whilst making the chance of successful orders higher as customers feel confident making purchases </w:t>
             </w:r>
             <w:r>
               <w:t>through informed decisions and knowing where food comes from and its quality.</w:t>
@@ -1581,6 +1625,7 @@
           </w:tcPr>
           <w:p>
             <w:r>
+              <w:lastRenderedPageBreak/>
               <w:t>The solution must allow customers to view available products</w:t>
             </w:r>
           </w:p>
@@ -1654,11 +1699,8 @@
               </w:numPr>
             </w:pPr>
             <w:r>
-              <w:t xml:space="preserve">Products must include </w:t>
-            </w:r>
-            <w:r>
               <w:lastRenderedPageBreak/>
-              <w:t>images where possible</w:t>
+              <w:t>Products must include images where possible</w:t>
             </w:r>
           </w:p>
           <w:p>
@@ -1708,11 +1750,11 @@
               <w:t>Customers</w:t>
             </w:r>
             <w:r>
-              <w:t xml:space="preserve"> may be confused or hesitant when making purchases online, giving customers the opportunity to view the products available on the solution with clear description allowed for informed decisions to be made when placing orders. The system improves user experience by providing users a clear display of information, which also decreases the number of incorrect orders, which will reduce the number of staff and producer enquiries. This also benefits the business as customer confidence is improved </w:t>
+              <w:t xml:space="preserve"> may be confused or hesitant when making purchases online, giving customers the opportunity to view the products available on the solution with clear description allowed for informed decisions to be made when placing orders. The system improves user experience by providing users a clear display of information, which also decreases the number of incorrect orders, which will reduce the number of staff and producer enquiries. This also benefits the business as customer </w:t>
             </w:r>
             <w:r>
               <w:lastRenderedPageBreak/>
-              <w:t>through clear information, which improves sales as customers can make informed decisions to easily browse and select products which are suitable to their need.</w:t>
+              <w:t>confidence is improved through clear information, which improves sales as customers can make informed decisions to easily browse and select products which are suitable to their need.</w:t>
             </w:r>
           </w:p>
         </w:tc>
@@ -1813,11 +1855,11 @@
               </w:numPr>
             </w:pPr>
             <w:r>
-              <w:t xml:space="preserve">The system must check product availability </w:t>
+              <w:t xml:space="preserve">The system must check </w:t>
             </w:r>
             <w:r>
               <w:lastRenderedPageBreak/>
-              <w:t>before confirming an order</w:t>
+              <w:t>product availability before confirming an order</w:t>
             </w:r>
           </w:p>
           <w:p>
@@ -1858,10 +1900,7 @@
               <w:t xml:space="preserve">order </w:t>
             </w:r>
             <w:r>
-              <w:t>processes</w:t>
-            </w:r>
-            <w:r>
-              <w:t xml:space="preserve"> are often inefficient and create room for error like double </w:t>
+              <w:t xml:space="preserve">processes are often inefficient and create room for error like double </w:t>
             </w:r>
             <w:r>
               <w:t>orders</w:t>
@@ -1883,13 +1922,31 @@
           <w:tcPr>
             <w:tcW w:w="2145" w:type="dxa"/>
           </w:tcPr>
-          <w:p/>
+          <w:p>
+            <w:r>
+              <w:t>The solution must include order tracking and management features</w:t>
+            </w:r>
+          </w:p>
         </w:tc>
         <w:tc>
           <w:tcPr>
             <w:tcW w:w="2145" w:type="dxa"/>
           </w:tcPr>
-          <w:p/>
+          <w:p>
+            <w:r>
+              <w:t xml:space="preserve">As </w:t>
+            </w:r>
+            <w:r>
+              <w:rPr>
+                <w:b/>
+                <w:bCs/>
+              </w:rPr>
+              <w:t>Daniel Morris</w:t>
+            </w:r>
+            <w:r>
+              <w:t>, I want to track the status of my order so I know when it will be ready for collection or delivery</w:t>
+            </w:r>
+          </w:p>
         </w:tc>
         <w:tc>
           <w:tcPr>
@@ -1903,13 +1960,56 @@
                 <w:numId w:val="12"/>
               </w:numPr>
             </w:pPr>
+            <w:r>
+              <w:t>Customers must be able to view order status from their account</w:t>
+            </w:r>
+          </w:p>
+          <w:p>
+            <w:pPr>
+              <w:pStyle w:val="ListParagraph"/>
+              <w:numPr>
+                <w:ilvl w:val="0"/>
+                <w:numId w:val="12"/>
+              </w:numPr>
+            </w:pPr>
+            <w:r>
+              <w:t>Order statuses should be clear and in stages like ‘Pending’, ‘Processing’, ‘Ready for Collection’, or ‘Out for Delivery’.</w:t>
+            </w:r>
+          </w:p>
+          <w:p>
+            <w:pPr>
+              <w:pStyle w:val="ListParagraph"/>
+              <w:numPr>
+                <w:ilvl w:val="0"/>
+                <w:numId w:val="12"/>
+              </w:numPr>
+            </w:pPr>
+            <w:r>
+              <w:t>The system must update order statuses in real time when changes occur</w:t>
+            </w:r>
+          </w:p>
+          <w:p>
+            <w:pPr>
+              <w:pStyle w:val="ListParagraph"/>
+              <w:numPr>
+                <w:ilvl w:val="0"/>
+                <w:numId w:val="12"/>
+              </w:numPr>
+            </w:pPr>
+            <w:r>
+              <w:t>Customers must receive notifications when order status changes.</w:t>
+            </w:r>
           </w:p>
         </w:tc>
         <w:tc>
           <w:tcPr>
             <w:tcW w:w="2694" w:type="dxa"/>
           </w:tcPr>
-          <w:p/>
+          <w:p>
+            <w:r>
+              <w:t>Without clear order status updates customers may be confused on when their order will be ready or if it’s even gone through, order tracking improves the transparency and communication between customer and business by providing a tracking functionality to reduce uncertainty which means customers don’t need to contact support for updates. This improves efficiency for producers and staff while increasing customer satisfaction and even trust whilst using the solution.</w:t>
+            </w:r>
+          </w:p>
         </w:tc>
       </w:tr>
       <w:tr>
@@ -1920,13 +2020,35 @@
           <w:tcPr>
             <w:tcW w:w="2145" w:type="dxa"/>
           </w:tcPr>
-          <w:p/>
+          <w:p>
+            <w:r>
+              <w:t>The solution must provide a loyalty scheme for customers</w:t>
+            </w:r>
+          </w:p>
         </w:tc>
         <w:tc>
           <w:tcPr>
             <w:tcW w:w="2145" w:type="dxa"/>
           </w:tcPr>
-          <w:p/>
+          <w:p>
+            <w:r>
+              <w:t xml:space="preserve">As </w:t>
+            </w:r>
+            <w:r>
+              <w:rPr>
+                <w:b/>
+                <w:bCs/>
+              </w:rPr>
+              <w:t xml:space="preserve">Sophie Patel, </w:t>
+            </w:r>
+            <w:r>
+              <w:t xml:space="preserve">I want to receive loyalty rewards and discounts so I can feel encouraged to </w:t>
+            </w:r>
+            <w:r>
+              <w:lastRenderedPageBreak/>
+              <w:t>continue purchasing from GLH.</w:t>
+            </w:r>
+          </w:p>
         </w:tc>
         <w:tc>
           <w:tcPr>
@@ -1940,13 +2062,75 @@
                 <w:numId w:val="12"/>
               </w:numPr>
             </w:pPr>
+            <w:r>
+              <w:lastRenderedPageBreak/>
+              <w:t xml:space="preserve">Purchases made by registered customers must be </w:t>
+            </w:r>
+            <w:r>
+              <w:lastRenderedPageBreak/>
+              <w:t>tracked by the system</w:t>
+            </w:r>
+          </w:p>
+          <w:p>
+            <w:pPr>
+              <w:pStyle w:val="ListParagraph"/>
+              <w:numPr>
+                <w:ilvl w:val="0"/>
+                <w:numId w:val="12"/>
+              </w:numPr>
+            </w:pPr>
+            <w:r>
+              <w:t xml:space="preserve">Customers must </w:t>
+            </w:r>
+            <w:r>
+              <w:t>complete orders to gain loyalty points or discounts</w:t>
+            </w:r>
+          </w:p>
+          <w:p>
+            <w:pPr>
+              <w:pStyle w:val="ListParagraph"/>
+              <w:numPr>
+                <w:ilvl w:val="0"/>
+                <w:numId w:val="12"/>
+              </w:numPr>
+            </w:pPr>
+            <w:r>
+              <w:t>Customers must be able to view loyalty points or discounts within their account</w:t>
+            </w:r>
+          </w:p>
+          <w:p>
+            <w:pPr>
+              <w:pStyle w:val="ListParagraph"/>
+              <w:numPr>
+                <w:ilvl w:val="0"/>
+                <w:numId w:val="12"/>
+              </w:numPr>
+            </w:pPr>
+            <w:r>
+              <w:t xml:space="preserve">Any discounts applied </w:t>
+            </w:r>
+            <w:r>
+              <w:t>must be</w:t>
+            </w:r>
+            <w:r>
+              <w:t xml:space="preserve"> displayed clearly before order confirmation</w:t>
+            </w:r>
           </w:p>
         </w:tc>
         <w:tc>
           <w:tcPr>
             <w:tcW w:w="2694" w:type="dxa"/>
           </w:tcPr>
-          <w:p/>
+          <w:p>
+            <w:r>
+              <w:lastRenderedPageBreak/>
+              <w:t xml:space="preserve">GLH is able to maintain and improve retention between customers and promote engagement through the web application with the use of a loyalty scheme </w:t>
+            </w:r>
+            <w:r>
+              <w:lastRenderedPageBreak/>
+              <w:t>which rewards customers for buying locally produced goods. This benefits the business as long-term revenue is obtained through customer retention and providing customers with added value through discounts and exclusive offers.</w:t>
+            </w:r>
+          </w:p>
         </w:tc>
       </w:tr>
     </w:tbl>
@@ -2192,6 +2376,7 @@
           </w:tcPr>
           <w:p>
             <w:r>
+              <w:lastRenderedPageBreak/>
               <w:t>The website should handle navigation without delays</w:t>
             </w:r>
           </w:p>
@@ -2247,7 +2432,6 @@
           </w:tcPr>
           <w:p>
             <w:r>
-              <w:lastRenderedPageBreak/>
               <w:t>Media content should load efficientl</w:t>
             </w:r>
             <w:r>
@@ -2606,6 +2790,7 @@
               <w:t xml:space="preserve">This will make sure the system is reliable as the website experiences more traffic, preventing </w:t>
             </w:r>
             <w:r>
+              <w:lastRenderedPageBreak/>
               <w:t>purchases</w:t>
             </w:r>
             <w:r>
@@ -2619,11 +2804,13 @@
           </w:tcPr>
           <w:p>
             <w:r>
+              <w:lastRenderedPageBreak/>
               <w:t>• Support at least 1000 active users without performance loss</w:t>
             </w:r>
           </w:p>
           <w:p>
             <w:r>
+              <w:lastRenderedPageBreak/>
               <w:t>• Performance remains stable as user numbers increase</w:t>
             </w:r>
           </w:p>
@@ -2639,6 +2826,7 @@
           </w:tcPr>
           <w:p>
             <w:r>
+              <w:lastRenderedPageBreak/>
               <w:t>The system should stay stable during peak usage times.</w:t>
             </w:r>
           </w:p>
@@ -2685,7 +2873,6 @@
           </w:tcPr>
           <w:p>
             <w:r>
-              <w:lastRenderedPageBreak/>
               <w:t>The system should support additional features in future.</w:t>
             </w:r>
           </w:p>
@@ -3050,7 +3237,11 @@
           </w:tcPr>
           <w:p>
             <w:r>
-              <w:t xml:space="preserve">This will improve internal productivity and allows staff/producers to manage enquiries/products as a team. </w:t>
+              <w:t xml:space="preserve">This will improve internal productivity and allows staff/producers to manage </w:t>
+            </w:r>
+            <w:r>
+              <w:lastRenderedPageBreak/>
+              <w:t xml:space="preserve">enquiries/products as a team. </w:t>
             </w:r>
           </w:p>
           <w:p/>
@@ -3061,11 +3252,13 @@
           </w:tcPr>
           <w:p>
             <w:r>
+              <w:lastRenderedPageBreak/>
               <w:t>• Multiple staff members can access the staff area at once</w:t>
             </w:r>
           </w:p>
           <w:p>
             <w:r>
+              <w:lastRenderedPageBreak/>
               <w:t>• Staff actions don’t interfere with each</w:t>
             </w:r>
             <w:r>
@@ -3546,6 +3739,7 @@
           </w:tcPr>
           <w:p>
             <w:r>
+              <w:lastRenderedPageBreak/>
               <w:t>The interface should be consistent across pages.</w:t>
             </w:r>
           </w:p>
@@ -3650,7 +3844,6 @@
           </w:tcPr>
           <w:p>
             <w:r>
-              <w:lastRenderedPageBreak/>
               <w:t>The system must comply with WCAG guidelines</w:t>
             </w:r>
           </w:p>
@@ -3831,14 +4024,7 @@
     <w:p>
       <w:pPr>
         <w:pStyle w:val="ListParagraph"/>
-        <w:numPr>
-          <w:ilvl w:val="0"/>
-          <w:numId w:val="4"/>
-        </w:numPr>
-      </w:pPr>
-      <w:r>
-        <w:t>Draw a diagram showing the order in which the functional requirements must be completed.</w:t>
-      </w:r>
+      </w:pPr>
     </w:p>
     <w:p>
       <w:r>
@@ -3846,10 +4032,10 @@
           <w:noProof/>
         </w:rPr>
         <w:drawing>
-          <wp:inline distT="0" distB="0" distL="0" distR="0" wp14:anchorId="2CB81D30" wp14:editId="62320F89">
-            <wp:extent cx="4029075" cy="2610505"/>
+          <wp:inline distT="0" distB="0" distL="0" distR="0" wp14:anchorId="3C31ED5A" wp14:editId="1F48AB11">
+            <wp:extent cx="6498141" cy="2274350"/>
             <wp:effectExtent l="0" t="0" r="0" b="0"/>
-            <wp:docPr id="1166892973" name="Picture 1166892973" descr="Diagram&#10;&#10;Description automatically generated"/>
+            <wp:docPr id="1" name="Picture 1"/>
             <wp:cNvGraphicFramePr>
               <a:graphicFrameLocks xmlns:a="http://schemas.openxmlformats.org/drawingml/2006/main" noChangeAspect="1"/>
             </wp:cNvGraphicFramePr>
@@ -3857,29 +4043,36 @@
               <a:graphicData uri="http://schemas.openxmlformats.org/drawingml/2006/picture">
                 <pic:pic xmlns:pic="http://schemas.openxmlformats.org/drawingml/2006/picture">
                   <pic:nvPicPr>
-                    <pic:cNvPr id="0" name=""/>
-                    <pic:cNvPicPr/>
+                    <pic:cNvPr id="0" name="Picture 1"/>
+                    <pic:cNvPicPr>
+                      <a:picLocks noChangeAspect="1" noChangeArrowheads="1"/>
+                    </pic:cNvPicPr>
                   </pic:nvPicPr>
                   <pic:blipFill>
-                    <a:blip r:embed="rId5">
+                    <a:blip r:embed="rId6" cstate="print">
                       <a:extLst>
                         <a:ext uri="{28A0092B-C50C-407E-A947-70E740481C1C}">
                           <a14:useLocalDpi xmlns:a14="http://schemas.microsoft.com/office/drawing/2010/main" val="0"/>
                         </a:ext>
                       </a:extLst>
                     </a:blip>
+                    <a:srcRect/>
                     <a:stretch>
                       <a:fillRect/>
                     </a:stretch>
                   </pic:blipFill>
-                  <pic:spPr>
+                  <pic:spPr bwMode="auto">
                     <a:xfrm>
                       <a:off x="0" y="0"/>
-                      <a:ext cx="4029075" cy="2610505"/>
+                      <a:ext cx="6516744" cy="2280861"/>
                     </a:xfrm>
                     <a:prstGeom prst="rect">
                       <a:avLst/>
                     </a:prstGeom>
+                    <a:noFill/>
+                    <a:ln>
+                      <a:noFill/>
+                    </a:ln>
                   </pic:spPr>
                 </pic:pic>
               </a:graphicData>
@@ -3907,27 +4100,15 @@
       </w:r>
     </w:p>
     <w:p>
-      <w:pPr>
-        <w:pStyle w:val="ListParagraph"/>
-        <w:numPr>
-          <w:ilvl w:val="0"/>
-          <w:numId w:val="3"/>
-        </w:numPr>
-      </w:pPr>
-      <w:r>
-        <w:t>Briefly discuss the considerations that you will have to think about when making the user interface thinking about the target audience.</w:t>
-      </w:r>
-    </w:p>
-    <w:p>
-      <w:pPr>
-        <w:pStyle w:val="ListParagraph"/>
-        <w:numPr>
-          <w:ilvl w:val="0"/>
-          <w:numId w:val="3"/>
-        </w:numPr>
-      </w:pPr>
-      <w:r>
-        <w:t>Talk about colours, images, layout, text, content and more.</w:t>
+      <w:r>
+        <w:t xml:space="preserve">The UI on the Greenfield Local Hub web application will be a modern and clean layourt which is consistent and commonly used in other co-operative produce websites. The website will primarily </w:t>
+      </w:r>
+      <w:r>
+        <w:lastRenderedPageBreak/>
+        <w:t xml:space="preserve">use the colours white and green as it is a common convention which is industry standard for produce on local food. Green is often linked to nature and fresh produce which is streamline with the values of GLH and the products listed by producers. Alongside green, white will also be used to keep the interface clean and making sure it isn’t cluttered, also improving how readable information on the website is for customers. </w:t>
+      </w:r>
+      <w:r>
+        <w:t>Inspiration for the colour schemes were taken from websites like theproducebox.com and seasonalroots.com which both use the pretty close colour plaettes to show freshness, trust and local agriculture. These references were found during research and was recorded in the research log.</w:t>
       </w:r>
     </w:p>
     <w:p>
@@ -3938,72 +4119,3383 @@
           <w:u w:val="single"/>
         </w:rPr>
       </w:pPr>
-      <w:r>
+    </w:p>
+    <w:p>
+      <w:pPr>
         <w:rPr>
           <w:b/>
           <w:bCs/>
           <w:u w:val="single"/>
         </w:rPr>
-        <w:t>Security Considerations</w:t>
-      </w:r>
-    </w:p>
-    <w:p>
-      <w:pPr>
-        <w:pStyle w:val="ListParagraph"/>
-        <w:numPr>
-          <w:ilvl w:val="0"/>
-          <w:numId w:val="2"/>
-        </w:numPr>
-      </w:pPr>
-      <w:r>
-        <w:t xml:space="preserve">What </w:t>
-      </w:r>
-      <w:r>
-        <w:t>security</w:t>
-      </w:r>
-      <w:r>
-        <w:t xml:space="preserve"> risks will be involved in creating your web-based solution?</w:t>
-      </w:r>
-    </w:p>
-    <w:p>
-      <w:pPr>
-        <w:pStyle w:val="ListParagraph"/>
-        <w:numPr>
-          <w:ilvl w:val="0"/>
-          <w:numId w:val="2"/>
-        </w:numPr>
-      </w:pPr>
-      <w:r>
-        <w:t>How will you mitigate these potential risks?</w:t>
-      </w:r>
-    </w:p>
-    <w:p>
-      <w:pPr>
-        <w:pStyle w:val="ListParagraph"/>
-        <w:numPr>
-          <w:ilvl w:val="0"/>
-          <w:numId w:val="2"/>
-        </w:numPr>
-      </w:pPr>
-      <w:r>
-        <w:t>Make sure each one is specific to your particular solution and is not just generic</w:t>
-      </w:r>
-    </w:p>
-    <w:p>
-      <w:pPr>
+      </w:pPr>
+      <w:r>
         <w:rPr>
           <w:b/>
           <w:bCs/>
           <w:u w:val="single"/>
         </w:rPr>
-      </w:pPr>
-      <w:r>
+        <w:t>Security Considerations</w:t>
+      </w:r>
+    </w:p>
+    <w:p>
+      <w:pPr>
+        <w:pStyle w:val="Heading1"/>
+      </w:pPr>
+      <w:bookmarkStart w:id="0" w:name="_Toc220507525"/>
+      <w:r>
+        <w:t>Risk Mitigation</w:t>
+      </w:r>
+      <w:bookmarkEnd w:id="0"/>
+    </w:p>
+    <w:p>
+      <w:pPr>
         <w:rPr>
           <w:b/>
           <w:bCs/>
           <w:u w:val="single"/>
         </w:rPr>
+      </w:pPr>
+    </w:p>
+    <w:p>
+      <w:pPr>
+        <w:rPr>
+          <w:b/>
+          <w:bCs/>
+          <w:sz w:val="16"/>
+          <w:szCs w:val="16"/>
+          <w:u w:val="single"/>
+        </w:rPr>
+      </w:pPr>
+      <w:r>
+        <w:rPr>
+          <w:b/>
+          <w:bCs/>
+          <w:sz w:val="16"/>
+          <w:szCs w:val="16"/>
+          <w:u w:val="single"/>
+        </w:rPr>
+        <w:t>Risk Matrix</w:t>
+      </w:r>
+    </w:p>
+    <w:p>
+      <w:r>
+        <w:t xml:space="preserve">There are many potential risks </w:t>
+      </w:r>
+      <w:r>
+        <w:t>Greenfield Local Hub</w:t>
+      </w:r>
+      <w:r>
+        <w:t xml:space="preserve"> could face during developing and deploying the</w:t>
+      </w:r>
+      <w:r>
+        <w:t xml:space="preserve"> solution</w:t>
+      </w:r>
+      <w:r>
+        <w:t xml:space="preserve">. Risks may effect the user experience, system performance, business operation or even data security. A risk matrix has been used to show and categorise risks based on how likely they are to happen and the impact they would have. Because of this, appropriate mitigation </w:t>
+      </w:r>
+      <w:r>
+        <w:t>strategies</w:t>
+      </w:r>
+      <w:r>
+        <w:t xml:space="preserve"> have been identified so that the chance of these risks taking place.</w:t>
+      </w:r>
+    </w:p>
+    <w:p/>
+    <w:p>
+      <w:r>
+        <w:rPr>
+          <w:noProof/>
+        </w:rPr>
+        <mc:AlternateContent>
+          <mc:Choice Requires="wps">
+            <w:drawing>
+              <wp:anchor distT="0" distB="0" distL="114300" distR="114300" simplePos="0" relativeHeight="251659264" behindDoc="0" locked="0" layoutInCell="1" allowOverlap="1" wp14:anchorId="5D8332FC" wp14:editId="5A27D819">
+                <wp:simplePos x="0" y="0"/>
+                <wp:positionH relativeFrom="column">
+                  <wp:posOffset>-829310</wp:posOffset>
+                </wp:positionH>
+                <wp:positionV relativeFrom="paragraph">
+                  <wp:posOffset>3810</wp:posOffset>
+                </wp:positionV>
+                <wp:extent cx="707390" cy="344805"/>
+                <wp:effectExtent l="0" t="0" r="16510" b="17145"/>
+                <wp:wrapNone/>
+                <wp:docPr id="382050077" name="Rectangle: Rounded Corners 382050077"/>
+                <wp:cNvGraphicFramePr/>
+                <a:graphic xmlns:a="http://schemas.openxmlformats.org/drawingml/2006/main">
+                  <a:graphicData uri="http://schemas.microsoft.com/office/word/2010/wordprocessingShape">
+                    <wps:wsp>
+                      <wps:cNvSpPr/>
+                      <wps:spPr>
+                        <a:xfrm>
+                          <a:off x="0" y="0"/>
+                          <a:ext cx="706755" cy="344805"/>
+                        </a:xfrm>
+                        <a:prstGeom prst="roundRect">
+                          <a:avLst/>
+                        </a:prstGeom>
+                      </wps:spPr>
+                      <wps:style>
+                        <a:lnRef idx="2">
+                          <a:schemeClr val="accent1">
+                            <a:shade val="15000"/>
+                          </a:schemeClr>
+                        </a:lnRef>
+                        <a:fillRef idx="1">
+                          <a:schemeClr val="accent1"/>
+                        </a:fillRef>
+                        <a:effectRef idx="0">
+                          <a:schemeClr val="accent1"/>
+                        </a:effectRef>
+                        <a:fontRef idx="minor">
+                          <a:schemeClr val="lt1"/>
+                        </a:fontRef>
+                      </wps:style>
+                      <wps:txbx>
+                        <w:txbxContent>
+                          <w:p>
+                            <w:pPr>
+                              <w:jc w:val="center"/>
+                            </w:pPr>
+                            <w:r>
+                              <w:t>Impact</w:t>
+                            </w:r>
+                          </w:p>
+                        </w:txbxContent>
+                      </wps:txbx>
+                      <wps:bodyPr rot="0" spcFirstLastPara="0" vertOverflow="clip" horzOverflow="clip" vert="horz" wrap="square" lIns="91440" tIns="45720" rIns="91440" bIns="45720" numCol="1" spcCol="0" rtlCol="0" fromWordArt="0" anchor="ctr" anchorCtr="0" forceAA="0" compatLnSpc="1">
+                        <a:prstTxWarp prst="textNoShape">
+                          <a:avLst/>
+                        </a:prstTxWarp>
+                        <a:noAutofit/>
+                      </wps:bodyPr>
+                    </wps:wsp>
+                  </a:graphicData>
+                </a:graphic>
+                <wp14:sizeRelH relativeFrom="margin">
+                  <wp14:pctWidth>0</wp14:pctWidth>
+                </wp14:sizeRelH>
+                <wp14:sizeRelV relativeFrom="margin">
+                  <wp14:pctHeight>0</wp14:pctHeight>
+                </wp14:sizeRelV>
+              </wp:anchor>
+            </w:drawing>
+          </mc:Choice>
+          <mc:Fallback>
+            <w:pict>
+              <v:roundrect w14:anchorId="5D8332FC" id="Rectangle: Rounded Corners 382050077" o:spid="_x0000_s1026" style="position:absolute;margin-left:-65.3pt;margin-top:.3pt;width:55.7pt;height:27.15pt;z-index:251659264;visibility:visible;mso-wrap-style:square;mso-width-percent:0;mso-height-percent:0;mso-wrap-distance-left:9pt;mso-wrap-distance-top:0;mso-wrap-distance-right:9pt;mso-wrap-distance-bottom:0;mso-position-horizontal:absolute;mso-position-horizontal-relative:text;mso-position-vertical:absolute;mso-position-vertical-relative:text;mso-width-percent:0;mso-height-percent:0;mso-width-relative:margin;mso-height-relative:margin;v-text-anchor:middle" arcsize="10923f" o:gfxdata="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" fillcolor="#4472c4 [3204]" strokecolor="#09101d [484]" strokeweight="1pt">
+                <v:stroke joinstyle="miter"/>
+                <v:textbox>
+                  <w:txbxContent>
+                    <w:p>
+                      <w:pPr>
+                        <w:jc w:val="center"/>
+                      </w:pPr>
+                      <w:r>
+                        <w:t>Impact</w:t>
+                      </w:r>
+                    </w:p>
+                  </w:txbxContent>
+                </v:textbox>
+              </v:roundrect>
+            </w:pict>
+          </mc:Fallback>
+        </mc:AlternateContent>
+      </w:r>
+      <w:r>
+        <w:rPr>
+          <w:noProof/>
+        </w:rPr>
+        <mc:AlternateContent>
+          <mc:Choice Requires="wps">
+            <w:drawing>
+              <wp:anchor distT="0" distB="0" distL="114300" distR="114300" simplePos="0" relativeHeight="251660288" behindDoc="0" locked="0" layoutInCell="1" allowOverlap="1" wp14:anchorId="0D47C60A" wp14:editId="7F8FCE85">
+                <wp:simplePos x="0" y="0"/>
+                <wp:positionH relativeFrom="column">
+                  <wp:posOffset>-466090</wp:posOffset>
+                </wp:positionH>
+                <wp:positionV relativeFrom="paragraph">
+                  <wp:posOffset>434340</wp:posOffset>
+                </wp:positionV>
+                <wp:extent cx="8890" cy="1056005"/>
+                <wp:effectExtent l="76200" t="38100" r="67310" b="10795"/>
+                <wp:wrapNone/>
+                <wp:docPr id="1434063942" name="Straight Arrow Connector 1434063942"/>
+                <wp:cNvGraphicFramePr/>
+                <a:graphic xmlns:a="http://schemas.openxmlformats.org/drawingml/2006/main">
+                  <a:graphicData uri="http://schemas.microsoft.com/office/word/2010/wordprocessingShape">
+                    <wps:wsp>
+                      <wps:cNvCnPr/>
+                      <wps:spPr>
+                        <a:xfrm flipH="1" flipV="1">
+                          <a:off x="0" y="0"/>
+                          <a:ext cx="8255" cy="1056005"/>
+                        </a:xfrm>
+                        <a:prstGeom prst="straightConnector1">
+                          <a:avLst/>
+                        </a:prstGeom>
+                        <a:ln>
+                          <a:tailEnd type="triangle"/>
+                        </a:ln>
+                      </wps:spPr>
+                      <wps:style>
+                        <a:lnRef idx="2">
+                          <a:schemeClr val="accent1"/>
+                        </a:lnRef>
+                        <a:fillRef idx="0">
+                          <a:schemeClr val="accent1"/>
+                        </a:fillRef>
+                        <a:effectRef idx="1">
+                          <a:schemeClr val="accent1"/>
+                        </a:effectRef>
+                        <a:fontRef idx="minor">
+                          <a:schemeClr val="tx1"/>
+                        </a:fontRef>
+                      </wps:style>
+                      <wps:bodyPr/>
+                    </wps:wsp>
+                  </a:graphicData>
+                </a:graphic>
+                <wp14:sizeRelH relativeFrom="page">
+                  <wp14:pctWidth>0</wp14:pctWidth>
+                </wp14:sizeRelH>
+                <wp14:sizeRelV relativeFrom="page">
+                  <wp14:pctHeight>0</wp14:pctHeight>
+                </wp14:sizeRelV>
+              </wp:anchor>
+            </w:drawing>
+          </mc:Choice>
+          <mc:Fallback>
+            <w:pict>
+              <v:shapetype w14:anchorId="63DE37CE" id="_x0000_t32" coordsize="21600,21600" o:spt="32" o:oned="t" path="m,l21600,21600e" filled="f">
+                <v:path arrowok="t" fillok="f" o:connecttype="none"/>
+                <o:lock v:ext="edit" shapetype="t"/>
+              </v:shapetype>
+              <v:shape id="Straight Arrow Connector 1434063942" o:spid="_x0000_s1026" type="#_x0000_t32" style="position:absolute;margin-left:-36.7pt;margin-top:34.2pt;width:.7pt;height:83.15pt;flip:x y;z-index:251660288;visibility:visible;mso-wrap-style:square;mso-width-percent:0;mso-height-percent:0;mso-wrap-distance-left:9pt;mso-wrap-distance-top:0;mso-wrap-distance-right:9pt;mso-wrap-distance-bottom:0;mso-position-horizontal:absolute;mso-position-horizontal-relative:text;mso-position-vertical:absolute;mso-position-vertical-relative:text;mso-width-percent:0;mso-height-percent:0;mso-width-relative:page;mso-height-relative:page" o:gfxdata="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" strokecolor="#4472c4 [3204]" strokeweight="1pt">
+                <v:stroke endarrow="block" joinstyle="miter"/>
+              </v:shape>
+            </w:pict>
+          </mc:Fallback>
+        </mc:AlternateContent>
+      </w:r>
+    </w:p>
+    <w:tbl>
+      <w:tblPr>
+        <w:tblStyle w:val="TableGrid"/>
+        <w:tblW w:w="0" w:type="auto"/>
+        <w:tblLook w:val="04A0" w:firstRow="1" w:lastRow="0" w:firstColumn="1" w:lastColumn="0" w:noHBand="0" w:noVBand="1"/>
+      </w:tblPr>
+      <w:tblGrid>
+        <w:gridCol w:w="1803"/>
+        <w:gridCol w:w="1803"/>
+        <w:gridCol w:w="1803"/>
+        <w:gridCol w:w="1803"/>
+        <w:gridCol w:w="1804"/>
+      </w:tblGrid>
+      <w:tr>
+        <w:tc>
+          <w:tcPr>
+            <w:tcW w:w="1803" w:type="dxa"/>
+            <w:tcBorders>
+              <w:top w:val="single" w:sz="4" w:space="0" w:color="auto"/>
+              <w:left w:val="single" w:sz="4" w:space="0" w:color="auto"/>
+              <w:bottom w:val="single" w:sz="4" w:space="0" w:color="auto"/>
+              <w:right w:val="single" w:sz="4" w:space="0" w:color="auto"/>
+            </w:tcBorders>
+            <w:hideMark/>
+          </w:tcPr>
+          <w:p>
+            <w:r>
+              <w:t>High</w:t>
+            </w:r>
+          </w:p>
+        </w:tc>
+        <w:tc>
+          <w:tcPr>
+            <w:tcW w:w="1803" w:type="dxa"/>
+            <w:tcBorders>
+              <w:top w:val="single" w:sz="4" w:space="0" w:color="auto"/>
+              <w:left w:val="single" w:sz="4" w:space="0" w:color="auto"/>
+              <w:bottom w:val="single" w:sz="4" w:space="0" w:color="auto"/>
+              <w:right w:val="single" w:sz="4" w:space="0" w:color="auto"/>
+            </w:tcBorders>
+            <w:shd w:val="clear" w:color="auto" w:fill="EE0000"/>
+            <w:hideMark/>
+          </w:tcPr>
+          <w:p>
+            <w:r>
+              <w:t>R1</w:t>
+            </w:r>
+          </w:p>
+        </w:tc>
+        <w:tc>
+          <w:tcPr>
+            <w:tcW w:w="1803" w:type="dxa"/>
+            <w:tcBorders>
+              <w:top w:val="single" w:sz="4" w:space="0" w:color="auto"/>
+              <w:left w:val="single" w:sz="4" w:space="0" w:color="auto"/>
+              <w:bottom w:val="single" w:sz="4" w:space="0" w:color="auto"/>
+              <w:right w:val="single" w:sz="4" w:space="0" w:color="auto"/>
+            </w:tcBorders>
+            <w:shd w:val="clear" w:color="auto" w:fill="EE0000"/>
+            <w:hideMark/>
+          </w:tcPr>
+          <w:p>
+            <w:pPr>
+              <w:rPr>
+                <w:color w:val="FFFFFF" w:themeColor="background1"/>
+              </w:rPr>
+            </w:pPr>
+            <w:r>
+              <w:rPr>
+                <w:color w:val="E7E6E6" w:themeColor="background2"/>
+              </w:rPr>
+              <w:t>R2</w:t>
+            </w:r>
+          </w:p>
+        </w:tc>
+        <w:tc>
+          <w:tcPr>
+            <w:tcW w:w="1803" w:type="dxa"/>
+            <w:tcBorders>
+              <w:top w:val="single" w:sz="4" w:space="0" w:color="auto"/>
+              <w:left w:val="single" w:sz="4" w:space="0" w:color="auto"/>
+              <w:bottom w:val="single" w:sz="4" w:space="0" w:color="auto"/>
+              <w:right w:val="single" w:sz="4" w:space="0" w:color="auto"/>
+            </w:tcBorders>
+            <w:shd w:val="clear" w:color="auto" w:fill="EE0000"/>
+            <w:hideMark/>
+          </w:tcPr>
+          <w:p>
+            <w:r>
+              <w:t>R3</w:t>
+            </w:r>
+          </w:p>
+        </w:tc>
+        <w:tc>
+          <w:tcPr>
+            <w:tcW w:w="1804" w:type="dxa"/>
+            <w:tcBorders>
+              <w:top w:val="single" w:sz="4" w:space="0" w:color="auto"/>
+              <w:left w:val="single" w:sz="4" w:space="0" w:color="auto"/>
+              <w:bottom w:val="single" w:sz="4" w:space="0" w:color="auto"/>
+              <w:right w:val="single" w:sz="4" w:space="0" w:color="auto"/>
+            </w:tcBorders>
+            <w:shd w:val="clear" w:color="auto" w:fill="EE0000"/>
+            <w:hideMark/>
+          </w:tcPr>
+          <w:p>
+            <w:r>
+              <w:t>R4</w:t>
+            </w:r>
+          </w:p>
+        </w:tc>
+      </w:tr>
+      <w:tr>
+        <w:tc>
+          <w:tcPr>
+            <w:tcW w:w="1803" w:type="dxa"/>
+            <w:tcBorders>
+              <w:top w:val="single" w:sz="4" w:space="0" w:color="auto"/>
+              <w:left w:val="single" w:sz="4" w:space="0" w:color="auto"/>
+              <w:bottom w:val="single" w:sz="4" w:space="0" w:color="auto"/>
+              <w:right w:val="single" w:sz="4" w:space="0" w:color="auto"/>
+            </w:tcBorders>
+            <w:hideMark/>
+          </w:tcPr>
+          <w:p>
+            <w:r>
+              <w:t>Significant</w:t>
+            </w:r>
+          </w:p>
+        </w:tc>
+        <w:tc>
+          <w:tcPr>
+            <w:tcW w:w="1803" w:type="dxa"/>
+            <w:tcBorders>
+              <w:top w:val="single" w:sz="4" w:space="0" w:color="auto"/>
+              <w:left w:val="single" w:sz="4" w:space="0" w:color="auto"/>
+              <w:bottom w:val="single" w:sz="4" w:space="0" w:color="auto"/>
+              <w:right w:val="single" w:sz="4" w:space="0" w:color="auto"/>
+            </w:tcBorders>
+            <w:shd w:val="clear" w:color="auto" w:fill="BF8F00" w:themeFill="accent4" w:themeFillShade="BF"/>
+            <w:hideMark/>
+          </w:tcPr>
+          <w:p>
+            <w:r>
+              <w:t>R5</w:t>
+            </w:r>
+          </w:p>
+        </w:tc>
+        <w:tc>
+          <w:tcPr>
+            <w:tcW w:w="1803" w:type="dxa"/>
+            <w:tcBorders>
+              <w:top w:val="single" w:sz="4" w:space="0" w:color="auto"/>
+              <w:left w:val="single" w:sz="4" w:space="0" w:color="auto"/>
+              <w:bottom w:val="single" w:sz="4" w:space="0" w:color="auto"/>
+              <w:right w:val="single" w:sz="4" w:space="0" w:color="auto"/>
+            </w:tcBorders>
+            <w:shd w:val="clear" w:color="auto" w:fill="BF8F00" w:themeFill="accent4" w:themeFillShade="BF"/>
+            <w:hideMark/>
+          </w:tcPr>
+          <w:p>
+            <w:r>
+              <w:t>R6</w:t>
+            </w:r>
+          </w:p>
+        </w:tc>
+        <w:tc>
+          <w:tcPr>
+            <w:tcW w:w="1803" w:type="dxa"/>
+            <w:tcBorders>
+              <w:top w:val="single" w:sz="4" w:space="0" w:color="auto"/>
+              <w:left w:val="single" w:sz="4" w:space="0" w:color="auto"/>
+              <w:bottom w:val="single" w:sz="4" w:space="0" w:color="auto"/>
+              <w:right w:val="single" w:sz="4" w:space="0" w:color="auto"/>
+            </w:tcBorders>
+            <w:shd w:val="clear" w:color="auto" w:fill="EE0000"/>
+            <w:hideMark/>
+          </w:tcPr>
+          <w:p>
+            <w:r>
+              <w:t>R7</w:t>
+            </w:r>
+          </w:p>
+        </w:tc>
+        <w:tc>
+          <w:tcPr>
+            <w:tcW w:w="1804" w:type="dxa"/>
+            <w:tcBorders>
+              <w:top w:val="single" w:sz="4" w:space="0" w:color="auto"/>
+              <w:left w:val="single" w:sz="4" w:space="0" w:color="auto"/>
+              <w:bottom w:val="single" w:sz="4" w:space="0" w:color="auto"/>
+              <w:right w:val="single" w:sz="4" w:space="0" w:color="auto"/>
+            </w:tcBorders>
+            <w:shd w:val="clear" w:color="auto" w:fill="EE0000"/>
+            <w:hideMark/>
+          </w:tcPr>
+          <w:p>
+            <w:r>
+              <w:t>R8</w:t>
+            </w:r>
+          </w:p>
+        </w:tc>
+      </w:tr>
+      <w:tr>
+        <w:tc>
+          <w:tcPr>
+            <w:tcW w:w="1803" w:type="dxa"/>
+            <w:tcBorders>
+              <w:top w:val="single" w:sz="4" w:space="0" w:color="auto"/>
+              <w:left w:val="single" w:sz="4" w:space="0" w:color="auto"/>
+              <w:bottom w:val="single" w:sz="4" w:space="0" w:color="auto"/>
+              <w:right w:val="single" w:sz="4" w:space="0" w:color="auto"/>
+            </w:tcBorders>
+            <w:hideMark/>
+          </w:tcPr>
+          <w:p>
+            <w:r>
+              <w:t>Moderate</w:t>
+            </w:r>
+          </w:p>
+        </w:tc>
+        <w:tc>
+          <w:tcPr>
+            <w:tcW w:w="1803" w:type="dxa"/>
+            <w:tcBorders>
+              <w:top w:val="single" w:sz="4" w:space="0" w:color="auto"/>
+              <w:left w:val="single" w:sz="4" w:space="0" w:color="auto"/>
+              <w:bottom w:val="single" w:sz="4" w:space="0" w:color="auto"/>
+              <w:right w:val="single" w:sz="4" w:space="0" w:color="auto"/>
+            </w:tcBorders>
+            <w:shd w:val="clear" w:color="auto" w:fill="BF8F00" w:themeFill="accent4" w:themeFillShade="BF"/>
+            <w:hideMark/>
+          </w:tcPr>
+          <w:p>
+            <w:r>
+              <w:t>R9</w:t>
+            </w:r>
+          </w:p>
+        </w:tc>
+        <w:tc>
+          <w:tcPr>
+            <w:tcW w:w="1803" w:type="dxa"/>
+            <w:tcBorders>
+              <w:top w:val="single" w:sz="4" w:space="0" w:color="auto"/>
+              <w:left w:val="single" w:sz="4" w:space="0" w:color="auto"/>
+              <w:bottom w:val="single" w:sz="4" w:space="0" w:color="auto"/>
+              <w:right w:val="single" w:sz="4" w:space="0" w:color="auto"/>
+            </w:tcBorders>
+            <w:shd w:val="clear" w:color="auto" w:fill="BF8F00" w:themeFill="accent4" w:themeFillShade="BF"/>
+            <w:hideMark/>
+          </w:tcPr>
+          <w:p>
+            <w:r>
+              <w:t>R10</w:t>
+            </w:r>
+          </w:p>
+        </w:tc>
+        <w:tc>
+          <w:tcPr>
+            <w:tcW w:w="1803" w:type="dxa"/>
+            <w:tcBorders>
+              <w:top w:val="single" w:sz="4" w:space="0" w:color="auto"/>
+              <w:left w:val="single" w:sz="4" w:space="0" w:color="auto"/>
+              <w:bottom w:val="single" w:sz="4" w:space="0" w:color="auto"/>
+              <w:right w:val="single" w:sz="4" w:space="0" w:color="auto"/>
+            </w:tcBorders>
+            <w:shd w:val="clear" w:color="auto" w:fill="BF8F00" w:themeFill="accent4" w:themeFillShade="BF"/>
+            <w:hideMark/>
+          </w:tcPr>
+          <w:p>
+            <w:r>
+              <w:t>R11</w:t>
+            </w:r>
+          </w:p>
+        </w:tc>
+        <w:tc>
+          <w:tcPr>
+            <w:tcW w:w="1804" w:type="dxa"/>
+            <w:tcBorders>
+              <w:top w:val="single" w:sz="4" w:space="0" w:color="auto"/>
+              <w:left w:val="single" w:sz="4" w:space="0" w:color="auto"/>
+              <w:bottom w:val="single" w:sz="4" w:space="0" w:color="auto"/>
+              <w:right w:val="single" w:sz="4" w:space="0" w:color="auto"/>
+            </w:tcBorders>
+            <w:shd w:val="clear" w:color="auto" w:fill="BF8F00" w:themeFill="accent4" w:themeFillShade="BF"/>
+            <w:hideMark/>
+          </w:tcPr>
+          <w:p>
+            <w:r>
+              <w:t>R12</w:t>
+            </w:r>
+          </w:p>
+        </w:tc>
+      </w:tr>
+      <w:tr>
+        <w:tc>
+          <w:tcPr>
+            <w:tcW w:w="1803" w:type="dxa"/>
+            <w:tcBorders>
+              <w:top w:val="single" w:sz="4" w:space="0" w:color="auto"/>
+              <w:left w:val="single" w:sz="4" w:space="0" w:color="auto"/>
+              <w:bottom w:val="single" w:sz="4" w:space="0" w:color="auto"/>
+              <w:right w:val="single" w:sz="4" w:space="0" w:color="auto"/>
+            </w:tcBorders>
+            <w:hideMark/>
+          </w:tcPr>
+          <w:p>
+            <w:r>
+              <w:t>Low</w:t>
+            </w:r>
+          </w:p>
+        </w:tc>
+        <w:tc>
+          <w:tcPr>
+            <w:tcW w:w="1803" w:type="dxa"/>
+            <w:tcBorders>
+              <w:top w:val="single" w:sz="4" w:space="0" w:color="auto"/>
+              <w:left w:val="single" w:sz="4" w:space="0" w:color="auto"/>
+              <w:bottom w:val="single" w:sz="4" w:space="0" w:color="auto"/>
+              <w:right w:val="single" w:sz="4" w:space="0" w:color="auto"/>
+            </w:tcBorders>
+            <w:shd w:val="clear" w:color="auto" w:fill="70AD47" w:themeFill="accent6"/>
+            <w:hideMark/>
+          </w:tcPr>
+          <w:p>
+            <w:r>
+              <w:t>R13</w:t>
+            </w:r>
+          </w:p>
+        </w:tc>
+        <w:tc>
+          <w:tcPr>
+            <w:tcW w:w="1803" w:type="dxa"/>
+            <w:tcBorders>
+              <w:top w:val="single" w:sz="4" w:space="0" w:color="auto"/>
+              <w:left w:val="single" w:sz="4" w:space="0" w:color="auto"/>
+              <w:bottom w:val="single" w:sz="4" w:space="0" w:color="auto"/>
+              <w:right w:val="single" w:sz="4" w:space="0" w:color="auto"/>
+            </w:tcBorders>
+            <w:shd w:val="clear" w:color="auto" w:fill="70AD47" w:themeFill="accent6"/>
+            <w:hideMark/>
+          </w:tcPr>
+          <w:p>
+            <w:r>
+              <w:t>R14</w:t>
+            </w:r>
+          </w:p>
+        </w:tc>
+        <w:tc>
+          <w:tcPr>
+            <w:tcW w:w="1803" w:type="dxa"/>
+            <w:tcBorders>
+              <w:top w:val="single" w:sz="4" w:space="0" w:color="auto"/>
+              <w:left w:val="single" w:sz="4" w:space="0" w:color="auto"/>
+              <w:bottom w:val="single" w:sz="4" w:space="0" w:color="auto"/>
+              <w:right w:val="single" w:sz="4" w:space="0" w:color="auto"/>
+            </w:tcBorders>
+            <w:shd w:val="clear" w:color="auto" w:fill="70AD47" w:themeFill="accent6"/>
+            <w:hideMark/>
+          </w:tcPr>
+          <w:p>
+            <w:r>
+              <w:t>R15</w:t>
+            </w:r>
+          </w:p>
+        </w:tc>
+        <w:tc>
+          <w:tcPr>
+            <w:tcW w:w="1804" w:type="dxa"/>
+            <w:tcBorders>
+              <w:top w:val="single" w:sz="4" w:space="0" w:color="auto"/>
+              <w:left w:val="single" w:sz="4" w:space="0" w:color="auto"/>
+              <w:bottom w:val="single" w:sz="4" w:space="0" w:color="auto"/>
+              <w:right w:val="single" w:sz="4" w:space="0" w:color="auto"/>
+            </w:tcBorders>
+            <w:shd w:val="clear" w:color="auto" w:fill="70AD47" w:themeFill="accent6"/>
+            <w:hideMark/>
+          </w:tcPr>
+          <w:p>
+            <w:r>
+              <w:t>R16</w:t>
+            </w:r>
+          </w:p>
+        </w:tc>
+      </w:tr>
+      <w:tr>
+        <w:tc>
+          <w:tcPr>
+            <w:tcW w:w="1803" w:type="dxa"/>
+            <w:tcBorders>
+              <w:top w:val="single" w:sz="4" w:space="0" w:color="auto"/>
+              <w:left w:val="single" w:sz="4" w:space="0" w:color="auto"/>
+              <w:bottom w:val="single" w:sz="4" w:space="0" w:color="auto"/>
+              <w:right w:val="single" w:sz="4" w:space="0" w:color="auto"/>
+            </w:tcBorders>
+          </w:tcPr>
+          <w:p/>
+        </w:tc>
+        <w:tc>
+          <w:tcPr>
+            <w:tcW w:w="1803" w:type="dxa"/>
+            <w:tcBorders>
+              <w:top w:val="single" w:sz="4" w:space="0" w:color="auto"/>
+              <w:left w:val="single" w:sz="4" w:space="0" w:color="auto"/>
+              <w:bottom w:val="single" w:sz="4" w:space="0" w:color="auto"/>
+              <w:right w:val="single" w:sz="4" w:space="0" w:color="auto"/>
+            </w:tcBorders>
+            <w:hideMark/>
+          </w:tcPr>
+          <w:p>
+            <w:r>
+              <w:t>Low</w:t>
+            </w:r>
+          </w:p>
+        </w:tc>
+        <w:tc>
+          <w:tcPr>
+            <w:tcW w:w="1803" w:type="dxa"/>
+            <w:tcBorders>
+              <w:top w:val="single" w:sz="4" w:space="0" w:color="auto"/>
+              <w:left w:val="single" w:sz="4" w:space="0" w:color="auto"/>
+              <w:bottom w:val="single" w:sz="4" w:space="0" w:color="auto"/>
+              <w:right w:val="single" w:sz="4" w:space="0" w:color="auto"/>
+            </w:tcBorders>
+            <w:hideMark/>
+          </w:tcPr>
+          <w:p>
+            <w:r>
+              <w:t>Moderate</w:t>
+            </w:r>
+          </w:p>
+        </w:tc>
+        <w:tc>
+          <w:tcPr>
+            <w:tcW w:w="1803" w:type="dxa"/>
+            <w:tcBorders>
+              <w:top w:val="single" w:sz="4" w:space="0" w:color="auto"/>
+              <w:left w:val="single" w:sz="4" w:space="0" w:color="auto"/>
+              <w:bottom w:val="single" w:sz="4" w:space="0" w:color="auto"/>
+              <w:right w:val="single" w:sz="4" w:space="0" w:color="auto"/>
+            </w:tcBorders>
+            <w:hideMark/>
+          </w:tcPr>
+          <w:p>
+            <w:r>
+              <w:t>Significant</w:t>
+            </w:r>
+          </w:p>
+        </w:tc>
+        <w:tc>
+          <w:tcPr>
+            <w:tcW w:w="1804" w:type="dxa"/>
+            <w:tcBorders>
+              <w:top w:val="single" w:sz="4" w:space="0" w:color="auto"/>
+              <w:left w:val="single" w:sz="4" w:space="0" w:color="auto"/>
+              <w:bottom w:val="single" w:sz="4" w:space="0" w:color="auto"/>
+              <w:right w:val="single" w:sz="4" w:space="0" w:color="auto"/>
+            </w:tcBorders>
+            <w:hideMark/>
+          </w:tcPr>
+          <w:p>
+            <w:r>
+              <w:t>High</w:t>
+            </w:r>
+          </w:p>
+        </w:tc>
+      </w:tr>
+    </w:tbl>
+    <w:p>
+      <w:r>
+        <w:rPr>
+          <w:noProof/>
+        </w:rPr>
+        <mc:AlternateContent>
+          <mc:Choice Requires="wps">
+            <w:drawing>
+              <wp:anchor distT="0" distB="0" distL="114300" distR="114300" simplePos="0" relativeHeight="251661312" behindDoc="0" locked="0" layoutInCell="1" allowOverlap="1" wp14:anchorId="158534F8" wp14:editId="06A24E40">
+                <wp:simplePos x="0" y="0"/>
+                <wp:positionH relativeFrom="margin">
+                  <wp:posOffset>-13335</wp:posOffset>
+                </wp:positionH>
+                <wp:positionV relativeFrom="paragraph">
+                  <wp:posOffset>275590</wp:posOffset>
+                </wp:positionV>
+                <wp:extent cx="3620135" cy="45720"/>
+                <wp:effectExtent l="0" t="38100" r="37465" b="87630"/>
+                <wp:wrapNone/>
+                <wp:docPr id="516981088" name="Straight Arrow Connector 516981088"/>
+                <wp:cNvGraphicFramePr/>
+                <a:graphic xmlns:a="http://schemas.openxmlformats.org/drawingml/2006/main">
+                  <a:graphicData uri="http://schemas.microsoft.com/office/word/2010/wordprocessingShape">
+                    <wps:wsp>
+                      <wps:cNvCnPr/>
+                      <wps:spPr>
+                        <a:xfrm>
+                          <a:off x="0" y="0"/>
+                          <a:ext cx="3620135" cy="45085"/>
+                        </a:xfrm>
+                        <a:prstGeom prst="straightConnector1">
+                          <a:avLst/>
+                        </a:prstGeom>
+                        <a:ln>
+                          <a:tailEnd type="triangle"/>
+                        </a:ln>
+                      </wps:spPr>
+                      <wps:style>
+                        <a:lnRef idx="2">
+                          <a:schemeClr val="accent1"/>
+                        </a:lnRef>
+                        <a:fillRef idx="0">
+                          <a:schemeClr val="accent1"/>
+                        </a:fillRef>
+                        <a:effectRef idx="1">
+                          <a:schemeClr val="accent1"/>
+                        </a:effectRef>
+                        <a:fontRef idx="minor">
+                          <a:schemeClr val="tx1"/>
+                        </a:fontRef>
+                      </wps:style>
+                      <wps:bodyPr/>
+                    </wps:wsp>
+                  </a:graphicData>
+                </a:graphic>
+                <wp14:sizeRelH relativeFrom="margin">
+                  <wp14:pctWidth>0</wp14:pctWidth>
+                </wp14:sizeRelH>
+                <wp14:sizeRelV relativeFrom="margin">
+                  <wp14:pctHeight>0</wp14:pctHeight>
+                </wp14:sizeRelV>
+              </wp:anchor>
+            </w:drawing>
+          </mc:Choice>
+          <mc:Fallback>
+            <w:pict>
+              <v:shape w14:anchorId="02284DC9" id="Straight Arrow Connector 516981088" o:spid="_x0000_s1026" type="#_x0000_t32" style="position:absolute;margin-left:-1.05pt;margin-top:21.7pt;width:285.05pt;height:3.6pt;z-index:251661312;visibility:visible;mso-wrap-style:square;mso-width-percent:0;mso-height-percent:0;mso-wrap-distance-left:9pt;mso-wrap-distance-top:0;mso-wrap-distance-right:9pt;mso-wrap-distance-bottom:0;mso-position-horizontal:absolute;mso-position-horizontal-relative:margin;mso-position-vertical:absolute;mso-position-vertical-relative:text;mso-width-percent:0;mso-height-percent:0;mso-width-relative:margin;mso-height-relative:margin" o:gfxdata="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" strokecolor="#4472c4 [3204]" strokeweight="1pt">
+                <v:stroke endarrow="block" joinstyle="miter"/>
+                <w10:wrap anchorx="margin"/>
+              </v:shape>
+            </w:pict>
+          </mc:Fallback>
+        </mc:AlternateContent>
+      </w:r>
+      <w:r>
+        <w:rPr>
+          <w:noProof/>
+        </w:rPr>
+        <mc:AlternateContent>
+          <mc:Choice Requires="wps">
+            <w:drawing>
+              <wp:anchor distT="0" distB="0" distL="114300" distR="114300" simplePos="0" relativeHeight="251662336" behindDoc="0" locked="0" layoutInCell="1" allowOverlap="1" wp14:anchorId="324DBE93" wp14:editId="2D9A7B8C">
+                <wp:simplePos x="0" y="0"/>
+                <wp:positionH relativeFrom="column">
+                  <wp:posOffset>3821430</wp:posOffset>
+                </wp:positionH>
+                <wp:positionV relativeFrom="paragraph">
+                  <wp:posOffset>89535</wp:posOffset>
+                </wp:positionV>
+                <wp:extent cx="647065" cy="310515"/>
+                <wp:effectExtent l="0" t="0" r="19685" b="13335"/>
+                <wp:wrapNone/>
+                <wp:docPr id="1204656723" name="Rectangle: Rounded Corners 1204656723"/>
+                <wp:cNvGraphicFramePr/>
+                <a:graphic xmlns:a="http://schemas.openxmlformats.org/drawingml/2006/main">
+                  <a:graphicData uri="http://schemas.microsoft.com/office/word/2010/wordprocessingShape">
+                    <wps:wsp>
+                      <wps:cNvSpPr/>
+                      <wps:spPr>
+                        <a:xfrm>
+                          <a:off x="0" y="0"/>
+                          <a:ext cx="646430" cy="310515"/>
+                        </a:xfrm>
+                        <a:prstGeom prst="roundRect">
+                          <a:avLst/>
+                        </a:prstGeom>
+                      </wps:spPr>
+                      <wps:style>
+                        <a:lnRef idx="2">
+                          <a:schemeClr val="accent1">
+                            <a:shade val="15000"/>
+                          </a:schemeClr>
+                        </a:lnRef>
+                        <a:fillRef idx="1">
+                          <a:schemeClr val="accent1"/>
+                        </a:fillRef>
+                        <a:effectRef idx="0">
+                          <a:schemeClr val="accent1"/>
+                        </a:effectRef>
+                        <a:fontRef idx="minor">
+                          <a:schemeClr val="lt1"/>
+                        </a:fontRef>
+                      </wps:style>
+                      <wps:txbx>
+                        <w:txbxContent>
+                          <w:p>
+                            <w:pPr>
+                              <w:jc w:val="center"/>
+                            </w:pPr>
+                            <w:r>
+                              <w:t>Risk</w:t>
+                            </w:r>
+                          </w:p>
+                          <w:p>
+                            <w:pPr>
+                              <w:jc w:val="center"/>
+                            </w:pPr>
+                          </w:p>
+                        </w:txbxContent>
+                      </wps:txbx>
+                      <wps:bodyPr rot="0" spcFirstLastPara="0" vertOverflow="clip" horzOverflow="clip" vert="horz" wrap="square" lIns="91440" tIns="45720" rIns="91440" bIns="45720" numCol="1" spcCol="0" rtlCol="0" fromWordArt="0" anchor="ctr" anchorCtr="0" forceAA="0" compatLnSpc="1">
+                        <a:prstTxWarp prst="textNoShape">
+                          <a:avLst/>
+                        </a:prstTxWarp>
+                        <a:noAutofit/>
+                      </wps:bodyPr>
+                    </wps:wsp>
+                  </a:graphicData>
+                </a:graphic>
+                <wp14:sizeRelH relativeFrom="margin">
+                  <wp14:pctWidth>0</wp14:pctWidth>
+                </wp14:sizeRelH>
+                <wp14:sizeRelV relativeFrom="margin">
+                  <wp14:pctHeight>0</wp14:pctHeight>
+                </wp14:sizeRelV>
+              </wp:anchor>
+            </w:drawing>
+          </mc:Choice>
+          <mc:Fallback>
+            <w:pict>
+              <v:roundrect w14:anchorId="324DBE93" id="Rectangle: Rounded Corners 1204656723" o:spid="_x0000_s1027" style="position:absolute;margin-left:300.9pt;margin-top:7.05pt;width:50.95pt;height:24.45pt;z-index:251662336;visibility:visible;mso-wrap-style:square;mso-width-percent:0;mso-height-percent:0;mso-wrap-distance-left:9pt;mso-wrap-distance-top:0;mso-wrap-distance-right:9pt;mso-wrap-distance-bottom:0;mso-position-horizontal:absolute;mso-position-horizontal-relative:text;mso-position-vertical:absolute;mso-position-vertical-relative:text;mso-width-percent:0;mso-height-percent:0;mso-width-relative:margin;mso-height-relative:margin;v-text-anchor:middle" arcsize="10923f" o:gfxdata="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" fillcolor="#4472c4 [3204]" strokecolor="#09101d [484]" strokeweight="1pt">
+                <v:stroke joinstyle="miter"/>
+                <v:textbox>
+                  <w:txbxContent>
+                    <w:p>
+                      <w:pPr>
+                        <w:jc w:val="center"/>
+                      </w:pPr>
+                      <w:r>
+                        <w:t>Risk</w:t>
+                      </w:r>
+                    </w:p>
+                    <w:p>
+                      <w:pPr>
+                        <w:jc w:val="center"/>
+                      </w:pPr>
+                    </w:p>
+                  </w:txbxContent>
+                </v:textbox>
+              </v:roundrect>
+            </w:pict>
+          </mc:Fallback>
+        </mc:AlternateContent>
+      </w:r>
+      <w:r>
+        <w:t xml:space="preserve"> </w:t>
+      </w:r>
+    </w:p>
+    <w:p/>
+    <w:p/>
+    <w:p>
+      <w:pPr>
+        <w:rPr>
+          <w:b/>
+          <w:bCs/>
+          <w:sz w:val="24"/>
+          <w:szCs w:val="24"/>
+          <w:u w:val="single"/>
+        </w:rPr>
+      </w:pPr>
+      <w:r>
+        <w:rPr>
+          <w:b/>
+          <w:bCs/>
+          <w:sz w:val="24"/>
+          <w:szCs w:val="24"/>
+          <w:u w:val="single"/>
+        </w:rPr>
+        <w:t>Risk Descriptions</w:t>
+      </w:r>
+    </w:p>
+    <w:p>
+      <w:pPr>
+        <w:rPr>
+          <w:sz w:val="24"/>
+          <w:szCs w:val="24"/>
+        </w:rPr>
+      </w:pPr>
+      <w:r>
+        <w:rPr>
+          <w:sz w:val="24"/>
+          <w:szCs w:val="24"/>
+        </w:rPr>
+        <w:t>R1 – Breach of customer personal data or account information</w:t>
+      </w:r>
+    </w:p>
+    <w:p>
+      <w:pPr>
+        <w:rPr>
+          <w:sz w:val="24"/>
+          <w:szCs w:val="24"/>
+        </w:rPr>
+      </w:pPr>
+      <w:r>
+        <w:rPr>
+          <w:sz w:val="24"/>
+          <w:szCs w:val="24"/>
+        </w:rPr>
+        <w:t xml:space="preserve">R2 – Servers failing during peak </w:t>
+      </w:r>
+      <w:r>
+        <w:rPr>
+          <w:sz w:val="24"/>
+          <w:szCs w:val="24"/>
+        </w:rPr>
+        <w:t>order</w:t>
+      </w:r>
+      <w:r>
+        <w:rPr>
+          <w:sz w:val="24"/>
+          <w:szCs w:val="24"/>
+        </w:rPr>
+        <w:t xml:space="preserve"> times</w:t>
+      </w:r>
+    </w:p>
+    <w:p>
+      <w:pPr>
+        <w:rPr>
+          <w:sz w:val="24"/>
+          <w:szCs w:val="24"/>
+        </w:rPr>
+      </w:pPr>
+      <w:r>
+        <w:rPr>
+          <w:sz w:val="24"/>
+          <w:szCs w:val="24"/>
+        </w:rPr>
+        <w:t xml:space="preserve">R3 – Unauthorised access to customer or </w:t>
+      </w:r>
+      <w:r>
+        <w:rPr>
+          <w:sz w:val="24"/>
+          <w:szCs w:val="24"/>
+        </w:rPr>
+        <w:t>producer</w:t>
+      </w:r>
+      <w:r>
+        <w:rPr>
+          <w:sz w:val="24"/>
+          <w:szCs w:val="24"/>
+        </w:rPr>
+        <w:t xml:space="preserve"> accounts</w:t>
+      </w:r>
+    </w:p>
+    <w:p>
+      <w:pPr>
+        <w:rPr>
+          <w:sz w:val="24"/>
+          <w:szCs w:val="24"/>
+        </w:rPr>
+      </w:pPr>
+      <w:r>
+        <w:rPr>
+          <w:sz w:val="24"/>
+          <w:szCs w:val="24"/>
+        </w:rPr>
+        <w:t>R4 – Complete system outage caused by hosting or critical software failure</w:t>
+      </w:r>
+    </w:p>
+    <w:p>
+      <w:pPr>
+        <w:rPr>
+          <w:sz w:val="24"/>
+          <w:szCs w:val="24"/>
+        </w:rPr>
+      </w:pPr>
+      <w:r>
+        <w:rPr>
+          <w:sz w:val="24"/>
+          <w:szCs w:val="24"/>
+        </w:rPr>
+        <w:t xml:space="preserve">R5 – Slow page load times leading to users abandoning their </w:t>
+      </w:r>
+      <w:r>
+        <w:rPr>
+          <w:sz w:val="24"/>
+          <w:szCs w:val="24"/>
+        </w:rPr>
+        <w:t>orders</w:t>
+      </w:r>
+    </w:p>
+    <w:p>
+      <w:pPr>
+        <w:rPr>
+          <w:sz w:val="24"/>
+          <w:szCs w:val="24"/>
+        </w:rPr>
+      </w:pPr>
+      <w:r>
+        <w:rPr>
+          <w:sz w:val="24"/>
+          <w:szCs w:val="24"/>
+        </w:rPr>
+        <w:t xml:space="preserve">R6 – </w:t>
+      </w:r>
+      <w:r>
+        <w:rPr>
+          <w:sz w:val="24"/>
+          <w:szCs w:val="24"/>
+        </w:rPr>
+        <w:t>Product</w:t>
+      </w:r>
+      <w:r>
+        <w:rPr>
+          <w:sz w:val="24"/>
+          <w:szCs w:val="24"/>
+        </w:rPr>
+        <w:t xml:space="preserve"> Images or </w:t>
+      </w:r>
+      <w:r>
+        <w:rPr>
+          <w:sz w:val="24"/>
+          <w:szCs w:val="24"/>
+        </w:rPr>
+        <w:t>product</w:t>
+      </w:r>
+      <w:r>
+        <w:rPr>
+          <w:sz w:val="24"/>
+          <w:szCs w:val="24"/>
+        </w:rPr>
+        <w:t xml:space="preserve"> details failing to load</w:t>
+      </w:r>
+    </w:p>
+    <w:p>
+      <w:pPr>
+        <w:rPr>
+          <w:sz w:val="24"/>
+          <w:szCs w:val="24"/>
+        </w:rPr>
+      </w:pPr>
+      <w:r>
+        <w:rPr>
+          <w:sz w:val="24"/>
+          <w:szCs w:val="24"/>
+        </w:rPr>
+        <w:t xml:space="preserve">R7 – </w:t>
+      </w:r>
+      <w:r>
+        <w:rPr>
+          <w:sz w:val="24"/>
+          <w:szCs w:val="24"/>
+        </w:rPr>
+        <w:t xml:space="preserve">Orders </w:t>
+      </w:r>
+      <w:r>
+        <w:rPr>
+          <w:sz w:val="24"/>
+          <w:szCs w:val="24"/>
+        </w:rPr>
+        <w:t>not correctly saved or updated in the database</w:t>
+      </w:r>
+    </w:p>
+    <w:p>
+      <w:pPr>
+        <w:rPr>
+          <w:sz w:val="24"/>
+          <w:szCs w:val="24"/>
+        </w:rPr>
+      </w:pPr>
+      <w:r>
+        <w:rPr>
+          <w:sz w:val="24"/>
+          <w:szCs w:val="24"/>
+        </w:rPr>
         <w:lastRenderedPageBreak/>
+        <w:t xml:space="preserve">R8 – System unable to handle multiple </w:t>
+      </w:r>
+      <w:r>
+        <w:rPr>
+          <w:sz w:val="24"/>
+          <w:szCs w:val="24"/>
+        </w:rPr>
+        <w:t>order</w:t>
+      </w:r>
+      <w:r>
+        <w:rPr>
+          <w:sz w:val="24"/>
+          <w:szCs w:val="24"/>
+        </w:rPr>
+        <w:t xml:space="preserve"> requests at the same time</w:t>
+      </w:r>
+    </w:p>
+    <w:p>
+      <w:pPr>
+        <w:rPr>
+          <w:sz w:val="24"/>
+          <w:szCs w:val="24"/>
+        </w:rPr>
+      </w:pPr>
+      <w:r>
+        <w:rPr>
+          <w:sz w:val="24"/>
+          <w:szCs w:val="24"/>
+        </w:rPr>
+        <w:t>R9 – Accessibility issues preventing some users from using the system</w:t>
+      </w:r>
+    </w:p>
+    <w:p>
+      <w:pPr>
+        <w:rPr>
+          <w:sz w:val="24"/>
+          <w:szCs w:val="24"/>
+        </w:rPr>
+      </w:pPr>
+      <w:r>
+        <w:rPr>
+          <w:sz w:val="24"/>
+          <w:szCs w:val="24"/>
+        </w:rPr>
+        <w:t xml:space="preserve">R10 – Delayed updates to </w:t>
+      </w:r>
+      <w:r>
+        <w:rPr>
+          <w:sz w:val="24"/>
+          <w:szCs w:val="24"/>
+        </w:rPr>
+        <w:t>product</w:t>
+      </w:r>
+      <w:r>
+        <w:rPr>
+          <w:sz w:val="24"/>
+          <w:szCs w:val="24"/>
+        </w:rPr>
+        <w:t xml:space="preserve"> availability or </w:t>
+      </w:r>
+      <w:r>
+        <w:rPr>
+          <w:sz w:val="24"/>
+          <w:szCs w:val="24"/>
+        </w:rPr>
+        <w:t>product information</w:t>
+      </w:r>
+    </w:p>
+    <w:p>
+      <w:pPr>
+        <w:rPr>
+          <w:sz w:val="24"/>
+          <w:szCs w:val="24"/>
+        </w:rPr>
+      </w:pPr>
+      <w:r>
+        <w:rPr>
+          <w:sz w:val="24"/>
+          <w:szCs w:val="24"/>
+        </w:rPr>
+        <w:t xml:space="preserve">R11 – Incorrect </w:t>
+      </w:r>
+      <w:r>
+        <w:rPr>
+          <w:sz w:val="24"/>
+          <w:szCs w:val="24"/>
+        </w:rPr>
+        <w:t>product</w:t>
+      </w:r>
+      <w:r>
+        <w:rPr>
+          <w:sz w:val="24"/>
+          <w:szCs w:val="24"/>
+        </w:rPr>
+        <w:t xml:space="preserve"> availability shown to customers</w:t>
+      </w:r>
+    </w:p>
+    <w:p>
+      <w:pPr>
+        <w:rPr>
+          <w:sz w:val="24"/>
+          <w:szCs w:val="24"/>
+        </w:rPr>
+      </w:pPr>
+      <w:r>
+        <w:rPr>
+          <w:sz w:val="24"/>
+          <w:szCs w:val="24"/>
+        </w:rPr>
+        <w:t xml:space="preserve">R12 – </w:t>
+      </w:r>
+      <w:r>
+        <w:rPr>
+          <w:sz w:val="24"/>
+          <w:szCs w:val="24"/>
+        </w:rPr>
+        <w:t>Producers entering incorrect product information</w:t>
+      </w:r>
+    </w:p>
+    <w:p>
+      <w:pPr>
+        <w:rPr>
+          <w:sz w:val="24"/>
+          <w:szCs w:val="24"/>
+        </w:rPr>
+      </w:pPr>
+      <w:r>
+        <w:rPr>
+          <w:sz w:val="24"/>
+          <w:szCs w:val="24"/>
+        </w:rPr>
+        <w:t xml:space="preserve">R13 – Delayed </w:t>
+      </w:r>
+      <w:r>
+        <w:rPr>
+          <w:sz w:val="24"/>
+          <w:szCs w:val="24"/>
+        </w:rPr>
+        <w:t>order</w:t>
+      </w:r>
+      <w:r>
+        <w:rPr>
+          <w:sz w:val="24"/>
+          <w:szCs w:val="24"/>
+        </w:rPr>
+        <w:t xml:space="preserve"> notifications</w:t>
+      </w:r>
+      <w:r>
+        <w:rPr>
+          <w:sz w:val="24"/>
+          <w:szCs w:val="24"/>
+        </w:rPr>
+        <w:t>/status updates</w:t>
+      </w:r>
+    </w:p>
+    <w:p>
+      <w:pPr>
+        <w:rPr>
+          <w:sz w:val="24"/>
+          <w:szCs w:val="24"/>
+        </w:rPr>
+      </w:pPr>
+      <w:r>
+        <w:rPr>
+          <w:sz w:val="24"/>
+          <w:szCs w:val="24"/>
+        </w:rPr>
+        <w:t xml:space="preserve">R14 – Outdated </w:t>
+      </w:r>
+      <w:r>
+        <w:rPr>
+          <w:sz w:val="24"/>
+          <w:szCs w:val="24"/>
+        </w:rPr>
+        <w:t>product, producer</w:t>
+      </w:r>
+      <w:r>
+        <w:rPr>
+          <w:sz w:val="24"/>
+          <w:szCs w:val="24"/>
+        </w:rPr>
+        <w:t xml:space="preserve"> or privacy</w:t>
+      </w:r>
+      <w:r>
+        <w:rPr>
+          <w:sz w:val="24"/>
+          <w:szCs w:val="24"/>
+        </w:rPr>
+        <w:t>/regulation</w:t>
+      </w:r>
+      <w:r>
+        <w:rPr>
+          <w:sz w:val="24"/>
+          <w:szCs w:val="24"/>
+        </w:rPr>
+        <w:t xml:space="preserve"> information</w:t>
+      </w:r>
+    </w:p>
+    <w:p>
+      <w:pPr>
+        <w:rPr>
+          <w:sz w:val="24"/>
+          <w:szCs w:val="24"/>
+        </w:rPr>
+      </w:pPr>
+      <w:r>
+        <w:rPr>
+          <w:sz w:val="24"/>
+          <w:szCs w:val="24"/>
+        </w:rPr>
+        <w:t>R15 – Poor mobile usability for customers booking on phone or tablet</w:t>
+      </w:r>
+    </w:p>
+    <w:p>
+      <w:pPr>
+        <w:rPr>
+          <w:sz w:val="24"/>
+          <w:szCs w:val="24"/>
+        </w:rPr>
+      </w:pPr>
+      <w:r>
+        <w:rPr>
+          <w:sz w:val="24"/>
+          <w:szCs w:val="24"/>
+        </w:rPr>
+        <w:t xml:space="preserve">R16 – </w:t>
+      </w:r>
+      <w:r>
+        <w:rPr>
+          <w:sz w:val="24"/>
+          <w:szCs w:val="24"/>
+        </w:rPr>
+        <w:t>Producer</w:t>
+      </w:r>
+      <w:r>
+        <w:rPr>
+          <w:sz w:val="24"/>
+          <w:szCs w:val="24"/>
+        </w:rPr>
+        <w:t xml:space="preserve"> management actions not saving correctly.</w:t>
+      </w:r>
+    </w:p>
+    <w:p>
+      <w:pPr>
+        <w:rPr>
+          <w:b/>
+          <w:bCs/>
+          <w:sz w:val="24"/>
+          <w:szCs w:val="24"/>
+          <w:u w:val="single"/>
+        </w:rPr>
+      </w:pPr>
+      <w:r>
+        <w:rPr>
+          <w:b/>
+          <w:bCs/>
+          <w:sz w:val="24"/>
+          <w:szCs w:val="24"/>
+          <w:u w:val="single"/>
+        </w:rPr>
+        <w:t>Risk Matrix</w:t>
+      </w:r>
+    </w:p>
+    <w:p>
+      <w:pPr>
+        <w:rPr>
+          <w:sz w:val="24"/>
+          <w:szCs w:val="24"/>
+        </w:rPr>
+      </w:pPr>
+    </w:p>
+    <w:tbl>
+      <w:tblPr>
+        <w:tblStyle w:val="TableGrid"/>
+        <w:tblW w:w="0" w:type="auto"/>
+        <w:tblLook w:val="04A0" w:firstRow="1" w:lastRow="0" w:firstColumn="1" w:lastColumn="0" w:noHBand="0" w:noVBand="1"/>
+      </w:tblPr>
+      <w:tblGrid>
+        <w:gridCol w:w="746"/>
+        <w:gridCol w:w="3005"/>
+        <w:gridCol w:w="3006"/>
+      </w:tblGrid>
+      <w:tr>
+        <w:tc>
+          <w:tcPr>
+            <w:tcW w:w="746" w:type="dxa"/>
+            <w:tcBorders>
+              <w:top w:val="single" w:sz="4" w:space="0" w:color="auto"/>
+              <w:left w:val="single" w:sz="4" w:space="0" w:color="auto"/>
+              <w:bottom w:val="single" w:sz="4" w:space="0" w:color="auto"/>
+              <w:right w:val="single" w:sz="4" w:space="0" w:color="auto"/>
+            </w:tcBorders>
+            <w:hideMark/>
+          </w:tcPr>
+          <w:p>
+            <w:pPr>
+              <w:rPr>
+                <w:b/>
+                <w:bCs/>
+                <w:sz w:val="24"/>
+                <w:szCs w:val="24"/>
+                <w:u w:val="single"/>
+              </w:rPr>
+            </w:pPr>
+            <w:r>
+              <w:rPr>
+                <w:b/>
+                <w:bCs/>
+                <w:sz w:val="24"/>
+                <w:szCs w:val="24"/>
+                <w:u w:val="single"/>
+              </w:rPr>
+              <w:t>Risk ID</w:t>
+            </w:r>
+          </w:p>
+        </w:tc>
+        <w:tc>
+          <w:tcPr>
+            <w:tcW w:w="3005" w:type="dxa"/>
+            <w:tcBorders>
+              <w:top w:val="single" w:sz="4" w:space="0" w:color="auto"/>
+              <w:left w:val="single" w:sz="4" w:space="0" w:color="auto"/>
+              <w:bottom w:val="single" w:sz="4" w:space="0" w:color="auto"/>
+              <w:right w:val="single" w:sz="4" w:space="0" w:color="auto"/>
+            </w:tcBorders>
+            <w:hideMark/>
+          </w:tcPr>
+          <w:p>
+            <w:pPr>
+              <w:rPr>
+                <w:b/>
+                <w:bCs/>
+                <w:sz w:val="24"/>
+                <w:szCs w:val="24"/>
+                <w:u w:val="single"/>
+              </w:rPr>
+            </w:pPr>
+            <w:r>
+              <w:rPr>
+                <w:b/>
+                <w:bCs/>
+                <w:sz w:val="24"/>
+                <w:szCs w:val="24"/>
+                <w:u w:val="single"/>
+              </w:rPr>
+              <w:t>Mitigation Strategy</w:t>
+            </w:r>
+          </w:p>
+        </w:tc>
+        <w:tc>
+          <w:tcPr>
+            <w:tcW w:w="3006" w:type="dxa"/>
+            <w:tcBorders>
+              <w:top w:val="single" w:sz="4" w:space="0" w:color="auto"/>
+              <w:left w:val="single" w:sz="4" w:space="0" w:color="auto"/>
+              <w:bottom w:val="single" w:sz="4" w:space="0" w:color="auto"/>
+              <w:right w:val="single" w:sz="4" w:space="0" w:color="auto"/>
+            </w:tcBorders>
+            <w:hideMark/>
+          </w:tcPr>
+          <w:p>
+            <w:pPr>
+              <w:rPr>
+                <w:b/>
+                <w:bCs/>
+                <w:sz w:val="24"/>
+                <w:szCs w:val="24"/>
+                <w:u w:val="single"/>
+              </w:rPr>
+            </w:pPr>
+            <w:r>
+              <w:rPr>
+                <w:b/>
+                <w:bCs/>
+                <w:sz w:val="24"/>
+                <w:szCs w:val="24"/>
+                <w:u w:val="single"/>
+              </w:rPr>
+              <w:t>Justification</w:t>
+            </w:r>
+          </w:p>
+        </w:tc>
+      </w:tr>
+      <w:tr>
+        <w:tc>
+          <w:tcPr>
+            <w:tcW w:w="746" w:type="dxa"/>
+            <w:tcBorders>
+              <w:top w:val="single" w:sz="4" w:space="0" w:color="auto"/>
+              <w:left w:val="single" w:sz="4" w:space="0" w:color="auto"/>
+              <w:bottom w:val="single" w:sz="4" w:space="0" w:color="auto"/>
+              <w:right w:val="single" w:sz="4" w:space="0" w:color="auto"/>
+            </w:tcBorders>
+            <w:hideMark/>
+          </w:tcPr>
+          <w:p>
+            <w:pPr>
+              <w:rPr>
+                <w:b/>
+                <w:bCs/>
+                <w:sz w:val="24"/>
+                <w:szCs w:val="24"/>
+              </w:rPr>
+            </w:pPr>
+            <w:r>
+              <w:rPr>
+                <w:b/>
+                <w:bCs/>
+                <w:sz w:val="24"/>
+                <w:szCs w:val="24"/>
+              </w:rPr>
+              <w:t>R1</w:t>
+            </w:r>
+          </w:p>
+        </w:tc>
+        <w:tc>
+          <w:tcPr>
+            <w:tcW w:w="3005" w:type="dxa"/>
+            <w:tcBorders>
+              <w:top w:val="single" w:sz="4" w:space="0" w:color="auto"/>
+              <w:left w:val="single" w:sz="4" w:space="0" w:color="auto"/>
+              <w:bottom w:val="single" w:sz="4" w:space="0" w:color="auto"/>
+              <w:right w:val="single" w:sz="4" w:space="0" w:color="auto"/>
+            </w:tcBorders>
+            <w:hideMark/>
+          </w:tcPr>
+          <w:p>
+            <w:pPr>
+              <w:rPr>
+                <w:sz w:val="24"/>
+                <w:szCs w:val="24"/>
+              </w:rPr>
+            </w:pPr>
+            <w:r>
+              <w:rPr>
+                <w:sz w:val="24"/>
+                <w:szCs w:val="24"/>
+              </w:rPr>
+              <w:t>Encrypt all of the customers data, make us of secure authentication methods and comply with GDPR when handling data.</w:t>
+            </w:r>
+          </w:p>
+        </w:tc>
+        <w:tc>
+          <w:tcPr>
+            <w:tcW w:w="3006" w:type="dxa"/>
+            <w:tcBorders>
+              <w:top w:val="single" w:sz="4" w:space="0" w:color="auto"/>
+              <w:left w:val="single" w:sz="4" w:space="0" w:color="auto"/>
+              <w:bottom w:val="single" w:sz="4" w:space="0" w:color="auto"/>
+              <w:right w:val="single" w:sz="4" w:space="0" w:color="auto"/>
+            </w:tcBorders>
+            <w:hideMark/>
+          </w:tcPr>
+          <w:p>
+            <w:pPr>
+              <w:rPr>
+                <w:sz w:val="24"/>
+                <w:szCs w:val="24"/>
+              </w:rPr>
+            </w:pPr>
+            <w:r>
+              <w:rPr>
+                <w:sz w:val="24"/>
+                <w:szCs w:val="24"/>
+              </w:rPr>
+              <w:t>This will make sure that customer information which is sensitive is protected, preventing any legal penalty and maintains trust in the system.</w:t>
+            </w:r>
+          </w:p>
+        </w:tc>
+      </w:tr>
+      <w:tr>
+        <w:tc>
+          <w:tcPr>
+            <w:tcW w:w="746" w:type="dxa"/>
+            <w:tcBorders>
+              <w:top w:val="single" w:sz="4" w:space="0" w:color="auto"/>
+              <w:left w:val="single" w:sz="4" w:space="0" w:color="auto"/>
+              <w:bottom w:val="single" w:sz="4" w:space="0" w:color="auto"/>
+              <w:right w:val="single" w:sz="4" w:space="0" w:color="auto"/>
+            </w:tcBorders>
+            <w:hideMark/>
+          </w:tcPr>
+          <w:p>
+            <w:pPr>
+              <w:rPr>
+                <w:b/>
+                <w:bCs/>
+                <w:sz w:val="24"/>
+                <w:szCs w:val="24"/>
+              </w:rPr>
+            </w:pPr>
+            <w:r>
+              <w:rPr>
+                <w:b/>
+                <w:bCs/>
+                <w:sz w:val="24"/>
+                <w:szCs w:val="24"/>
+              </w:rPr>
+              <w:t>R2</w:t>
+            </w:r>
+          </w:p>
+        </w:tc>
+        <w:tc>
+          <w:tcPr>
+            <w:tcW w:w="3005" w:type="dxa"/>
+            <w:tcBorders>
+              <w:top w:val="single" w:sz="4" w:space="0" w:color="auto"/>
+              <w:left w:val="single" w:sz="4" w:space="0" w:color="auto"/>
+              <w:bottom w:val="single" w:sz="4" w:space="0" w:color="auto"/>
+              <w:right w:val="single" w:sz="4" w:space="0" w:color="auto"/>
+            </w:tcBorders>
+            <w:hideMark/>
+          </w:tcPr>
+          <w:p>
+            <w:pPr>
+              <w:rPr>
+                <w:sz w:val="24"/>
+                <w:szCs w:val="24"/>
+              </w:rPr>
+            </w:pPr>
+            <w:r>
+              <w:rPr>
+                <w:sz w:val="24"/>
+                <w:szCs w:val="24"/>
+              </w:rPr>
+              <w:t xml:space="preserve">Use reliable hosting methods </w:t>
+            </w:r>
+            <w:r>
+              <w:rPr>
+                <w:sz w:val="24"/>
+                <w:szCs w:val="24"/>
+              </w:rPr>
+              <w:t>and ensure backups are consistent.</w:t>
+            </w:r>
+          </w:p>
+        </w:tc>
+        <w:tc>
+          <w:tcPr>
+            <w:tcW w:w="3006" w:type="dxa"/>
+            <w:tcBorders>
+              <w:top w:val="single" w:sz="4" w:space="0" w:color="auto"/>
+              <w:left w:val="single" w:sz="4" w:space="0" w:color="auto"/>
+              <w:bottom w:val="single" w:sz="4" w:space="0" w:color="auto"/>
+              <w:right w:val="single" w:sz="4" w:space="0" w:color="auto"/>
+            </w:tcBorders>
+            <w:hideMark/>
+          </w:tcPr>
+          <w:p>
+            <w:pPr>
+              <w:rPr>
+                <w:sz w:val="24"/>
+                <w:szCs w:val="24"/>
+              </w:rPr>
+            </w:pPr>
+            <w:r>
+              <w:rPr>
+                <w:sz w:val="24"/>
+                <w:szCs w:val="24"/>
+              </w:rPr>
+              <w:t xml:space="preserve">Availability is ensured during busy </w:t>
+            </w:r>
+            <w:r>
+              <w:rPr>
+                <w:sz w:val="24"/>
+                <w:szCs w:val="24"/>
+              </w:rPr>
+              <w:t>order</w:t>
+            </w:r>
+            <w:r>
+              <w:rPr>
+                <w:sz w:val="24"/>
+                <w:szCs w:val="24"/>
+              </w:rPr>
+              <w:t xml:space="preserve"> times, preventing </w:t>
+            </w:r>
+            <w:r>
+              <w:rPr>
+                <w:sz w:val="24"/>
+                <w:szCs w:val="24"/>
+              </w:rPr>
+              <w:t xml:space="preserve">and minimising </w:t>
+            </w:r>
+            <w:r>
+              <w:rPr>
+                <w:sz w:val="24"/>
+                <w:szCs w:val="24"/>
+              </w:rPr>
+              <w:t xml:space="preserve">any loss of potential </w:t>
+            </w:r>
+            <w:r>
+              <w:rPr>
+                <w:sz w:val="24"/>
+                <w:szCs w:val="24"/>
+              </w:rPr>
+              <w:t>orders or data</w:t>
+            </w:r>
+            <w:r>
+              <w:rPr>
+                <w:sz w:val="24"/>
+                <w:szCs w:val="24"/>
+              </w:rPr>
+              <w:t>.</w:t>
+            </w:r>
+          </w:p>
+        </w:tc>
+      </w:tr>
+      <w:tr>
+        <w:tc>
+          <w:tcPr>
+            <w:tcW w:w="746" w:type="dxa"/>
+            <w:tcBorders>
+              <w:top w:val="single" w:sz="4" w:space="0" w:color="auto"/>
+              <w:left w:val="single" w:sz="4" w:space="0" w:color="auto"/>
+              <w:bottom w:val="single" w:sz="4" w:space="0" w:color="auto"/>
+              <w:right w:val="single" w:sz="4" w:space="0" w:color="auto"/>
+            </w:tcBorders>
+            <w:hideMark/>
+          </w:tcPr>
+          <w:p>
+            <w:pPr>
+              <w:rPr>
+                <w:b/>
+                <w:bCs/>
+                <w:sz w:val="24"/>
+                <w:szCs w:val="24"/>
+              </w:rPr>
+            </w:pPr>
+            <w:r>
+              <w:rPr>
+                <w:b/>
+                <w:bCs/>
+                <w:sz w:val="24"/>
+                <w:szCs w:val="24"/>
+              </w:rPr>
+              <w:t>R3</w:t>
+            </w:r>
+          </w:p>
+        </w:tc>
+        <w:tc>
+          <w:tcPr>
+            <w:tcW w:w="3005" w:type="dxa"/>
+            <w:tcBorders>
+              <w:top w:val="single" w:sz="4" w:space="0" w:color="auto"/>
+              <w:left w:val="single" w:sz="4" w:space="0" w:color="auto"/>
+              <w:bottom w:val="single" w:sz="4" w:space="0" w:color="auto"/>
+              <w:right w:val="single" w:sz="4" w:space="0" w:color="auto"/>
+            </w:tcBorders>
+            <w:hideMark/>
+          </w:tcPr>
+          <w:p>
+            <w:pPr>
+              <w:rPr>
+                <w:sz w:val="24"/>
+                <w:szCs w:val="24"/>
+              </w:rPr>
+            </w:pPr>
+            <w:r>
+              <w:rPr>
+                <w:sz w:val="24"/>
+                <w:szCs w:val="24"/>
+              </w:rPr>
+              <w:t xml:space="preserve">Implement strict and strong password rules, </w:t>
+            </w:r>
+            <w:r>
+              <w:rPr>
+                <w:sz w:val="24"/>
+                <w:szCs w:val="24"/>
+              </w:rPr>
+              <w:t>role-based</w:t>
+            </w:r>
+            <w:r>
+              <w:rPr>
+                <w:sz w:val="24"/>
+                <w:szCs w:val="24"/>
+              </w:rPr>
+              <w:t xml:space="preserve"> authentication and limit login attempts.</w:t>
+            </w:r>
+          </w:p>
+        </w:tc>
+        <w:tc>
+          <w:tcPr>
+            <w:tcW w:w="3006" w:type="dxa"/>
+            <w:tcBorders>
+              <w:top w:val="single" w:sz="4" w:space="0" w:color="auto"/>
+              <w:left w:val="single" w:sz="4" w:space="0" w:color="auto"/>
+              <w:bottom w:val="single" w:sz="4" w:space="0" w:color="auto"/>
+              <w:right w:val="single" w:sz="4" w:space="0" w:color="auto"/>
+            </w:tcBorders>
+            <w:hideMark/>
+          </w:tcPr>
+          <w:p>
+            <w:pPr>
+              <w:rPr>
+                <w:sz w:val="24"/>
+                <w:szCs w:val="24"/>
+              </w:rPr>
+            </w:pPr>
+            <w:r>
+              <w:rPr>
+                <w:sz w:val="24"/>
+                <w:szCs w:val="24"/>
+              </w:rPr>
+              <w:t xml:space="preserve">This will prevent unauthorised access to customer data and </w:t>
+            </w:r>
+            <w:r>
+              <w:rPr>
+                <w:sz w:val="24"/>
+                <w:szCs w:val="24"/>
+              </w:rPr>
+              <w:t>producer</w:t>
+            </w:r>
+            <w:r>
+              <w:rPr>
+                <w:sz w:val="24"/>
+                <w:szCs w:val="24"/>
+              </w:rPr>
+              <w:t xml:space="preserve"> management tools like managing</w:t>
+            </w:r>
+            <w:r>
+              <w:rPr>
+                <w:sz w:val="24"/>
+                <w:szCs w:val="24"/>
+              </w:rPr>
+              <w:t xml:space="preserve"> product listings or orders</w:t>
+            </w:r>
+            <w:r>
+              <w:rPr>
+                <w:sz w:val="24"/>
+                <w:szCs w:val="24"/>
+              </w:rPr>
+              <w:t>.</w:t>
+            </w:r>
+          </w:p>
+        </w:tc>
+      </w:tr>
+      <w:tr>
+        <w:tc>
+          <w:tcPr>
+            <w:tcW w:w="746" w:type="dxa"/>
+            <w:tcBorders>
+              <w:top w:val="single" w:sz="4" w:space="0" w:color="auto"/>
+              <w:left w:val="single" w:sz="4" w:space="0" w:color="auto"/>
+              <w:bottom w:val="single" w:sz="4" w:space="0" w:color="auto"/>
+              <w:right w:val="single" w:sz="4" w:space="0" w:color="auto"/>
+            </w:tcBorders>
+            <w:hideMark/>
+          </w:tcPr>
+          <w:p>
+            <w:pPr>
+              <w:rPr>
+                <w:b/>
+                <w:bCs/>
+                <w:sz w:val="24"/>
+                <w:szCs w:val="24"/>
+              </w:rPr>
+            </w:pPr>
+            <w:r>
+              <w:rPr>
+                <w:b/>
+                <w:bCs/>
+                <w:sz w:val="24"/>
+                <w:szCs w:val="24"/>
+              </w:rPr>
+              <w:t>R4</w:t>
+            </w:r>
+          </w:p>
+        </w:tc>
+        <w:tc>
+          <w:tcPr>
+            <w:tcW w:w="3005" w:type="dxa"/>
+            <w:tcBorders>
+              <w:top w:val="single" w:sz="4" w:space="0" w:color="auto"/>
+              <w:left w:val="single" w:sz="4" w:space="0" w:color="auto"/>
+              <w:bottom w:val="single" w:sz="4" w:space="0" w:color="auto"/>
+              <w:right w:val="single" w:sz="4" w:space="0" w:color="auto"/>
+            </w:tcBorders>
+            <w:hideMark/>
+          </w:tcPr>
+          <w:p>
+            <w:pPr>
+              <w:rPr>
+                <w:sz w:val="24"/>
+                <w:szCs w:val="24"/>
+              </w:rPr>
+            </w:pPr>
+            <w:r>
+              <w:rPr>
+                <w:sz w:val="24"/>
+                <w:szCs w:val="24"/>
+              </w:rPr>
+              <w:t>Maintain regular system backups and recovery procedures.</w:t>
+            </w:r>
+          </w:p>
+        </w:tc>
+        <w:tc>
+          <w:tcPr>
+            <w:tcW w:w="3006" w:type="dxa"/>
+            <w:tcBorders>
+              <w:top w:val="single" w:sz="4" w:space="0" w:color="auto"/>
+              <w:left w:val="single" w:sz="4" w:space="0" w:color="auto"/>
+              <w:bottom w:val="single" w:sz="4" w:space="0" w:color="auto"/>
+              <w:right w:val="single" w:sz="4" w:space="0" w:color="auto"/>
+            </w:tcBorders>
+            <w:hideMark/>
+          </w:tcPr>
+          <w:p>
+            <w:pPr>
+              <w:rPr>
+                <w:sz w:val="24"/>
+                <w:szCs w:val="24"/>
+              </w:rPr>
+            </w:pPr>
+            <w:r>
+              <w:rPr>
+                <w:sz w:val="24"/>
+                <w:szCs w:val="24"/>
+              </w:rPr>
+              <w:t xml:space="preserve">This will reduce the amount of downtime and will make sure </w:t>
+            </w:r>
+            <w:r>
+              <w:rPr>
+                <w:sz w:val="24"/>
+                <w:szCs w:val="24"/>
+              </w:rPr>
+              <w:t>orders and</w:t>
+            </w:r>
+            <w:r>
+              <w:rPr>
+                <w:sz w:val="24"/>
+                <w:szCs w:val="24"/>
+              </w:rPr>
+              <w:t xml:space="preserve"> management services stay up and data isn’t lost.</w:t>
+            </w:r>
+          </w:p>
+        </w:tc>
+      </w:tr>
+      <w:tr>
+        <w:tc>
+          <w:tcPr>
+            <w:tcW w:w="746" w:type="dxa"/>
+            <w:tcBorders>
+              <w:top w:val="single" w:sz="4" w:space="0" w:color="auto"/>
+              <w:left w:val="single" w:sz="4" w:space="0" w:color="auto"/>
+              <w:bottom w:val="single" w:sz="4" w:space="0" w:color="auto"/>
+              <w:right w:val="single" w:sz="4" w:space="0" w:color="auto"/>
+            </w:tcBorders>
+            <w:hideMark/>
+          </w:tcPr>
+          <w:p>
+            <w:pPr>
+              <w:rPr>
+                <w:b/>
+                <w:bCs/>
+                <w:sz w:val="24"/>
+                <w:szCs w:val="24"/>
+              </w:rPr>
+            </w:pPr>
+            <w:r>
+              <w:rPr>
+                <w:b/>
+                <w:bCs/>
+                <w:sz w:val="24"/>
+                <w:szCs w:val="24"/>
+              </w:rPr>
+              <w:t>R5</w:t>
+            </w:r>
+          </w:p>
+        </w:tc>
+        <w:tc>
+          <w:tcPr>
+            <w:tcW w:w="3005" w:type="dxa"/>
+            <w:tcBorders>
+              <w:top w:val="single" w:sz="4" w:space="0" w:color="auto"/>
+              <w:left w:val="single" w:sz="4" w:space="0" w:color="auto"/>
+              <w:bottom w:val="single" w:sz="4" w:space="0" w:color="auto"/>
+              <w:right w:val="single" w:sz="4" w:space="0" w:color="auto"/>
+            </w:tcBorders>
+            <w:hideMark/>
+          </w:tcPr>
+          <w:p>
+            <w:pPr>
+              <w:rPr>
+                <w:sz w:val="24"/>
+                <w:szCs w:val="24"/>
+              </w:rPr>
+            </w:pPr>
+            <w:r>
+              <w:rPr>
+                <w:sz w:val="24"/>
+                <w:szCs w:val="24"/>
+              </w:rPr>
+              <w:t xml:space="preserve">Optimise images, perform regression testing to remove redundant code and make sure that </w:t>
+            </w:r>
+            <w:r>
+              <w:rPr>
+                <w:sz w:val="24"/>
+                <w:szCs w:val="24"/>
+              </w:rPr>
+              <w:t>page’s</w:t>
+            </w:r>
+            <w:r>
+              <w:rPr>
+                <w:sz w:val="24"/>
+                <w:szCs w:val="24"/>
+              </w:rPr>
+              <w:t xml:space="preserve"> load in around 2 seconds.</w:t>
+            </w:r>
+          </w:p>
+        </w:tc>
+        <w:tc>
+          <w:tcPr>
+            <w:tcW w:w="3006" w:type="dxa"/>
+            <w:tcBorders>
+              <w:top w:val="single" w:sz="4" w:space="0" w:color="auto"/>
+              <w:left w:val="single" w:sz="4" w:space="0" w:color="auto"/>
+              <w:bottom w:val="single" w:sz="4" w:space="0" w:color="auto"/>
+              <w:right w:val="single" w:sz="4" w:space="0" w:color="auto"/>
+            </w:tcBorders>
+            <w:hideMark/>
+          </w:tcPr>
+          <w:p>
+            <w:pPr>
+              <w:rPr>
+                <w:sz w:val="24"/>
+                <w:szCs w:val="24"/>
+              </w:rPr>
+            </w:pPr>
+            <w:r>
+              <w:rPr>
+                <w:sz w:val="24"/>
+                <w:szCs w:val="24"/>
+              </w:rPr>
+              <w:t xml:space="preserve">Improves user experiences and reduces the </w:t>
+            </w:r>
+            <w:r>
+              <w:rPr>
+                <w:sz w:val="24"/>
+                <w:szCs w:val="24"/>
+              </w:rPr>
+              <w:t>number</w:t>
+            </w:r>
+            <w:r>
+              <w:rPr>
+                <w:sz w:val="24"/>
+                <w:szCs w:val="24"/>
+              </w:rPr>
+              <w:t xml:space="preserve"> of bookings which are abandoned.</w:t>
+            </w:r>
+          </w:p>
+        </w:tc>
+      </w:tr>
+      <w:tr>
+        <w:tc>
+          <w:tcPr>
+            <w:tcW w:w="746" w:type="dxa"/>
+            <w:tcBorders>
+              <w:top w:val="single" w:sz="4" w:space="0" w:color="auto"/>
+              <w:left w:val="single" w:sz="4" w:space="0" w:color="auto"/>
+              <w:bottom w:val="single" w:sz="4" w:space="0" w:color="auto"/>
+              <w:right w:val="single" w:sz="4" w:space="0" w:color="auto"/>
+            </w:tcBorders>
+            <w:hideMark/>
+          </w:tcPr>
+          <w:p>
+            <w:pPr>
+              <w:rPr>
+                <w:b/>
+                <w:bCs/>
+                <w:sz w:val="24"/>
+                <w:szCs w:val="24"/>
+              </w:rPr>
+            </w:pPr>
+            <w:r>
+              <w:rPr>
+                <w:b/>
+                <w:bCs/>
+                <w:sz w:val="24"/>
+                <w:szCs w:val="24"/>
+              </w:rPr>
+              <w:lastRenderedPageBreak/>
+              <w:t>R6</w:t>
+            </w:r>
+          </w:p>
+        </w:tc>
+        <w:tc>
+          <w:tcPr>
+            <w:tcW w:w="3005" w:type="dxa"/>
+            <w:tcBorders>
+              <w:top w:val="single" w:sz="4" w:space="0" w:color="auto"/>
+              <w:left w:val="single" w:sz="4" w:space="0" w:color="auto"/>
+              <w:bottom w:val="single" w:sz="4" w:space="0" w:color="auto"/>
+              <w:right w:val="single" w:sz="4" w:space="0" w:color="auto"/>
+            </w:tcBorders>
+            <w:hideMark/>
+          </w:tcPr>
+          <w:p>
+            <w:pPr>
+              <w:rPr>
+                <w:sz w:val="24"/>
+                <w:szCs w:val="24"/>
+              </w:rPr>
+            </w:pPr>
+            <w:r>
+              <w:rPr>
+                <w:sz w:val="24"/>
+                <w:szCs w:val="24"/>
+              </w:rPr>
+              <w:t>Compress images, use fall back text descriptions and text media loading across all different devices.</w:t>
+            </w:r>
+          </w:p>
+        </w:tc>
+        <w:tc>
+          <w:tcPr>
+            <w:tcW w:w="3006" w:type="dxa"/>
+            <w:tcBorders>
+              <w:top w:val="single" w:sz="4" w:space="0" w:color="auto"/>
+              <w:left w:val="single" w:sz="4" w:space="0" w:color="auto"/>
+              <w:bottom w:val="single" w:sz="4" w:space="0" w:color="auto"/>
+              <w:right w:val="single" w:sz="4" w:space="0" w:color="auto"/>
+            </w:tcBorders>
+            <w:hideMark/>
+          </w:tcPr>
+          <w:p>
+            <w:pPr>
+              <w:rPr>
+                <w:sz w:val="24"/>
+                <w:szCs w:val="24"/>
+              </w:rPr>
+            </w:pPr>
+            <w:r>
+              <w:rPr>
+                <w:sz w:val="24"/>
+                <w:szCs w:val="24"/>
+              </w:rPr>
+              <w:t>This will make sure that customers are always able to access details of rooms which are needed to make informed decisions.</w:t>
+            </w:r>
+          </w:p>
+        </w:tc>
+      </w:tr>
+      <w:tr>
+        <w:tc>
+          <w:tcPr>
+            <w:tcW w:w="746" w:type="dxa"/>
+            <w:tcBorders>
+              <w:top w:val="single" w:sz="4" w:space="0" w:color="auto"/>
+              <w:left w:val="single" w:sz="4" w:space="0" w:color="auto"/>
+              <w:bottom w:val="single" w:sz="4" w:space="0" w:color="auto"/>
+              <w:right w:val="single" w:sz="4" w:space="0" w:color="auto"/>
+            </w:tcBorders>
+            <w:hideMark/>
+          </w:tcPr>
+          <w:p>
+            <w:pPr>
+              <w:rPr>
+                <w:b/>
+                <w:bCs/>
+                <w:sz w:val="24"/>
+                <w:szCs w:val="24"/>
+              </w:rPr>
+            </w:pPr>
+            <w:r>
+              <w:rPr>
+                <w:b/>
+                <w:bCs/>
+                <w:sz w:val="24"/>
+                <w:szCs w:val="24"/>
+              </w:rPr>
+              <w:t>R7</w:t>
+            </w:r>
+          </w:p>
+        </w:tc>
+        <w:tc>
+          <w:tcPr>
+            <w:tcW w:w="3005" w:type="dxa"/>
+            <w:tcBorders>
+              <w:top w:val="single" w:sz="4" w:space="0" w:color="auto"/>
+              <w:left w:val="single" w:sz="4" w:space="0" w:color="auto"/>
+              <w:bottom w:val="single" w:sz="4" w:space="0" w:color="auto"/>
+              <w:right w:val="single" w:sz="4" w:space="0" w:color="auto"/>
+            </w:tcBorders>
+            <w:hideMark/>
+          </w:tcPr>
+          <w:p>
+            <w:pPr>
+              <w:rPr>
+                <w:sz w:val="24"/>
+                <w:szCs w:val="24"/>
+              </w:rPr>
+            </w:pPr>
+            <w:r>
+              <w:rPr>
+                <w:sz w:val="24"/>
+                <w:szCs w:val="24"/>
+              </w:rPr>
+              <w:t xml:space="preserve">Perform usability testing, each booking will be validated before being </w:t>
+            </w:r>
+            <w:r>
+              <w:rPr>
+                <w:sz w:val="24"/>
+                <w:szCs w:val="24"/>
+              </w:rPr>
+              <w:t>committed</w:t>
+            </w:r>
+            <w:r>
+              <w:rPr>
+                <w:sz w:val="24"/>
+                <w:szCs w:val="24"/>
+              </w:rPr>
+              <w:t xml:space="preserve"> to the server.</w:t>
+            </w:r>
+          </w:p>
+        </w:tc>
+        <w:tc>
+          <w:tcPr>
+            <w:tcW w:w="3006" w:type="dxa"/>
+            <w:tcBorders>
+              <w:top w:val="single" w:sz="4" w:space="0" w:color="auto"/>
+              <w:left w:val="single" w:sz="4" w:space="0" w:color="auto"/>
+              <w:bottom w:val="single" w:sz="4" w:space="0" w:color="auto"/>
+              <w:right w:val="single" w:sz="4" w:space="0" w:color="auto"/>
+            </w:tcBorders>
+            <w:hideMark/>
+          </w:tcPr>
+          <w:p>
+            <w:pPr>
+              <w:rPr>
+                <w:sz w:val="24"/>
+                <w:szCs w:val="24"/>
+              </w:rPr>
+            </w:pPr>
+            <w:r>
+              <w:rPr>
+                <w:sz w:val="24"/>
+                <w:szCs w:val="24"/>
+              </w:rPr>
+              <w:t xml:space="preserve">This will make sure that in data has integrity and is accurate whilst reducing the </w:t>
+            </w:r>
+            <w:r>
+              <w:rPr>
+                <w:sz w:val="24"/>
+                <w:szCs w:val="24"/>
+              </w:rPr>
+              <w:t>number</w:t>
+            </w:r>
+            <w:r>
+              <w:rPr>
+                <w:sz w:val="24"/>
+                <w:szCs w:val="24"/>
+              </w:rPr>
+              <w:t xml:space="preserve"> of errors when </w:t>
+            </w:r>
+            <w:r>
+              <w:rPr>
+                <w:sz w:val="24"/>
+                <w:szCs w:val="24"/>
+              </w:rPr>
+              <w:t>orders</w:t>
+            </w:r>
+            <w:r>
+              <w:rPr>
+                <w:sz w:val="24"/>
+                <w:szCs w:val="24"/>
+              </w:rPr>
+              <w:t>, improving operational reliability and increasing customer confidence.</w:t>
+            </w:r>
+          </w:p>
+        </w:tc>
+      </w:tr>
+      <w:tr>
+        <w:tc>
+          <w:tcPr>
+            <w:tcW w:w="746" w:type="dxa"/>
+            <w:tcBorders>
+              <w:top w:val="single" w:sz="4" w:space="0" w:color="auto"/>
+              <w:left w:val="single" w:sz="4" w:space="0" w:color="auto"/>
+              <w:bottom w:val="single" w:sz="4" w:space="0" w:color="auto"/>
+              <w:right w:val="single" w:sz="4" w:space="0" w:color="auto"/>
+            </w:tcBorders>
+            <w:hideMark/>
+          </w:tcPr>
+          <w:p>
+            <w:pPr>
+              <w:rPr>
+                <w:b/>
+                <w:bCs/>
+                <w:sz w:val="24"/>
+                <w:szCs w:val="24"/>
+              </w:rPr>
+            </w:pPr>
+            <w:r>
+              <w:rPr>
+                <w:b/>
+                <w:bCs/>
+                <w:sz w:val="24"/>
+                <w:szCs w:val="24"/>
+              </w:rPr>
+              <w:t>R8</w:t>
+            </w:r>
+          </w:p>
+        </w:tc>
+        <w:tc>
+          <w:tcPr>
+            <w:tcW w:w="3005" w:type="dxa"/>
+            <w:tcBorders>
+              <w:top w:val="single" w:sz="4" w:space="0" w:color="auto"/>
+              <w:left w:val="single" w:sz="4" w:space="0" w:color="auto"/>
+              <w:bottom w:val="single" w:sz="4" w:space="0" w:color="auto"/>
+              <w:right w:val="single" w:sz="4" w:space="0" w:color="auto"/>
+            </w:tcBorders>
+            <w:hideMark/>
+          </w:tcPr>
+          <w:p>
+            <w:pPr>
+              <w:rPr>
+                <w:sz w:val="24"/>
+                <w:szCs w:val="24"/>
+              </w:rPr>
+            </w:pPr>
+            <w:r>
+              <w:rPr>
+                <w:sz w:val="24"/>
+                <w:szCs w:val="24"/>
+              </w:rPr>
+              <w:t xml:space="preserve">Lock </w:t>
+            </w:r>
+            <w:r>
+              <w:rPr>
+                <w:sz w:val="24"/>
+                <w:szCs w:val="24"/>
+              </w:rPr>
+              <w:t>product</w:t>
+            </w:r>
+            <w:r>
+              <w:rPr>
+                <w:sz w:val="24"/>
+                <w:szCs w:val="24"/>
+              </w:rPr>
+              <w:t xml:space="preserve"> availability during </w:t>
+            </w:r>
+            <w:r>
+              <w:rPr>
+                <w:sz w:val="24"/>
+                <w:szCs w:val="24"/>
+              </w:rPr>
+              <w:t>order</w:t>
+            </w:r>
+            <w:r>
+              <w:rPr>
+                <w:sz w:val="24"/>
+                <w:szCs w:val="24"/>
+              </w:rPr>
+              <w:t xml:space="preserve"> requests </w:t>
+            </w:r>
+            <w:r>
+              <w:rPr>
+                <w:sz w:val="24"/>
+                <w:szCs w:val="24"/>
+              </w:rPr>
+              <w:t xml:space="preserve">when product stock is low </w:t>
+            </w:r>
+            <w:r>
+              <w:rPr>
+                <w:sz w:val="24"/>
+                <w:szCs w:val="24"/>
+              </w:rPr>
+              <w:t>and stress test systems for high traffic.</w:t>
+            </w:r>
+          </w:p>
+        </w:tc>
+        <w:tc>
+          <w:tcPr>
+            <w:tcW w:w="3006" w:type="dxa"/>
+            <w:tcBorders>
+              <w:top w:val="single" w:sz="4" w:space="0" w:color="auto"/>
+              <w:left w:val="single" w:sz="4" w:space="0" w:color="auto"/>
+              <w:bottom w:val="single" w:sz="4" w:space="0" w:color="auto"/>
+              <w:right w:val="single" w:sz="4" w:space="0" w:color="auto"/>
+            </w:tcBorders>
+            <w:hideMark/>
+          </w:tcPr>
+          <w:p>
+            <w:pPr>
+              <w:rPr>
+                <w:sz w:val="24"/>
+                <w:szCs w:val="24"/>
+              </w:rPr>
+            </w:pPr>
+            <w:r>
+              <w:rPr>
+                <w:sz w:val="24"/>
+                <w:szCs w:val="24"/>
+              </w:rPr>
+              <w:t xml:space="preserve">Prevents system crashes and double </w:t>
+            </w:r>
+            <w:r>
+              <w:rPr>
+                <w:sz w:val="24"/>
+                <w:szCs w:val="24"/>
+              </w:rPr>
+              <w:t>orders</w:t>
+            </w:r>
+            <w:r>
+              <w:rPr>
+                <w:sz w:val="24"/>
+                <w:szCs w:val="24"/>
+              </w:rPr>
+              <w:t xml:space="preserve"> during busy periods, which will protect business operations</w:t>
+            </w:r>
+            <w:r>
+              <w:rPr>
+                <w:sz w:val="24"/>
+                <w:szCs w:val="24"/>
+              </w:rPr>
+              <w:t xml:space="preserve"> and minimise complaints</w:t>
+            </w:r>
+            <w:r>
+              <w:rPr>
+                <w:sz w:val="24"/>
+                <w:szCs w:val="24"/>
+              </w:rPr>
+              <w:t>.</w:t>
+            </w:r>
+          </w:p>
+        </w:tc>
+      </w:tr>
+      <w:tr>
+        <w:tc>
+          <w:tcPr>
+            <w:tcW w:w="746" w:type="dxa"/>
+            <w:tcBorders>
+              <w:top w:val="single" w:sz="4" w:space="0" w:color="auto"/>
+              <w:left w:val="single" w:sz="4" w:space="0" w:color="auto"/>
+              <w:bottom w:val="single" w:sz="4" w:space="0" w:color="auto"/>
+              <w:right w:val="single" w:sz="4" w:space="0" w:color="auto"/>
+            </w:tcBorders>
+            <w:hideMark/>
+          </w:tcPr>
+          <w:p>
+            <w:pPr>
+              <w:rPr>
+                <w:b/>
+                <w:bCs/>
+                <w:sz w:val="24"/>
+                <w:szCs w:val="24"/>
+              </w:rPr>
+            </w:pPr>
+            <w:r>
+              <w:rPr>
+                <w:b/>
+                <w:bCs/>
+                <w:sz w:val="24"/>
+                <w:szCs w:val="24"/>
+              </w:rPr>
+              <w:t>R9</w:t>
+            </w:r>
+          </w:p>
+        </w:tc>
+        <w:tc>
+          <w:tcPr>
+            <w:tcW w:w="3005" w:type="dxa"/>
+            <w:tcBorders>
+              <w:top w:val="single" w:sz="4" w:space="0" w:color="auto"/>
+              <w:left w:val="single" w:sz="4" w:space="0" w:color="auto"/>
+              <w:bottom w:val="single" w:sz="4" w:space="0" w:color="auto"/>
+              <w:right w:val="single" w:sz="4" w:space="0" w:color="auto"/>
+            </w:tcBorders>
+            <w:hideMark/>
+          </w:tcPr>
+          <w:p>
+            <w:pPr>
+              <w:rPr>
+                <w:sz w:val="24"/>
+                <w:szCs w:val="24"/>
+              </w:rPr>
+            </w:pPr>
+            <w:r>
+              <w:rPr>
+                <w:sz w:val="24"/>
+                <w:szCs w:val="24"/>
+              </w:rPr>
+              <w:t>Design the solution alongside WCAG 2.1 AA guidelines and text accessibility regularly.</w:t>
+            </w:r>
+          </w:p>
+        </w:tc>
+        <w:tc>
+          <w:tcPr>
+            <w:tcW w:w="3006" w:type="dxa"/>
+            <w:tcBorders>
+              <w:top w:val="single" w:sz="4" w:space="0" w:color="auto"/>
+              <w:left w:val="single" w:sz="4" w:space="0" w:color="auto"/>
+              <w:bottom w:val="single" w:sz="4" w:space="0" w:color="auto"/>
+              <w:right w:val="single" w:sz="4" w:space="0" w:color="auto"/>
+            </w:tcBorders>
+            <w:hideMark/>
+          </w:tcPr>
+          <w:p>
+            <w:pPr>
+              <w:rPr>
+                <w:sz w:val="24"/>
+                <w:szCs w:val="24"/>
+              </w:rPr>
+            </w:pPr>
+            <w:r>
+              <w:rPr>
+                <w:sz w:val="24"/>
+                <w:szCs w:val="24"/>
+              </w:rPr>
+              <w:t>This will make sure that there is legal compliance and inclusivity for users who face impairments.</w:t>
+            </w:r>
+          </w:p>
+        </w:tc>
+      </w:tr>
+      <w:tr>
+        <w:tc>
+          <w:tcPr>
+            <w:tcW w:w="746" w:type="dxa"/>
+            <w:tcBorders>
+              <w:top w:val="single" w:sz="4" w:space="0" w:color="auto"/>
+              <w:left w:val="single" w:sz="4" w:space="0" w:color="auto"/>
+              <w:bottom w:val="single" w:sz="4" w:space="0" w:color="auto"/>
+              <w:right w:val="single" w:sz="4" w:space="0" w:color="auto"/>
+            </w:tcBorders>
+            <w:hideMark/>
+          </w:tcPr>
+          <w:p>
+            <w:pPr>
+              <w:rPr>
+                <w:b/>
+                <w:bCs/>
+                <w:sz w:val="24"/>
+                <w:szCs w:val="24"/>
+              </w:rPr>
+            </w:pPr>
+            <w:r>
+              <w:rPr>
+                <w:b/>
+                <w:bCs/>
+                <w:sz w:val="24"/>
+                <w:szCs w:val="24"/>
+              </w:rPr>
+              <w:t>R10</w:t>
+            </w:r>
+          </w:p>
+        </w:tc>
+        <w:tc>
+          <w:tcPr>
+            <w:tcW w:w="3005" w:type="dxa"/>
+            <w:tcBorders>
+              <w:top w:val="single" w:sz="4" w:space="0" w:color="auto"/>
+              <w:left w:val="single" w:sz="4" w:space="0" w:color="auto"/>
+              <w:bottom w:val="single" w:sz="4" w:space="0" w:color="auto"/>
+              <w:right w:val="single" w:sz="4" w:space="0" w:color="auto"/>
+            </w:tcBorders>
+            <w:hideMark/>
+          </w:tcPr>
+          <w:p>
+            <w:pPr>
+              <w:rPr>
+                <w:sz w:val="24"/>
+                <w:szCs w:val="24"/>
+              </w:rPr>
+            </w:pPr>
+            <w:r>
+              <w:rPr>
+                <w:sz w:val="24"/>
+                <w:szCs w:val="24"/>
+              </w:rPr>
+              <w:t xml:space="preserve">Provide </w:t>
+            </w:r>
+            <w:r>
+              <w:rPr>
+                <w:sz w:val="24"/>
+                <w:szCs w:val="24"/>
+              </w:rPr>
+              <w:t>producers</w:t>
+            </w:r>
+            <w:r>
+              <w:rPr>
+                <w:sz w:val="24"/>
+                <w:szCs w:val="24"/>
+              </w:rPr>
+              <w:t xml:space="preserve"> real time tools to make changes to </w:t>
+            </w:r>
+            <w:r>
+              <w:rPr>
+                <w:sz w:val="24"/>
+                <w:szCs w:val="24"/>
+              </w:rPr>
+              <w:t>product</w:t>
+            </w:r>
+            <w:r>
+              <w:rPr>
+                <w:sz w:val="24"/>
+                <w:szCs w:val="24"/>
+              </w:rPr>
+              <w:t xml:space="preserve"> details, availability and policies</w:t>
+            </w:r>
+            <w:r>
+              <w:rPr>
+                <w:sz w:val="24"/>
+                <w:szCs w:val="24"/>
+              </w:rPr>
+              <w:t>/information</w:t>
+            </w:r>
+            <w:r>
+              <w:rPr>
+                <w:sz w:val="24"/>
+                <w:szCs w:val="24"/>
+              </w:rPr>
+              <w:t>.</w:t>
+            </w:r>
+          </w:p>
+        </w:tc>
+        <w:tc>
+          <w:tcPr>
+            <w:tcW w:w="3006" w:type="dxa"/>
+            <w:tcBorders>
+              <w:top w:val="single" w:sz="4" w:space="0" w:color="auto"/>
+              <w:left w:val="single" w:sz="4" w:space="0" w:color="auto"/>
+              <w:bottom w:val="single" w:sz="4" w:space="0" w:color="auto"/>
+              <w:right w:val="single" w:sz="4" w:space="0" w:color="auto"/>
+            </w:tcBorders>
+            <w:hideMark/>
+          </w:tcPr>
+          <w:p>
+            <w:pPr>
+              <w:rPr>
+                <w:sz w:val="24"/>
+                <w:szCs w:val="24"/>
+              </w:rPr>
+            </w:pPr>
+            <w:r>
+              <w:rPr>
+                <w:sz w:val="24"/>
+                <w:szCs w:val="24"/>
+              </w:rPr>
+              <w:t>Prevents misinformation from being spread which protects against customer confusion</w:t>
+            </w:r>
+          </w:p>
+        </w:tc>
+      </w:tr>
+      <w:tr>
+        <w:tc>
+          <w:tcPr>
+            <w:tcW w:w="746" w:type="dxa"/>
+            <w:tcBorders>
+              <w:top w:val="single" w:sz="4" w:space="0" w:color="auto"/>
+              <w:left w:val="single" w:sz="4" w:space="0" w:color="auto"/>
+              <w:bottom w:val="single" w:sz="4" w:space="0" w:color="auto"/>
+              <w:right w:val="single" w:sz="4" w:space="0" w:color="auto"/>
+            </w:tcBorders>
+            <w:hideMark/>
+          </w:tcPr>
+          <w:p>
+            <w:pPr>
+              <w:rPr>
+                <w:b/>
+                <w:bCs/>
+                <w:sz w:val="24"/>
+                <w:szCs w:val="24"/>
+              </w:rPr>
+            </w:pPr>
+            <w:r>
+              <w:rPr>
+                <w:b/>
+                <w:bCs/>
+                <w:sz w:val="24"/>
+                <w:szCs w:val="24"/>
+              </w:rPr>
+              <w:t>R11</w:t>
+            </w:r>
+          </w:p>
+        </w:tc>
+        <w:tc>
+          <w:tcPr>
+            <w:tcW w:w="3005" w:type="dxa"/>
+            <w:tcBorders>
+              <w:top w:val="single" w:sz="4" w:space="0" w:color="auto"/>
+              <w:left w:val="single" w:sz="4" w:space="0" w:color="auto"/>
+              <w:bottom w:val="single" w:sz="4" w:space="0" w:color="auto"/>
+              <w:right w:val="single" w:sz="4" w:space="0" w:color="auto"/>
+            </w:tcBorders>
+            <w:hideMark/>
+          </w:tcPr>
+          <w:p>
+            <w:pPr>
+              <w:rPr>
+                <w:sz w:val="24"/>
+                <w:szCs w:val="24"/>
+              </w:rPr>
+            </w:pPr>
+            <w:r>
+              <w:rPr>
+                <w:sz w:val="24"/>
+                <w:szCs w:val="24"/>
+              </w:rPr>
+              <w:t xml:space="preserve">Use availability checks and automatic </w:t>
+            </w:r>
+            <w:r>
+              <w:rPr>
+                <w:sz w:val="24"/>
+                <w:szCs w:val="24"/>
+              </w:rPr>
+              <w:t>order</w:t>
+            </w:r>
+            <w:r>
+              <w:rPr>
+                <w:sz w:val="24"/>
+                <w:szCs w:val="24"/>
+              </w:rPr>
+              <w:t xml:space="preserve"> status updates in real time</w:t>
+            </w:r>
+          </w:p>
+        </w:tc>
+        <w:tc>
+          <w:tcPr>
+            <w:tcW w:w="3006" w:type="dxa"/>
+            <w:tcBorders>
+              <w:top w:val="single" w:sz="4" w:space="0" w:color="auto"/>
+              <w:left w:val="single" w:sz="4" w:space="0" w:color="auto"/>
+              <w:bottom w:val="single" w:sz="4" w:space="0" w:color="auto"/>
+              <w:right w:val="single" w:sz="4" w:space="0" w:color="auto"/>
+            </w:tcBorders>
+            <w:hideMark/>
+          </w:tcPr>
+          <w:p>
+            <w:pPr>
+              <w:rPr>
+                <w:sz w:val="24"/>
+                <w:szCs w:val="24"/>
+              </w:rPr>
+            </w:pPr>
+            <w:r>
+              <w:rPr>
+                <w:sz w:val="24"/>
+                <w:szCs w:val="24"/>
+              </w:rPr>
+              <w:t xml:space="preserve">This will reduce the amount of booking conflicts whilst also improving the reliability of </w:t>
+            </w:r>
+            <w:r>
+              <w:rPr>
+                <w:sz w:val="24"/>
+                <w:szCs w:val="24"/>
+              </w:rPr>
+              <w:t>orders due</w:t>
+            </w:r>
+            <w:r>
+              <w:rPr>
+                <w:sz w:val="24"/>
+                <w:szCs w:val="24"/>
+              </w:rPr>
+              <w:t xml:space="preserve"> to an increased rate of successful </w:t>
+            </w:r>
+            <w:r>
+              <w:rPr>
+                <w:sz w:val="24"/>
+                <w:szCs w:val="24"/>
+              </w:rPr>
+              <w:t>orders made</w:t>
+            </w:r>
+          </w:p>
+        </w:tc>
+      </w:tr>
+      <w:tr>
+        <w:tc>
+          <w:tcPr>
+            <w:tcW w:w="746" w:type="dxa"/>
+            <w:tcBorders>
+              <w:top w:val="single" w:sz="4" w:space="0" w:color="auto"/>
+              <w:left w:val="single" w:sz="4" w:space="0" w:color="auto"/>
+              <w:bottom w:val="single" w:sz="4" w:space="0" w:color="auto"/>
+              <w:right w:val="single" w:sz="4" w:space="0" w:color="auto"/>
+            </w:tcBorders>
+            <w:hideMark/>
+          </w:tcPr>
+          <w:p>
+            <w:pPr>
+              <w:rPr>
+                <w:b/>
+                <w:bCs/>
+                <w:sz w:val="24"/>
+                <w:szCs w:val="24"/>
+              </w:rPr>
+            </w:pPr>
+            <w:r>
+              <w:rPr>
+                <w:b/>
+                <w:bCs/>
+                <w:sz w:val="24"/>
+                <w:szCs w:val="24"/>
+              </w:rPr>
+              <w:t>R12</w:t>
+            </w:r>
+          </w:p>
+        </w:tc>
+        <w:tc>
+          <w:tcPr>
+            <w:tcW w:w="3005" w:type="dxa"/>
+            <w:tcBorders>
+              <w:top w:val="single" w:sz="4" w:space="0" w:color="auto"/>
+              <w:left w:val="single" w:sz="4" w:space="0" w:color="auto"/>
+              <w:bottom w:val="single" w:sz="4" w:space="0" w:color="auto"/>
+              <w:right w:val="single" w:sz="4" w:space="0" w:color="auto"/>
+            </w:tcBorders>
+            <w:hideMark/>
+          </w:tcPr>
+          <w:p>
+            <w:pPr>
+              <w:rPr>
+                <w:sz w:val="24"/>
+                <w:szCs w:val="24"/>
+              </w:rPr>
+            </w:pPr>
+            <w:r>
+              <w:rPr>
+                <w:sz w:val="24"/>
+                <w:szCs w:val="24"/>
+              </w:rPr>
+              <w:t xml:space="preserve">Restrict </w:t>
+            </w:r>
+            <w:r>
+              <w:rPr>
+                <w:sz w:val="24"/>
+                <w:szCs w:val="24"/>
+              </w:rPr>
+              <w:t>orders</w:t>
+            </w:r>
+            <w:r>
+              <w:rPr>
+                <w:sz w:val="24"/>
+                <w:szCs w:val="24"/>
+              </w:rPr>
+              <w:t xml:space="preserve"> which overlap one another and validate </w:t>
+            </w:r>
+            <w:r>
+              <w:rPr>
+                <w:sz w:val="24"/>
+                <w:szCs w:val="24"/>
+              </w:rPr>
+              <w:t>orders</w:t>
+            </w:r>
+            <w:r>
+              <w:rPr>
+                <w:sz w:val="24"/>
+                <w:szCs w:val="24"/>
+              </w:rPr>
+              <w:t xml:space="preserve"> server side before any confirmation takes place</w:t>
+            </w:r>
+          </w:p>
+        </w:tc>
+        <w:tc>
+          <w:tcPr>
+            <w:tcW w:w="3006" w:type="dxa"/>
+            <w:tcBorders>
+              <w:top w:val="single" w:sz="4" w:space="0" w:color="auto"/>
+              <w:left w:val="single" w:sz="4" w:space="0" w:color="auto"/>
+              <w:bottom w:val="single" w:sz="4" w:space="0" w:color="auto"/>
+              <w:right w:val="single" w:sz="4" w:space="0" w:color="auto"/>
+            </w:tcBorders>
+            <w:hideMark/>
+          </w:tcPr>
+          <w:p>
+            <w:pPr>
+              <w:rPr>
+                <w:sz w:val="24"/>
+                <w:szCs w:val="24"/>
+              </w:rPr>
+            </w:pPr>
+            <w:r>
+              <w:rPr>
+                <w:sz w:val="24"/>
+                <w:szCs w:val="24"/>
+              </w:rPr>
+              <w:t xml:space="preserve">This will prevent double </w:t>
+            </w:r>
+            <w:r>
+              <w:rPr>
+                <w:sz w:val="24"/>
+                <w:szCs w:val="24"/>
+              </w:rPr>
+              <w:t>orders</w:t>
+            </w:r>
+            <w:r>
+              <w:rPr>
+                <w:sz w:val="24"/>
+                <w:szCs w:val="24"/>
+              </w:rPr>
+              <w:t xml:space="preserve"> and any scheduling errors which may occur</w:t>
+            </w:r>
+          </w:p>
+        </w:tc>
+      </w:tr>
+      <w:tr>
+        <w:tc>
+          <w:tcPr>
+            <w:tcW w:w="746" w:type="dxa"/>
+            <w:tcBorders>
+              <w:top w:val="single" w:sz="4" w:space="0" w:color="auto"/>
+              <w:left w:val="single" w:sz="4" w:space="0" w:color="auto"/>
+              <w:bottom w:val="single" w:sz="4" w:space="0" w:color="auto"/>
+              <w:right w:val="single" w:sz="4" w:space="0" w:color="auto"/>
+            </w:tcBorders>
+            <w:hideMark/>
+          </w:tcPr>
+          <w:p>
+            <w:pPr>
+              <w:rPr>
+                <w:b/>
+                <w:bCs/>
+                <w:sz w:val="24"/>
+                <w:szCs w:val="24"/>
+              </w:rPr>
+            </w:pPr>
+            <w:r>
+              <w:rPr>
+                <w:b/>
+                <w:bCs/>
+                <w:sz w:val="24"/>
+                <w:szCs w:val="24"/>
+              </w:rPr>
+              <w:t>R13</w:t>
+            </w:r>
+          </w:p>
+        </w:tc>
+        <w:tc>
+          <w:tcPr>
+            <w:tcW w:w="3005" w:type="dxa"/>
+            <w:tcBorders>
+              <w:top w:val="single" w:sz="4" w:space="0" w:color="auto"/>
+              <w:left w:val="single" w:sz="4" w:space="0" w:color="auto"/>
+              <w:bottom w:val="single" w:sz="4" w:space="0" w:color="auto"/>
+              <w:right w:val="single" w:sz="4" w:space="0" w:color="auto"/>
+            </w:tcBorders>
+            <w:hideMark/>
+          </w:tcPr>
+          <w:p>
+            <w:pPr>
+              <w:rPr>
+                <w:sz w:val="24"/>
+                <w:szCs w:val="24"/>
+              </w:rPr>
+            </w:pPr>
+            <w:r>
+              <w:rPr>
+                <w:sz w:val="24"/>
+                <w:szCs w:val="24"/>
+              </w:rPr>
+              <w:t xml:space="preserve">Use reliable </w:t>
+            </w:r>
+            <w:r>
+              <w:rPr>
+                <w:sz w:val="24"/>
+                <w:szCs w:val="24"/>
+              </w:rPr>
+              <w:t>notifications</w:t>
+            </w:r>
+            <w:r>
+              <w:rPr>
+                <w:sz w:val="24"/>
+                <w:szCs w:val="24"/>
+              </w:rPr>
+              <w:t xml:space="preserve"> and </w:t>
+            </w:r>
+            <w:r>
+              <w:rPr>
+                <w:sz w:val="24"/>
+                <w:szCs w:val="24"/>
+              </w:rPr>
+              <w:t>on-screen</w:t>
+            </w:r>
+            <w:r>
+              <w:rPr>
+                <w:sz w:val="24"/>
+                <w:szCs w:val="24"/>
+              </w:rPr>
+              <w:t xml:space="preserve"> confirmation messages like a pop up which says ‘Your </w:t>
+            </w:r>
+            <w:r>
+              <w:rPr>
+                <w:sz w:val="24"/>
+                <w:szCs w:val="24"/>
+              </w:rPr>
+              <w:t>order</w:t>
+            </w:r>
+            <w:r>
+              <w:rPr>
+                <w:sz w:val="24"/>
+                <w:szCs w:val="24"/>
+              </w:rPr>
+              <w:t xml:space="preserve"> has been submitted’</w:t>
+            </w:r>
+          </w:p>
+        </w:tc>
+        <w:tc>
+          <w:tcPr>
+            <w:tcW w:w="3006" w:type="dxa"/>
+            <w:tcBorders>
+              <w:top w:val="single" w:sz="4" w:space="0" w:color="auto"/>
+              <w:left w:val="single" w:sz="4" w:space="0" w:color="auto"/>
+              <w:bottom w:val="single" w:sz="4" w:space="0" w:color="auto"/>
+              <w:right w:val="single" w:sz="4" w:space="0" w:color="auto"/>
+            </w:tcBorders>
+            <w:hideMark/>
+          </w:tcPr>
+          <w:p>
+            <w:pPr>
+              <w:rPr>
+                <w:sz w:val="24"/>
+                <w:szCs w:val="24"/>
+              </w:rPr>
+            </w:pPr>
+            <w:r>
+              <w:rPr>
+                <w:sz w:val="24"/>
+                <w:szCs w:val="24"/>
+              </w:rPr>
+              <w:t xml:space="preserve">This will reassure the customer that </w:t>
+            </w:r>
+            <w:r>
+              <w:rPr>
+                <w:sz w:val="24"/>
+                <w:szCs w:val="24"/>
+              </w:rPr>
+              <w:t xml:space="preserve">orders </w:t>
+            </w:r>
+            <w:r>
+              <w:rPr>
+                <w:sz w:val="24"/>
+                <w:szCs w:val="24"/>
+              </w:rPr>
+              <w:t>were successfully submitted, increasing customer confidence.</w:t>
+            </w:r>
+          </w:p>
+        </w:tc>
+      </w:tr>
+      <w:tr>
+        <w:tc>
+          <w:tcPr>
+            <w:tcW w:w="746" w:type="dxa"/>
+            <w:tcBorders>
+              <w:top w:val="single" w:sz="4" w:space="0" w:color="auto"/>
+              <w:left w:val="single" w:sz="4" w:space="0" w:color="auto"/>
+              <w:bottom w:val="single" w:sz="4" w:space="0" w:color="auto"/>
+              <w:right w:val="single" w:sz="4" w:space="0" w:color="auto"/>
+            </w:tcBorders>
+            <w:hideMark/>
+          </w:tcPr>
+          <w:p>
+            <w:pPr>
+              <w:rPr>
+                <w:b/>
+                <w:bCs/>
+                <w:sz w:val="24"/>
+                <w:szCs w:val="24"/>
+              </w:rPr>
+            </w:pPr>
+            <w:r>
+              <w:rPr>
+                <w:b/>
+                <w:bCs/>
+                <w:sz w:val="24"/>
+                <w:szCs w:val="24"/>
+              </w:rPr>
+              <w:t>R14</w:t>
+            </w:r>
+          </w:p>
+        </w:tc>
+        <w:tc>
+          <w:tcPr>
+            <w:tcW w:w="3005" w:type="dxa"/>
+            <w:tcBorders>
+              <w:top w:val="single" w:sz="4" w:space="0" w:color="auto"/>
+              <w:left w:val="single" w:sz="4" w:space="0" w:color="auto"/>
+              <w:bottom w:val="single" w:sz="4" w:space="0" w:color="auto"/>
+              <w:right w:val="single" w:sz="4" w:space="0" w:color="auto"/>
+            </w:tcBorders>
+            <w:hideMark/>
+          </w:tcPr>
+          <w:p>
+            <w:pPr>
+              <w:rPr>
+                <w:sz w:val="24"/>
+                <w:szCs w:val="24"/>
+              </w:rPr>
+            </w:pPr>
+            <w:r>
+              <w:rPr>
+                <w:sz w:val="24"/>
+                <w:szCs w:val="24"/>
+              </w:rPr>
+              <w:t xml:space="preserve">Schedule regular reviews of </w:t>
+            </w:r>
+            <w:r>
+              <w:rPr>
+                <w:sz w:val="24"/>
+                <w:szCs w:val="24"/>
+              </w:rPr>
+              <w:t>order</w:t>
+            </w:r>
+            <w:r>
+              <w:rPr>
+                <w:sz w:val="24"/>
+                <w:szCs w:val="24"/>
+              </w:rPr>
+              <w:t xml:space="preserve"> and privacy policies and make any changes to them clear</w:t>
+            </w:r>
+          </w:p>
+        </w:tc>
+        <w:tc>
+          <w:tcPr>
+            <w:tcW w:w="3006" w:type="dxa"/>
+            <w:tcBorders>
+              <w:top w:val="single" w:sz="4" w:space="0" w:color="auto"/>
+              <w:left w:val="single" w:sz="4" w:space="0" w:color="auto"/>
+              <w:bottom w:val="single" w:sz="4" w:space="0" w:color="auto"/>
+              <w:right w:val="single" w:sz="4" w:space="0" w:color="auto"/>
+            </w:tcBorders>
+            <w:hideMark/>
+          </w:tcPr>
+          <w:p>
+            <w:pPr>
+              <w:rPr>
+                <w:sz w:val="24"/>
+                <w:szCs w:val="24"/>
+              </w:rPr>
+            </w:pPr>
+            <w:r>
+              <w:rPr>
+                <w:sz w:val="24"/>
+                <w:szCs w:val="24"/>
+              </w:rPr>
+              <w:t>Maintains a layer of compliance and transparency for customers.</w:t>
+            </w:r>
+          </w:p>
+        </w:tc>
+      </w:tr>
+      <w:tr>
+        <w:tc>
+          <w:tcPr>
+            <w:tcW w:w="746" w:type="dxa"/>
+            <w:tcBorders>
+              <w:top w:val="single" w:sz="4" w:space="0" w:color="auto"/>
+              <w:left w:val="single" w:sz="4" w:space="0" w:color="auto"/>
+              <w:bottom w:val="single" w:sz="4" w:space="0" w:color="auto"/>
+              <w:right w:val="single" w:sz="4" w:space="0" w:color="auto"/>
+            </w:tcBorders>
+            <w:hideMark/>
+          </w:tcPr>
+          <w:p>
+            <w:pPr>
+              <w:rPr>
+                <w:b/>
+                <w:bCs/>
+                <w:sz w:val="24"/>
+                <w:szCs w:val="24"/>
+              </w:rPr>
+            </w:pPr>
+            <w:r>
+              <w:rPr>
+                <w:b/>
+                <w:bCs/>
+                <w:sz w:val="24"/>
+                <w:szCs w:val="24"/>
+              </w:rPr>
+              <w:lastRenderedPageBreak/>
+              <w:t>R15</w:t>
+            </w:r>
+          </w:p>
+        </w:tc>
+        <w:tc>
+          <w:tcPr>
+            <w:tcW w:w="3005" w:type="dxa"/>
+            <w:tcBorders>
+              <w:top w:val="single" w:sz="4" w:space="0" w:color="auto"/>
+              <w:left w:val="single" w:sz="4" w:space="0" w:color="auto"/>
+              <w:bottom w:val="single" w:sz="4" w:space="0" w:color="auto"/>
+              <w:right w:val="single" w:sz="4" w:space="0" w:color="auto"/>
+            </w:tcBorders>
+            <w:hideMark/>
+          </w:tcPr>
+          <w:p>
+            <w:pPr>
+              <w:rPr>
+                <w:sz w:val="24"/>
+                <w:szCs w:val="24"/>
+              </w:rPr>
+            </w:pPr>
+            <w:r>
+              <w:rPr>
+                <w:sz w:val="24"/>
+                <w:szCs w:val="24"/>
+              </w:rPr>
+              <w:t>Apply a responsive mobile design and text across device.</w:t>
+            </w:r>
+          </w:p>
+        </w:tc>
+        <w:tc>
+          <w:tcPr>
+            <w:tcW w:w="3006" w:type="dxa"/>
+            <w:tcBorders>
+              <w:top w:val="single" w:sz="4" w:space="0" w:color="auto"/>
+              <w:left w:val="single" w:sz="4" w:space="0" w:color="auto"/>
+              <w:bottom w:val="single" w:sz="4" w:space="0" w:color="auto"/>
+              <w:right w:val="single" w:sz="4" w:space="0" w:color="auto"/>
+            </w:tcBorders>
+            <w:hideMark/>
+          </w:tcPr>
+          <w:p>
+            <w:pPr>
+              <w:rPr>
+                <w:sz w:val="24"/>
+                <w:szCs w:val="24"/>
+              </w:rPr>
+            </w:pPr>
+            <w:r>
+              <w:rPr>
+                <w:sz w:val="24"/>
+                <w:szCs w:val="24"/>
+              </w:rPr>
+              <w:t>This will make sure customers can easily book rooms on mobile devices, opening the website to a broader audience.</w:t>
+            </w:r>
+          </w:p>
+        </w:tc>
+      </w:tr>
+      <w:tr>
+        <w:tc>
+          <w:tcPr>
+            <w:tcW w:w="746" w:type="dxa"/>
+            <w:tcBorders>
+              <w:top w:val="single" w:sz="4" w:space="0" w:color="auto"/>
+              <w:left w:val="single" w:sz="4" w:space="0" w:color="auto"/>
+              <w:bottom w:val="single" w:sz="4" w:space="0" w:color="auto"/>
+              <w:right w:val="single" w:sz="4" w:space="0" w:color="auto"/>
+            </w:tcBorders>
+            <w:hideMark/>
+          </w:tcPr>
+          <w:p>
+            <w:pPr>
+              <w:rPr>
+                <w:b/>
+                <w:bCs/>
+                <w:sz w:val="24"/>
+                <w:szCs w:val="24"/>
+              </w:rPr>
+            </w:pPr>
+            <w:r>
+              <w:rPr>
+                <w:b/>
+                <w:bCs/>
+                <w:sz w:val="24"/>
+                <w:szCs w:val="24"/>
+              </w:rPr>
+              <w:t>R16</w:t>
+            </w:r>
+          </w:p>
+        </w:tc>
+        <w:tc>
+          <w:tcPr>
+            <w:tcW w:w="3005" w:type="dxa"/>
+            <w:tcBorders>
+              <w:top w:val="single" w:sz="4" w:space="0" w:color="auto"/>
+              <w:left w:val="single" w:sz="4" w:space="0" w:color="auto"/>
+              <w:bottom w:val="single" w:sz="4" w:space="0" w:color="auto"/>
+              <w:right w:val="single" w:sz="4" w:space="0" w:color="auto"/>
+            </w:tcBorders>
+            <w:hideMark/>
+          </w:tcPr>
+          <w:p>
+            <w:pPr>
+              <w:rPr>
+                <w:sz w:val="24"/>
+                <w:szCs w:val="24"/>
+              </w:rPr>
+            </w:pPr>
+            <w:r>
+              <w:rPr>
+                <w:sz w:val="24"/>
+                <w:szCs w:val="24"/>
+              </w:rPr>
+              <w:t>Validate any staff actions, confirm saves and log errors for a fast resolution.</w:t>
+            </w:r>
+          </w:p>
+        </w:tc>
+        <w:tc>
+          <w:tcPr>
+            <w:tcW w:w="3006" w:type="dxa"/>
+            <w:tcBorders>
+              <w:top w:val="single" w:sz="4" w:space="0" w:color="auto"/>
+              <w:left w:val="single" w:sz="4" w:space="0" w:color="auto"/>
+              <w:bottom w:val="single" w:sz="4" w:space="0" w:color="auto"/>
+              <w:right w:val="single" w:sz="4" w:space="0" w:color="auto"/>
+            </w:tcBorders>
+            <w:hideMark/>
+          </w:tcPr>
+          <w:p>
+            <w:pPr>
+              <w:rPr>
+                <w:sz w:val="24"/>
+                <w:szCs w:val="24"/>
+              </w:rPr>
+            </w:pPr>
+            <w:r>
+              <w:rPr>
+                <w:sz w:val="24"/>
+                <w:szCs w:val="24"/>
+              </w:rPr>
+              <w:t>This will make sure that staff can make changes and edit rooms reliably without system errors.</w:t>
+            </w:r>
+          </w:p>
+        </w:tc>
+      </w:tr>
+    </w:tbl>
+    <w:p>
+      <w:pPr>
+        <w:rPr>
+          <w:sz w:val="16"/>
+          <w:szCs w:val="16"/>
+        </w:rPr>
+      </w:pPr>
+    </w:p>
+    <w:p>
+      <w:pPr>
+        <w:rPr>
+          <w:b/>
+          <w:bCs/>
+          <w:u w:val="single"/>
+        </w:rPr>
+      </w:pPr>
+    </w:p>
+    <w:p>
+      <w:pPr>
+        <w:rPr>
+          <w:b/>
+          <w:bCs/>
+          <w:u w:val="single"/>
+        </w:rPr>
+      </w:pPr>
+      <w:r>
+        <w:rPr>
+          <w:b/>
+          <w:bCs/>
+          <w:u w:val="single"/>
+        </w:rPr>
         <w:t>Legal and Regulatory Guideline Considerations</w:t>
       </w:r>
     </w:p>
@@ -6260,6 +9752,27 @@
     <w:name w:val="Normal"/>
     <w:qFormat/>
   </w:style>
+  <w:style w:type="paragraph" w:styleId="Heading1">
+    <w:name w:val="heading 1"/>
+    <w:basedOn w:val="Normal"/>
+    <w:next w:val="Normal"/>
+    <w:link w:val="Heading1Char"/>
+    <w:uiPriority w:val="9"/>
+    <w:qFormat/>
+    <w:rsid w:val="00C42418"/>
+    <w:pPr>
+      <w:keepNext/>
+      <w:keepLines/>
+      <w:spacing w:before="240" w:after="0" w:line="256" w:lineRule="auto"/>
+      <w:outlineLvl w:val="0"/>
+    </w:pPr>
+    <w:rPr>
+      <w:rFonts w:asciiTheme="majorHAnsi" w:eastAsiaTheme="majorEastAsia" w:hAnsiTheme="majorHAnsi" w:cstheme="majorBidi"/>
+      <w:color w:val="2F5496" w:themeColor="accent1" w:themeShade="BF"/>
+      <w:sz w:val="32"/>
+      <w:szCs w:val="32"/>
+    </w:rPr>
+  </w:style>
   <w:style w:type="character" w:default="1" w:styleId="DefaultParagraphFont">
     <w:name w:val="Default Paragraph Font"/>
     <w:uiPriority w:val="1"/>
@@ -6315,6 +9828,19 @@
         <w:insideV w:val="single" w:sz="4" w:space="0" w:color="auto"/>
       </w:tblBorders>
     </w:tblPr>
+  </w:style>
+  <w:style w:type="character" w:customStyle="1" w:styleId="Heading1Char">
+    <w:name w:val="Heading 1 Char"/>
+    <w:basedOn w:val="DefaultParagraphFont"/>
+    <w:link w:val="Heading1"/>
+    <w:uiPriority w:val="9"/>
+    <w:rsid w:val="00C42418"/>
+    <w:rPr>
+      <w:rFonts w:asciiTheme="majorHAnsi" w:eastAsiaTheme="majorEastAsia" w:hAnsiTheme="majorHAnsi" w:cstheme="majorBidi"/>
+      <w:color w:val="2F5496" w:themeColor="accent1" w:themeShade="BF"/>
+      <w:sz w:val="32"/>
+      <w:szCs w:val="32"/>
+    </w:rPr>
   </w:style>
 </w:styles>
 </file>
@@ -6612,4 +10138,16 @@
     </a:ext>
   </a:extLst>
 </a:theme>
+</file>
+
+<file path=customXml/item1.xml><?xml version="1.0" encoding="utf-8"?>
+<b:Sources xmlns:b="http://schemas.openxmlformats.org/officeDocument/2006/bibliography" xmlns="http://schemas.openxmlformats.org/officeDocument/2006/bibliography" SelectedStyle="\APASixthEditionOfficeOnline.xsl" StyleName="APA" Version="6"/>
+</file>
+
+<file path=customXml/itemProps1.xml><?xml version="1.0" encoding="utf-8"?>
+<ds:datastoreItem xmlns:ds="http://schemas.openxmlformats.org/officeDocument/2006/customXml" ds:itemID="{A587CB36-0728-484F-93A7-7C93E585730D}">
+  <ds:schemaRefs>
+    <ds:schemaRef ds:uri="http://schemas.openxmlformats.org/officeDocument/2006/bibliography"/>
+  </ds:schemaRefs>
+</ds:datastoreItem>
 </file>
--- a/Task1_Proposal_715142_Gallagher_J.docx
+++ b/Task1_Proposal_715142_Gallagher_J.docx
@@ -1,10 +1,16 @@
 
 <file path=word/document.xml><?xml version="1.0" encoding="utf-8"?>
-<w:document xmlns:wpc="http://schemas.microsoft.com/office/word/2010/wordprocessingCanvas" xmlns:cx="http://schemas.microsoft.com/office/drawing/2014/chartex" xmlns:cx1="http://schemas.microsoft.com/office/drawing/2015/9/8/chartex" xmlns:cx2="http://schemas.microsoft.com/office/drawing/2015/10/21/chartex" xmlns:cx3="http://schemas.microsoft.com/office/drawing/2016/5/9/chartex" xmlns:cx4="http://schemas.microsoft.com/office/drawing/2016/5/10/chartex" xmlns:cx5="http://schemas.microsoft.com/office/drawing/2016/5/11/chartex" xmlns:cx6="http://schemas.microsoft.com/office/drawing/2016/5/12/chartex" xmlns:cx7="http://schemas.microsoft.com/office/drawing/2016/5/13/chartex" xmlns:cx8="http://schemas.microsoft.com/office/drawing/2016/5/14/chartex" xmlns:mc="http://schemas.openxmlformats.org/markup-compatibility/2006" xmlns:aink="http://schemas.microsoft.com/office/drawing/2016/ink" xmlns:am3d="http://schemas.microsoft.com/office/drawing/2017/model3d" xmlns:o="urn:schemas-microsoft-com:office:office" xmlns:r="http://schemas.openxmlformats.org/officeDocument/2006/relationships" xmlns:m="http://schemas.openxmlformats.org/officeDocument/2006/math" xmlns:v="urn:schemas-microsoft-com:vml" xmlns:wp14="http://schemas.microsoft.com/office/word/2010/wordprocessingDrawing" xmlns:wp="http://schemas.openxmlformats.org/drawingml/2006/wordprocessingDrawing" xmlns:w10="urn:schemas-microsoft-com:office:word" xmlns:w="http://schemas.openxmlformats.org/wordprocessingml/2006/main" xmlns:w14="http://schemas.microsoft.com/office/word/2010/wordml" xmlns:w15="http://schemas.microsoft.com/office/word/2012/wordml" xmlns:w16cex="http://schemas.microsoft.com/office/word/2018/wordml/cex" xmlns:w16cid="http://schemas.microsoft.com/office/word/2016/wordml/cid" xmlns:w16="http://schemas.microsoft.com/office/word/2018/wordml" xmlns:w16sdtdh="http://schemas.microsoft.com/office/word/2020/wordml/sdtdatahash" xmlns:w16se="http://schemas.microsoft.com/office/word/2015/wordml/symex" xmlns:wpg="http://schemas.microsoft.com/office/word/2010/wordprocessingGroup" xmlns:wpi="http://schemas.microsoft.com/office/word/2010/wordprocessingInk" xmlns:wne="http://schemas.microsoft.com/office/word/2006/wordml" xmlns:wps="http://schemas.microsoft.com/office/word/2010/wordprocessingShape" mc:Ignorable="w14 w15 w16se w16cid w16 w16cex w16sdtdh wp14">
+<w:document xmlns:wpc="http://schemas.microsoft.com/office/word/2010/wordprocessingCanvas" xmlns:cx="http://schemas.microsoft.com/office/drawing/2014/chartex" xmlns:cx1="http://schemas.microsoft.com/office/drawing/2015/9/8/chartex" xmlns:cx2="http://schemas.microsoft.com/office/drawing/2015/10/21/chartex" xmlns:cx3="http://schemas.microsoft.com/office/drawing/2016/5/9/chartex" xmlns:cx4="http://schemas.microsoft.com/office/drawing/2016/5/10/chartex" xmlns:cx5="http://schemas.microsoft.com/office/drawing/2016/5/11/chartex" xmlns:cx6="http://schemas.microsoft.com/office/drawing/2016/5/12/chartex" xmlns:cx7="http://schemas.microsoft.com/office/drawing/2016/5/13/chartex" xmlns:cx8="http://schemas.microsoft.com/office/drawing/2016/5/14/chartex" xmlns:mc="http://schemas.openxmlformats.org/markup-compatibility/2006" xmlns:aink="http://schemas.microsoft.com/office/drawing/2016/ink" xmlns:am3d="http://schemas.microsoft.com/office/drawing/2017/model3d" xmlns:o="urn:schemas-microsoft-com:office:office" xmlns:oel="http://schemas.microsoft.com/office/2019/extlst" xmlns:r="http://schemas.openxmlformats.org/officeDocument/2006/relationships" xmlns:m="http://schemas.openxmlformats.org/officeDocument/2006/math" xmlns:v="urn:schemas-microsoft-com:vml" xmlns:wp14="http://schemas.microsoft.com/office/word/2010/wordprocessingDrawing" xmlns:wp="http://schemas.openxmlformats.org/drawingml/2006/wordprocessingDrawing" xmlns:w10="urn:schemas-microsoft-com:office:word" xmlns:w="http://schemas.openxmlformats.org/wordprocessingml/2006/main" xmlns:w14="http://schemas.microsoft.com/office/word/2010/wordml" xmlns:w15="http://schemas.microsoft.com/office/word/2012/wordml" xmlns:w16cex="http://schemas.microsoft.com/office/word/2018/wordml/cex" xmlns:w16cid="http://schemas.microsoft.com/office/word/2016/wordml/cid" xmlns:w16="http://schemas.microsoft.com/office/word/2018/wordml" xmlns:w16du="http://schemas.microsoft.com/office/word/2023/wordml/word16du" xmlns:w16sdtdh="http://schemas.microsoft.com/office/word/2020/wordml/sdtdatahash" xmlns:w16sdtfl="http://schemas.microsoft.com/office/word/2024/wordml/sdtformatlock" xmlns:w16se="http://schemas.microsoft.com/office/word/2015/wordml/symex" xmlns:wpg="http://schemas.microsoft.com/office/word/2010/wordprocessingGroup" xmlns:wpi="http://schemas.microsoft.com/office/word/2010/wordprocessingInk" xmlns:wne="http://schemas.microsoft.com/office/word/2006/wordml" xmlns:wps="http://schemas.microsoft.com/office/word/2010/wordprocessingShape" mc:Ignorable="w14 w15 w16se w16cid w16 w16cex w16sdtdh w16sdtfl w16du wp14">
   <w:body>
-    <w:p>
-      <w:pPr>
-        <w:jc w:val="center"/>
+    <w:sdt>
+      <w:sdtPr>
+        <w:id w:val="1738896635"/>
+        <w:docPartObj>
+          <w:docPartGallery w:val="Cover Pages"/>
+          <w:docPartUnique/>
+        </w:docPartObj>
+      </w:sdtPr>
+      <w:sdtEndPr>
         <w:rPr>
           <w:b/>
           <w:bCs/>
@@ -12,18 +18,448 @@
           <w:szCs w:val="28"/>
           <w:u w:val="single"/>
         </w:rPr>
-      </w:pPr>
-      <w:r>
-        <w:rPr>
-          <w:b/>
-          <w:bCs/>
-          <w:sz w:val="28"/>
-          <w:szCs w:val="28"/>
-          <w:u w:val="single"/>
-        </w:rPr>
-        <w:t>Project Proposal Template</w:t>
-      </w:r>
-    </w:p>
+      </w:sdtEndPr>
+      <w:sdtContent>
+        <w:p>
+          <w:r>
+            <w:rPr>
+              <w:noProof/>
+            </w:rPr>
+            <mc:AlternateContent>
+              <mc:Choice Requires="wps">
+                <w:drawing>
+                  <wp:anchor distT="0" distB="0" distL="114300" distR="114300" simplePos="0" relativeHeight="251664384" behindDoc="0" locked="0" layoutInCell="1" allowOverlap="1" wp14:anchorId="7C3BCF51" wp14:editId="1D8D611F">
+                    <wp:simplePos x="0" y="0"/>
+                    <mc:AlternateContent>
+                      <mc:Choice Requires="wp14">
+                        <wp:positionH relativeFrom="page">
+                          <wp14:pctPosHOffset>2000</wp14:pctPosHOffset>
+                        </wp:positionH>
+                      </mc:Choice>
+                      <mc:Fallback>
+                        <wp:positionH relativeFrom="page">
+                          <wp:posOffset>151130</wp:posOffset>
+                        </wp:positionH>
+                      </mc:Fallback>
+                    </mc:AlternateContent>
+                    <mc:AlternateContent>
+                      <mc:Choice Requires="wp14">
+                        <wp:positionV relativeFrom="page">
+                          <wp14:pctPosVOffset>2000</wp14:pctPosVOffset>
+                        </wp:positionV>
+                      </mc:Choice>
+                      <mc:Fallback>
+                        <wp:positionV relativeFrom="page">
+                          <wp:posOffset>213360</wp:posOffset>
+                        </wp:positionV>
+                      </mc:Fallback>
+                    </mc:AlternateContent>
+                    <wp:extent cx="5363210" cy="9653270"/>
+                    <wp:effectExtent l="0" t="0" r="8890" b="2540"/>
+                    <wp:wrapNone/>
+                    <wp:docPr id="471" name="Rectangle 16"/>
+                    <wp:cNvGraphicFramePr>
+                      <a:graphicFrameLocks xmlns:a="http://schemas.openxmlformats.org/drawingml/2006/main"/>
+                    </wp:cNvGraphicFramePr>
+                    <a:graphic xmlns:a="http://schemas.openxmlformats.org/drawingml/2006/main">
+                      <a:graphicData uri="http://schemas.microsoft.com/office/word/2010/wordprocessingShape">
+                        <wps:wsp>
+                          <wps:cNvSpPr>
+                            <a:spLocks/>
+                          </wps:cNvSpPr>
+                          <wps:spPr bwMode="auto">
+                            <a:xfrm>
+                              <a:off x="0" y="0"/>
+                              <a:ext cx="5363210" cy="9653270"/>
+                            </a:xfrm>
+                            <a:prstGeom prst="rect">
+                              <a:avLst/>
+                            </a:prstGeom>
+                            <a:solidFill>
+                              <a:schemeClr val="accent1"/>
+                            </a:solidFill>
+                            <a:ln>
+                              <a:noFill/>
+                            </a:ln>
+                          </wps:spPr>
+                          <wps:txbx>
+                            <w:txbxContent>
+                              <w:sdt>
+                                <w:sdtPr>
+                                  <w:rPr>
+                                    <w:caps/>
+                                    <w:color w:val="FFFFFF" w:themeColor="background1"/>
+                                    <w:sz w:val="80"/>
+                                    <w:szCs w:val="80"/>
+                                  </w:rPr>
+                                  <w:alias w:val="Title"/>
+                                  <w:id w:val="-1275550102"/>
+                                  <w:dataBinding w:prefixMappings="xmlns:ns0='http://schemas.openxmlformats.org/package/2006/metadata/core-properties' xmlns:ns1='http://purl.org/dc/elements/1.1/'" w:xpath="/ns0:coreProperties[1]/ns1:title[1]" w:storeItemID="{6C3C8BC8-F283-45AE-878A-BAB7291924A1}"/>
+                                  <w:text/>
+                                </w:sdtPr>
+                                <w:sdtContent>
+                                  <w:p>
+                                    <w:pPr>
+                                      <w:pStyle w:val="Title"/>
+                                      <w:jc w:val="right"/>
+                                      <w:rPr>
+                                        <w:caps/>
+                                        <w:color w:val="FFFFFF" w:themeColor="background1"/>
+                                        <w:sz w:val="80"/>
+                                        <w:szCs w:val="80"/>
+                                      </w:rPr>
+                                    </w:pPr>
+                                    <w:r>
+                                      <w:rPr>
+                                        <w:caps/>
+                                        <w:color w:val="FFFFFF" w:themeColor="background1"/>
+                                        <w:sz w:val="80"/>
+                                        <w:szCs w:val="80"/>
+                                      </w:rPr>
+                                      <w:t>Greenfield local hub solution proposal</w:t>
+                                    </w:r>
+                                  </w:p>
+                                </w:sdtContent>
+                              </w:sdt>
+                              <w:p>
+                                <w:pPr>
+                                  <w:spacing w:before="240"/>
+                                  <w:ind w:left="720"/>
+                                  <w:jc w:val="right"/>
+                                  <w:rPr>
+                                    <w:color w:val="FFFFFF" w:themeColor="background1"/>
+                                  </w:rPr>
+                                </w:pPr>
+                              </w:p>
+                              <w:sdt>
+                                <w:sdtPr>
+                                  <w:rPr>
+                                    <w:color w:val="FFFFFF" w:themeColor="background1"/>
+                                    <w:sz w:val="21"/>
+                                    <w:szCs w:val="21"/>
+                                  </w:rPr>
+                                  <w:alias w:val="Abstract"/>
+                                  <w:id w:val="-1812170092"/>
+                                  <w:showingPlcHdr/>
+                                  <w:dataBinding w:prefixMappings="xmlns:ns0='http://schemas.microsoft.com/office/2006/coverPageProps'" w:xpath="/ns0:CoverPageProperties[1]/ns0:Abstract[1]" w:storeItemID="{55AF091B-3C7A-41E3-B477-F2FDAA23CFDA}"/>
+                                  <w:text/>
+                                </w:sdtPr>
+                                <w:sdtContent>
+                                  <w:p>
+                                    <w:pPr>
+                                      <w:spacing w:before="240"/>
+                                      <w:rPr>
+                                        <w:color w:val="FFFFFF" w:themeColor="background1"/>
+                                      </w:rPr>
+                                    </w:pPr>
+                                    <w:r>
+                                      <w:rPr>
+                                        <w:color w:val="FFFFFF" w:themeColor="background1"/>
+                                        <w:sz w:val="21"/>
+                                        <w:szCs w:val="21"/>
+                                      </w:rPr>
+                                      <w:t xml:space="preserve">     </w:t>
+                                    </w:r>
+                                  </w:p>
+                                </w:sdtContent>
+                              </w:sdt>
+                            </w:txbxContent>
+                          </wps:txbx>
+                          <wps:bodyPr rot="0" vert="horz" wrap="square" lIns="274320" tIns="914400" rIns="274320" bIns="45720" anchor="ctr" anchorCtr="0" upright="1">
+                            <a:noAutofit/>
+                          </wps:bodyPr>
+                        </wps:wsp>
+                      </a:graphicData>
+                    </a:graphic>
+                    <wp14:sizeRelH relativeFrom="page">
+                      <wp14:pctWidth>69000</wp14:pctWidth>
+                    </wp14:sizeRelH>
+                    <wp14:sizeRelV relativeFrom="page">
+                      <wp14:pctHeight>96000</wp14:pctHeight>
+                    </wp14:sizeRelV>
+                  </wp:anchor>
+                </w:drawing>
+              </mc:Choice>
+              <mc:Fallback>
+                <w:pict>
+                  <v:rect w14:anchorId="7C3BCF51" id="Rectangle 16" o:spid="_x0000_s1026" style="position:absolute;margin-left:0;margin-top:0;width:422.3pt;height:760.1pt;z-index:251664384;visibility:visible;mso-wrap-style:square;mso-width-percent:690;mso-height-percent:960;mso-left-percent:20;mso-top-percent:20;mso-wrap-distance-left:9pt;mso-wrap-distance-top:0;mso-wrap-distance-right:9pt;mso-wrap-distance-bottom:0;mso-position-horizontal-relative:page;mso-position-vertical-relative:page;mso-width-percent:690;mso-height-percent:960;mso-left-percent:20;mso-top-percent:20;mso-width-relative:page;mso-height-relative:page;v-text-anchor:middle" o:gfxdata="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" fillcolor="#4472c4 [3204]" stroked="f">
+                    <v:textbox inset="21.6pt,1in,21.6pt">
+                      <w:txbxContent>
+                        <w:sdt>
+                          <w:sdtPr>
+                            <w:rPr>
+                              <w:caps/>
+                              <w:color w:val="FFFFFF" w:themeColor="background1"/>
+                              <w:sz w:val="80"/>
+                              <w:szCs w:val="80"/>
+                            </w:rPr>
+                            <w:alias w:val="Title"/>
+                            <w:id w:val="-1275550102"/>
+                            <w:dataBinding w:prefixMappings="xmlns:ns0='http://schemas.openxmlformats.org/package/2006/metadata/core-properties' xmlns:ns1='http://purl.org/dc/elements/1.1/'" w:xpath="/ns0:coreProperties[1]/ns1:title[1]" w:storeItemID="{6C3C8BC8-F283-45AE-878A-BAB7291924A1}"/>
+                            <w:text/>
+                          </w:sdtPr>
+                          <w:sdtContent>
+                            <w:p>
+                              <w:pPr>
+                                <w:pStyle w:val="Title"/>
+                                <w:jc w:val="right"/>
+                                <w:rPr>
+                                  <w:caps/>
+                                  <w:color w:val="FFFFFF" w:themeColor="background1"/>
+                                  <w:sz w:val="80"/>
+                                  <w:szCs w:val="80"/>
+                                </w:rPr>
+                              </w:pPr>
+                              <w:r>
+                                <w:rPr>
+                                  <w:caps/>
+                                  <w:color w:val="FFFFFF" w:themeColor="background1"/>
+                                  <w:sz w:val="80"/>
+                                  <w:szCs w:val="80"/>
+                                </w:rPr>
+                                <w:t>Greenfield local hub solution proposal</w:t>
+                              </w:r>
+                            </w:p>
+                          </w:sdtContent>
+                        </w:sdt>
+                        <w:p>
+                          <w:pPr>
+                            <w:spacing w:before="240"/>
+                            <w:ind w:left="720"/>
+                            <w:jc w:val="right"/>
+                            <w:rPr>
+                              <w:color w:val="FFFFFF" w:themeColor="background1"/>
+                            </w:rPr>
+                          </w:pPr>
+                        </w:p>
+                        <w:sdt>
+                          <w:sdtPr>
+                            <w:rPr>
+                              <w:color w:val="FFFFFF" w:themeColor="background1"/>
+                              <w:sz w:val="21"/>
+                              <w:szCs w:val="21"/>
+                            </w:rPr>
+                            <w:alias w:val="Abstract"/>
+                            <w:id w:val="-1812170092"/>
+                            <w:showingPlcHdr/>
+                            <w:dataBinding w:prefixMappings="xmlns:ns0='http://schemas.microsoft.com/office/2006/coverPageProps'" w:xpath="/ns0:CoverPageProperties[1]/ns0:Abstract[1]" w:storeItemID="{55AF091B-3C7A-41E3-B477-F2FDAA23CFDA}"/>
+                            <w:text/>
+                          </w:sdtPr>
+                          <w:sdtContent>
+                            <w:p>
+                              <w:pPr>
+                                <w:spacing w:before="240"/>
+                                <w:rPr>
+                                  <w:color w:val="FFFFFF" w:themeColor="background1"/>
+                                </w:rPr>
+                              </w:pPr>
+                              <w:r>
+                                <w:rPr>
+                                  <w:color w:val="FFFFFF" w:themeColor="background1"/>
+                                  <w:sz w:val="21"/>
+                                  <w:szCs w:val="21"/>
+                                </w:rPr>
+                                <w:t xml:space="preserve">     </w:t>
+                              </w:r>
+                            </w:p>
+                          </w:sdtContent>
+                        </w:sdt>
+                      </w:txbxContent>
+                    </v:textbox>
+                    <w10:wrap anchorx="page" anchory="page"/>
+                  </v:rect>
+                </w:pict>
+              </mc:Fallback>
+            </mc:AlternateContent>
+          </w:r>
+          <w:r>
+            <w:rPr>
+              <w:noProof/>
+            </w:rPr>
+            <mc:AlternateContent>
+              <mc:Choice Requires="wps">
+                <w:drawing>
+                  <wp:anchor distT="0" distB="0" distL="114300" distR="114300" simplePos="0" relativeHeight="251665408" behindDoc="0" locked="0" layoutInCell="1" allowOverlap="1" wp14:anchorId="53D39E21" wp14:editId="786636D8">
+                    <wp:simplePos x="0" y="0"/>
+                    <mc:AlternateContent>
+                      <mc:Choice Requires="wp14">
+                        <wp:positionH relativeFrom="page">
+                          <wp14:pctPosHOffset>73000</wp14:pctPosHOffset>
+                        </wp:positionH>
+                      </mc:Choice>
+                      <mc:Fallback>
+                        <wp:positionH relativeFrom="page">
+                          <wp:posOffset>5518785</wp:posOffset>
+                        </wp:positionH>
+                      </mc:Fallback>
+                    </mc:AlternateContent>
+                    <wp:positionV relativeFrom="page">
+                      <wp:align>center</wp:align>
+                    </wp:positionV>
+                    <wp:extent cx="1880870" cy="9655810"/>
+                    <wp:effectExtent l="0" t="0" r="5080" b="2540"/>
+                    <wp:wrapNone/>
+                    <wp:docPr id="472" name="Rectangle 268"/>
+                    <wp:cNvGraphicFramePr>
+                      <a:graphicFrameLocks xmlns:a="http://schemas.openxmlformats.org/drawingml/2006/main"/>
+                    </wp:cNvGraphicFramePr>
+                    <a:graphic xmlns:a="http://schemas.openxmlformats.org/drawingml/2006/main">
+                      <a:graphicData uri="http://schemas.microsoft.com/office/word/2010/wordprocessingShape">
+                        <wps:wsp>
+                          <wps:cNvSpPr>
+                            <a:spLocks/>
+                          </wps:cNvSpPr>
+                          <wps:spPr>
+                            <a:xfrm>
+                              <a:off x="0" y="0"/>
+                              <a:ext cx="1880870" cy="9655810"/>
+                            </a:xfrm>
+                            <a:prstGeom prst="rect">
+                              <a:avLst/>
+                            </a:prstGeom>
+                            <a:solidFill>
+                              <a:schemeClr val="tx2"/>
+                            </a:solidFill>
+                            <a:ln>
+                              <a:noFill/>
+                            </a:ln>
+                          </wps:spPr>
+                          <wps:style>
+                            <a:lnRef idx="2">
+                              <a:schemeClr val="accent1">
+                                <a:shade val="50000"/>
+                              </a:schemeClr>
+                            </a:lnRef>
+                            <a:fillRef idx="1">
+                              <a:schemeClr val="accent1"/>
+                            </a:fillRef>
+                            <a:effectRef idx="0">
+                              <a:schemeClr val="accent1"/>
+                            </a:effectRef>
+                            <a:fontRef idx="minor">
+                              <a:schemeClr val="lt1"/>
+                            </a:fontRef>
+                          </wps:style>
+                          <wps:txbx>
+                            <w:txbxContent>
+                              <w:sdt>
+                                <w:sdtPr>
+                                  <w:rPr>
+                                    <w:rFonts w:cstheme="minorBidi"/>
+                                    <w:color w:val="FFFFFF" w:themeColor="background1"/>
+                                  </w:rPr>
+                                  <w:alias w:val="Subtitle"/>
+                                  <w:id w:val="-505288762"/>
+                                  <w:dataBinding w:prefixMappings="xmlns:ns0='http://schemas.openxmlformats.org/package/2006/metadata/core-properties' xmlns:ns1='http://purl.org/dc/elements/1.1/'" w:xpath="/ns0:coreProperties[1]/ns1:subject[1]" w:storeItemID="{6C3C8BC8-F283-45AE-878A-BAB7291924A1}"/>
+                                  <w:text/>
+                                </w:sdtPr>
+                                <w:sdtContent>
+                                  <w:p>
+                                    <w:pPr>
+                                      <w:pStyle w:val="Subtitle"/>
+                                      <w:rPr>
+                                        <w:rFonts w:cstheme="minorBidi"/>
+                                        <w:color w:val="FFFFFF" w:themeColor="background1"/>
+                                      </w:rPr>
+                                    </w:pPr>
+                                    <w:r>
+                                      <w:rPr>
+                                        <w:rFonts w:cstheme="minorBidi"/>
+                                        <w:color w:val="FFFFFF" w:themeColor="background1"/>
+                                      </w:rPr>
+                                      <w:t>A proposal for Greenfield Local Hub’s solution being developed.</w:t>
+                                    </w:r>
+                                  </w:p>
+                                </w:sdtContent>
+                              </w:sdt>
+                            </w:txbxContent>
+                          </wps:txbx>
+                          <wps:bodyPr rot="0" spcFirstLastPara="0" vertOverflow="overflow" horzOverflow="overflow" vert="horz" wrap="square" lIns="182880" tIns="45720" rIns="182880" bIns="45720" numCol="1" spcCol="0" rtlCol="0" fromWordArt="0" anchor="ctr" anchorCtr="0" forceAA="0" compatLnSpc="1">
+                            <a:prstTxWarp prst="textNoShape">
+                              <a:avLst/>
+                            </a:prstTxWarp>
+                            <a:noAutofit/>
+                          </wps:bodyPr>
+                        </wps:wsp>
+                      </a:graphicData>
+                    </a:graphic>
+                    <wp14:sizeRelH relativeFrom="page">
+                      <wp14:pctWidth>24200</wp14:pctWidth>
+                    </wp14:sizeRelH>
+                    <wp14:sizeRelV relativeFrom="page">
+                      <wp14:pctHeight>96000</wp14:pctHeight>
+                    </wp14:sizeRelV>
+                  </wp:anchor>
+                </w:drawing>
+              </mc:Choice>
+              <mc:Fallback>
+                <w:pict>
+                  <v:rect w14:anchorId="53D39E21" id="Rectangle 268" o:spid="_x0000_s1027" style="position:absolute;margin-left:0;margin-top:0;width:148.1pt;height:760.3pt;z-index:251665408;visibility:visible;mso-wrap-style:square;mso-width-percent:242;mso-height-percent:960;mso-left-percent:730;mso-wrap-distance-left:9pt;mso-wrap-distance-top:0;mso-wrap-distance-right:9pt;mso-wrap-distance-bottom:0;mso-position-horizontal-relative:page;mso-position-vertical:center;mso-position-vertical-relative:page;mso-width-percent:242;mso-height-percent:960;mso-left-percent:730;mso-width-relative:page;mso-height-relative:page;v-text-anchor:middle" o:gfxdata="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" fillcolor="#44546a [3215]" stroked="f" strokeweight="1pt">
+                    <v:textbox inset="14.4pt,,14.4pt">
+                      <w:txbxContent>
+                        <w:sdt>
+                          <w:sdtPr>
+                            <w:rPr>
+                              <w:rFonts w:cstheme="minorBidi"/>
+                              <w:color w:val="FFFFFF" w:themeColor="background1"/>
+                            </w:rPr>
+                            <w:alias w:val="Subtitle"/>
+                            <w:id w:val="-505288762"/>
+                            <w:dataBinding w:prefixMappings="xmlns:ns0='http://schemas.openxmlformats.org/package/2006/metadata/core-properties' xmlns:ns1='http://purl.org/dc/elements/1.1/'" w:xpath="/ns0:coreProperties[1]/ns1:subject[1]" w:storeItemID="{6C3C8BC8-F283-45AE-878A-BAB7291924A1}"/>
+                            <w:text/>
+                          </w:sdtPr>
+                          <w:sdtContent>
+                            <w:p>
+                              <w:pPr>
+                                <w:pStyle w:val="Subtitle"/>
+                                <w:rPr>
+                                  <w:rFonts w:cstheme="minorBidi"/>
+                                  <w:color w:val="FFFFFF" w:themeColor="background1"/>
+                                </w:rPr>
+                              </w:pPr>
+                              <w:r>
+                                <w:rPr>
+                                  <w:rFonts w:cstheme="minorBidi"/>
+                                  <w:color w:val="FFFFFF" w:themeColor="background1"/>
+                                </w:rPr>
+                                <w:t>A proposal for Greenfield Local Hub’s solution being developed.</w:t>
+                              </w:r>
+                            </w:p>
+                          </w:sdtContent>
+                        </w:sdt>
+                      </w:txbxContent>
+                    </v:textbox>
+                    <w10:wrap anchorx="page" anchory="page"/>
+                  </v:rect>
+                </w:pict>
+              </mc:Fallback>
+            </mc:AlternateContent>
+          </w:r>
+        </w:p>
+        <w:p/>
+        <w:p>
+          <w:pPr>
+            <w:rPr>
+              <w:b/>
+              <w:bCs/>
+              <w:sz w:val="28"/>
+              <w:szCs w:val="28"/>
+              <w:u w:val="single"/>
+            </w:rPr>
+          </w:pPr>
+          <w:r>
+            <w:rPr>
+              <w:b/>
+              <w:bCs/>
+              <w:sz w:val="28"/>
+              <w:szCs w:val="28"/>
+              <w:u w:val="single"/>
+            </w:rPr>
+            <w:br w:type="page"/>
+          </w:r>
+        </w:p>
+      </w:sdtContent>
+    </w:sdt>
     <w:p>
       <w:pPr>
         <w:rPr>
@@ -32,315 +468,830 @@
           <w:u w:val="single"/>
         </w:rPr>
       </w:pPr>
-      <w:r>
+    </w:p>
+    <w:sdt>
+      <w:sdtPr>
+        <w:id w:val="-1459330710"/>
+        <w:docPartObj>
+          <w:docPartGallery w:val="Table of Contents"/>
+          <w:docPartUnique/>
+        </w:docPartObj>
+      </w:sdtPr>
+      <w:sdtEndPr>
+        <w:rPr>
+          <w:rFonts w:asciiTheme="minorHAnsi" w:eastAsiaTheme="minorEastAsia" w:hAnsiTheme="minorHAnsi" w:cstheme="minorBidi"/>
+          <w:b/>
+          <w:bCs/>
+          <w:noProof/>
+          <w:color w:val="auto"/>
+          <w:kern w:val="2"/>
+          <w:sz w:val="22"/>
+          <w:szCs w:val="22"/>
+          <w:lang w:val="en-GB" w:eastAsia="en-GB"/>
+          <w14:ligatures w14:val="standardContextual"/>
+        </w:rPr>
+      </w:sdtEndPr>
+      <w:sdtContent>
+        <w:p>
+          <w:pPr>
+            <w:pStyle w:val="TOCHeading"/>
+          </w:pPr>
+          <w:r>
+            <w:t>Contents</w:t>
+          </w:r>
+        </w:p>
+        <w:p>
+          <w:pPr>
+            <w:pStyle w:val="TOC1"/>
+            <w:tabs>
+              <w:tab w:val="right" w:leader="dot" w:pos="9016"/>
+            </w:tabs>
+            <w:rPr>
+              <w:noProof/>
+              <w:sz w:val="24"/>
+              <w:szCs w:val="24"/>
+            </w:rPr>
+          </w:pPr>
+          <w:r>
+            <w:fldChar w:fldCharType="begin"/>
+          </w:r>
+          <w:r>
+            <w:instrText xml:space="preserve"> TOC \o "1-3" \h \z \u </w:instrText>
+          </w:r>
+          <w:r>
+            <w:fldChar w:fldCharType="separate"/>
+          </w:r>
+          <w:hyperlink w:anchor="_Toc224135164" w:history="1">
+            <w:r>
+              <w:rPr>
+                <w:rStyle w:val="Hyperlink"/>
+                <w:noProof/>
+              </w:rPr>
+              <w:t>Business Context</w:t>
+            </w:r>
+            <w:r>
+              <w:rPr>
+                <w:noProof/>
+                <w:webHidden/>
+              </w:rPr>
+              <w:tab/>
+            </w:r>
+            <w:r>
+              <w:rPr>
+                <w:noProof/>
+                <w:webHidden/>
+              </w:rPr>
+              <w:fldChar w:fldCharType="begin"/>
+            </w:r>
+            <w:r>
+              <w:rPr>
+                <w:noProof/>
+                <w:webHidden/>
+              </w:rPr>
+              <w:instrText xml:space="preserve"> PAGEREF _Toc224135164 \h </w:instrText>
+            </w:r>
+            <w:r>
+              <w:rPr>
+                <w:noProof/>
+                <w:webHidden/>
+              </w:rPr>
+            </w:r>
+            <w:r>
+              <w:rPr>
+                <w:noProof/>
+                <w:webHidden/>
+              </w:rPr>
+              <w:fldChar w:fldCharType="separate"/>
+            </w:r>
+            <w:r>
+              <w:rPr>
+                <w:noProof/>
+                <w:webHidden/>
+              </w:rPr>
+              <w:t>1</w:t>
+            </w:r>
+            <w:r>
+              <w:rPr>
+                <w:noProof/>
+                <w:webHidden/>
+              </w:rPr>
+              <w:fldChar w:fldCharType="end"/>
+            </w:r>
+          </w:hyperlink>
+        </w:p>
+        <w:p>
+          <w:pPr>
+            <w:pStyle w:val="TOC1"/>
+            <w:tabs>
+              <w:tab w:val="right" w:leader="dot" w:pos="9016"/>
+            </w:tabs>
+            <w:rPr>
+              <w:noProof/>
+              <w:sz w:val="24"/>
+              <w:szCs w:val="24"/>
+            </w:rPr>
+          </w:pPr>
+          <w:hyperlink w:anchor="_Toc224135165" w:history="1">
+            <w:r>
+              <w:rPr>
+                <w:rStyle w:val="Hyperlink"/>
+                <w:noProof/>
+              </w:rPr>
+              <w:t>Project Aim</w:t>
+            </w:r>
+            <w:r>
+              <w:rPr>
+                <w:noProof/>
+                <w:webHidden/>
+              </w:rPr>
+              <w:tab/>
+            </w:r>
+            <w:r>
+              <w:rPr>
+                <w:noProof/>
+                <w:webHidden/>
+              </w:rPr>
+              <w:fldChar w:fldCharType="begin"/>
+            </w:r>
+            <w:r>
+              <w:rPr>
+                <w:noProof/>
+                <w:webHidden/>
+              </w:rPr>
+              <w:instrText xml:space="preserve"> PAGEREF _Toc224135165 \h </w:instrText>
+            </w:r>
+            <w:r>
+              <w:rPr>
+                <w:noProof/>
+                <w:webHidden/>
+              </w:rPr>
+            </w:r>
+            <w:r>
+              <w:rPr>
+                <w:noProof/>
+                <w:webHidden/>
+              </w:rPr>
+              <w:fldChar w:fldCharType="separate"/>
+            </w:r>
+            <w:r>
+              <w:rPr>
+                <w:noProof/>
+                <w:webHidden/>
+              </w:rPr>
+              <w:t>3</w:t>
+            </w:r>
+            <w:r>
+              <w:rPr>
+                <w:noProof/>
+                <w:webHidden/>
+              </w:rPr>
+              <w:fldChar w:fldCharType="end"/>
+            </w:r>
+          </w:hyperlink>
+        </w:p>
+        <w:p>
+          <w:pPr>
+            <w:pStyle w:val="TOC1"/>
+            <w:tabs>
+              <w:tab w:val="right" w:leader="dot" w:pos="9016"/>
+            </w:tabs>
+            <w:rPr>
+              <w:noProof/>
+              <w:sz w:val="24"/>
+              <w:szCs w:val="24"/>
+            </w:rPr>
+          </w:pPr>
+          <w:hyperlink w:anchor="_Toc224135166" w:history="1">
+            <w:r>
+              <w:rPr>
+                <w:rStyle w:val="Hyperlink"/>
+                <w:noProof/>
+              </w:rPr>
+              <w:t>Non-Functional Requirements</w:t>
+            </w:r>
+            <w:r>
+              <w:rPr>
+                <w:noProof/>
+                <w:webHidden/>
+              </w:rPr>
+              <w:tab/>
+            </w:r>
+            <w:r>
+              <w:rPr>
+                <w:noProof/>
+                <w:webHidden/>
+              </w:rPr>
+              <w:fldChar w:fldCharType="begin"/>
+            </w:r>
+            <w:r>
+              <w:rPr>
+                <w:noProof/>
+                <w:webHidden/>
+              </w:rPr>
+              <w:instrText xml:space="preserve"> PAGEREF _Toc224135166 \h </w:instrText>
+            </w:r>
+            <w:r>
+              <w:rPr>
+                <w:noProof/>
+                <w:webHidden/>
+              </w:rPr>
+            </w:r>
+            <w:r>
+              <w:rPr>
+                <w:noProof/>
+                <w:webHidden/>
+              </w:rPr>
+              <w:fldChar w:fldCharType="separate"/>
+            </w:r>
+            <w:r>
+              <w:rPr>
+                <w:noProof/>
+                <w:webHidden/>
+              </w:rPr>
+              <w:t>10</w:t>
+            </w:r>
+            <w:r>
+              <w:rPr>
+                <w:noProof/>
+                <w:webHidden/>
+              </w:rPr>
+              <w:fldChar w:fldCharType="end"/>
+            </w:r>
+          </w:hyperlink>
+        </w:p>
+        <w:p>
+          <w:pPr>
+            <w:pStyle w:val="TOC1"/>
+            <w:tabs>
+              <w:tab w:val="right" w:leader="dot" w:pos="9016"/>
+            </w:tabs>
+            <w:rPr>
+              <w:noProof/>
+              <w:sz w:val="24"/>
+              <w:szCs w:val="24"/>
+            </w:rPr>
+          </w:pPr>
+          <w:hyperlink w:anchor="_Toc224135167" w:history="1">
+            <w:r>
+              <w:rPr>
+                <w:rStyle w:val="Hyperlink"/>
+                <w:noProof/>
+              </w:rPr>
+              <w:t>Hierarchy Diagram</w:t>
+            </w:r>
+            <w:r>
+              <w:rPr>
+                <w:noProof/>
+                <w:webHidden/>
+              </w:rPr>
+              <w:tab/>
+            </w:r>
+            <w:r>
+              <w:rPr>
+                <w:noProof/>
+                <w:webHidden/>
+              </w:rPr>
+              <w:fldChar w:fldCharType="begin"/>
+            </w:r>
+            <w:r>
+              <w:rPr>
+                <w:noProof/>
+                <w:webHidden/>
+              </w:rPr>
+              <w:instrText xml:space="preserve"> PAGEREF _Toc224135167 \h </w:instrText>
+            </w:r>
+            <w:r>
+              <w:rPr>
+                <w:noProof/>
+                <w:webHidden/>
+              </w:rPr>
+            </w:r>
+            <w:r>
+              <w:rPr>
+                <w:noProof/>
+                <w:webHidden/>
+              </w:rPr>
+              <w:fldChar w:fldCharType="separate"/>
+            </w:r>
+            <w:r>
+              <w:rPr>
+                <w:noProof/>
+                <w:webHidden/>
+              </w:rPr>
+              <w:t>14</w:t>
+            </w:r>
+            <w:r>
+              <w:rPr>
+                <w:noProof/>
+                <w:webHidden/>
+              </w:rPr>
+              <w:fldChar w:fldCharType="end"/>
+            </w:r>
+          </w:hyperlink>
+        </w:p>
+        <w:p>
+          <w:pPr>
+            <w:pStyle w:val="TOC1"/>
+            <w:tabs>
+              <w:tab w:val="right" w:leader="dot" w:pos="9016"/>
+            </w:tabs>
+            <w:rPr>
+              <w:noProof/>
+              <w:sz w:val="24"/>
+              <w:szCs w:val="24"/>
+            </w:rPr>
+          </w:pPr>
+          <w:hyperlink w:anchor="_Toc224135168" w:history="1">
+            <w:r>
+              <w:rPr>
+                <w:rStyle w:val="Hyperlink"/>
+                <w:noProof/>
+              </w:rPr>
+              <w:t>UI Consideration</w:t>
+            </w:r>
+            <w:r>
+              <w:rPr>
+                <w:noProof/>
+                <w:webHidden/>
+              </w:rPr>
+              <w:tab/>
+            </w:r>
+            <w:r>
+              <w:rPr>
+                <w:noProof/>
+                <w:webHidden/>
+              </w:rPr>
+              <w:fldChar w:fldCharType="begin"/>
+            </w:r>
+            <w:r>
+              <w:rPr>
+                <w:noProof/>
+                <w:webHidden/>
+              </w:rPr>
+              <w:instrText xml:space="preserve"> PAGEREF _Toc224135168 \h </w:instrText>
+            </w:r>
+            <w:r>
+              <w:rPr>
+                <w:noProof/>
+                <w:webHidden/>
+              </w:rPr>
+            </w:r>
+            <w:r>
+              <w:rPr>
+                <w:noProof/>
+                <w:webHidden/>
+              </w:rPr>
+              <w:fldChar w:fldCharType="separate"/>
+            </w:r>
+            <w:r>
+              <w:rPr>
+                <w:noProof/>
+                <w:webHidden/>
+              </w:rPr>
+              <w:t>14</w:t>
+            </w:r>
+            <w:r>
+              <w:rPr>
+                <w:noProof/>
+                <w:webHidden/>
+              </w:rPr>
+              <w:fldChar w:fldCharType="end"/>
+            </w:r>
+          </w:hyperlink>
+        </w:p>
+        <w:p>
+          <w:pPr>
+            <w:pStyle w:val="TOC1"/>
+            <w:tabs>
+              <w:tab w:val="right" w:leader="dot" w:pos="9016"/>
+            </w:tabs>
+            <w:rPr>
+              <w:noProof/>
+              <w:sz w:val="24"/>
+              <w:szCs w:val="24"/>
+            </w:rPr>
+          </w:pPr>
+          <w:hyperlink w:anchor="_Toc224135169" w:history="1">
+            <w:r>
+              <w:rPr>
+                <w:rStyle w:val="Hyperlink"/>
+                <w:noProof/>
+              </w:rPr>
+              <w:t>Security Considerations</w:t>
+            </w:r>
+            <w:r>
+              <w:rPr>
+                <w:noProof/>
+                <w:webHidden/>
+              </w:rPr>
+              <w:tab/>
+            </w:r>
+            <w:r>
+              <w:rPr>
+                <w:noProof/>
+                <w:webHidden/>
+              </w:rPr>
+              <w:fldChar w:fldCharType="begin"/>
+            </w:r>
+            <w:r>
+              <w:rPr>
+                <w:noProof/>
+                <w:webHidden/>
+              </w:rPr>
+              <w:instrText xml:space="preserve"> PAGEREF _Toc224135169 \h </w:instrText>
+            </w:r>
+            <w:r>
+              <w:rPr>
+                <w:noProof/>
+                <w:webHidden/>
+              </w:rPr>
+            </w:r>
+            <w:r>
+              <w:rPr>
+                <w:noProof/>
+                <w:webHidden/>
+              </w:rPr>
+              <w:fldChar w:fldCharType="separate"/>
+            </w:r>
+            <w:r>
+              <w:rPr>
+                <w:noProof/>
+                <w:webHidden/>
+              </w:rPr>
+              <w:t>15</w:t>
+            </w:r>
+            <w:r>
+              <w:rPr>
+                <w:noProof/>
+                <w:webHidden/>
+              </w:rPr>
+              <w:fldChar w:fldCharType="end"/>
+            </w:r>
+          </w:hyperlink>
+        </w:p>
+        <w:p>
+          <w:pPr>
+            <w:pStyle w:val="TOC2"/>
+            <w:tabs>
+              <w:tab w:val="right" w:leader="dot" w:pos="9016"/>
+            </w:tabs>
+            <w:rPr>
+              <w:noProof/>
+            </w:rPr>
+          </w:pPr>
+          <w:hyperlink w:anchor="_Toc224135170" w:history="1">
+            <w:r>
+              <w:rPr>
+                <w:rStyle w:val="Hyperlink"/>
+                <w:noProof/>
+              </w:rPr>
+              <w:t>Risk Mitigation</w:t>
+            </w:r>
+            <w:r>
+              <w:rPr>
+                <w:noProof/>
+                <w:webHidden/>
+              </w:rPr>
+              <w:tab/>
+            </w:r>
+            <w:r>
+              <w:rPr>
+                <w:noProof/>
+                <w:webHidden/>
+              </w:rPr>
+              <w:fldChar w:fldCharType="begin"/>
+            </w:r>
+            <w:r>
+              <w:rPr>
+                <w:noProof/>
+                <w:webHidden/>
+              </w:rPr>
+              <w:instrText xml:space="preserve"> PAGEREF _Toc224135170 \h </w:instrText>
+            </w:r>
+            <w:r>
+              <w:rPr>
+                <w:noProof/>
+                <w:webHidden/>
+              </w:rPr>
+            </w:r>
+            <w:r>
+              <w:rPr>
+                <w:noProof/>
+                <w:webHidden/>
+              </w:rPr>
+              <w:fldChar w:fldCharType="separate"/>
+            </w:r>
+            <w:r>
+              <w:rPr>
+                <w:noProof/>
+                <w:webHidden/>
+              </w:rPr>
+              <w:t>15</w:t>
+            </w:r>
+            <w:r>
+              <w:rPr>
+                <w:noProof/>
+                <w:webHidden/>
+              </w:rPr>
+              <w:fldChar w:fldCharType="end"/>
+            </w:r>
+          </w:hyperlink>
+        </w:p>
+        <w:p>
+          <w:pPr>
+            <w:pStyle w:val="TOC2"/>
+            <w:tabs>
+              <w:tab w:val="right" w:leader="dot" w:pos="9016"/>
+            </w:tabs>
+            <w:rPr>
+              <w:noProof/>
+            </w:rPr>
+          </w:pPr>
+          <w:hyperlink w:anchor="_Toc224135171" w:history="1">
+            <w:r>
+              <w:rPr>
+                <w:rStyle w:val="Hyperlink"/>
+                <w:noProof/>
+              </w:rPr>
+              <w:t>Risk Matrix</w:t>
+            </w:r>
+            <w:r>
+              <w:rPr>
+                <w:noProof/>
+                <w:webHidden/>
+              </w:rPr>
+              <w:tab/>
+            </w:r>
+            <w:r>
+              <w:rPr>
+                <w:noProof/>
+                <w:webHidden/>
+              </w:rPr>
+              <w:fldChar w:fldCharType="begin"/>
+            </w:r>
+            <w:r>
+              <w:rPr>
+                <w:noProof/>
+                <w:webHidden/>
+              </w:rPr>
+              <w:instrText xml:space="preserve"> PAGEREF _Toc224135171 \h </w:instrText>
+            </w:r>
+            <w:r>
+              <w:rPr>
+                <w:noProof/>
+                <w:webHidden/>
+              </w:rPr>
+            </w:r>
+            <w:r>
+              <w:rPr>
+                <w:noProof/>
+                <w:webHidden/>
+              </w:rPr>
+              <w:fldChar w:fldCharType="separate"/>
+            </w:r>
+            <w:r>
+              <w:rPr>
+                <w:noProof/>
+                <w:webHidden/>
+              </w:rPr>
+              <w:t>15</w:t>
+            </w:r>
+            <w:r>
+              <w:rPr>
+                <w:noProof/>
+                <w:webHidden/>
+              </w:rPr>
+              <w:fldChar w:fldCharType="end"/>
+            </w:r>
+          </w:hyperlink>
+        </w:p>
+        <w:p>
+          <w:pPr>
+            <w:pStyle w:val="TOC2"/>
+            <w:tabs>
+              <w:tab w:val="right" w:leader="dot" w:pos="9016"/>
+            </w:tabs>
+            <w:rPr>
+              <w:noProof/>
+            </w:rPr>
+          </w:pPr>
+          <w:hyperlink w:anchor="_Toc224135172" w:history="1">
+            <w:r>
+              <w:rPr>
+                <w:rStyle w:val="Hyperlink"/>
+                <w:noProof/>
+              </w:rPr>
+              <w:t>Risk Descriptions</w:t>
+            </w:r>
+            <w:r>
+              <w:rPr>
+                <w:noProof/>
+                <w:webHidden/>
+              </w:rPr>
+              <w:tab/>
+            </w:r>
+            <w:r>
+              <w:rPr>
+                <w:noProof/>
+                <w:webHidden/>
+              </w:rPr>
+              <w:fldChar w:fldCharType="begin"/>
+            </w:r>
+            <w:r>
+              <w:rPr>
+                <w:noProof/>
+                <w:webHidden/>
+              </w:rPr>
+              <w:instrText xml:space="preserve"> PAGEREF _Toc224135172 \h </w:instrText>
+            </w:r>
+            <w:r>
+              <w:rPr>
+                <w:noProof/>
+                <w:webHidden/>
+              </w:rPr>
+            </w:r>
+            <w:r>
+              <w:rPr>
+                <w:noProof/>
+                <w:webHidden/>
+              </w:rPr>
+              <w:fldChar w:fldCharType="separate"/>
+            </w:r>
+            <w:r>
+              <w:rPr>
+                <w:noProof/>
+                <w:webHidden/>
+              </w:rPr>
+              <w:t>15</w:t>
+            </w:r>
+            <w:r>
+              <w:rPr>
+                <w:noProof/>
+                <w:webHidden/>
+              </w:rPr>
+              <w:fldChar w:fldCharType="end"/>
+            </w:r>
+          </w:hyperlink>
+        </w:p>
+        <w:p>
+          <w:pPr>
+            <w:pStyle w:val="TOC2"/>
+            <w:tabs>
+              <w:tab w:val="right" w:leader="dot" w:pos="9016"/>
+            </w:tabs>
+            <w:rPr>
+              <w:noProof/>
+            </w:rPr>
+          </w:pPr>
+          <w:hyperlink w:anchor="_Toc224135173" w:history="1">
+            <w:r>
+              <w:rPr>
+                <w:rStyle w:val="Hyperlink"/>
+                <w:noProof/>
+              </w:rPr>
+              <w:t>Risk Matrix</w:t>
+            </w:r>
+            <w:r>
+              <w:rPr>
+                <w:noProof/>
+                <w:webHidden/>
+              </w:rPr>
+              <w:tab/>
+            </w:r>
+            <w:r>
+              <w:rPr>
+                <w:noProof/>
+                <w:webHidden/>
+              </w:rPr>
+              <w:fldChar w:fldCharType="begin"/>
+            </w:r>
+            <w:r>
+              <w:rPr>
+                <w:noProof/>
+                <w:webHidden/>
+              </w:rPr>
+              <w:instrText xml:space="preserve"> PAGEREF _Toc224135173 \h </w:instrText>
+            </w:r>
+            <w:r>
+              <w:rPr>
+                <w:noProof/>
+                <w:webHidden/>
+              </w:rPr>
+            </w:r>
+            <w:r>
+              <w:rPr>
+                <w:noProof/>
+                <w:webHidden/>
+              </w:rPr>
+              <w:fldChar w:fldCharType="separate"/>
+            </w:r>
+            <w:r>
+              <w:rPr>
+                <w:noProof/>
+                <w:webHidden/>
+              </w:rPr>
+              <w:t>16</w:t>
+            </w:r>
+            <w:r>
+              <w:rPr>
+                <w:noProof/>
+                <w:webHidden/>
+              </w:rPr>
+              <w:fldChar w:fldCharType="end"/>
+            </w:r>
+          </w:hyperlink>
+        </w:p>
+        <w:p>
+          <w:pPr>
+            <w:pStyle w:val="TOC1"/>
+            <w:tabs>
+              <w:tab w:val="right" w:leader="dot" w:pos="9016"/>
+            </w:tabs>
+            <w:rPr>
+              <w:noProof/>
+              <w:sz w:val="24"/>
+              <w:szCs w:val="24"/>
+            </w:rPr>
+          </w:pPr>
+          <w:hyperlink w:anchor="_Toc224135174" w:history="1">
+            <w:r>
+              <w:rPr>
+                <w:rStyle w:val="Hyperlink"/>
+                <w:noProof/>
+              </w:rPr>
+              <w:t>Legal and Regulatory Guideline Considerations</w:t>
+            </w:r>
+            <w:r>
+              <w:rPr>
+                <w:noProof/>
+                <w:webHidden/>
+              </w:rPr>
+              <w:tab/>
+            </w:r>
+            <w:r>
+              <w:rPr>
+                <w:noProof/>
+                <w:webHidden/>
+              </w:rPr>
+              <w:fldChar w:fldCharType="begin"/>
+            </w:r>
+            <w:r>
+              <w:rPr>
+                <w:noProof/>
+                <w:webHidden/>
+              </w:rPr>
+              <w:instrText xml:space="preserve"> PAGEREF _Toc224135174 \h </w:instrText>
+            </w:r>
+            <w:r>
+              <w:rPr>
+                <w:noProof/>
+                <w:webHidden/>
+              </w:rPr>
+            </w:r>
+            <w:r>
+              <w:rPr>
+                <w:noProof/>
+                <w:webHidden/>
+              </w:rPr>
+              <w:fldChar w:fldCharType="separate"/>
+            </w:r>
+            <w:r>
+              <w:rPr>
+                <w:noProof/>
+                <w:webHidden/>
+              </w:rPr>
+              <w:t>18</w:t>
+            </w:r>
+            <w:r>
+              <w:rPr>
+                <w:noProof/>
+                <w:webHidden/>
+              </w:rPr>
+              <w:fldChar w:fldCharType="end"/>
+            </w:r>
+          </w:hyperlink>
+        </w:p>
+        <w:p>
+          <w:r>
+            <w:rPr>
+              <w:b/>
+              <w:bCs/>
+              <w:noProof/>
+            </w:rPr>
+            <w:fldChar w:fldCharType="end"/>
+          </w:r>
+        </w:p>
+      </w:sdtContent>
+    </w:sdt>
+    <w:p>
+      <w:pPr>
         <w:rPr>
           <w:b/>
           <w:bCs/>
           <w:u w:val="single"/>
         </w:rPr>
-        <w:t>Business Context</w:t>
-      </w:r>
+      </w:pPr>
     </w:p>
-    <w:p>
-      <w:r>
-        <w:t>The problems being solved for Greenfield Local Hub (GLH) have a large variety of reasonings behind them.</w:t>
-      </w:r>
-    </w:p>
-    <w:p/>
-    <w:p>
-      <w:pPr>
-        <w:rPr>
-          <w:b/>
-          <w:bCs/>
-        </w:rPr>
-      </w:pPr>
-      <w:r>
-        <w:rPr>
-          <w:b/>
-          <w:bCs/>
-        </w:rPr>
-        <w:t>Provide information about producers, their methods and the benefits of buying locally</w:t>
-      </w:r>
-    </w:p>
-    <w:p>
-      <w:r>
-        <w:t xml:space="preserve">The problem we are solving here is that customers may not always understand where foods are sourced from or how they are produced. Without information about farmers and producers being made clear, it creates opportunity for customers to overlook locally sourced product, leading to them potentially purchasing from large commercial suppliers instead. The solution will be able to provide thorough information about each producer, alongside their farming or production methods, background and the benefits of buying locally produced food and drink. </w:t>
-      </w:r>
-      <w:r>
-        <w:t>Customers making informed decisions would benefit the business as customers know what they’re paying for and it would build a stronger connection with local producers, which increases trust in the brand, encouraging customers to support the economy locally and improving GLH’s reputation overall.</w:t>
-      </w:r>
-    </w:p>
-    <w:p/>
-    <w:p>
-      <w:pPr>
-        <w:rPr>
-          <w:b/>
-          <w:bCs/>
-        </w:rPr>
-      </w:pPr>
-      <w:r>
-        <w:rPr>
-          <w:b/>
-          <w:bCs/>
-        </w:rPr>
-        <w:t>Provide customers the ability to view products with transparent pricing and availability</w:t>
-      </w:r>
-    </w:p>
-    <w:p>
-      <w:r>
-        <w:t xml:space="preserve">The problem we are solving here is that customers may not know what products are available at the moment, or the prices of certain products before visiting the hub. This confusion may </w:t>
-      </w:r>
-      <w:r>
-        <w:t>cause</w:t>
-      </w:r>
-      <w:r>
-        <w:t xml:space="preserve"> frustration,</w:t>
-      </w:r>
-      <w:r>
-        <w:t xml:space="preserve"> which could lead to unnecessary enquiries being made to staff as customers want to check if a product is available or not. This is why the digital solution will provide a catalogue of products accessible by customers to view items with their prices, descriptions and stock availability. Being able to browse products easily benefits the business as customers can make easy use of the solution and make informed decisions whilst purchasing product, which would reduce the number of enquiries which are received by staff, and increase the number of successful purchases made through the solution due to ease of use and understandability.</w:t>
-      </w:r>
-    </w:p>
-    <w:p/>
-    <w:p>
-      <w:pPr>
-        <w:rPr>
-          <w:b/>
-          <w:bCs/>
-        </w:rPr>
-      </w:pPr>
-      <w:r>
-        <w:rPr>
-          <w:b/>
-          <w:bCs/>
-        </w:rPr>
-        <w:t>Allow customers to place orders for collection or delivery</w:t>
-      </w:r>
-    </w:p>
-    <w:p>
-      <w:r>
-        <w:t xml:space="preserve">The problem we are solving here is that </w:t>
-      </w:r>
-      <w:r>
-        <w:t>inconvenience and inefficacy may be created as customers may need to visit the hub physically or contact staff to place an order. This is inconvenient and inefficient as manual ordering processing increase the chance of errors occurring and miscommunication between staff and customers happening. Through an online ordering where customers are able to select the products they want and choose between collection from the hub or delivery to their location, this can be solved. This benefits the business since customers can make orders at any time, improving convenience/ease of use and encourages more purchases whilst reducing the workload which are placed upon staff members.</w:t>
-      </w:r>
-    </w:p>
-    <w:p/>
-    <w:p>
-      <w:pPr>
-        <w:rPr>
-          <w:b/>
-          <w:bCs/>
-        </w:rPr>
-      </w:pPr>
-      <w:r>
-        <w:rPr>
-          <w:b/>
-          <w:bCs/>
-        </w:rPr>
-        <w:t>Allow customers to manage their accounts and view order history</w:t>
-      </w:r>
-    </w:p>
-    <w:p>
-      <w:r>
-        <w:t xml:space="preserve">The problem we are solving here is that at the moment customers have no simple way of tracking purchases which were previously made or accessing and managing their personal information </w:t>
-      </w:r>
-      <w:r>
-        <w:t xml:space="preserve">if </w:t>
-      </w:r>
-      <w:r>
-        <w:lastRenderedPageBreak/>
-        <w:t>orders are handled manually. Not only this, but without a secure account system, there may also be difficulty when storing and managing information of customers safely. However, the solution will allow customers to create accounts which they’re able to manage, which will also allow them to store personal details securely and view order history to see purchases previously made. This benefits the business since</w:t>
-      </w:r>
-      <w:r>
-        <w:t xml:space="preserve"> the overall user experience is boosted due to more functionality and allows the business to maintain a strong relationship with returning customers, whilst also making sure that the data of customers are stored and managed both safely and responsibly.</w:t>
-      </w:r>
-    </w:p>
-    <w:p/>
-    <w:p>
-      <w:pPr>
-        <w:rPr>
-          <w:b/>
-          <w:bCs/>
-        </w:rPr>
-      </w:pPr>
-      <w:r>
-        <w:rPr>
-          <w:b/>
-          <w:bCs/>
-        </w:rPr>
-        <w:t>Provide producers with a dashboard to manage stock levels, update product details and view orders</w:t>
-      </w:r>
-    </w:p>
-    <w:p>
-      <w:r>
-        <w:t xml:space="preserve">The problem we are solving here is that at the moment producers currently may not have a system which is centralised to be able to manage necessary information like products, stock levels and also incoming orders. This could cause delay when updating the availability of products, which may lead to information which is incorrect being displayed to the customers. However, the solution will include a dashboard which is accessible by producers to manage their product listings, update the stock levels and view customer orders. This will benefit the business as </w:t>
-      </w:r>
-      <w:r>
-        <w:t>it makes sure that product information is correct</w:t>
-      </w:r>
-      <w:r>
-        <w:t xml:space="preserve"> and accurate which will avoid issues when customers are making purchases, and will also allow for producers to efficiently manage their products while reducing workload for staff.</w:t>
-      </w:r>
-    </w:p>
-    <w:p/>
-    <w:p>
-      <w:pPr>
-        <w:rPr>
-          <w:b/>
-          <w:bCs/>
-        </w:rPr>
-      </w:pPr>
-      <w:r>
-        <w:rPr>
-          <w:b/>
-          <w:bCs/>
-        </w:rPr>
-        <w:t>Provide order management, scheduling and tracking features</w:t>
-      </w:r>
-    </w:p>
-    <w:p>
-      <w:r>
-        <w:t xml:space="preserve">The problem we are solving here is that at the moment customers may not have clear visibility and understanding on the status of the orders they have made once placed. Without </w:t>
-      </w:r>
-      <w:r>
-        <w:t>proper order tracking or scheduling information in place for the user to see, customers may be confused and uncertain as to when their order will be ready for collection or delivered. However, the solution will provide features for order management to the user which allows the customer to track order progress and view any necessary scheduling information. This</w:t>
-      </w:r>
-      <w:r>
-        <w:t xml:space="preserve"> will</w:t>
-      </w:r>
-      <w:r>
-        <w:t xml:space="preserve"> benefit the business as transparency </w:t>
-      </w:r>
-      <w:r>
-        <w:t xml:space="preserve">is improved through allowing users to see the current status of their order, which will also </w:t>
-      </w:r>
-      <w:r>
-        <w:t xml:space="preserve">reduce the number of enquiries customers make </w:t>
-      </w:r>
-      <w:r>
-        <w:t>regarding</w:t>
-      </w:r>
-      <w:r>
-        <w:t xml:space="preserve"> the </w:t>
-      </w:r>
-      <w:r>
-        <w:t xml:space="preserve">current </w:t>
-      </w:r>
-      <w:r>
-        <w:t xml:space="preserve">status of their order, whilst also </w:t>
-      </w:r>
-      <w:r>
-        <w:t xml:space="preserve">making sure that </w:t>
-      </w:r>
-      <w:r>
-        <w:t xml:space="preserve">the experience for the customer </w:t>
-      </w:r>
-      <w:r>
-        <w:t xml:space="preserve">is </w:t>
-      </w:r>
-      <w:r>
-        <w:t>overall</w:t>
-      </w:r>
-      <w:r>
-        <w:t xml:space="preserve"> improved</w:t>
-      </w:r>
-      <w:r>
-        <w:t>.</w:t>
-      </w:r>
-    </w:p>
-    <w:p/>
-    <w:p>
-      <w:pPr>
-        <w:rPr>
-          <w:b/>
-          <w:bCs/>
-        </w:rPr>
-      </w:pPr>
-      <w:r>
-        <w:rPr>
-          <w:b/>
-          <w:bCs/>
-        </w:rPr>
-        <w:t>Provide a loyalty scheme that offers discounts and special offers</w:t>
-      </w:r>
-    </w:p>
-    <w:p>
-      <w:r>
-        <w:t xml:space="preserve">The problem we are solving here is that at the moment customers may not feel any strong incentives to continue making purchases of products from Greenfield Local Hub on a regular basis. This is because without a customer reward system, businesses often struggle to keep hold of returning customers and encourage repeat purchases being made. The digital solution will include a loyalty scheme which gives customers rewards like a special offer or discount when they make purchases of products from the hub, for example a five percent discount on their next order. </w:t>
-      </w:r>
-      <w:r>
-        <w:t xml:space="preserve">Because of this, the </w:t>
-      </w:r>
-      <w:r>
-        <w:t>number</w:t>
-      </w:r>
-      <w:r>
-        <w:t xml:space="preserve"> of repeat purchases made will be increased, which is a benefit for the business. Not only this, but it’s also a benefit for the business as it</w:t>
-      </w:r>
-      <w:r>
-        <w:t xml:space="preserve"> </w:t>
-      </w:r>
-      <w:r>
-        <w:t>allows for them to keep their customers and maintain retention</w:t>
-      </w:r>
-      <w:r>
-        <w:t xml:space="preserve">, which helps </w:t>
-      </w:r>
-      <w:r>
-        <w:t>the brand</w:t>
-      </w:r>
-      <w:r>
-        <w:t xml:space="preserve"> strengthen their relationships </w:t>
-      </w:r>
-      <w:r>
-        <w:t>between customers</w:t>
-      </w:r>
-      <w:r>
-        <w:t xml:space="preserve"> and </w:t>
-      </w:r>
-      <w:r>
-        <w:t>create a strong</w:t>
-      </w:r>
-      <w:r>
-        <w:t xml:space="preserve"> bond </w:t>
-      </w:r>
-      <w:r>
-        <w:t>with customers.</w:t>
-      </w:r>
-    </w:p>
-    <w:p/>
-    <w:p>
-      <w:pPr>
-        <w:rPr>
-          <w:b/>
-          <w:bCs/>
-        </w:rPr>
-      </w:pPr>
-      <w:r>
-        <w:rPr>
-          <w:b/>
-          <w:bCs/>
-        </w:rPr>
-        <w:t>Provide accessibility features to support a wide range of users</w:t>
-      </w:r>
-    </w:p>
-    <w:p>
-      <w:r>
-        <w:t xml:space="preserve">The problem we are solving here is that users who may have impairments like visual impairment, cognitive or motor difficulty may struggle to make use of and access digital platforms if the correct accessibility features are not provided to suit their needs. However, the digital solution will include accessibility features such as adjustable font sizes, high contrast modes, screen reader and a dark mode to ensure a wide range of users are supported. This benefits the business as it ensures the solution/platform can be used by a larger audience, whilst also complying with any accessibility guidelines like WCAG, improving </w:t>
-      </w:r>
-      <w:r>
-        <w:t>inclusivity for users and boosting the reputation of Greenfield Local Hub.</w:t>
-      </w:r>
-    </w:p>
-    <w:p/>
-    <w:p/>
-    <w:p>
-      <w:r>
-        <w:t xml:space="preserve"> </w:t>
-      </w:r>
-    </w:p>
-    <w:p/>
-    <w:p/>
     <w:p>
       <w:pPr>
         <w:rPr>
@@ -349,14 +1300,763 @@
           <w:u w:val="single"/>
         </w:rPr>
       </w:pPr>
-      <w:r>
+    </w:p>
+    <w:p>
+      <w:pPr>
         <w:rPr>
           <w:b/>
           <w:bCs/>
           <w:u w:val="single"/>
         </w:rPr>
+      </w:pPr>
+    </w:p>
+    <w:p>
+      <w:pPr>
+        <w:rPr>
+          <w:b/>
+          <w:bCs/>
+          <w:u w:val="single"/>
+        </w:rPr>
+      </w:pPr>
+    </w:p>
+    <w:p>
+      <w:pPr>
+        <w:pStyle w:val="Heading1"/>
+      </w:pPr>
+      <w:bookmarkStart w:id="0" w:name="_Toc224135164"/>
+      <w:r>
+        <w:t>Business Context</w:t>
+      </w:r>
+      <w:bookmarkEnd w:id="0"/>
+    </w:p>
+    <w:p>
+      <w:r>
+        <w:t xml:space="preserve">The problems </w:t>
+      </w:r>
+      <w:proofErr w:type="gramStart"/>
+      <w:r>
+        <w:t>being solved</w:t>
+      </w:r>
+      <w:proofErr w:type="gramEnd"/>
+      <w:r>
+        <w:t xml:space="preserve"> for Greenfield Local Hub (GLH) have a large variety of reasonings behind them.</w:t>
+      </w:r>
+    </w:p>
+    <w:p/>
+    <w:p>
+      <w:pPr>
+        <w:rPr>
+          <w:b/>
+          <w:bCs/>
+        </w:rPr>
+      </w:pPr>
+      <w:r>
+        <w:rPr>
+          <w:b/>
+          <w:bCs/>
+        </w:rPr>
+        <w:t xml:space="preserve">Provide information about producers, their </w:t>
+      </w:r>
+      <w:proofErr w:type="gramStart"/>
+      <w:r>
+        <w:rPr>
+          <w:b/>
+          <w:bCs/>
+        </w:rPr>
+        <w:t>methods</w:t>
+      </w:r>
+      <w:proofErr w:type="gramEnd"/>
+      <w:r>
+        <w:rPr>
+          <w:b/>
+          <w:bCs/>
+        </w:rPr>
+        <w:t xml:space="preserve"> and the benefits of buying </w:t>
+      </w:r>
+      <w:proofErr w:type="gramStart"/>
+      <w:r>
+        <w:rPr>
+          <w:b/>
+          <w:bCs/>
+        </w:rPr>
+        <w:t>locally</w:t>
+      </w:r>
+      <w:proofErr w:type="gramEnd"/>
+    </w:p>
+    <w:p>
+      <w:r>
+        <w:t xml:space="preserve">The problem we are solving here is that customers may not always understand where foods </w:t>
+      </w:r>
+      <w:proofErr w:type="gramStart"/>
+      <w:r>
+        <w:t>are sourced</w:t>
+      </w:r>
+      <w:proofErr w:type="gramEnd"/>
+      <w:r>
+        <w:t xml:space="preserve"> from or how they </w:t>
+      </w:r>
+      <w:proofErr w:type="gramStart"/>
+      <w:r>
+        <w:t>are produced</w:t>
+      </w:r>
+      <w:proofErr w:type="gramEnd"/>
+      <w:r>
+        <w:t xml:space="preserve">. Without information about farmers and producers </w:t>
+      </w:r>
+      <w:proofErr w:type="gramStart"/>
+      <w:r>
+        <w:t>being made</w:t>
+      </w:r>
+      <w:proofErr w:type="gramEnd"/>
+      <w:r>
+        <w:t xml:space="preserve"> clear, it creates opportunity for customers to overlook locally sourced product, leading to them potentially purchasing from large commercial suppliers instead. The solution will be able to provide thorough information about each producer, alongside their farming or production methods, </w:t>
+      </w:r>
+      <w:proofErr w:type="gramStart"/>
+      <w:r>
+        <w:t>background</w:t>
+      </w:r>
+      <w:proofErr w:type="gramEnd"/>
+      <w:r>
+        <w:t xml:space="preserve"> and the benefits of buying locally produced food and drink. </w:t>
+      </w:r>
+      <w:r>
+        <w:t xml:space="preserve">Customers making informed decisions would benefit the business as customers know what </w:t>
+      </w:r>
+      <w:proofErr w:type="gramStart"/>
+      <w:r>
+        <w:t>they’re</w:t>
+      </w:r>
+      <w:proofErr w:type="gramEnd"/>
+      <w:r>
+        <w:t xml:space="preserve"> paying </w:t>
+      </w:r>
+      <w:proofErr w:type="gramStart"/>
+      <w:r>
+        <w:t>for</w:t>
+      </w:r>
+      <w:proofErr w:type="gramEnd"/>
+      <w:r>
+        <w:t xml:space="preserve"> and it would build a stronger connection with local producers, which increases trust in the brand, encouraging customers to support the economy locally and improving GLH’s reputation overall.</w:t>
+      </w:r>
+    </w:p>
+    <w:p/>
+    <w:p>
+      <w:pPr>
+        <w:rPr>
+          <w:b/>
+          <w:bCs/>
+        </w:rPr>
+      </w:pPr>
+      <w:r>
+        <w:rPr>
+          <w:b/>
+          <w:bCs/>
+        </w:rPr>
+        <w:t xml:space="preserve">Provide customers the ability to view products with transparent pricing and </w:t>
+      </w:r>
+      <w:proofErr w:type="gramStart"/>
+      <w:r>
+        <w:rPr>
+          <w:b/>
+          <w:bCs/>
+        </w:rPr>
+        <w:t>availability</w:t>
+      </w:r>
+      <w:proofErr w:type="gramEnd"/>
+    </w:p>
+    <w:p>
+      <w:r>
+        <w:t xml:space="preserve">The problem we are solving here is that customers may not know what products are available </w:t>
+      </w:r>
+      <w:proofErr w:type="gramStart"/>
+      <w:r>
+        <w:t>at the moment</w:t>
+      </w:r>
+      <w:proofErr w:type="gramEnd"/>
+      <w:r>
+        <w:t xml:space="preserve">, or the prices of certain products before visiting the hub. This confusion may </w:t>
+      </w:r>
+      <w:r>
+        <w:t>cause</w:t>
+      </w:r>
+      <w:r>
+        <w:t xml:space="preserve"> </w:t>
+      </w:r>
+      <w:r>
+        <w:lastRenderedPageBreak/>
+        <w:t>frustration,</w:t>
+      </w:r>
+      <w:r>
+        <w:t xml:space="preserve"> which could lead to unnecessary enquiries </w:t>
+      </w:r>
+      <w:proofErr w:type="gramStart"/>
+      <w:r>
+        <w:t>being made</w:t>
+      </w:r>
+      <w:proofErr w:type="gramEnd"/>
+      <w:r>
+        <w:t xml:space="preserve"> to staff as customers want to check if a product is available or not. This is why the digital solution will provide a catalogue of products accessible by customers to view items with their prices, </w:t>
+      </w:r>
+      <w:proofErr w:type="gramStart"/>
+      <w:r>
+        <w:t>descriptions</w:t>
+      </w:r>
+      <w:proofErr w:type="gramEnd"/>
+      <w:r>
+        <w:t xml:space="preserve"> and stock availability. Being able to browse products easily benefits the business as customers can make easy use of the solution and make informed decisions whilst purchasing product, which would reduce the number of enquiries which are received by staff, and increase the number of successful purchases made through the solution due to ease of use and understandability.</w:t>
+      </w:r>
+    </w:p>
+    <w:p/>
+    <w:p>
+      <w:pPr>
+        <w:rPr>
+          <w:b/>
+          <w:bCs/>
+        </w:rPr>
+      </w:pPr>
+      <w:r>
+        <w:rPr>
+          <w:b/>
+          <w:bCs/>
+        </w:rPr>
+        <w:t xml:space="preserve">Allow customers to place orders for collection or </w:t>
+      </w:r>
+      <w:proofErr w:type="gramStart"/>
+      <w:r>
+        <w:rPr>
+          <w:b/>
+          <w:bCs/>
+        </w:rPr>
+        <w:t>delivery</w:t>
+      </w:r>
+      <w:proofErr w:type="gramEnd"/>
+    </w:p>
+    <w:p>
+      <w:r>
+        <w:t xml:space="preserve">The problem we are solving here is that </w:t>
+      </w:r>
+      <w:r>
+        <w:t xml:space="preserve">inconvenience and inefficacy may </w:t>
+      </w:r>
+      <w:proofErr w:type="gramStart"/>
+      <w:r>
+        <w:t>be created</w:t>
+      </w:r>
+      <w:proofErr w:type="gramEnd"/>
+      <w:r>
+        <w:t xml:space="preserve"> as customers may need to visit the hub physically or contact staff to place an order. This is inconvenient and inefficient as manual ordering processing increase the chance of errors occurring and miscommunication between staff and customers happening. Through an online ordering where customers </w:t>
+      </w:r>
+      <w:proofErr w:type="gramStart"/>
+      <w:r>
+        <w:t>are able to</w:t>
+      </w:r>
+      <w:proofErr w:type="gramEnd"/>
+      <w:r>
+        <w:t xml:space="preserve"> select the products they want and choose between collection from the hub or delivery to their location, this can </w:t>
+      </w:r>
+      <w:proofErr w:type="gramStart"/>
+      <w:r>
+        <w:t>be solved</w:t>
+      </w:r>
+      <w:proofErr w:type="gramEnd"/>
+      <w:r>
+        <w:t xml:space="preserve">. This benefits the business since customers can make orders at any time, improving convenience/ease of use and encourages more purchases whilst reducing the workload which </w:t>
+      </w:r>
+      <w:proofErr w:type="gramStart"/>
+      <w:r>
+        <w:t>are placed</w:t>
+      </w:r>
+      <w:proofErr w:type="gramEnd"/>
+      <w:r>
+        <w:t xml:space="preserve"> upon staff members.</w:t>
+      </w:r>
+    </w:p>
+    <w:p/>
+    <w:p>
+      <w:pPr>
+        <w:rPr>
+          <w:b/>
+          <w:bCs/>
+        </w:rPr>
+      </w:pPr>
+      <w:r>
+        <w:rPr>
+          <w:b/>
+          <w:bCs/>
+        </w:rPr>
+        <w:t xml:space="preserve">Allow customers to manage their accounts and view order </w:t>
+      </w:r>
+      <w:proofErr w:type="gramStart"/>
+      <w:r>
+        <w:rPr>
+          <w:b/>
+          <w:bCs/>
+        </w:rPr>
+        <w:t>history</w:t>
+      </w:r>
+      <w:proofErr w:type="gramEnd"/>
+    </w:p>
+    <w:p>
+      <w:r>
+        <w:t xml:space="preserve">The problem we are solving here is that </w:t>
+      </w:r>
+      <w:proofErr w:type="gramStart"/>
+      <w:r>
+        <w:t>at the moment</w:t>
+      </w:r>
+      <w:proofErr w:type="gramEnd"/>
+      <w:r>
+        <w:t xml:space="preserve"> customers have no </w:t>
+      </w:r>
+      <w:proofErr w:type="gramStart"/>
+      <w:r>
+        <w:t>simple way</w:t>
+      </w:r>
+      <w:proofErr w:type="gramEnd"/>
+      <w:r>
+        <w:t xml:space="preserve"> of tracking purchases which </w:t>
+      </w:r>
+      <w:proofErr w:type="gramStart"/>
+      <w:r>
+        <w:t>were previously made</w:t>
+      </w:r>
+      <w:proofErr w:type="gramEnd"/>
+      <w:r>
+        <w:t xml:space="preserve"> or accessing and managing their personal information </w:t>
+      </w:r>
+      <w:r>
+        <w:t xml:space="preserve">if orders are </w:t>
+      </w:r>
+      <w:proofErr w:type="gramStart"/>
+      <w:r>
+        <w:t>handled</w:t>
+      </w:r>
+      <w:proofErr w:type="gramEnd"/>
+      <w:r>
+        <w:t xml:space="preserve"> manually. Not only this, but without a secure account system, there may also be difficulty when storing and managing information of customers safely. However, the solution will allow customers to create accounts which </w:t>
+      </w:r>
+      <w:proofErr w:type="gramStart"/>
+      <w:r>
+        <w:t>they’re</w:t>
+      </w:r>
+      <w:proofErr w:type="gramEnd"/>
+      <w:r>
+        <w:t xml:space="preserve"> able to manage, which will also allow them to store personal details securely and view order history to see purchases previously made. This benefits the business since</w:t>
+      </w:r>
+      <w:r>
+        <w:t xml:space="preserve"> the overall user experience </w:t>
+      </w:r>
+      <w:proofErr w:type="gramStart"/>
+      <w:r>
+        <w:t>is boosted</w:t>
+      </w:r>
+      <w:proofErr w:type="gramEnd"/>
+      <w:r>
+        <w:t xml:space="preserve"> due to more functionality and allows the business to maintain a strong relationship with returning customers, whilst also making sure that the data of customers </w:t>
+      </w:r>
+      <w:proofErr w:type="gramStart"/>
+      <w:r>
+        <w:t>are stored</w:t>
+      </w:r>
+      <w:proofErr w:type="gramEnd"/>
+      <w:r>
+        <w:t xml:space="preserve"> and managed both safely and responsibly.</w:t>
+      </w:r>
+    </w:p>
+    <w:p/>
+    <w:p>
+      <w:pPr>
+        <w:rPr>
+          <w:b/>
+          <w:bCs/>
+        </w:rPr>
+      </w:pPr>
+      <w:r>
+        <w:rPr>
+          <w:b/>
+          <w:bCs/>
+        </w:rPr>
+        <w:t xml:space="preserve">Provide producers with a dashboard to manage stock levels, update product </w:t>
+      </w:r>
+      <w:proofErr w:type="gramStart"/>
+      <w:r>
+        <w:rPr>
+          <w:b/>
+          <w:bCs/>
+        </w:rPr>
+        <w:t>details</w:t>
+      </w:r>
+      <w:proofErr w:type="gramEnd"/>
+      <w:r>
+        <w:rPr>
+          <w:b/>
+          <w:bCs/>
+        </w:rPr>
+        <w:t xml:space="preserve"> and view </w:t>
+      </w:r>
+      <w:proofErr w:type="gramStart"/>
+      <w:r>
+        <w:rPr>
+          <w:b/>
+          <w:bCs/>
+        </w:rPr>
+        <w:t>orders</w:t>
+      </w:r>
+      <w:proofErr w:type="gramEnd"/>
+    </w:p>
+    <w:p>
+      <w:r>
+        <w:t xml:space="preserve">The problem we are solving here is that </w:t>
+      </w:r>
+      <w:proofErr w:type="gramStart"/>
+      <w:r>
+        <w:t>at the moment</w:t>
+      </w:r>
+      <w:proofErr w:type="gramEnd"/>
+      <w:r>
+        <w:t xml:space="preserve"> producers currently may not have a system which is centralised to be able to manage necessary information like products, stock </w:t>
+      </w:r>
+      <w:proofErr w:type="gramStart"/>
+      <w:r>
+        <w:t>levels</w:t>
+      </w:r>
+      <w:proofErr w:type="gramEnd"/>
+      <w:r>
+        <w:t xml:space="preserve"> </w:t>
+      </w:r>
+      <w:proofErr w:type="gramStart"/>
+      <w:r>
+        <w:t>and also</w:t>
+      </w:r>
+      <w:proofErr w:type="gramEnd"/>
+      <w:r>
+        <w:t xml:space="preserve"> incoming orders. This could cause delay when updating the availability of products, which may lead to information which is incorrect </w:t>
+      </w:r>
+      <w:proofErr w:type="gramStart"/>
+      <w:r>
+        <w:t>being displayed</w:t>
+      </w:r>
+      <w:proofErr w:type="gramEnd"/>
+      <w:r>
+        <w:t xml:space="preserve"> to the customers. However, the solution will include a dashboard which is accessible by producers to manage their product listings, update the stock levels and view customer orders. This will benefit the business as </w:t>
+      </w:r>
+      <w:r>
+        <w:t>it makes sure that product information is correct</w:t>
+      </w:r>
+      <w:r>
+        <w:t xml:space="preserve"> and accurate which will avoid issues when customers are making </w:t>
+      </w:r>
+      <w:proofErr w:type="gramStart"/>
+      <w:r>
+        <w:t>purchases, and</w:t>
+      </w:r>
+      <w:proofErr w:type="gramEnd"/>
+      <w:r>
+        <w:t xml:space="preserve"> will also allow for producers to efficiently manage their products while reducing workload for staff.</w:t>
+      </w:r>
+    </w:p>
+    <w:p/>
+    <w:p>
+      <w:pPr>
+        <w:rPr>
+          <w:b/>
+          <w:bCs/>
+        </w:rPr>
+      </w:pPr>
+      <w:r>
+        <w:rPr>
+          <w:b/>
+          <w:bCs/>
+        </w:rPr>
+        <w:t xml:space="preserve">Provide order management, scheduling and tracking </w:t>
+      </w:r>
+      <w:proofErr w:type="gramStart"/>
+      <w:r>
+        <w:rPr>
+          <w:b/>
+          <w:bCs/>
+        </w:rPr>
+        <w:t>features</w:t>
+      </w:r>
+      <w:proofErr w:type="gramEnd"/>
+    </w:p>
+    <w:p>
+      <w:r>
+        <w:lastRenderedPageBreak/>
+        <w:t xml:space="preserve">The problem we are solving here is that </w:t>
+      </w:r>
+      <w:proofErr w:type="gramStart"/>
+      <w:r>
+        <w:t>at the moment</w:t>
+      </w:r>
+      <w:proofErr w:type="gramEnd"/>
+      <w:r>
+        <w:t xml:space="preserve"> customers may not have clear visibility and understanding on the status of the orders they have made once placed. Without </w:t>
+      </w:r>
+      <w:r>
+        <w:t>proper order tracking or scheduling information in place for the user to see, customers may be confused and uncertain as to when their order will be ready for collection or delivered. However, the solution will provide features for order management to the user which allows the customer to track order progress and view any necessary scheduling information. This</w:t>
+      </w:r>
+      <w:r>
+        <w:t xml:space="preserve"> will</w:t>
+      </w:r>
+      <w:r>
+        <w:t xml:space="preserve"> benefit the business as transparency </w:t>
+      </w:r>
+      <w:proofErr w:type="gramStart"/>
+      <w:r>
+        <w:t>is improved</w:t>
+      </w:r>
+      <w:proofErr w:type="gramEnd"/>
+      <w:r>
+        <w:t xml:space="preserve"> through allowing users to see the </w:t>
+      </w:r>
+      <w:proofErr w:type="gramStart"/>
+      <w:r>
+        <w:t>current status</w:t>
+      </w:r>
+      <w:proofErr w:type="gramEnd"/>
+      <w:r>
+        <w:t xml:space="preserve"> of their order, which will also </w:t>
+      </w:r>
+      <w:r>
+        <w:t xml:space="preserve">reduce the number of enquiries customers make </w:t>
+      </w:r>
+      <w:r>
+        <w:t>regarding</w:t>
+      </w:r>
+      <w:r>
+        <w:t xml:space="preserve"> the </w:t>
+      </w:r>
+      <w:proofErr w:type="gramStart"/>
+      <w:r>
+        <w:t xml:space="preserve">current </w:t>
+      </w:r>
+      <w:r>
+        <w:t>status</w:t>
+      </w:r>
+      <w:proofErr w:type="gramEnd"/>
+      <w:r>
+        <w:t xml:space="preserve"> of their order, whilst also </w:t>
+      </w:r>
+      <w:r>
+        <w:t xml:space="preserve">making sure that </w:t>
+      </w:r>
+      <w:r>
+        <w:t xml:space="preserve">the experience for the customer </w:t>
+      </w:r>
+      <w:r>
+        <w:t xml:space="preserve">is </w:t>
+      </w:r>
+      <w:r>
+        <w:t>overall</w:t>
+      </w:r>
+      <w:r>
+        <w:t xml:space="preserve"> improved</w:t>
+      </w:r>
+      <w:r>
+        <w:t>.</w:t>
+      </w:r>
+    </w:p>
+    <w:p/>
+    <w:p>
+      <w:pPr>
+        <w:rPr>
+          <w:b/>
+          <w:bCs/>
+        </w:rPr>
+      </w:pPr>
+      <w:r>
+        <w:rPr>
+          <w:b/>
+          <w:bCs/>
+        </w:rPr>
+        <w:t xml:space="preserve">Provide a loyalty scheme that offers discounts and special </w:t>
+      </w:r>
+      <w:proofErr w:type="gramStart"/>
+      <w:r>
+        <w:rPr>
+          <w:b/>
+          <w:bCs/>
+        </w:rPr>
+        <w:t>offers</w:t>
+      </w:r>
+      <w:proofErr w:type="gramEnd"/>
+    </w:p>
+    <w:p>
+      <w:r>
+        <w:t xml:space="preserve">The problem we are solving here is that </w:t>
+      </w:r>
+      <w:proofErr w:type="gramStart"/>
+      <w:r>
+        <w:t>at the moment</w:t>
+      </w:r>
+      <w:proofErr w:type="gramEnd"/>
+      <w:r>
+        <w:t xml:space="preserve"> customers may not feel any strong incentives to continue making purchases of products from Greenfield Local Hub on a regular basis. This is because without a customer reward system, businesses often struggle to keep hold of returning customers and encourage repeat purchases </w:t>
+      </w:r>
+      <w:proofErr w:type="gramStart"/>
+      <w:r>
+        <w:t>being made</w:t>
+      </w:r>
+      <w:proofErr w:type="gramEnd"/>
+      <w:r>
+        <w:t xml:space="preserve">. The digital solution will include a loyalty scheme which gives customers rewards like </w:t>
+      </w:r>
+      <w:proofErr w:type="gramStart"/>
+      <w:r>
+        <w:t>a special offer</w:t>
+      </w:r>
+      <w:proofErr w:type="gramEnd"/>
+      <w:r>
+        <w:t xml:space="preserve"> or discount when they make purchases of products from the hub, for example a five percent discount on their next order. </w:t>
+      </w:r>
+      <w:r>
+        <w:t xml:space="preserve">Because of this, the </w:t>
+      </w:r>
+      <w:r>
+        <w:t>number</w:t>
+      </w:r>
+      <w:r>
+        <w:t xml:space="preserve"> of repeat purchases made will </w:t>
+      </w:r>
+      <w:proofErr w:type="gramStart"/>
+      <w:r>
+        <w:t>be increased</w:t>
+      </w:r>
+      <w:proofErr w:type="gramEnd"/>
+      <w:r>
+        <w:t xml:space="preserve">, which is a benefit for the business. Not only this, but </w:t>
+      </w:r>
+      <w:proofErr w:type="gramStart"/>
+      <w:r>
+        <w:t>it’s</w:t>
+      </w:r>
+      <w:proofErr w:type="gramEnd"/>
+      <w:r>
+        <w:t xml:space="preserve"> also a benefit for the business as it</w:t>
+      </w:r>
+      <w:r>
+        <w:t xml:space="preserve"> </w:t>
+      </w:r>
+      <w:r>
+        <w:t>allows for them to keep their customers and maintain retention</w:t>
+      </w:r>
+      <w:r>
+        <w:t xml:space="preserve">, which helps </w:t>
+      </w:r>
+      <w:r>
+        <w:t>the brand</w:t>
+      </w:r>
+      <w:r>
+        <w:t xml:space="preserve"> strengthen their relationships </w:t>
+      </w:r>
+      <w:r>
+        <w:t>between customers</w:t>
+      </w:r>
+      <w:r>
+        <w:t xml:space="preserve"> and </w:t>
+      </w:r>
+      <w:r>
+        <w:t>create a strong</w:t>
+      </w:r>
+      <w:r>
+        <w:t xml:space="preserve"> bond </w:t>
+      </w:r>
+      <w:r>
+        <w:t>with customers.</w:t>
+      </w:r>
+    </w:p>
+    <w:p/>
+    <w:p>
+      <w:pPr>
+        <w:rPr>
+          <w:b/>
+          <w:bCs/>
+        </w:rPr>
+      </w:pPr>
+      <w:r>
+        <w:rPr>
+          <w:b/>
+          <w:bCs/>
+        </w:rPr>
+        <w:t xml:space="preserve">Provide accessibility features to support a wide range of </w:t>
+      </w:r>
+      <w:proofErr w:type="gramStart"/>
+      <w:r>
+        <w:rPr>
+          <w:b/>
+          <w:bCs/>
+        </w:rPr>
+        <w:t>users</w:t>
+      </w:r>
+      <w:proofErr w:type="gramEnd"/>
+    </w:p>
+    <w:p>
+      <w:r>
+        <w:t xml:space="preserve">The problem we are solving here is that users who may have impairments like visual impairment, cognitive or motor difficulty may struggle to make use of and access digital platforms if the correct accessibility features </w:t>
+      </w:r>
+      <w:proofErr w:type="gramStart"/>
+      <w:r>
+        <w:t>are not provided</w:t>
+      </w:r>
+      <w:proofErr w:type="gramEnd"/>
+      <w:r>
+        <w:t xml:space="preserve"> to suit their needs. However, the digital solution will include accessibility features such as adjustable font sizes, </w:t>
+      </w:r>
+      <w:proofErr w:type="gramStart"/>
+      <w:r>
+        <w:t>high contrast</w:t>
+      </w:r>
+      <w:proofErr w:type="gramEnd"/>
+      <w:r>
+        <w:t xml:space="preserve"> modes, screen </w:t>
+      </w:r>
+      <w:proofErr w:type="gramStart"/>
+      <w:r>
+        <w:t>reader</w:t>
+      </w:r>
+      <w:proofErr w:type="gramEnd"/>
+      <w:r>
+        <w:t xml:space="preserve"> and a dark mode to ensure a wide range of users </w:t>
+      </w:r>
+      <w:proofErr w:type="gramStart"/>
+      <w:r>
+        <w:t>are supported</w:t>
+      </w:r>
+      <w:proofErr w:type="gramEnd"/>
+      <w:r>
+        <w:t xml:space="preserve">. This benefits the business as it ensures the solution/platform can </w:t>
+      </w:r>
+      <w:proofErr w:type="gramStart"/>
+      <w:r>
+        <w:t>be used</w:t>
+      </w:r>
+      <w:proofErr w:type="gramEnd"/>
+      <w:r>
+        <w:t xml:space="preserve"> by a larger audience, whilst also complying with any accessibility guidelines like WCAG, improving </w:t>
+      </w:r>
+      <w:r>
+        <w:t>inclusivity for users and boosting the reputation of Greenfield Local Hub.</w:t>
+      </w:r>
+    </w:p>
+    <w:p/>
+    <w:p/>
+    <w:p>
+      <w:r>
+        <w:t xml:space="preserve"> </w:t>
+      </w:r>
+    </w:p>
+    <w:p/>
+    <w:p/>
+    <w:p>
+      <w:pPr>
+        <w:pStyle w:val="Heading1"/>
+      </w:pPr>
+      <w:bookmarkStart w:id="1" w:name="_Toc224135165"/>
+      <w:r>
         <w:t>Project Aim</w:t>
       </w:r>
+      <w:bookmarkEnd w:id="1"/>
     </w:p>
     <w:p>
       <w:pPr>
@@ -377,8 +2077,36 @@
           <w:bCs/>
           <w:u w:val="single"/>
         </w:rPr>
-        <w:t>Provide information about the producers, their methods and the benefits of buying locally</w:t>
-      </w:r>
+        <w:t xml:space="preserve">Provide information about the producers, their </w:t>
+      </w:r>
+      <w:proofErr w:type="gramStart"/>
+      <w:r>
+        <w:rPr>
+          <w:b/>
+          <w:bCs/>
+          <w:u w:val="single"/>
+        </w:rPr>
+        <w:t>methods</w:t>
+      </w:r>
+      <w:proofErr w:type="gramEnd"/>
+      <w:r>
+        <w:rPr>
+          <w:b/>
+          <w:bCs/>
+          <w:u w:val="single"/>
+        </w:rPr>
+        <w:t xml:space="preserve"> and the benefits of buying </w:t>
+      </w:r>
+      <w:proofErr w:type="gramStart"/>
+      <w:r>
+        <w:rPr>
+          <w:b/>
+          <w:bCs/>
+          <w:u w:val="single"/>
+        </w:rPr>
+        <w:t>locally</w:t>
+      </w:r>
+      <w:proofErr w:type="gramEnd"/>
     </w:p>
     <w:p>
       <w:pPr>
@@ -428,8 +2156,14 @@
         </w:rPr>
       </w:pPr>
       <w:r>
-        <w:t>Place orders for collection or delivery</w:t>
-      </w:r>
+        <w:lastRenderedPageBreak/>
+        <w:t xml:space="preserve">Place orders for collection or </w:t>
+      </w:r>
+      <w:proofErr w:type="gramStart"/>
+      <w:r>
+        <w:t>delivery</w:t>
+      </w:r>
+      <w:proofErr w:type="gramEnd"/>
     </w:p>
     <w:p>
       <w:pPr>
@@ -445,8 +2179,13 @@
         </w:rPr>
       </w:pPr>
       <w:r>
-        <w:t>Manage their accounts and view order history</w:t>
-      </w:r>
+        <w:t xml:space="preserve">Manage their accounts and view order </w:t>
+      </w:r>
+      <w:proofErr w:type="gramStart"/>
+      <w:r>
+        <w:t>history</w:t>
+      </w:r>
+      <w:proofErr w:type="gramEnd"/>
     </w:p>
     <w:p>
       <w:pPr>
@@ -462,8 +2201,13 @@
         </w:rPr>
       </w:pPr>
       <w:r>
-        <w:t>Order management, scheduling and tracking features</w:t>
-      </w:r>
+        <w:t xml:space="preserve">Order management, scheduling and tracking </w:t>
+      </w:r>
+      <w:proofErr w:type="gramStart"/>
+      <w:r>
+        <w:t>features</w:t>
+      </w:r>
+      <w:proofErr w:type="gramEnd"/>
     </w:p>
     <w:p>
       <w:pPr>
@@ -479,8 +2223,13 @@
         </w:rPr>
       </w:pPr>
       <w:r>
-        <w:t>A loyalty scheme that provides discounts and special offers</w:t>
-      </w:r>
+        <w:t xml:space="preserve">A loyalty scheme that provides discounts and </w:t>
+      </w:r>
+      <w:proofErr w:type="gramStart"/>
+      <w:r>
+        <w:t>special offers</w:t>
+      </w:r>
+      <w:proofErr w:type="gramEnd"/>
     </w:p>
     <w:p>
       <w:pPr>
@@ -504,127 +2253,68 @@
     </w:p>
     <w:p>
       <w:r>
-        <w:t xml:space="preserve">The project has the aim to develop a web application for Greenfield Local Hub </w:t>
-      </w:r>
-      <w:r>
-        <w:t xml:space="preserve">very user friendly and matching common conventions from other websites in the same industry. </w:t>
-      </w:r>
-      <w:r>
-        <w:t>It</w:t>
-      </w:r>
-      <w:r>
-        <w:t xml:space="preserve">’s purpose is </w:t>
-      </w:r>
-      <w:r>
-        <w:t xml:space="preserve">to give customers information </w:t>
-      </w:r>
-      <w:r>
-        <w:t>regarding</w:t>
-      </w:r>
-      <w:r>
-        <w:t xml:space="preserve"> local producers</w:t>
-      </w:r>
-      <w:r>
-        <w:t xml:space="preserve"> and</w:t>
-      </w:r>
-      <w:r>
-        <w:t xml:space="preserve"> their production methods</w:t>
-      </w:r>
-      <w:r>
-        <w:t>. with</w:t>
-      </w:r>
-      <w:r>
-        <w:t xml:space="preserve"> the benefits of purchasing food and drink locally. Not only this, but the web application will allow users to browse through products which are available and </w:t>
-      </w:r>
-      <w:r>
-        <w:t xml:space="preserve">clearly </w:t>
-      </w:r>
-      <w:r>
-        <w:t>see pricing and availability informatio</w:t>
-      </w:r>
-      <w:r>
-        <w:t xml:space="preserve">n to avoid confusion, </w:t>
-      </w:r>
-      <w:r>
-        <w:t>with the ability to place orders on such product with the choice of collection or delivery.</w:t>
-      </w:r>
-    </w:p>
-    <w:p/>
-    <w:p>
-      <w:r>
-        <w:t>The web application will allow users to create and manage accounts which store personal information. All account information will be stored securely, and will let customers to manage any purchases made which improves the experience for customers.</w:t>
-      </w:r>
-    </w:p>
-    <w:p/>
-    <w:p>
-      <w:r>
-        <w:t>Additionally</w:t>
-      </w:r>
-      <w:r>
-        <w:t xml:space="preserve">, there will also be a dashboard for the producers where they will be able to manage the listings of products which would involve pricings and adding or removing products, alongside the ability to update the stock levels of product and review customer orders.  This is an efficient way for </w:t>
-      </w:r>
-      <w:r>
-        <w:lastRenderedPageBreak/>
-        <w:t>producers to manage product whilst ensuring that only accurate information regarding such product will be displayed to the user.</w:t>
-      </w:r>
-    </w:p>
-    <w:p/>
-    <w:p>
-      <w:r>
-        <w:t>The solution will also have a order management system with scheduling and tracking features so that they’re able to view the status of orders placed. Alongside this will be a loyalty scheme for customers which will provide discounts and special offers to them if they have made purchases to encourage repeat business and maintain customer retention.</w:t>
-      </w:r>
-    </w:p>
-    <w:p/>
-    <w:p>
-      <w:r>
-        <w:t>Whilst doing so, the web application will ensure data protection regulations by processing only necessary information and ensuring that it is held securely so only authorised users can access it.</w:t>
-      </w:r>
-    </w:p>
-    <w:p/>
-    <w:p>
-      <w:r>
-        <w:t>Not only this, but WCAG and W3C guidelines will be complied with in the web application, prioritising accessibility features by adding features like dark mode, adjustable text size, screen readers, clear navigation and responsive layouts. This will ensure that the platform is accessible to large range of users.</w:t>
+        <w:t xml:space="preserve">The project aims to develop a user-friendly web application for Greenfield Local Hub which ensures functionality alongside a user-friendly experience. The system will have an order system for specific product listings through a secure customer account system, whilst also allowing customers to easily access any information on product and producers which are available, including availability, </w:t>
+      </w:r>
+      <w:proofErr w:type="gramStart"/>
+      <w:r>
+        <w:t>prices</w:t>
+      </w:r>
+      <w:proofErr w:type="gramEnd"/>
+      <w:r>
+        <w:t xml:space="preserve"> and producer information.</w:t>
       </w:r>
     </w:p>
     <w:p>
       <w:r>
-        <w:t xml:space="preserve">Overall, the digital solution will </w:t>
-      </w:r>
-      <w:r>
-        <w:t>improve the how effective operations are done</w:t>
-      </w:r>
-      <w:r>
-        <w:t xml:space="preserve"> for Greenfield Local Hub whilst also giving customers a reliable</w:t>
-      </w:r>
-      <w:r>
-        <w:t xml:space="preserve"> </w:t>
-      </w:r>
-      <w:r>
-        <w:t xml:space="preserve">way </w:t>
-      </w:r>
-      <w:r>
-        <w:t>to</w:t>
-      </w:r>
-      <w:r>
-        <w:t xml:space="preserve"> </w:t>
-      </w:r>
-      <w:r>
-        <w:t>browse and explore</w:t>
-      </w:r>
-      <w:r>
-        <w:t xml:space="preserve"> locally produced goods which they can use to place orders </w:t>
-      </w:r>
-      <w:r>
-        <w:t>whilst also</w:t>
-      </w:r>
-      <w:r>
-        <w:t xml:space="preserve"> support</w:t>
-      </w:r>
-      <w:r>
-        <w:t>ing</w:t>
-      </w:r>
-      <w:r>
-        <w:t xml:space="preserve"> farmers and producers locally.</w:t>
+        <w:t xml:space="preserve">The project will also allow for management orders, by changing the status of orders to prevent any potential error or conflict and allowing for accurate scheduling through a producer only area (dashboard) which allows producers to manage and review submitted orders efficiently. Whilst doing so, data protection acts will </w:t>
+      </w:r>
+      <w:proofErr w:type="gramStart"/>
+      <w:r>
+        <w:t>be enforced</w:t>
+      </w:r>
+      <w:proofErr w:type="gramEnd"/>
+      <w:r>
+        <w:t xml:space="preserve"> and data producers can access will </w:t>
+      </w:r>
+      <w:proofErr w:type="gramStart"/>
+      <w:r>
+        <w:t>be limited</w:t>
+      </w:r>
+      <w:proofErr w:type="gramEnd"/>
+      <w:r>
+        <w:t xml:space="preserve">, ensuring any data protection regulations </w:t>
+      </w:r>
+      <w:proofErr w:type="gramStart"/>
+      <w:r>
+        <w:t>are ensured</w:t>
+      </w:r>
+      <w:proofErr w:type="gramEnd"/>
+      <w:r>
+        <w:t xml:space="preserve"> and followed, and that any data held </w:t>
+      </w:r>
+      <w:proofErr w:type="gramStart"/>
+      <w:r>
+        <w:t>is stored</w:t>
+      </w:r>
+      <w:proofErr w:type="gramEnd"/>
+      <w:r>
+        <w:t xml:space="preserve"> securely.</w:t>
+      </w:r>
+    </w:p>
+    <w:p>
+      <w:r>
+        <w:t>Not only this, but the solution will comply with WCAG and W3C guidelines and regulations, prioritising accessibility for users through implementing a variety of accessibility features. This will overall allow for a more efficient operation for Greenfield Local Hub and allow for a reliable ordering system for customers whilst maintain a seamless and inclusive overview.</w:t>
+      </w:r>
+    </w:p>
+    <w:p>
+      <w:pPr>
+        <w:pStyle w:val="Heading1"/>
+      </w:pPr>
+      <w:r>
+        <w:t>Functional Requirements</w:t>
+      </w:r>
+      <w:r>
+        <w:t xml:space="preserve"> and User Acceptance Criteria</w:t>
       </w:r>
     </w:p>
     <w:p>
@@ -635,50 +2325,20 @@
           <w:u w:val="single"/>
         </w:rPr>
       </w:pPr>
-      <w:r>
-        <w:rPr>
-          <w:b/>
-          <w:bCs/>
-          <w:u w:val="single"/>
-        </w:rPr>
-        <w:t>Functional Requirements</w:t>
-      </w:r>
-      <w:r>
-        <w:rPr>
-          <w:b/>
-          <w:bCs/>
-          <w:u w:val="single"/>
-        </w:rPr>
-        <w:t xml:space="preserve"> and User Acceptance Criteria</w:t>
-      </w:r>
     </w:p>
     <w:p>
-      <w:pPr>
-        <w:rPr>
-          <w:b/>
-          <w:bCs/>
-          <w:u w:val="single"/>
-        </w:rPr>
-      </w:pPr>
+      <w:r>
+        <w:t>Daniel Morris – New Customer</w:t>
+      </w:r>
     </w:p>
     <w:p>
       <w:r>
-        <w:t>Daniel Morris – New Customer</w:t>
+        <w:t>Sophie Patel – Returning Customer</w:t>
       </w:r>
     </w:p>
     <w:p>
       <w:r>
-        <w:t>Sophie Patel – Returning Customer</w:t>
-      </w:r>
-    </w:p>
-    <w:p>
-      <w:r>
         <w:t>James Walker – Local Producer</w:t>
-      </w:r>
-    </w:p>
-    <w:p>
-      <w:r>
-        <w:t>Elena Heun - Staff</w:t>
       </w:r>
     </w:p>
     <w:tbl>
@@ -839,8 +2499,21 @@
               </w:numPr>
             </w:pPr>
             <w:r>
-              <w:t>Email address and password must be included fields on the registration page</w:t>
-            </w:r>
+              <w:t xml:space="preserve">Email address and password must </w:t>
+            </w:r>
+            <w:proofErr w:type="gramStart"/>
+            <w:r>
+              <w:t>be included</w:t>
+            </w:r>
+            <w:proofErr w:type="gramEnd"/>
+            <w:r>
+              <w:t xml:space="preserve"> fields on the registration </w:t>
+            </w:r>
+            <w:proofErr w:type="gramStart"/>
+            <w:r>
+              <w:t>page</w:t>
+            </w:r>
+            <w:proofErr w:type="gramEnd"/>
           </w:p>
           <w:p>
             <w:pPr>
@@ -851,12 +2524,21 @@
               </w:numPr>
             </w:pPr>
             <w:r>
-              <w:t xml:space="preserve">Password strength requirements and email validation must be put </w:t>
-            </w:r>
-            <w:r>
-              <w:lastRenderedPageBreak/>
-              <w:t>in place by the system</w:t>
-            </w:r>
+              <w:t xml:space="preserve">Password strength requirements and email validation must </w:t>
+            </w:r>
+            <w:proofErr w:type="gramStart"/>
+            <w:r>
+              <w:t>be put</w:t>
+            </w:r>
+            <w:proofErr w:type="gramEnd"/>
+            <w:r>
+              <w:t xml:space="preserve"> in place by the </w:t>
+            </w:r>
+            <w:proofErr w:type="gramStart"/>
+            <w:r>
+              <w:t>system</w:t>
+            </w:r>
+            <w:proofErr w:type="gramEnd"/>
           </w:p>
           <w:p>
             <w:pPr>
@@ -867,7 +2549,16 @@
               </w:numPr>
             </w:pPr>
             <w:r>
-              <w:t>Within the system database, the account registered must be added.</w:t>
+              <w:lastRenderedPageBreak/>
+              <w:t xml:space="preserve">Within the system database, the account registered must </w:t>
+            </w:r>
+            <w:proofErr w:type="gramStart"/>
+            <w:r>
+              <w:t>be added</w:t>
+            </w:r>
+            <w:proofErr w:type="gramEnd"/>
+            <w:r>
+              <w:t>.</w:t>
             </w:r>
           </w:p>
           <w:p>
@@ -879,8 +2570,13 @@
               </w:numPr>
             </w:pPr>
             <w:r>
-              <w:t>Users must be able to log in and out of accounts made</w:t>
-            </w:r>
+              <w:t xml:space="preserve">Users must be able to log in and out of accounts </w:t>
+            </w:r>
+            <w:proofErr w:type="gramStart"/>
+            <w:r>
+              <w:t>made</w:t>
+            </w:r>
+            <w:proofErr w:type="gramEnd"/>
           </w:p>
           <w:p>
             <w:pPr>
@@ -891,7 +2587,15 @@
               </w:numPr>
             </w:pPr>
             <w:r>
-              <w:t>Users must be only be able to access their own personal data</w:t>
+              <w:t xml:space="preserve">Users </w:t>
+            </w:r>
+            <w:proofErr w:type="gramStart"/>
+            <w:r>
+              <w:t>must be only be</w:t>
+            </w:r>
+            <w:proofErr w:type="gramEnd"/>
+            <w:r>
+              <w:t xml:space="preserve"> able to access their own personal data</w:t>
             </w:r>
           </w:p>
         </w:tc>
@@ -902,11 +2606,11 @@
           <w:p>
             <w:r>
               <w:lastRenderedPageBreak/>
-              <w:t xml:space="preserve">The ability for customers to create accounts to manage any personal bookings and data which is personal whilst making sure the personal data and bookings is private and secure provides a personalised experience to the customer whilst ensuring data protection reputations are followed by the business, allowing for a better brand reputation potentially </w:t>
+              <w:t xml:space="preserve">The ability for customers to create accounts to manage any personal bookings and data which is personal whilst making sure the personal data and bookings is private and secure provides a personalised experience to the customer whilst ensuring data protection reputations are followed by the business, allowing for a better brand reputation potentially increasing the amount of </w:t>
             </w:r>
             <w:r>
               <w:lastRenderedPageBreak/>
-              <w:t>increasing the amount of potential customers which leads to increased sales.</w:t>
+              <w:t>potential customers which leads to increased sales.</w:t>
             </w:r>
           </w:p>
         </w:tc>
@@ -921,8 +2625,7 @@
           </w:tcPr>
           <w:p>
             <w:r>
-              <w:lastRenderedPageBreak/>
-              <w:t xml:space="preserve">The solution must allow customers to view and manage existing </w:t>
+              <w:t xml:space="preserve">The solution must allow customers to view </w:t>
             </w:r>
             <w:r>
               <w:t>orders</w:t>
@@ -961,7 +2664,15 @@
               <w:t xml:space="preserve"> </w:t>
             </w:r>
             <w:r>
-              <w:t xml:space="preserve">A list of all of that customers personal </w:t>
+              <w:t xml:space="preserve">A list of </w:t>
+            </w:r>
+            <w:proofErr w:type="gramStart"/>
+            <w:r>
+              <w:t>all of</w:t>
+            </w:r>
+            <w:proofErr w:type="gramEnd"/>
+            <w:r>
+              <w:t xml:space="preserve"> that customers personal </w:t>
             </w:r>
             <w:r>
               <w:t>orders</w:t>
@@ -990,7 +2701,15 @@
               <w:t>product number</w:t>
             </w:r>
             <w:r>
-              <w:t>, the date and time it is listed for</w:t>
+              <w:t xml:space="preserve">, the date and time it </w:t>
+            </w:r>
+            <w:proofErr w:type="gramStart"/>
+            <w:r>
+              <w:t>is listed</w:t>
+            </w:r>
+            <w:proofErr w:type="gramEnd"/>
+            <w:r>
+              <w:t xml:space="preserve"> for</w:t>
             </w:r>
             <w:r>
               <w:t xml:space="preserve"> and/or created</w:t>
@@ -1002,7 +2721,15 @@
               <w:t>order</w:t>
             </w:r>
             <w:r>
-              <w:t>, confirming if it is pending, denied or confirmed.</w:t>
+              <w:t xml:space="preserve">, confirming if it is pending, </w:t>
+            </w:r>
+            <w:proofErr w:type="gramStart"/>
+            <w:r>
+              <w:t>denied</w:t>
+            </w:r>
+            <w:proofErr w:type="gramEnd"/>
+            <w:r>
+              <w:t xml:space="preserve"> or confirmed.</w:t>
             </w:r>
           </w:p>
           <w:p>
@@ -1030,7 +2757,15 @@
               <w:t xml:space="preserve"> </w:t>
             </w:r>
             <w:r>
-              <w:t>Any changes must be updated in real time</w:t>
+              <w:t xml:space="preserve">Any changes must </w:t>
+            </w:r>
+            <w:proofErr w:type="gramStart"/>
+            <w:r>
+              <w:t>be updated</w:t>
+            </w:r>
+            <w:proofErr w:type="gramEnd"/>
+            <w:r>
+              <w:t xml:space="preserve"> in real time</w:t>
             </w:r>
           </w:p>
           <w:p>
@@ -1041,7 +2776,23 @@
               <w:t xml:space="preserve"> </w:t>
             </w:r>
             <w:r>
-              <w:t xml:space="preserve">Users must not be able to make changes to other users </w:t>
+              <w:t xml:space="preserve">Users must not be able to </w:t>
+            </w:r>
+            <w:proofErr w:type="gramStart"/>
+            <w:r>
+              <w:t>make changes to</w:t>
+            </w:r>
+            <w:proofErr w:type="gramEnd"/>
+            <w:r>
+              <w:t xml:space="preserve"> other </w:t>
+            </w:r>
+            <w:proofErr w:type="gramStart"/>
+            <w:r>
+              <w:t>users</w:t>
+            </w:r>
+            <w:proofErr w:type="gramEnd"/>
+            <w:r>
+              <w:t xml:space="preserve"> </w:t>
             </w:r>
             <w:r>
               <w:t>orders</w:t>
@@ -1054,7 +2805,23 @@
           </w:tcPr>
           <w:p>
             <w:r>
-              <w:t xml:space="preserve">Staff involvement will be reduced, efficiency will be improved and the overall experience for users will be heavily enhanced through giving users the ability to access their own </w:t>
+              <w:t xml:space="preserve">Staff involvement will be </w:t>
+            </w:r>
+            <w:proofErr w:type="gramStart"/>
+            <w:r>
+              <w:t>reduced,</w:t>
+            </w:r>
+            <w:proofErr w:type="gramEnd"/>
+            <w:r>
+              <w:t xml:space="preserve"> efficiency will </w:t>
+            </w:r>
+            <w:proofErr w:type="gramStart"/>
+            <w:r>
+              <w:t>be improved</w:t>
+            </w:r>
+            <w:proofErr w:type="gramEnd"/>
+            <w:r>
+              <w:t xml:space="preserve"> and the overall experience for users will be heavily enhanced through giving users the ability to access their own </w:t>
             </w:r>
             <w:r>
               <w:t>orders</w:t>
@@ -1066,7 +2833,15 @@
               <w:t xml:space="preserve">order details </w:t>
             </w:r>
             <w:r>
-              <w:t xml:space="preserve">or need to make changes to their </w:t>
+              <w:t xml:space="preserve">or need to </w:t>
+            </w:r>
+            <w:proofErr w:type="gramStart"/>
+            <w:r>
+              <w:t>make changes to</w:t>
+            </w:r>
+            <w:proofErr w:type="gramEnd"/>
+            <w:r>
+              <w:t xml:space="preserve"> their </w:t>
             </w:r>
             <w:r>
               <w:t>orders</w:t>
@@ -1126,11 +2901,11 @@
               <w:t xml:space="preserve"> I want to view </w:t>
             </w:r>
             <w:r>
-              <w:t xml:space="preserve">orders and products on the solution so that I can monitor activity, to </w:t>
+              <w:t xml:space="preserve">orders and products on the solution so that I can monitor activity, to make sure that the </w:t>
             </w:r>
             <w:r>
               <w:lastRenderedPageBreak/>
-              <w:t xml:space="preserve">make sure that the system is operating </w:t>
+              <w:t xml:space="preserve">system is operating </w:t>
             </w:r>
             <w:r>
               <w:t>as expected</w:t>
@@ -1158,46 +2933,56 @@
             <w:r>
               <w:t xml:space="preserve"> must be able to log in to a secure </w:t>
             </w:r>
+            <w:proofErr w:type="gramStart"/>
             <w:r>
               <w:t>producers</w:t>
             </w:r>
+            <w:proofErr w:type="gramEnd"/>
             <w:r>
               <w:t xml:space="preserve"> area</w:t>
             </w:r>
           </w:p>
           <w:p>
             <w:r>
+              <w:t>•</w:t>
+            </w:r>
+            <w:r>
+              <w:t xml:space="preserve"> </w:t>
+            </w:r>
+            <w:r>
+              <w:t xml:space="preserve">All </w:t>
+            </w:r>
+            <w:r>
+              <w:t xml:space="preserve">orders and products </w:t>
+            </w:r>
+            <w:r>
+              <w:t xml:space="preserve">must be viewable by </w:t>
+            </w:r>
+            <w:r>
               <w:lastRenderedPageBreak/>
+              <w:t>producers (if it is orders and products which are for them)</w:t>
+            </w:r>
+          </w:p>
+          <w:p>
+            <w:r>
               <w:t>•</w:t>
             </w:r>
             <w:r>
               <w:t xml:space="preserve"> </w:t>
             </w:r>
             <w:r>
-              <w:t xml:space="preserve">All </w:t>
-            </w:r>
-            <w:r>
-              <w:t xml:space="preserve">orders and products </w:t>
-            </w:r>
-            <w:r>
-              <w:t xml:space="preserve">must be viewable by </w:t>
-            </w:r>
-            <w:r>
-              <w:t>producers (if it is orders and products which are for them)</w:t>
-            </w:r>
-          </w:p>
-          <w:p>
-            <w:r>
-              <w:t>•</w:t>
-            </w:r>
-            <w:r>
-              <w:t xml:space="preserve"> </w:t>
-            </w:r>
-            <w:r>
               <w:t>Producers</w:t>
             </w:r>
             <w:r>
-              <w:t xml:space="preserve"> must be granted permission and be able to </w:t>
+              <w:t xml:space="preserve"> must </w:t>
+            </w:r>
+            <w:proofErr w:type="gramStart"/>
+            <w:r>
+              <w:t>be granted</w:t>
+            </w:r>
+            <w:proofErr w:type="gramEnd"/>
+            <w:r>
+              <w:t xml:space="preserve"> permission and be able to </w:t>
             </w:r>
             <w:r>
               <w:t>remove</w:t>
@@ -1254,7 +3039,15 @@
               <w:t>Producers</w:t>
             </w:r>
             <w:r>
-              <w:t xml:space="preserve"> are required to have a </w:t>
+              <w:t xml:space="preserve"> </w:t>
+            </w:r>
+            <w:proofErr w:type="gramStart"/>
+            <w:r>
+              <w:t>are required</w:t>
+            </w:r>
+            <w:proofErr w:type="gramEnd"/>
+            <w:r>
+              <w:t xml:space="preserve"> to have a </w:t>
             </w:r>
             <w:r>
               <w:t>producer</w:t>
@@ -1263,20 +3056,20 @@
               <w:t xml:space="preserve"> only centralised system which allows them to manage </w:t>
             </w:r>
             <w:r>
-              <w:t xml:space="preserve">products listed by </w:t>
+              <w:t>products listed by producers</w:t>
+            </w:r>
+            <w:r>
+              <w:t xml:space="preserve"> and </w:t>
+            </w:r>
+            <w:r>
+              <w:t>orders</w:t>
+            </w:r>
+            <w:r>
+              <w:t xml:space="preserve"> submitted by customers. </w:t>
             </w:r>
             <w:r>
               <w:lastRenderedPageBreak/>
-              <w:t>producers</w:t>
-            </w:r>
-            <w:r>
-              <w:t xml:space="preserve"> and </w:t>
-            </w:r>
-            <w:r>
-              <w:t>orders</w:t>
-            </w:r>
-            <w:r>
-              <w:t xml:space="preserve"> submitted by customers. The </w:t>
+              <w:t xml:space="preserve">The </w:t>
             </w:r>
             <w:r>
               <w:t>producer</w:t>
@@ -1438,14 +3231,35 @@
           </w:tcPr>
           <w:p>
             <w:r>
-              <w:t>The company’s reputation, legal compliance and inclusivity to people who can use the web application are all increased as having a variety of accessibility features can ensure the website is usable by a wider scope of audience and complies with guidelines from WCAG. Being open to a wider scope of audience further benefits the company as it means more customers can make use of the website</w:t>
-            </w:r>
-            <w:r>
-              <w:t xml:space="preserve">, make orders and find out information regarding local producers </w:t>
-            </w:r>
-            <w:r>
-              <w:t>which means more potential sales are to be made</w:t>
-            </w:r>
+              <w:t xml:space="preserve">The company’s reputation, legal </w:t>
+            </w:r>
+            <w:proofErr w:type="gramStart"/>
+            <w:r>
+              <w:t>compliance</w:t>
+            </w:r>
+            <w:proofErr w:type="gramEnd"/>
+            <w:r>
+              <w:t xml:space="preserve"> and inclusivity to people who can use the web application are all increased as having a variety of accessibility features can ensure the website is usable by a wider scope of audience and complies with guidelines from WCAG. Being open to a wider scope of audience further benefits the company as it means more customers can make use of the website</w:t>
+            </w:r>
+            <w:r>
+              <w:t xml:space="preserve">, make </w:t>
+            </w:r>
+            <w:proofErr w:type="gramStart"/>
+            <w:r>
+              <w:t>orders</w:t>
+            </w:r>
+            <w:proofErr w:type="gramEnd"/>
+            <w:r>
+              <w:t xml:space="preserve"> and find out information regarding local producers </w:t>
+            </w:r>
+            <w:r>
+              <w:t xml:space="preserve">which means more potential sales are to </w:t>
+            </w:r>
+            <w:proofErr w:type="gramStart"/>
+            <w:r>
+              <w:t>be made</w:t>
+            </w:r>
+            <w:proofErr w:type="gramEnd"/>
             <w:r>
               <w:t xml:space="preserve"> and less confusion for customers</w:t>
             </w:r>
@@ -1468,11 +3282,11 @@
               <w:t xml:space="preserve">The solution must </w:t>
             </w:r>
             <w:r>
-              <w:t xml:space="preserve">allow customers to </w:t>
+              <w:t xml:space="preserve">allow customers to view information </w:t>
             </w:r>
             <w:r>
               <w:lastRenderedPageBreak/>
-              <w:t>view information about local producers</w:t>
+              <w:t>about local producers</w:t>
             </w:r>
           </w:p>
         </w:tc>
@@ -1493,11 +3307,11 @@
               <w:t>Daniel Morris</w:t>
             </w:r>
             <w:r>
-              <w:t xml:space="preserve">, I want to view </w:t>
+              <w:t xml:space="preserve">, I want to view information regarding local </w:t>
             </w:r>
             <w:r>
               <w:lastRenderedPageBreak/>
-              <w:t>information regarding local producers so that I can understand where products</w:t>
+              <w:t>producers so that I can understand where products</w:t>
             </w:r>
             <w:r>
               <w:t xml:space="preserve"> on the solution come from to make informed decisions when placing orders.</w:t>
@@ -1523,12 +3337,17 @@
             </w:pPr>
             <w:r>
               <w:lastRenderedPageBreak/>
-              <w:t xml:space="preserve">A “Producers” </w:t>
+              <w:t xml:space="preserve">A “Producers” page must be accessible </w:t>
             </w:r>
             <w:r>
               <w:lastRenderedPageBreak/>
-              <w:t>page must be accessible from the main navigation</w:t>
-            </w:r>
+              <w:t xml:space="preserve">from the main </w:t>
+            </w:r>
+            <w:proofErr w:type="gramStart"/>
+            <w:r>
+              <w:t>navigation</w:t>
+            </w:r>
+            <w:proofErr w:type="gramEnd"/>
           </w:p>
           <w:p>
             <w:pPr>
@@ -1544,8 +3363,21 @@
               </w:rPr>
             </w:pPr>
             <w:r>
-              <w:t>Producer profiles must include name, description location and production methods</w:t>
-            </w:r>
+              <w:t xml:space="preserve">Producer profiles must include name, description </w:t>
+            </w:r>
+            <w:proofErr w:type="gramStart"/>
+            <w:r>
+              <w:t>location</w:t>
+            </w:r>
+            <w:proofErr w:type="gramEnd"/>
+            <w:r>
+              <w:t xml:space="preserve"> and production </w:t>
+            </w:r>
+            <w:proofErr w:type="gramStart"/>
+            <w:r>
+              <w:t>methods</w:t>
+            </w:r>
+            <w:proofErr w:type="gramEnd"/>
           </w:p>
           <w:p>
             <w:pPr>
@@ -1561,9 +3393,11 @@
             <w:r>
               <w:t xml:space="preserve">Page must list registered producers within the </w:t>
             </w:r>
+            <w:proofErr w:type="gramStart"/>
             <w:r>
               <w:t>co-operative</w:t>
             </w:r>
+            <w:proofErr w:type="gramEnd"/>
           </w:p>
           <w:p>
             <w:pPr>
@@ -1577,8 +3411,21 @@
               </w:rPr>
             </w:pPr>
             <w:r>
-              <w:t>Media showing producers and farms should be displayed if able</w:t>
-            </w:r>
+              <w:t xml:space="preserve">Media showing producers and farms should </w:t>
+            </w:r>
+            <w:proofErr w:type="gramStart"/>
+            <w:r>
+              <w:t>be displayed</w:t>
+            </w:r>
+            <w:proofErr w:type="gramEnd"/>
+            <w:r>
+              <w:t xml:space="preserve"> if </w:t>
+            </w:r>
+            <w:proofErr w:type="gramStart"/>
+            <w:r>
+              <w:t>able</w:t>
+            </w:r>
+            <w:proofErr w:type="gramEnd"/>
           </w:p>
           <w:p>
             <w:pPr>
@@ -1603,11 +3450,24 @@
           <w:p>
             <w:r>
               <w:lastRenderedPageBreak/>
-              <w:t xml:space="preserve">Most customers value information like knowing </w:t>
-            </w:r>
+              <w:t xml:space="preserve">Most customers value information like knowing where the food they order is coming from and how it </w:t>
+            </w:r>
+            <w:proofErr w:type="gramStart"/>
             <w:r>
               <w:lastRenderedPageBreak/>
-              <w:t xml:space="preserve">where the food they order is coming from and how it is made, especially through local producers. Giving this information to customers will build a relationship of trust and transparency for customers and the business. This also promotes ethical sourcing and benefits the support of local product. Not only this, but the business is also benefitted by increasing the relationship between the customer and produce whilst making the chance of successful orders higher as customers feel confident making purchases </w:t>
+              <w:t>is made</w:t>
+            </w:r>
+            <w:proofErr w:type="gramEnd"/>
+            <w:r>
+              <w:t xml:space="preserve">, especially through local producers. Giving this information to customers will build a relationship of trust and transparency for customers and the business. This also promotes ethical sourcing and benefits the support of local product. Not only this, but the business </w:t>
+            </w:r>
+            <w:proofErr w:type="gramStart"/>
+            <w:r>
+              <w:t>is also benefitted</w:t>
+            </w:r>
+            <w:proofErr w:type="gramEnd"/>
+            <w:r>
+              <w:t xml:space="preserve"> by increasing the relationship between the customer and produce whilst making the chance of successful orders higher as customers feel confident making purchases </w:t>
             </w:r>
             <w:r>
               <w:t>through informed decisions and knowing where food comes from and its quality.</w:t>
@@ -1663,8 +3523,13 @@
               </w:numPr>
             </w:pPr>
             <w:r>
-              <w:t>A “Products” page must be accessible from the main navigation</w:t>
-            </w:r>
+              <w:t xml:space="preserve">A “Products” page must be accessible from the main </w:t>
+            </w:r>
+            <w:proofErr w:type="gramStart"/>
+            <w:r>
+              <w:t>navigation</w:t>
+            </w:r>
+            <w:proofErr w:type="gramEnd"/>
           </w:p>
           <w:p>
             <w:pPr>
@@ -1675,7 +3540,15 @@
               </w:numPr>
             </w:pPr>
             <w:r>
-              <w:t>A list of all available products must be displayed to users.</w:t>
+              <w:t xml:space="preserve">A list of all available products must </w:t>
+            </w:r>
+            <w:proofErr w:type="gramStart"/>
+            <w:r>
+              <w:t>be displayed</w:t>
+            </w:r>
+            <w:proofErr w:type="gramEnd"/>
+            <w:r>
+              <w:t xml:space="preserve"> to users.</w:t>
             </w:r>
           </w:p>
           <w:p>
@@ -1687,8 +3560,21 @@
               </w:numPr>
             </w:pPr>
             <w:r>
-              <w:t>Products must display name, price description and availability status</w:t>
-            </w:r>
+              <w:t xml:space="preserve">Products must display name, price </w:t>
+            </w:r>
+            <w:proofErr w:type="gramStart"/>
+            <w:r>
+              <w:t>description</w:t>
+            </w:r>
+            <w:proofErr w:type="gramEnd"/>
+            <w:r>
+              <w:t xml:space="preserve"> and availability </w:t>
+            </w:r>
+            <w:proofErr w:type="gramStart"/>
+            <w:r>
+              <w:t>status</w:t>
+            </w:r>
+            <w:proofErr w:type="gramEnd"/>
           </w:p>
           <w:p>
             <w:pPr>
@@ -1699,9 +3585,17 @@
               </w:numPr>
             </w:pPr>
             <w:r>
+              <w:t xml:space="preserve">Products must include images </w:t>
+            </w:r>
+            <w:r>
               <w:lastRenderedPageBreak/>
-              <w:t>Products must include images where possible</w:t>
-            </w:r>
+              <w:t xml:space="preserve">where </w:t>
+            </w:r>
+            <w:proofErr w:type="gramStart"/>
+            <w:r>
+              <w:t>possible</w:t>
+            </w:r>
+            <w:proofErr w:type="gramEnd"/>
           </w:p>
           <w:p>
             <w:pPr>
@@ -1712,8 +3606,13 @@
               </w:numPr>
             </w:pPr>
             <w:r>
-              <w:t>Product listings should show the producer associated with the product</w:t>
-            </w:r>
+              <w:t xml:space="preserve">Product listings should show the producer associated with the </w:t>
+            </w:r>
+            <w:proofErr w:type="gramStart"/>
+            <w:r>
+              <w:t>product</w:t>
+            </w:r>
+            <w:proofErr w:type="gramEnd"/>
           </w:p>
           <w:p>
             <w:pPr>
@@ -1724,8 +3623,21 @@
               </w:numPr>
             </w:pPr>
             <w:r>
-              <w:t>Information must be displayed clearly and easy to read</w:t>
-            </w:r>
+              <w:t xml:space="preserve">Information must </w:t>
+            </w:r>
+            <w:proofErr w:type="gramStart"/>
+            <w:r>
+              <w:t>be displayed</w:t>
+            </w:r>
+            <w:proofErr w:type="gramEnd"/>
+            <w:r>
+              <w:t xml:space="preserve"> clearly and easy to </w:t>
+            </w:r>
+            <w:proofErr w:type="gramStart"/>
+            <w:r>
+              <w:t>read</w:t>
+            </w:r>
+            <w:proofErr w:type="gramEnd"/>
           </w:p>
           <w:p>
             <w:pPr>
@@ -1750,11 +3662,27 @@
               <w:t>Customers</w:t>
             </w:r>
             <w:r>
-              <w:t xml:space="preserve"> may be confused or hesitant when making purchases online, giving customers the opportunity to view the products available on the solution with clear description allowed for informed decisions to be made when placing orders. The system improves user experience by providing users a clear display of information, which also decreases the number of incorrect orders, which will reduce the number of staff and producer enquiries. This also benefits the business as customer </w:t>
+              <w:t xml:space="preserve"> may be confused or hesitant when making purchases online, giving customers the opportunity to view the products available on the solution with clear description allowed for informed decisions to </w:t>
+            </w:r>
+            <w:proofErr w:type="gramStart"/>
+            <w:r>
+              <w:t>be made</w:t>
+            </w:r>
+            <w:proofErr w:type="gramEnd"/>
+            <w:r>
+              <w:t xml:space="preserve"> when placing orders. The system improves user experience by providing users a clear display of information, which also decreases the number of incorrect orders, which will reduce the number of staff and producer enquiries. This also benefits the business as customer confidence </w:t>
+            </w:r>
+            <w:proofErr w:type="gramStart"/>
+            <w:r>
+              <w:t>is improved</w:t>
+            </w:r>
+            <w:proofErr w:type="gramEnd"/>
+            <w:r>
+              <w:t xml:space="preserve"> through clear information, </w:t>
             </w:r>
             <w:r>
               <w:lastRenderedPageBreak/>
-              <w:t>confidence is improved through clear information, which improves sales as customers can make informed decisions to easily browse and select products which are suitable to their need.</w:t>
+              <w:t>which improves sales as customers can make informed decisions to easily browse and select products which are suitable to their need.</w:t>
             </w:r>
           </w:p>
         </w:tc>
@@ -1769,7 +3697,6 @@
           </w:tcPr>
           <w:p>
             <w:r>
-              <w:lastRenderedPageBreak/>
               <w:t>The solution must allow customers to place orders for products</w:t>
             </w:r>
           </w:p>
@@ -1807,8 +3734,13 @@
               </w:numPr>
             </w:pPr>
             <w:r>
-              <w:t>Users must be able to add products to a type of shopping basket</w:t>
-            </w:r>
+              <w:t xml:space="preserve">Users must be able to add products to a type of shopping </w:t>
+            </w:r>
+            <w:proofErr w:type="gramStart"/>
+            <w:r>
+              <w:t>basket</w:t>
+            </w:r>
+            <w:proofErr w:type="gramEnd"/>
           </w:p>
           <w:p>
             <w:pPr>
@@ -1831,8 +3763,13 @@
               </w:numPr>
             </w:pPr>
             <w:r>
-              <w:t>Users must be able to choose collection or delivery option when placing an order</w:t>
-            </w:r>
+              <w:t xml:space="preserve">Users must be able to choose collection or delivery option when placing an </w:t>
+            </w:r>
+            <w:proofErr w:type="gramStart"/>
+            <w:r>
+              <w:t>order</w:t>
+            </w:r>
+            <w:proofErr w:type="gramEnd"/>
           </w:p>
           <w:p>
             <w:pPr>
@@ -1843,8 +3780,13 @@
               </w:numPr>
             </w:pPr>
             <w:r>
-              <w:t>Required fields like delivery or contact info must be validated</w:t>
-            </w:r>
+              <w:t xml:space="preserve">Required fields like delivery or contact info must be </w:t>
+            </w:r>
+            <w:proofErr w:type="gramStart"/>
+            <w:r>
+              <w:t>validated</w:t>
+            </w:r>
+            <w:proofErr w:type="gramEnd"/>
           </w:p>
           <w:p>
             <w:pPr>
@@ -1855,12 +3797,17 @@
               </w:numPr>
             </w:pPr>
             <w:r>
-              <w:t xml:space="preserve">The system must check </w:t>
+              <w:t xml:space="preserve">The system must check product availability before </w:t>
             </w:r>
             <w:r>
               <w:lastRenderedPageBreak/>
-              <w:t>product availability before confirming an order</w:t>
-            </w:r>
+              <w:t xml:space="preserve">confirming an </w:t>
+            </w:r>
+            <w:proofErr w:type="gramStart"/>
+            <w:r>
+              <w:t>order</w:t>
+            </w:r>
+            <w:proofErr w:type="gramEnd"/>
           </w:p>
           <w:p>
             <w:pPr>
@@ -1871,7 +3818,15 @@
               </w:numPr>
             </w:pPr>
             <w:r>
-              <w:t>Users must receive confirmation for their order such as a status update once it has been submitted successfully.</w:t>
+              <w:t xml:space="preserve">Users must receive confirmation for their order such as a status update once it has </w:t>
+            </w:r>
+            <w:proofErr w:type="gramStart"/>
+            <w:r>
+              <w:t>been submitted</w:t>
+            </w:r>
+            <w:proofErr w:type="gramEnd"/>
+            <w:r>
+              <w:t xml:space="preserve"> successfully.</w:t>
             </w:r>
           </w:p>
         </w:tc>
@@ -1882,13 +3837,37 @@
           <w:p>
             <w:r>
               <w:lastRenderedPageBreak/>
-              <w:t>Customer convenience is improved and a volume of staff workload and also errors</w:t>
+              <w:t xml:space="preserve">Customer convenience </w:t>
+            </w:r>
+            <w:proofErr w:type="gramStart"/>
+            <w:r>
+              <w:t>is improved</w:t>
+            </w:r>
+            <w:proofErr w:type="gramEnd"/>
+            <w:r>
+              <w:t xml:space="preserve"> and a volume of staff workload </w:t>
+            </w:r>
+            <w:proofErr w:type="gramStart"/>
+            <w:r>
+              <w:t>and also</w:t>
+            </w:r>
+            <w:proofErr w:type="gramEnd"/>
+            <w:r>
+              <w:t xml:space="preserve"> errors</w:t>
             </w:r>
             <w:r>
               <w:t xml:space="preserve"> occurred when making orders</w:t>
             </w:r>
             <w:r>
-              <w:t xml:space="preserve"> are reduced as customers can make </w:t>
+              <w:t xml:space="preserve"> </w:t>
+            </w:r>
+            <w:proofErr w:type="gramStart"/>
+            <w:r>
+              <w:t>are reduced</w:t>
+            </w:r>
+            <w:proofErr w:type="gramEnd"/>
+            <w:r>
+              <w:t xml:space="preserve"> as customers can make </w:t>
             </w:r>
             <w:r>
               <w:t>order</w:t>
@@ -1961,8 +3940,13 @@
               </w:numPr>
             </w:pPr>
             <w:r>
-              <w:t>Customers must be able to view order status from their account</w:t>
-            </w:r>
+              <w:t xml:space="preserve">Customers must be able to view order status from their </w:t>
+            </w:r>
+            <w:proofErr w:type="gramStart"/>
+            <w:r>
+              <w:t>account</w:t>
+            </w:r>
+            <w:proofErr w:type="gramEnd"/>
           </w:p>
           <w:p>
             <w:pPr>
@@ -1973,8 +3957,37 @@
               </w:numPr>
             </w:pPr>
             <w:r>
-              <w:t>Order statuses should be clear and in stages like ‘Pending’, ‘Processing’, ‘Ready for Collection’, or ‘Out for Delivery’.</w:t>
-            </w:r>
+              <w:t>Order statuses should be clear and in stages like ‘Pending</w:t>
+            </w:r>
+            <w:proofErr w:type="gramStart"/>
+            <w:r>
+              <w:t>’,</w:t>
+            </w:r>
+            <w:proofErr w:type="gramEnd"/>
+            <w:r>
+              <w:t xml:space="preserve"> ‘Processing</w:t>
+            </w:r>
+            <w:proofErr w:type="gramStart"/>
+            <w:r>
+              <w:t>’,</w:t>
+            </w:r>
+            <w:proofErr w:type="gramEnd"/>
+            <w:r>
+              <w:t xml:space="preserve"> ‘Ready for Collection</w:t>
+            </w:r>
+            <w:proofErr w:type="gramStart"/>
+            <w:r>
+              <w:t>’,</w:t>
+            </w:r>
+            <w:proofErr w:type="gramEnd"/>
+            <w:r>
+              <w:t xml:space="preserve"> or ‘Out for Delivery</w:t>
+            </w:r>
+            <w:proofErr w:type="gramStart"/>
+            <w:r>
+              <w:t>’.</w:t>
+            </w:r>
+            <w:proofErr w:type="gramEnd"/>
           </w:p>
           <w:p>
             <w:pPr>
@@ -1985,8 +3998,13 @@
               </w:numPr>
             </w:pPr>
             <w:r>
-              <w:t>The system must update order statuses in real time when changes occur</w:t>
-            </w:r>
+              <w:t xml:space="preserve">The system must update order statuses in real time when changes </w:t>
+            </w:r>
+            <w:proofErr w:type="gramStart"/>
+            <w:r>
+              <w:t>occur</w:t>
+            </w:r>
+            <w:proofErr w:type="gramEnd"/>
           </w:p>
           <w:p>
             <w:pPr>
@@ -2007,7 +4025,23 @@
           </w:tcPr>
           <w:p>
             <w:r>
-              <w:t>Without clear order status updates customers may be confused on when their order will be ready or if it’s even gone through, order tracking improves the transparency and communication between customer and business by providing a tracking functionality to reduce uncertainty which means customers don’t need to contact support for updates. This improves efficiency for producers and staff while increasing customer satisfaction and even trust whilst using the solution.</w:t>
+              <w:t xml:space="preserve">Without clear order status updates customers may be confused on when their order will be ready or if </w:t>
+            </w:r>
+            <w:proofErr w:type="gramStart"/>
+            <w:r>
+              <w:t>it’s</w:t>
+            </w:r>
+            <w:proofErr w:type="gramEnd"/>
+            <w:r>
+              <w:t xml:space="preserve"> even gone through, order tracking improves the transparency and communication between customer and business by providing a tracking functionality to reduce uncertainty which means customers </w:t>
+            </w:r>
+            <w:proofErr w:type="gramStart"/>
+            <w:r>
+              <w:t>don’t</w:t>
+            </w:r>
+            <w:proofErr w:type="gramEnd"/>
+            <w:r>
+              <w:t xml:space="preserve"> need to contact support for updates. This improves efficiency for producers and staff while increasing customer satisfaction and even trust whilst using the solution.</w:t>
             </w:r>
           </w:p>
         </w:tc>
@@ -2042,11 +4076,7 @@
               <w:t xml:space="preserve">Sophie Patel, </w:t>
             </w:r>
             <w:r>
-              <w:t xml:space="preserve">I want to receive loyalty rewards and discounts so I can feel encouraged to </w:t>
-            </w:r>
-            <w:r>
-              <w:lastRenderedPageBreak/>
-              <w:t>continue purchasing from GLH.</w:t>
+              <w:t>I want to receive loyalty rewards and discounts so I can feel encouraged to continue purchasing from GLH.</w:t>
             </w:r>
           </w:p>
         </w:tc>
@@ -2063,13 +4093,21 @@
               </w:numPr>
             </w:pPr>
             <w:r>
-              <w:lastRenderedPageBreak/>
-              <w:t xml:space="preserve">Purchases made by registered customers must be </w:t>
-            </w:r>
-            <w:r>
-              <w:lastRenderedPageBreak/>
-              <w:t>tracked by the system</w:t>
-            </w:r>
+              <w:t xml:space="preserve">Purchases made by registered customers must </w:t>
+            </w:r>
+            <w:proofErr w:type="gramStart"/>
+            <w:r>
+              <w:t>be tracked</w:t>
+            </w:r>
+            <w:proofErr w:type="gramEnd"/>
+            <w:r>
+              <w:t xml:space="preserve"> by the </w:t>
+            </w:r>
+            <w:proofErr w:type="gramStart"/>
+            <w:r>
+              <w:t>system</w:t>
+            </w:r>
+            <w:proofErr w:type="gramEnd"/>
           </w:p>
           <w:p>
             <w:pPr>
@@ -2083,8 +4121,14 @@
               <w:t xml:space="preserve">Customers must </w:t>
             </w:r>
             <w:r>
-              <w:t>complete orders to gain loyalty points or discounts</w:t>
-            </w:r>
+              <w:lastRenderedPageBreak/>
+              <w:t xml:space="preserve">complete orders to gain loyalty points or </w:t>
+            </w:r>
+            <w:proofErr w:type="gramStart"/>
+            <w:r>
+              <w:t>discounts</w:t>
+            </w:r>
+            <w:proofErr w:type="gramEnd"/>
           </w:p>
           <w:p>
             <w:pPr>
@@ -2095,8 +4139,13 @@
               </w:numPr>
             </w:pPr>
             <w:r>
-              <w:t>Customers must be able to view loyalty points or discounts within their account</w:t>
-            </w:r>
+              <w:t xml:space="preserve">Customers must be able to view loyalty points or discounts within their </w:t>
+            </w:r>
+            <w:proofErr w:type="gramStart"/>
+            <w:r>
+              <w:t>account</w:t>
+            </w:r>
+            <w:proofErr w:type="gramEnd"/>
           </w:p>
           <w:p>
             <w:pPr>
@@ -2110,10 +4159,18 @@
               <w:t xml:space="preserve">Any discounts applied </w:t>
             </w:r>
             <w:r>
-              <w:t>must be</w:t>
-            </w:r>
-            <w:r>
-              <w:t xml:space="preserve"> displayed clearly before order confirmation</w:t>
+              <w:t xml:space="preserve">must </w:t>
+            </w:r>
+            <w:proofErr w:type="gramStart"/>
+            <w:r>
+              <w:t>be</w:t>
+            </w:r>
+            <w:r>
+              <w:t xml:space="preserve"> displayed</w:t>
+            </w:r>
+            <w:proofErr w:type="gramEnd"/>
+            <w:r>
+              <w:t xml:space="preserve"> clearly before order confirmation</w:t>
             </w:r>
           </w:p>
         </w:tc>
@@ -2124,11 +4181,27 @@
           <w:p>
             <w:r>
               <w:lastRenderedPageBreak/>
-              <w:t xml:space="preserve">GLH is able to maintain and improve retention between customers and promote engagement through the web application with the use of a loyalty scheme </w:t>
+              <w:t xml:space="preserve">GLH </w:t>
+            </w:r>
+            <w:proofErr w:type="gramStart"/>
+            <w:r>
+              <w:t>is able to</w:t>
+            </w:r>
+            <w:proofErr w:type="gramEnd"/>
+            <w:r>
+              <w:t xml:space="preserve"> maintain and improve retention between customers and promote engagement through the web application with the use of a loyalty scheme which rewards customers for buying locally produced goods. This benefits the </w:t>
             </w:r>
             <w:r>
               <w:lastRenderedPageBreak/>
-              <w:t>which rewards customers for buying locally produced goods. This benefits the business as long-term revenue is obtained through customer retention and providing customers with added value through discounts and exclusive offers.</w:t>
+              <w:t xml:space="preserve">business as long-term revenue </w:t>
+            </w:r>
+            <w:proofErr w:type="gramStart"/>
+            <w:r>
+              <w:t>is obtained</w:t>
+            </w:r>
+            <w:proofErr w:type="gramEnd"/>
+            <w:r>
+              <w:t xml:space="preserve"> through customer retention and providing customers with added value through discounts and exclusive offers.</w:t>
             </w:r>
           </w:p>
         </w:tc>
@@ -2137,20 +4210,13 @@
     <w:p/>
     <w:p>
       <w:pPr>
-        <w:rPr>
-          <w:b/>
-          <w:bCs/>
-          <w:u w:val="single"/>
-        </w:rPr>
-      </w:pPr>
-      <w:r>
-        <w:rPr>
-          <w:b/>
-          <w:bCs/>
-          <w:u w:val="single"/>
-        </w:rPr>
+        <w:pStyle w:val="Heading1"/>
+      </w:pPr>
+      <w:bookmarkStart w:id="2" w:name="_Toc224135166"/>
+      <w:r>
         <w:t>Non-Functional Requirements</w:t>
       </w:r>
+      <w:bookmarkEnd w:id="2"/>
     </w:p>
     <w:tbl>
       <w:tblPr>
@@ -2273,8 +4339,21 @@
               </w:numPr>
             </w:pPr>
             <w:r>
-              <w:t>All pages must load in under 2 seconds</w:t>
-            </w:r>
+              <w:t xml:space="preserve">All pages must load in under </w:t>
+            </w:r>
+            <w:proofErr w:type="gramStart"/>
+            <w:r>
+              <w:t>2</w:t>
+            </w:r>
+            <w:proofErr w:type="gramEnd"/>
+            <w:r>
+              <w:t xml:space="preserve"> </w:t>
+            </w:r>
+            <w:proofErr w:type="gramStart"/>
+            <w:r>
+              <w:t>seconds</w:t>
+            </w:r>
+            <w:proofErr w:type="gramEnd"/>
           </w:p>
           <w:p>
             <w:pPr>
@@ -2286,8 +4365,21 @@
               <w:spacing w:line="256" w:lineRule="auto"/>
             </w:pPr>
             <w:r>
-              <w:t>Initial page contents should be visible within 2 seconds</w:t>
-            </w:r>
+              <w:t xml:space="preserve">Initial page contents should be visible within </w:t>
+            </w:r>
+            <w:proofErr w:type="gramStart"/>
+            <w:r>
+              <w:t>2</w:t>
+            </w:r>
+            <w:proofErr w:type="gramEnd"/>
+            <w:r>
+              <w:t xml:space="preserve"> </w:t>
+            </w:r>
+            <w:proofErr w:type="gramStart"/>
+            <w:r>
+              <w:t>seconds</w:t>
+            </w:r>
+            <w:proofErr w:type="gramEnd"/>
           </w:p>
           <w:p/>
         </w:tc>
@@ -2308,7 +4400,15 @@
               <w:t xml:space="preserve"> made </w:t>
             </w:r>
             <w:r>
-              <w:t>should be processed quickly</w:t>
+              <w:t xml:space="preserve">should </w:t>
+            </w:r>
+            <w:proofErr w:type="gramStart"/>
+            <w:r>
+              <w:t>be processed</w:t>
+            </w:r>
+            <w:proofErr w:type="gramEnd"/>
+            <w:r>
+              <w:t xml:space="preserve"> quickly</w:t>
             </w:r>
           </w:p>
         </w:tc>
@@ -2324,7 +4424,15 @@
               <w:t>order</w:t>
             </w:r>
             <w:r>
-              <w:t xml:space="preserve"> was submitted successfully</w:t>
+              <w:t xml:space="preserve"> </w:t>
+            </w:r>
+            <w:proofErr w:type="gramStart"/>
+            <w:r>
+              <w:t>was submitted</w:t>
+            </w:r>
+            <w:proofErr w:type="gramEnd"/>
+            <w:r>
+              <w:t xml:space="preserve"> successfully</w:t>
             </w:r>
             <w:r>
               <w:t xml:space="preserve"> with the ability to view the status</w:t>
@@ -2349,12 +4457,28 @@
               <w:t>Orders</w:t>
             </w:r>
             <w:r>
-              <w:t xml:space="preserve"> must be processed within 5 seconds</w:t>
-            </w:r>
-          </w:p>
-          <w:p>
-            <w:r>
-              <w:t>• Users should receive confirmation feedback immediately after a status has been applied to it.</w:t>
+              <w:t xml:space="preserve"> must </w:t>
+            </w:r>
+            <w:proofErr w:type="gramStart"/>
+            <w:r>
+              <w:t>be processed</w:t>
+            </w:r>
+            <w:proofErr w:type="gramEnd"/>
+            <w:r>
+              <w:t xml:space="preserve"> within 5 seconds</w:t>
+            </w:r>
+          </w:p>
+          <w:p>
+            <w:r>
+              <w:t xml:space="preserve">• Users should receive confirmation feedback immediately after a status has </w:t>
+            </w:r>
+            <w:proofErr w:type="gramStart"/>
+            <w:r>
+              <w:t>been applied</w:t>
+            </w:r>
+            <w:proofErr w:type="gramEnd"/>
+            <w:r>
+              <w:t xml:space="preserve"> to it.</w:t>
             </w:r>
           </w:p>
           <w:p/>
@@ -2376,24 +4500,35 @@
           </w:tcPr>
           <w:p>
             <w:r>
+              <w:t xml:space="preserve">The website should </w:t>
+            </w:r>
+            <w:proofErr w:type="gramStart"/>
+            <w:r>
+              <w:t>handle</w:t>
+            </w:r>
+            <w:proofErr w:type="gramEnd"/>
+            <w:r>
+              <w:t xml:space="preserve"> navigation without delays</w:t>
+            </w:r>
+          </w:p>
+        </w:tc>
+        <w:tc>
+          <w:tcPr>
+            <w:tcW w:w="2744" w:type="dxa"/>
+          </w:tcPr>
+          <w:p>
+            <w:r>
+              <w:t xml:space="preserve">Providing </w:t>
+            </w:r>
+            <w:r>
+              <w:t>users</w:t>
+            </w:r>
+            <w:r>
+              <w:t xml:space="preserve"> a smooth experience whilst navigating improves the experiences and allows for tasks to be complete efficiently, </w:t>
+            </w:r>
+            <w:r>
               <w:lastRenderedPageBreak/>
-              <w:t>The website should handle navigation without delays</w:t>
-            </w:r>
-          </w:p>
-        </w:tc>
-        <w:tc>
-          <w:tcPr>
-            <w:tcW w:w="2744" w:type="dxa"/>
-          </w:tcPr>
-          <w:p>
-            <w:r>
-              <w:t xml:space="preserve">Providing </w:t>
-            </w:r>
-            <w:r>
-              <w:t>users</w:t>
-            </w:r>
-            <w:r>
-              <w:t xml:space="preserve"> a smooth experience whilst navigating improves the experiences and allows for tasks to be complete efficiently, increasing the </w:t>
+              <w:t xml:space="preserve">increasing the </w:t>
             </w:r>
             <w:r>
               <w:t xml:space="preserve">number of </w:t>
@@ -2412,6 +4547,7 @@
           </w:tcPr>
           <w:p>
             <w:r>
+              <w:lastRenderedPageBreak/>
               <w:t>• Page transitions must process without any lag which is noticeable.</w:t>
             </w:r>
           </w:p>
@@ -2445,7 +4581,15 @@
           </w:tcPr>
           <w:p>
             <w:r>
-              <w:t>Images loading quickly shows professionalism on the website, showing performance isn’t an issue, helping build trust between the customers.</w:t>
+              <w:t xml:space="preserve">Images loading quickly shows professionalism on the website, showing performance </w:t>
+            </w:r>
+            <w:proofErr w:type="gramStart"/>
+            <w:r>
+              <w:t>isn’t</w:t>
+            </w:r>
+            <w:proofErr w:type="gramEnd"/>
+            <w:r>
+              <w:t xml:space="preserve"> an issue, helping build trust between the customers.</w:t>
             </w:r>
           </w:p>
         </w:tc>
@@ -2539,8 +4683,13 @@
           </w:tcPr>
           <w:p>
             <w:r>
-              <w:t>User account data must be securely stored</w:t>
-            </w:r>
+              <w:t xml:space="preserve">User account data must </w:t>
+            </w:r>
+            <w:proofErr w:type="gramStart"/>
+            <w:r>
+              <w:t>be securely stored</w:t>
+            </w:r>
+            <w:proofErr w:type="gramEnd"/>
           </w:p>
         </w:tc>
         <w:tc>
@@ -2549,7 +4698,23 @@
           </w:tcPr>
           <w:p>
             <w:r>
-              <w:t>Customer information is protected through secure data storage, making sure data protection laws are being followed which will build confidence for users using the platform.</w:t>
+              <w:t xml:space="preserve">Customer information </w:t>
+            </w:r>
+            <w:proofErr w:type="gramStart"/>
+            <w:r>
+              <w:t>is protected</w:t>
+            </w:r>
+            <w:proofErr w:type="gramEnd"/>
+            <w:r>
+              <w:t xml:space="preserve"> through secure data storage, making sure data protection laws are </w:t>
+            </w:r>
+            <w:proofErr w:type="gramStart"/>
+            <w:r>
+              <w:t>being followed</w:t>
+            </w:r>
+            <w:proofErr w:type="gramEnd"/>
+            <w:r>
+              <w:t xml:space="preserve"> which will build confidence for users using the platform.</w:t>
             </w:r>
           </w:p>
         </w:tc>
@@ -2559,8 +4724,21 @@
           </w:tcPr>
           <w:p>
             <w:r>
-              <w:t>• 100% of users passwords must be encrypted</w:t>
-            </w:r>
+              <w:t xml:space="preserve">• 100% of </w:t>
+            </w:r>
+            <w:proofErr w:type="gramStart"/>
+            <w:r>
+              <w:t>users</w:t>
+            </w:r>
+            <w:proofErr w:type="gramEnd"/>
+            <w:r>
+              <w:t xml:space="preserve"> passwords must </w:t>
+            </w:r>
+            <w:proofErr w:type="gramStart"/>
+            <w:r>
+              <w:t>be encrypted</w:t>
+            </w:r>
+            <w:proofErr w:type="gramEnd"/>
           </w:p>
           <w:p>
             <w:r>
@@ -2589,7 +4767,15 @@
           </w:tcPr>
           <w:p>
             <w:r>
-              <w:t>Sensitive data and business operations are secure as unauthorised users are prevented from managing</w:t>
+              <w:t xml:space="preserve">Sensitive data and business operations are secure as unauthorised users </w:t>
+            </w:r>
+            <w:proofErr w:type="gramStart"/>
+            <w:r>
+              <w:t>are prevented</w:t>
+            </w:r>
+            <w:proofErr w:type="gramEnd"/>
+            <w:r>
+              <w:t xml:space="preserve"> from managing</w:t>
             </w:r>
             <w:r>
               <w:t xml:space="preserve"> product listings and </w:t>
@@ -2643,7 +4829,15 @@
           </w:tcPr>
           <w:p>
             <w:r>
-              <w:t>The company’s reputation and trust will be preserved through preventing unauthorised access as it protects customers data.</w:t>
+              <w:t xml:space="preserve">The company’s reputation and trust will </w:t>
+            </w:r>
+            <w:proofErr w:type="gramStart"/>
+            <w:r>
+              <w:t>be preserved</w:t>
+            </w:r>
+            <w:proofErr w:type="gramEnd"/>
+            <w:r>
+              <w:t xml:space="preserve"> through preventing unauthorised access as it protects customers data.</w:t>
             </w:r>
           </w:p>
         </w:tc>
@@ -2673,7 +4867,15 @@
           </w:tcPr>
           <w:p>
             <w:r>
-              <w:t>User sessions must be handled securely</w:t>
+              <w:t xml:space="preserve">User sessions must be </w:t>
+            </w:r>
+            <w:proofErr w:type="gramStart"/>
+            <w:r>
+              <w:t>handled</w:t>
+            </w:r>
+            <w:proofErr w:type="gramEnd"/>
+            <w:r>
+              <w:t xml:space="preserve"> securely</w:t>
             </w:r>
           </w:p>
         </w:tc>
@@ -2693,7 +4895,15 @@
           </w:tcPr>
           <w:p>
             <w:r>
-              <w:t>• Users must be logged out after going off the solution</w:t>
+              <w:t xml:space="preserve">• Users must </w:t>
+            </w:r>
+            <w:proofErr w:type="gramStart"/>
+            <w:r>
+              <w:t>be logged</w:t>
+            </w:r>
+            <w:proofErr w:type="gramEnd"/>
+            <w:r>
+              <w:t xml:space="preserve"> out after going off the solution</w:t>
             </w:r>
           </w:p>
           <w:p>
@@ -2787,14 +4997,29 @@
           </w:tcPr>
           <w:p>
             <w:r>
-              <w:t xml:space="preserve">This will make sure the system is reliable as the website experiences more traffic, preventing </w:t>
-            </w:r>
-            <w:r>
-              <w:lastRenderedPageBreak/>
+              <w:t xml:space="preserve">This will make sure the system is </w:t>
+            </w:r>
+            <w:proofErr w:type="gramStart"/>
+            <w:r>
+              <w:t>reliable</w:t>
+            </w:r>
+            <w:proofErr w:type="gramEnd"/>
+            <w:r>
+              <w:t xml:space="preserve"> as the website experiences more traffic, preventing </w:t>
+            </w:r>
+            <w:r>
               <w:t>purchases</w:t>
             </w:r>
             <w:r>
-              <w:t xml:space="preserve"> from being missed during peaks.</w:t>
+              <w:t xml:space="preserve"> from </w:t>
+            </w:r>
+            <w:proofErr w:type="gramStart"/>
+            <w:r>
+              <w:t>being missed</w:t>
+            </w:r>
+            <w:proofErr w:type="gramEnd"/>
+            <w:r>
+              <w:t xml:space="preserve"> during peaks.</w:t>
             </w:r>
           </w:p>
         </w:tc>
@@ -2804,13 +5029,19 @@
           </w:tcPr>
           <w:p>
             <w:r>
-              <w:lastRenderedPageBreak/>
-              <w:t>• Support at least 1000 active users without performance loss</w:t>
-            </w:r>
-          </w:p>
-          <w:p>
-            <w:r>
-              <w:lastRenderedPageBreak/>
+              <w:t xml:space="preserve">• Support at least </w:t>
+            </w:r>
+            <w:proofErr w:type="gramStart"/>
+            <w:r>
+              <w:t>1000</w:t>
+            </w:r>
+            <w:proofErr w:type="gramEnd"/>
+            <w:r>
+              <w:t xml:space="preserve"> active users without performance loss</w:t>
+            </w:r>
+          </w:p>
+          <w:p>
+            <w:r>
               <w:t>• Performance remains stable as user numbers increase</w:t>
             </w:r>
           </w:p>
@@ -2826,18 +5057,29 @@
           </w:tcPr>
           <w:p>
             <w:r>
+              <w:t>The system should stay stable during peak usage times.</w:t>
+            </w:r>
+          </w:p>
+        </w:tc>
+        <w:tc>
+          <w:tcPr>
+            <w:tcW w:w="2744" w:type="dxa"/>
+          </w:tcPr>
+          <w:p>
+            <w:r>
+              <w:t xml:space="preserve">Revenue and customer satisfaction </w:t>
+            </w:r>
+            <w:proofErr w:type="gramStart"/>
+            <w:r>
+              <w:t>is protected</w:t>
+            </w:r>
+            <w:proofErr w:type="gramEnd"/>
+            <w:r>
+              <w:t xml:space="preserve"> due to stable performances ensuring that service is </w:t>
+            </w:r>
+            <w:r>
               <w:lastRenderedPageBreak/>
-              <w:t>The system should stay stable during peak usage times.</w:t>
-            </w:r>
-          </w:p>
-        </w:tc>
-        <w:tc>
-          <w:tcPr>
-            <w:tcW w:w="2744" w:type="dxa"/>
-          </w:tcPr>
-          <w:p>
-            <w:r>
-              <w:t>Revenue and customer satisfaction is protected due to stable performances ensuring that service is consistent during busy</w:t>
+              <w:t>consistent during busy</w:t>
             </w:r>
             <w:r>
               <w:t xml:space="preserve"> purchasing</w:t>
@@ -2853,6 +5095,7 @@
           </w:tcPr>
           <w:p>
             <w:r>
+              <w:lastRenderedPageBreak/>
               <w:t>• No loss in performance during peak user times</w:t>
             </w:r>
           </w:p>
@@ -2899,7 +5142,15 @@
           </w:tcPr>
           <w:p>
             <w:r>
-              <w:t>• New features can be added without any major system redesign</w:t>
+              <w:t xml:space="preserve">• New features can </w:t>
+            </w:r>
+            <w:proofErr w:type="gramStart"/>
+            <w:r>
+              <w:t>be added</w:t>
+            </w:r>
+            <w:proofErr w:type="gramEnd"/>
+            <w:r>
+              <w:t xml:space="preserve"> without any major system redesign</w:t>
             </w:r>
           </w:p>
           <w:p>
@@ -2953,7 +5204,15 @@
               <w:t xml:space="preserve"> and listings</w:t>
             </w:r>
             <w:r>
-              <w:t xml:space="preserve"> being handled reliably allows for operational efficiency and business stability.</w:t>
+              <w:t xml:space="preserve"> being </w:t>
+            </w:r>
+            <w:proofErr w:type="gramStart"/>
+            <w:r>
+              <w:t>handled</w:t>
+            </w:r>
+            <w:proofErr w:type="gramEnd"/>
+            <w:r>
+              <w:t xml:space="preserve"> reliably allows for operational efficiency and business stability.</w:t>
             </w:r>
           </w:p>
         </w:tc>
@@ -3053,10 +5312,26 @@
           </w:tcPr>
           <w:p>
             <w:r>
-              <w:t xml:space="preserve">The system must handle multiple </w:t>
-            </w:r>
-            <w:r>
-              <w:t xml:space="preserve">purchases being made </w:t>
+              <w:t xml:space="preserve">The system must </w:t>
+            </w:r>
+            <w:proofErr w:type="gramStart"/>
+            <w:r>
+              <w:t>handle</w:t>
+            </w:r>
+            <w:proofErr w:type="gramEnd"/>
+            <w:r>
+              <w:t xml:space="preserve"> multiple </w:t>
+            </w:r>
+            <w:r>
+              <w:t xml:space="preserve">purchases </w:t>
+            </w:r>
+            <w:proofErr w:type="gramStart"/>
+            <w:r>
+              <w:t>being made</w:t>
+            </w:r>
+            <w:proofErr w:type="gramEnd"/>
+            <w:r>
+              <w:t xml:space="preserve"> </w:t>
             </w:r>
             <w:r>
               <w:t>simultaneously.</w:t>
@@ -3114,8 +5389,21 @@
             <w:tcW w:w="2744" w:type="dxa"/>
           </w:tcPr>
           <w:p>
-            <w:r>
-              <w:t>Handling many users ensures the problem can grow with the business without running into technical limitation.</w:t>
+            <w:proofErr w:type="gramStart"/>
+            <w:r>
+              <w:t>Handling</w:t>
+            </w:r>
+            <w:proofErr w:type="gramEnd"/>
+            <w:r>
+              <w:t xml:space="preserve"> </w:t>
+            </w:r>
+            <w:proofErr w:type="gramStart"/>
+            <w:r>
+              <w:t>many</w:t>
+            </w:r>
+            <w:proofErr w:type="gramEnd"/>
+            <w:r>
+              <w:t xml:space="preserve"> users ensures the problem can grow with the business without running into technical limitation.</w:t>
             </w:r>
           </w:p>
         </w:tc>
@@ -3151,7 +5439,15 @@
           </w:tcPr>
           <w:p>
             <w:r>
-              <w:t>The system must handle large volumes of</w:t>
+              <w:t xml:space="preserve">The system must </w:t>
+            </w:r>
+            <w:proofErr w:type="gramStart"/>
+            <w:r>
+              <w:t>handle</w:t>
+            </w:r>
+            <w:proofErr w:type="gramEnd"/>
+            <w:r>
+              <w:t xml:space="preserve"> large volumes of</w:t>
             </w:r>
             <w:r>
               <w:t xml:space="preserve"> customer and product</w:t>
@@ -3173,7 +5469,15 @@
           </w:tcPr>
           <w:p>
             <w:r>
-              <w:t xml:space="preserve">With the ability to handle large masses of </w:t>
+              <w:t xml:space="preserve">With the ability to </w:t>
+            </w:r>
+            <w:proofErr w:type="gramStart"/>
+            <w:r>
+              <w:t>handle</w:t>
+            </w:r>
+            <w:proofErr w:type="gramEnd"/>
+            <w:r>
+              <w:t xml:space="preserve"> large masses of </w:t>
             </w:r>
             <w:r>
               <w:t>customer and product</w:t>
@@ -3185,7 +5489,15 @@
               <w:t xml:space="preserve">and order </w:t>
             </w:r>
             <w:r>
-              <w:t>data, the system will stay usable as the business grows and gains more traffic. This prevents halts in business process like staff productivity being slowed down and a loss of customer experience, especially in busy periods.</w:t>
+              <w:t xml:space="preserve">data, the system will stay usable as the business grows and gains more traffic. This prevents halts in business process like staff productivity </w:t>
+            </w:r>
+            <w:proofErr w:type="gramStart"/>
+            <w:r>
+              <w:t>being slowed</w:t>
+            </w:r>
+            <w:proofErr w:type="gramEnd"/>
+            <w:r>
+              <w:t xml:space="preserve"> down and a loss of customer experience, especially in busy periods.</w:t>
             </w:r>
           </w:p>
         </w:tc>
@@ -3195,7 +5507,15 @@
           </w:tcPr>
           <w:p>
             <w:r>
-              <w:t>• The system can process 100 product records without slowing down</w:t>
+              <w:t xml:space="preserve">• The system can process </w:t>
+            </w:r>
+            <w:proofErr w:type="gramStart"/>
+            <w:r>
+              <w:t>100</w:t>
+            </w:r>
+            <w:proofErr w:type="gramEnd"/>
+            <w:r>
+              <w:t xml:space="preserve"> product records without slowing down</w:t>
             </w:r>
           </w:p>
           <w:p>
@@ -3221,7 +5541,15 @@
               <w:t>/producer</w:t>
             </w:r>
             <w:r>
-              <w:t xml:space="preserve"> area must handle multiple staff</w:t>
+              <w:t xml:space="preserve"> area must </w:t>
+            </w:r>
+            <w:proofErr w:type="gramStart"/>
+            <w:r>
+              <w:t>handle</w:t>
+            </w:r>
+            <w:proofErr w:type="gramEnd"/>
+            <w:r>
+              <w:t xml:space="preserve"> multiple staff</w:t>
             </w:r>
             <w:r>
               <w:t>/producer</w:t>
@@ -3237,11 +5565,7 @@
           </w:tcPr>
           <w:p>
             <w:r>
-              <w:t xml:space="preserve">This will improve internal productivity and allows staff/producers to manage </w:t>
-            </w:r>
-            <w:r>
-              <w:lastRenderedPageBreak/>
-              <w:t xml:space="preserve">enquiries/products as a team. </w:t>
+              <w:t xml:space="preserve">This will improve internal productivity and allows staff/producers to manage enquiries/products as a team. </w:t>
             </w:r>
           </w:p>
           <w:p/>
@@ -3252,14 +5576,20 @@
           </w:tcPr>
           <w:p>
             <w:r>
-              <w:lastRenderedPageBreak/>
               <w:t>• Multiple staff members can access the staff area at once</w:t>
             </w:r>
           </w:p>
           <w:p>
             <w:r>
-              <w:lastRenderedPageBreak/>
-              <w:t>• Staff actions don’t interfere with each</w:t>
+              <w:t xml:space="preserve">• Staff actions </w:t>
+            </w:r>
+            <w:proofErr w:type="gramStart"/>
+            <w:r>
+              <w:t>don’t</w:t>
+            </w:r>
+            <w:proofErr w:type="gramEnd"/>
+            <w:r>
+              <w:t xml:space="preserve"> interfere with each</w:t>
             </w:r>
             <w:r>
               <w:t xml:space="preserve"> </w:t>
@@ -3275,7 +5605,15 @@
           </w:p>
           <w:p>
             <w:r>
-              <w:t>• Producer actions don’t interfere with each</w:t>
+              <w:t xml:space="preserve">• Producer actions </w:t>
+            </w:r>
+            <w:proofErr w:type="gramStart"/>
+            <w:r>
+              <w:t>don’t</w:t>
+            </w:r>
+            <w:proofErr w:type="gramEnd"/>
+            <w:r>
+              <w:t xml:space="preserve"> interfere with each</w:t>
             </w:r>
             <w:r>
               <w:t xml:space="preserve"> </w:t>
@@ -3362,7 +5700,15 @@
           </w:tcPr>
           <w:p>
             <w:r>
-              <w:t>The system should be highly available.</w:t>
+              <w:t xml:space="preserve">The system should be </w:t>
+            </w:r>
+            <w:proofErr w:type="gramStart"/>
+            <w:r>
+              <w:t>highly available</w:t>
+            </w:r>
+            <w:proofErr w:type="gramEnd"/>
+            <w:r>
+              <w:t>.</w:t>
             </w:r>
           </w:p>
         </w:tc>
@@ -3387,7 +5733,15 @@
           </w:p>
           <w:p>
             <w:r>
-              <w:t>• Downtime should be kept to a minimum</w:t>
+              <w:t xml:space="preserve">• Downtime should </w:t>
+            </w:r>
+            <w:proofErr w:type="gramStart"/>
+            <w:r>
+              <w:t>be kept</w:t>
+            </w:r>
+            <w:proofErr w:type="gramEnd"/>
+            <w:r>
+              <w:t xml:space="preserve"> to a minimum</w:t>
             </w:r>
           </w:p>
           <w:p/>
@@ -3415,7 +5769,15 @@
           </w:tcPr>
           <w:p>
             <w:r>
-              <w:t>The company’s revenue and customer confidence will be protected due to quick recovery and minimised downtimes.</w:t>
+              <w:t xml:space="preserve">The company’s revenue and customer confidence will </w:t>
+            </w:r>
+            <w:proofErr w:type="gramStart"/>
+            <w:r>
+              <w:t>be protected</w:t>
+            </w:r>
+            <w:proofErr w:type="gramEnd"/>
+            <w:r>
+              <w:t xml:space="preserve"> due to quick recovery and minimised downtimes.</w:t>
             </w:r>
           </w:p>
         </w:tc>
@@ -3513,7 +5875,15 @@
           </w:tcPr>
           <w:p>
             <w:r>
-              <w:t>Accurate statuses will reduce confusion as much as possible for both staff and customers, improving overall communication and efficiency.</w:t>
+              <w:t xml:space="preserve">Accurate statuses will reduce confusion as </w:t>
+            </w:r>
+            <w:proofErr w:type="gramStart"/>
+            <w:r>
+              <w:t>much</w:t>
+            </w:r>
+            <w:proofErr w:type="gramEnd"/>
+            <w:r>
+              <w:t xml:space="preserve"> as possible for both staff and customers, improving overall communication and efficiency.</w:t>
             </w:r>
           </w:p>
         </w:tc>
@@ -3523,7 +5893,15 @@
           </w:tcPr>
           <w:p>
             <w:r>
-              <w:t>• Order status updates must be reflected immediately</w:t>
+              <w:t xml:space="preserve">• Order status updates must </w:t>
+            </w:r>
+            <w:proofErr w:type="gramStart"/>
+            <w:r>
+              <w:t>be reflected</w:t>
+            </w:r>
+            <w:proofErr w:type="gramEnd"/>
+            <w:r>
+              <w:t xml:space="preserve"> immediately</w:t>
             </w:r>
           </w:p>
           <w:p>
@@ -3632,7 +6010,15 @@
           </w:p>
           <w:p>
             <w:r>
-              <w:t>• Users can reach key pages within 2 clicks</w:t>
+              <w:t xml:space="preserve">• Users can reach key pages within </w:t>
+            </w:r>
+            <w:proofErr w:type="gramStart"/>
+            <w:r>
+              <w:t>2</w:t>
+            </w:r>
+            <w:proofErr w:type="gramEnd"/>
+            <w:r>
+              <w:t xml:space="preserve"> clicks</w:t>
             </w:r>
           </w:p>
         </w:tc>
@@ -3662,8 +6048,13 @@
             <w:tcW w:w="2744" w:type="dxa"/>
           </w:tcPr>
           <w:p>
-            <w:r>
-              <w:t xml:space="preserve">A simple process reduces rates of customers going off the website and increases successful </w:t>
+            <w:proofErr w:type="gramStart"/>
+            <w:r>
+              <w:t>A simple process</w:t>
+            </w:r>
+            <w:proofErr w:type="gramEnd"/>
+            <w:r>
+              <w:t xml:space="preserve"> reduces rates of customers going off the website and increases successful </w:t>
             </w:r>
             <w:r>
               <w:t>orders</w:t>
@@ -3679,7 +6070,15 @@
           </w:tcPr>
           <w:p>
             <w:r>
-              <w:t>• Users are able to complete an order request without assistance</w:t>
+              <w:t xml:space="preserve">• Users </w:t>
+            </w:r>
+            <w:proofErr w:type="gramStart"/>
+            <w:r>
+              <w:t>are able to</w:t>
+            </w:r>
+            <w:proofErr w:type="gramEnd"/>
+            <w:r>
+              <w:t xml:space="preserve"> complete an order request without assistance</w:t>
             </w:r>
           </w:p>
           <w:p>
@@ -3719,8 +6118,13 @@
           </w:tcPr>
           <w:p>
             <w:r>
-              <w:t>• Errors must clearly explain how the issue is fixed</w:t>
-            </w:r>
+              <w:t xml:space="preserve">• Errors must clearly explain how the issue </w:t>
+            </w:r>
+            <w:proofErr w:type="gramStart"/>
+            <w:r>
+              <w:t>is fixed</w:t>
+            </w:r>
+            <w:proofErr w:type="gramEnd"/>
           </w:p>
           <w:p>
             <w:r>
@@ -3739,7 +6143,6 @@
           </w:tcPr>
           <w:p>
             <w:r>
-              <w:lastRenderedPageBreak/>
               <w:t>The interface should be consistent across pages.</w:t>
             </w:r>
           </w:p>
@@ -3809,6 +6212,7 @@
           </w:tcPr>
           <w:p>
             <w:r>
+              <w:lastRenderedPageBreak/>
               <w:t>Non-Functional Requirement</w:t>
             </w:r>
           </w:p>
@@ -3904,7 +6308,15 @@
           </w:tcPr>
           <w:p>
             <w:r>
-              <w:t>• Text resizing available within 2 clicks</w:t>
+              <w:t xml:space="preserve">• Text resizing available within </w:t>
+            </w:r>
+            <w:proofErr w:type="gramStart"/>
+            <w:r>
+              <w:t>2</w:t>
+            </w:r>
+            <w:proofErr w:type="gramEnd"/>
+            <w:r>
+              <w:t xml:space="preserve"> clicks</w:t>
             </w:r>
           </w:p>
           <w:p>
@@ -3984,7 +6396,15 @@
           </w:tcPr>
           <w:p>
             <w:r>
-              <w:t>• Fully functional on desktop, tablet and mobile</w:t>
+              <w:t xml:space="preserve">• Fully functional on desktop, </w:t>
+            </w:r>
+            <w:proofErr w:type="gramStart"/>
+            <w:r>
+              <w:t>tablet</w:t>
+            </w:r>
+            <w:proofErr w:type="gramEnd"/>
+            <w:r>
+              <w:t xml:space="preserve"> and mobile</w:t>
             </w:r>
           </w:p>
           <w:p>
@@ -4006,20 +6426,13 @@
     </w:p>
     <w:p>
       <w:pPr>
-        <w:rPr>
-          <w:b/>
-          <w:bCs/>
-          <w:u w:val="single"/>
-        </w:rPr>
-      </w:pPr>
-      <w:r>
-        <w:rPr>
-          <w:b/>
-          <w:bCs/>
-          <w:u w:val="single"/>
-        </w:rPr>
+        <w:pStyle w:val="Heading1"/>
+      </w:pPr>
+      <w:bookmarkStart w:id="3" w:name="_Toc224135167"/>
+      <w:r>
         <w:t>Hierarchy Diagram</w:t>
       </w:r>
+      <w:bookmarkEnd w:id="3"/>
     </w:p>
     <w:p>
       <w:pPr>
@@ -4032,7 +6445,7 @@
           <w:noProof/>
         </w:rPr>
         <w:drawing>
-          <wp:inline distT="0" distB="0" distL="0" distR="0" wp14:anchorId="3C31ED5A" wp14:editId="1F48AB11">
+          <wp:inline distT="0" distB="0" distL="0" distR="0" wp14:anchorId="3C31ED5A" wp14:editId="697D4A25">
             <wp:extent cx="6498141" cy="2274350"/>
             <wp:effectExtent l="0" t="0" r="0" b="0"/>
             <wp:docPr id="1" name="Picture 1"/>
@@ -4049,7 +6462,7 @@
                     </pic:cNvPicPr>
                   </pic:nvPicPr>
                   <pic:blipFill>
-                    <a:blip r:embed="rId6" cstate="print">
+                    <a:blip r:embed="rId7" cstate="print">
                       <a:extLst>
                         <a:ext uri="{28A0092B-C50C-407E-A947-70E740481C1C}">
                           <a14:useLocalDpi xmlns:a14="http://schemas.microsoft.com/office/drawing/2010/main" val="0"/>
@@ -4084,102 +6497,262 @@
     <w:p/>
     <w:p>
       <w:pPr>
+        <w:pStyle w:val="Heading1"/>
+      </w:pPr>
+      <w:bookmarkStart w:id="4" w:name="_Toc224135168"/>
+      <w:r>
+        <w:t>UI Consideration</w:t>
+      </w:r>
+      <w:bookmarkEnd w:id="4"/>
+    </w:p>
+    <w:p>
+      <w:r>
+        <w:t xml:space="preserve">For Greenfield Local Hub, taking reference from other popular websites in the co-operative industry, such as theproducebox.com, we will try to keep a very modern layout which is consistent and clean. The web application will use a green and white colour scheme as green portrays trust, nature, produce, sustainability and algaculture which is </w:t>
+      </w:r>
+      <w:proofErr w:type="gramStart"/>
+      <w:r>
+        <w:t>very important</w:t>
+      </w:r>
+      <w:proofErr w:type="gramEnd"/>
+      <w:r>
+        <w:t xml:space="preserve"> for a business like Greenfield Local Hub who are a co-operative for producers selling local produce as these values link directly to them. Heros, headings and the footer will be green, taking inspiration from competitors like </w:t>
+      </w:r>
+      <w:proofErr w:type="spellStart"/>
+      <w:r>
+        <w:t>TheProduceBox</w:t>
+      </w:r>
+      <w:proofErr w:type="spellEnd"/>
+      <w:r>
+        <w:t xml:space="preserve"> as we want the website to be industry standard, during research we found this was a common occurrence in co-operative produce websites. White space will </w:t>
+      </w:r>
+      <w:proofErr w:type="gramStart"/>
+      <w:r>
+        <w:t>be used</w:t>
+      </w:r>
+      <w:proofErr w:type="gramEnd"/>
+      <w:r>
+        <w:t xml:space="preserve"> to improve readability for </w:t>
+      </w:r>
+      <w:r>
+        <w:lastRenderedPageBreak/>
+        <w:t xml:space="preserve">users, keeping the interface clean and uncluttered. </w:t>
+      </w:r>
+      <w:r>
+        <w:t xml:space="preserve">Adding onto this, the website will </w:t>
+      </w:r>
+      <w:proofErr w:type="gramStart"/>
+      <w:r>
+        <w:t>be laid</w:t>
+      </w:r>
+      <w:proofErr w:type="gramEnd"/>
+      <w:r>
+        <w:t xml:space="preserve"> out and structured clearly in sections with hero banners, </w:t>
+      </w:r>
+      <w:r>
+        <w:t>product</w:t>
+      </w:r>
+      <w:r>
+        <w:t xml:space="preserve"> listings, feature high lights and a call-to-action sections as a structured layout prevents the user from </w:t>
+      </w:r>
+      <w:proofErr w:type="gramStart"/>
+      <w:r>
+        <w:t>being overwhelmed</w:t>
+      </w:r>
+      <w:proofErr w:type="gramEnd"/>
+      <w:r>
+        <w:t xml:space="preserve"> whilst allowing the user to understand what the business offers quickly. This is because page content being broke down will let the user scan the page easily, this is done in industry standard websites</w:t>
+      </w:r>
+      <w:r>
+        <w:t>, as you can see was found during research,</w:t>
+      </w:r>
+      <w:r>
+        <w:t xml:space="preserve"> as it improves usability and ensures that any key information displayed on the page like the </w:t>
+      </w:r>
+      <w:r>
+        <w:t>product</w:t>
+      </w:r>
+      <w:r>
+        <w:t xml:space="preserve"> availability and </w:t>
+      </w:r>
+      <w:r>
+        <w:t>order</w:t>
+      </w:r>
+      <w:r>
+        <w:t xml:space="preserve"> actions will be visible to the user immediately, preventing any confusion and encouraging the user to check what </w:t>
+      </w:r>
+      <w:r>
+        <w:t>products</w:t>
+      </w:r>
+      <w:r>
+        <w:t xml:space="preserve"> are available. The aim is to use a fixed top navigation bar to provide the user quick access to essential pages like the home page, contact us, register page and more. This is because it creates consistency in the navigation process and allows users to find where they want to go from any point of the page, this meets client requirements as it reduces the need for users to search for key information.</w:t>
+      </w:r>
+      <w:r>
+        <w:t xml:space="preserve"> The web application will also make sure text is consistent throughout the web-app and readability </w:t>
+      </w:r>
+      <w:proofErr w:type="gramStart"/>
+      <w:r>
+        <w:t>is maintained</w:t>
+      </w:r>
+      <w:proofErr w:type="gramEnd"/>
+      <w:r>
+        <w:t xml:space="preserve">. We will use a font like the </w:t>
+      </w:r>
+      <w:proofErr w:type="gramStart"/>
+      <w:r>
+        <w:t>sans</w:t>
+      </w:r>
+      <w:proofErr w:type="gramEnd"/>
+      <w:r>
+        <w:t xml:space="preserve"> family as an example due to its high readability on screen and how adjustable they are to different screens and UI’s. It will also work well with the colour green and our websites layout. Doing this will keep a sense of professionalism whilst keeping an inviting and welcoming tone, which is what we want customers to feel. </w:t>
+      </w:r>
+      <w:proofErr w:type="gramStart"/>
+      <w:r>
+        <w:t>We’ll</w:t>
+      </w:r>
+      <w:proofErr w:type="gramEnd"/>
+      <w:r>
+        <w:t xml:space="preserve"> also use high quality imagery </w:t>
+      </w:r>
+      <w:proofErr w:type="gramStart"/>
+      <w:r>
+        <w:t>in</w:t>
+      </w:r>
+      <w:proofErr w:type="gramEnd"/>
+      <w:r>
+        <w:t xml:space="preserve"> the website to display product listings and producers so that it is clear for customers what </w:t>
+      </w:r>
+      <w:proofErr w:type="gramStart"/>
+      <w:r>
+        <w:t>they’re</w:t>
+      </w:r>
+      <w:proofErr w:type="gramEnd"/>
+      <w:r>
+        <w:t xml:space="preserve"> looking for and to effectively promote local producers and product to allow customers to effectively make informed decisions by avoiding any confusion as customers can visually represent product and producers. Not only this, but we will </w:t>
+      </w:r>
+      <w:proofErr w:type="gramStart"/>
+      <w:r>
+        <w:t>ensure  accessibility</w:t>
+      </w:r>
+      <w:proofErr w:type="gramEnd"/>
+      <w:r>
+        <w:t xml:space="preserve"> </w:t>
+      </w:r>
+      <w:proofErr w:type="gramStart"/>
+      <w:r>
+        <w:t>is kept</w:t>
+      </w:r>
+      <w:proofErr w:type="gramEnd"/>
+      <w:r>
+        <w:t xml:space="preserve"> in mind and consistent through the website through clear icons and readable text with spacing between sections to make sure information is clear and readable for those who face impairment, this demonstrates professionalism and inclusivity for GLH, broadening the scope of customers. All features </w:t>
+      </w:r>
+      <w:proofErr w:type="gramStart"/>
+      <w:r>
+        <w:t>are implemented</w:t>
+      </w:r>
+      <w:proofErr w:type="gramEnd"/>
+      <w:r>
+        <w:t xml:space="preserve"> with the user kept in mind, as the target audience is likely to be local users, who should feel invited and a sense of transparency and professionalism when finding out information about producers, available products and placing orders. </w:t>
+      </w:r>
+      <w:r>
+        <w:t xml:space="preserve">This is why the website must maintain consistency, professionalism and ease of use as </w:t>
+      </w:r>
+      <w:proofErr w:type="gramStart"/>
+      <w:r>
+        <w:t>some of</w:t>
+      </w:r>
+      <w:proofErr w:type="gramEnd"/>
+      <w:r>
+        <w:t xml:space="preserve"> the target audience may want a website which looks </w:t>
+      </w:r>
+      <w:proofErr w:type="gramStart"/>
+      <w:r>
+        <w:t>reliable</w:t>
+      </w:r>
+      <w:proofErr w:type="gramEnd"/>
+      <w:r>
+        <w:t xml:space="preserve"> and professional if they want to order from there as it creates a layer of trust between the user and the company. Not only this, but </w:t>
+      </w:r>
+      <w:proofErr w:type="gramStart"/>
+      <w:r>
+        <w:t>some of</w:t>
+      </w:r>
+      <w:proofErr w:type="gramEnd"/>
+      <w:r>
+        <w:t xml:space="preserve"> the target audience may come from a background with limited technical experience so ease of use is important to ensure that any potential customers </w:t>
+      </w:r>
+      <w:proofErr w:type="gramStart"/>
+      <w:r>
+        <w:t>aren’t</w:t>
+      </w:r>
+      <w:proofErr w:type="gramEnd"/>
+      <w:r>
+        <w:t xml:space="preserve"> lost.</w:t>
+      </w:r>
+      <w:r>
+        <w:t xml:space="preserve"> </w:t>
+      </w:r>
+    </w:p>
+    <w:p>
+      <w:pPr>
         <w:rPr>
           <w:b/>
           <w:bCs/>
           <w:u w:val="single"/>
         </w:rPr>
       </w:pPr>
-      <w:r>
+    </w:p>
+    <w:p>
+      <w:pPr>
+        <w:pStyle w:val="Heading1"/>
+      </w:pPr>
+      <w:bookmarkStart w:id="5" w:name="_Toc224135169"/>
+      <w:r>
+        <w:t>Security Considerations</w:t>
+      </w:r>
+      <w:bookmarkEnd w:id="5"/>
+    </w:p>
+    <w:p>
+      <w:pPr>
+        <w:pStyle w:val="Heading2"/>
+      </w:pPr>
+      <w:bookmarkStart w:id="6" w:name="_Toc220507525"/>
+      <w:bookmarkStart w:id="7" w:name="_Toc224135170"/>
+      <w:r>
+        <w:t>Risk Mitigation</w:t>
+      </w:r>
+      <w:bookmarkEnd w:id="6"/>
+      <w:bookmarkEnd w:id="7"/>
+    </w:p>
+    <w:p>
+      <w:pPr>
         <w:rPr>
           <w:b/>
           <w:bCs/>
           <w:u w:val="single"/>
         </w:rPr>
-        <w:t>UI Consideration</w:t>
-      </w:r>
+      </w:pPr>
     </w:p>
     <w:p>
-      <w:r>
-        <w:t xml:space="preserve">The UI on the Greenfield Local Hub web application will be a modern and clean layourt which is consistent and commonly used in other co-operative produce websites. The website will primarily </w:t>
-      </w:r>
-      <w:r>
-        <w:lastRenderedPageBreak/>
-        <w:t xml:space="preserve">use the colours white and green as it is a common convention which is industry standard for produce on local food. Green is often linked to nature and fresh produce which is streamline with the values of GLH and the products listed by producers. Alongside green, white will also be used to keep the interface clean and making sure it isn’t cluttered, also improving how readable information on the website is for customers. </w:t>
-      </w:r>
-      <w:r>
-        <w:t>Inspiration for the colour schemes were taken from websites like theproducebox.com and seasonalroots.com which both use the pretty close colour plaettes to show freshness, trust and local agriculture. These references were found during research and was recorded in the research log.</w:t>
-      </w:r>
+      <w:pPr>
+        <w:pStyle w:val="Heading2"/>
+      </w:pPr>
+      <w:bookmarkStart w:id="8" w:name="_Toc224135171"/>
+      <w:r>
+        <w:t>Risk Matrix</w:t>
+      </w:r>
+      <w:bookmarkEnd w:id="8"/>
     </w:p>
     <w:p>
-      <w:pPr>
-        <w:rPr>
-          <w:b/>
-          <w:bCs/>
-          <w:u w:val="single"/>
-        </w:rPr>
-      </w:pPr>
-    </w:p>
-    <w:p>
-      <w:pPr>
-        <w:rPr>
-          <w:b/>
-          <w:bCs/>
-          <w:u w:val="single"/>
-        </w:rPr>
-      </w:pPr>
-      <w:r>
-        <w:rPr>
-          <w:b/>
-          <w:bCs/>
-          <w:u w:val="single"/>
-        </w:rPr>
-        <w:t>Security Considerations</w:t>
-      </w:r>
-    </w:p>
-    <w:p>
-      <w:pPr>
-        <w:pStyle w:val="Heading1"/>
-      </w:pPr>
-      <w:bookmarkStart w:id="0" w:name="_Toc220507525"/>
-      <w:r>
-        <w:t>Risk Mitigation</w:t>
-      </w:r>
-      <w:bookmarkEnd w:id="0"/>
-    </w:p>
-    <w:p>
-      <w:pPr>
-        <w:rPr>
-          <w:b/>
-          <w:bCs/>
-          <w:u w:val="single"/>
-        </w:rPr>
-      </w:pPr>
-    </w:p>
-    <w:p>
-      <w:pPr>
-        <w:rPr>
-          <w:b/>
-          <w:bCs/>
-          <w:sz w:val="16"/>
-          <w:szCs w:val="16"/>
-          <w:u w:val="single"/>
-        </w:rPr>
-      </w:pPr>
-      <w:r>
-        <w:rPr>
-          <w:b/>
-          <w:bCs/>
-          <w:sz w:val="16"/>
-          <w:szCs w:val="16"/>
-          <w:u w:val="single"/>
-        </w:rPr>
-        <w:t>Risk Matrix</w:t>
-      </w:r>
-    </w:p>
-    <w:p>
-      <w:r>
-        <w:t xml:space="preserve">There are many potential risks </w:t>
+      <w:r>
+        <w:t xml:space="preserve">There are </w:t>
+      </w:r>
+      <w:proofErr w:type="gramStart"/>
+      <w:r>
+        <w:t>many</w:t>
+      </w:r>
+      <w:proofErr w:type="gramEnd"/>
+      <w:r>
+        <w:t xml:space="preserve"> potential risks </w:t>
       </w:r>
       <w:r>
         <w:t>Greenfield Local Hub</w:t>
@@ -4191,13 +6764,35 @@
         <w:t xml:space="preserve"> solution</w:t>
       </w:r>
       <w:r>
-        <w:t xml:space="preserve">. Risks may effect the user experience, system performance, business operation or even data security. A risk matrix has been used to show and categorise risks based on how likely they are to happen and the impact they would have. Because of this, appropriate mitigation </w:t>
+        <w:t xml:space="preserve">. Risks may </w:t>
+      </w:r>
+      <w:r>
+        <w:t>affect</w:t>
+      </w:r>
+      <w:r>
+        <w:t xml:space="preserve"> the user experience, system performance, business operation or even data security. A risk matrix has </w:t>
+      </w:r>
+      <w:proofErr w:type="gramStart"/>
+      <w:r>
+        <w:t>been used</w:t>
+      </w:r>
+      <w:proofErr w:type="gramEnd"/>
+      <w:r>
+        <w:t xml:space="preserve"> to show and categorise risks based on how likely they are to happen and the impact they would have. Because of this, appropriate mitigation </w:t>
       </w:r>
       <w:r>
         <w:t>strategies</w:t>
       </w:r>
       <w:r>
-        <w:t xml:space="preserve"> have been identified so that the chance of these risks taking place.</w:t>
+        <w:t xml:space="preserve"> have </w:t>
+      </w:r>
+      <w:proofErr w:type="gramStart"/>
+      <w:r>
+        <w:t>been identified</w:t>
+      </w:r>
+      <w:proofErr w:type="gramEnd"/>
+      <w:r>
+        <w:t xml:space="preserve"> so that the chance of these risks taking place.</w:t>
       </w:r>
     </w:p>
     <w:p/>
@@ -4283,7 +6878,7 @@
           </mc:Choice>
           <mc:Fallback>
             <w:pict>
-              <v:roundrect w14:anchorId="5D8332FC" id="Rectangle: Rounded Corners 382050077" o:spid="_x0000_s1026" style="position:absolute;margin-left:-65.3pt;margin-top:.3pt;width:55.7pt;height:27.15pt;z-index:251659264;visibility:visible;mso-wrap-style:square;mso-width-percent:0;mso-height-percent:0;mso-wrap-distance-left:9pt;mso-wrap-distance-top:0;mso-wrap-distance-right:9pt;mso-wrap-distance-bottom:0;mso-position-horizontal:absolute;mso-position-horizontal-relative:text;mso-position-vertical:absolute;mso-position-vertical-relative:text;mso-width-percent:0;mso-height-percent:0;mso-width-relative:margin;mso-height-relative:margin;v-text-anchor:middle" arcsize="10923f" o:gfxdata="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" fillcolor="#4472c4 [3204]" strokecolor="#09101d [484]" strokeweight="1pt">
+              <v:roundrect w14:anchorId="5D8332FC" id="Rectangle: Rounded Corners 382050077" o:spid="_x0000_s1028" style="position:absolute;margin-left:-65.3pt;margin-top:.3pt;width:55.7pt;height:27.15pt;z-index:251659264;visibility:visible;mso-wrap-style:square;mso-width-percent:0;mso-height-percent:0;mso-wrap-distance-left:9pt;mso-wrap-distance-top:0;mso-wrap-distance-right:9pt;mso-wrap-distance-bottom:0;mso-position-horizontal:absolute;mso-position-horizontal-relative:text;mso-position-vertical:absolute;mso-position-vertical-relative:text;mso-width-percent:0;mso-height-percent:0;mso-width-relative:margin;mso-height-relative:margin;v-text-anchor:middle" arcsize="10923f" o:gfxdata="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" fillcolor="#4472c4 [3204]" strokecolor="#09101d [484]" strokeweight="1pt">
                 <v:stroke joinstyle="miter"/>
                 <v:textbox>
                   <w:txbxContent>
@@ -4406,6 +7001,7 @@
           </w:tcPr>
           <w:p>
             <w:r>
+              <w:lastRenderedPageBreak/>
               <w:t>High</w:t>
             </w:r>
           </w:p>
@@ -5007,7 +7603,7 @@
           </mc:Choice>
           <mc:Fallback>
             <w:pict>
-              <v:roundrect w14:anchorId="324DBE93" id="Rectangle: Rounded Corners 1204656723" o:spid="_x0000_s1027" style="position:absolute;margin-left:300.9pt;margin-top:7.05pt;width:50.95pt;height:24.45pt;z-index:251662336;visibility:visible;mso-wrap-style:square;mso-width-percent:0;mso-height-percent:0;mso-wrap-distance-left:9pt;mso-wrap-distance-top:0;mso-wrap-distance-right:9pt;mso-wrap-distance-bottom:0;mso-position-horizontal:absolute;mso-position-horizontal-relative:text;mso-position-vertical:absolute;mso-position-vertical-relative:text;mso-width-percent:0;mso-height-percent:0;mso-width-relative:margin;mso-height-relative:margin;v-text-anchor:middle" arcsize="10923f" o:gfxdata="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" fillcolor="#4472c4 [3204]" strokecolor="#09101d [484]" strokeweight="1pt">
+              <v:roundrect w14:anchorId="324DBE93" id="Rectangle: Rounded Corners 1204656723" o:spid="_x0000_s1029" style="position:absolute;margin-left:300.9pt;margin-top:7.05pt;width:50.95pt;height:24.45pt;z-index:251662336;visibility:visible;mso-wrap-style:square;mso-width-percent:0;mso-height-percent:0;mso-wrap-distance-left:9pt;mso-wrap-distance-top:0;mso-wrap-distance-right:9pt;mso-wrap-distance-bottom:0;mso-position-horizontal:absolute;mso-position-horizontal-relative:text;mso-position-vertical:absolute;mso-position-vertical-relative:text;mso-width-percent:0;mso-height-percent:0;mso-width-relative:margin;mso-height-relative:margin;v-text-anchor:middle" arcsize="10923f" o:gfxdata="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" fillcolor="#4472c4 [3204]" strokecolor="#09101d [484]" strokeweight="1pt">
                 <v:stroke joinstyle="miter"/>
                 <v:textbox>
                   <w:txbxContent>
@@ -5039,24 +7635,13 @@
     <w:p/>
     <w:p>
       <w:pPr>
-        <w:rPr>
-          <w:b/>
-          <w:bCs/>
-          <w:sz w:val="24"/>
-          <w:szCs w:val="24"/>
-          <w:u w:val="single"/>
-        </w:rPr>
-      </w:pPr>
-      <w:r>
-        <w:rPr>
-          <w:b/>
-          <w:bCs/>
-          <w:sz w:val="24"/>
-          <w:szCs w:val="24"/>
-          <w:u w:val="single"/>
-        </w:rPr>
+        <w:pStyle w:val="Heading2"/>
+      </w:pPr>
+      <w:bookmarkStart w:id="9" w:name="_Toc224135172"/>
+      <w:r>
         <w:t>Risk Descriptions</w:t>
       </w:r>
+      <w:bookmarkEnd w:id="9"/>
     </w:p>
     <w:p>
       <w:pPr>
@@ -5085,7 +7670,158 @@
           <w:sz w:val="24"/>
           <w:szCs w:val="24"/>
         </w:rPr>
-        <w:t xml:space="preserve">R2 – Servers failing during peak </w:t>
+        <w:t xml:space="preserve">R2 – Servers failing during peak order </w:t>
+      </w:r>
+      <w:proofErr w:type="gramStart"/>
+      <w:r>
+        <w:rPr>
+          <w:sz w:val="24"/>
+          <w:szCs w:val="24"/>
+        </w:rPr>
+        <w:t>times</w:t>
+      </w:r>
+      <w:proofErr w:type="gramEnd"/>
+    </w:p>
+    <w:p>
+      <w:pPr>
+        <w:rPr>
+          <w:sz w:val="24"/>
+          <w:szCs w:val="24"/>
+        </w:rPr>
+      </w:pPr>
+      <w:r>
+        <w:rPr>
+          <w:sz w:val="24"/>
+          <w:szCs w:val="24"/>
+        </w:rPr>
+        <w:t>R3 – Unauthorised access to customer or producer accounts</w:t>
+      </w:r>
+    </w:p>
+    <w:p>
+      <w:pPr>
+        <w:rPr>
+          <w:sz w:val="24"/>
+          <w:szCs w:val="24"/>
+        </w:rPr>
+      </w:pPr>
+      <w:r>
+        <w:rPr>
+          <w:sz w:val="24"/>
+          <w:szCs w:val="24"/>
+        </w:rPr>
+        <w:t xml:space="preserve">R4 – Complete system outage caused by hosting or critical software </w:t>
+      </w:r>
+      <w:proofErr w:type="gramStart"/>
+      <w:r>
+        <w:rPr>
+          <w:sz w:val="24"/>
+          <w:szCs w:val="24"/>
+        </w:rPr>
+        <w:t>failure</w:t>
+      </w:r>
+      <w:proofErr w:type="gramEnd"/>
+    </w:p>
+    <w:p>
+      <w:pPr>
+        <w:rPr>
+          <w:sz w:val="24"/>
+          <w:szCs w:val="24"/>
+        </w:rPr>
+      </w:pPr>
+      <w:r>
+        <w:rPr>
+          <w:sz w:val="24"/>
+          <w:szCs w:val="24"/>
+        </w:rPr>
+        <w:t xml:space="preserve">R5 – Slow page load times leading to users abandoning their </w:t>
+      </w:r>
+      <w:proofErr w:type="gramStart"/>
+      <w:r>
+        <w:rPr>
+          <w:sz w:val="24"/>
+          <w:szCs w:val="24"/>
+        </w:rPr>
+        <w:t>orders</w:t>
+      </w:r>
+      <w:proofErr w:type="gramEnd"/>
+    </w:p>
+    <w:p>
+      <w:pPr>
+        <w:rPr>
+          <w:sz w:val="24"/>
+          <w:szCs w:val="24"/>
+        </w:rPr>
+      </w:pPr>
+      <w:r>
+        <w:rPr>
+          <w:sz w:val="24"/>
+          <w:szCs w:val="24"/>
+        </w:rPr>
+        <w:t xml:space="preserve">R6 – Product Images or product details failing to </w:t>
+      </w:r>
+      <w:proofErr w:type="gramStart"/>
+      <w:r>
+        <w:rPr>
+          <w:sz w:val="24"/>
+          <w:szCs w:val="24"/>
+        </w:rPr>
+        <w:t>load</w:t>
+      </w:r>
+      <w:proofErr w:type="gramEnd"/>
+    </w:p>
+    <w:p>
+      <w:pPr>
+        <w:rPr>
+          <w:sz w:val="24"/>
+          <w:szCs w:val="24"/>
+        </w:rPr>
+      </w:pPr>
+      <w:r>
+        <w:rPr>
+          <w:sz w:val="24"/>
+          <w:szCs w:val="24"/>
+        </w:rPr>
+        <w:t xml:space="preserve">R7 – Orders not correctly saved or updated in the </w:t>
+      </w:r>
+      <w:proofErr w:type="gramStart"/>
+      <w:r>
+        <w:rPr>
+          <w:sz w:val="24"/>
+          <w:szCs w:val="24"/>
+        </w:rPr>
+        <w:t>database</w:t>
+      </w:r>
+      <w:proofErr w:type="gramEnd"/>
+    </w:p>
+    <w:p>
+      <w:pPr>
+        <w:rPr>
+          <w:sz w:val="24"/>
+          <w:szCs w:val="24"/>
+        </w:rPr>
+      </w:pPr>
+      <w:r>
+        <w:rPr>
+          <w:sz w:val="24"/>
+          <w:szCs w:val="24"/>
+        </w:rPr>
+        <w:t xml:space="preserve">R8 – System unable to </w:t>
+      </w:r>
+      <w:proofErr w:type="gramStart"/>
+      <w:r>
+        <w:rPr>
+          <w:sz w:val="24"/>
+          <w:szCs w:val="24"/>
+        </w:rPr>
+        <w:t>handle</w:t>
+      </w:r>
+      <w:proofErr w:type="gramEnd"/>
+      <w:r>
+        <w:rPr>
+          <w:sz w:val="24"/>
+          <w:szCs w:val="24"/>
+        </w:rPr>
+        <w:t xml:space="preserve"> multiple </w:t>
       </w:r>
       <w:r>
         <w:rPr>
@@ -5099,23 +7835,151 @@
           <w:sz w:val="24"/>
           <w:szCs w:val="24"/>
         </w:rPr>
-        <w:t xml:space="preserve"> times</w:t>
-      </w:r>
-    </w:p>
-    <w:p>
-      <w:pPr>
+        <w:t xml:space="preserve"> requests at the same </w:t>
+      </w:r>
+      <w:proofErr w:type="gramStart"/>
+      <w:r>
         <w:rPr>
           <w:sz w:val="24"/>
           <w:szCs w:val="24"/>
         </w:rPr>
-      </w:pPr>
-      <w:r>
+        <w:t>time</w:t>
+      </w:r>
+      <w:proofErr w:type="gramEnd"/>
+    </w:p>
+    <w:p>
+      <w:pPr>
         <w:rPr>
           <w:sz w:val="24"/>
           <w:szCs w:val="24"/>
         </w:rPr>
-        <w:t xml:space="preserve">R3 – Unauthorised access to customer or </w:t>
-      </w:r>
+      </w:pPr>
+      <w:r>
+        <w:rPr>
+          <w:sz w:val="24"/>
+          <w:szCs w:val="24"/>
+        </w:rPr>
+        <w:t xml:space="preserve">R9 – Accessibility issues preventing </w:t>
+      </w:r>
+      <w:proofErr w:type="gramStart"/>
+      <w:r>
+        <w:rPr>
+          <w:sz w:val="24"/>
+          <w:szCs w:val="24"/>
+        </w:rPr>
+        <w:t>some</w:t>
+      </w:r>
+      <w:proofErr w:type="gramEnd"/>
+      <w:r>
+        <w:rPr>
+          <w:sz w:val="24"/>
+          <w:szCs w:val="24"/>
+        </w:rPr>
+        <w:t xml:space="preserve"> users from using the </w:t>
+      </w:r>
+      <w:proofErr w:type="gramStart"/>
+      <w:r>
+        <w:rPr>
+          <w:sz w:val="24"/>
+          <w:szCs w:val="24"/>
+        </w:rPr>
+        <w:t>system</w:t>
+      </w:r>
+      <w:proofErr w:type="gramEnd"/>
+    </w:p>
+    <w:p>
+      <w:pPr>
+        <w:rPr>
+          <w:sz w:val="24"/>
+          <w:szCs w:val="24"/>
+        </w:rPr>
+      </w:pPr>
+      <w:r>
+        <w:rPr>
+          <w:sz w:val="24"/>
+          <w:szCs w:val="24"/>
+        </w:rPr>
+        <w:t>R10 – Delayed updates to product availability or product information</w:t>
+      </w:r>
+    </w:p>
+    <w:p>
+      <w:pPr>
+        <w:rPr>
+          <w:sz w:val="24"/>
+          <w:szCs w:val="24"/>
+        </w:rPr>
+      </w:pPr>
+      <w:r>
+        <w:rPr>
+          <w:sz w:val="24"/>
+          <w:szCs w:val="24"/>
+        </w:rPr>
+        <w:t xml:space="preserve">R11 – Incorrect product availability shown to </w:t>
+      </w:r>
+      <w:proofErr w:type="gramStart"/>
+      <w:r>
+        <w:rPr>
+          <w:sz w:val="24"/>
+          <w:szCs w:val="24"/>
+        </w:rPr>
+        <w:t>customers</w:t>
+      </w:r>
+      <w:proofErr w:type="gramEnd"/>
+    </w:p>
+    <w:p>
+      <w:pPr>
+        <w:rPr>
+          <w:sz w:val="24"/>
+          <w:szCs w:val="24"/>
+        </w:rPr>
+      </w:pPr>
+      <w:r>
+        <w:rPr>
+          <w:sz w:val="24"/>
+          <w:szCs w:val="24"/>
+        </w:rPr>
+        <w:t xml:space="preserve">R12 – Producers entering incorrect product </w:t>
+      </w:r>
+      <w:proofErr w:type="gramStart"/>
+      <w:r>
+        <w:rPr>
+          <w:sz w:val="24"/>
+          <w:szCs w:val="24"/>
+        </w:rPr>
+        <w:t>information</w:t>
+      </w:r>
+      <w:proofErr w:type="gramEnd"/>
+    </w:p>
+    <w:p>
+      <w:pPr>
+        <w:rPr>
+          <w:sz w:val="24"/>
+          <w:szCs w:val="24"/>
+        </w:rPr>
+      </w:pPr>
+      <w:r>
+        <w:rPr>
+          <w:sz w:val="24"/>
+          <w:szCs w:val="24"/>
+        </w:rPr>
+        <w:t>R13 – Delayed order notifications/status updates</w:t>
+      </w:r>
+    </w:p>
+    <w:p>
+      <w:pPr>
+        <w:rPr>
+          <w:sz w:val="24"/>
+          <w:szCs w:val="24"/>
+        </w:rPr>
+      </w:pPr>
+      <w:r>
+        <w:rPr>
+          <w:sz w:val="24"/>
+          <w:szCs w:val="24"/>
+        </w:rPr>
+        <w:t xml:space="preserve">R14 – Outdated product, </w:t>
+      </w:r>
+      <w:proofErr w:type="gramStart"/>
       <w:r>
         <w:rPr>
           <w:sz w:val="24"/>
@@ -5123,12 +7987,13 @@
         </w:rPr>
         <w:t>producer</w:t>
       </w:r>
+      <w:proofErr w:type="gramEnd"/>
       <w:r>
         <w:rPr>
           <w:sz w:val="24"/>
           <w:szCs w:val="24"/>
         </w:rPr>
-        <w:t xml:space="preserve"> accounts</w:t>
+        <w:t xml:space="preserve"> or privacy/regulation information</w:t>
       </w:r>
     </w:p>
     <w:p>
@@ -5143,378 +8008,42 @@
           <w:sz w:val="24"/>
           <w:szCs w:val="24"/>
         </w:rPr>
-        <w:t>R4 – Complete system outage caused by hosting or critical software failure</w:t>
-      </w:r>
-    </w:p>
-    <w:p>
-      <w:pPr>
+        <w:t xml:space="preserve">R15 – Poor mobile usability for customers booking on phone or </w:t>
+      </w:r>
+      <w:proofErr w:type="gramStart"/>
+      <w:r>
         <w:rPr>
           <w:sz w:val="24"/>
           <w:szCs w:val="24"/>
         </w:rPr>
-      </w:pPr>
-      <w:r>
+        <w:t>tablet</w:t>
+      </w:r>
+      <w:proofErr w:type="gramEnd"/>
+    </w:p>
+    <w:p>
+      <w:pPr>
         <w:rPr>
           <w:sz w:val="24"/>
           <w:szCs w:val="24"/>
         </w:rPr>
-        <w:t xml:space="preserve">R5 – Slow page load times leading to users abandoning their </w:t>
-      </w:r>
+      </w:pPr>
       <w:r>
         <w:rPr>
           <w:sz w:val="24"/>
           <w:szCs w:val="24"/>
         </w:rPr>
-        <w:t>orders</w:t>
+        <w:t>R16 – Producer management actions not saving correctly.</w:t>
       </w:r>
     </w:p>
     <w:p>
       <w:pPr>
-        <w:rPr>
-          <w:sz w:val="24"/>
-          <w:szCs w:val="24"/>
-        </w:rPr>
-      </w:pPr>
-      <w:r>
-        <w:rPr>
-          <w:sz w:val="24"/>
-          <w:szCs w:val="24"/>
-        </w:rPr>
-        <w:t xml:space="preserve">R6 – </w:t>
-      </w:r>
-      <w:r>
-        <w:rPr>
-          <w:sz w:val="24"/>
-          <w:szCs w:val="24"/>
-        </w:rPr>
-        <w:t>Product</w:t>
-      </w:r>
-      <w:r>
-        <w:rPr>
-          <w:sz w:val="24"/>
-          <w:szCs w:val="24"/>
-        </w:rPr>
-        <w:t xml:space="preserve"> Images or </w:t>
-      </w:r>
-      <w:r>
-        <w:rPr>
-          <w:sz w:val="24"/>
-          <w:szCs w:val="24"/>
-        </w:rPr>
-        <w:t>product</w:t>
-      </w:r>
-      <w:r>
-        <w:rPr>
-          <w:sz w:val="24"/>
-          <w:szCs w:val="24"/>
-        </w:rPr>
-        <w:t xml:space="preserve"> details failing to load</w:t>
-      </w:r>
-    </w:p>
-    <w:p>
-      <w:pPr>
-        <w:rPr>
-          <w:sz w:val="24"/>
-          <w:szCs w:val="24"/>
-        </w:rPr>
-      </w:pPr>
-      <w:r>
-        <w:rPr>
-          <w:sz w:val="24"/>
-          <w:szCs w:val="24"/>
-        </w:rPr>
-        <w:t xml:space="preserve">R7 – </w:t>
-      </w:r>
-      <w:r>
-        <w:rPr>
-          <w:sz w:val="24"/>
-          <w:szCs w:val="24"/>
-        </w:rPr>
-        <w:t xml:space="preserve">Orders </w:t>
-      </w:r>
-      <w:r>
-        <w:rPr>
-          <w:sz w:val="24"/>
-          <w:szCs w:val="24"/>
-        </w:rPr>
-        <w:t>not correctly saved or updated in the database</w:t>
-      </w:r>
-    </w:p>
-    <w:p>
-      <w:pPr>
-        <w:rPr>
-          <w:sz w:val="24"/>
-          <w:szCs w:val="24"/>
-        </w:rPr>
-      </w:pPr>
-      <w:r>
-        <w:rPr>
-          <w:sz w:val="24"/>
-          <w:szCs w:val="24"/>
-        </w:rPr>
-        <w:lastRenderedPageBreak/>
-        <w:t xml:space="preserve">R8 – System unable to handle multiple </w:t>
-      </w:r>
-      <w:r>
-        <w:rPr>
-          <w:sz w:val="24"/>
-          <w:szCs w:val="24"/>
-        </w:rPr>
-        <w:t>order</w:t>
-      </w:r>
-      <w:r>
-        <w:rPr>
-          <w:sz w:val="24"/>
-          <w:szCs w:val="24"/>
-        </w:rPr>
-        <w:t xml:space="preserve"> requests at the same time</w:t>
-      </w:r>
-    </w:p>
-    <w:p>
-      <w:pPr>
-        <w:rPr>
-          <w:sz w:val="24"/>
-          <w:szCs w:val="24"/>
-        </w:rPr>
-      </w:pPr>
-      <w:r>
-        <w:rPr>
-          <w:sz w:val="24"/>
-          <w:szCs w:val="24"/>
-        </w:rPr>
-        <w:t>R9 – Accessibility issues preventing some users from using the system</w:t>
-      </w:r>
-    </w:p>
-    <w:p>
-      <w:pPr>
-        <w:rPr>
-          <w:sz w:val="24"/>
-          <w:szCs w:val="24"/>
-        </w:rPr>
-      </w:pPr>
-      <w:r>
-        <w:rPr>
-          <w:sz w:val="24"/>
-          <w:szCs w:val="24"/>
-        </w:rPr>
-        <w:t xml:space="preserve">R10 – Delayed updates to </w:t>
-      </w:r>
-      <w:r>
-        <w:rPr>
-          <w:sz w:val="24"/>
-          <w:szCs w:val="24"/>
-        </w:rPr>
-        <w:t>product</w:t>
-      </w:r>
-      <w:r>
-        <w:rPr>
-          <w:sz w:val="24"/>
-          <w:szCs w:val="24"/>
-        </w:rPr>
-        <w:t xml:space="preserve"> availability or </w:t>
-      </w:r>
-      <w:r>
-        <w:rPr>
-          <w:sz w:val="24"/>
-          <w:szCs w:val="24"/>
-        </w:rPr>
-        <w:t>product information</w:t>
-      </w:r>
-    </w:p>
-    <w:p>
-      <w:pPr>
-        <w:rPr>
-          <w:sz w:val="24"/>
-          <w:szCs w:val="24"/>
-        </w:rPr>
-      </w:pPr>
-      <w:r>
-        <w:rPr>
-          <w:sz w:val="24"/>
-          <w:szCs w:val="24"/>
-        </w:rPr>
-        <w:t xml:space="preserve">R11 – Incorrect </w:t>
-      </w:r>
-      <w:r>
-        <w:rPr>
-          <w:sz w:val="24"/>
-          <w:szCs w:val="24"/>
-        </w:rPr>
-        <w:t>product</w:t>
-      </w:r>
-      <w:r>
-        <w:rPr>
-          <w:sz w:val="24"/>
-          <w:szCs w:val="24"/>
-        </w:rPr>
-        <w:t xml:space="preserve"> availability shown to customers</w:t>
-      </w:r>
-    </w:p>
-    <w:p>
-      <w:pPr>
-        <w:rPr>
-          <w:sz w:val="24"/>
-          <w:szCs w:val="24"/>
-        </w:rPr>
-      </w:pPr>
-      <w:r>
-        <w:rPr>
-          <w:sz w:val="24"/>
-          <w:szCs w:val="24"/>
-        </w:rPr>
-        <w:t xml:space="preserve">R12 – </w:t>
-      </w:r>
-      <w:r>
-        <w:rPr>
-          <w:sz w:val="24"/>
-          <w:szCs w:val="24"/>
-        </w:rPr>
-        <w:t>Producers entering incorrect product information</w:t>
-      </w:r>
-    </w:p>
-    <w:p>
-      <w:pPr>
-        <w:rPr>
-          <w:sz w:val="24"/>
-          <w:szCs w:val="24"/>
-        </w:rPr>
-      </w:pPr>
-      <w:r>
-        <w:rPr>
-          <w:sz w:val="24"/>
-          <w:szCs w:val="24"/>
-        </w:rPr>
-        <w:t xml:space="preserve">R13 – Delayed </w:t>
-      </w:r>
-      <w:r>
-        <w:rPr>
-          <w:sz w:val="24"/>
-          <w:szCs w:val="24"/>
-        </w:rPr>
-        <w:t>order</w:t>
-      </w:r>
-      <w:r>
-        <w:rPr>
-          <w:sz w:val="24"/>
-          <w:szCs w:val="24"/>
-        </w:rPr>
-        <w:t xml:space="preserve"> notifications</w:t>
-      </w:r>
-      <w:r>
-        <w:rPr>
-          <w:sz w:val="24"/>
-          <w:szCs w:val="24"/>
-        </w:rPr>
-        <w:t>/status updates</w:t>
-      </w:r>
-    </w:p>
-    <w:p>
-      <w:pPr>
-        <w:rPr>
-          <w:sz w:val="24"/>
-          <w:szCs w:val="24"/>
-        </w:rPr>
-      </w:pPr>
-      <w:r>
-        <w:rPr>
-          <w:sz w:val="24"/>
-          <w:szCs w:val="24"/>
-        </w:rPr>
-        <w:t xml:space="preserve">R14 – Outdated </w:t>
-      </w:r>
-      <w:r>
-        <w:rPr>
-          <w:sz w:val="24"/>
-          <w:szCs w:val="24"/>
-        </w:rPr>
-        <w:t>product, producer</w:t>
-      </w:r>
-      <w:r>
-        <w:rPr>
-          <w:sz w:val="24"/>
-          <w:szCs w:val="24"/>
-        </w:rPr>
-        <w:t xml:space="preserve"> or privacy</w:t>
-      </w:r>
-      <w:r>
-        <w:rPr>
-          <w:sz w:val="24"/>
-          <w:szCs w:val="24"/>
-        </w:rPr>
-        <w:t>/regulation</w:t>
-      </w:r>
-      <w:r>
-        <w:rPr>
-          <w:sz w:val="24"/>
-          <w:szCs w:val="24"/>
-        </w:rPr>
-        <w:t xml:space="preserve"> information</w:t>
-      </w:r>
-    </w:p>
-    <w:p>
-      <w:pPr>
-        <w:rPr>
-          <w:sz w:val="24"/>
-          <w:szCs w:val="24"/>
-        </w:rPr>
-      </w:pPr>
-      <w:r>
-        <w:rPr>
-          <w:sz w:val="24"/>
-          <w:szCs w:val="24"/>
-        </w:rPr>
-        <w:t>R15 – Poor mobile usability for customers booking on phone or tablet</w:t>
-      </w:r>
-    </w:p>
-    <w:p>
-      <w:pPr>
-        <w:rPr>
-          <w:sz w:val="24"/>
-          <w:szCs w:val="24"/>
-        </w:rPr>
-      </w:pPr>
-      <w:r>
-        <w:rPr>
-          <w:sz w:val="24"/>
-          <w:szCs w:val="24"/>
-        </w:rPr>
-        <w:t xml:space="preserve">R16 – </w:t>
-      </w:r>
-      <w:r>
-        <w:rPr>
-          <w:sz w:val="24"/>
-          <w:szCs w:val="24"/>
-        </w:rPr>
-        <w:t>Producer</w:t>
-      </w:r>
-      <w:r>
-        <w:rPr>
-          <w:sz w:val="24"/>
-          <w:szCs w:val="24"/>
-        </w:rPr>
-        <w:t xml:space="preserve"> management actions not saving correctly.</w:t>
-      </w:r>
-    </w:p>
-    <w:p>
-      <w:pPr>
-        <w:rPr>
-          <w:b/>
-          <w:bCs/>
-          <w:sz w:val="24"/>
-          <w:szCs w:val="24"/>
-          <w:u w:val="single"/>
-        </w:rPr>
-      </w:pPr>
-      <w:r>
-        <w:rPr>
-          <w:b/>
-          <w:bCs/>
-          <w:sz w:val="24"/>
-          <w:szCs w:val="24"/>
-          <w:u w:val="single"/>
-        </w:rPr>
+        <w:pStyle w:val="Heading2"/>
+      </w:pPr>
+      <w:bookmarkStart w:id="10" w:name="_Toc224135173"/>
+      <w:r>
         <w:t>Risk Matrix</w:t>
       </w:r>
+      <w:bookmarkEnd w:id="10"/>
     </w:p>
     <w:p>
       <w:pPr>
@@ -5691,7 +8220,37 @@
                 <w:sz w:val="24"/>
                 <w:szCs w:val="24"/>
               </w:rPr>
-              <w:t>Encrypt all of the customers data, make us of secure authentication methods and comply with GDPR when handling data.</w:t>
+              <w:t xml:space="preserve">Encrypt </w:t>
+            </w:r>
+            <w:r>
+              <w:rPr>
+                <w:sz w:val="24"/>
+                <w:szCs w:val="24"/>
+              </w:rPr>
+              <w:t>all</w:t>
+            </w:r>
+            <w:r>
+              <w:rPr>
+                <w:sz w:val="24"/>
+                <w:szCs w:val="24"/>
+              </w:rPr>
+              <w:t xml:space="preserve"> the customers data, make us of secure authentication </w:t>
+            </w:r>
+            <w:proofErr w:type="gramStart"/>
+            <w:r>
+              <w:rPr>
+                <w:sz w:val="24"/>
+                <w:szCs w:val="24"/>
+              </w:rPr>
+              <w:t>methods</w:t>
+            </w:r>
+            <w:proofErr w:type="gramEnd"/>
+            <w:r>
+              <w:rPr>
+                <w:sz w:val="24"/>
+                <w:szCs w:val="24"/>
+              </w:rPr>
+              <w:t xml:space="preserve"> and comply with GDPR when handling data.</w:t>
             </w:r>
           </w:p>
         </w:tc>
@@ -5718,7 +8277,23 @@
                 <w:sz w:val="24"/>
                 <w:szCs w:val="24"/>
               </w:rPr>
-              <w:t>This will make sure that customer information which is sensitive is protected, preventing any legal penalty and maintains trust in the system.</w:t>
+              <w:t xml:space="preserve">This will make sure that customer information which is sensitive </w:t>
+            </w:r>
+            <w:proofErr w:type="gramStart"/>
+            <w:r>
+              <w:rPr>
+                <w:sz w:val="24"/>
+                <w:szCs w:val="24"/>
+              </w:rPr>
+              <w:t>is protected</w:t>
+            </w:r>
+            <w:proofErr w:type="gramEnd"/>
+            <w:r>
+              <w:rPr>
+                <w:sz w:val="24"/>
+                <w:szCs w:val="24"/>
+              </w:rPr>
+              <w:t>, preventing any legal penalty and maintains trust in the system.</w:t>
             </w:r>
           </w:p>
         </w:tc>
@@ -5751,6 +8326,7 @@
                 <w:sz w:val="24"/>
                 <w:szCs w:val="24"/>
               </w:rPr>
+              <w:lastRenderedPageBreak/>
               <w:t>R2</w:t>
             </w:r>
           </w:p>
@@ -5812,7 +8388,23 @@
                 <w:sz w:val="24"/>
                 <w:szCs w:val="24"/>
               </w:rPr>
-              <w:t xml:space="preserve">Availability is ensured during busy </w:t>
+              <w:t xml:space="preserve">Availability </w:t>
+            </w:r>
+            <w:proofErr w:type="gramStart"/>
+            <w:r>
+              <w:rPr>
+                <w:sz w:val="24"/>
+                <w:szCs w:val="24"/>
+              </w:rPr>
+              <w:t>is ensured</w:t>
+            </w:r>
+            <w:proofErr w:type="gramEnd"/>
+            <w:r>
+              <w:rPr>
+                <w:sz w:val="24"/>
+                <w:szCs w:val="24"/>
+              </w:rPr>
+              <w:t xml:space="preserve"> during busy </w:t>
             </w:r>
             <w:r>
               <w:rPr>
@@ -5928,7 +8520,23 @@
                 <w:sz w:val="24"/>
                 <w:szCs w:val="24"/>
               </w:rPr>
-              <w:t xml:space="preserve"> authentication and limit login attempts.</w:t>
+              <w:t xml:space="preserve"> </w:t>
+            </w:r>
+            <w:proofErr w:type="gramStart"/>
+            <w:r>
+              <w:rPr>
+                <w:sz w:val="24"/>
+                <w:szCs w:val="24"/>
+              </w:rPr>
+              <w:t>authentication</w:t>
+            </w:r>
+            <w:proofErr w:type="gramEnd"/>
+            <w:r>
+              <w:rPr>
+                <w:sz w:val="24"/>
+                <w:szCs w:val="24"/>
+              </w:rPr>
+              <w:t xml:space="preserve"> and limit login attempts.</w:t>
             </w:r>
           </w:p>
         </w:tc>
@@ -6084,7 +8692,23 @@
                 <w:sz w:val="24"/>
                 <w:szCs w:val="24"/>
               </w:rPr>
-              <w:t xml:space="preserve"> management services stay up and data isn’t lost.</w:t>
+              <w:t xml:space="preserve"> management services stay up and data </w:t>
+            </w:r>
+            <w:proofErr w:type="gramStart"/>
+            <w:r>
+              <w:rPr>
+                <w:sz w:val="24"/>
+                <w:szCs w:val="24"/>
+              </w:rPr>
+              <w:t>isn’t</w:t>
+            </w:r>
+            <w:proofErr w:type="gramEnd"/>
+            <w:r>
+              <w:rPr>
+                <w:sz w:val="24"/>
+                <w:szCs w:val="24"/>
+              </w:rPr>
+              <w:t xml:space="preserve"> lost.</w:t>
             </w:r>
           </w:p>
         </w:tc>
@@ -6199,7 +8823,23 @@
                 <w:sz w:val="24"/>
                 <w:szCs w:val="24"/>
               </w:rPr>
-              <w:t xml:space="preserve"> of bookings which are abandoned.</w:t>
+              <w:t xml:space="preserve"> of bookings which </w:t>
+            </w:r>
+            <w:proofErr w:type="gramStart"/>
+            <w:r>
+              <w:rPr>
+                <w:sz w:val="24"/>
+                <w:szCs w:val="24"/>
+              </w:rPr>
+              <w:t>are abandoned</w:t>
+            </w:r>
+            <w:proofErr w:type="gramEnd"/>
+            <w:r>
+              <w:rPr>
+                <w:sz w:val="24"/>
+                <w:szCs w:val="24"/>
+              </w:rPr>
+              <w:t>.</w:t>
             </w:r>
           </w:p>
         </w:tc>
@@ -6232,7 +8872,6 @@
                 <w:sz w:val="24"/>
                 <w:szCs w:val="24"/>
               </w:rPr>
-              <w:lastRenderedPageBreak/>
               <w:t>R6</w:t>
             </w:r>
           </w:p>
@@ -6287,7 +8926,23 @@
                 <w:sz w:val="24"/>
                 <w:szCs w:val="24"/>
               </w:rPr>
-              <w:t>This will make sure that customers are always able to access details of rooms which are needed to make informed decisions.</w:t>
+              <w:t xml:space="preserve">This will make sure that customers are always able to access details of rooms which </w:t>
+            </w:r>
+            <w:proofErr w:type="gramStart"/>
+            <w:r>
+              <w:rPr>
+                <w:sz w:val="24"/>
+                <w:szCs w:val="24"/>
+              </w:rPr>
+              <w:t>are needed</w:t>
+            </w:r>
+            <w:proofErr w:type="gramEnd"/>
+            <w:r>
+              <w:rPr>
+                <w:sz w:val="24"/>
+                <w:szCs w:val="24"/>
+              </w:rPr>
+              <w:t xml:space="preserve"> to make informed decisions.</w:t>
             </w:r>
           </w:p>
         </w:tc>
@@ -6347,7 +9002,23 @@
                 <w:sz w:val="24"/>
                 <w:szCs w:val="24"/>
               </w:rPr>
-              <w:t xml:space="preserve">Perform usability testing, each booking will be validated before being </w:t>
+              <w:t xml:space="preserve">Perform usability testing, each booking will </w:t>
+            </w:r>
+            <w:proofErr w:type="gramStart"/>
+            <w:r>
+              <w:rPr>
+                <w:sz w:val="24"/>
+                <w:szCs w:val="24"/>
+              </w:rPr>
+              <w:t>be validated</w:t>
+            </w:r>
+            <w:proofErr w:type="gramEnd"/>
+            <w:r>
+              <w:rPr>
+                <w:sz w:val="24"/>
+                <w:szCs w:val="24"/>
+              </w:rPr>
+              <w:t xml:space="preserve"> before being </w:t>
             </w:r>
             <w:r>
               <w:rPr>
@@ -6660,7 +9331,21 @@
                 <w:sz w:val="24"/>
                 <w:szCs w:val="24"/>
               </w:rPr>
-              <w:t>This will make sure that there is legal compliance and inclusivity for users who face impairments.</w:t>
+              <w:t xml:space="preserve">This will make sure that there </w:t>
+            </w:r>
+            <w:r>
+              <w:rPr>
+                <w:sz w:val="24"/>
+                <w:szCs w:val="24"/>
+              </w:rPr>
+              <w:t>are</w:t>
+            </w:r>
+            <w:r>
+              <w:rPr>
+                <w:sz w:val="24"/>
+                <w:szCs w:val="24"/>
+              </w:rPr>
+              <w:t xml:space="preserve"> legal compliance and inclusivity for users who face impairments.</w:t>
             </w:r>
           </w:p>
         </w:tc>
@@ -6734,7 +9419,23 @@
                 <w:sz w:val="24"/>
                 <w:szCs w:val="24"/>
               </w:rPr>
-              <w:t xml:space="preserve"> real time tools to make changes to </w:t>
+              <w:t xml:space="preserve"> real time tools to </w:t>
+            </w:r>
+            <w:proofErr w:type="gramStart"/>
+            <w:r>
+              <w:rPr>
+                <w:sz w:val="24"/>
+                <w:szCs w:val="24"/>
+              </w:rPr>
+              <w:t>make changes to</w:t>
+            </w:r>
+            <w:proofErr w:type="gramEnd"/>
+            <w:r>
+              <w:rPr>
+                <w:sz w:val="24"/>
+                <w:szCs w:val="24"/>
+              </w:rPr>
+              <w:t xml:space="preserve"> </w:t>
             </w:r>
             <w:r>
               <w:rPr>
@@ -6748,7 +9449,23 @@
                 <w:sz w:val="24"/>
                 <w:szCs w:val="24"/>
               </w:rPr>
-              <w:t xml:space="preserve"> details, availability and policies</w:t>
+              <w:t xml:space="preserve"> details, </w:t>
+            </w:r>
+            <w:proofErr w:type="gramStart"/>
+            <w:r>
+              <w:rPr>
+                <w:sz w:val="24"/>
+                <w:szCs w:val="24"/>
+              </w:rPr>
+              <w:t>availability</w:t>
+            </w:r>
+            <w:proofErr w:type="gramEnd"/>
+            <w:r>
+              <w:rPr>
+                <w:sz w:val="24"/>
+                <w:szCs w:val="24"/>
+              </w:rPr>
+              <w:t xml:space="preserve"> and policies</w:t>
             </w:r>
             <w:r>
               <w:rPr>
@@ -6789,7 +9506,23 @@
                 <w:sz w:val="24"/>
                 <w:szCs w:val="24"/>
               </w:rPr>
-              <w:t>Prevents misinformation from being spread which protects against customer confusion</w:t>
+              <w:t xml:space="preserve">Prevents misinformation from </w:t>
+            </w:r>
+            <w:proofErr w:type="gramStart"/>
+            <w:r>
+              <w:rPr>
+                <w:sz w:val="24"/>
+                <w:szCs w:val="24"/>
+              </w:rPr>
+              <w:t>being spread</w:t>
+            </w:r>
+            <w:proofErr w:type="gramEnd"/>
+            <w:r>
+              <w:rPr>
+                <w:sz w:val="24"/>
+                <w:szCs w:val="24"/>
+              </w:rPr>
+              <w:t xml:space="preserve"> which protects against customer confusion</w:t>
             </w:r>
           </w:p>
         </w:tc>
@@ -6822,6 +9555,7 @@
                 <w:sz w:val="24"/>
                 <w:szCs w:val="24"/>
               </w:rPr>
+              <w:lastRenderedPageBreak/>
               <w:t>R11</w:t>
             </w:r>
           </w:p>
@@ -7178,12 +9912,21 @@
               </w:rPr>
               <w:t xml:space="preserve">orders </w:t>
             </w:r>
-            <w:r>
-              <w:rPr>
-                <w:sz w:val="24"/>
-                <w:szCs w:val="24"/>
-              </w:rPr>
-              <w:t>were successfully submitted, increasing customer confidence.</w:t>
+            <w:proofErr w:type="gramStart"/>
+            <w:r>
+              <w:rPr>
+                <w:sz w:val="24"/>
+                <w:szCs w:val="24"/>
+              </w:rPr>
+              <w:t>were successfully submitted</w:t>
+            </w:r>
+            <w:proofErr w:type="gramEnd"/>
+            <w:r>
+              <w:rPr>
+                <w:sz w:val="24"/>
+                <w:szCs w:val="24"/>
+              </w:rPr>
+              <w:t>, increasing customer confidence.</w:t>
             </w:r>
           </w:p>
         </w:tc>
@@ -7317,7 +10060,6 @@
                 <w:sz w:val="24"/>
                 <w:szCs w:val="24"/>
               </w:rPr>
-              <w:lastRenderedPageBreak/>
               <w:t>R15</w:t>
             </w:r>
           </w:p>
@@ -7484,20 +10226,13 @@
     </w:p>
     <w:p>
       <w:pPr>
-        <w:rPr>
-          <w:b/>
-          <w:bCs/>
-          <w:u w:val="single"/>
-        </w:rPr>
-      </w:pPr>
-      <w:r>
-        <w:rPr>
-          <w:b/>
-          <w:bCs/>
-          <w:u w:val="single"/>
-        </w:rPr>
+        <w:pStyle w:val="Heading1"/>
+      </w:pPr>
+      <w:bookmarkStart w:id="11" w:name="_Toc224135174"/>
+      <w:r>
         <w:t>Legal and Regulatory Guideline Considerations</w:t>
       </w:r>
+      <w:bookmarkEnd w:id="11"/>
     </w:p>
     <w:p>
       <w:pPr>
@@ -7571,6 +10306,80 @@
           </w:tcPr>
           <w:p>
             <w:pPr>
+              <w:tabs>
+                <w:tab w:val="left" w:pos="1215"/>
+              </w:tabs>
+            </w:pPr>
+            <w:r>
+              <w:t>Data Protection Act (UK GDPR and Data Protection Act 2018)</w:t>
+            </w:r>
+          </w:p>
+        </w:tc>
+        <w:tc>
+          <w:tcPr>
+            <w:tcW w:w="4508" w:type="dxa"/>
+          </w:tcPr>
+          <w:p>
+            <w:r>
+              <w:t xml:space="preserve">The website for </w:t>
+            </w:r>
+            <w:r>
+              <w:t>Greenfield Local Hub</w:t>
+            </w:r>
+            <w:r>
+              <w:t xml:space="preserve"> will store and collect personal data from users, such data will include personal name, </w:t>
+            </w:r>
+            <w:r>
+              <w:t>addresses,</w:t>
+            </w:r>
+            <w:r>
+              <w:t xml:space="preserve"> and details of </w:t>
+            </w:r>
+            <w:r>
+              <w:t>orders</w:t>
+            </w:r>
+            <w:r>
+              <w:t xml:space="preserve">. Data protection will </w:t>
+            </w:r>
+            <w:proofErr w:type="gramStart"/>
+            <w:r>
+              <w:t>be applied</w:t>
+            </w:r>
+            <w:proofErr w:type="gramEnd"/>
+            <w:r>
+              <w:t xml:space="preserve"> to the solution through collecting personal data when it is only necessary (for example during account registration and </w:t>
+            </w:r>
+            <w:r>
+              <w:t>orders</w:t>
+            </w:r>
+            <w:r>
+              <w:t xml:space="preserve"> </w:t>
+            </w:r>
+            <w:proofErr w:type="gramStart"/>
+            <w:r>
+              <w:t>being submitted</w:t>
+            </w:r>
+            <w:proofErr w:type="gramEnd"/>
+            <w:r>
+              <w:t xml:space="preserve">). Data of users will </w:t>
+            </w:r>
+            <w:proofErr w:type="gramStart"/>
+            <w:r>
+              <w:t>be stored</w:t>
+            </w:r>
+            <w:proofErr w:type="gramEnd"/>
+            <w:r>
+              <w:t xml:space="preserve"> securely on SQL servers and only made accessible to authorised users like staff</w:t>
+            </w:r>
+            <w:r>
+              <w:t xml:space="preserve"> and producers</w:t>
+            </w:r>
+            <w:r>
+              <w:t>.</w:t>
+            </w:r>
+          </w:p>
+          <w:p>
+            <w:pPr>
               <w:rPr>
                 <w:b/>
                 <w:bCs/>
@@ -7579,77 +10388,663 @@
             </w:pPr>
           </w:p>
         </w:tc>
+      </w:tr>
+      <w:tr>
         <w:tc>
           <w:tcPr>
             <w:tcW w:w="4508" w:type="dxa"/>
           </w:tcPr>
           <w:p>
             <w:pPr>
-              <w:rPr>
-                <w:b/>
-                <w:bCs/>
-                <w:u w:val="single"/>
-              </w:rPr>
+              <w:tabs>
+                <w:tab w:val="left" w:pos="1215"/>
+              </w:tabs>
             </w:pPr>
+            <w:r>
+              <w:lastRenderedPageBreak/>
+              <w:t>User Consent and Privacy Policy</w:t>
+            </w:r>
+          </w:p>
+        </w:tc>
+        <w:tc>
+          <w:tcPr>
+            <w:tcW w:w="4508" w:type="dxa"/>
+          </w:tcPr>
+          <w:p>
+            <w:r>
+              <w:t xml:space="preserve">It </w:t>
+            </w:r>
+            <w:proofErr w:type="gramStart"/>
+            <w:r>
+              <w:t>is understood</w:t>
+            </w:r>
+            <w:proofErr w:type="gramEnd"/>
+            <w:r>
+              <w:t xml:space="preserve"> that personal data collected, stored and users from customers must </w:t>
+            </w:r>
+            <w:proofErr w:type="gramStart"/>
+            <w:r>
+              <w:t>be informed</w:t>
+            </w:r>
+            <w:proofErr w:type="gramEnd"/>
+            <w:r>
+              <w:t xml:space="preserve"> to the user. This is why the website will include a clear privacy policy which makes it clear to the user how the customer data is handled, this will be a policy which is required to be accepted during the process of account registration, which will provide clear transparency between the company and users and will reassure users that data handled is being used responsibly as legal compliance is ensured, improving the confidence the user has in the platform</w:t>
+            </w:r>
+          </w:p>
+        </w:tc>
+      </w:tr>
+      <w:tr>
+        <w:tc>
+          <w:tcPr>
+            <w:tcW w:w="4508" w:type="dxa"/>
+          </w:tcPr>
+          <w:p>
+            <w:pPr>
+              <w:tabs>
+                <w:tab w:val="left" w:pos="1215"/>
+              </w:tabs>
+            </w:pPr>
+            <w:r>
+              <w:t>Accessibility Legislation (Equality Act 2010 and WCAG)</w:t>
+            </w:r>
+          </w:p>
+        </w:tc>
+        <w:tc>
+          <w:tcPr>
+            <w:tcW w:w="4508" w:type="dxa"/>
+          </w:tcPr>
+          <w:p>
+            <w:r>
+              <w:t xml:space="preserve">It </w:t>
+            </w:r>
+            <w:proofErr w:type="gramStart"/>
+            <w:r>
+              <w:t>is understood</w:t>
+            </w:r>
+            <w:proofErr w:type="gramEnd"/>
+            <w:r>
+              <w:t xml:space="preserve"> that websites must be accessible to users with a variety of impairments and disabilities. For this reason, it </w:t>
+            </w:r>
+            <w:proofErr w:type="gramStart"/>
+            <w:r>
+              <w:t>is ensured</w:t>
+            </w:r>
+            <w:proofErr w:type="gramEnd"/>
+            <w:r>
+              <w:t xml:space="preserve"> that the </w:t>
+            </w:r>
+            <w:r>
+              <w:t>Greenfield Local Hub</w:t>
+            </w:r>
+            <w:r>
+              <w:t xml:space="preserve"> website will follow the WCAG 2.1 Level AA accessibility guidelines, which include text being readable throughout the website, clear navigation, colour contrast modes which suits the users’ needs and keyboard accessibility. Through doing this the website is accessible by a wide range of users and prevents discriminations, allowing </w:t>
+            </w:r>
+            <w:r>
+              <w:t>Greenfield Local Hub</w:t>
+            </w:r>
+            <w:r>
+              <w:t xml:space="preserve"> to reach a broader audience whilst complying with legal obligation.</w:t>
+            </w:r>
+          </w:p>
+        </w:tc>
+      </w:tr>
+      <w:tr>
+        <w:tc>
+          <w:tcPr>
+            <w:tcW w:w="4508" w:type="dxa"/>
+          </w:tcPr>
+          <w:p>
+            <w:pPr>
+              <w:tabs>
+                <w:tab w:val="left" w:pos="1215"/>
+              </w:tabs>
+            </w:pPr>
+            <w:r>
+              <w:t>Copyright and Intellectual Property</w:t>
+            </w:r>
+          </w:p>
+        </w:tc>
+        <w:tc>
+          <w:tcPr>
+            <w:tcW w:w="4508" w:type="dxa"/>
+          </w:tcPr>
+          <w:p>
+            <w:r>
+              <w:t xml:space="preserve">It </w:t>
+            </w:r>
+            <w:proofErr w:type="gramStart"/>
+            <w:r>
+              <w:t>is understood</w:t>
+            </w:r>
+            <w:proofErr w:type="gramEnd"/>
+            <w:r>
+              <w:t xml:space="preserve"> that all sorts of images, written content and icons which </w:t>
+            </w:r>
+            <w:proofErr w:type="gramStart"/>
+            <w:r>
+              <w:t>are used</w:t>
+            </w:r>
+            <w:proofErr w:type="gramEnd"/>
+            <w:r>
+              <w:t xml:space="preserve"> on the website must not infringe with copyright laws. This is why it will </w:t>
+            </w:r>
+            <w:proofErr w:type="gramStart"/>
+            <w:r>
+              <w:t>be ensured</w:t>
+            </w:r>
+            <w:proofErr w:type="gramEnd"/>
+            <w:r>
+              <w:t xml:space="preserve"> that all content used on the website will be original, </w:t>
+            </w:r>
+            <w:r>
+              <w:t>licensed,</w:t>
+            </w:r>
+            <w:r>
+              <w:t xml:space="preserve"> or open source. Third party content would </w:t>
+            </w:r>
+            <w:proofErr w:type="gramStart"/>
+            <w:r>
+              <w:t>be credited</w:t>
+            </w:r>
+            <w:proofErr w:type="gramEnd"/>
+            <w:r>
+              <w:t xml:space="preserve"> if required. Through doing this, a professional and ethical view </w:t>
+            </w:r>
+            <w:proofErr w:type="gramStart"/>
+            <w:r>
+              <w:t>is portrayed</w:t>
+            </w:r>
+            <w:proofErr w:type="gramEnd"/>
+            <w:r>
+              <w:t xml:space="preserve"> by the business as they follow copyright laws, which will also prevent legal dispute.</w:t>
+            </w:r>
+          </w:p>
+        </w:tc>
+      </w:tr>
+      <w:tr>
+        <w:tc>
+          <w:tcPr>
+            <w:tcW w:w="4508" w:type="dxa"/>
+          </w:tcPr>
+          <w:p>
+            <w:pPr>
+              <w:tabs>
+                <w:tab w:val="left" w:pos="1215"/>
+              </w:tabs>
+            </w:pPr>
+            <w:r>
+              <w:t>Consumers Rights Act 2015</w:t>
+            </w:r>
+          </w:p>
+        </w:tc>
+        <w:tc>
+          <w:tcPr>
+            <w:tcW w:w="4508" w:type="dxa"/>
+          </w:tcPr>
+          <w:p>
+            <w:pPr>
+              <w:tabs>
+                <w:tab w:val="left" w:pos="1215"/>
+              </w:tabs>
+            </w:pPr>
+            <w:r>
+              <w:t xml:space="preserve">It </w:t>
+            </w:r>
+            <w:proofErr w:type="gramStart"/>
+            <w:r>
+              <w:t>is understood</w:t>
+            </w:r>
+            <w:proofErr w:type="gramEnd"/>
+            <w:r>
+              <w:t xml:space="preserve"> that customers must </w:t>
+            </w:r>
+            <w:proofErr w:type="gramStart"/>
+            <w:r>
+              <w:t>be provided</w:t>
+            </w:r>
+            <w:proofErr w:type="gramEnd"/>
+            <w:r>
+              <w:t xml:space="preserve"> with accurate information about </w:t>
+            </w:r>
+            <w:r>
+              <w:t>products</w:t>
+            </w:r>
+            <w:r>
+              <w:t xml:space="preserve"> offered such as </w:t>
+            </w:r>
+            <w:r>
+              <w:t>product availability</w:t>
+            </w:r>
+            <w:r>
+              <w:t xml:space="preserve"> which </w:t>
+            </w:r>
+            <w:proofErr w:type="gramStart"/>
+            <w:r>
+              <w:t>is also made</w:t>
+            </w:r>
+            <w:proofErr w:type="gramEnd"/>
+            <w:r>
+              <w:t xml:space="preserve"> clear. This will </w:t>
+            </w:r>
+            <w:proofErr w:type="gramStart"/>
+            <w:r>
+              <w:t>be applied</w:t>
+            </w:r>
+            <w:proofErr w:type="gramEnd"/>
+            <w:r>
+              <w:t xml:space="preserve"> to the website through clearly displaying information through </w:t>
+            </w:r>
+            <w:r>
+              <w:t>information on producers</w:t>
+            </w:r>
+            <w:r>
+              <w:t xml:space="preserve">, </w:t>
+            </w:r>
+            <w:r>
+              <w:t xml:space="preserve">product </w:t>
+            </w:r>
+            <w:r>
+              <w:t>details,</w:t>
+            </w:r>
+            <w:r>
+              <w:t xml:space="preserve"> and information</w:t>
+            </w:r>
+            <w:r>
+              <w:t xml:space="preserve">, whilst also ensuring the user accepts the terms and conditions before submitting </w:t>
+            </w:r>
+            <w:r>
+              <w:t>orders</w:t>
+            </w:r>
+            <w:r>
+              <w:t xml:space="preserve">. By doing so, information </w:t>
+            </w:r>
+            <w:proofErr w:type="gramStart"/>
+            <w:r>
+              <w:t>is made</w:t>
+            </w:r>
+            <w:proofErr w:type="gramEnd"/>
+            <w:r>
+              <w:t xml:space="preserve"> clear which allows for informed decisions to </w:t>
+            </w:r>
+            <w:proofErr w:type="gramStart"/>
+            <w:r>
+              <w:t>be made</w:t>
+            </w:r>
+            <w:proofErr w:type="gramEnd"/>
+            <w:r>
+              <w:t xml:space="preserve"> by users which will protect </w:t>
+            </w:r>
+            <w:r>
+              <w:t>Greenfield Local Hub</w:t>
+            </w:r>
+            <w:r>
+              <w:t xml:space="preserve"> from </w:t>
+            </w:r>
+            <w:proofErr w:type="gramStart"/>
+            <w:r>
+              <w:t>many</w:t>
+            </w:r>
+            <w:proofErr w:type="gramEnd"/>
+            <w:r>
+              <w:t xml:space="preserve"> </w:t>
+            </w:r>
+            <w:r>
+              <w:t>complaints and</w:t>
+            </w:r>
+            <w:r>
+              <w:t xml:space="preserve"> will also support fair trading </w:t>
+            </w:r>
+            <w:r>
+              <w:lastRenderedPageBreak/>
+              <w:t>practices which raises a positive image for the business.</w:t>
+            </w:r>
+          </w:p>
+        </w:tc>
+      </w:tr>
+      <w:tr>
+        <w:tc>
+          <w:tcPr>
+            <w:tcW w:w="4508" w:type="dxa"/>
+          </w:tcPr>
+          <w:p>
+            <w:pPr>
+              <w:tabs>
+                <w:tab w:val="left" w:pos="1215"/>
+              </w:tabs>
+            </w:pPr>
+            <w:r>
+              <w:lastRenderedPageBreak/>
+              <w:t>Staff and Producer Data Protection Responsibilities</w:t>
+            </w:r>
+          </w:p>
+        </w:tc>
+        <w:tc>
+          <w:tcPr>
+            <w:tcW w:w="4508" w:type="dxa"/>
+          </w:tcPr>
+          <w:p>
+            <w:r>
+              <w:t xml:space="preserve">It </w:t>
+            </w:r>
+            <w:proofErr w:type="gramStart"/>
+            <w:r>
+              <w:t>is understood</w:t>
+            </w:r>
+            <w:proofErr w:type="gramEnd"/>
+            <w:r>
+              <w:t xml:space="preserve"> that staff members </w:t>
+            </w:r>
+            <w:r>
+              <w:t xml:space="preserve">or producers </w:t>
+            </w:r>
+            <w:r>
+              <w:t xml:space="preserve">who have access to customer data must make use of it responsibly. This is why that only staff members who have authorised role-based accounts will </w:t>
+            </w:r>
+            <w:proofErr w:type="gramStart"/>
+            <w:r>
+              <w:t>be given</w:t>
+            </w:r>
+            <w:proofErr w:type="gramEnd"/>
+            <w:r>
+              <w:t xml:space="preserve"> access to booking and customer information, and staff members must </w:t>
+            </w:r>
+            <w:proofErr w:type="gramStart"/>
+            <w:r>
+              <w:t>be limited</w:t>
+            </w:r>
+            <w:proofErr w:type="gramEnd"/>
+            <w:r>
+              <w:t xml:space="preserve"> to what is necessary for their role. This will reduce data misuse and technical error with staff</w:t>
+            </w:r>
+            <w:r>
+              <w:t xml:space="preserve"> or producers</w:t>
+            </w:r>
+            <w:r>
+              <w:t>, which aligns with data protection regulation.</w:t>
+            </w:r>
+          </w:p>
+        </w:tc>
+      </w:tr>
+      <w:tr>
+        <w:tc>
+          <w:tcPr>
+            <w:tcW w:w="4508" w:type="dxa"/>
+          </w:tcPr>
+          <w:p>
+            <w:pPr>
+              <w:tabs>
+                <w:tab w:val="left" w:pos="3306"/>
+              </w:tabs>
+            </w:pPr>
+            <w:r>
+              <w:t>Modern Slavery Act 2015</w:t>
+            </w:r>
+          </w:p>
+        </w:tc>
+        <w:tc>
+          <w:tcPr>
+            <w:tcW w:w="4508" w:type="dxa"/>
+          </w:tcPr>
+          <w:p>
+            <w:r>
+              <w:t xml:space="preserve">It </w:t>
+            </w:r>
+            <w:proofErr w:type="gramStart"/>
+            <w:r>
+              <w:t>is understood</w:t>
+            </w:r>
+            <w:proofErr w:type="gramEnd"/>
+            <w:r>
+              <w:t xml:space="preserve"> that </w:t>
+            </w:r>
+            <w:proofErr w:type="gramStart"/>
+            <w:r>
+              <w:t>some</w:t>
+            </w:r>
+            <w:proofErr w:type="gramEnd"/>
+            <w:r>
+              <w:t xml:space="preserve"> producers take unethical </w:t>
+            </w:r>
+            <w:r>
+              <w:t xml:space="preserve">approaches to gather produce, such as forced labour. Greenfield Local Hub works with </w:t>
+            </w:r>
+            <w:proofErr w:type="gramStart"/>
+            <w:r>
+              <w:t>a number of</w:t>
+            </w:r>
+            <w:proofErr w:type="gramEnd"/>
+            <w:r>
+              <w:t xml:space="preserve"> producers and farmers as a co-operative, so </w:t>
+            </w:r>
+            <w:r>
+              <w:t>it is</w:t>
+            </w:r>
+            <w:r>
+              <w:t xml:space="preserve"> important the organisation ensures ethical operations. This act will </w:t>
+            </w:r>
+            <w:proofErr w:type="gramStart"/>
+            <w:r>
+              <w:t>be applied</w:t>
+            </w:r>
+            <w:proofErr w:type="gramEnd"/>
+            <w:r>
+              <w:t xml:space="preserve"> to the solution by giving customers transparent information regarding producers and how they gather their produce and why they believe their products </w:t>
+            </w:r>
+            <w:proofErr w:type="gramStart"/>
+            <w:r>
+              <w:t>are priced</w:t>
+            </w:r>
+            <w:proofErr w:type="gramEnd"/>
+            <w:r>
+              <w:t xml:space="preserve"> fairly, clearly demonstrating their farming practise and produce methods to customers. This shows accountability and reassures customers any product they purchase have </w:t>
+            </w:r>
+            <w:proofErr w:type="gramStart"/>
+            <w:r>
+              <w:t>been produced</w:t>
+            </w:r>
+            <w:proofErr w:type="gramEnd"/>
+            <w:r>
+              <w:t xml:space="preserve"> ethically.</w:t>
+            </w:r>
+          </w:p>
+        </w:tc>
+      </w:tr>
+      <w:tr>
+        <w:tc>
+          <w:tcPr>
+            <w:tcW w:w="4508" w:type="dxa"/>
+          </w:tcPr>
+          <w:p>
+            <w:pPr>
+              <w:tabs>
+                <w:tab w:val="left" w:pos="3306"/>
+              </w:tabs>
+            </w:pPr>
+            <w:r>
+              <w:t>Food Safety Act 1990</w:t>
+            </w:r>
+          </w:p>
+        </w:tc>
+        <w:tc>
+          <w:tcPr>
+            <w:tcW w:w="4508" w:type="dxa"/>
+          </w:tcPr>
+          <w:p>
+            <w:r>
+              <w:t xml:space="preserve">It </w:t>
+            </w:r>
+            <w:proofErr w:type="gramStart"/>
+            <w:r>
+              <w:t>is understood</w:t>
+            </w:r>
+            <w:proofErr w:type="gramEnd"/>
+            <w:r>
+              <w:t xml:space="preserve"> that the web-application is involved with the production and sale of product in the UK</w:t>
+            </w:r>
+            <w:r>
+              <w:t xml:space="preserve"> as a co-operative of local farmers and that information must be accurate and traceable. This will </w:t>
+            </w:r>
+            <w:proofErr w:type="gramStart"/>
+            <w:r>
+              <w:t>be applied</w:t>
+            </w:r>
+            <w:proofErr w:type="gramEnd"/>
+            <w:r>
+              <w:t xml:space="preserve"> to the solution for Greenfield Local Hub as the system will allow for producers to manage product details and give information regarding products which are clear and relevant. This builds transparency and makes sure that listed products meet food safety expectations which also allows the business to maintain accountability for product sold.</w:t>
+            </w:r>
+          </w:p>
+        </w:tc>
+      </w:tr>
+      <w:tr>
+        <w:tc>
+          <w:tcPr>
+            <w:tcW w:w="4508" w:type="dxa"/>
+          </w:tcPr>
+          <w:p>
+            <w:pPr>
+              <w:tabs>
+                <w:tab w:val="left" w:pos="3306"/>
+              </w:tabs>
+            </w:pPr>
+            <w:r>
+              <w:t>Food Information Regulations 2014</w:t>
+            </w:r>
+          </w:p>
+        </w:tc>
+        <w:tc>
+          <w:tcPr>
+            <w:tcW w:w="4508" w:type="dxa"/>
+          </w:tcPr>
+          <w:p>
+            <w:r>
+              <w:t xml:space="preserve">It </w:t>
+            </w:r>
+            <w:proofErr w:type="gramStart"/>
+            <w:r>
+              <w:t>is understood</w:t>
+            </w:r>
+            <w:proofErr w:type="gramEnd"/>
+            <w:r>
+              <w:t xml:space="preserve"> that the solution will provide information regarding </w:t>
+            </w:r>
+            <w:r>
+              <w:t xml:space="preserve">produce sold by producers. The legislation shows that relevant information must </w:t>
+            </w:r>
+            <w:proofErr w:type="gramStart"/>
+            <w:r>
+              <w:t>be provided</w:t>
+            </w:r>
+            <w:proofErr w:type="gramEnd"/>
+            <w:r>
+              <w:t xml:space="preserve">, which are informative, </w:t>
+            </w:r>
+            <w:proofErr w:type="gramStart"/>
+            <w:r>
+              <w:t>relevant</w:t>
+            </w:r>
+            <w:proofErr w:type="gramEnd"/>
+            <w:r>
+              <w:t xml:space="preserve"> and clear, with stuff like ingredients, allergen, origin and more. This will </w:t>
+            </w:r>
+            <w:proofErr w:type="gramStart"/>
+            <w:r>
+              <w:t>be applied</w:t>
+            </w:r>
+            <w:proofErr w:type="gramEnd"/>
+            <w:r>
+              <w:t xml:space="preserve"> in the solution as the system will support clear and accurate product descriptions, letting producers include detailed information on products when listing their products on the platform. Providing this info </w:t>
+            </w:r>
+            <w:r>
+              <w:lastRenderedPageBreak/>
+              <w:t xml:space="preserve">lets customers make informed decisions when making orders, whilst also aiding the business remain complaint with food labelling regulations. </w:t>
+            </w:r>
+          </w:p>
+        </w:tc>
+      </w:tr>
+      <w:tr>
+        <w:tc>
+          <w:tcPr>
+            <w:tcW w:w="4508" w:type="dxa"/>
+          </w:tcPr>
+          <w:p>
+            <w:pPr>
+              <w:tabs>
+                <w:tab w:val="left" w:pos="3306"/>
+              </w:tabs>
+            </w:pPr>
+            <w:r>
+              <w:lastRenderedPageBreak/>
+              <w:t>Environmental Protection Act 1990</w:t>
+            </w:r>
+          </w:p>
+        </w:tc>
+        <w:tc>
+          <w:tcPr>
+            <w:tcW w:w="4508" w:type="dxa"/>
+          </w:tcPr>
+          <w:p>
+            <w:r>
+              <w:t xml:space="preserve">It </w:t>
+            </w:r>
+            <w:proofErr w:type="gramStart"/>
+            <w:r>
+              <w:t>is understood</w:t>
+            </w:r>
+            <w:proofErr w:type="gramEnd"/>
+            <w:r>
+              <w:t xml:space="preserve"> that </w:t>
+            </w:r>
+            <w:proofErr w:type="gramStart"/>
+            <w:r>
+              <w:t>some</w:t>
+            </w:r>
+            <w:proofErr w:type="gramEnd"/>
+            <w:r>
+              <w:t xml:space="preserve"> methods of gathering produce can be </w:t>
+            </w:r>
+            <w:proofErr w:type="gramStart"/>
+            <w:r>
+              <w:t>rather harmful</w:t>
+            </w:r>
+            <w:proofErr w:type="gramEnd"/>
+            <w:r>
+              <w:t xml:space="preserve"> towards the environment due to gases emitted and waste management. This regulation will </w:t>
+            </w:r>
+            <w:proofErr w:type="gramStart"/>
+            <w:r>
+              <w:t>be applied</w:t>
+            </w:r>
+            <w:proofErr w:type="gramEnd"/>
+            <w:r>
+              <w:t xml:space="preserve"> to the solution as Greenfield Local Hub will promote local goods, it will clearly demonstrate that it is a co-operative which aims to </w:t>
+            </w:r>
+            <w:proofErr w:type="gramStart"/>
+            <w:r>
+              <w:t>work</w:t>
+            </w:r>
+            <w:proofErr w:type="gramEnd"/>
+            <w:r>
+              <w:t xml:space="preserve"> with producers who use sustainable farming methods. It is important the platform demonstrates these values. The application will also allow producers to provide information regarding their own farming methods and practises through the platform, allowing customers to understand properly how products </w:t>
+            </w:r>
+            <w:proofErr w:type="gramStart"/>
+            <w:r>
+              <w:t>are produced</w:t>
+            </w:r>
+            <w:proofErr w:type="gramEnd"/>
+            <w:r>
+              <w:t>. This allows the brand to support environmentally responsible action whilst showing the brands commitment and care to sustainable local agriculture.</w:t>
+            </w:r>
           </w:p>
         </w:tc>
       </w:tr>
     </w:tbl>
-    <w:p>
-      <w:pPr>
-        <w:rPr>
-          <w:b/>
-          <w:bCs/>
-          <w:u w:val="single"/>
-        </w:rPr>
-      </w:pPr>
-    </w:p>
-    <w:p>
-      <w:pPr>
-        <w:pStyle w:val="ListParagraph"/>
-        <w:numPr>
-          <w:ilvl w:val="0"/>
-          <w:numId w:val="1"/>
-        </w:numPr>
-      </w:pPr>
-      <w:r>
-        <w:t xml:space="preserve">What legal guidelines must you </w:t>
-      </w:r>
-      <w:r>
-        <w:t>consider</w:t>
-      </w:r>
-      <w:r>
-        <w:t xml:space="preserve"> when creating the web-based solution?</w:t>
-      </w:r>
-    </w:p>
-    <w:p>
-      <w:pPr>
-        <w:pStyle w:val="ListParagraph"/>
-        <w:numPr>
-          <w:ilvl w:val="0"/>
-          <w:numId w:val="1"/>
-        </w:numPr>
-      </w:pPr>
-      <w:r>
-        <w:t xml:space="preserve">Be </w:t>
-      </w:r>
-      <w:r>
-        <w:t>specific</w:t>
-      </w:r>
-      <w:r>
-        <w:t xml:space="preserve"> about both computing legislation but also industry related </w:t>
-      </w:r>
-      <w:r>
-        <w:t>legislation</w:t>
-      </w:r>
-      <w:r>
-        <w:t xml:space="preserve"> that you must follow</w:t>
-      </w:r>
-    </w:p>
+    <w:p/>
     <w:sectPr>
       <w:pgSz w:w="11906" w:h="16838"/>
       <w:pgMar w:top="1440" w:right="1440" w:bottom="1440" w:left="1440" w:header="708" w:footer="708" w:gutter="0"/>
+      <w:pgNumType w:start="0"/>
       <w:cols w:space="708"/>
+      <w:titlePg/>
       <w:docGrid w:linePitch="360"/>
     </w:sectPr>
   </w:body>
@@ -7657,7 +11052,7 @@
 </file>
 
 <file path=word/numbering.xml><?xml version="1.0" encoding="utf-8"?>
-<w:numbering xmlns:wpc="http://schemas.microsoft.com/office/word/2010/wordprocessingCanvas" xmlns:cx="http://schemas.microsoft.com/office/drawing/2014/chartex" xmlns:cx1="http://schemas.microsoft.com/office/drawing/2015/9/8/chartex" xmlns:cx2="http://schemas.microsoft.com/office/drawing/2015/10/21/chartex" xmlns:cx3="http://schemas.microsoft.com/office/drawing/2016/5/9/chartex" xmlns:cx4="http://schemas.microsoft.com/office/drawing/2016/5/10/chartex" xmlns:cx5="http://schemas.microsoft.com/office/drawing/2016/5/11/chartex" xmlns:cx6="http://schemas.microsoft.com/office/drawing/2016/5/12/chartex" xmlns:cx7="http://schemas.microsoft.com/office/drawing/2016/5/13/chartex" xmlns:cx8="http://schemas.microsoft.com/office/drawing/2016/5/14/chartex" xmlns:mc="http://schemas.openxmlformats.org/markup-compatibility/2006" xmlns:aink="http://schemas.microsoft.com/office/drawing/2016/ink" xmlns:am3d="http://schemas.microsoft.com/office/drawing/2017/model3d" xmlns:o="urn:schemas-microsoft-com:office:office" xmlns:r="http://schemas.openxmlformats.org/officeDocument/2006/relationships" xmlns:m="http://schemas.openxmlformats.org/officeDocument/2006/math" xmlns:v="urn:schemas-microsoft-com:vml" xmlns:wp14="http://schemas.microsoft.com/office/word/2010/wordprocessingDrawing" xmlns:wp="http://schemas.openxmlformats.org/drawingml/2006/wordprocessingDrawing" xmlns:w10="urn:schemas-microsoft-com:office:word" xmlns:w="http://schemas.openxmlformats.org/wordprocessingml/2006/main" xmlns:w14="http://schemas.microsoft.com/office/word/2010/wordml" xmlns:w15="http://schemas.microsoft.com/office/word/2012/wordml" xmlns:w16cex="http://schemas.microsoft.com/office/word/2018/wordml/cex" xmlns:w16cid="http://schemas.microsoft.com/office/word/2016/wordml/cid" xmlns:w16="http://schemas.microsoft.com/office/word/2018/wordml" xmlns:w16sdtdh="http://schemas.microsoft.com/office/word/2020/wordml/sdtdatahash" xmlns:w16se="http://schemas.microsoft.com/office/word/2015/wordml/symex" xmlns:wpg="http://schemas.microsoft.com/office/word/2010/wordprocessingGroup" xmlns:wpi="http://schemas.microsoft.com/office/word/2010/wordprocessingInk" xmlns:wne="http://schemas.microsoft.com/office/word/2006/wordml" xmlns:wps="http://schemas.microsoft.com/office/word/2010/wordprocessingShape" mc:Ignorable="w14 w15 w16se w16cid w16 w16cex w16sdtdh wp14">
+<w:numbering xmlns:wpc="http://schemas.microsoft.com/office/word/2010/wordprocessingCanvas" xmlns:cx="http://schemas.microsoft.com/office/drawing/2014/chartex" xmlns:cx1="http://schemas.microsoft.com/office/drawing/2015/9/8/chartex" xmlns:cx2="http://schemas.microsoft.com/office/drawing/2015/10/21/chartex" xmlns:cx3="http://schemas.microsoft.com/office/drawing/2016/5/9/chartex" xmlns:cx4="http://schemas.microsoft.com/office/drawing/2016/5/10/chartex" xmlns:cx5="http://schemas.microsoft.com/office/drawing/2016/5/11/chartex" xmlns:cx6="http://schemas.microsoft.com/office/drawing/2016/5/12/chartex" xmlns:cx7="http://schemas.microsoft.com/office/drawing/2016/5/13/chartex" xmlns:cx8="http://schemas.microsoft.com/office/drawing/2016/5/14/chartex" xmlns:mc="http://schemas.openxmlformats.org/markup-compatibility/2006" xmlns:aink="http://schemas.microsoft.com/office/drawing/2016/ink" xmlns:am3d="http://schemas.microsoft.com/office/drawing/2017/model3d" xmlns:o="urn:schemas-microsoft-com:office:office" xmlns:oel="http://schemas.microsoft.com/office/2019/extlst" xmlns:r="http://schemas.openxmlformats.org/officeDocument/2006/relationships" xmlns:m="http://schemas.openxmlformats.org/officeDocument/2006/math" xmlns:v="urn:schemas-microsoft-com:vml" xmlns:wp14="http://schemas.microsoft.com/office/word/2010/wordprocessingDrawing" xmlns:wp="http://schemas.openxmlformats.org/drawingml/2006/wordprocessingDrawing" xmlns:w10="urn:schemas-microsoft-com:office:word" xmlns:w="http://schemas.openxmlformats.org/wordprocessingml/2006/main" xmlns:w14="http://schemas.microsoft.com/office/word/2010/wordml" xmlns:w15="http://schemas.microsoft.com/office/word/2012/wordml" xmlns:w16cex="http://schemas.microsoft.com/office/word/2018/wordml/cex" xmlns:w16cid="http://schemas.microsoft.com/office/word/2016/wordml/cid" xmlns:w16="http://schemas.microsoft.com/office/word/2018/wordml" xmlns:w16du="http://schemas.microsoft.com/office/word/2023/wordml/word16du" xmlns:w16sdtdh="http://schemas.microsoft.com/office/word/2020/wordml/sdtdatahash" xmlns:w16sdtfl="http://schemas.microsoft.com/office/word/2024/wordml/sdtformatlock" xmlns:w16se="http://schemas.microsoft.com/office/word/2015/wordml/symex" xmlns:wpg="http://schemas.microsoft.com/office/word/2010/wordprocessingGroup" xmlns:wpi="http://schemas.microsoft.com/office/word/2010/wordprocessingInk" xmlns:wne="http://schemas.microsoft.com/office/word/2006/wordml" xmlns:wps="http://schemas.microsoft.com/office/word/2010/wordprocessingShape" mc:Ignorable="w14 w15 w16se w16cid w16 w16cex w16sdtdh w16sdtfl w16du wp14">
   <w:abstractNum w:abstractNumId="0" w15:restartNumberingAfterBreak="0">
     <w:nsid w:val="08D54ED0"/>
     <w:multiLevelType w:val="hybridMultilevel"/>
@@ -9303,56 +12698,56 @@
       </w:rPr>
     </w:lvl>
   </w:abstractNum>
-  <w:num w:numId="1">
+  <w:num w:numId="1" w16cid:durableId="350421036">
     <w:abstractNumId w:val="13"/>
   </w:num>
-  <w:num w:numId="2">
+  <w:num w:numId="2" w16cid:durableId="391461538">
     <w:abstractNumId w:val="9"/>
   </w:num>
-  <w:num w:numId="3">
+  <w:num w:numId="3" w16cid:durableId="1408453316">
     <w:abstractNumId w:val="10"/>
   </w:num>
-  <w:num w:numId="4">
+  <w:num w:numId="4" w16cid:durableId="1407147467">
     <w:abstractNumId w:val="5"/>
   </w:num>
-  <w:num w:numId="5">
+  <w:num w:numId="5" w16cid:durableId="1391072756">
     <w:abstractNumId w:val="6"/>
   </w:num>
-  <w:num w:numId="6">
+  <w:num w:numId="6" w16cid:durableId="324214174">
     <w:abstractNumId w:val="12"/>
   </w:num>
-  <w:num w:numId="7">
+  <w:num w:numId="7" w16cid:durableId="476142178">
     <w:abstractNumId w:val="4"/>
   </w:num>
-  <w:num w:numId="8">
+  <w:num w:numId="8" w16cid:durableId="2133554150">
     <w:abstractNumId w:val="0"/>
   </w:num>
-  <w:num w:numId="9">
+  <w:num w:numId="9" w16cid:durableId="1725642832">
     <w:abstractNumId w:val="8"/>
   </w:num>
-  <w:num w:numId="10">
+  <w:num w:numId="10" w16cid:durableId="1134644347">
     <w:abstractNumId w:val="7"/>
   </w:num>
-  <w:num w:numId="11">
+  <w:num w:numId="11" w16cid:durableId="1102796098">
     <w:abstractNumId w:val="1"/>
   </w:num>
-  <w:num w:numId="12">
+  <w:num w:numId="12" w16cid:durableId="1368094188">
     <w:abstractNumId w:val="14"/>
   </w:num>
-  <w:num w:numId="13">
+  <w:num w:numId="13" w16cid:durableId="1132091965">
     <w:abstractNumId w:val="11"/>
   </w:num>
-  <w:num w:numId="14">
+  <w:num w:numId="14" w16cid:durableId="801576531">
     <w:abstractNumId w:val="3"/>
   </w:num>
-  <w:num w:numId="15">
+  <w:num w:numId="15" w16cid:durableId="151264078">
     <w:abstractNumId w:val="2"/>
   </w:num>
 </w:numbering>
 </file>
 
 <file path=word/styles.xml><?xml version="1.0" encoding="utf-8"?>
-<w:styles xmlns:mc="http://schemas.openxmlformats.org/markup-compatibility/2006" xmlns:r="http://schemas.openxmlformats.org/officeDocument/2006/relationships" xmlns:w="http://schemas.openxmlformats.org/wordprocessingml/2006/main" xmlns:w14="http://schemas.microsoft.com/office/word/2010/wordml" xmlns:w15="http://schemas.microsoft.com/office/word/2012/wordml" xmlns:w16cex="http://schemas.microsoft.com/office/word/2018/wordml/cex" xmlns:w16cid="http://schemas.microsoft.com/office/word/2016/wordml/cid" xmlns:w16="http://schemas.microsoft.com/office/word/2018/wordml" xmlns:w16sdtdh="http://schemas.microsoft.com/office/word/2020/wordml/sdtdatahash" xmlns:w16se="http://schemas.microsoft.com/office/word/2015/wordml/symex" mc:Ignorable="w14 w15 w16se w16cid w16 w16cex w16sdtdh">
+<w:styles xmlns:mc="http://schemas.openxmlformats.org/markup-compatibility/2006" xmlns:r="http://schemas.openxmlformats.org/officeDocument/2006/relationships" xmlns:w="http://schemas.openxmlformats.org/wordprocessingml/2006/main" xmlns:w14="http://schemas.microsoft.com/office/word/2010/wordml" xmlns:w15="http://schemas.microsoft.com/office/word/2012/wordml" xmlns:w16cex="http://schemas.microsoft.com/office/word/2018/wordml/cex" xmlns:w16cid="http://schemas.microsoft.com/office/word/2016/wordml/cid" xmlns:w16="http://schemas.microsoft.com/office/word/2018/wordml" xmlns:w16du="http://schemas.microsoft.com/office/word/2023/wordml/word16du" xmlns:w16sdtdh="http://schemas.microsoft.com/office/word/2020/wordml/sdtdatahash" xmlns:w16sdtfl="http://schemas.microsoft.com/office/word/2024/wordml/sdtformatlock" xmlns:w16se="http://schemas.microsoft.com/office/word/2015/wordml/symex" mc:Ignorable="w14 w15 w16se w16cid w16 w16cex w16sdtdh w16sdtfl w16du">
   <w:docDefaults>
     <w:rPrDefault>
       <w:rPr>
@@ -9773,10 +13168,31 @@
       <w:szCs w:val="32"/>
     </w:rPr>
   </w:style>
+  <w:style w:type="paragraph" w:styleId="Heading2">
+    <w:name w:val="heading 2"/>
+    <w:basedOn w:val="Normal"/>
+    <w:next w:val="Normal"/>
+    <w:link w:val="Heading2Char"/>
+    <w:uiPriority w:val="9"/>
+    <w:unhideWhenUsed/>
+    <w:qFormat/>
+    <w:rsid w:val="007B6E6A"/>
+    <w:pPr>
+      <w:keepNext/>
+      <w:keepLines/>
+      <w:spacing w:before="40" w:after="0"/>
+      <w:outlineLvl w:val="1"/>
+    </w:pPr>
+    <w:rPr>
+      <w:rFonts w:asciiTheme="majorHAnsi" w:eastAsiaTheme="majorEastAsia" w:hAnsiTheme="majorHAnsi" w:cstheme="majorBidi"/>
+      <w:color w:val="2F5496" w:themeColor="accent1" w:themeShade="BF"/>
+      <w:sz w:val="26"/>
+      <w:szCs w:val="26"/>
+    </w:rPr>
+  </w:style>
   <w:style w:type="character" w:default="1" w:styleId="DefaultParagraphFont">
     <w:name w:val="Default Paragraph Font"/>
     <w:uiPriority w:val="1"/>
-    <w:semiHidden/>
     <w:unhideWhenUsed/>
   </w:style>
   <w:style w:type="table" w:default="1" w:styleId="TableNormal">
@@ -9841,6 +13257,150 @@
       <w:sz w:val="32"/>
       <w:szCs w:val="32"/>
     </w:rPr>
+  </w:style>
+  <w:style w:type="paragraph" w:styleId="Title">
+    <w:name w:val="Title"/>
+    <w:basedOn w:val="Normal"/>
+    <w:next w:val="Normal"/>
+    <w:link w:val="TitleChar"/>
+    <w:uiPriority w:val="10"/>
+    <w:qFormat/>
+    <w:rsid w:val="007F21F3"/>
+    <w:pPr>
+      <w:spacing w:after="0" w:line="216" w:lineRule="auto"/>
+      <w:contextualSpacing/>
+    </w:pPr>
+    <w:rPr>
+      <w:rFonts w:asciiTheme="majorHAnsi" w:eastAsiaTheme="majorEastAsia" w:hAnsiTheme="majorHAnsi" w:cstheme="majorBidi"/>
+      <w:color w:val="404040" w:themeColor="text1" w:themeTint="BF"/>
+      <w:spacing w:val="-10"/>
+      <w:kern w:val="28"/>
+      <w:sz w:val="56"/>
+      <w:szCs w:val="56"/>
+      <w:lang w:val="en-US" w:eastAsia="en-US"/>
+      <w14:ligatures w14:val="none"/>
+    </w:rPr>
+  </w:style>
+  <w:style w:type="character" w:customStyle="1" w:styleId="TitleChar">
+    <w:name w:val="Title Char"/>
+    <w:basedOn w:val="DefaultParagraphFont"/>
+    <w:link w:val="Title"/>
+    <w:uiPriority w:val="10"/>
+    <w:rsid w:val="007F21F3"/>
+    <w:rPr>
+      <w:rFonts w:asciiTheme="majorHAnsi" w:eastAsiaTheme="majorEastAsia" w:hAnsiTheme="majorHAnsi" w:cstheme="majorBidi"/>
+      <w:color w:val="404040" w:themeColor="text1" w:themeTint="BF"/>
+      <w:spacing w:val="-10"/>
+      <w:kern w:val="28"/>
+      <w:sz w:val="56"/>
+      <w:szCs w:val="56"/>
+      <w:lang w:val="en-US" w:eastAsia="en-US"/>
+      <w14:ligatures w14:val="none"/>
+    </w:rPr>
+  </w:style>
+  <w:style w:type="paragraph" w:styleId="Subtitle">
+    <w:name w:val="Subtitle"/>
+    <w:basedOn w:val="Normal"/>
+    <w:next w:val="Normal"/>
+    <w:link w:val="SubtitleChar"/>
+    <w:uiPriority w:val="11"/>
+    <w:qFormat/>
+    <w:rsid w:val="007F21F3"/>
+    <w:pPr>
+      <w:numPr>
+        <w:ilvl w:val="1"/>
+      </w:numPr>
+    </w:pPr>
+    <w:rPr>
+      <w:rFonts w:cs="Times New Roman"/>
+      <w:color w:val="5A5A5A" w:themeColor="text1" w:themeTint="A5"/>
+      <w:spacing w:val="15"/>
+      <w:kern w:val="0"/>
+      <w:lang w:val="en-US" w:eastAsia="en-US"/>
+      <w14:ligatures w14:val="none"/>
+    </w:rPr>
+  </w:style>
+  <w:style w:type="character" w:customStyle="1" w:styleId="SubtitleChar">
+    <w:name w:val="Subtitle Char"/>
+    <w:basedOn w:val="DefaultParagraphFont"/>
+    <w:link w:val="Subtitle"/>
+    <w:uiPriority w:val="11"/>
+    <w:rsid w:val="007F21F3"/>
+    <w:rPr>
+      <w:rFonts w:cs="Times New Roman"/>
+      <w:color w:val="5A5A5A" w:themeColor="text1" w:themeTint="A5"/>
+      <w:spacing w:val="15"/>
+      <w:kern w:val="0"/>
+      <w:lang w:val="en-US" w:eastAsia="en-US"/>
+      <w14:ligatures w14:val="none"/>
+    </w:rPr>
+  </w:style>
+  <w:style w:type="paragraph" w:styleId="TOCHeading">
+    <w:name w:val="TOC Heading"/>
+    <w:basedOn w:val="Heading1"/>
+    <w:next w:val="Normal"/>
+    <w:uiPriority w:val="39"/>
+    <w:unhideWhenUsed/>
+    <w:qFormat/>
+    <w:rsid w:val="007B6E6A"/>
+    <w:pPr>
+      <w:spacing w:line="259" w:lineRule="auto"/>
+      <w:outlineLvl w:val="9"/>
+    </w:pPr>
+    <w:rPr>
+      <w:kern w:val="0"/>
+      <w:lang w:val="en-US" w:eastAsia="en-US"/>
+      <w14:ligatures w14:val="none"/>
+    </w:rPr>
+  </w:style>
+  <w:style w:type="paragraph" w:styleId="TOC1">
+    <w:name w:val="toc 1"/>
+    <w:basedOn w:val="Normal"/>
+    <w:next w:val="Normal"/>
+    <w:autoRedefine/>
+    <w:uiPriority w:val="39"/>
+    <w:unhideWhenUsed/>
+    <w:rsid w:val="007B6E6A"/>
+    <w:pPr>
+      <w:spacing w:after="100"/>
+    </w:pPr>
+  </w:style>
+  <w:style w:type="character" w:styleId="Hyperlink">
+    <w:name w:val="Hyperlink"/>
+    <w:basedOn w:val="DefaultParagraphFont"/>
+    <w:uiPriority w:val="99"/>
+    <w:unhideWhenUsed/>
+    <w:rsid w:val="007B6E6A"/>
+    <w:rPr>
+      <w:color w:val="0563C1" w:themeColor="hyperlink"/>
+      <w:u w:val="single"/>
+    </w:rPr>
+  </w:style>
+  <w:style w:type="character" w:customStyle="1" w:styleId="Heading2Char">
+    <w:name w:val="Heading 2 Char"/>
+    <w:basedOn w:val="DefaultParagraphFont"/>
+    <w:link w:val="Heading2"/>
+    <w:uiPriority w:val="9"/>
+    <w:rsid w:val="007B6E6A"/>
+    <w:rPr>
+      <w:rFonts w:asciiTheme="majorHAnsi" w:eastAsiaTheme="majorEastAsia" w:hAnsiTheme="majorHAnsi" w:cstheme="majorBidi"/>
+      <w:color w:val="2F5496" w:themeColor="accent1" w:themeShade="BF"/>
+      <w:sz w:val="26"/>
+      <w:szCs w:val="26"/>
+    </w:rPr>
+  </w:style>
+  <w:style w:type="paragraph" w:styleId="TOC2">
+    <w:name w:val="toc 2"/>
+    <w:basedOn w:val="Normal"/>
+    <w:next w:val="Normal"/>
+    <w:autoRedefine/>
+    <w:uiPriority w:val="39"/>
+    <w:unhideWhenUsed/>
+    <w:rsid w:val="00EB0F62"/>
+    <w:pPr>
+      <w:spacing w:after="100"/>
+      <w:ind w:left="220"/>
+    </w:pPr>
   </w:style>
 </w:styles>
 </file>
@@ -10141,10 +13701,29 @@
 </file>
 
 <file path=customXml/item1.xml><?xml version="1.0" encoding="utf-8"?>
+<CoverPageProperties xmlns="http://schemas.microsoft.com/office/2006/coverPageProps">
+  <PublishDate/>
+  <Abstract/>
+  <CompanyAddress/>
+  <CompanyPhone/>
+  <CompanyFax/>
+  <CompanyEmail/>
+</CoverPageProperties>
+</file>
+
+<file path=customXml/item2.xml><?xml version="1.0" encoding="utf-8"?>
 <b:Sources xmlns:b="http://schemas.openxmlformats.org/officeDocument/2006/bibliography" xmlns="http://schemas.openxmlformats.org/officeDocument/2006/bibliography" SelectedStyle="\APASixthEditionOfficeOnline.xsl" StyleName="APA" Version="6"/>
 </file>
 
 <file path=customXml/itemProps1.xml><?xml version="1.0" encoding="utf-8"?>
+<ds:datastoreItem xmlns:ds="http://schemas.openxmlformats.org/officeDocument/2006/customXml" ds:itemID="{55AF091B-3C7A-41E3-B477-F2FDAA23CFDA}">
+  <ds:schemaRefs>
+    <ds:schemaRef ds:uri="http://schemas.microsoft.com/office/2006/coverPageProps"/>
+  </ds:schemaRefs>
+</ds:datastoreItem>
+</file>
+
+<file path=customXml/itemProps2.xml><?xml version="1.0" encoding="utf-8"?>
 <ds:datastoreItem xmlns:ds="http://schemas.openxmlformats.org/officeDocument/2006/customXml" ds:itemID="{A587CB36-0728-484F-93A7-7C93E585730D}">
   <ds:schemaRefs>
     <ds:schemaRef ds:uri="http://schemas.openxmlformats.org/officeDocument/2006/bibliography"/>

--- a/Task1_Proposal_715142_Gallagher_J.docx
+++ b/Task1_Proposal_715142_Gallagher_J.docx
@@ -471,6 +471,15 @@
     </w:p>
     <w:sdt>
       <w:sdtPr>
+        <w:rPr>
+          <w:rFonts w:asciiTheme="minorHAnsi" w:eastAsiaTheme="minorEastAsia" w:hAnsiTheme="minorHAnsi" w:cstheme="minorBidi"/>
+          <w:color w:val="auto"/>
+          <w:kern w:val="2"/>
+          <w:sz w:val="22"/>
+          <w:szCs w:val="22"/>
+          <w:lang w:val="en-GB" w:eastAsia="en-GB"/>
+          <w14:ligatures w14:val="standardContextual"/>
+        </w:rPr>
         <w:id w:val="-1459330710"/>
         <w:docPartObj>
           <w:docPartGallery w:val="Table of Contents"/>
@@ -479,16 +488,9 @@
       </w:sdtPr>
       <w:sdtEndPr>
         <w:rPr>
-          <w:rFonts w:asciiTheme="minorHAnsi" w:eastAsiaTheme="minorEastAsia" w:hAnsiTheme="minorHAnsi" w:cstheme="minorBidi"/>
           <w:b/>
           <w:bCs/>
           <w:noProof/>
-          <w:color w:val="auto"/>
-          <w:kern w:val="2"/>
-          <w:sz w:val="22"/>
-          <w:szCs w:val="22"/>
-          <w:lang w:val="en-GB" w:eastAsia="en-GB"/>
-          <w14:ligatures w14:val="standardContextual"/>
         </w:rPr>
       </w:sdtEndPr>
       <w:sdtContent>
@@ -1331,15 +1333,7 @@
     </w:p>
     <w:p>
       <w:r>
-        <w:t xml:space="preserve">The problems </w:t>
-      </w:r>
-      <w:proofErr w:type="gramStart"/>
-      <w:r>
-        <w:t>being solved</w:t>
-      </w:r>
-      <w:proofErr w:type="gramEnd"/>
-      <w:r>
-        <w:t xml:space="preserve"> for Greenfield Local Hub (GLH) have a large variety of reasonings behind them.</w:t>
+        <w:t>The problems being solved for Greenfield Local Hub (GLH) have a large variety of reasonings behind them.</w:t>
       </w:r>
     </w:p>
     <w:p/>
@@ -1355,118 +1349,118 @@
           <w:b/>
           <w:bCs/>
         </w:rPr>
-        <w:t xml:space="preserve">Provide information about producers, their </w:t>
+        <w:t>Provide information about producers, their methods and the benefits of buying locally</w:t>
+      </w:r>
+    </w:p>
+    <w:p>
+      <w:r>
+        <w:t xml:space="preserve">The problem we are solving here is that customers may not always understand where foods are sourced from or how they are produced. Without information about farmers and producers being made clear, it creates opportunity for customers to overlook locally sourced product, leading to them potentially purchasing from large commercial suppliers instead. The solution will be able to provide thorough information about each producer, alongside their farming or production methods, background and the benefits of buying locally produced food and drink. </w:t>
+      </w:r>
+      <w:r>
+        <w:t xml:space="preserve">Customers making informed decisions would benefit the business as customers know what they’re paying </w:t>
       </w:r>
       <w:proofErr w:type="gramStart"/>
       <w:r>
+        <w:t>for</w:t>
+      </w:r>
+      <w:proofErr w:type="gramEnd"/>
+      <w:r>
+        <w:t xml:space="preserve"> and it would build a stronger connection with local producers, which increases trust in the brand, encouraging customers to support the economy locally and improving GLH’s reputation overall.</w:t>
+      </w:r>
+    </w:p>
+    <w:p/>
+    <w:p>
+      <w:pPr>
         <w:rPr>
           <w:b/>
           <w:bCs/>
         </w:rPr>
-        <w:t>methods</w:t>
-      </w:r>
-      <w:proofErr w:type="gramEnd"/>
+      </w:pPr>
       <w:r>
         <w:rPr>
           <w:b/>
           <w:bCs/>
         </w:rPr>
-        <w:t xml:space="preserve"> and the benefits of buying </w:t>
+        <w:t>Provide customers the ability to view products with transparent pricing and availability</w:t>
+      </w:r>
+    </w:p>
+    <w:p>
+      <w:r>
+        <w:t xml:space="preserve">The problem we are solving here is that customers may not know what products are available </w:t>
       </w:r>
       <w:proofErr w:type="gramStart"/>
       <w:r>
+        <w:t>at the moment</w:t>
+      </w:r>
+      <w:proofErr w:type="gramEnd"/>
+      <w:r>
+        <w:t xml:space="preserve">, or the prices of certain products before visiting the hub. This confusion may </w:t>
+      </w:r>
+      <w:r>
+        <w:t>cause</w:t>
+      </w:r>
+      <w:r>
+        <w:t xml:space="preserve"> </w:t>
+      </w:r>
+      <w:r>
+        <w:lastRenderedPageBreak/>
+        <w:t>frustration,</w:t>
+      </w:r>
+      <w:r>
+        <w:t xml:space="preserve"> which could lead to unnecessary enquiries being made to staff as customers want to check if a product is available or not. This is why the digital solution will provide a catalogue of products accessible by customers to view items with their prices, descriptions and stock availability. Being able to browse products easily benefits the business as customers can make easy use of the solution and make informed decisions whilst purchasing product, which would reduce the number of enquiries which are received by staff, and increase the number of successful purchases made through the solution due to ease of use and understandability.</w:t>
+      </w:r>
+    </w:p>
+    <w:p/>
+    <w:p>
+      <w:pPr>
         <w:rPr>
           <w:b/>
           <w:bCs/>
         </w:rPr>
-        <w:t>locally</w:t>
-      </w:r>
-      <w:proofErr w:type="gramEnd"/>
-    </w:p>
-    <w:p>
-      <w:r>
-        <w:t xml:space="preserve">The problem we are solving here is that customers may not always understand where foods </w:t>
-      </w:r>
-      <w:proofErr w:type="gramStart"/>
-      <w:r>
-        <w:t>are sourced</w:t>
-      </w:r>
-      <w:proofErr w:type="gramEnd"/>
-      <w:r>
-        <w:t xml:space="preserve"> from or how they </w:t>
-      </w:r>
-      <w:proofErr w:type="gramStart"/>
-      <w:r>
-        <w:t>are produced</w:t>
-      </w:r>
-      <w:proofErr w:type="gramEnd"/>
-      <w:r>
-        <w:t xml:space="preserve">. Without information about farmers and producers </w:t>
-      </w:r>
-      <w:proofErr w:type="gramStart"/>
-      <w:r>
-        <w:t>being made</w:t>
-      </w:r>
-      <w:proofErr w:type="gramEnd"/>
-      <w:r>
-        <w:t xml:space="preserve"> clear, it creates opportunity for customers to overlook locally sourced product, leading to them potentially purchasing from large commercial suppliers instead. The solution will be able to provide thorough information about each producer, alongside their farming or production methods, </w:t>
-      </w:r>
-      <w:proofErr w:type="gramStart"/>
-      <w:r>
-        <w:t>background</w:t>
-      </w:r>
-      <w:proofErr w:type="gramEnd"/>
-      <w:r>
-        <w:t xml:space="preserve"> and the benefits of buying locally produced food and drink. </w:t>
-      </w:r>
-      <w:r>
-        <w:t xml:space="preserve">Customers making informed decisions would benefit the business as customers know what </w:t>
-      </w:r>
-      <w:proofErr w:type="gramStart"/>
-      <w:r>
-        <w:t>they’re</w:t>
-      </w:r>
-      <w:proofErr w:type="gramEnd"/>
-      <w:r>
-        <w:t xml:space="preserve"> paying </w:t>
-      </w:r>
-      <w:proofErr w:type="gramStart"/>
-      <w:r>
-        <w:t>for</w:t>
-      </w:r>
-      <w:proofErr w:type="gramEnd"/>
-      <w:r>
-        <w:t xml:space="preserve"> and it would build a stronger connection with local producers, which increases trust in the brand, encouraging customers to support the economy locally and improving GLH’s reputation overall.</w:t>
-      </w:r>
-    </w:p>
-    <w:p/>
-    <w:p>
-      <w:pPr>
+      </w:pPr>
+      <w:r>
         <w:rPr>
           <w:b/>
           <w:bCs/>
         </w:rPr>
-      </w:pPr>
-      <w:r>
+        <w:t>Allow customers to place orders for collection or delivery</w:t>
+      </w:r>
+    </w:p>
+    <w:p>
+      <w:r>
+        <w:t xml:space="preserve">The problem we are solving here is that </w:t>
+      </w:r>
+      <w:r>
+        <w:t xml:space="preserve">inconvenience and inefficacy may be created as customers may need to visit the hub physically or contact staff to place an order. This is inconvenient and inefficient as manual ordering processing increase the chance of errors occurring and miscommunication between staff and customers happening. Through an online ordering where customers </w:t>
+      </w:r>
+      <w:proofErr w:type="gramStart"/>
+      <w:r>
+        <w:t>are able to</w:t>
+      </w:r>
+      <w:proofErr w:type="gramEnd"/>
+      <w:r>
+        <w:t xml:space="preserve"> select the products they want and choose between collection from the hub or delivery to their location, this can be solved. This benefits the business since customers can make orders at any time, improving convenience/ease of use and encourages more purchases whilst reducing the workload which are placed upon staff members.</w:t>
+      </w:r>
+    </w:p>
+    <w:p/>
+    <w:p>
+      <w:pPr>
         <w:rPr>
           <w:b/>
           <w:bCs/>
         </w:rPr>
-        <w:t xml:space="preserve">Provide customers the ability to view products with transparent pricing and </w:t>
-      </w:r>
-      <w:proofErr w:type="gramStart"/>
+      </w:pPr>
       <w:r>
         <w:rPr>
           <w:b/>
           <w:bCs/>
         </w:rPr>
-        <w:t>availability</w:t>
-      </w:r>
-      <w:proofErr w:type="gramEnd"/>
+        <w:t>Allow customers to manage their accounts and view order history</w:t>
+      </w:r>
     </w:p>
     <w:p>
       <w:r>
-        <w:t xml:space="preserve">The problem we are solving here is that customers may not know what products are available </w:t>
+        <w:t xml:space="preserve">The problem we are solving here is that </w:t>
       </w:r>
       <w:proofErr w:type="gramStart"/>
       <w:r>
@@ -1474,36 +1468,13 @@
       </w:r>
       <w:proofErr w:type="gramEnd"/>
       <w:r>
-        <w:t xml:space="preserve">, or the prices of certain products before visiting the hub. This confusion may </w:t>
-      </w:r>
-      <w:r>
-        <w:t>cause</w:t>
-      </w:r>
-      <w:r>
-        <w:t xml:space="preserve"> </w:t>
-      </w:r>
-      <w:r>
-        <w:lastRenderedPageBreak/>
-        <w:t>frustration,</w:t>
-      </w:r>
-      <w:r>
-        <w:t xml:space="preserve"> which could lead to unnecessary enquiries </w:t>
-      </w:r>
-      <w:proofErr w:type="gramStart"/>
-      <w:r>
-        <w:t>being made</w:t>
-      </w:r>
-      <w:proofErr w:type="gramEnd"/>
-      <w:r>
-        <w:t xml:space="preserve"> to staff as customers want to check if a product is available or not. This is why the digital solution will provide a catalogue of products accessible by customers to view items with their prices, </w:t>
-      </w:r>
-      <w:proofErr w:type="gramStart"/>
-      <w:r>
-        <w:t>descriptions</w:t>
-      </w:r>
-      <w:proofErr w:type="gramEnd"/>
-      <w:r>
-        <w:t xml:space="preserve"> and stock availability. Being able to browse products easily benefits the business as customers can make easy use of the solution and make informed decisions whilst purchasing product, which would reduce the number of enquiries which are received by staff, and increase the number of successful purchases made through the solution due to ease of use and understandability.</w:t>
+        <w:t xml:space="preserve"> customers have no simple way of tracking purchases which were previously made or accessing and managing their personal information </w:t>
+      </w:r>
+      <w:r>
+        <w:t>if orders are handled manually. Not only this, but without a secure account system, there may also be difficulty when storing and managing information of customers safely. However, the solution will allow customers to create accounts which they’re able to manage, which will also allow them to store personal details securely and view order history to see purchases previously made. This benefits the business since</w:t>
+      </w:r>
+      <w:r>
+        <w:t xml:space="preserve"> the overall user experience is boosted due to more functionality and allows the business to maintain a strong relationship with returning customers, whilst also making sure that the data of customers are stored and managed both safely and responsibly.</w:t>
       </w:r>
     </w:p>
     <w:p/>
@@ -1519,82 +1490,147 @@
           <w:b/>
           <w:bCs/>
         </w:rPr>
-        <w:t xml:space="preserve">Allow customers to place orders for collection or </w:t>
+        <w:t>Provide producers with a dashboard to manage stock levels, update product details and view orders</w:t>
+      </w:r>
+    </w:p>
+    <w:p>
+      <w:r>
+        <w:t xml:space="preserve">The problem we are solving here is that </w:t>
       </w:r>
       <w:proofErr w:type="gramStart"/>
       <w:r>
+        <w:t>at the moment</w:t>
+      </w:r>
+      <w:proofErr w:type="gramEnd"/>
+      <w:r>
+        <w:t xml:space="preserve"> producers currently may not have a system which is centralised to be able to manage necessary information like products, stock levels </w:t>
+      </w:r>
+      <w:proofErr w:type="gramStart"/>
+      <w:r>
+        <w:t>and also</w:t>
+      </w:r>
+      <w:proofErr w:type="gramEnd"/>
+      <w:r>
+        <w:t xml:space="preserve"> incoming orders. This could cause delay when updating the availability of products, which may lead to information which is incorrect being displayed to the customers. However, the solution will include a dashboard which is accessible by producers to manage their product listings, update the stock levels and view customer orders. This will benefit the business as </w:t>
+      </w:r>
+      <w:r>
+        <w:t>it makes sure that product information is correct</w:t>
+      </w:r>
+      <w:r>
+        <w:t xml:space="preserve"> and accurate which will avoid issues when customers are making </w:t>
+      </w:r>
+      <w:proofErr w:type="gramStart"/>
+      <w:r>
+        <w:t>purchases, and</w:t>
+      </w:r>
+      <w:proofErr w:type="gramEnd"/>
+      <w:r>
+        <w:t xml:space="preserve"> will also allow for producers to efficiently manage their products while reducing workload for staff.</w:t>
+      </w:r>
+    </w:p>
+    <w:p/>
+    <w:p>
+      <w:pPr>
         <w:rPr>
           <w:b/>
           <w:bCs/>
         </w:rPr>
-        <w:t>delivery</w:t>
-      </w:r>
-      <w:proofErr w:type="gramEnd"/>
-    </w:p>
-    <w:p>
-      <w:r>
-        <w:t xml:space="preserve">The problem we are solving here is that </w:t>
-      </w:r>
-      <w:r>
-        <w:t xml:space="preserve">inconvenience and inefficacy may </w:t>
-      </w:r>
-      <w:proofErr w:type="gramStart"/>
-      <w:r>
-        <w:t>be created</w:t>
-      </w:r>
-      <w:proofErr w:type="gramEnd"/>
-      <w:r>
-        <w:t xml:space="preserve"> as customers may need to visit the hub physically or contact staff to place an order. This is inconvenient and inefficient as manual ordering processing increase the chance of errors occurring and miscommunication between staff and customers happening. Through an online ordering where customers </w:t>
-      </w:r>
-      <w:proofErr w:type="gramStart"/>
-      <w:r>
-        <w:t>are able to</w:t>
-      </w:r>
-      <w:proofErr w:type="gramEnd"/>
-      <w:r>
-        <w:t xml:space="preserve"> select the products they want and choose between collection from the hub or delivery to their location, this can </w:t>
-      </w:r>
-      <w:proofErr w:type="gramStart"/>
-      <w:r>
-        <w:t>be solved</w:t>
-      </w:r>
-      <w:proofErr w:type="gramEnd"/>
-      <w:r>
-        <w:t xml:space="preserve">. This benefits the business since customers can make orders at any time, improving convenience/ease of use and encourages more purchases whilst reducing the workload which </w:t>
-      </w:r>
-      <w:proofErr w:type="gramStart"/>
-      <w:r>
-        <w:t>are placed</w:t>
-      </w:r>
-      <w:proofErr w:type="gramEnd"/>
-      <w:r>
-        <w:t xml:space="preserve"> upon staff members.</w:t>
-      </w:r>
-    </w:p>
-    <w:p/>
-    <w:p>
-      <w:pPr>
+      </w:pPr>
+      <w:r>
         <w:rPr>
           <w:b/>
           <w:bCs/>
         </w:rPr>
-      </w:pPr>
-      <w:r>
+        <w:t>Provide order management, scheduling and tracking features</w:t>
+      </w:r>
+    </w:p>
+    <w:p>
+      <w:r>
+        <w:lastRenderedPageBreak/>
+        <w:t xml:space="preserve">The problem we are solving here is that </w:t>
+      </w:r>
+      <w:proofErr w:type="gramStart"/>
+      <w:r>
+        <w:t>at the moment</w:t>
+      </w:r>
+      <w:proofErr w:type="gramEnd"/>
+      <w:r>
+        <w:t xml:space="preserve"> customers may not have clear visibility and understanding on the status of the orders they have made once placed. Without </w:t>
+      </w:r>
+      <w:r>
+        <w:t>proper order tracking or scheduling information in place for the user to see, customers may be confused and uncertain as to when their order will be ready for collection or delivered. However, the solution will provide features for order management to the user which allows the customer to track order progress and view any necessary scheduling information. This</w:t>
+      </w:r>
+      <w:r>
+        <w:t xml:space="preserve"> will</w:t>
+      </w:r>
+      <w:r>
+        <w:t xml:space="preserve"> benefit the business as transparency </w:t>
+      </w:r>
+      <w:r>
+        <w:t xml:space="preserve">is improved through allowing users to see the </w:t>
+      </w:r>
+      <w:proofErr w:type="gramStart"/>
+      <w:r>
+        <w:t>current status</w:t>
+      </w:r>
+      <w:proofErr w:type="gramEnd"/>
+      <w:r>
+        <w:t xml:space="preserve"> of their order, which will also </w:t>
+      </w:r>
+      <w:r>
+        <w:t xml:space="preserve">reduce the number of enquiries customers make </w:t>
+      </w:r>
+      <w:r>
+        <w:t>regarding</w:t>
+      </w:r>
+      <w:r>
+        <w:t xml:space="preserve"> the </w:t>
+      </w:r>
+      <w:proofErr w:type="gramStart"/>
+      <w:r>
+        <w:t xml:space="preserve">current </w:t>
+      </w:r>
+      <w:r>
+        <w:t>status</w:t>
+      </w:r>
+      <w:proofErr w:type="gramEnd"/>
+      <w:r>
+        <w:t xml:space="preserve"> of their order, whilst also </w:t>
+      </w:r>
+      <w:r>
+        <w:t xml:space="preserve">making sure that </w:t>
+      </w:r>
+      <w:r>
+        <w:t xml:space="preserve">the experience for the customer </w:t>
+      </w:r>
+      <w:r>
+        <w:t xml:space="preserve">is </w:t>
+      </w:r>
+      <w:r>
+        <w:t>overall</w:t>
+      </w:r>
+      <w:r>
+        <w:t xml:space="preserve"> improved</w:t>
+      </w:r>
+      <w:r>
+        <w:t>.</w:t>
+      </w:r>
+    </w:p>
+    <w:p/>
+    <w:p>
+      <w:pPr>
         <w:rPr>
           <w:b/>
           <w:bCs/>
         </w:rPr>
-        <w:t xml:space="preserve">Allow customers to manage their accounts and view order </w:t>
-      </w:r>
-      <w:proofErr w:type="gramStart"/>
+      </w:pPr>
       <w:r>
         <w:rPr>
           <w:b/>
           <w:bCs/>
         </w:rPr>
-        <w:t>history</w:t>
-      </w:r>
-      <w:proofErr w:type="gramEnd"/>
+        <w:t>Provide a loyalty scheme that offers discounts and special offers</w:t>
+      </w:r>
     </w:p>
     <w:p>
       <w:r>
@@ -1606,61 +1642,46 @@
       </w:r>
       <w:proofErr w:type="gramEnd"/>
       <w:r>
-        <w:t xml:space="preserve"> customers have no </w:t>
-      </w:r>
-      <w:proofErr w:type="gramStart"/>
-      <w:r>
-        <w:t>simple way</w:t>
-      </w:r>
-      <w:proofErr w:type="gramEnd"/>
-      <w:r>
-        <w:t xml:space="preserve"> of tracking purchases which </w:t>
-      </w:r>
-      <w:proofErr w:type="gramStart"/>
-      <w:r>
-        <w:t>were previously made</w:t>
-      </w:r>
-      <w:proofErr w:type="gramEnd"/>
-      <w:r>
-        <w:t xml:space="preserve"> or accessing and managing their personal information </w:t>
-      </w:r>
-      <w:r>
-        <w:t xml:space="preserve">if orders are </w:t>
-      </w:r>
-      <w:proofErr w:type="gramStart"/>
-      <w:r>
-        <w:t>handled</w:t>
-      </w:r>
-      <w:proofErr w:type="gramEnd"/>
-      <w:r>
-        <w:t xml:space="preserve"> manually. Not only this, but without a secure account system, there may also be difficulty when storing and managing information of customers safely. However, the solution will allow customers to create accounts which </w:t>
-      </w:r>
-      <w:proofErr w:type="gramStart"/>
-      <w:r>
-        <w:t>they’re</w:t>
-      </w:r>
-      <w:proofErr w:type="gramEnd"/>
-      <w:r>
-        <w:t xml:space="preserve"> able to manage, which will also allow them to store personal details securely and view order history to see purchases previously made. This benefits the business since</w:t>
-      </w:r>
-      <w:r>
-        <w:t xml:space="preserve"> the overall user experience </w:t>
-      </w:r>
-      <w:proofErr w:type="gramStart"/>
-      <w:r>
-        <w:t>is boosted</w:t>
-      </w:r>
-      <w:proofErr w:type="gramEnd"/>
-      <w:r>
-        <w:t xml:space="preserve"> due to more functionality and allows the business to maintain a strong relationship with returning customers, whilst also making sure that the data of customers </w:t>
-      </w:r>
-      <w:proofErr w:type="gramStart"/>
-      <w:r>
-        <w:t>are stored</w:t>
-      </w:r>
-      <w:proofErr w:type="gramEnd"/>
-      <w:r>
-        <w:t xml:space="preserve"> and managed both safely and responsibly.</w:t>
+        <w:t xml:space="preserve"> customers may not feel any strong incentives to continue making purchases of products from Greenfield Local Hub on a regular basis. This is because without a customer reward system, businesses often struggle to keep hold of returning customers and encourage repeat purchases being made. The digital solution will include a loyalty scheme which gives customers rewards like a special offer or discount when they make purchases of products from the hub, for example a five percent discount on their next order. </w:t>
+      </w:r>
+      <w:r>
+        <w:t xml:space="preserve">Because of this, the </w:t>
+      </w:r>
+      <w:r>
+        <w:t>number</w:t>
+      </w:r>
+      <w:r>
+        <w:t xml:space="preserve"> of repeat purchases made will be increased, which is a benefit for the business. Not only this, but it’s also a benefit for the business as it</w:t>
+      </w:r>
+      <w:r>
+        <w:t xml:space="preserve"> </w:t>
+      </w:r>
+      <w:r>
+        <w:t>allows for them to keep their customers and maintain retention</w:t>
+      </w:r>
+      <w:r>
+        <w:t xml:space="preserve">, which helps </w:t>
+      </w:r>
+      <w:r>
+        <w:t>the brand</w:t>
+      </w:r>
+      <w:r>
+        <w:t xml:space="preserve"> strengthen their relationships </w:t>
+      </w:r>
+      <w:r>
+        <w:t>between customers</w:t>
+      </w:r>
+      <w:r>
+        <w:t xml:space="preserve"> and </w:t>
+      </w:r>
+      <w:r>
+        <w:t>create a strong</w:t>
+      </w:r>
+      <w:r>
+        <w:t xml:space="preserve"> bond </w:t>
+      </w:r>
+      <w:r>
+        <w:t>with customers.</w:t>
       </w:r>
     </w:p>
     <w:p/>
@@ -1676,364 +1697,12 @@
           <w:b/>
           <w:bCs/>
         </w:rPr>
-        <w:t xml:space="preserve">Provide producers with a dashboard to manage stock levels, update product </w:t>
-      </w:r>
-      <w:proofErr w:type="gramStart"/>
-      <w:r>
-        <w:rPr>
-          <w:b/>
-          <w:bCs/>
-        </w:rPr>
-        <w:t>details</w:t>
-      </w:r>
-      <w:proofErr w:type="gramEnd"/>
-      <w:r>
-        <w:rPr>
-          <w:b/>
-          <w:bCs/>
-        </w:rPr>
-        <w:t xml:space="preserve"> and view </w:t>
-      </w:r>
-      <w:proofErr w:type="gramStart"/>
-      <w:r>
-        <w:rPr>
-          <w:b/>
-          <w:bCs/>
-        </w:rPr>
-        <w:t>orders</w:t>
-      </w:r>
-      <w:proofErr w:type="gramEnd"/>
+        <w:t>Provide accessibility features to support a wide range of users</w:t>
+      </w:r>
     </w:p>
     <w:p>
       <w:r>
-        <w:t xml:space="preserve">The problem we are solving here is that </w:t>
-      </w:r>
-      <w:proofErr w:type="gramStart"/>
-      <w:r>
-        <w:t>at the moment</w:t>
-      </w:r>
-      <w:proofErr w:type="gramEnd"/>
-      <w:r>
-        <w:t xml:space="preserve"> producers currently may not have a system which is centralised to be able to manage necessary information like products, stock </w:t>
-      </w:r>
-      <w:proofErr w:type="gramStart"/>
-      <w:r>
-        <w:t>levels</w:t>
-      </w:r>
-      <w:proofErr w:type="gramEnd"/>
-      <w:r>
-        <w:t xml:space="preserve"> </w:t>
-      </w:r>
-      <w:proofErr w:type="gramStart"/>
-      <w:r>
-        <w:t>and also</w:t>
-      </w:r>
-      <w:proofErr w:type="gramEnd"/>
-      <w:r>
-        <w:t xml:space="preserve"> incoming orders. This could cause delay when updating the availability of products, which may lead to information which is incorrect </w:t>
-      </w:r>
-      <w:proofErr w:type="gramStart"/>
-      <w:r>
-        <w:t>being displayed</w:t>
-      </w:r>
-      <w:proofErr w:type="gramEnd"/>
-      <w:r>
-        <w:t xml:space="preserve"> to the customers. However, the solution will include a dashboard which is accessible by producers to manage their product listings, update the stock levels and view customer orders. This will benefit the business as </w:t>
-      </w:r>
-      <w:r>
-        <w:t>it makes sure that product information is correct</w:t>
-      </w:r>
-      <w:r>
-        <w:t xml:space="preserve"> and accurate which will avoid issues when customers are making </w:t>
-      </w:r>
-      <w:proofErr w:type="gramStart"/>
-      <w:r>
-        <w:t>purchases, and</w:t>
-      </w:r>
-      <w:proofErr w:type="gramEnd"/>
-      <w:r>
-        <w:t xml:space="preserve"> will also allow for producers to efficiently manage their products while reducing workload for staff.</w:t>
-      </w:r>
-    </w:p>
-    <w:p/>
-    <w:p>
-      <w:pPr>
-        <w:rPr>
-          <w:b/>
-          <w:bCs/>
-        </w:rPr>
-      </w:pPr>
-      <w:r>
-        <w:rPr>
-          <w:b/>
-          <w:bCs/>
-        </w:rPr>
-        <w:t xml:space="preserve">Provide order management, scheduling and tracking </w:t>
-      </w:r>
-      <w:proofErr w:type="gramStart"/>
-      <w:r>
-        <w:rPr>
-          <w:b/>
-          <w:bCs/>
-        </w:rPr>
-        <w:t>features</w:t>
-      </w:r>
-      <w:proofErr w:type="gramEnd"/>
-    </w:p>
-    <w:p>
-      <w:r>
-        <w:lastRenderedPageBreak/>
-        <w:t xml:space="preserve">The problem we are solving here is that </w:t>
-      </w:r>
-      <w:proofErr w:type="gramStart"/>
-      <w:r>
-        <w:t>at the moment</w:t>
-      </w:r>
-      <w:proofErr w:type="gramEnd"/>
-      <w:r>
-        <w:t xml:space="preserve"> customers may not have clear visibility and understanding on the status of the orders they have made once placed. Without </w:t>
-      </w:r>
-      <w:r>
-        <w:t>proper order tracking or scheduling information in place for the user to see, customers may be confused and uncertain as to when their order will be ready for collection or delivered. However, the solution will provide features for order management to the user which allows the customer to track order progress and view any necessary scheduling information. This</w:t>
-      </w:r>
-      <w:r>
-        <w:t xml:space="preserve"> will</w:t>
-      </w:r>
-      <w:r>
-        <w:t xml:space="preserve"> benefit the business as transparency </w:t>
-      </w:r>
-      <w:proofErr w:type="gramStart"/>
-      <w:r>
-        <w:t>is improved</w:t>
-      </w:r>
-      <w:proofErr w:type="gramEnd"/>
-      <w:r>
-        <w:t xml:space="preserve"> through allowing users to see the </w:t>
-      </w:r>
-      <w:proofErr w:type="gramStart"/>
-      <w:r>
-        <w:t>current status</w:t>
-      </w:r>
-      <w:proofErr w:type="gramEnd"/>
-      <w:r>
-        <w:t xml:space="preserve"> of their order, which will also </w:t>
-      </w:r>
-      <w:r>
-        <w:t xml:space="preserve">reduce the number of enquiries customers make </w:t>
-      </w:r>
-      <w:r>
-        <w:t>regarding</w:t>
-      </w:r>
-      <w:r>
-        <w:t xml:space="preserve"> the </w:t>
-      </w:r>
-      <w:proofErr w:type="gramStart"/>
-      <w:r>
-        <w:t xml:space="preserve">current </w:t>
-      </w:r>
-      <w:r>
-        <w:t>status</w:t>
-      </w:r>
-      <w:proofErr w:type="gramEnd"/>
-      <w:r>
-        <w:t xml:space="preserve"> of their order, whilst also </w:t>
-      </w:r>
-      <w:r>
-        <w:t xml:space="preserve">making sure that </w:t>
-      </w:r>
-      <w:r>
-        <w:t xml:space="preserve">the experience for the customer </w:t>
-      </w:r>
-      <w:r>
-        <w:t xml:space="preserve">is </w:t>
-      </w:r>
-      <w:r>
-        <w:t>overall</w:t>
-      </w:r>
-      <w:r>
-        <w:t xml:space="preserve"> improved</w:t>
-      </w:r>
-      <w:r>
-        <w:t>.</w:t>
-      </w:r>
-    </w:p>
-    <w:p/>
-    <w:p>
-      <w:pPr>
-        <w:rPr>
-          <w:b/>
-          <w:bCs/>
-        </w:rPr>
-      </w:pPr>
-      <w:r>
-        <w:rPr>
-          <w:b/>
-          <w:bCs/>
-        </w:rPr>
-        <w:t xml:space="preserve">Provide a loyalty scheme that offers discounts and special </w:t>
-      </w:r>
-      <w:proofErr w:type="gramStart"/>
-      <w:r>
-        <w:rPr>
-          <w:b/>
-          <w:bCs/>
-        </w:rPr>
-        <w:t>offers</w:t>
-      </w:r>
-      <w:proofErr w:type="gramEnd"/>
-    </w:p>
-    <w:p>
-      <w:r>
-        <w:t xml:space="preserve">The problem we are solving here is that </w:t>
-      </w:r>
-      <w:proofErr w:type="gramStart"/>
-      <w:r>
-        <w:t>at the moment</w:t>
-      </w:r>
-      <w:proofErr w:type="gramEnd"/>
-      <w:r>
-        <w:t xml:space="preserve"> customers may not feel any strong incentives to continue making purchases of products from Greenfield Local Hub on a regular basis. This is because without a customer reward system, businesses often struggle to keep hold of returning customers and encourage repeat purchases </w:t>
-      </w:r>
-      <w:proofErr w:type="gramStart"/>
-      <w:r>
-        <w:t>being made</w:t>
-      </w:r>
-      <w:proofErr w:type="gramEnd"/>
-      <w:r>
-        <w:t xml:space="preserve">. The digital solution will include a loyalty scheme which gives customers rewards like </w:t>
-      </w:r>
-      <w:proofErr w:type="gramStart"/>
-      <w:r>
-        <w:t>a special offer</w:t>
-      </w:r>
-      <w:proofErr w:type="gramEnd"/>
-      <w:r>
-        <w:t xml:space="preserve"> or discount when they make purchases of products from the hub, for example a five percent discount on their next order. </w:t>
-      </w:r>
-      <w:r>
-        <w:t xml:space="preserve">Because of this, the </w:t>
-      </w:r>
-      <w:r>
-        <w:t>number</w:t>
-      </w:r>
-      <w:r>
-        <w:t xml:space="preserve"> of repeat purchases made will </w:t>
-      </w:r>
-      <w:proofErr w:type="gramStart"/>
-      <w:r>
-        <w:t>be increased</w:t>
-      </w:r>
-      <w:proofErr w:type="gramEnd"/>
-      <w:r>
-        <w:t xml:space="preserve">, which is a benefit for the business. Not only this, but </w:t>
-      </w:r>
-      <w:proofErr w:type="gramStart"/>
-      <w:r>
-        <w:t>it’s</w:t>
-      </w:r>
-      <w:proofErr w:type="gramEnd"/>
-      <w:r>
-        <w:t xml:space="preserve"> also a benefit for the business as it</w:t>
-      </w:r>
-      <w:r>
-        <w:t xml:space="preserve"> </w:t>
-      </w:r>
-      <w:r>
-        <w:t>allows for them to keep their customers and maintain retention</w:t>
-      </w:r>
-      <w:r>
-        <w:t xml:space="preserve">, which helps </w:t>
-      </w:r>
-      <w:r>
-        <w:t>the brand</w:t>
-      </w:r>
-      <w:r>
-        <w:t xml:space="preserve"> strengthen their relationships </w:t>
-      </w:r>
-      <w:r>
-        <w:t>between customers</w:t>
-      </w:r>
-      <w:r>
-        <w:t xml:space="preserve"> and </w:t>
-      </w:r>
-      <w:r>
-        <w:t>create a strong</w:t>
-      </w:r>
-      <w:r>
-        <w:t xml:space="preserve"> bond </w:t>
-      </w:r>
-      <w:r>
-        <w:t>with customers.</w:t>
-      </w:r>
-    </w:p>
-    <w:p/>
-    <w:p>
-      <w:pPr>
-        <w:rPr>
-          <w:b/>
-          <w:bCs/>
-        </w:rPr>
-      </w:pPr>
-      <w:r>
-        <w:rPr>
-          <w:b/>
-          <w:bCs/>
-        </w:rPr>
-        <w:t xml:space="preserve">Provide accessibility features to support a wide range of </w:t>
-      </w:r>
-      <w:proofErr w:type="gramStart"/>
-      <w:r>
-        <w:rPr>
-          <w:b/>
-          <w:bCs/>
-        </w:rPr>
-        <w:t>users</w:t>
-      </w:r>
-      <w:proofErr w:type="gramEnd"/>
-    </w:p>
-    <w:p>
-      <w:r>
-        <w:t xml:space="preserve">The problem we are solving here is that users who may have impairments like visual impairment, cognitive or motor difficulty may struggle to make use of and access digital platforms if the correct accessibility features </w:t>
-      </w:r>
-      <w:proofErr w:type="gramStart"/>
-      <w:r>
-        <w:t>are not provided</w:t>
-      </w:r>
-      <w:proofErr w:type="gramEnd"/>
-      <w:r>
-        <w:t xml:space="preserve"> to suit their needs. However, the digital solution will include accessibility features such as adjustable font sizes, </w:t>
-      </w:r>
-      <w:proofErr w:type="gramStart"/>
-      <w:r>
-        <w:t>high contrast</w:t>
-      </w:r>
-      <w:proofErr w:type="gramEnd"/>
-      <w:r>
-        <w:t xml:space="preserve"> modes, screen </w:t>
-      </w:r>
-      <w:proofErr w:type="gramStart"/>
-      <w:r>
-        <w:t>reader</w:t>
-      </w:r>
-      <w:proofErr w:type="gramEnd"/>
-      <w:r>
-        <w:t xml:space="preserve"> and a dark mode to ensure a wide range of users </w:t>
-      </w:r>
-      <w:proofErr w:type="gramStart"/>
-      <w:r>
-        <w:t>are supported</w:t>
-      </w:r>
-      <w:proofErr w:type="gramEnd"/>
-      <w:r>
-        <w:t xml:space="preserve">. This benefits the business as it ensures the solution/platform can </w:t>
-      </w:r>
-      <w:proofErr w:type="gramStart"/>
-      <w:r>
-        <w:t>be used</w:t>
-      </w:r>
-      <w:proofErr w:type="gramEnd"/>
-      <w:r>
-        <w:t xml:space="preserve"> by a larger audience, whilst also complying with any accessibility guidelines like WCAG, improving </w:t>
+        <w:t xml:space="preserve">The problem we are solving here is that users who may have impairments like visual impairment, cognitive or motor difficulty may struggle to make use of and access digital platforms if the correct accessibility features are not provided to suit their needs. However, the digital solution will include accessibility features such as adjustable font sizes, high contrast modes, screen reader and a dark mode to ensure a wide range of users are supported. This benefits the business as it ensures the solution/platform can be used by a larger audience, whilst also complying with any accessibility guidelines like WCAG, improving </w:t>
       </w:r>
       <w:r>
         <w:t>inclusivity for users and boosting the reputation of Greenfield Local Hub.</w:t>
@@ -2077,36 +1746,8 @@
           <w:bCs/>
           <w:u w:val="single"/>
         </w:rPr>
-        <w:t xml:space="preserve">Provide information about the producers, their </w:t>
-      </w:r>
-      <w:proofErr w:type="gramStart"/>
-      <w:r>
-        <w:rPr>
-          <w:b/>
-          <w:bCs/>
-          <w:u w:val="single"/>
-        </w:rPr>
-        <w:t>methods</w:t>
-      </w:r>
-      <w:proofErr w:type="gramEnd"/>
-      <w:r>
-        <w:rPr>
-          <w:b/>
-          <w:bCs/>
-          <w:u w:val="single"/>
-        </w:rPr>
-        <w:t xml:space="preserve"> and the benefits of buying </w:t>
-      </w:r>
-      <w:proofErr w:type="gramStart"/>
-      <w:r>
-        <w:rPr>
-          <w:b/>
-          <w:bCs/>
-          <w:u w:val="single"/>
-        </w:rPr>
-        <w:t>locally</w:t>
-      </w:r>
-      <w:proofErr w:type="gramEnd"/>
+        <w:t>Provide information about the producers, their methods and the benefits of buying locally</w:t>
+      </w:r>
     </w:p>
     <w:p>
       <w:pPr>
@@ -2157,13 +1798,8 @@
       </w:pPr>
       <w:r>
         <w:lastRenderedPageBreak/>
-        <w:t xml:space="preserve">Place orders for collection or </w:t>
-      </w:r>
-      <w:proofErr w:type="gramStart"/>
-      <w:r>
-        <w:t>delivery</w:t>
-      </w:r>
-      <w:proofErr w:type="gramEnd"/>
+        <w:t>Place orders for collection or delivery</w:t>
+      </w:r>
     </w:p>
     <w:p>
       <w:pPr>
@@ -2179,13 +1815,8 @@
         </w:rPr>
       </w:pPr>
       <w:r>
-        <w:t xml:space="preserve">Manage their accounts and view order </w:t>
-      </w:r>
-      <w:proofErr w:type="gramStart"/>
-      <w:r>
-        <w:t>history</w:t>
-      </w:r>
-      <w:proofErr w:type="gramEnd"/>
+        <w:t>Manage their accounts and view order history</w:t>
+      </w:r>
     </w:p>
     <w:p>
       <w:pPr>
@@ -2201,13 +1832,8 @@
         </w:rPr>
       </w:pPr>
       <w:r>
-        <w:t xml:space="preserve">Order management, scheduling and tracking </w:t>
-      </w:r>
-      <w:proofErr w:type="gramStart"/>
-      <w:r>
-        <w:t>features</w:t>
-      </w:r>
-      <w:proofErr w:type="gramEnd"/>
+        <w:t>Order management, scheduling and tracking features</w:t>
+      </w:r>
     </w:p>
     <w:p>
       <w:pPr>
@@ -2223,13 +1849,8 @@
         </w:rPr>
       </w:pPr>
       <w:r>
-        <w:t xml:space="preserve">A loyalty scheme that provides discounts and </w:t>
-      </w:r>
-      <w:proofErr w:type="gramStart"/>
-      <w:r>
-        <w:t>special offers</w:t>
-      </w:r>
-      <w:proofErr w:type="gramEnd"/>
+        <w:t>A loyalty scheme that provides discounts and special offers</w:t>
+      </w:r>
     </w:p>
     <w:p>
       <w:pPr>
@@ -2253,52 +1874,12 @@
     </w:p>
     <w:p>
       <w:r>
-        <w:t xml:space="preserve">The project aims to develop a user-friendly web application for Greenfield Local Hub which ensures functionality alongside a user-friendly experience. The system will have an order system for specific product listings through a secure customer account system, whilst also allowing customers to easily access any information on product and producers which are available, including availability, </w:t>
-      </w:r>
-      <w:proofErr w:type="gramStart"/>
-      <w:r>
-        <w:t>prices</w:t>
-      </w:r>
-      <w:proofErr w:type="gramEnd"/>
-      <w:r>
-        <w:t xml:space="preserve"> and producer information.</w:t>
+        <w:t>The project aims to develop a user-friendly web application for Greenfield Local Hub which ensures functionality alongside a user-friendly experience. The system will have an order system for specific product listings through a secure customer account system, whilst also allowing customers to easily access any information on product and producers which are available, including availability, prices and producer information.</w:t>
       </w:r>
     </w:p>
     <w:p>
       <w:r>
-        <w:t xml:space="preserve">The project will also allow for management orders, by changing the status of orders to prevent any potential error or conflict and allowing for accurate scheduling through a producer only area (dashboard) which allows producers to manage and review submitted orders efficiently. Whilst doing so, data protection acts will </w:t>
-      </w:r>
-      <w:proofErr w:type="gramStart"/>
-      <w:r>
-        <w:t>be enforced</w:t>
-      </w:r>
-      <w:proofErr w:type="gramEnd"/>
-      <w:r>
-        <w:t xml:space="preserve"> and data producers can access will </w:t>
-      </w:r>
-      <w:proofErr w:type="gramStart"/>
-      <w:r>
-        <w:t>be limited</w:t>
-      </w:r>
-      <w:proofErr w:type="gramEnd"/>
-      <w:r>
-        <w:t xml:space="preserve">, ensuring any data protection regulations </w:t>
-      </w:r>
-      <w:proofErr w:type="gramStart"/>
-      <w:r>
-        <w:t>are ensured</w:t>
-      </w:r>
-      <w:proofErr w:type="gramEnd"/>
-      <w:r>
-        <w:t xml:space="preserve"> and followed, and that any data held </w:t>
-      </w:r>
-      <w:proofErr w:type="gramStart"/>
-      <w:r>
-        <w:t>is stored</w:t>
-      </w:r>
-      <w:proofErr w:type="gramEnd"/>
-      <w:r>
-        <w:t xml:space="preserve"> securely.</w:t>
+        <w:t>The project will also allow for management orders, by changing the status of orders to prevent any potential error or conflict and allowing for accurate scheduling through a producer only area (dashboard) which allows producers to manage and review submitted orders efficiently. Whilst doing so, data protection acts will be enforced and data producers can access will be limited, ensuring any data protection regulations are ensured and followed, and that any data held is stored securely.</w:t>
       </w:r>
     </w:p>
     <w:p>
@@ -2495,1025 +2076,13 @@
               <w:pStyle w:val="ListParagraph"/>
               <w:numPr>
                 <w:ilvl w:val="0"/>
-                <w:numId w:val="15"/>
+                <w:numId w:val="12"/>
               </w:numPr>
             </w:pPr>
             <w:r>
-              <w:t xml:space="preserve">Email address and password must </w:t>
-            </w:r>
-            <w:proofErr w:type="gramStart"/>
-            <w:r>
-              <w:t>be included</w:t>
-            </w:r>
-            <w:proofErr w:type="gramEnd"/>
-            <w:r>
-              <w:t xml:space="preserve"> fields on the registration </w:t>
-            </w:r>
-            <w:proofErr w:type="gramStart"/>
-            <w:r>
-              <w:t>page</w:t>
-            </w:r>
-            <w:proofErr w:type="gramEnd"/>
-          </w:p>
-          <w:p>
-            <w:pPr>
-              <w:pStyle w:val="ListParagraph"/>
-              <w:numPr>
-                <w:ilvl w:val="0"/>
-                <w:numId w:val="15"/>
-              </w:numPr>
-            </w:pPr>
-            <w:r>
-              <w:t xml:space="preserve">Password strength requirements and email validation must </w:t>
-            </w:r>
-            <w:proofErr w:type="gramStart"/>
-            <w:r>
-              <w:t>be put</w:t>
-            </w:r>
-            <w:proofErr w:type="gramEnd"/>
-            <w:r>
-              <w:t xml:space="preserve"> in place by the </w:t>
-            </w:r>
-            <w:proofErr w:type="gramStart"/>
-            <w:r>
-              <w:t>system</w:t>
-            </w:r>
-            <w:proofErr w:type="gramEnd"/>
-          </w:p>
-          <w:p>
-            <w:pPr>
-              <w:pStyle w:val="ListParagraph"/>
-              <w:numPr>
-                <w:ilvl w:val="0"/>
-                <w:numId w:val="15"/>
-              </w:numPr>
-            </w:pPr>
-            <w:r>
-              <w:lastRenderedPageBreak/>
-              <w:t xml:space="preserve">Within the system database, the account registered must </w:t>
-            </w:r>
-            <w:proofErr w:type="gramStart"/>
-            <w:r>
-              <w:t>be added</w:t>
-            </w:r>
-            <w:proofErr w:type="gramEnd"/>
-            <w:r>
-              <w:t>.</w:t>
-            </w:r>
-          </w:p>
-          <w:p>
-            <w:pPr>
-              <w:pStyle w:val="ListParagraph"/>
-              <w:numPr>
-                <w:ilvl w:val="0"/>
-                <w:numId w:val="15"/>
-              </w:numPr>
-            </w:pPr>
-            <w:r>
-              <w:t xml:space="preserve">Users must be able to log in and out of accounts </w:t>
-            </w:r>
-            <w:proofErr w:type="gramStart"/>
-            <w:r>
-              <w:t>made</w:t>
-            </w:r>
-            <w:proofErr w:type="gramEnd"/>
-          </w:p>
-          <w:p>
-            <w:pPr>
-              <w:pStyle w:val="ListParagraph"/>
-              <w:numPr>
-                <w:ilvl w:val="0"/>
-                <w:numId w:val="15"/>
-              </w:numPr>
-            </w:pPr>
-            <w:r>
-              <w:t xml:space="preserve">Users </w:t>
-            </w:r>
-            <w:proofErr w:type="gramStart"/>
-            <w:r>
-              <w:t>must be only be</w:t>
-            </w:r>
-            <w:proofErr w:type="gramEnd"/>
-            <w:r>
-              <w:t xml:space="preserve"> able to access their own personal data</w:t>
-            </w:r>
-          </w:p>
-        </w:tc>
-        <w:tc>
-          <w:tcPr>
-            <w:tcW w:w="2694" w:type="dxa"/>
-          </w:tcPr>
-          <w:p>
-            <w:r>
-              <w:lastRenderedPageBreak/>
-              <w:t xml:space="preserve">The ability for customers to create accounts to manage any personal bookings and data which is personal whilst making sure the personal data and bookings is private and secure provides a personalised experience to the customer whilst ensuring data protection reputations are followed by the business, allowing for a better brand reputation potentially increasing the amount of </w:t>
-            </w:r>
-            <w:r>
-              <w:lastRenderedPageBreak/>
-              <w:t>potential customers which leads to increased sales.</w:t>
-            </w:r>
-          </w:p>
-        </w:tc>
-      </w:tr>
-      <w:tr>
-        <w:trPr>
-          <w:trHeight w:val="360"/>
-        </w:trPr>
-        <w:tc>
-          <w:tcPr>
-            <w:tcW w:w="2145" w:type="dxa"/>
-          </w:tcPr>
-          <w:p>
-            <w:r>
-              <w:t xml:space="preserve">The solution must allow customers to view </w:t>
-            </w:r>
-            <w:r>
-              <w:t>orders</w:t>
-            </w:r>
-          </w:p>
-        </w:tc>
-        <w:tc>
-          <w:tcPr>
-            <w:tcW w:w="2145" w:type="dxa"/>
-          </w:tcPr>
-          <w:p>
-            <w:r>
-              <w:t xml:space="preserve">As </w:t>
-            </w:r>
-            <w:r>
-              <w:rPr>
-                <w:b/>
-                <w:bCs/>
-              </w:rPr>
-              <w:t>Daniel Morris,</w:t>
-            </w:r>
-            <w:r>
-              <w:t xml:space="preserve"> I want to view and manage any of my existing bookings so that I can make changes or cancel if it is necessary to me.</w:t>
-            </w:r>
-          </w:p>
-        </w:tc>
-        <w:tc>
-          <w:tcPr>
-            <w:tcW w:w="2145" w:type="dxa"/>
-          </w:tcPr>
-          <w:p>
-            <w:r>
-              <w:t>•</w:t>
-            </w:r>
-            <w:r>
-              <w:t xml:space="preserve"> </w:t>
-            </w:r>
-            <w:r>
-              <w:t xml:space="preserve">A list of </w:t>
-            </w:r>
-            <w:proofErr w:type="gramStart"/>
-            <w:r>
-              <w:t>all of</w:t>
-            </w:r>
-            <w:proofErr w:type="gramEnd"/>
-            <w:r>
-              <w:t xml:space="preserve"> that customers personal </w:t>
-            </w:r>
-            <w:r>
-              <w:t>orders</w:t>
-            </w:r>
-            <w:r>
-              <w:t xml:space="preserve"> must be viewable to registered users</w:t>
-            </w:r>
-          </w:p>
-          <w:p>
-            <w:r>
-              <w:t>•</w:t>
-            </w:r>
-            <w:r>
-              <w:t xml:space="preserve"> </w:t>
-            </w:r>
-            <w:r>
-              <w:t xml:space="preserve">Each </w:t>
-            </w:r>
-            <w:r>
-              <w:t>order</w:t>
-            </w:r>
-            <w:r>
-              <w:t xml:space="preserve"> must provide a display of the </w:t>
-            </w:r>
-            <w:r>
-              <w:t>product number</w:t>
-            </w:r>
-            <w:r>
-              <w:t xml:space="preserve">, the date and time it </w:t>
-            </w:r>
-            <w:proofErr w:type="gramStart"/>
-            <w:r>
-              <w:t>is listed</w:t>
-            </w:r>
-            <w:proofErr w:type="gramEnd"/>
-            <w:r>
-              <w:t xml:space="preserve"> for</w:t>
-            </w:r>
-            <w:r>
-              <w:t xml:space="preserve"> and/or created</w:t>
-            </w:r>
-            <w:r>
-              <w:t xml:space="preserve"> and the status of the </w:t>
-            </w:r>
-            <w:r>
-              <w:t>order</w:t>
-            </w:r>
-            <w:r>
-              <w:t xml:space="preserve">, confirming if it is pending, </w:t>
-            </w:r>
-            <w:proofErr w:type="gramStart"/>
-            <w:r>
-              <w:t>denied</w:t>
-            </w:r>
-            <w:proofErr w:type="gramEnd"/>
-            <w:r>
-              <w:t xml:space="preserve"> or confirmed.</w:t>
-            </w:r>
-          </w:p>
-          <w:p>
-            <w:r>
-              <w:t>•</w:t>
-            </w:r>
-            <w:r>
-              <w:t xml:space="preserve"> </w:t>
-            </w:r>
-            <w:r>
-              <w:t xml:space="preserve">Cancellation for </w:t>
-            </w:r>
-            <w:r>
-              <w:t>order</w:t>
-            </w:r>
-            <w:r>
-              <w:t xml:space="preserve"> requests must be available to users</w:t>
-            </w:r>
-          </w:p>
-          <w:p>
-            <w:r>
-              <w:t>•</w:t>
-            </w:r>
-            <w:r>
-              <w:t xml:space="preserve"> </w:t>
-            </w:r>
-            <w:r>
-              <w:t xml:space="preserve">Any changes must </w:t>
-            </w:r>
-            <w:proofErr w:type="gramStart"/>
-            <w:r>
-              <w:t>be updated</w:t>
-            </w:r>
-            <w:proofErr w:type="gramEnd"/>
-            <w:r>
-              <w:t xml:space="preserve"> in real time</w:t>
-            </w:r>
-          </w:p>
-          <w:p>
-            <w:r>
-              <w:t>•</w:t>
-            </w:r>
-            <w:r>
-              <w:t xml:space="preserve"> </w:t>
-            </w:r>
-            <w:r>
-              <w:t xml:space="preserve">Users must not be able to </w:t>
-            </w:r>
-            <w:proofErr w:type="gramStart"/>
-            <w:r>
-              <w:t>make changes to</w:t>
-            </w:r>
-            <w:proofErr w:type="gramEnd"/>
-            <w:r>
-              <w:t xml:space="preserve"> other </w:t>
-            </w:r>
-            <w:proofErr w:type="gramStart"/>
-            <w:r>
-              <w:t>users</w:t>
-            </w:r>
-            <w:proofErr w:type="gramEnd"/>
-            <w:r>
-              <w:t xml:space="preserve"> </w:t>
-            </w:r>
-            <w:r>
-              <w:t>orders</w:t>
-            </w:r>
-          </w:p>
-        </w:tc>
-        <w:tc>
-          <w:tcPr>
-            <w:tcW w:w="2694" w:type="dxa"/>
-          </w:tcPr>
-          <w:p>
-            <w:r>
-              <w:t xml:space="preserve">Staff involvement will be </w:t>
-            </w:r>
-            <w:proofErr w:type="gramStart"/>
-            <w:r>
-              <w:t>reduced,</w:t>
-            </w:r>
-            <w:proofErr w:type="gramEnd"/>
-            <w:r>
-              <w:t xml:space="preserve"> efficiency will </w:t>
-            </w:r>
-            <w:proofErr w:type="gramStart"/>
-            <w:r>
-              <w:t>be improved</w:t>
-            </w:r>
-            <w:proofErr w:type="gramEnd"/>
-            <w:r>
-              <w:t xml:space="preserve"> and the overall experience for users will be heavily enhanced through giving users the ability to access their own </w:t>
-            </w:r>
-            <w:r>
-              <w:t>orders</w:t>
-            </w:r>
-            <w:r>
-              <w:t xml:space="preserve"> as customers often forget </w:t>
-            </w:r>
-            <w:r>
-              <w:t xml:space="preserve">order details </w:t>
-            </w:r>
-            <w:r>
-              <w:t xml:space="preserve">or need to </w:t>
-            </w:r>
-            <w:proofErr w:type="gramStart"/>
-            <w:r>
-              <w:t>make changes to</w:t>
-            </w:r>
-            <w:proofErr w:type="gramEnd"/>
-            <w:r>
-              <w:t xml:space="preserve"> their </w:t>
-            </w:r>
-            <w:r>
-              <w:t>orders</w:t>
-            </w:r>
-            <w:r>
-              <w:t>. Improved user experience can lead to higher positive reviews for the company online, which spreads good word for the company which gives the brand a positive and reliable reputation, potentially increasing customer footprint which leads to more potential sales.</w:t>
-            </w:r>
-          </w:p>
-        </w:tc>
-      </w:tr>
-      <w:tr>
-        <w:trPr>
-          <w:trHeight w:val="360"/>
-        </w:trPr>
-        <w:tc>
-          <w:tcPr>
-            <w:tcW w:w="2145" w:type="dxa"/>
-          </w:tcPr>
-          <w:p>
-            <w:r>
-              <w:t xml:space="preserve">The solution must provide </w:t>
-            </w:r>
-            <w:r>
-              <w:t>producers</w:t>
-            </w:r>
-            <w:r>
-              <w:t xml:space="preserve"> a </w:t>
-            </w:r>
-            <w:r>
-              <w:t>producer</w:t>
-            </w:r>
-            <w:r>
-              <w:t xml:space="preserve"> </w:t>
-            </w:r>
-            <w:r>
-              <w:t>dashboard</w:t>
-            </w:r>
-          </w:p>
-        </w:tc>
-        <w:tc>
-          <w:tcPr>
-            <w:tcW w:w="2145" w:type="dxa"/>
-          </w:tcPr>
-          <w:p>
-            <w:r>
-              <w:t xml:space="preserve">As </w:t>
-            </w:r>
-            <w:r>
-              <w:rPr>
-                <w:b/>
-                <w:bCs/>
-                <w:u w:val="single"/>
-              </w:rPr>
-              <w:t>Elena Heun,</w:t>
-            </w:r>
-            <w:r>
-              <w:t xml:space="preserve"> I want to view </w:t>
-            </w:r>
-            <w:r>
-              <w:t xml:space="preserve">orders and products on the solution so that I can monitor activity, to make sure that the </w:t>
-            </w:r>
-            <w:r>
-              <w:lastRenderedPageBreak/>
-              <w:t xml:space="preserve">system is operating </w:t>
-            </w:r>
-            <w:r>
-              <w:t>as expected</w:t>
-            </w:r>
-            <w:r>
-              <w:t>.</w:t>
-            </w:r>
-          </w:p>
-        </w:tc>
-        <w:tc>
-          <w:tcPr>
-            <w:tcW w:w="2145" w:type="dxa"/>
-          </w:tcPr>
-          <w:p>
-            <w:r>
-              <w:lastRenderedPageBreak/>
-              <w:t>•</w:t>
-            </w:r>
-            <w:r>
-              <w:t xml:space="preserve"> </w:t>
-            </w:r>
-            <w:r>
-              <w:t>Producers</w:t>
-            </w:r>
-            <w:r>
-              <w:t xml:space="preserve"> must be able to log in to a secure </w:t>
-            </w:r>
-            <w:proofErr w:type="gramStart"/>
-            <w:r>
-              <w:t>producers</w:t>
-            </w:r>
-            <w:proofErr w:type="gramEnd"/>
-            <w:r>
-              <w:t xml:space="preserve"> area</w:t>
-            </w:r>
-          </w:p>
-          <w:p>
-            <w:r>
-              <w:t>•</w:t>
-            </w:r>
-            <w:r>
-              <w:t xml:space="preserve"> </w:t>
-            </w:r>
-            <w:r>
-              <w:t xml:space="preserve">All </w:t>
-            </w:r>
-            <w:r>
-              <w:t xml:space="preserve">orders and products </w:t>
-            </w:r>
-            <w:r>
-              <w:t xml:space="preserve">must be viewable by </w:t>
-            </w:r>
-            <w:r>
-              <w:lastRenderedPageBreak/>
-              <w:t>producers (if it is orders and products which are for them)</w:t>
-            </w:r>
-          </w:p>
-          <w:p>
-            <w:r>
-              <w:t>•</w:t>
-            </w:r>
-            <w:r>
-              <w:t xml:space="preserve"> </w:t>
-            </w:r>
-            <w:r>
-              <w:t>Producers</w:t>
-            </w:r>
-            <w:r>
-              <w:t xml:space="preserve"> must </w:t>
-            </w:r>
-            <w:proofErr w:type="gramStart"/>
-            <w:r>
-              <w:t>be granted</w:t>
-            </w:r>
-            <w:proofErr w:type="gramEnd"/>
-            <w:r>
-              <w:t xml:space="preserve"> permission and be able to </w:t>
-            </w:r>
-            <w:r>
-              <w:t>remove</w:t>
-            </w:r>
-            <w:r>
-              <w:t xml:space="preserve"> their</w:t>
-            </w:r>
-            <w:r>
-              <w:t xml:space="preserve"> products listed</w:t>
-            </w:r>
-          </w:p>
-          <w:p>
-            <w:r>
-              <w:t>•</w:t>
-            </w:r>
-            <w:r>
-              <w:t xml:space="preserve"> </w:t>
-            </w:r>
-            <w:r>
-              <w:t xml:space="preserve">The updates of </w:t>
-            </w:r>
-            <w:r>
-              <w:t xml:space="preserve">order status </w:t>
-            </w:r>
-            <w:r>
-              <w:t>must be visible to customers</w:t>
-            </w:r>
-          </w:p>
-          <w:p>
-            <w:r>
-              <w:t>•</w:t>
-            </w:r>
-            <w:r>
-              <w:t xml:space="preserve"> </w:t>
-            </w:r>
-            <w:r>
-              <w:t xml:space="preserve">Only authorised </w:t>
-            </w:r>
-            <w:r>
-              <w:t>producer accounts</w:t>
-            </w:r>
-            <w:r>
-              <w:t xml:space="preserve"> should be able to access the staff area</w:t>
-            </w:r>
-          </w:p>
-        </w:tc>
-        <w:tc>
-          <w:tcPr>
-            <w:tcW w:w="2694" w:type="dxa"/>
-          </w:tcPr>
-          <w:p>
-            <w:r>
-              <w:lastRenderedPageBreak/>
-              <w:t>Producers</w:t>
-            </w:r>
-            <w:r>
-              <w:t xml:space="preserve"> </w:t>
-            </w:r>
-            <w:proofErr w:type="gramStart"/>
-            <w:r>
-              <w:t>are required</w:t>
-            </w:r>
-            <w:proofErr w:type="gramEnd"/>
-            <w:r>
-              <w:t xml:space="preserve"> to have a </w:t>
-            </w:r>
-            <w:r>
-              <w:t>producer</w:t>
-            </w:r>
-            <w:r>
-              <w:t xml:space="preserve"> only centralised system which allows them to manage </w:t>
-            </w:r>
-            <w:r>
-              <w:t>products listed by producers</w:t>
-            </w:r>
-            <w:r>
-              <w:t xml:space="preserve"> and </w:t>
-            </w:r>
-            <w:r>
-              <w:t>orders</w:t>
-            </w:r>
-            <w:r>
-              <w:t xml:space="preserve"> submitted by customers. </w:t>
-            </w:r>
-            <w:r>
-              <w:lastRenderedPageBreak/>
-              <w:t xml:space="preserve">The </w:t>
-            </w:r>
-            <w:r>
-              <w:t>producer</w:t>
-            </w:r>
-            <w:r>
-              <w:t xml:space="preserve"> only area ensures the business maintains control over </w:t>
-            </w:r>
-            <w:r>
-              <w:t>order status</w:t>
-            </w:r>
-            <w:r>
-              <w:t xml:space="preserve"> and reduces errors, whilst improving the overall internal efficiency of the system, this could provide a decrease in lost sales as less errors take place and the staff </w:t>
-            </w:r>
-            <w:r>
-              <w:t xml:space="preserve">and producers </w:t>
-            </w:r>
-            <w:r>
-              <w:t>can efficiently focus their attention on customers, meaning more sales are made for the company which could increase customer retention as customers are provided a quick and reliable service .</w:t>
-            </w:r>
-          </w:p>
-          <w:p/>
-          <w:p>
-            <w:pPr>
-              <w:rPr>
-                <w:b/>
-                <w:bCs/>
-                <w:u w:val="single"/>
-              </w:rPr>
-            </w:pPr>
-          </w:p>
-          <w:p>
-            <w:pPr>
-              <w:rPr>
-                <w:b/>
-                <w:bCs/>
-                <w:u w:val="single"/>
-              </w:rPr>
-            </w:pPr>
-          </w:p>
-          <w:p>
-            <w:pPr>
-              <w:rPr>
-                <w:b/>
-                <w:bCs/>
-                <w:u w:val="single"/>
-              </w:rPr>
-            </w:pPr>
-          </w:p>
-          <w:p>
-            <w:pPr>
-              <w:jc w:val="center"/>
-            </w:pPr>
-          </w:p>
-        </w:tc>
-      </w:tr>
-      <w:tr>
-        <w:trPr>
-          <w:trHeight w:val="369"/>
-        </w:trPr>
-        <w:tc>
-          <w:tcPr>
-            <w:tcW w:w="2145" w:type="dxa"/>
-          </w:tcPr>
-          <w:p>
-            <w:r>
-              <w:lastRenderedPageBreak/>
-              <w:t>The solution must have accessibility features</w:t>
-            </w:r>
-          </w:p>
-        </w:tc>
-        <w:tc>
-          <w:tcPr>
-            <w:tcW w:w="2145" w:type="dxa"/>
-          </w:tcPr>
-          <w:p>
-            <w:r>
-              <w:t xml:space="preserve">As </w:t>
-            </w:r>
-            <w:r>
-              <w:rPr>
-                <w:b/>
-                <w:bCs/>
-              </w:rPr>
-              <w:t>Daniel Morris</w:t>
-            </w:r>
-            <w:r>
-              <w:rPr>
-                <w:b/>
-                <w:bCs/>
-              </w:rPr>
-              <w:t xml:space="preserve">, </w:t>
-            </w:r>
-            <w:r>
-              <w:t>I may have</w:t>
-            </w:r>
-            <w:r>
-              <w:t xml:space="preserve"> impairments, </w:t>
-            </w:r>
-            <w:r>
-              <w:t xml:space="preserve">which means </w:t>
-            </w:r>
-            <w:r>
-              <w:t>I want to adjust the appearance of the website to my personal needs so that I can use it comfortably.</w:t>
-            </w:r>
-          </w:p>
-        </w:tc>
-        <w:tc>
-          <w:tcPr>
-            <w:tcW w:w="2145" w:type="dxa"/>
-          </w:tcPr>
-          <w:p>
-            <w:r>
-              <w:t>•</w:t>
-            </w:r>
-            <w:r>
-              <w:t xml:space="preserve"> </w:t>
-            </w:r>
-            <w:r>
-              <w:t>Users must be able to adjust the size of text</w:t>
-            </w:r>
-          </w:p>
-          <w:p>
-            <w:r>
-              <w:t>•</w:t>
-            </w:r>
-            <w:r>
-              <w:t xml:space="preserve"> </w:t>
-            </w:r>
-            <w:r>
-              <w:t>Users must be able to change the view/layout of the page, for example the contrast of the page</w:t>
-            </w:r>
-          </w:p>
-          <w:p>
-            <w:r>
-              <w:t>•</w:t>
-            </w:r>
-            <w:r>
-              <w:t xml:space="preserve"> </w:t>
-            </w:r>
-            <w:r>
-              <w:t>All images must include descriptive alt text</w:t>
-            </w:r>
-          </w:p>
-          <w:p>
-            <w:r>
-              <w:t>•</w:t>
-            </w:r>
-            <w:r>
-              <w:t xml:space="preserve"> </w:t>
-            </w:r>
-            <w:r>
-              <w:t>The website must be fully responsive across a variety of devices.</w:t>
-            </w:r>
-          </w:p>
-        </w:tc>
-        <w:tc>
-          <w:tcPr>
-            <w:tcW w:w="2694" w:type="dxa"/>
-          </w:tcPr>
-          <w:p>
-            <w:r>
-              <w:t xml:space="preserve">The company’s reputation, legal </w:t>
-            </w:r>
-            <w:proofErr w:type="gramStart"/>
-            <w:r>
-              <w:t>compliance</w:t>
-            </w:r>
-            <w:proofErr w:type="gramEnd"/>
-            <w:r>
-              <w:t xml:space="preserve"> and inclusivity to people who can use the web application are all increased as having a variety of accessibility features can ensure the website is usable by a wider scope of audience and complies with guidelines from WCAG. Being open to a wider scope of audience further benefits the company as it means more customers can make use of the website</w:t>
-            </w:r>
-            <w:r>
-              <w:t xml:space="preserve">, make </w:t>
-            </w:r>
-            <w:proofErr w:type="gramStart"/>
-            <w:r>
-              <w:t>orders</w:t>
-            </w:r>
-            <w:proofErr w:type="gramEnd"/>
-            <w:r>
-              <w:t xml:space="preserve"> and find out information regarding local producers </w:t>
-            </w:r>
-            <w:r>
-              <w:t xml:space="preserve">which means more potential sales are to </w:t>
-            </w:r>
-            <w:proofErr w:type="gramStart"/>
-            <w:r>
-              <w:t>be made</w:t>
-            </w:r>
-            <w:proofErr w:type="gramEnd"/>
-            <w:r>
-              <w:t xml:space="preserve"> and less confusion for customers</w:t>
-            </w:r>
-            <w:r>
-              <w:t>.</w:t>
-            </w:r>
-          </w:p>
-        </w:tc>
-      </w:tr>
-      <w:tr>
-        <w:trPr>
-          <w:trHeight w:val="360"/>
-        </w:trPr>
-        <w:tc>
-          <w:tcPr>
-            <w:tcW w:w="2145" w:type="dxa"/>
-          </w:tcPr>
-          <w:p>
-            <w:r>
-              <w:t xml:space="preserve">The solution must </w:t>
-            </w:r>
-            <w:r>
-              <w:t xml:space="preserve">allow customers to view information </w:t>
-            </w:r>
-            <w:r>
-              <w:lastRenderedPageBreak/>
-              <w:t>about local producers</w:t>
-            </w:r>
-          </w:p>
-        </w:tc>
-        <w:tc>
-          <w:tcPr>
-            <w:tcW w:w="2145" w:type="dxa"/>
-          </w:tcPr>
-          <w:p>
-            <w:r>
-              <w:lastRenderedPageBreak/>
-              <w:t xml:space="preserve">As </w:t>
-            </w:r>
-            <w:r>
-              <w:rPr>
-                <w:b/>
-                <w:bCs/>
-              </w:rPr>
-              <w:t>Daniel Morris</w:t>
-            </w:r>
-            <w:r>
-              <w:t xml:space="preserve">, I want to view information regarding local </w:t>
-            </w:r>
-            <w:r>
-              <w:lastRenderedPageBreak/>
-              <w:t>producers so that I can understand where products</w:t>
-            </w:r>
-            <w:r>
-              <w:t xml:space="preserve"> on the solution come from to make informed decisions when placing orders.</w:t>
-            </w:r>
-          </w:p>
-        </w:tc>
-        <w:tc>
-          <w:tcPr>
-            <w:tcW w:w="2145" w:type="dxa"/>
-          </w:tcPr>
-          <w:p>
-            <w:pPr>
-              <w:pStyle w:val="ListParagraph"/>
-              <w:numPr>
-                <w:ilvl w:val="0"/>
-                <w:numId w:val="12"/>
-              </w:numPr>
-              <w:rPr>
-                <w:b/>
-                <w:bCs/>
-                <w:u w:val="single"/>
-              </w:rPr>
-            </w:pPr>
-            <w:r>
-              <w:lastRenderedPageBreak/>
-              <w:t xml:space="preserve">A “Producers” page must be accessible </w:t>
-            </w:r>
-            <w:r>
-              <w:lastRenderedPageBreak/>
-              <w:t xml:space="preserve">from the main </w:t>
-            </w:r>
-            <w:proofErr w:type="gramStart"/>
-            <w:r>
-              <w:t>navigation</w:t>
-            </w:r>
-            <w:proofErr w:type="gramEnd"/>
-          </w:p>
-          <w:p>
-            <w:pPr>
-              <w:pStyle w:val="ListParagraph"/>
-              <w:numPr>
-                <w:ilvl w:val="0"/>
-                <w:numId w:val="12"/>
-              </w:numPr>
-              <w:rPr>
-                <w:b/>
-                <w:bCs/>
-                <w:u w:val="single"/>
-              </w:rPr>
-            </w:pPr>
-            <w:r>
-              <w:t xml:space="preserve">Producer profiles must include name, description </w:t>
-            </w:r>
-            <w:proofErr w:type="gramStart"/>
-            <w:r>
-              <w:t>location</w:t>
-            </w:r>
-            <w:proofErr w:type="gramEnd"/>
-            <w:r>
-              <w:t xml:space="preserve"> and production </w:t>
-            </w:r>
-            <w:proofErr w:type="gramStart"/>
-            <w:r>
-              <w:t>methods</w:t>
-            </w:r>
-            <w:proofErr w:type="gramEnd"/>
-          </w:p>
-          <w:p>
-            <w:pPr>
-              <w:pStyle w:val="ListParagraph"/>
-              <w:numPr>
-                <w:ilvl w:val="0"/>
-                <w:numId w:val="12"/>
-              </w:numPr>
-              <w:rPr>
-                <w:u w:val="single"/>
-              </w:rPr>
-            </w:pPr>
-            <w:r>
-              <w:t xml:space="preserve">Page must list registered producers within the </w:t>
-            </w:r>
-            <w:proofErr w:type="gramStart"/>
-            <w:r>
-              <w:t>co-operative</w:t>
-            </w:r>
-            <w:proofErr w:type="gramEnd"/>
-          </w:p>
-          <w:p>
-            <w:pPr>
-              <w:pStyle w:val="ListParagraph"/>
-              <w:numPr>
-                <w:ilvl w:val="0"/>
-                <w:numId w:val="12"/>
-              </w:numPr>
-              <w:rPr>
-                <w:u w:val="single"/>
-              </w:rPr>
-            </w:pPr>
-            <w:r>
-              <w:t xml:space="preserve">Media showing producers and farms should </w:t>
-            </w:r>
-            <w:proofErr w:type="gramStart"/>
-            <w:r>
-              <w:t>be displayed</w:t>
-            </w:r>
-            <w:proofErr w:type="gramEnd"/>
-            <w:r>
-              <w:t xml:space="preserve"> if </w:t>
-            </w:r>
-            <w:proofErr w:type="gramStart"/>
-            <w:r>
-              <w:t>able</w:t>
-            </w:r>
-            <w:proofErr w:type="gramEnd"/>
-          </w:p>
-          <w:p>
-            <w:pPr>
-              <w:pStyle w:val="ListParagraph"/>
-              <w:numPr>
-                <w:ilvl w:val="0"/>
-                <w:numId w:val="12"/>
-              </w:numPr>
-              <w:rPr>
-                <w:u w:val="single"/>
-              </w:rPr>
-            </w:pPr>
-            <w:r>
-              <w:t>Information displayed must be clear, easy to understand and relevant</w:t>
-            </w:r>
-          </w:p>
-        </w:tc>
-        <w:tc>
-          <w:tcPr>
-            <w:tcW w:w="2694" w:type="dxa"/>
-          </w:tcPr>
-          <w:p>
-            <w:r>
-              <w:lastRenderedPageBreak/>
-              <w:t xml:space="preserve">Most customers value information like knowing where the food they order is coming from and how it </w:t>
-            </w:r>
-            <w:proofErr w:type="gramStart"/>
-            <w:r>
-              <w:lastRenderedPageBreak/>
-              <w:t>is made</w:t>
-            </w:r>
-            <w:proofErr w:type="gramEnd"/>
-            <w:r>
-              <w:t xml:space="preserve">, especially through local producers. Giving this information to customers will build a relationship of trust and transparency for customers and the business. This also promotes ethical sourcing and benefits the support of local product. Not only this, but the business </w:t>
-            </w:r>
-            <w:proofErr w:type="gramStart"/>
-            <w:r>
-              <w:t>is also benefitted</w:t>
-            </w:r>
-            <w:proofErr w:type="gramEnd"/>
-            <w:r>
-              <w:t xml:space="preserve"> by increasing the relationship between the customer and produce whilst making the chance of successful orders higher as customers feel confident making purchases </w:t>
-            </w:r>
-            <w:r>
-              <w:t>through informed decisions and knowing where food comes from and its quality.</w:t>
-            </w:r>
-          </w:p>
-        </w:tc>
-      </w:tr>
-      <w:tr>
-        <w:trPr>
-          <w:trHeight w:val="360"/>
-        </w:trPr>
-        <w:tc>
-          <w:tcPr>
-            <w:tcW w:w="2145" w:type="dxa"/>
-          </w:tcPr>
-          <w:p>
-            <w:r>
-              <w:lastRenderedPageBreak/>
-              <w:t>The solution must allow customers to view available products</w:t>
-            </w:r>
-          </w:p>
-        </w:tc>
-        <w:tc>
-          <w:tcPr>
-            <w:tcW w:w="2145" w:type="dxa"/>
-          </w:tcPr>
-          <w:p>
-            <w:r>
-              <w:t xml:space="preserve">As </w:t>
-            </w:r>
-            <w:r>
-              <w:rPr>
-                <w:b/>
-                <w:bCs/>
-              </w:rPr>
-              <w:t>Daniel Morris</w:t>
-            </w:r>
-            <w:r>
-              <w:t>, I want to view available products, alongside their details so that I can decide what items I would like to purchase</w:t>
-            </w:r>
-          </w:p>
-        </w:tc>
-        <w:tc>
-          <w:tcPr>
-            <w:tcW w:w="2145" w:type="dxa"/>
-          </w:tcPr>
+              <w:t>An email and password must be an option for users to register with</w:t>
+            </w:r>
+          </w:p>
           <w:p>
             <w:pPr>
               <w:pStyle w:val="ListParagraph"/>
@@ -3523,13 +2092,8 @@
               </w:numPr>
             </w:pPr>
             <w:r>
-              <w:t xml:space="preserve">A “Products” page must be accessible from the main </w:t>
-            </w:r>
-            <w:proofErr w:type="gramStart"/>
-            <w:r>
-              <w:t>navigation</w:t>
-            </w:r>
-            <w:proofErr w:type="gramEnd"/>
+              <w:t>Validation should take place on required fields</w:t>
+            </w:r>
           </w:p>
           <w:p>
             <w:pPr>
@@ -3540,15 +2104,7 @@
               </w:numPr>
             </w:pPr>
             <w:r>
-              <w:t xml:space="preserve">A list of all available products must </w:t>
-            </w:r>
-            <w:proofErr w:type="gramStart"/>
-            <w:r>
-              <w:t>be displayed</w:t>
-            </w:r>
-            <w:proofErr w:type="gramEnd"/>
-            <w:r>
-              <w:t xml:space="preserve"> to users.</w:t>
+              <w:t>Registered users must be able to log in and out</w:t>
             </w:r>
           </w:p>
           <w:p>
@@ -3560,21 +2116,9 @@
               </w:numPr>
             </w:pPr>
             <w:r>
-              <w:t xml:space="preserve">Products must display name, price </w:t>
-            </w:r>
-            <w:proofErr w:type="gramStart"/>
-            <w:r>
-              <w:t>description</w:t>
-            </w:r>
-            <w:proofErr w:type="gramEnd"/>
-            <w:r>
-              <w:t xml:space="preserve"> and availability </w:t>
-            </w:r>
-            <w:proofErr w:type="gramStart"/>
-            <w:r>
-              <w:t>status</w:t>
-            </w:r>
-            <w:proofErr w:type="gramEnd"/>
+              <w:lastRenderedPageBreak/>
+              <w:t>Any user data held must be stored securely</w:t>
+            </w:r>
           </w:p>
           <w:p>
             <w:pPr>
@@ -3585,17 +2129,8 @@
               </w:numPr>
             </w:pPr>
             <w:r>
-              <w:t xml:space="preserve">Products must include images </w:t>
-            </w:r>
-            <w:r>
-              <w:lastRenderedPageBreak/>
-              <w:t xml:space="preserve">where </w:t>
-            </w:r>
-            <w:proofErr w:type="gramStart"/>
-            <w:r>
-              <w:t>possible</w:t>
-            </w:r>
-            <w:proofErr w:type="gramEnd"/>
+              <w:t>Users must be only able to gain access to their own data</w:t>
+            </w:r>
           </w:p>
           <w:p>
             <w:pPr>
@@ -3606,14 +2141,816 @@
               </w:numPr>
             </w:pPr>
             <w:r>
-              <w:t xml:space="preserve">Product listings should show the producer associated with the </w:t>
+              <w:t>The system should follow any data protection regulations and guidelines which are relevant</w:t>
+            </w:r>
+          </w:p>
+        </w:tc>
+        <w:tc>
+          <w:tcPr>
+            <w:tcW w:w="2694" w:type="dxa"/>
+          </w:tcPr>
+          <w:p>
+            <w:r>
+              <w:lastRenderedPageBreak/>
+              <w:t xml:space="preserve">The ability for customers to create accounts to manage any personal </w:t>
+            </w:r>
+            <w:r>
+              <w:t>orders</w:t>
+            </w:r>
+            <w:r>
+              <w:t xml:space="preserve"> and data which is personal whilst making sure the personal data and </w:t>
+            </w:r>
+            <w:r>
+              <w:t>orders</w:t>
+            </w:r>
+            <w:r>
+              <w:t xml:space="preserve"> is private and secure provides a personalised experience to the customer whilst ensuring data protection reputations are followed by the business, allowing for a better brand reputation potentially increasing the amount of potential </w:t>
+            </w:r>
+            <w:r>
+              <w:lastRenderedPageBreak/>
+              <w:t>customers which leads to increased sales.</w:t>
+            </w:r>
+          </w:p>
+        </w:tc>
+      </w:tr>
+      <w:tr>
+        <w:trPr>
+          <w:trHeight w:val="360"/>
+        </w:trPr>
+        <w:tc>
+          <w:tcPr>
+            <w:tcW w:w="2145" w:type="dxa"/>
+          </w:tcPr>
+          <w:p>
+            <w:r>
+              <w:lastRenderedPageBreak/>
+              <w:t xml:space="preserve">The solution must allow customers to view </w:t>
+            </w:r>
+            <w:r>
+              <w:t>orders</w:t>
+            </w:r>
+          </w:p>
+        </w:tc>
+        <w:tc>
+          <w:tcPr>
+            <w:tcW w:w="2145" w:type="dxa"/>
+          </w:tcPr>
+          <w:p>
+            <w:r>
+              <w:t xml:space="preserve">As </w:t>
+            </w:r>
+            <w:r>
+              <w:rPr>
+                <w:b/>
+                <w:bCs/>
+              </w:rPr>
+              <w:t>Daniel Morris,</w:t>
+            </w:r>
+            <w:r>
+              <w:t xml:space="preserve"> I want to view and manage any of my existing </w:t>
+            </w:r>
+            <w:r>
+              <w:t>orders</w:t>
+            </w:r>
+            <w:r>
+              <w:t xml:space="preserve"> so that I can make changes or cancel if it is necessary to me.</w:t>
+            </w:r>
+          </w:p>
+        </w:tc>
+        <w:tc>
+          <w:tcPr>
+            <w:tcW w:w="2145" w:type="dxa"/>
+          </w:tcPr>
+          <w:p>
+            <w:r>
+              <w:t>•</w:t>
+            </w:r>
+            <w:r>
+              <w:t xml:space="preserve"> </w:t>
+            </w:r>
+            <w:r>
+              <w:t xml:space="preserve">A list of </w:t>
             </w:r>
             <w:proofErr w:type="gramStart"/>
             <w:r>
-              <w:t>product</w:t>
+              <w:t>all of</w:t>
             </w:r>
             <w:proofErr w:type="gramEnd"/>
-          </w:p>
+            <w:r>
+              <w:t xml:space="preserve"> that customers personal </w:t>
+            </w:r>
+            <w:r>
+              <w:t>orders</w:t>
+            </w:r>
+            <w:r>
+              <w:t xml:space="preserve"> must be viewable to registered users</w:t>
+            </w:r>
+          </w:p>
+          <w:p>
+            <w:r>
+              <w:t>•</w:t>
+            </w:r>
+            <w:r>
+              <w:t xml:space="preserve"> </w:t>
+            </w:r>
+            <w:r>
+              <w:t xml:space="preserve">Each </w:t>
+            </w:r>
+            <w:r>
+              <w:t>order</w:t>
+            </w:r>
+            <w:r>
+              <w:t xml:space="preserve"> must provide a display of the </w:t>
+            </w:r>
+            <w:r>
+              <w:t>product number</w:t>
+            </w:r>
+            <w:r>
+              <w:t>, the date and time it is listed for</w:t>
+            </w:r>
+            <w:r>
+              <w:t xml:space="preserve"> and/or created</w:t>
+            </w:r>
+            <w:r>
+              <w:t xml:space="preserve"> and the status of the </w:t>
+            </w:r>
+            <w:r>
+              <w:t>order</w:t>
+            </w:r>
+            <w:r>
+              <w:t>, confirming if it is pending, denied or confirmed.</w:t>
+            </w:r>
+          </w:p>
+          <w:p>
+            <w:r>
+              <w:t>•</w:t>
+            </w:r>
+            <w:r>
+              <w:t xml:space="preserve"> </w:t>
+            </w:r>
+            <w:r>
+              <w:t xml:space="preserve">Cancellation for </w:t>
+            </w:r>
+            <w:r>
+              <w:t>order</w:t>
+            </w:r>
+            <w:r>
+              <w:t xml:space="preserve"> requests must be available to users</w:t>
+            </w:r>
+          </w:p>
+          <w:p>
+            <w:r>
+              <w:t>•</w:t>
+            </w:r>
+            <w:r>
+              <w:t xml:space="preserve"> </w:t>
+            </w:r>
+            <w:r>
+              <w:t>Any changes must be updated in real time</w:t>
+            </w:r>
+          </w:p>
+          <w:p>
+            <w:r>
+              <w:t>•</w:t>
+            </w:r>
+            <w:r>
+              <w:t xml:space="preserve"> </w:t>
+            </w:r>
+            <w:r>
+              <w:t xml:space="preserve">Users must not be able to make changes to other </w:t>
+            </w:r>
+            <w:proofErr w:type="gramStart"/>
+            <w:r>
+              <w:t>users</w:t>
+            </w:r>
+            <w:proofErr w:type="gramEnd"/>
+            <w:r>
+              <w:t xml:space="preserve"> </w:t>
+            </w:r>
+            <w:r>
+              <w:t>orders</w:t>
+            </w:r>
+          </w:p>
+        </w:tc>
+        <w:tc>
+          <w:tcPr>
+            <w:tcW w:w="2694" w:type="dxa"/>
+          </w:tcPr>
+          <w:p>
+            <w:r>
+              <w:t xml:space="preserve">Producer and staff </w:t>
+            </w:r>
+            <w:r>
+              <w:t xml:space="preserve">involvement will be </w:t>
+            </w:r>
+            <w:proofErr w:type="gramStart"/>
+            <w:r>
+              <w:t>reduced,</w:t>
+            </w:r>
+            <w:proofErr w:type="gramEnd"/>
+            <w:r>
+              <w:t xml:space="preserve"> efficiency will be improved and the overall experience for users will be heavily enhanced through giving users the ability to access their own </w:t>
+            </w:r>
+            <w:r>
+              <w:t>orders</w:t>
+            </w:r>
+            <w:r>
+              <w:t xml:space="preserve"> as customers often forget </w:t>
+            </w:r>
+            <w:r>
+              <w:t xml:space="preserve">order details </w:t>
+            </w:r>
+            <w:r>
+              <w:t xml:space="preserve">or need to make changes to their </w:t>
+            </w:r>
+            <w:r>
+              <w:t>orders</w:t>
+            </w:r>
+            <w:r>
+              <w:t>. Improved user experience can lead to higher positive reviews for the company online, which spreads good word for the company which gives the brand a positive and reliable reputation, potentially increasing customer footprint which leads to more potential sales.</w:t>
+            </w:r>
+          </w:p>
+        </w:tc>
+      </w:tr>
+      <w:tr>
+        <w:trPr>
+          <w:trHeight w:val="360"/>
+        </w:trPr>
+        <w:tc>
+          <w:tcPr>
+            <w:tcW w:w="2145" w:type="dxa"/>
+          </w:tcPr>
+          <w:p>
+            <w:r>
+              <w:t xml:space="preserve">The solution must provide </w:t>
+            </w:r>
+            <w:r>
+              <w:t>producers</w:t>
+            </w:r>
+            <w:r>
+              <w:t xml:space="preserve"> a </w:t>
+            </w:r>
+            <w:r>
+              <w:t>producer</w:t>
+            </w:r>
+            <w:r>
+              <w:t xml:space="preserve"> </w:t>
+            </w:r>
+            <w:r>
+              <w:t>dashboard</w:t>
+            </w:r>
+          </w:p>
+        </w:tc>
+        <w:tc>
+          <w:tcPr>
+            <w:tcW w:w="2145" w:type="dxa"/>
+          </w:tcPr>
+          <w:p>
+            <w:r>
+              <w:t xml:space="preserve">As </w:t>
+            </w:r>
+            <w:r>
+              <w:rPr>
+                <w:b/>
+                <w:bCs/>
+                <w:u w:val="single"/>
+              </w:rPr>
+              <w:t>Elena Heun,</w:t>
+            </w:r>
+            <w:r>
+              <w:t xml:space="preserve"> I want to view </w:t>
+            </w:r>
+            <w:r>
+              <w:t xml:space="preserve">orders and products on the solution so that I can monitor activity, to make sure that the </w:t>
+            </w:r>
+            <w:r>
+              <w:lastRenderedPageBreak/>
+              <w:t xml:space="preserve">system is operating </w:t>
+            </w:r>
+            <w:r>
+              <w:t>as expected</w:t>
+            </w:r>
+            <w:r>
+              <w:t>.</w:t>
+            </w:r>
+          </w:p>
+        </w:tc>
+        <w:tc>
+          <w:tcPr>
+            <w:tcW w:w="2145" w:type="dxa"/>
+          </w:tcPr>
+          <w:p>
+            <w:r>
+              <w:lastRenderedPageBreak/>
+              <w:t>•</w:t>
+            </w:r>
+            <w:r>
+              <w:t xml:space="preserve"> </w:t>
+            </w:r>
+            <w:r>
+              <w:t>Producers</w:t>
+            </w:r>
+            <w:r>
+              <w:t xml:space="preserve"> must be able to log in to a secure </w:t>
+            </w:r>
+            <w:proofErr w:type="gramStart"/>
+            <w:r>
+              <w:t>producers</w:t>
+            </w:r>
+            <w:proofErr w:type="gramEnd"/>
+            <w:r>
+              <w:t xml:space="preserve"> area</w:t>
+            </w:r>
+          </w:p>
+          <w:p>
+            <w:r>
+              <w:t>•</w:t>
+            </w:r>
+            <w:r>
+              <w:t xml:space="preserve"> </w:t>
+            </w:r>
+            <w:r>
+              <w:t xml:space="preserve">All </w:t>
+            </w:r>
+            <w:r>
+              <w:t xml:space="preserve">orders and products </w:t>
+            </w:r>
+            <w:r>
+              <w:t xml:space="preserve">must be viewable by </w:t>
+            </w:r>
+            <w:r>
+              <w:lastRenderedPageBreak/>
+              <w:t>producers (if it is orders and products which are for them)</w:t>
+            </w:r>
+          </w:p>
+          <w:p>
+            <w:r>
+              <w:t>•</w:t>
+            </w:r>
+            <w:r>
+              <w:t xml:space="preserve"> </w:t>
+            </w:r>
+            <w:r>
+              <w:t>Producers</w:t>
+            </w:r>
+            <w:r>
+              <w:t xml:space="preserve"> must be granted permission and be able to </w:t>
+            </w:r>
+            <w:r>
+              <w:t>remove</w:t>
+            </w:r>
+            <w:r>
+              <w:t xml:space="preserve"> their</w:t>
+            </w:r>
+            <w:r>
+              <w:t xml:space="preserve"> products listed</w:t>
+            </w:r>
+          </w:p>
+          <w:p>
+            <w:r>
+              <w:t>•</w:t>
+            </w:r>
+            <w:r>
+              <w:t xml:space="preserve"> </w:t>
+            </w:r>
+            <w:r>
+              <w:t xml:space="preserve">The updates of </w:t>
+            </w:r>
+            <w:r>
+              <w:t xml:space="preserve">order status </w:t>
+            </w:r>
+            <w:r>
+              <w:t>must be visible to customers</w:t>
+            </w:r>
+          </w:p>
+          <w:p>
+            <w:r>
+              <w:t>•</w:t>
+            </w:r>
+            <w:r>
+              <w:t xml:space="preserve"> </w:t>
+            </w:r>
+            <w:r>
+              <w:t xml:space="preserve">Only authorised </w:t>
+            </w:r>
+            <w:r>
+              <w:t>producer accounts</w:t>
+            </w:r>
+            <w:r>
+              <w:t xml:space="preserve"> should be able to access the staff area</w:t>
+            </w:r>
+          </w:p>
+        </w:tc>
+        <w:tc>
+          <w:tcPr>
+            <w:tcW w:w="2694" w:type="dxa"/>
+          </w:tcPr>
+          <w:p>
+            <w:r>
+              <w:lastRenderedPageBreak/>
+              <w:t>Producers</w:t>
+            </w:r>
+            <w:r>
+              <w:t xml:space="preserve"> are required to have a </w:t>
+            </w:r>
+            <w:r>
+              <w:t>producer</w:t>
+            </w:r>
+            <w:r>
+              <w:t xml:space="preserve"> only centralised system which allows them to manage </w:t>
+            </w:r>
+            <w:r>
+              <w:t>products listed by producers</w:t>
+            </w:r>
+            <w:r>
+              <w:t xml:space="preserve"> and </w:t>
+            </w:r>
+            <w:r>
+              <w:t>orders</w:t>
+            </w:r>
+            <w:r>
+              <w:t xml:space="preserve"> submitted by customers. </w:t>
+            </w:r>
+            <w:r>
+              <w:lastRenderedPageBreak/>
+              <w:t xml:space="preserve">The </w:t>
+            </w:r>
+            <w:r>
+              <w:t>producer</w:t>
+            </w:r>
+            <w:r>
+              <w:t xml:space="preserve"> only area ensures the business maintains control over </w:t>
+            </w:r>
+            <w:r>
+              <w:t>order status</w:t>
+            </w:r>
+            <w:r>
+              <w:t xml:space="preserve"> and reduces errors, whilst improving the overall internal efficiency of the system, this could provide a decrease in lost sales as less errors take place and the staff </w:t>
+            </w:r>
+            <w:r>
+              <w:t xml:space="preserve">and producers </w:t>
+            </w:r>
+            <w:r>
+              <w:t>can efficiently focus their attention on customers, meaning more sales are made for the company which could increase customer retention as customers are provided a quick and reliable service .</w:t>
+            </w:r>
+          </w:p>
+          <w:p/>
+          <w:p>
+            <w:pPr>
+              <w:rPr>
+                <w:b/>
+                <w:bCs/>
+                <w:u w:val="single"/>
+              </w:rPr>
+            </w:pPr>
+          </w:p>
+          <w:p>
+            <w:pPr>
+              <w:rPr>
+                <w:b/>
+                <w:bCs/>
+                <w:u w:val="single"/>
+              </w:rPr>
+            </w:pPr>
+          </w:p>
+          <w:p>
+            <w:pPr>
+              <w:rPr>
+                <w:b/>
+                <w:bCs/>
+                <w:u w:val="single"/>
+              </w:rPr>
+            </w:pPr>
+          </w:p>
+          <w:p>
+            <w:pPr>
+              <w:jc w:val="center"/>
+            </w:pPr>
+          </w:p>
+        </w:tc>
+      </w:tr>
+      <w:tr>
+        <w:trPr>
+          <w:trHeight w:val="369"/>
+        </w:trPr>
+        <w:tc>
+          <w:tcPr>
+            <w:tcW w:w="2145" w:type="dxa"/>
+          </w:tcPr>
+          <w:p>
+            <w:r>
+              <w:lastRenderedPageBreak/>
+              <w:t>The solution must have accessibility features</w:t>
+            </w:r>
+          </w:p>
+        </w:tc>
+        <w:tc>
+          <w:tcPr>
+            <w:tcW w:w="2145" w:type="dxa"/>
+          </w:tcPr>
+          <w:p>
+            <w:r>
+              <w:t xml:space="preserve">As </w:t>
+            </w:r>
+            <w:r>
+              <w:rPr>
+                <w:b/>
+                <w:bCs/>
+              </w:rPr>
+              <w:t>Daniel Morris</w:t>
+            </w:r>
+            <w:r>
+              <w:rPr>
+                <w:b/>
+                <w:bCs/>
+              </w:rPr>
+              <w:t xml:space="preserve">, </w:t>
+            </w:r>
+            <w:r>
+              <w:t>I may have</w:t>
+            </w:r>
+            <w:r>
+              <w:t xml:space="preserve"> impairments, </w:t>
+            </w:r>
+            <w:r>
+              <w:t xml:space="preserve">which means </w:t>
+            </w:r>
+            <w:r>
+              <w:t>I want to adjust the appearance of the website to my personal needs so that I can use it comfortably.</w:t>
+            </w:r>
+          </w:p>
+        </w:tc>
+        <w:tc>
+          <w:tcPr>
+            <w:tcW w:w="2145" w:type="dxa"/>
+          </w:tcPr>
+          <w:p>
+            <w:r>
+              <w:t>•</w:t>
+            </w:r>
+            <w:r>
+              <w:t xml:space="preserve"> </w:t>
+            </w:r>
+            <w:r>
+              <w:t>Users must be able to adjust the size of text</w:t>
+            </w:r>
+          </w:p>
+          <w:p>
+            <w:r>
+              <w:t>•</w:t>
+            </w:r>
+            <w:r>
+              <w:t xml:space="preserve"> </w:t>
+            </w:r>
+            <w:r>
+              <w:t>Users must be able to change the view/layout of the page, for example the contrast of the page</w:t>
+            </w:r>
+          </w:p>
+          <w:p>
+            <w:r>
+              <w:t>•</w:t>
+            </w:r>
+            <w:r>
+              <w:t xml:space="preserve"> </w:t>
+            </w:r>
+            <w:r>
+              <w:t>All images must include descriptive alt text</w:t>
+            </w:r>
+          </w:p>
+          <w:p>
+            <w:r>
+              <w:t>•</w:t>
+            </w:r>
+            <w:r>
+              <w:t xml:space="preserve"> </w:t>
+            </w:r>
+            <w:r>
+              <w:t>The website must be fully responsive across a variety of devices.</w:t>
+            </w:r>
+          </w:p>
+        </w:tc>
+        <w:tc>
+          <w:tcPr>
+            <w:tcW w:w="2694" w:type="dxa"/>
+          </w:tcPr>
+          <w:p>
+            <w:r>
+              <w:t>The company’s reputation, legal compliance and inclusivity to people who can use the web application are all increased as having a variety of accessibility features can ensure the website is usable by a wider scope of audience and complies with guidelines from WCAG. Being open to a wider scope of audience further benefits the company as it means more customers can make use of the website</w:t>
+            </w:r>
+            <w:r>
+              <w:t xml:space="preserve">, make orders and find out information regarding local producers </w:t>
+            </w:r>
+            <w:r>
+              <w:t>which means more potential sales are to be made</w:t>
+            </w:r>
+            <w:r>
+              <w:t xml:space="preserve"> and less confusion for customers</w:t>
+            </w:r>
+            <w:r>
+              <w:t>.</w:t>
+            </w:r>
+          </w:p>
+        </w:tc>
+      </w:tr>
+      <w:tr>
+        <w:trPr>
+          <w:trHeight w:val="360"/>
+        </w:trPr>
+        <w:tc>
+          <w:tcPr>
+            <w:tcW w:w="2145" w:type="dxa"/>
+          </w:tcPr>
+          <w:p>
+            <w:r>
+              <w:t xml:space="preserve">The solution must </w:t>
+            </w:r>
+            <w:r>
+              <w:t xml:space="preserve">allow customers to view information </w:t>
+            </w:r>
+            <w:r>
+              <w:lastRenderedPageBreak/>
+              <w:t>about local producers</w:t>
+            </w:r>
+          </w:p>
+        </w:tc>
+        <w:tc>
+          <w:tcPr>
+            <w:tcW w:w="2145" w:type="dxa"/>
+          </w:tcPr>
+          <w:p>
+            <w:r>
+              <w:lastRenderedPageBreak/>
+              <w:t xml:space="preserve">As </w:t>
+            </w:r>
+            <w:r>
+              <w:rPr>
+                <w:b/>
+                <w:bCs/>
+              </w:rPr>
+              <w:t>Daniel Morris</w:t>
+            </w:r>
+            <w:r>
+              <w:t xml:space="preserve">, I want to view information regarding local </w:t>
+            </w:r>
+            <w:r>
+              <w:lastRenderedPageBreak/>
+              <w:t>producers so that I can understand where products</w:t>
+            </w:r>
+            <w:r>
+              <w:t xml:space="preserve"> on the solution come from to make informed decisions when placing orders.</w:t>
+            </w:r>
+          </w:p>
+        </w:tc>
+        <w:tc>
+          <w:tcPr>
+            <w:tcW w:w="2145" w:type="dxa"/>
+          </w:tcPr>
+          <w:p>
+            <w:pPr>
+              <w:pStyle w:val="ListParagraph"/>
+              <w:numPr>
+                <w:ilvl w:val="0"/>
+                <w:numId w:val="12"/>
+              </w:numPr>
+              <w:rPr>
+                <w:b/>
+                <w:bCs/>
+                <w:u w:val="single"/>
+              </w:rPr>
+            </w:pPr>
+            <w:r>
+              <w:lastRenderedPageBreak/>
+              <w:t xml:space="preserve">A “Producers” page must be accessible </w:t>
+            </w:r>
+            <w:r>
+              <w:lastRenderedPageBreak/>
+              <w:t>from the main navigation</w:t>
+            </w:r>
+          </w:p>
+          <w:p>
+            <w:pPr>
+              <w:pStyle w:val="ListParagraph"/>
+              <w:numPr>
+                <w:ilvl w:val="0"/>
+                <w:numId w:val="12"/>
+              </w:numPr>
+              <w:rPr>
+                <w:b/>
+                <w:bCs/>
+                <w:u w:val="single"/>
+              </w:rPr>
+            </w:pPr>
+            <w:r>
+              <w:t>Producer profiles must include name, description location and production methods</w:t>
+            </w:r>
+          </w:p>
+          <w:p>
+            <w:pPr>
+              <w:pStyle w:val="ListParagraph"/>
+              <w:numPr>
+                <w:ilvl w:val="0"/>
+                <w:numId w:val="12"/>
+              </w:numPr>
+              <w:rPr>
+                <w:u w:val="single"/>
+              </w:rPr>
+            </w:pPr>
+            <w:r>
+              <w:t xml:space="preserve">Page must list registered producers within the </w:t>
+            </w:r>
+            <w:r>
+              <w:t>co-operative</w:t>
+            </w:r>
+          </w:p>
+          <w:p>
+            <w:pPr>
+              <w:pStyle w:val="ListParagraph"/>
+              <w:numPr>
+                <w:ilvl w:val="0"/>
+                <w:numId w:val="12"/>
+              </w:numPr>
+              <w:rPr>
+                <w:u w:val="single"/>
+              </w:rPr>
+            </w:pPr>
+            <w:r>
+              <w:t>Media showing producers and farms should be displayed if able</w:t>
+            </w:r>
+          </w:p>
+          <w:p>
+            <w:pPr>
+              <w:pStyle w:val="ListParagraph"/>
+              <w:numPr>
+                <w:ilvl w:val="0"/>
+                <w:numId w:val="12"/>
+              </w:numPr>
+              <w:rPr>
+                <w:u w:val="single"/>
+              </w:rPr>
+            </w:pPr>
+            <w:r>
+              <w:t>Information displayed must be clear, easy to understand and relevant</w:t>
+            </w:r>
+          </w:p>
+        </w:tc>
+        <w:tc>
+          <w:tcPr>
+            <w:tcW w:w="2694" w:type="dxa"/>
+          </w:tcPr>
+          <w:p>
+            <w:r>
+              <w:lastRenderedPageBreak/>
+              <w:t xml:space="preserve">Most customers value information like knowing where the food they order is coming from and how it </w:t>
+            </w:r>
+            <w:r>
+              <w:lastRenderedPageBreak/>
+              <w:t xml:space="preserve">is made, especially through local producers. Giving this information to customers will build a relationship of trust and transparency for customers and the business. This also promotes ethical sourcing and benefits the support of local product. Not only this, but the business is also benefitted by increasing the relationship between the customer and produce whilst making the chance of successful orders higher as customers feel confident making purchases </w:t>
+            </w:r>
+            <w:r>
+              <w:t>through informed decisions and knowing where food comes from and its quality.</w:t>
+            </w:r>
+          </w:p>
+        </w:tc>
+      </w:tr>
+      <w:tr>
+        <w:trPr>
+          <w:trHeight w:val="360"/>
+        </w:trPr>
+        <w:tc>
+          <w:tcPr>
+            <w:tcW w:w="2145" w:type="dxa"/>
+          </w:tcPr>
+          <w:p>
+            <w:r>
+              <w:lastRenderedPageBreak/>
+              <w:t>The solution must allow customers to view available products</w:t>
+            </w:r>
+          </w:p>
+        </w:tc>
+        <w:tc>
+          <w:tcPr>
+            <w:tcW w:w="2145" w:type="dxa"/>
+          </w:tcPr>
+          <w:p>
+            <w:r>
+              <w:t xml:space="preserve">As </w:t>
+            </w:r>
+            <w:r>
+              <w:rPr>
+                <w:b/>
+                <w:bCs/>
+              </w:rPr>
+              <w:t>Daniel Morris</w:t>
+            </w:r>
+            <w:r>
+              <w:t>, I want to view available products, alongside their details so that I can decide what items I would like to purchase</w:t>
+            </w:r>
+          </w:p>
+        </w:tc>
+        <w:tc>
+          <w:tcPr>
+            <w:tcW w:w="2145" w:type="dxa"/>
+          </w:tcPr>
           <w:p>
             <w:pPr>
               <w:pStyle w:val="ListParagraph"/>
@@ -3623,21 +2960,8 @@
               </w:numPr>
             </w:pPr>
             <w:r>
-              <w:t xml:space="preserve">Information must </w:t>
-            </w:r>
-            <w:proofErr w:type="gramStart"/>
-            <w:r>
-              <w:t>be displayed</w:t>
-            </w:r>
-            <w:proofErr w:type="gramEnd"/>
-            <w:r>
-              <w:t xml:space="preserve"> clearly and easy to </w:t>
-            </w:r>
-            <w:proofErr w:type="gramStart"/>
-            <w:r>
-              <w:t>read</w:t>
-            </w:r>
-            <w:proofErr w:type="gramEnd"/>
+              <w:t>A “Products” page must be accessible from the main navigation</w:t>
+            </w:r>
           </w:p>
           <w:p>
             <w:pPr>
@@ -3648,83 +2972,9 @@
               </w:numPr>
             </w:pPr>
             <w:r>
-              <w:t>The page must follow WCAG accessibility guidelines</w:t>
-            </w:r>
-          </w:p>
-        </w:tc>
-        <w:tc>
-          <w:tcPr>
-            <w:tcW w:w="2694" w:type="dxa"/>
-          </w:tcPr>
-          <w:p>
-            <w:r>
-              <w:lastRenderedPageBreak/>
-              <w:t>Customers</w:t>
-            </w:r>
-            <w:r>
-              <w:t xml:space="preserve"> may be confused or hesitant when making purchases online, giving customers the opportunity to view the products available on the solution with clear description allowed for informed decisions to </w:t>
-            </w:r>
-            <w:proofErr w:type="gramStart"/>
-            <w:r>
-              <w:t>be made</w:t>
-            </w:r>
-            <w:proofErr w:type="gramEnd"/>
-            <w:r>
-              <w:t xml:space="preserve"> when placing orders. The system improves user experience by providing users a clear display of information, which also decreases the number of incorrect orders, which will reduce the number of staff and producer enquiries. This also benefits the business as customer confidence </w:t>
-            </w:r>
-            <w:proofErr w:type="gramStart"/>
-            <w:r>
-              <w:t>is improved</w:t>
-            </w:r>
-            <w:proofErr w:type="gramEnd"/>
-            <w:r>
-              <w:t xml:space="preserve"> through clear information, </w:t>
-            </w:r>
-            <w:r>
-              <w:lastRenderedPageBreak/>
-              <w:t>which improves sales as customers can make informed decisions to easily browse and select products which are suitable to their need.</w:t>
-            </w:r>
-          </w:p>
-        </w:tc>
-      </w:tr>
-      <w:tr>
-        <w:trPr>
-          <w:trHeight w:val="360"/>
-        </w:trPr>
-        <w:tc>
-          <w:tcPr>
-            <w:tcW w:w="2145" w:type="dxa"/>
-          </w:tcPr>
-          <w:p>
-            <w:r>
-              <w:t>The solution must allow customers to place orders for products</w:t>
-            </w:r>
-          </w:p>
-        </w:tc>
-        <w:tc>
-          <w:tcPr>
-            <w:tcW w:w="2145" w:type="dxa"/>
-          </w:tcPr>
-          <w:p>
-            <w:r>
-              <w:t xml:space="preserve">As </w:t>
-            </w:r>
-            <w:r>
-              <w:rPr>
-                <w:b/>
-                <w:bCs/>
-              </w:rPr>
-              <w:t>Daniel Morris</w:t>
-            </w:r>
-            <w:r>
-              <w:t>, I want to place an order for products so that I can purchase locally produced food through platforms.</w:t>
-            </w:r>
-          </w:p>
-        </w:tc>
-        <w:tc>
-          <w:tcPr>
-            <w:tcW w:w="2145" w:type="dxa"/>
-          </w:tcPr>
+              <w:t>A list of all available products must be displayed to users.</w:t>
+            </w:r>
+          </w:p>
           <w:p>
             <w:pPr>
               <w:pStyle w:val="ListParagraph"/>
@@ -3734,13 +2984,8 @@
               </w:numPr>
             </w:pPr>
             <w:r>
-              <w:t xml:space="preserve">Users must be able to add products to a type of shopping </w:t>
-            </w:r>
-            <w:proofErr w:type="gramStart"/>
-            <w:r>
-              <w:t>basket</w:t>
-            </w:r>
-            <w:proofErr w:type="gramEnd"/>
+              <w:t>Products must display name, price description and availability status</w:t>
+            </w:r>
           </w:p>
           <w:p>
             <w:pPr>
@@ -3751,7 +2996,11 @@
               </w:numPr>
             </w:pPr>
             <w:r>
-              <w:t>Users must be able to review selected items before confirming an order.</w:t>
+              <w:t xml:space="preserve">Products must include images </w:t>
+            </w:r>
+            <w:r>
+              <w:lastRenderedPageBreak/>
+              <w:t>where possible</w:t>
             </w:r>
           </w:p>
           <w:p>
@@ -3763,13 +3012,8 @@
               </w:numPr>
             </w:pPr>
             <w:r>
-              <w:t xml:space="preserve">Users must be able to choose collection or delivery option when placing an </w:t>
-            </w:r>
-            <w:proofErr w:type="gramStart"/>
-            <w:r>
-              <w:t>order</w:t>
-            </w:r>
-            <w:proofErr w:type="gramEnd"/>
+              <w:t>Product listings should show the producer associated with the product</w:t>
+            </w:r>
           </w:p>
           <w:p>
             <w:pPr>
@@ -3780,13 +3024,8 @@
               </w:numPr>
             </w:pPr>
             <w:r>
-              <w:t xml:space="preserve">Required fields like delivery or contact info must be </w:t>
-            </w:r>
-            <w:proofErr w:type="gramStart"/>
-            <w:r>
-              <w:t>validated</w:t>
-            </w:r>
-            <w:proofErr w:type="gramEnd"/>
+              <w:t>Information must be displayed clearly and easy to read</w:t>
+            </w:r>
           </w:p>
           <w:p>
             <w:pPr>
@@ -3797,18 +3036,68 @@
               </w:numPr>
             </w:pPr>
             <w:r>
-              <w:t xml:space="preserve">The system must check product availability before </w:t>
-            </w:r>
+              <w:t>The page must follow WCAG accessibility guidelines</w:t>
+            </w:r>
+          </w:p>
+        </w:tc>
+        <w:tc>
+          <w:tcPr>
+            <w:tcW w:w="2694" w:type="dxa"/>
+          </w:tcPr>
+          <w:p>
             <w:r>
               <w:lastRenderedPageBreak/>
-              <w:t xml:space="preserve">confirming an </w:t>
-            </w:r>
-            <w:proofErr w:type="gramStart"/>
-            <w:r>
-              <w:t>order</w:t>
-            </w:r>
-            <w:proofErr w:type="gramEnd"/>
-          </w:p>
+              <w:t>Customers</w:t>
+            </w:r>
+            <w:r>
+              <w:t xml:space="preserve"> may be confused or hesitant when making purchases online, giving customers the opportunity to view the products available on the solution with clear description allowed for informed decisions to be made when placing orders. The system improves user experience by providing users a clear display of information, which also decreases the number of incorrect orders, which will reduce the number of staff and producer enquiries. This also benefits the business as customer confidence is improved through clear information, </w:t>
+            </w:r>
+            <w:r>
+              <w:lastRenderedPageBreak/>
+              <w:t>which improves sales as customers can make informed decisions to easily browse and select products which are suitable to their need.</w:t>
+            </w:r>
+          </w:p>
+        </w:tc>
+      </w:tr>
+      <w:tr>
+        <w:trPr>
+          <w:trHeight w:val="360"/>
+        </w:trPr>
+        <w:tc>
+          <w:tcPr>
+            <w:tcW w:w="2145" w:type="dxa"/>
+          </w:tcPr>
+          <w:p>
+            <w:r>
+              <w:lastRenderedPageBreak/>
+              <w:t>The solution must allow customers to place orders for products</w:t>
+            </w:r>
+          </w:p>
+        </w:tc>
+        <w:tc>
+          <w:tcPr>
+            <w:tcW w:w="2145" w:type="dxa"/>
+          </w:tcPr>
+          <w:p>
+            <w:r>
+              <w:t xml:space="preserve">As </w:t>
+            </w:r>
+            <w:r>
+              <w:rPr>
+                <w:b/>
+                <w:bCs/>
+              </w:rPr>
+              <w:t>Daniel Morris</w:t>
+            </w:r>
+            <w:r>
+              <w:t>, I want to place an order for products so that I can purchase locally produced food through platforms.</w:t>
+            </w:r>
+          </w:p>
+        </w:tc>
+        <w:tc>
+          <w:tcPr>
+            <w:tcW w:w="2145" w:type="dxa"/>
+          </w:tcPr>
           <w:p>
             <w:pPr>
               <w:pStyle w:val="ListParagraph"/>
@@ -3818,119 +3107,9 @@
               </w:numPr>
             </w:pPr>
             <w:r>
-              <w:t xml:space="preserve">Users must receive confirmation for their order such as a status update once it has </w:t>
-            </w:r>
-            <w:proofErr w:type="gramStart"/>
-            <w:r>
-              <w:t>been submitted</w:t>
-            </w:r>
-            <w:proofErr w:type="gramEnd"/>
-            <w:r>
-              <w:t xml:space="preserve"> successfully.</w:t>
-            </w:r>
-          </w:p>
-        </w:tc>
-        <w:tc>
-          <w:tcPr>
-            <w:tcW w:w="2694" w:type="dxa"/>
-          </w:tcPr>
-          <w:p>
-            <w:r>
-              <w:lastRenderedPageBreak/>
-              <w:t xml:space="preserve">Customer convenience </w:t>
-            </w:r>
-            <w:proofErr w:type="gramStart"/>
-            <w:r>
-              <w:t>is improved</w:t>
-            </w:r>
-            <w:proofErr w:type="gramEnd"/>
-            <w:r>
-              <w:t xml:space="preserve"> and a volume of staff workload </w:t>
-            </w:r>
-            <w:proofErr w:type="gramStart"/>
-            <w:r>
-              <w:t>and also</w:t>
-            </w:r>
-            <w:proofErr w:type="gramEnd"/>
-            <w:r>
-              <w:t xml:space="preserve"> errors</w:t>
-            </w:r>
-            <w:r>
-              <w:t xml:space="preserve"> occurred when making orders</w:t>
-            </w:r>
-            <w:r>
-              <w:t xml:space="preserve"> </w:t>
-            </w:r>
-            <w:proofErr w:type="gramStart"/>
-            <w:r>
-              <w:t>are reduced</w:t>
-            </w:r>
-            <w:proofErr w:type="gramEnd"/>
-            <w:r>
-              <w:t xml:space="preserve"> as customers can make </w:t>
-            </w:r>
-            <w:r>
-              <w:t>order</w:t>
-            </w:r>
-            <w:r>
-              <w:t xml:space="preserve"> requests at any time through an online booking request system as manual </w:t>
-            </w:r>
-            <w:r>
-              <w:t xml:space="preserve">order </w:t>
-            </w:r>
-            <w:r>
-              <w:t xml:space="preserve">processes are often inefficient and create room for error like double </w:t>
-            </w:r>
-            <w:r>
-              <w:t>orders</w:t>
-            </w:r>
-            <w:r>
-              <w:t>.</w:t>
-            </w:r>
-            <w:r>
-              <w:t xml:space="preserve"> This allows for customer to purchase local produce easily and benefits, increasing potential sales as customers can place orders at any time without requiring staff assistance.</w:t>
-            </w:r>
-          </w:p>
-        </w:tc>
-      </w:tr>
-      <w:tr>
-        <w:trPr>
-          <w:trHeight w:val="360"/>
-        </w:trPr>
-        <w:tc>
-          <w:tcPr>
-            <w:tcW w:w="2145" w:type="dxa"/>
-          </w:tcPr>
-          <w:p>
-            <w:r>
-              <w:t>The solution must include order tracking and management features</w:t>
-            </w:r>
-          </w:p>
-        </w:tc>
-        <w:tc>
-          <w:tcPr>
-            <w:tcW w:w="2145" w:type="dxa"/>
-          </w:tcPr>
-          <w:p>
-            <w:r>
-              <w:t xml:space="preserve">As </w:t>
-            </w:r>
-            <w:r>
-              <w:rPr>
-                <w:b/>
-                <w:bCs/>
-              </w:rPr>
-              <w:t>Daniel Morris</w:t>
-            </w:r>
-            <w:r>
-              <w:t>, I want to track the status of my order so I know when it will be ready for collection or delivery</w:t>
-            </w:r>
-          </w:p>
-        </w:tc>
-        <w:tc>
-          <w:tcPr>
-            <w:tcW w:w="2145" w:type="dxa"/>
-          </w:tcPr>
+              <w:t>Users must be able to add products to a type of shopping basket</w:t>
+            </w:r>
+          </w:p>
           <w:p>
             <w:pPr>
               <w:pStyle w:val="ListParagraph"/>
@@ -3940,13 +3119,8 @@
               </w:numPr>
             </w:pPr>
             <w:r>
-              <w:t xml:space="preserve">Customers must be able to view order status from their </w:t>
-            </w:r>
-            <w:proofErr w:type="gramStart"/>
-            <w:r>
-              <w:t>account</w:t>
-            </w:r>
-            <w:proofErr w:type="gramEnd"/>
+              <w:t>Users must be able to review selected items before confirming an order.</w:t>
+            </w:r>
           </w:p>
           <w:p>
             <w:pPr>
@@ -3957,37 +3131,8 @@
               </w:numPr>
             </w:pPr>
             <w:r>
-              <w:t>Order statuses should be clear and in stages like ‘Pending</w:t>
-            </w:r>
-            <w:proofErr w:type="gramStart"/>
-            <w:r>
-              <w:t>’,</w:t>
-            </w:r>
-            <w:proofErr w:type="gramEnd"/>
-            <w:r>
-              <w:t xml:space="preserve"> ‘Processing</w:t>
-            </w:r>
-            <w:proofErr w:type="gramStart"/>
-            <w:r>
-              <w:t>’,</w:t>
-            </w:r>
-            <w:proofErr w:type="gramEnd"/>
-            <w:r>
-              <w:t xml:space="preserve"> ‘Ready for Collection</w:t>
-            </w:r>
-            <w:proofErr w:type="gramStart"/>
-            <w:r>
-              <w:t>’,</w:t>
-            </w:r>
-            <w:proofErr w:type="gramEnd"/>
-            <w:r>
-              <w:t xml:space="preserve"> or ‘Out for Delivery</w:t>
-            </w:r>
-            <w:proofErr w:type="gramStart"/>
-            <w:r>
-              <w:t>’.</w:t>
-            </w:r>
-            <w:proofErr w:type="gramEnd"/>
+              <w:t>Users must be able to choose collection or delivery option when placing an order</w:t>
+            </w:r>
           </w:p>
           <w:p>
             <w:pPr>
@@ -3998,13 +3143,8 @@
               </w:numPr>
             </w:pPr>
             <w:r>
-              <w:t xml:space="preserve">The system must update order statuses in real time when changes </w:t>
-            </w:r>
-            <w:proofErr w:type="gramStart"/>
-            <w:r>
-              <w:t>occur</w:t>
-            </w:r>
-            <w:proofErr w:type="gramEnd"/>
+              <w:t>Required fields like delivery or contact info must be validated</w:t>
+            </w:r>
           </w:p>
           <w:p>
             <w:pPr>
@@ -4015,75 +3155,13 @@
               </w:numPr>
             </w:pPr>
             <w:r>
-              <w:t>Customers must receive notifications when order status changes.</w:t>
-            </w:r>
-          </w:p>
-        </w:tc>
-        <w:tc>
-          <w:tcPr>
-            <w:tcW w:w="2694" w:type="dxa"/>
-          </w:tcPr>
-          <w:p>
-            <w:r>
-              <w:t xml:space="preserve">Without clear order status updates customers may be confused on when their order will be ready or if </w:t>
-            </w:r>
-            <w:proofErr w:type="gramStart"/>
-            <w:r>
-              <w:t>it’s</w:t>
-            </w:r>
-            <w:proofErr w:type="gramEnd"/>
-            <w:r>
-              <w:t xml:space="preserve"> even gone through, order tracking improves the transparency and communication between customer and business by providing a tracking functionality to reduce uncertainty which means customers </w:t>
-            </w:r>
-            <w:proofErr w:type="gramStart"/>
-            <w:r>
-              <w:t>don’t</w:t>
-            </w:r>
-            <w:proofErr w:type="gramEnd"/>
-            <w:r>
-              <w:t xml:space="preserve"> need to contact support for updates. This improves efficiency for producers and staff while increasing customer satisfaction and even trust whilst using the solution.</w:t>
-            </w:r>
-          </w:p>
-        </w:tc>
-      </w:tr>
-      <w:tr>
-        <w:trPr>
-          <w:trHeight w:val="360"/>
-        </w:trPr>
-        <w:tc>
-          <w:tcPr>
-            <w:tcW w:w="2145" w:type="dxa"/>
-          </w:tcPr>
-          <w:p>
-            <w:r>
-              <w:t>The solution must provide a loyalty scheme for customers</w:t>
-            </w:r>
-          </w:p>
-        </w:tc>
-        <w:tc>
-          <w:tcPr>
-            <w:tcW w:w="2145" w:type="dxa"/>
-          </w:tcPr>
-          <w:p>
-            <w:r>
-              <w:t xml:space="preserve">As </w:t>
-            </w:r>
-            <w:r>
-              <w:rPr>
-                <w:b/>
-                <w:bCs/>
-              </w:rPr>
-              <w:t xml:space="preserve">Sophie Patel, </w:t>
-            </w:r>
-            <w:r>
-              <w:t>I want to receive loyalty rewards and discounts so I can feel encouraged to continue purchasing from GLH.</w:t>
-            </w:r>
-          </w:p>
-        </w:tc>
-        <w:tc>
-          <w:tcPr>
-            <w:tcW w:w="2145" w:type="dxa"/>
-          </w:tcPr>
+              <w:t xml:space="preserve">The system must check product availability before </w:t>
+            </w:r>
+            <w:r>
+              <w:lastRenderedPageBreak/>
+              <w:t>confirming an order</w:t>
+            </w:r>
+          </w:p>
           <w:p>
             <w:pPr>
               <w:pStyle w:val="ListParagraph"/>
@@ -4093,22 +3171,101 @@
               </w:numPr>
             </w:pPr>
             <w:r>
-              <w:t xml:space="preserve">Purchases made by registered customers must </w:t>
+              <w:t>Users must receive confirmation for their order such as a status update once it has been submitted successfully.</w:t>
+            </w:r>
+          </w:p>
+        </w:tc>
+        <w:tc>
+          <w:tcPr>
+            <w:tcW w:w="2694" w:type="dxa"/>
+          </w:tcPr>
+          <w:p>
+            <w:r>
+              <w:lastRenderedPageBreak/>
+              <w:t xml:space="preserve">Customer convenience is improved and a volume of staff workload </w:t>
             </w:r>
             <w:proofErr w:type="gramStart"/>
             <w:r>
-              <w:t>be tracked</w:t>
+              <w:t>and also</w:t>
             </w:r>
             <w:proofErr w:type="gramEnd"/>
             <w:r>
-              <w:t xml:space="preserve"> by the </w:t>
-            </w:r>
-            <w:proofErr w:type="gramStart"/>
-            <w:r>
-              <w:t>system</w:t>
-            </w:r>
-            <w:proofErr w:type="gramEnd"/>
-          </w:p>
+              <w:t xml:space="preserve"> errors</w:t>
+            </w:r>
+            <w:r>
+              <w:t xml:space="preserve"> occurred when making orders</w:t>
+            </w:r>
+            <w:r>
+              <w:t xml:space="preserve"> are reduced as customers can make </w:t>
+            </w:r>
+            <w:r>
+              <w:t>order</w:t>
+            </w:r>
+            <w:r>
+              <w:t xml:space="preserve"> requests at any time through an online </w:t>
+            </w:r>
+            <w:r>
+              <w:t xml:space="preserve">order </w:t>
+            </w:r>
+            <w:r>
+              <w:t xml:space="preserve">request system as manual </w:t>
+            </w:r>
+            <w:r>
+              <w:t xml:space="preserve">order </w:t>
+            </w:r>
+            <w:r>
+              <w:t xml:space="preserve">processes are often inefficient and create room for error like double </w:t>
+            </w:r>
+            <w:r>
+              <w:t>orders</w:t>
+            </w:r>
+            <w:r>
+              <w:t>.</w:t>
+            </w:r>
+            <w:r>
+              <w:t xml:space="preserve"> This allows for customer to purchase local produce easily and benefits, increasing potential sales as customers can place orders at any time without requiring staff assistance.</w:t>
+            </w:r>
+          </w:p>
+        </w:tc>
+      </w:tr>
+      <w:tr>
+        <w:trPr>
+          <w:trHeight w:val="360"/>
+        </w:trPr>
+        <w:tc>
+          <w:tcPr>
+            <w:tcW w:w="2145" w:type="dxa"/>
+          </w:tcPr>
+          <w:p>
+            <w:r>
+              <w:t>The solution must include order tracking and management features</w:t>
+            </w:r>
+          </w:p>
+        </w:tc>
+        <w:tc>
+          <w:tcPr>
+            <w:tcW w:w="2145" w:type="dxa"/>
+          </w:tcPr>
+          <w:p>
+            <w:r>
+              <w:t xml:space="preserve">As </w:t>
+            </w:r>
+            <w:r>
+              <w:rPr>
+                <w:b/>
+                <w:bCs/>
+              </w:rPr>
+              <w:t>Daniel Morris</w:t>
+            </w:r>
+            <w:r>
+              <w:t>, I want to track the status of my order so I know when it will be ready for collection or delivery</w:t>
+            </w:r>
+          </w:p>
+        </w:tc>
+        <w:tc>
+          <w:tcPr>
+            <w:tcW w:w="2145" w:type="dxa"/>
+          </w:tcPr>
           <w:p>
             <w:pPr>
               <w:pStyle w:val="ListParagraph"/>
@@ -4118,17 +3275,8 @@
               </w:numPr>
             </w:pPr>
             <w:r>
-              <w:t xml:space="preserve">Customers must </w:t>
-            </w:r>
-            <w:r>
-              <w:lastRenderedPageBreak/>
-              <w:t xml:space="preserve">complete orders to gain loyalty points or </w:t>
-            </w:r>
-            <w:proofErr w:type="gramStart"/>
-            <w:r>
-              <w:t>discounts</w:t>
-            </w:r>
-            <w:proofErr w:type="gramEnd"/>
+              <w:t>Customers must be able to view order status from their account</w:t>
+            </w:r>
           </w:p>
           <w:p>
             <w:pPr>
@@ -4139,13 +3287,8 @@
               </w:numPr>
             </w:pPr>
             <w:r>
-              <w:t xml:space="preserve">Customers must be able to view loyalty points or discounts within their </w:t>
-            </w:r>
-            <w:proofErr w:type="gramStart"/>
-            <w:r>
-              <w:t>account</w:t>
-            </w:r>
-            <w:proofErr w:type="gramEnd"/>
+              <w:t>Order statuses should be clear and in stages like ‘Pending’, ‘Processing’, ‘Ready for Collection’, or ‘Out for Delivery’.</w:t>
+            </w:r>
           </w:p>
           <w:p>
             <w:pPr>
@@ -4156,21 +3299,127 @@
               </w:numPr>
             </w:pPr>
             <w:r>
+              <w:t>The system must update order statuses in real time when changes occur</w:t>
+            </w:r>
+          </w:p>
+          <w:p>
+            <w:pPr>
+              <w:pStyle w:val="ListParagraph"/>
+              <w:numPr>
+                <w:ilvl w:val="0"/>
+                <w:numId w:val="12"/>
+              </w:numPr>
+            </w:pPr>
+            <w:r>
+              <w:t>Customers must receive notifications when order status changes.</w:t>
+            </w:r>
+          </w:p>
+        </w:tc>
+        <w:tc>
+          <w:tcPr>
+            <w:tcW w:w="2694" w:type="dxa"/>
+          </w:tcPr>
+          <w:p>
+            <w:r>
+              <w:t>Without clear order status updates customers may be confused on when their order will be ready or if it’s even gone through, order tracking improves the transparency and communication between customer and business by providing a tracking functionality to reduce uncertainty which means customers don’t need to contact support for updates. This improves efficiency for producers and staff while increasing customer satisfaction and even trust whilst using the solution.</w:t>
+            </w:r>
+          </w:p>
+        </w:tc>
+      </w:tr>
+      <w:tr>
+        <w:trPr>
+          <w:trHeight w:val="360"/>
+        </w:trPr>
+        <w:tc>
+          <w:tcPr>
+            <w:tcW w:w="2145" w:type="dxa"/>
+          </w:tcPr>
+          <w:p>
+            <w:r>
+              <w:t>The solution must provide a loyalty scheme for customers</w:t>
+            </w:r>
+          </w:p>
+        </w:tc>
+        <w:tc>
+          <w:tcPr>
+            <w:tcW w:w="2145" w:type="dxa"/>
+          </w:tcPr>
+          <w:p>
+            <w:r>
+              <w:t xml:space="preserve">As </w:t>
+            </w:r>
+            <w:r>
+              <w:rPr>
+                <w:b/>
+                <w:bCs/>
+              </w:rPr>
+              <w:t xml:space="preserve">Sophie Patel, </w:t>
+            </w:r>
+            <w:r>
+              <w:t>I want to receive loyalty rewards and discounts so I can feel encouraged to continue purchasing from GLH.</w:t>
+            </w:r>
+          </w:p>
+        </w:tc>
+        <w:tc>
+          <w:tcPr>
+            <w:tcW w:w="2145" w:type="dxa"/>
+          </w:tcPr>
+          <w:p>
+            <w:pPr>
+              <w:pStyle w:val="ListParagraph"/>
+              <w:numPr>
+                <w:ilvl w:val="0"/>
+                <w:numId w:val="12"/>
+              </w:numPr>
+            </w:pPr>
+            <w:r>
+              <w:t>Purchases made by registered customers must be tracked by the system</w:t>
+            </w:r>
+          </w:p>
+          <w:p>
+            <w:pPr>
+              <w:pStyle w:val="ListParagraph"/>
+              <w:numPr>
+                <w:ilvl w:val="0"/>
+                <w:numId w:val="12"/>
+              </w:numPr>
+            </w:pPr>
+            <w:r>
+              <w:t xml:space="preserve">Customers must </w:t>
+            </w:r>
+            <w:r>
+              <w:lastRenderedPageBreak/>
+              <w:t>complete orders to gain loyalty points or discounts</w:t>
+            </w:r>
+          </w:p>
+          <w:p>
+            <w:pPr>
+              <w:pStyle w:val="ListParagraph"/>
+              <w:numPr>
+                <w:ilvl w:val="0"/>
+                <w:numId w:val="12"/>
+              </w:numPr>
+            </w:pPr>
+            <w:r>
+              <w:t>Customers must be able to view loyalty points or discounts within their account</w:t>
+            </w:r>
+          </w:p>
+          <w:p>
+            <w:pPr>
+              <w:pStyle w:val="ListParagraph"/>
+              <w:numPr>
+                <w:ilvl w:val="0"/>
+                <w:numId w:val="12"/>
+              </w:numPr>
+            </w:pPr>
+            <w:r>
               <w:t xml:space="preserve">Any discounts applied </w:t>
             </w:r>
             <w:r>
-              <w:t xml:space="preserve">must </w:t>
-            </w:r>
-            <w:proofErr w:type="gramStart"/>
-            <w:r>
-              <w:t>be</w:t>
-            </w:r>
-            <w:r>
-              <w:t xml:space="preserve"> displayed</w:t>
-            </w:r>
-            <w:proofErr w:type="gramEnd"/>
-            <w:r>
-              <w:t xml:space="preserve"> clearly before order confirmation</w:t>
+              <w:t>must be</w:t>
+            </w:r>
+            <w:r>
+              <w:t xml:space="preserve"> displayed clearly before order confirmation</w:t>
             </w:r>
           </w:p>
         </w:tc>
@@ -4193,15 +3442,7 @@
             </w:r>
             <w:r>
               <w:lastRenderedPageBreak/>
-              <w:t xml:space="preserve">business as long-term revenue </w:t>
-            </w:r>
-            <w:proofErr w:type="gramStart"/>
-            <w:r>
-              <w:t>is obtained</w:t>
-            </w:r>
-            <w:proofErr w:type="gramEnd"/>
-            <w:r>
-              <w:t xml:space="preserve"> through customer retention and providing customers with added value through discounts and exclusive offers.</w:t>
+              <w:t>business as long-term revenue is obtained through customer retention and providing customers with added value through discounts and exclusive offers.</w:t>
             </w:r>
           </w:p>
         </w:tc>
@@ -4339,21 +3580,8 @@
               </w:numPr>
             </w:pPr>
             <w:r>
-              <w:t xml:space="preserve">All pages must load in under </w:t>
-            </w:r>
-            <w:proofErr w:type="gramStart"/>
-            <w:r>
-              <w:t>2</w:t>
-            </w:r>
-            <w:proofErr w:type="gramEnd"/>
-            <w:r>
-              <w:t xml:space="preserve"> </w:t>
-            </w:r>
-            <w:proofErr w:type="gramStart"/>
-            <w:r>
-              <w:t>seconds</w:t>
-            </w:r>
-            <w:proofErr w:type="gramEnd"/>
+              <w:t>All pages must load in under 2 seconds</w:t>
+            </w:r>
           </w:p>
           <w:p>
             <w:pPr>
@@ -4365,21 +3593,8 @@
               <w:spacing w:line="256" w:lineRule="auto"/>
             </w:pPr>
             <w:r>
-              <w:t xml:space="preserve">Initial page contents should be visible within </w:t>
-            </w:r>
-            <w:proofErr w:type="gramStart"/>
-            <w:r>
-              <w:t>2</w:t>
-            </w:r>
-            <w:proofErr w:type="gramEnd"/>
-            <w:r>
-              <w:t xml:space="preserve"> </w:t>
-            </w:r>
-            <w:proofErr w:type="gramStart"/>
-            <w:r>
-              <w:t>seconds</w:t>
-            </w:r>
-            <w:proofErr w:type="gramEnd"/>
+              <w:t>Initial page contents should be visible within 2 seconds</w:t>
+            </w:r>
           </w:p>
           <w:p/>
         </w:tc>
@@ -4400,15 +3615,7 @@
               <w:t xml:space="preserve"> made </w:t>
             </w:r>
             <w:r>
-              <w:t xml:space="preserve">should </w:t>
-            </w:r>
-            <w:proofErr w:type="gramStart"/>
-            <w:r>
-              <w:t>be processed</w:t>
-            </w:r>
-            <w:proofErr w:type="gramEnd"/>
-            <w:r>
-              <w:t xml:space="preserve"> quickly</w:t>
+              <w:t>should be processed quickly</w:t>
             </w:r>
           </w:p>
         </w:tc>
@@ -4424,15 +3631,7 @@
               <w:t>order</w:t>
             </w:r>
             <w:r>
-              <w:t xml:space="preserve"> </w:t>
-            </w:r>
-            <w:proofErr w:type="gramStart"/>
-            <w:r>
-              <w:t>was submitted</w:t>
-            </w:r>
-            <w:proofErr w:type="gramEnd"/>
-            <w:r>
-              <w:t xml:space="preserve"> successfully</w:t>
+              <w:t xml:space="preserve"> was submitted successfully</w:t>
             </w:r>
             <w:r>
               <w:t xml:space="preserve"> with the ability to view the status</w:t>
@@ -4457,28 +3656,12 @@
               <w:t>Orders</w:t>
             </w:r>
             <w:r>
-              <w:t xml:space="preserve"> must </w:t>
-            </w:r>
-            <w:proofErr w:type="gramStart"/>
-            <w:r>
-              <w:t>be processed</w:t>
-            </w:r>
-            <w:proofErr w:type="gramEnd"/>
-            <w:r>
-              <w:t xml:space="preserve"> within 5 seconds</w:t>
-            </w:r>
-          </w:p>
-          <w:p>
-            <w:r>
-              <w:t xml:space="preserve">• Users should receive confirmation feedback immediately after a status has </w:t>
-            </w:r>
-            <w:proofErr w:type="gramStart"/>
-            <w:r>
-              <w:t>been applied</w:t>
-            </w:r>
-            <w:proofErr w:type="gramEnd"/>
-            <w:r>
-              <w:t xml:space="preserve"> to it.</w:t>
+              <w:t xml:space="preserve"> must be processed within 5 seconds</w:t>
+            </w:r>
+          </w:p>
+          <w:p>
+            <w:r>
+              <w:t>• Users should receive confirmation feedback immediately after a status has been applied to it.</w:t>
             </w:r>
           </w:p>
           <w:p/>
@@ -4500,15 +3683,7 @@
           </w:tcPr>
           <w:p>
             <w:r>
-              <w:t xml:space="preserve">The website should </w:t>
-            </w:r>
-            <w:proofErr w:type="gramStart"/>
-            <w:r>
-              <w:t>handle</w:t>
-            </w:r>
-            <w:proofErr w:type="gramEnd"/>
-            <w:r>
-              <w:t xml:space="preserve"> navigation without delays</w:t>
+              <w:t>The website should handle navigation without delays</w:t>
             </w:r>
           </w:p>
         </w:tc>
@@ -4581,15 +3756,7 @@
           </w:tcPr>
           <w:p>
             <w:r>
-              <w:t xml:space="preserve">Images loading quickly shows professionalism on the website, showing performance </w:t>
-            </w:r>
-            <w:proofErr w:type="gramStart"/>
-            <w:r>
-              <w:t>isn’t</w:t>
-            </w:r>
-            <w:proofErr w:type="gramEnd"/>
-            <w:r>
-              <w:t xml:space="preserve"> an issue, helping build trust between the customers.</w:t>
+              <w:t>Images loading quickly shows professionalism on the website, showing performance isn’t an issue, helping build trust between the customers.</w:t>
             </w:r>
           </w:p>
         </w:tc>
@@ -4683,62 +3850,36 @@
           </w:tcPr>
           <w:p>
             <w:r>
-              <w:t xml:space="preserve">User account data must </w:t>
+              <w:t>User account data must be securely stored</w:t>
+            </w:r>
+          </w:p>
+        </w:tc>
+        <w:tc>
+          <w:tcPr>
+            <w:tcW w:w="2744" w:type="dxa"/>
+          </w:tcPr>
+          <w:p>
+            <w:r>
+              <w:t>Customer information is protected through secure data storage, making sure data protection laws are being followed which will build confidence for users using the platform.</w:t>
+            </w:r>
+          </w:p>
+        </w:tc>
+        <w:tc>
+          <w:tcPr>
+            <w:tcW w:w="2748" w:type="dxa"/>
+          </w:tcPr>
+          <w:p>
+            <w:r>
+              <w:t xml:space="preserve">• 100% of </w:t>
             </w:r>
             <w:proofErr w:type="gramStart"/>
             <w:r>
-              <w:t>be securely stored</w:t>
+              <w:t>users</w:t>
             </w:r>
             <w:proofErr w:type="gramEnd"/>
-          </w:p>
-        </w:tc>
-        <w:tc>
-          <w:tcPr>
-            <w:tcW w:w="2744" w:type="dxa"/>
-          </w:tcPr>
-          <w:p>
-            <w:r>
-              <w:t xml:space="preserve">Customer information </w:t>
-            </w:r>
-            <w:proofErr w:type="gramStart"/>
-            <w:r>
-              <w:t>is protected</w:t>
-            </w:r>
-            <w:proofErr w:type="gramEnd"/>
-            <w:r>
-              <w:t xml:space="preserve"> through secure data storage, making sure data protection laws are </w:t>
-            </w:r>
-            <w:proofErr w:type="gramStart"/>
-            <w:r>
-              <w:t>being followed</w:t>
-            </w:r>
-            <w:proofErr w:type="gramEnd"/>
-            <w:r>
-              <w:t xml:space="preserve"> which will build confidence for users using the platform.</w:t>
-            </w:r>
-          </w:p>
-        </w:tc>
-        <w:tc>
-          <w:tcPr>
-            <w:tcW w:w="2748" w:type="dxa"/>
-          </w:tcPr>
-          <w:p>
-            <w:r>
-              <w:t xml:space="preserve">• 100% of </w:t>
-            </w:r>
-            <w:proofErr w:type="gramStart"/>
-            <w:r>
-              <w:t>users</w:t>
-            </w:r>
-            <w:proofErr w:type="gramEnd"/>
-            <w:r>
-              <w:t xml:space="preserve"> passwords must </w:t>
-            </w:r>
-            <w:proofErr w:type="gramStart"/>
-            <w:r>
-              <w:t>be encrypted</w:t>
-            </w:r>
-            <w:proofErr w:type="gramEnd"/>
+            <w:r>
+              <w:t xml:space="preserve"> passwords must be encrypted</w:t>
+            </w:r>
           </w:p>
           <w:p>
             <w:r>
@@ -4767,15 +3908,7 @@
           </w:tcPr>
           <w:p>
             <w:r>
-              <w:t xml:space="preserve">Sensitive data and business operations are secure as unauthorised users </w:t>
-            </w:r>
-            <w:proofErr w:type="gramStart"/>
-            <w:r>
-              <w:t>are prevented</w:t>
-            </w:r>
-            <w:proofErr w:type="gramEnd"/>
-            <w:r>
-              <w:t xml:space="preserve"> from managing</w:t>
+              <w:t>Sensitive data and business operations are secure as unauthorised users are prevented from managing</w:t>
             </w:r>
             <w:r>
               <w:t xml:space="preserve"> product listings and </w:t>
@@ -4829,15 +3962,7 @@
           </w:tcPr>
           <w:p>
             <w:r>
-              <w:t xml:space="preserve">The company’s reputation and trust will </w:t>
-            </w:r>
-            <w:proofErr w:type="gramStart"/>
-            <w:r>
-              <w:t>be preserved</w:t>
-            </w:r>
-            <w:proofErr w:type="gramEnd"/>
-            <w:r>
-              <w:t xml:space="preserve"> through preventing unauthorised access as it protects customers data.</w:t>
+              <w:t>The company’s reputation and trust will be preserved through preventing unauthorised access as it protects customers data.</w:t>
             </w:r>
           </w:p>
         </w:tc>
@@ -4867,15 +3992,7 @@
           </w:tcPr>
           <w:p>
             <w:r>
-              <w:t xml:space="preserve">User sessions must be </w:t>
-            </w:r>
-            <w:proofErr w:type="gramStart"/>
-            <w:r>
-              <w:t>handled</w:t>
-            </w:r>
-            <w:proofErr w:type="gramEnd"/>
-            <w:r>
-              <w:t xml:space="preserve"> securely</w:t>
+              <w:t>User sessions must be handled securely</w:t>
             </w:r>
           </w:p>
         </w:tc>
@@ -4895,15 +4012,7 @@
           </w:tcPr>
           <w:p>
             <w:r>
-              <w:t xml:space="preserve">• Users must </w:t>
-            </w:r>
-            <w:proofErr w:type="gramStart"/>
-            <w:r>
-              <w:t>be logged</w:t>
-            </w:r>
-            <w:proofErr w:type="gramEnd"/>
-            <w:r>
-              <w:t xml:space="preserve"> out after going off the solution</w:t>
+              <w:t>• Users must be logged out after going off the solution</w:t>
             </w:r>
           </w:p>
           <w:p>
@@ -4997,29 +4106,13 @@
           </w:tcPr>
           <w:p>
             <w:r>
-              <w:t xml:space="preserve">This will make sure the system is </w:t>
-            </w:r>
-            <w:proofErr w:type="gramStart"/>
-            <w:r>
-              <w:t>reliable</w:t>
-            </w:r>
-            <w:proofErr w:type="gramEnd"/>
-            <w:r>
-              <w:t xml:space="preserve"> as the website experiences more traffic, preventing </w:t>
+              <w:t xml:space="preserve">This will make sure the system is reliable as the website experiences more traffic, preventing </w:t>
             </w:r>
             <w:r>
               <w:t>purchases</w:t>
             </w:r>
             <w:r>
-              <w:t xml:space="preserve"> from </w:t>
-            </w:r>
-            <w:proofErr w:type="gramStart"/>
-            <w:r>
-              <w:t>being missed</w:t>
-            </w:r>
-            <w:proofErr w:type="gramEnd"/>
-            <w:r>
-              <w:t xml:space="preserve"> during peaks.</w:t>
+              <w:t xml:space="preserve"> from being missed during peaks.</w:t>
             </w:r>
           </w:p>
         </w:tc>
@@ -5029,15 +4122,7 @@
           </w:tcPr>
           <w:p>
             <w:r>
-              <w:t xml:space="preserve">• Support at least </w:t>
-            </w:r>
-            <w:proofErr w:type="gramStart"/>
-            <w:r>
-              <w:t>1000</w:t>
-            </w:r>
-            <w:proofErr w:type="gramEnd"/>
-            <w:r>
-              <w:t xml:space="preserve"> active users without performance loss</w:t>
+              <w:t>• Support at least 1000 active users without performance loss</w:t>
             </w:r>
           </w:p>
           <w:p>
@@ -5067,15 +4152,7 @@
           </w:tcPr>
           <w:p>
             <w:r>
-              <w:t xml:space="preserve">Revenue and customer satisfaction </w:t>
-            </w:r>
-            <w:proofErr w:type="gramStart"/>
-            <w:r>
-              <w:t>is protected</w:t>
-            </w:r>
-            <w:proofErr w:type="gramEnd"/>
-            <w:r>
-              <w:t xml:space="preserve"> due to stable performances ensuring that service is </w:t>
+              <w:t xml:space="preserve">Revenue and customer satisfaction is protected due to stable performances ensuring that service is </w:t>
             </w:r>
             <w:r>
               <w:lastRenderedPageBreak/>
@@ -5142,15 +4219,7 @@
           </w:tcPr>
           <w:p>
             <w:r>
-              <w:t xml:space="preserve">• New features can </w:t>
-            </w:r>
-            <w:proofErr w:type="gramStart"/>
-            <w:r>
-              <w:t>be added</w:t>
-            </w:r>
-            <w:proofErr w:type="gramEnd"/>
-            <w:r>
-              <w:t xml:space="preserve"> without any major system redesign</w:t>
+              <w:t>• New features can be added without any major system redesign</w:t>
             </w:r>
           </w:p>
           <w:p>
@@ -5204,15 +4273,7 @@
               <w:t xml:space="preserve"> and listings</w:t>
             </w:r>
             <w:r>
-              <w:t xml:space="preserve"> being </w:t>
-            </w:r>
-            <w:proofErr w:type="gramStart"/>
-            <w:r>
-              <w:t>handled</w:t>
-            </w:r>
-            <w:proofErr w:type="gramEnd"/>
-            <w:r>
-              <w:t xml:space="preserve"> reliably allows for operational efficiency and business stability.</w:t>
+              <w:t xml:space="preserve"> being handled reliably allows for operational efficiency and business stability.</w:t>
             </w:r>
           </w:p>
         </w:tc>
@@ -5312,26 +4373,10 @@
           </w:tcPr>
           <w:p>
             <w:r>
-              <w:t xml:space="preserve">The system must </w:t>
-            </w:r>
-            <w:proofErr w:type="gramStart"/>
-            <w:r>
-              <w:t>handle</w:t>
-            </w:r>
-            <w:proofErr w:type="gramEnd"/>
-            <w:r>
-              <w:t xml:space="preserve"> multiple </w:t>
-            </w:r>
-            <w:r>
-              <w:t xml:space="preserve">purchases </w:t>
-            </w:r>
-            <w:proofErr w:type="gramStart"/>
-            <w:r>
-              <w:t>being made</w:t>
-            </w:r>
-            <w:proofErr w:type="gramEnd"/>
-            <w:r>
-              <w:t xml:space="preserve"> </w:t>
+              <w:t xml:space="preserve">The system must handle multiple </w:t>
+            </w:r>
+            <w:r>
+              <w:t xml:space="preserve">purchases being made </w:t>
             </w:r>
             <w:r>
               <w:t>simultaneously.</w:t>
@@ -5389,21 +4434,8 @@
             <w:tcW w:w="2744" w:type="dxa"/>
           </w:tcPr>
           <w:p>
-            <w:proofErr w:type="gramStart"/>
-            <w:r>
-              <w:t>Handling</w:t>
-            </w:r>
-            <w:proofErr w:type="gramEnd"/>
-            <w:r>
-              <w:t xml:space="preserve"> </w:t>
-            </w:r>
-            <w:proofErr w:type="gramStart"/>
-            <w:r>
-              <w:t>many</w:t>
-            </w:r>
-            <w:proofErr w:type="gramEnd"/>
-            <w:r>
-              <w:t xml:space="preserve"> users ensures the problem can grow with the business without running into technical limitation.</w:t>
+            <w:r>
+              <w:t>Handling many users ensures the problem can grow with the business without running into technical limitation.</w:t>
             </w:r>
           </w:p>
         </w:tc>
@@ -5439,15 +4471,7 @@
           </w:tcPr>
           <w:p>
             <w:r>
-              <w:t xml:space="preserve">The system must </w:t>
-            </w:r>
-            <w:proofErr w:type="gramStart"/>
-            <w:r>
-              <w:t>handle</w:t>
-            </w:r>
-            <w:proofErr w:type="gramEnd"/>
-            <w:r>
-              <w:t xml:space="preserve"> large volumes of</w:t>
+              <w:t>The system must handle large volumes of</w:t>
             </w:r>
             <w:r>
               <w:t xml:space="preserve"> customer and product</w:t>
@@ -5469,15 +4493,7 @@
           </w:tcPr>
           <w:p>
             <w:r>
-              <w:t xml:space="preserve">With the ability to </w:t>
-            </w:r>
-            <w:proofErr w:type="gramStart"/>
-            <w:r>
-              <w:t>handle</w:t>
-            </w:r>
-            <w:proofErr w:type="gramEnd"/>
-            <w:r>
-              <w:t xml:space="preserve"> large masses of </w:t>
+              <w:t xml:space="preserve">With the ability to handle large masses of </w:t>
             </w:r>
             <w:r>
               <w:t>customer and product</w:t>
@@ -5489,15 +4505,7 @@
               <w:t xml:space="preserve">and order </w:t>
             </w:r>
             <w:r>
-              <w:t xml:space="preserve">data, the system will stay usable as the business grows and gains more traffic. This prevents halts in business process like staff productivity </w:t>
-            </w:r>
-            <w:proofErr w:type="gramStart"/>
-            <w:r>
-              <w:t>being slowed</w:t>
-            </w:r>
-            <w:proofErr w:type="gramEnd"/>
-            <w:r>
-              <w:t xml:space="preserve"> down and a loss of customer experience, especially in busy periods.</w:t>
+              <w:t>data, the system will stay usable as the business grows and gains more traffic. This prevents halts in business process like staff productivity being slowed down and a loss of customer experience, especially in busy periods.</w:t>
             </w:r>
           </w:p>
         </w:tc>
@@ -5507,15 +4515,7 @@
           </w:tcPr>
           <w:p>
             <w:r>
-              <w:t xml:space="preserve">• The system can process </w:t>
-            </w:r>
-            <w:proofErr w:type="gramStart"/>
-            <w:r>
-              <w:t>100</w:t>
-            </w:r>
-            <w:proofErr w:type="gramEnd"/>
-            <w:r>
-              <w:t xml:space="preserve"> product records without slowing down</w:t>
+              <w:t>• The system can process 100 product records without slowing down</w:t>
             </w:r>
           </w:p>
           <w:p>
@@ -5541,15 +4541,7 @@
               <w:t>/producer</w:t>
             </w:r>
             <w:r>
-              <w:t xml:space="preserve"> area must </w:t>
-            </w:r>
-            <w:proofErr w:type="gramStart"/>
-            <w:r>
-              <w:t>handle</w:t>
-            </w:r>
-            <w:proofErr w:type="gramEnd"/>
-            <w:r>
-              <w:t xml:space="preserve"> multiple staff</w:t>
+              <w:t xml:space="preserve"> area must handle multiple staff</w:t>
             </w:r>
             <w:r>
               <w:t>/producer</w:t>
@@ -5581,15 +4573,7 @@
           </w:p>
           <w:p>
             <w:r>
-              <w:t xml:space="preserve">• Staff actions </w:t>
-            </w:r>
-            <w:proofErr w:type="gramStart"/>
-            <w:r>
-              <w:t>don’t</w:t>
-            </w:r>
-            <w:proofErr w:type="gramEnd"/>
-            <w:r>
-              <w:t xml:space="preserve"> interfere with each</w:t>
+              <w:t>• Staff actions don’t interfere with each</w:t>
             </w:r>
             <w:r>
               <w:t xml:space="preserve"> </w:t>
@@ -5605,15 +4589,7 @@
           </w:p>
           <w:p>
             <w:r>
-              <w:t xml:space="preserve">• Producer actions </w:t>
-            </w:r>
-            <w:proofErr w:type="gramStart"/>
-            <w:r>
-              <w:t>don’t</w:t>
-            </w:r>
-            <w:proofErr w:type="gramEnd"/>
-            <w:r>
-              <w:t xml:space="preserve"> interfere with each</w:t>
+              <w:t>• Producer actions don’t interfere with each</w:t>
             </w:r>
             <w:r>
               <w:t xml:space="preserve"> </w:t>
@@ -5700,15 +4676,7 @@
           </w:tcPr>
           <w:p>
             <w:r>
-              <w:t xml:space="preserve">The system should be </w:t>
-            </w:r>
-            <w:proofErr w:type="gramStart"/>
-            <w:r>
-              <w:t>highly available</w:t>
-            </w:r>
-            <w:proofErr w:type="gramEnd"/>
-            <w:r>
-              <w:t>.</w:t>
+              <w:t>The system should be highly available.</w:t>
             </w:r>
           </w:p>
         </w:tc>
@@ -5733,15 +4701,7 @@
           </w:p>
           <w:p>
             <w:r>
-              <w:t xml:space="preserve">• Downtime should </w:t>
-            </w:r>
-            <w:proofErr w:type="gramStart"/>
-            <w:r>
-              <w:t>be kept</w:t>
-            </w:r>
-            <w:proofErr w:type="gramEnd"/>
-            <w:r>
-              <w:t xml:space="preserve"> to a minimum</w:t>
+              <w:t>• Downtime should be kept to a minimum</w:t>
             </w:r>
           </w:p>
           <w:p/>
@@ -5769,15 +4729,7 @@
           </w:tcPr>
           <w:p>
             <w:r>
-              <w:t xml:space="preserve">The company’s revenue and customer confidence will </w:t>
-            </w:r>
-            <w:proofErr w:type="gramStart"/>
-            <w:r>
-              <w:t>be protected</w:t>
-            </w:r>
-            <w:proofErr w:type="gramEnd"/>
-            <w:r>
-              <w:t xml:space="preserve"> due to quick recovery and minimised downtimes.</w:t>
+              <w:t>The company’s revenue and customer confidence will be protected due to quick recovery and minimised downtimes.</w:t>
             </w:r>
           </w:p>
         </w:tc>
@@ -5875,15 +4827,7 @@
           </w:tcPr>
           <w:p>
             <w:r>
-              <w:t xml:space="preserve">Accurate statuses will reduce confusion as </w:t>
-            </w:r>
-            <w:proofErr w:type="gramStart"/>
-            <w:r>
-              <w:t>much</w:t>
-            </w:r>
-            <w:proofErr w:type="gramEnd"/>
-            <w:r>
-              <w:t xml:space="preserve"> as possible for both staff and customers, improving overall communication and efficiency.</w:t>
+              <w:t>Accurate statuses will reduce confusion as much as possible for both staff and customers, improving overall communication and efficiency.</w:t>
             </w:r>
           </w:p>
         </w:tc>
@@ -5893,15 +4837,7 @@
           </w:tcPr>
           <w:p>
             <w:r>
-              <w:t xml:space="preserve">• Order status updates must </w:t>
-            </w:r>
-            <w:proofErr w:type="gramStart"/>
-            <w:r>
-              <w:t>be reflected</w:t>
-            </w:r>
-            <w:proofErr w:type="gramEnd"/>
-            <w:r>
-              <w:t xml:space="preserve"> immediately</w:t>
+              <w:t>• Order status updates must be reflected immediately</w:t>
             </w:r>
           </w:p>
           <w:p>
@@ -6010,15 +4946,7 @@
           </w:p>
           <w:p>
             <w:r>
-              <w:t xml:space="preserve">• Users can reach key pages within </w:t>
-            </w:r>
-            <w:proofErr w:type="gramStart"/>
-            <w:r>
-              <w:t>2</w:t>
-            </w:r>
-            <w:proofErr w:type="gramEnd"/>
-            <w:r>
-              <w:t xml:space="preserve"> clicks</w:t>
+              <w:t>• Users can reach key pages within 2 clicks</w:t>
             </w:r>
           </w:p>
         </w:tc>
@@ -6048,13 +4976,8 @@
             <w:tcW w:w="2744" w:type="dxa"/>
           </w:tcPr>
           <w:p>
-            <w:proofErr w:type="gramStart"/>
-            <w:r>
-              <w:t>A simple process</w:t>
-            </w:r>
-            <w:proofErr w:type="gramEnd"/>
-            <w:r>
-              <w:t xml:space="preserve"> reduces rates of customers going off the website and increases successful </w:t>
+            <w:r>
+              <w:t xml:space="preserve">A simple process reduces rates of customers going off the website and increases successful </w:t>
             </w:r>
             <w:r>
               <w:t>orders</w:t>
@@ -6118,13 +5041,8 @@
           </w:tcPr>
           <w:p>
             <w:r>
-              <w:t xml:space="preserve">• Errors must clearly explain how the issue </w:t>
-            </w:r>
-            <w:proofErr w:type="gramStart"/>
-            <w:r>
-              <w:t>is fixed</w:t>
-            </w:r>
-            <w:proofErr w:type="gramEnd"/>
+              <w:t>• Errors must clearly explain how the issue is fixed</w:t>
+            </w:r>
           </w:p>
           <w:p>
             <w:r>
@@ -6308,15 +5226,7 @@
           </w:tcPr>
           <w:p>
             <w:r>
-              <w:t xml:space="preserve">• Text resizing available within </w:t>
-            </w:r>
-            <w:proofErr w:type="gramStart"/>
-            <w:r>
-              <w:t>2</w:t>
-            </w:r>
-            <w:proofErr w:type="gramEnd"/>
-            <w:r>
-              <w:t xml:space="preserve"> clicks</w:t>
+              <w:t>• Text resizing available within 2 clicks</w:t>
             </w:r>
           </w:p>
           <w:p>
@@ -6396,15 +5306,7 @@
           </w:tcPr>
           <w:p>
             <w:r>
-              <w:t xml:space="preserve">• Fully functional on desktop, </w:t>
-            </w:r>
-            <w:proofErr w:type="gramStart"/>
-            <w:r>
-              <w:t>tablet</w:t>
-            </w:r>
-            <w:proofErr w:type="gramEnd"/>
-            <w:r>
-              <w:t xml:space="preserve"> and mobile</w:t>
+              <w:t>• Fully functional on desktop, tablet and mobile</w:t>
             </w:r>
           </w:p>
           <w:p>
@@ -6445,7 +5347,7 @@
           <w:noProof/>
         </w:rPr>
         <w:drawing>
-          <wp:inline distT="0" distB="0" distL="0" distR="0" wp14:anchorId="3C31ED5A" wp14:editId="697D4A25">
+          <wp:inline distT="0" distB="0" distL="0" distR="0" wp14:anchorId="3C31ED5A" wp14:editId="1D7B5DAA">
             <wp:extent cx="6498141" cy="2274350"/>
             <wp:effectExtent l="0" t="0" r="0" b="0"/>
             <wp:docPr id="1" name="Picture 1"/>
@@ -6507,15 +5409,7 @@
     </w:p>
     <w:p>
       <w:r>
-        <w:t xml:space="preserve">For Greenfield Local Hub, taking reference from other popular websites in the co-operative industry, such as theproducebox.com, we will try to keep a very modern layout which is consistent and clean. The web application will use a green and white colour scheme as green portrays trust, nature, produce, sustainability and algaculture which is </w:t>
-      </w:r>
-      <w:proofErr w:type="gramStart"/>
-      <w:r>
-        <w:t>very important</w:t>
-      </w:r>
-      <w:proofErr w:type="gramEnd"/>
-      <w:r>
-        <w:t xml:space="preserve"> for a business like Greenfield Local Hub who are a co-operative for producers selling local produce as these values link directly to them. Heros, headings and the footer will be green, taking inspiration from competitors like </w:t>
+        <w:t xml:space="preserve">For Greenfield Local Hub, taking reference from other popular websites in the co-operative industry, such as theproducebox.com, we will try to keep a very modern layout which is consistent and clean. The web application will use a green and white colour scheme as green portrays trust, nature, produce, sustainability and algaculture which is very important for a business like Greenfield Local Hub who are a co-operative for producers selling local produce as these values link directly to them. Heros, headings and the footer will be green, taking inspiration from competitors like </w:t>
       </w:r>
       <w:proofErr w:type="spellStart"/>
       <w:r>
@@ -6523,170 +5417,74 @@
       </w:r>
       <w:proofErr w:type="spellEnd"/>
       <w:r>
-        <w:t xml:space="preserve"> as we want the website to be industry standard, during research we found this was a common occurrence in co-operative produce websites. White space will </w:t>
-      </w:r>
-      <w:proofErr w:type="gramStart"/>
-      <w:r>
-        <w:t>be used</w:t>
-      </w:r>
-      <w:proofErr w:type="gramEnd"/>
-      <w:r>
-        <w:t xml:space="preserve"> to improve readability for </w:t>
+        <w:t xml:space="preserve"> as we want the website to be industry standard, during research we found this was a common occurrence in co-operative produce websites. White space will be used to improve readability for </w:t>
       </w:r>
       <w:r>
         <w:lastRenderedPageBreak/>
         <w:t xml:space="preserve">users, keeping the interface clean and uncluttered. </w:t>
       </w:r>
       <w:r>
-        <w:t xml:space="preserve">Adding onto this, the website will </w:t>
+        <w:t xml:space="preserve">Adding onto this, the website will be laid out and structured clearly in sections with hero banners, </w:t>
+      </w:r>
+      <w:r>
+        <w:t>product</w:t>
+      </w:r>
+      <w:r>
+        <w:t xml:space="preserve"> listings, feature high lights and a call-to-action sections as a structured layout prevents the user from being overwhelmed whilst allowing the user to understand what the business offers quickly. This is because page content being broke down will let the user scan the page easily, this is done in industry standard websites</w:t>
+      </w:r>
+      <w:r>
+        <w:t>, as you can see was found during research,</w:t>
+      </w:r>
+      <w:r>
+        <w:t xml:space="preserve"> as it improves usability and ensures that any key information displayed on the page like the </w:t>
+      </w:r>
+      <w:r>
+        <w:t>product</w:t>
+      </w:r>
+      <w:r>
+        <w:t xml:space="preserve"> availability and </w:t>
+      </w:r>
+      <w:r>
+        <w:t>order</w:t>
+      </w:r>
+      <w:r>
+        <w:t xml:space="preserve"> actions will be visible to the user immediately, preventing any confusion and encouraging the user to check what </w:t>
+      </w:r>
+      <w:r>
+        <w:t>products</w:t>
+      </w:r>
+      <w:r>
+        <w:t xml:space="preserve"> are available. The aim is to use a fixed top navigation bar to provide the user quick access to essential pages like the home page, contact us, register page and more. This is because it creates consistency in the navigation process and allows users to find where they want to go from any point of the page, this meets client requirements as it reduces the need for users to search for key information.</w:t>
+      </w:r>
+      <w:r>
+        <w:t xml:space="preserve"> The web application will also make sure text is consistent throughout the web-app and readability is maintained. We will use a font like the </w:t>
       </w:r>
       <w:proofErr w:type="gramStart"/>
       <w:r>
-        <w:t>be laid</w:t>
+        <w:t>sans</w:t>
       </w:r>
       <w:proofErr w:type="gramEnd"/>
       <w:r>
-        <w:t xml:space="preserve"> out and structured clearly in sections with hero banners, </w:t>
-      </w:r>
-      <w:r>
-        <w:t>product</w:t>
-      </w:r>
-      <w:r>
-        <w:t xml:space="preserve"> listings, feature high lights and a call-to-action sections as a structured layout prevents the user from </w:t>
+        <w:t xml:space="preserve"> family as an example due to its high readability on screen and how adjustable they are to different screens and UI’s. It will also work well with the colour green and our websites layout. Doing this will keep a sense of professionalism whilst keeping an inviting and welcoming tone, which is what we want customers to feel. We’ll also use high quality imagery </w:t>
       </w:r>
       <w:proofErr w:type="gramStart"/>
       <w:r>
-        <w:t>being overwhelmed</w:t>
+        <w:t>in</w:t>
       </w:r>
       <w:proofErr w:type="gramEnd"/>
       <w:r>
-        <w:t xml:space="preserve"> whilst allowing the user to understand what the business offers quickly. This is because page content being broke down will let the user scan the page easily, this is done in industry standard websites</w:t>
-      </w:r>
-      <w:r>
-        <w:t>, as you can see was found during research,</w:t>
-      </w:r>
-      <w:r>
-        <w:t xml:space="preserve"> as it improves usability and ensures that any key information displayed on the page like the </w:t>
-      </w:r>
-      <w:r>
-        <w:t>product</w:t>
-      </w:r>
-      <w:r>
-        <w:t xml:space="preserve"> availability and </w:t>
-      </w:r>
-      <w:r>
-        <w:t>order</w:t>
-      </w:r>
-      <w:r>
-        <w:t xml:space="preserve"> actions will be visible to the user immediately, preventing any confusion and encouraging the user to check what </w:t>
-      </w:r>
-      <w:r>
-        <w:t>products</w:t>
-      </w:r>
-      <w:r>
-        <w:t xml:space="preserve"> are available. The aim is to use a fixed top navigation bar to provide the user quick access to essential pages like the home page, contact us, register page and more. This is because it creates consistency in the navigation process and allows users to find where they want to go from any point of the page, this meets client requirements as it reduces the need for users to search for key information.</w:t>
-      </w:r>
-      <w:r>
-        <w:t xml:space="preserve"> The web application will also make sure text is consistent throughout the web-app and readability </w:t>
+        <w:t xml:space="preserve"> the website to display product listings and producers so that it is clear for customers what they’re looking for and to effectively promote local producers and product to allow customers to effectively make informed decisions by avoiding any confusion as customers can visually represent product and producers. Not only this, but we will </w:t>
       </w:r>
       <w:proofErr w:type="gramStart"/>
       <w:r>
-        <w:t>is maintained</w:t>
+        <w:t>ensure  accessibility</w:t>
       </w:r>
       <w:proofErr w:type="gramEnd"/>
       <w:r>
-        <w:t xml:space="preserve">. We will use a font like the </w:t>
-      </w:r>
-      <w:proofErr w:type="gramStart"/>
-      <w:r>
-        <w:t>sans</w:t>
-      </w:r>
-      <w:proofErr w:type="gramEnd"/>
-      <w:r>
-        <w:t xml:space="preserve"> family as an example due to its high readability on screen and how adjustable they are to different screens and UI’s. It will also work well with the colour green and our websites layout. Doing this will keep a sense of professionalism whilst keeping an inviting and welcoming tone, which is what we want customers to feel. </w:t>
-      </w:r>
-      <w:proofErr w:type="gramStart"/>
-      <w:r>
-        <w:t>We’ll</w:t>
-      </w:r>
-      <w:proofErr w:type="gramEnd"/>
-      <w:r>
-        <w:t xml:space="preserve"> also use high quality imagery </w:t>
-      </w:r>
-      <w:proofErr w:type="gramStart"/>
-      <w:r>
-        <w:t>in</w:t>
-      </w:r>
-      <w:proofErr w:type="gramEnd"/>
-      <w:r>
-        <w:t xml:space="preserve"> the website to display product listings and producers so that it is clear for customers what </w:t>
-      </w:r>
-      <w:proofErr w:type="gramStart"/>
-      <w:r>
-        <w:t>they’re</w:t>
-      </w:r>
-      <w:proofErr w:type="gramEnd"/>
-      <w:r>
-        <w:t xml:space="preserve"> looking for and to effectively promote local producers and product to allow customers to effectively make informed decisions by avoiding any confusion as customers can visually represent product and producers. Not only this, but we will </w:t>
-      </w:r>
-      <w:proofErr w:type="gramStart"/>
-      <w:r>
-        <w:t>ensure  accessibility</w:t>
-      </w:r>
-      <w:proofErr w:type="gramEnd"/>
-      <w:r>
-        <w:t xml:space="preserve"> </w:t>
-      </w:r>
-      <w:proofErr w:type="gramStart"/>
-      <w:r>
-        <w:t>is kept</w:t>
-      </w:r>
-      <w:proofErr w:type="gramEnd"/>
-      <w:r>
-        <w:t xml:space="preserve"> in mind and consistent through the website through clear icons and readable text with spacing between sections to make sure information is clear and readable for those who face impairment, this demonstrates professionalism and inclusivity for GLH, broadening the scope of customers. All features </w:t>
-      </w:r>
-      <w:proofErr w:type="gramStart"/>
-      <w:r>
-        <w:t>are implemented</w:t>
-      </w:r>
-      <w:proofErr w:type="gramEnd"/>
-      <w:r>
-        <w:t xml:space="preserve"> with the user kept in mind, as the target audience is likely to be local users, who should feel invited and a sense of transparency and professionalism when finding out information about producers, available products and placing orders. </w:t>
-      </w:r>
-      <w:r>
-        <w:t xml:space="preserve">This is why the website must maintain consistency, professionalism and ease of use as </w:t>
-      </w:r>
-      <w:proofErr w:type="gramStart"/>
-      <w:r>
-        <w:t>some of</w:t>
-      </w:r>
-      <w:proofErr w:type="gramEnd"/>
-      <w:r>
-        <w:t xml:space="preserve"> the target audience may want a website which looks </w:t>
-      </w:r>
-      <w:proofErr w:type="gramStart"/>
-      <w:r>
-        <w:t>reliable</w:t>
-      </w:r>
-      <w:proofErr w:type="gramEnd"/>
-      <w:r>
-        <w:t xml:space="preserve"> and professional if they want to order from there as it creates a layer of trust between the user and the company. Not only this, but </w:t>
-      </w:r>
-      <w:proofErr w:type="gramStart"/>
-      <w:r>
-        <w:t>some of</w:t>
-      </w:r>
-      <w:proofErr w:type="gramEnd"/>
-      <w:r>
-        <w:t xml:space="preserve"> the target audience may come from a background with limited technical experience so ease of use is important to ensure that any potential customers </w:t>
-      </w:r>
-      <w:proofErr w:type="gramStart"/>
-      <w:r>
-        <w:t>aren’t</w:t>
-      </w:r>
-      <w:proofErr w:type="gramEnd"/>
-      <w:r>
-        <w:t xml:space="preserve"> lost.</w:t>
+        <w:t xml:space="preserve"> is kept in mind and consistent through the website through clear icons and readable text with spacing between sections to make sure information is clear and readable for those who face impairment, this demonstrates professionalism and inclusivity for GLH, broadening the scope of customers. All features are implemented with the user kept in mind, as the target audience is likely to be local users, who should feel invited and a sense of transparency and professionalism when finding out information about producers, available products and placing orders. </w:t>
+      </w:r>
+      <w:r>
+        <w:t>This is why the website must maintain consistency, professionalism and ease of use as some of the target audience may want a website which looks reliable and professional if they want to order from there as it creates a layer of trust between the user and the company. Not only this, but some of the target audience may come from a background with limited technical experience so ease of use is important to ensure that any potential customers aren’t lost.</w:t>
       </w:r>
       <w:r>
         <w:t xml:space="preserve"> </w:t>
@@ -6744,15 +5542,7 @@
     </w:p>
     <w:p>
       <w:r>
-        <w:t xml:space="preserve">There are </w:t>
-      </w:r>
-      <w:proofErr w:type="gramStart"/>
-      <w:r>
-        <w:t>many</w:t>
-      </w:r>
-      <w:proofErr w:type="gramEnd"/>
-      <w:r>
-        <w:t xml:space="preserve"> potential risks </w:t>
+        <w:t xml:space="preserve">There are many potential risks </w:t>
       </w:r>
       <w:r>
         <w:t>Greenfield Local Hub</w:t>
@@ -6770,29 +5560,13 @@
         <w:t>affect</w:t>
       </w:r>
       <w:r>
-        <w:t xml:space="preserve"> the user experience, system performance, business operation or even data security. A risk matrix has </w:t>
-      </w:r>
-      <w:proofErr w:type="gramStart"/>
-      <w:r>
-        <w:t>been used</w:t>
-      </w:r>
-      <w:proofErr w:type="gramEnd"/>
-      <w:r>
-        <w:t xml:space="preserve"> to show and categorise risks based on how likely they are to happen and the impact they would have. Because of this, appropriate mitigation </w:t>
+        <w:t xml:space="preserve"> the user experience, system performance, business operation or even data security. A risk matrix has been used to show and categorise risks based on how likely they are to happen and the impact they would have. Because of this, appropriate mitigation </w:t>
       </w:r>
       <w:r>
         <w:t>strategies</w:t>
       </w:r>
       <w:r>
-        <w:t xml:space="preserve"> have </w:t>
-      </w:r>
-      <w:proofErr w:type="gramStart"/>
-      <w:r>
-        <w:t>been identified</w:t>
-      </w:r>
-      <w:proofErr w:type="gramEnd"/>
-      <w:r>
-        <w:t xml:space="preserve"> so that the chance of these risks taking place.</w:t>
+        <w:t xml:space="preserve"> have been identified so that the chance of these risks taking place.</w:t>
       </w:r>
     </w:p>
     <w:p/>
@@ -7670,17 +6444,8 @@
           <w:sz w:val="24"/>
           <w:szCs w:val="24"/>
         </w:rPr>
-        <w:t xml:space="preserve">R2 – Servers failing during peak order </w:t>
-      </w:r>
-      <w:proofErr w:type="gramStart"/>
-      <w:r>
-        <w:rPr>
-          <w:sz w:val="24"/>
-          <w:szCs w:val="24"/>
-        </w:rPr>
-        <w:t>times</w:t>
-      </w:r>
-      <w:proofErr w:type="gramEnd"/>
+        <w:t>R2 – Servers failing during peak order times</w:t>
+      </w:r>
     </w:p>
     <w:p>
       <w:pPr>
@@ -7709,33 +6474,203 @@
           <w:sz w:val="24"/>
           <w:szCs w:val="24"/>
         </w:rPr>
-        <w:t xml:space="preserve">R4 – Complete system outage caused by hosting or critical software </w:t>
-      </w:r>
-      <w:proofErr w:type="gramStart"/>
-      <w:r>
+        <w:t>R4 – Complete system outage caused by hosting or critical software failure</w:t>
+      </w:r>
+    </w:p>
+    <w:p>
+      <w:pPr>
         <w:rPr>
           <w:sz w:val="24"/>
           <w:szCs w:val="24"/>
         </w:rPr>
-        <w:t>failure</w:t>
-      </w:r>
-      <w:proofErr w:type="gramEnd"/>
-    </w:p>
-    <w:p>
-      <w:pPr>
+      </w:pPr>
+      <w:r>
         <w:rPr>
           <w:sz w:val="24"/>
           <w:szCs w:val="24"/>
         </w:rPr>
-      </w:pPr>
-      <w:r>
+        <w:t>R5 – Slow page load times leading to users abandoning their orders</w:t>
+      </w:r>
+    </w:p>
+    <w:p>
+      <w:pPr>
         <w:rPr>
           <w:sz w:val="24"/>
           <w:szCs w:val="24"/>
         </w:rPr>
-        <w:t xml:space="preserve">R5 – Slow page load times leading to users abandoning their </w:t>
-      </w:r>
-      <w:proofErr w:type="gramStart"/>
+      </w:pPr>
+      <w:r>
+        <w:rPr>
+          <w:sz w:val="24"/>
+          <w:szCs w:val="24"/>
+        </w:rPr>
+        <w:t>R6 – Product Images or product details failing to load</w:t>
+      </w:r>
+    </w:p>
+    <w:p>
+      <w:pPr>
+        <w:rPr>
+          <w:sz w:val="24"/>
+          <w:szCs w:val="24"/>
+        </w:rPr>
+      </w:pPr>
+      <w:r>
+        <w:rPr>
+          <w:sz w:val="24"/>
+          <w:szCs w:val="24"/>
+        </w:rPr>
+        <w:t>R7 – Orders not correctly saved or updated in the database</w:t>
+      </w:r>
+    </w:p>
+    <w:p>
+      <w:pPr>
+        <w:rPr>
+          <w:sz w:val="24"/>
+          <w:szCs w:val="24"/>
+        </w:rPr>
+      </w:pPr>
+      <w:r>
+        <w:rPr>
+          <w:sz w:val="24"/>
+          <w:szCs w:val="24"/>
+        </w:rPr>
+        <w:t xml:space="preserve">R8 – System unable to handle multiple </w:t>
+      </w:r>
+      <w:r>
+        <w:rPr>
+          <w:sz w:val="24"/>
+          <w:szCs w:val="24"/>
+        </w:rPr>
+        <w:t>order</w:t>
+      </w:r>
+      <w:r>
+        <w:rPr>
+          <w:sz w:val="24"/>
+          <w:szCs w:val="24"/>
+        </w:rPr>
+        <w:t xml:space="preserve"> requests at the same time</w:t>
+      </w:r>
+    </w:p>
+    <w:p>
+      <w:pPr>
+        <w:rPr>
+          <w:sz w:val="24"/>
+          <w:szCs w:val="24"/>
+        </w:rPr>
+      </w:pPr>
+      <w:r>
+        <w:rPr>
+          <w:sz w:val="24"/>
+          <w:szCs w:val="24"/>
+        </w:rPr>
+        <w:t>R9 – Accessibility issues preventing some users from using the system</w:t>
+      </w:r>
+    </w:p>
+    <w:p>
+      <w:pPr>
+        <w:rPr>
+          <w:sz w:val="24"/>
+          <w:szCs w:val="24"/>
+        </w:rPr>
+      </w:pPr>
+      <w:r>
+        <w:rPr>
+          <w:sz w:val="24"/>
+          <w:szCs w:val="24"/>
+        </w:rPr>
+        <w:t>R10 – Delayed updates to product availability or product information</w:t>
+      </w:r>
+    </w:p>
+    <w:p>
+      <w:pPr>
+        <w:rPr>
+          <w:sz w:val="24"/>
+          <w:szCs w:val="24"/>
+        </w:rPr>
+      </w:pPr>
+      <w:r>
+        <w:rPr>
+          <w:sz w:val="24"/>
+          <w:szCs w:val="24"/>
+        </w:rPr>
+        <w:t>R11 – Incorrect product availability shown to customers</w:t>
+      </w:r>
+    </w:p>
+    <w:p>
+      <w:pPr>
+        <w:rPr>
+          <w:sz w:val="24"/>
+          <w:szCs w:val="24"/>
+        </w:rPr>
+      </w:pPr>
+      <w:r>
+        <w:rPr>
+          <w:sz w:val="24"/>
+          <w:szCs w:val="24"/>
+        </w:rPr>
+        <w:t>R12 – Producers entering incorrect product information</w:t>
+      </w:r>
+    </w:p>
+    <w:p>
+      <w:pPr>
+        <w:rPr>
+          <w:sz w:val="24"/>
+          <w:szCs w:val="24"/>
+        </w:rPr>
+      </w:pPr>
+      <w:r>
+        <w:rPr>
+          <w:sz w:val="24"/>
+          <w:szCs w:val="24"/>
+        </w:rPr>
+        <w:t>R13 – Delayed order notifications/status updates</w:t>
+      </w:r>
+    </w:p>
+    <w:p>
+      <w:pPr>
+        <w:rPr>
+          <w:sz w:val="24"/>
+          <w:szCs w:val="24"/>
+        </w:rPr>
+      </w:pPr>
+      <w:r>
+        <w:rPr>
+          <w:sz w:val="24"/>
+          <w:szCs w:val="24"/>
+        </w:rPr>
+        <w:t>R14 – Outdated product, producer or privacy/regulation information</w:t>
+      </w:r>
+    </w:p>
+    <w:p>
+      <w:pPr>
+        <w:rPr>
+          <w:sz w:val="24"/>
+          <w:szCs w:val="24"/>
+        </w:rPr>
+      </w:pPr>
+      <w:r>
+        <w:rPr>
+          <w:sz w:val="24"/>
+          <w:szCs w:val="24"/>
+        </w:rPr>
+        <w:t xml:space="preserve">R15 – Poor mobile usability for </w:t>
+      </w:r>
+      <w:proofErr w:type="spellStart"/>
+      <w:r>
+        <w:rPr>
+          <w:sz w:val="24"/>
+          <w:szCs w:val="24"/>
+        </w:rPr>
+        <w:t>customers</w:t>
+      </w:r>
+      <w:proofErr w:type="spellEnd"/>
+      <w:r>
+        <w:rPr>
+          <w:sz w:val="24"/>
+          <w:szCs w:val="24"/>
+        </w:rPr>
+        <w:t xml:space="preserve"> </w:t>
+      </w:r>
       <w:r>
         <w:rPr>
           <w:sz w:val="24"/>
@@ -7743,282 +6678,13 @@
         </w:rPr>
         <w:t>orders</w:t>
       </w:r>
-      <w:proofErr w:type="gramEnd"/>
-    </w:p>
-    <w:p>
-      <w:pPr>
+      <w:r>
         <w:rPr>
           <w:sz w:val="24"/>
           <w:szCs w:val="24"/>
         </w:rPr>
-      </w:pPr>
-      <w:r>
-        <w:rPr>
-          <w:sz w:val="24"/>
-          <w:szCs w:val="24"/>
-        </w:rPr>
-        <w:t xml:space="preserve">R6 – Product Images or product details failing to </w:t>
-      </w:r>
-      <w:proofErr w:type="gramStart"/>
-      <w:r>
-        <w:rPr>
-          <w:sz w:val="24"/>
-          <w:szCs w:val="24"/>
-        </w:rPr>
-        <w:t>load</w:t>
-      </w:r>
-      <w:proofErr w:type="gramEnd"/>
-    </w:p>
-    <w:p>
-      <w:pPr>
-        <w:rPr>
-          <w:sz w:val="24"/>
-          <w:szCs w:val="24"/>
-        </w:rPr>
-      </w:pPr>
-      <w:r>
-        <w:rPr>
-          <w:sz w:val="24"/>
-          <w:szCs w:val="24"/>
-        </w:rPr>
-        <w:t xml:space="preserve">R7 – Orders not correctly saved or updated in the </w:t>
-      </w:r>
-      <w:proofErr w:type="gramStart"/>
-      <w:r>
-        <w:rPr>
-          <w:sz w:val="24"/>
-          <w:szCs w:val="24"/>
-        </w:rPr>
-        <w:t>database</w:t>
-      </w:r>
-      <w:proofErr w:type="gramEnd"/>
-    </w:p>
-    <w:p>
-      <w:pPr>
-        <w:rPr>
-          <w:sz w:val="24"/>
-          <w:szCs w:val="24"/>
-        </w:rPr>
-      </w:pPr>
-      <w:r>
-        <w:rPr>
-          <w:sz w:val="24"/>
-          <w:szCs w:val="24"/>
-        </w:rPr>
-        <w:t xml:space="preserve">R8 – System unable to </w:t>
-      </w:r>
-      <w:proofErr w:type="gramStart"/>
-      <w:r>
-        <w:rPr>
-          <w:sz w:val="24"/>
-          <w:szCs w:val="24"/>
-        </w:rPr>
-        <w:t>handle</w:t>
-      </w:r>
-      <w:proofErr w:type="gramEnd"/>
-      <w:r>
-        <w:rPr>
-          <w:sz w:val="24"/>
-          <w:szCs w:val="24"/>
-        </w:rPr>
-        <w:t xml:space="preserve"> multiple </w:t>
-      </w:r>
-      <w:r>
-        <w:rPr>
-          <w:sz w:val="24"/>
-          <w:szCs w:val="24"/>
-        </w:rPr>
-        <w:t>order</w:t>
-      </w:r>
-      <w:r>
-        <w:rPr>
-          <w:sz w:val="24"/>
-          <w:szCs w:val="24"/>
-        </w:rPr>
-        <w:t xml:space="preserve"> requests at the same </w:t>
-      </w:r>
-      <w:proofErr w:type="gramStart"/>
-      <w:r>
-        <w:rPr>
-          <w:sz w:val="24"/>
-          <w:szCs w:val="24"/>
-        </w:rPr>
-        <w:t>time</w:t>
-      </w:r>
-      <w:proofErr w:type="gramEnd"/>
-    </w:p>
-    <w:p>
-      <w:pPr>
-        <w:rPr>
-          <w:sz w:val="24"/>
-          <w:szCs w:val="24"/>
-        </w:rPr>
-      </w:pPr>
-      <w:r>
-        <w:rPr>
-          <w:sz w:val="24"/>
-          <w:szCs w:val="24"/>
-        </w:rPr>
-        <w:t xml:space="preserve">R9 – Accessibility issues preventing </w:t>
-      </w:r>
-      <w:proofErr w:type="gramStart"/>
-      <w:r>
-        <w:rPr>
-          <w:sz w:val="24"/>
-          <w:szCs w:val="24"/>
-        </w:rPr>
-        <w:t>some</w:t>
-      </w:r>
-      <w:proofErr w:type="gramEnd"/>
-      <w:r>
-        <w:rPr>
-          <w:sz w:val="24"/>
-          <w:szCs w:val="24"/>
-        </w:rPr>
-        <w:t xml:space="preserve"> users from using the </w:t>
-      </w:r>
-      <w:proofErr w:type="gramStart"/>
-      <w:r>
-        <w:rPr>
-          <w:sz w:val="24"/>
-          <w:szCs w:val="24"/>
-        </w:rPr>
-        <w:t>system</w:t>
-      </w:r>
-      <w:proofErr w:type="gramEnd"/>
-    </w:p>
-    <w:p>
-      <w:pPr>
-        <w:rPr>
-          <w:sz w:val="24"/>
-          <w:szCs w:val="24"/>
-        </w:rPr>
-      </w:pPr>
-      <w:r>
-        <w:rPr>
-          <w:sz w:val="24"/>
-          <w:szCs w:val="24"/>
-        </w:rPr>
-        <w:t>R10 – Delayed updates to product availability or product information</w:t>
-      </w:r>
-    </w:p>
-    <w:p>
-      <w:pPr>
-        <w:rPr>
-          <w:sz w:val="24"/>
-          <w:szCs w:val="24"/>
-        </w:rPr>
-      </w:pPr>
-      <w:r>
-        <w:rPr>
-          <w:sz w:val="24"/>
-          <w:szCs w:val="24"/>
-        </w:rPr>
-        <w:t xml:space="preserve">R11 – Incorrect product availability shown to </w:t>
-      </w:r>
-      <w:proofErr w:type="gramStart"/>
-      <w:r>
-        <w:rPr>
-          <w:sz w:val="24"/>
-          <w:szCs w:val="24"/>
-        </w:rPr>
-        <w:t>customers</w:t>
-      </w:r>
-      <w:proofErr w:type="gramEnd"/>
-    </w:p>
-    <w:p>
-      <w:pPr>
-        <w:rPr>
-          <w:sz w:val="24"/>
-          <w:szCs w:val="24"/>
-        </w:rPr>
-      </w:pPr>
-      <w:r>
-        <w:rPr>
-          <w:sz w:val="24"/>
-          <w:szCs w:val="24"/>
-        </w:rPr>
-        <w:t xml:space="preserve">R12 – Producers entering incorrect product </w:t>
-      </w:r>
-      <w:proofErr w:type="gramStart"/>
-      <w:r>
-        <w:rPr>
-          <w:sz w:val="24"/>
-          <w:szCs w:val="24"/>
-        </w:rPr>
-        <w:t>information</w:t>
-      </w:r>
-      <w:proofErr w:type="gramEnd"/>
-    </w:p>
-    <w:p>
-      <w:pPr>
-        <w:rPr>
-          <w:sz w:val="24"/>
-          <w:szCs w:val="24"/>
-        </w:rPr>
-      </w:pPr>
-      <w:r>
-        <w:rPr>
-          <w:sz w:val="24"/>
-          <w:szCs w:val="24"/>
-        </w:rPr>
-        <w:t>R13 – Delayed order notifications/status updates</w:t>
-      </w:r>
-    </w:p>
-    <w:p>
-      <w:pPr>
-        <w:rPr>
-          <w:sz w:val="24"/>
-          <w:szCs w:val="24"/>
-        </w:rPr>
-      </w:pPr>
-      <w:r>
-        <w:rPr>
-          <w:sz w:val="24"/>
-          <w:szCs w:val="24"/>
-        </w:rPr>
-        <w:t xml:space="preserve">R14 – Outdated product, </w:t>
-      </w:r>
-      <w:proofErr w:type="gramStart"/>
-      <w:r>
-        <w:rPr>
-          <w:sz w:val="24"/>
-          <w:szCs w:val="24"/>
-        </w:rPr>
-        <w:t>producer</w:t>
-      </w:r>
-      <w:proofErr w:type="gramEnd"/>
-      <w:r>
-        <w:rPr>
-          <w:sz w:val="24"/>
-          <w:szCs w:val="24"/>
-        </w:rPr>
-        <w:t xml:space="preserve"> or privacy/regulation information</w:t>
-      </w:r>
-    </w:p>
-    <w:p>
-      <w:pPr>
-        <w:rPr>
-          <w:sz w:val="24"/>
-          <w:szCs w:val="24"/>
-        </w:rPr>
-      </w:pPr>
-      <w:r>
-        <w:rPr>
-          <w:sz w:val="24"/>
-          <w:szCs w:val="24"/>
-        </w:rPr>
-        <w:t xml:space="preserve">R15 – Poor mobile usability for customers booking on phone or </w:t>
-      </w:r>
-      <w:proofErr w:type="gramStart"/>
-      <w:r>
-        <w:rPr>
-          <w:sz w:val="24"/>
-          <w:szCs w:val="24"/>
-        </w:rPr>
-        <w:t>tablet</w:t>
-      </w:r>
-      <w:proofErr w:type="gramEnd"/>
+        <w:t xml:space="preserve"> on phone or tablet</w:t>
+      </w:r>
     </w:p>
     <w:p>
       <w:pPr>
@@ -8234,23 +6900,7 @@
                 <w:sz w:val="24"/>
                 <w:szCs w:val="24"/>
               </w:rPr>
-              <w:t xml:space="preserve"> the customers data, make us of secure authentication </w:t>
-            </w:r>
-            <w:proofErr w:type="gramStart"/>
-            <w:r>
-              <w:rPr>
-                <w:sz w:val="24"/>
-                <w:szCs w:val="24"/>
-              </w:rPr>
-              <w:t>methods</w:t>
-            </w:r>
-            <w:proofErr w:type="gramEnd"/>
-            <w:r>
-              <w:rPr>
-                <w:sz w:val="24"/>
-                <w:szCs w:val="24"/>
-              </w:rPr>
-              <w:t xml:space="preserve"> and comply with GDPR when handling data.</w:t>
+              <w:t xml:space="preserve"> the customers data, make us of secure authentication methods and comply with GDPR when handling data.</w:t>
             </w:r>
           </w:p>
         </w:tc>
@@ -8277,23 +6927,7 @@
                 <w:sz w:val="24"/>
                 <w:szCs w:val="24"/>
               </w:rPr>
-              <w:t xml:space="preserve">This will make sure that customer information which is sensitive </w:t>
-            </w:r>
-            <w:proofErr w:type="gramStart"/>
-            <w:r>
-              <w:rPr>
-                <w:sz w:val="24"/>
-                <w:szCs w:val="24"/>
-              </w:rPr>
-              <w:t>is protected</w:t>
-            </w:r>
-            <w:proofErr w:type="gramEnd"/>
-            <w:r>
-              <w:rPr>
-                <w:sz w:val="24"/>
-                <w:szCs w:val="24"/>
-              </w:rPr>
-              <w:t>, preventing any legal penalty and maintains trust in the system.</w:t>
+              <w:t>This will make sure that customer information which is sensitive is protected, preventing any legal penalty and maintains trust in the system.</w:t>
             </w:r>
           </w:p>
         </w:tc>
@@ -8388,23 +7022,7 @@
                 <w:sz w:val="24"/>
                 <w:szCs w:val="24"/>
               </w:rPr>
-              <w:t xml:space="preserve">Availability </w:t>
-            </w:r>
-            <w:proofErr w:type="gramStart"/>
-            <w:r>
-              <w:rPr>
-                <w:sz w:val="24"/>
-                <w:szCs w:val="24"/>
-              </w:rPr>
-              <w:t>is ensured</w:t>
-            </w:r>
-            <w:proofErr w:type="gramEnd"/>
-            <w:r>
-              <w:rPr>
-                <w:sz w:val="24"/>
-                <w:szCs w:val="24"/>
-              </w:rPr>
-              <w:t xml:space="preserve"> during busy </w:t>
+              <w:t xml:space="preserve">Availability is ensured during busy </w:t>
             </w:r>
             <w:r>
               <w:rPr>
@@ -8520,23 +7138,7 @@
                 <w:sz w:val="24"/>
                 <w:szCs w:val="24"/>
               </w:rPr>
-              <w:t xml:space="preserve"> </w:t>
-            </w:r>
-            <w:proofErr w:type="gramStart"/>
-            <w:r>
-              <w:rPr>
-                <w:sz w:val="24"/>
-                <w:szCs w:val="24"/>
-              </w:rPr>
-              <w:t>authentication</w:t>
-            </w:r>
-            <w:proofErr w:type="gramEnd"/>
-            <w:r>
-              <w:rPr>
-                <w:sz w:val="24"/>
-                <w:szCs w:val="24"/>
-              </w:rPr>
-              <w:t xml:space="preserve"> and limit login attempts.</w:t>
+              <w:t xml:space="preserve"> authentication and limit login attempts.</w:t>
             </w:r>
           </w:p>
         </w:tc>
@@ -8692,23 +7294,7 @@
                 <w:sz w:val="24"/>
                 <w:szCs w:val="24"/>
               </w:rPr>
-              <w:t xml:space="preserve"> management services stay up and data </w:t>
-            </w:r>
-            <w:proofErr w:type="gramStart"/>
-            <w:r>
-              <w:rPr>
-                <w:sz w:val="24"/>
-                <w:szCs w:val="24"/>
-              </w:rPr>
-              <w:t>isn’t</w:t>
-            </w:r>
-            <w:proofErr w:type="gramEnd"/>
-            <w:r>
-              <w:rPr>
-                <w:sz w:val="24"/>
-                <w:szCs w:val="24"/>
-              </w:rPr>
-              <w:t xml:space="preserve"> lost.</w:t>
+              <w:t xml:space="preserve"> management services stay up and data isn’t lost.</w:t>
             </w:r>
           </w:p>
         </w:tc>
@@ -8823,23 +7409,21 @@
                 <w:sz w:val="24"/>
                 <w:szCs w:val="24"/>
               </w:rPr>
-              <w:t xml:space="preserve"> of bookings which </w:t>
-            </w:r>
-            <w:proofErr w:type="gramStart"/>
-            <w:r>
-              <w:rPr>
-                <w:sz w:val="24"/>
-                <w:szCs w:val="24"/>
-              </w:rPr>
-              <w:t>are abandoned</w:t>
-            </w:r>
-            <w:proofErr w:type="gramEnd"/>
-            <w:r>
-              <w:rPr>
-                <w:sz w:val="24"/>
-                <w:szCs w:val="24"/>
-              </w:rPr>
-              <w:t>.</w:t>
+              <w:t xml:space="preserve"> of </w:t>
+            </w:r>
+            <w:r>
+              <w:rPr>
+                <w:sz w:val="24"/>
+                <w:szCs w:val="24"/>
+              </w:rPr>
+              <w:t>orders</w:t>
+            </w:r>
+            <w:r>
+              <w:rPr>
+                <w:sz w:val="24"/>
+                <w:szCs w:val="24"/>
+              </w:rPr>
+              <w:t xml:space="preserve"> which are abandoned.</w:t>
             </w:r>
           </w:p>
         </w:tc>
@@ -8926,23 +7510,21 @@
                 <w:sz w:val="24"/>
                 <w:szCs w:val="24"/>
               </w:rPr>
-              <w:t xml:space="preserve">This will make sure that customers are always able to access details of rooms which </w:t>
-            </w:r>
-            <w:proofErr w:type="gramStart"/>
-            <w:r>
-              <w:rPr>
-                <w:sz w:val="24"/>
-                <w:szCs w:val="24"/>
-              </w:rPr>
-              <w:t>are needed</w:t>
-            </w:r>
-            <w:proofErr w:type="gramEnd"/>
-            <w:r>
-              <w:rPr>
-                <w:sz w:val="24"/>
-                <w:szCs w:val="24"/>
-              </w:rPr>
-              <w:t xml:space="preserve"> to make informed decisions.</w:t>
+              <w:t>This will make sure that customers are always able to access details of</w:t>
+            </w:r>
+            <w:r>
+              <w:rPr>
+                <w:sz w:val="24"/>
+                <w:szCs w:val="24"/>
+              </w:rPr>
+              <w:t xml:space="preserve"> products and producers</w:t>
+            </w:r>
+            <w:r>
+              <w:rPr>
+                <w:sz w:val="24"/>
+                <w:szCs w:val="24"/>
+              </w:rPr>
+              <w:t xml:space="preserve"> which are needed to make informed decisions.</w:t>
             </w:r>
           </w:p>
         </w:tc>
@@ -9002,23 +7584,21 @@
                 <w:sz w:val="24"/>
                 <w:szCs w:val="24"/>
               </w:rPr>
-              <w:t xml:space="preserve">Perform usability testing, each booking will </w:t>
-            </w:r>
-            <w:proofErr w:type="gramStart"/>
-            <w:r>
-              <w:rPr>
-                <w:sz w:val="24"/>
-                <w:szCs w:val="24"/>
-              </w:rPr>
-              <w:t>be validated</w:t>
-            </w:r>
-            <w:proofErr w:type="gramEnd"/>
-            <w:r>
-              <w:rPr>
-                <w:sz w:val="24"/>
-                <w:szCs w:val="24"/>
-              </w:rPr>
-              <w:t xml:space="preserve"> before being </w:t>
+              <w:t xml:space="preserve">Perform usability testing, each </w:t>
+            </w:r>
+            <w:r>
+              <w:rPr>
+                <w:sz w:val="24"/>
+                <w:szCs w:val="24"/>
+              </w:rPr>
+              <w:t>order</w:t>
+            </w:r>
+            <w:r>
+              <w:rPr>
+                <w:sz w:val="24"/>
+                <w:szCs w:val="24"/>
+              </w:rPr>
+              <w:t xml:space="preserve"> will be validated before being </w:t>
             </w:r>
             <w:r>
               <w:rPr>
@@ -9419,29 +7999,14 @@
                 <w:sz w:val="24"/>
                 <w:szCs w:val="24"/>
               </w:rPr>
-              <w:t xml:space="preserve"> real time tools to </w:t>
-            </w:r>
-            <w:proofErr w:type="gramStart"/>
-            <w:r>
-              <w:rPr>
-                <w:sz w:val="24"/>
-                <w:szCs w:val="24"/>
-              </w:rPr>
-              <w:t>make changes to</w:t>
-            </w:r>
-            <w:proofErr w:type="gramEnd"/>
-            <w:r>
-              <w:rPr>
-                <w:sz w:val="24"/>
-                <w:szCs w:val="24"/>
-              </w:rPr>
-              <w:t xml:space="preserve"> </w:t>
-            </w:r>
-            <w:r>
-              <w:rPr>
-                <w:sz w:val="24"/>
-                <w:szCs w:val="24"/>
-              </w:rPr>
+              <w:t xml:space="preserve"> real time tools to make changes to </w:t>
+            </w:r>
+            <w:r>
+              <w:rPr>
+                <w:sz w:val="24"/>
+                <w:szCs w:val="24"/>
+              </w:rPr>
+              <w:lastRenderedPageBreak/>
               <w:t>product</w:t>
             </w:r>
             <w:r>
@@ -9449,23 +8014,7 @@
                 <w:sz w:val="24"/>
                 <w:szCs w:val="24"/>
               </w:rPr>
-              <w:t xml:space="preserve"> details, </w:t>
-            </w:r>
-            <w:proofErr w:type="gramStart"/>
-            <w:r>
-              <w:rPr>
-                <w:sz w:val="24"/>
-                <w:szCs w:val="24"/>
-              </w:rPr>
-              <w:t>availability</w:t>
-            </w:r>
-            <w:proofErr w:type="gramEnd"/>
-            <w:r>
-              <w:rPr>
-                <w:sz w:val="24"/>
-                <w:szCs w:val="24"/>
-              </w:rPr>
-              <w:t xml:space="preserve"> and policies</w:t>
+              <w:t xml:space="preserve"> details, availability and policies</w:t>
             </w:r>
             <w:r>
               <w:rPr>
@@ -9506,23 +8055,16 @@
                 <w:sz w:val="24"/>
                 <w:szCs w:val="24"/>
               </w:rPr>
-              <w:t xml:space="preserve">Prevents misinformation from </w:t>
-            </w:r>
-            <w:proofErr w:type="gramStart"/>
-            <w:r>
-              <w:rPr>
-                <w:sz w:val="24"/>
-                <w:szCs w:val="24"/>
-              </w:rPr>
-              <w:t>being spread</w:t>
-            </w:r>
-            <w:proofErr w:type="gramEnd"/>
-            <w:r>
-              <w:rPr>
-                <w:sz w:val="24"/>
-                <w:szCs w:val="24"/>
-              </w:rPr>
-              <w:t xml:space="preserve"> which protects against customer confusion</w:t>
+              <w:lastRenderedPageBreak/>
+              <w:t xml:space="preserve">Prevents misinformation from being spread which </w:t>
+            </w:r>
+            <w:r>
+              <w:rPr>
+                <w:sz w:val="24"/>
+                <w:szCs w:val="24"/>
+              </w:rPr>
+              <w:lastRenderedPageBreak/>
+              <w:t>protects against customer confusion</w:t>
             </w:r>
           </w:p>
         </w:tc>
@@ -9624,7 +8166,21 @@
                 <w:sz w:val="24"/>
                 <w:szCs w:val="24"/>
               </w:rPr>
-              <w:t xml:space="preserve">This will reduce the amount of booking conflicts whilst also improving the reliability of </w:t>
+              <w:t xml:space="preserve">This will reduce the amount of </w:t>
+            </w:r>
+            <w:r>
+              <w:rPr>
+                <w:sz w:val="24"/>
+                <w:szCs w:val="24"/>
+              </w:rPr>
+              <w:t>order</w:t>
+            </w:r>
+            <w:r>
+              <w:rPr>
+                <w:sz w:val="24"/>
+                <w:szCs w:val="24"/>
+              </w:rPr>
+              <w:t xml:space="preserve"> conflicts whilst also improving the reliability of </w:t>
             </w:r>
             <w:r>
               <w:rPr>
@@ -9912,21 +8468,12 @@
               </w:rPr>
               <w:t xml:space="preserve">orders </w:t>
             </w:r>
-            <w:proofErr w:type="gramStart"/>
-            <w:r>
-              <w:rPr>
-                <w:sz w:val="24"/>
-                <w:szCs w:val="24"/>
-              </w:rPr>
-              <w:t>were successfully submitted</w:t>
-            </w:r>
-            <w:proofErr w:type="gramEnd"/>
-            <w:r>
-              <w:rPr>
-                <w:sz w:val="24"/>
-                <w:szCs w:val="24"/>
-              </w:rPr>
-              <w:t>, increasing customer confidence.</w:t>
+            <w:r>
+              <w:rPr>
+                <w:sz w:val="24"/>
+                <w:szCs w:val="24"/>
+              </w:rPr>
+              <w:t>were successfully submitted, increasing customer confidence.</w:t>
             </w:r>
           </w:p>
         </w:tc>
@@ -10114,7 +8661,21 @@
                 <w:sz w:val="24"/>
                 <w:szCs w:val="24"/>
               </w:rPr>
-              <w:t>This will make sure customers can easily book rooms on mobile devices, opening the website to a broader audience.</w:t>
+              <w:t xml:space="preserve">This will make sure customers can easily </w:t>
+            </w:r>
+            <w:r>
+              <w:rPr>
+                <w:sz w:val="24"/>
+                <w:szCs w:val="24"/>
+              </w:rPr>
+              <w:t>make orders</w:t>
+            </w:r>
+            <w:r>
+              <w:rPr>
+                <w:sz w:val="24"/>
+                <w:szCs w:val="24"/>
+              </w:rPr>
+              <w:t xml:space="preserve"> on mobile devices, opening the website to a broader audience.</w:t>
             </w:r>
           </w:p>
         </w:tc>
@@ -10201,7 +8762,35 @@
                 <w:sz w:val="24"/>
                 <w:szCs w:val="24"/>
               </w:rPr>
-              <w:t>This will make sure that staff can make changes and edit rooms reliably without system errors.</w:t>
+              <w:t xml:space="preserve">This will make sure that </w:t>
+            </w:r>
+            <w:r>
+              <w:rPr>
+                <w:sz w:val="24"/>
+                <w:szCs w:val="24"/>
+              </w:rPr>
+              <w:t>producers</w:t>
+            </w:r>
+            <w:r>
+              <w:rPr>
+                <w:sz w:val="24"/>
+                <w:szCs w:val="24"/>
+              </w:rPr>
+              <w:t xml:space="preserve"> can make changes and edit</w:t>
+            </w:r>
+            <w:r>
+              <w:rPr>
+                <w:sz w:val="24"/>
+                <w:szCs w:val="24"/>
+              </w:rPr>
+              <w:t xml:space="preserve"> products listed</w:t>
+            </w:r>
+            <w:r>
+              <w:rPr>
+                <w:sz w:val="24"/>
+                <w:szCs w:val="24"/>
+              </w:rPr>
+              <w:t xml:space="preserve"> reliably without system errors.</w:t>
             </w:r>
           </w:p>
         </w:tc>
@@ -10321,61 +8910,17 @@
           </w:tcPr>
           <w:p>
             <w:r>
-              <w:t xml:space="preserve">The website for </w:t>
-            </w:r>
-            <w:r>
-              <w:t>Greenfield Local Hub</w:t>
-            </w:r>
-            <w:r>
-              <w:t xml:space="preserve"> will store and collect personal data from users, such data will include personal name, </w:t>
+              <w:t xml:space="preserve">The website for Greenfield Local Hub will store and collect personal data from users, such data will include personal name, </w:t>
             </w:r>
             <w:r>
               <w:t>addresses,</w:t>
             </w:r>
             <w:r>
-              <w:t xml:space="preserve"> and details of </w:t>
-            </w:r>
-            <w:r>
-              <w:t>orders</w:t>
-            </w:r>
-            <w:r>
-              <w:t xml:space="preserve">. Data protection will </w:t>
-            </w:r>
-            <w:proofErr w:type="gramStart"/>
-            <w:r>
-              <w:t>be applied</w:t>
-            </w:r>
-            <w:proofErr w:type="gramEnd"/>
-            <w:r>
-              <w:t xml:space="preserve"> to the solution through collecting personal data when it is only necessary (for example during account registration and </w:t>
-            </w:r>
-            <w:r>
-              <w:t>orders</w:t>
-            </w:r>
-            <w:r>
-              <w:t xml:space="preserve"> </w:t>
-            </w:r>
-            <w:proofErr w:type="gramStart"/>
-            <w:r>
-              <w:t>being submitted</w:t>
-            </w:r>
-            <w:proofErr w:type="gramEnd"/>
-            <w:r>
-              <w:t xml:space="preserve">). Data of users will </w:t>
-            </w:r>
-            <w:proofErr w:type="gramStart"/>
-            <w:r>
-              <w:t>be stored</w:t>
-            </w:r>
-            <w:proofErr w:type="gramEnd"/>
-            <w:r>
-              <w:t xml:space="preserve"> securely on SQL servers and only made accessible to authorised users like staff</w:t>
-            </w:r>
-            <w:r>
-              <w:t xml:space="preserve"> and producers</w:t>
-            </w:r>
-            <w:r>
-              <w:t>.</w:t>
+              <w:t xml:space="preserve"> and details of orders. Data protection will be applied to the solution through collecting personal data when it is only necessary (for example during account registration and orders being submitted). Data of users will be stored securely on SQL servers and only made </w:t>
+            </w:r>
+            <w:r>
+              <w:lastRenderedPageBreak/>
+              <w:t>accessible to authorised users like staff and producers.</w:t>
             </w:r>
           </w:p>
           <w:p>
@@ -10412,23 +8957,7 @@
           </w:tcPr>
           <w:p>
             <w:r>
-              <w:t xml:space="preserve">It </w:t>
-            </w:r>
-            <w:proofErr w:type="gramStart"/>
-            <w:r>
-              <w:t>is understood</w:t>
-            </w:r>
-            <w:proofErr w:type="gramEnd"/>
-            <w:r>
-              <w:t xml:space="preserve"> that personal data collected, stored and users from customers must </w:t>
-            </w:r>
-            <w:proofErr w:type="gramStart"/>
-            <w:r>
-              <w:t>be informed</w:t>
-            </w:r>
-            <w:proofErr w:type="gramEnd"/>
-            <w:r>
-              <w:t xml:space="preserve"> to the user. This is why the website will include a clear privacy policy which makes it clear to the user how the customer data is handled, this will be a policy which is required to be accepted during the process of account registration, which will provide clear transparency between the company and users and will reassure users that data handled is being used responsibly as legal compliance is ensured, improving the confidence the user has in the platform</w:t>
+              <w:t>It is understood that personal data collected, stored and users from customers must be informed to the user. This is why the website will include a clear privacy policy which makes it clear to the user how the customer data is handled, this will be a policy which is required to be accepted during the process of account registration, which will provide clear transparency between the company and users and will reassure users that data handled is being used responsibly as legal compliance is ensured, improving the confidence the user has in the platform</w:t>
             </w:r>
           </w:p>
         </w:tc>
@@ -10455,23 +8984,7 @@
           </w:tcPr>
           <w:p>
             <w:r>
-              <w:t xml:space="preserve">It </w:t>
-            </w:r>
-            <w:proofErr w:type="gramStart"/>
-            <w:r>
-              <w:t>is understood</w:t>
-            </w:r>
-            <w:proofErr w:type="gramEnd"/>
-            <w:r>
-              <w:t xml:space="preserve"> that websites must be accessible to users with a variety of impairments and disabilities. For this reason, it </w:t>
-            </w:r>
-            <w:proofErr w:type="gramStart"/>
-            <w:r>
-              <w:t>is ensured</w:t>
-            </w:r>
-            <w:proofErr w:type="gramEnd"/>
-            <w:r>
-              <w:t xml:space="preserve"> that the </w:t>
+              <w:t xml:space="preserve">It is understood that websites must be accessible to users with a variety of impairments and disabilities. For this reason, it is ensured that the </w:t>
             </w:r>
             <w:r>
               <w:t>Greenfield Local Hub</w:t>
@@ -10510,53 +9023,13 @@
           </w:tcPr>
           <w:p>
             <w:r>
-              <w:t xml:space="preserve">It </w:t>
-            </w:r>
-            <w:proofErr w:type="gramStart"/>
-            <w:r>
-              <w:t>is understood</w:t>
-            </w:r>
-            <w:proofErr w:type="gramEnd"/>
-            <w:r>
-              <w:t xml:space="preserve"> that all sorts of images, written content and icons which </w:t>
-            </w:r>
-            <w:proofErr w:type="gramStart"/>
-            <w:r>
-              <w:t>are used</w:t>
-            </w:r>
-            <w:proofErr w:type="gramEnd"/>
-            <w:r>
-              <w:t xml:space="preserve"> on the website must not infringe with copyright laws. This is why it will </w:t>
-            </w:r>
-            <w:proofErr w:type="gramStart"/>
-            <w:r>
-              <w:t>be ensured</w:t>
-            </w:r>
-            <w:proofErr w:type="gramEnd"/>
-            <w:r>
-              <w:t xml:space="preserve"> that all content used on the website will be original, </w:t>
+              <w:t xml:space="preserve">It is understood that all sorts of images, written content and icons which are used on the website must not infringe with copyright laws. This is why it will be ensured that all content used on the website will be original, </w:t>
             </w:r>
             <w:r>
               <w:t>licensed,</w:t>
             </w:r>
             <w:r>
-              <w:t xml:space="preserve"> or open source. Third party content would </w:t>
-            </w:r>
-            <w:proofErr w:type="gramStart"/>
-            <w:r>
-              <w:t>be credited</w:t>
-            </w:r>
-            <w:proofErr w:type="gramEnd"/>
-            <w:r>
-              <w:t xml:space="preserve"> if required. Through doing this, a professional and ethical view </w:t>
-            </w:r>
-            <w:proofErr w:type="gramStart"/>
-            <w:r>
-              <w:t>is portrayed</w:t>
-            </w:r>
-            <w:proofErr w:type="gramEnd"/>
-            <w:r>
-              <w:t xml:space="preserve"> by the business as they follow copyright laws, which will also prevent legal dispute.</w:t>
+              <w:t xml:space="preserve"> or open source. Third party content would be credited if required. Through doing this, a professional and ethical view is portrayed by the business as they follow copyright laws, which will also prevent legal dispute.</w:t>
             </w:r>
           </w:p>
         </w:tc>
@@ -10588,23 +9061,7 @@
               </w:tabs>
             </w:pPr>
             <w:r>
-              <w:t xml:space="preserve">It </w:t>
-            </w:r>
-            <w:proofErr w:type="gramStart"/>
-            <w:r>
-              <w:t>is understood</w:t>
-            </w:r>
-            <w:proofErr w:type="gramEnd"/>
-            <w:r>
-              <w:t xml:space="preserve"> that customers must </w:t>
-            </w:r>
-            <w:proofErr w:type="gramStart"/>
-            <w:r>
-              <w:t>be provided</w:t>
-            </w:r>
-            <w:proofErr w:type="gramEnd"/>
-            <w:r>
-              <w:t xml:space="preserve"> with accurate information about </w:t>
+              <w:t xml:space="preserve">It is understood that customers must be provided with accurate information about </w:t>
             </w:r>
             <w:r>
               <w:t>products</w:t>
@@ -10616,23 +9073,7 @@
               <w:t>product availability</w:t>
             </w:r>
             <w:r>
-              <w:t xml:space="preserve"> which </w:t>
-            </w:r>
-            <w:proofErr w:type="gramStart"/>
-            <w:r>
-              <w:t>is also made</w:t>
-            </w:r>
-            <w:proofErr w:type="gramEnd"/>
-            <w:r>
-              <w:t xml:space="preserve"> clear. This will </w:t>
-            </w:r>
-            <w:proofErr w:type="gramStart"/>
-            <w:r>
-              <w:t>be applied</w:t>
-            </w:r>
-            <w:proofErr w:type="gramEnd"/>
-            <w:r>
-              <w:t xml:space="preserve"> to the website through clearly displaying information through </w:t>
+              <w:t xml:space="preserve"> which is also made clear. This will be applied to the website through clearly displaying information through </w:t>
             </w:r>
             <w:r>
               <w:t>information on producers</w:t>
@@ -10656,47 +9097,23 @@
               <w:t>orders</w:t>
             </w:r>
             <w:r>
-              <w:t xml:space="preserve">. By doing so, information </w:t>
-            </w:r>
-            <w:proofErr w:type="gramStart"/>
-            <w:r>
-              <w:t>is made</w:t>
-            </w:r>
-            <w:proofErr w:type="gramEnd"/>
-            <w:r>
-              <w:t xml:space="preserve"> clear which allows for informed decisions to </w:t>
-            </w:r>
-            <w:proofErr w:type="gramStart"/>
-            <w:r>
-              <w:t>be made</w:t>
-            </w:r>
-            <w:proofErr w:type="gramEnd"/>
-            <w:r>
-              <w:t xml:space="preserve"> by users which will protect </w:t>
+              <w:t xml:space="preserve">. By doing so, information is made clear which allows for informed decisions to be made by users which </w:t>
+            </w:r>
+            <w:r>
+              <w:lastRenderedPageBreak/>
+              <w:t xml:space="preserve">will protect </w:t>
             </w:r>
             <w:r>
               <w:t>Greenfield Local Hub</w:t>
             </w:r>
             <w:r>
-              <w:t xml:space="preserve"> from </w:t>
-            </w:r>
-            <w:proofErr w:type="gramStart"/>
-            <w:r>
-              <w:t>many</w:t>
-            </w:r>
-            <w:proofErr w:type="gramEnd"/>
-            <w:r>
-              <w:t xml:space="preserve"> </w:t>
+              <w:t xml:space="preserve"> from many </w:t>
             </w:r>
             <w:r>
               <w:t>complaints and</w:t>
             </w:r>
             <w:r>
-              <w:t xml:space="preserve"> will also support fair trading </w:t>
-            </w:r>
-            <w:r>
-              <w:lastRenderedPageBreak/>
-              <w:t>practices which raises a positive image for the business.</w:t>
+              <w:t xml:space="preserve"> will also support fair trading practices which raises a positive image for the business.</w:t>
             </w:r>
           </w:p>
         </w:tc>
@@ -10724,37 +9141,19 @@
           </w:tcPr>
           <w:p>
             <w:r>
-              <w:t xml:space="preserve">It </w:t>
-            </w:r>
-            <w:proofErr w:type="gramStart"/>
-            <w:r>
-              <w:t>is understood</w:t>
-            </w:r>
-            <w:proofErr w:type="gramEnd"/>
-            <w:r>
-              <w:t xml:space="preserve"> that staff members </w:t>
+              <w:t xml:space="preserve">It is understood that staff members </w:t>
             </w:r>
             <w:r>
               <w:t xml:space="preserve">or producers </w:t>
             </w:r>
             <w:r>
-              <w:t xml:space="preserve">who have access to customer data must make use of it responsibly. This is why that only staff members who have authorised role-based accounts will </w:t>
-            </w:r>
-            <w:proofErr w:type="gramStart"/>
-            <w:r>
-              <w:t>be given</w:t>
-            </w:r>
-            <w:proofErr w:type="gramEnd"/>
-            <w:r>
-              <w:t xml:space="preserve"> access to booking and customer information, and staff members must </w:t>
-            </w:r>
-            <w:proofErr w:type="gramStart"/>
-            <w:r>
-              <w:t>be limited</w:t>
-            </w:r>
-            <w:proofErr w:type="gramEnd"/>
-            <w:r>
-              <w:t xml:space="preserve"> to what is necessary for their role. This will reduce data misuse and technical error with staff</w:t>
+              <w:t xml:space="preserve">who have access to customer data must make use of it responsibly. This is why that only staff members who have authorised role-based accounts will be given access to </w:t>
+            </w:r>
+            <w:r>
+              <w:t>order</w:t>
+            </w:r>
+            <w:r>
+              <w:t xml:space="preserve"> and customer information, and staff members must be limited to what is necessary for their role. This will reduce data misuse and technical error with staff</w:t>
             </w:r>
             <w:r>
               <w:t xml:space="preserve"> or producers</w:t>
@@ -10787,64 +9186,24 @@
           </w:tcPr>
           <w:p>
             <w:r>
-              <w:t xml:space="preserve">It </w:t>
+              <w:t xml:space="preserve">It is understood that some producers take unethical </w:t>
+            </w:r>
+            <w:r>
+              <w:t xml:space="preserve">approaches to gather produce, such as forced labour. Greenfield Local Hub works with </w:t>
             </w:r>
             <w:proofErr w:type="gramStart"/>
             <w:r>
-              <w:t>is understood</w:t>
+              <w:t>a number of</w:t>
             </w:r>
             <w:proofErr w:type="gramEnd"/>
             <w:r>
-              <w:t xml:space="preserve"> that </w:t>
-            </w:r>
-            <w:proofErr w:type="gramStart"/>
-            <w:r>
-              <w:t>some</w:t>
-            </w:r>
-            <w:proofErr w:type="gramEnd"/>
-            <w:r>
-              <w:t xml:space="preserve"> producers take unethical </w:t>
-            </w:r>
-            <w:r>
-              <w:t xml:space="preserve">approaches to gather produce, such as forced labour. Greenfield Local Hub works with </w:t>
-            </w:r>
-            <w:proofErr w:type="gramStart"/>
-            <w:r>
-              <w:t>a number of</w:t>
-            </w:r>
-            <w:proofErr w:type="gramEnd"/>
-            <w:r>
               <w:t xml:space="preserve"> producers and farmers as a co-operative, so </w:t>
             </w:r>
             <w:r>
               <w:t>it is</w:t>
             </w:r>
             <w:r>
-              <w:t xml:space="preserve"> important the organisation ensures ethical operations. This act will </w:t>
-            </w:r>
-            <w:proofErr w:type="gramStart"/>
-            <w:r>
-              <w:t>be applied</w:t>
-            </w:r>
-            <w:proofErr w:type="gramEnd"/>
-            <w:r>
-              <w:t xml:space="preserve"> to the solution by giving customers transparent information regarding producers and how they gather their produce and why they believe their products </w:t>
-            </w:r>
-            <w:proofErr w:type="gramStart"/>
-            <w:r>
-              <w:t>are priced</w:t>
-            </w:r>
-            <w:proofErr w:type="gramEnd"/>
-            <w:r>
-              <w:t xml:space="preserve"> fairly, clearly demonstrating their farming practise and produce methods to customers. This shows accountability and reassures customers any product they purchase have </w:t>
-            </w:r>
-            <w:proofErr w:type="gramStart"/>
-            <w:r>
-              <w:t>been produced</w:t>
-            </w:r>
-            <w:proofErr w:type="gramEnd"/>
-            <w:r>
-              <w:t xml:space="preserve"> ethically.</w:t>
+              <w:t xml:space="preserve"> important the organisation ensures ethical operations. This act will be applied to the solution by giving customers transparent information regarding producers and how they gather their produce and why they believe their products are priced fairly, clearly demonstrating their farming practise and produce methods to customers. This shows accountability and reassures customers any product they purchase have been produced ethically.</w:t>
             </w:r>
           </w:p>
         </w:tc>
@@ -10871,26 +9230,10 @@
           </w:tcPr>
           <w:p>
             <w:r>
-              <w:t xml:space="preserve">It </w:t>
-            </w:r>
-            <w:proofErr w:type="gramStart"/>
-            <w:r>
-              <w:t>is understood</w:t>
-            </w:r>
-            <w:proofErr w:type="gramEnd"/>
-            <w:r>
-              <w:t xml:space="preserve"> that the web-application is involved with the production and sale of product in the UK</w:t>
-            </w:r>
-            <w:r>
-              <w:t xml:space="preserve"> as a co-operative of local farmers and that information must be accurate and traceable. This will </w:t>
-            </w:r>
-            <w:proofErr w:type="gramStart"/>
-            <w:r>
-              <w:t>be applied</w:t>
-            </w:r>
-            <w:proofErr w:type="gramEnd"/>
-            <w:r>
-              <w:t xml:space="preserve"> to the solution for Greenfield Local Hub as the system will allow for producers to manage product details and give information regarding products which are clear and relevant. This builds transparency and makes sure that listed products meet food safety expectations which also allows the business to maintain accountability for product sold.</w:t>
+              <w:t>It is understood that the web-application is involved with the production and sale of product in the UK</w:t>
+            </w:r>
+            <w:r>
+              <w:t xml:space="preserve"> as a co-operative of local farmers and that information must be accurate and traceable. This will be applied to the solution for Greenfield Local Hub as the system will allow for producers to manage product details and give information regarding products which are clear and relevant. This builds transparency and makes sure that listed products meet food safety expectations which also allows the business to maintain accountability for product sold.</w:t>
             </w:r>
           </w:p>
         </w:tc>
@@ -10917,46 +9260,14 @@
           </w:tcPr>
           <w:p>
             <w:r>
-              <w:t xml:space="preserve">It </w:t>
-            </w:r>
-            <w:proofErr w:type="gramStart"/>
-            <w:r>
-              <w:t>is understood</w:t>
-            </w:r>
-            <w:proofErr w:type="gramEnd"/>
-            <w:r>
-              <w:t xml:space="preserve"> that the solution will provide information regarding </w:t>
-            </w:r>
-            <w:r>
-              <w:t xml:space="preserve">produce sold by producers. The legislation shows that relevant information must </w:t>
-            </w:r>
-            <w:proofErr w:type="gramStart"/>
-            <w:r>
-              <w:t>be provided</w:t>
-            </w:r>
-            <w:proofErr w:type="gramEnd"/>
-            <w:r>
-              <w:t xml:space="preserve">, which are informative, </w:t>
-            </w:r>
-            <w:proofErr w:type="gramStart"/>
-            <w:r>
-              <w:t>relevant</w:t>
-            </w:r>
-            <w:proofErr w:type="gramEnd"/>
-            <w:r>
-              <w:t xml:space="preserve"> and clear, with stuff like ingredients, allergen, origin and more. This will </w:t>
-            </w:r>
-            <w:proofErr w:type="gramStart"/>
-            <w:r>
-              <w:t>be applied</w:t>
-            </w:r>
-            <w:proofErr w:type="gramEnd"/>
-            <w:r>
-              <w:t xml:space="preserve"> in the solution as the system will support clear and accurate product descriptions, letting producers include detailed information on products when listing their products on the platform. Providing this info </w:t>
+              <w:t xml:space="preserve">It is understood that the solution will provide information regarding </w:t>
+            </w:r>
+            <w:r>
+              <w:t xml:space="preserve">produce sold by producers. The legislation shows that relevant information must be provided, which are informative, relevant and clear, with stuff like ingredients, allergen, origin and more. This will be applied in the solution as the system will support clear and accurate product descriptions, letting producers include detailed </w:t>
             </w:r>
             <w:r>
               <w:lastRenderedPageBreak/>
-              <w:t xml:space="preserve">lets customers make informed decisions when making orders, whilst also aiding the business remain complaint with food labelling regulations. </w:t>
+              <w:t xml:space="preserve">information on products when listing their products on the platform. Providing this info lets customers make informed decisions when making orders, whilst also aiding the business remain complaint with food labelling regulations. </w:t>
             </w:r>
           </w:p>
         </w:tc>
@@ -10984,55 +9295,7 @@
           </w:tcPr>
           <w:p>
             <w:r>
-              <w:t xml:space="preserve">It </w:t>
-            </w:r>
-            <w:proofErr w:type="gramStart"/>
-            <w:r>
-              <w:t>is understood</w:t>
-            </w:r>
-            <w:proofErr w:type="gramEnd"/>
-            <w:r>
-              <w:t xml:space="preserve"> that </w:t>
-            </w:r>
-            <w:proofErr w:type="gramStart"/>
-            <w:r>
-              <w:t>some</w:t>
-            </w:r>
-            <w:proofErr w:type="gramEnd"/>
-            <w:r>
-              <w:t xml:space="preserve"> methods of gathering produce can be </w:t>
-            </w:r>
-            <w:proofErr w:type="gramStart"/>
-            <w:r>
-              <w:t>rather harmful</w:t>
-            </w:r>
-            <w:proofErr w:type="gramEnd"/>
-            <w:r>
-              <w:t xml:space="preserve"> towards the environment due to gases emitted and waste management. This regulation will </w:t>
-            </w:r>
-            <w:proofErr w:type="gramStart"/>
-            <w:r>
-              <w:t>be applied</w:t>
-            </w:r>
-            <w:proofErr w:type="gramEnd"/>
-            <w:r>
-              <w:t xml:space="preserve"> to the solution as Greenfield Local Hub will promote local goods, it will clearly demonstrate that it is a co-operative which aims to </w:t>
-            </w:r>
-            <w:proofErr w:type="gramStart"/>
-            <w:r>
-              <w:t>work</w:t>
-            </w:r>
-            <w:proofErr w:type="gramEnd"/>
-            <w:r>
-              <w:t xml:space="preserve"> with producers who use sustainable farming methods. It is important the platform demonstrates these values. The application will also allow producers to provide information regarding their own farming methods and practises through the platform, allowing customers to understand properly how products </w:t>
-            </w:r>
-            <w:proofErr w:type="gramStart"/>
-            <w:r>
-              <w:t>are produced</w:t>
-            </w:r>
-            <w:proofErr w:type="gramEnd"/>
-            <w:r>
-              <w:t>. This allows the brand to support environmentally responsible action whilst showing the brands commitment and care to sustainable local agriculture.</w:t>
+              <w:t>It is understood that some methods of gathering produce can be rather harmful towards the environment due to gases emitted and waste management. This regulation will be applied to the solution as Greenfield Local Hub will promote local goods, it will clearly demonstrate that it is a co-operative which aims to work with producers who use sustainable farming methods. It is important the platform demonstrates these values. The application will also allow producers to provide information regarding their own farming methods and practises through the platform, allowing customers to understand properly how products are produced. This allows the brand to support environmentally responsible action whilst showing the brands commitment and care to sustainable local agriculture.</w:t>
             </w:r>
           </w:p>
         </w:tc>
@@ -13193,6 +11456,7 @@
   <w:style w:type="character" w:default="1" w:styleId="DefaultParagraphFont">
     <w:name w:val="Default Paragraph Font"/>
     <w:uiPriority w:val="1"/>
+    <w:semiHidden/>
     <w:unhideWhenUsed/>
   </w:style>
   <w:style w:type="table" w:default="1" w:styleId="TableNormal">
